--- a/documentacao/Documentação do projeto.docx
+++ b/documentacao/Documentação do projeto.docx
@@ -1,6 +1,6 @@
 
 <file path=word/document.xml><?xml version="1.0" encoding="utf-8"?>
-<w:document xmlns:wpc="http://schemas.microsoft.com/office/word/2010/wordprocessingCanvas" xmlns:mc="http://schemas.openxmlformats.org/markup-compatibility/2006" xmlns:o="urn:schemas-microsoft-com:office:office" xmlns:r="http://schemas.openxmlformats.org/officeDocument/2006/relationships" xmlns:m="http://schemas.openxmlformats.org/officeDocument/2006/math" xmlns:v="urn:schemas-microsoft-com:vml" xmlns:wp14="http://schemas.microsoft.com/office/word/2010/wordprocessingDrawing" xmlns:wp="http://schemas.openxmlformats.org/drawingml/2006/wordprocessingDrawing" xmlns:w="http://schemas.openxmlformats.org/wordprocessingml/2006/main" xmlns:w14="http://schemas.microsoft.com/office/word/2010/wordml" xmlns:w10="urn:schemas-microsoft-com:office:word" xmlns:w15="http://schemas.microsoft.com/office/word/2012/wordml" xmlns:wpg="http://schemas.microsoft.com/office/word/2010/wordprocessingGroup" xmlns:wpi="http://schemas.microsoft.com/office/word/2010/wordprocessingInk" xmlns:wne="http://schemas.microsoft.com/office/word/2006/wordml" xmlns:wps="http://schemas.microsoft.com/office/word/2010/wordprocessingShape" xmlns:wpsCustomData="http://www.wps.cn/officeDocument/2013/wpsCustomData" mc:Ignorable="w14 w15 wp14">
+<w:document xmlns:wpc="http://schemas.microsoft.com/office/word/2010/wordprocessingCanvas" xmlns:cx="http://schemas.microsoft.com/office/drawing/2014/chartex" xmlns:cx1="http://schemas.microsoft.com/office/drawing/2015/9/8/chartex" xmlns:cx2="http://schemas.microsoft.com/office/drawing/2015/10/21/chartex" xmlns:cx3="http://schemas.microsoft.com/office/drawing/2016/5/9/chartex" xmlns:cx4="http://schemas.microsoft.com/office/drawing/2016/5/10/chartex" xmlns:cx5="http://schemas.microsoft.com/office/drawing/2016/5/11/chartex" xmlns:cx6="http://schemas.microsoft.com/office/drawing/2016/5/12/chartex" xmlns:cx7="http://schemas.microsoft.com/office/drawing/2016/5/13/chartex" xmlns:cx8="http://schemas.microsoft.com/office/drawing/2016/5/14/chartex" xmlns:mc="http://schemas.openxmlformats.org/markup-compatibility/2006" xmlns:aink="http://schemas.microsoft.com/office/drawing/2016/ink" xmlns:am3d="http://schemas.microsoft.com/office/drawing/2017/model3d" xmlns:o="urn:schemas-microsoft-com:office:office" xmlns:r="http://schemas.openxmlformats.org/officeDocument/2006/relationships" xmlns:m="http://schemas.openxmlformats.org/officeDocument/2006/math" xmlns:v="urn:schemas-microsoft-com:vml" xmlns:wp14="http://schemas.microsoft.com/office/word/2010/wordprocessingDrawing" xmlns:wp="http://schemas.openxmlformats.org/drawingml/2006/wordprocessingDrawing" xmlns:w10="urn:schemas-microsoft-com:office:word" xmlns:w="http://schemas.openxmlformats.org/wordprocessingml/2006/main" xmlns:w14="http://schemas.microsoft.com/office/word/2010/wordml" xmlns:w15="http://schemas.microsoft.com/office/word/2012/wordml" xmlns:w16cid="http://schemas.microsoft.com/office/word/2016/wordml/cid" xmlns:w16se="http://schemas.microsoft.com/office/word/2015/wordml/symex" xmlns:wpg="http://schemas.microsoft.com/office/word/2010/wordprocessingGroup" xmlns:wpi="http://schemas.microsoft.com/office/word/2010/wordprocessingInk" xmlns:wne="http://schemas.microsoft.com/office/word/2006/wordml" xmlns:wps="http://schemas.microsoft.com/office/word/2010/wordprocessingShape" mc:Ignorable="w14 w15 w16se w16cid wp14">
   <w:body>
     <w:p>
       <w:pPr>
@@ -12,6 +12,9 @@
         </w:rPr>
       </w:pPr>
       <w:r>
+        <w:rPr>
+          <w:noProof/>
+        </w:rPr>
         <w:drawing>
           <wp:inline distT="0" distB="0" distL="0" distR="0">
             <wp:extent cx="2827020" cy="1484630"/>
@@ -72,25 +75,25 @@
           <w:sz w:val="28"/>
           <w:szCs w:val="28"/>
         </w:rPr>
-        <w:t>ESCOLA SENAI “José Polizotto”</w:t>
-      </w:r>
-    </w:p>
-    <w:p>
-      <w:pPr>
-        <w:jc w:val="center"/>
+        <w:t xml:space="preserve">ESCOLA SENAI “José </w:t>
+      </w:r>
+      <w:proofErr w:type="spellStart"/>
+      <w:r>
         <w:rPr>
           <w:rFonts w:ascii="Arial" w:hAnsi="Arial" w:cs="Arial"/>
           <w:sz w:val="28"/>
           <w:szCs w:val="28"/>
         </w:rPr>
-      </w:pPr>
+        <w:t>Polizotto</w:t>
+      </w:r>
+      <w:proofErr w:type="spellEnd"/>
       <w:r>
         <w:rPr>
           <w:rFonts w:ascii="Arial" w:hAnsi="Arial" w:cs="Arial"/>
           <w:sz w:val="28"/>
           <w:szCs w:val="28"/>
         </w:rPr>
-        <w:t>CURSO TÉCNICO EM</w:t>
+        <w:t>”</w:t>
       </w:r>
     </w:p>
     <w:p>
@@ -108,26 +111,26 @@
           <w:sz w:val="28"/>
           <w:szCs w:val="28"/>
         </w:rPr>
-        <w:t>DESENVOLVIMENTO DE SISTEMAS</w:t>
-      </w:r>
-    </w:p>
-    <w:p>
-      <w:pPr>
+        <w:t>CURSO TÉCNICO EM</w:t>
+      </w:r>
+    </w:p>
+    <w:p>
+      <w:pPr>
+        <w:jc w:val="center"/>
         <w:rPr>
           <w:rFonts w:ascii="Arial" w:hAnsi="Arial" w:cs="Arial"/>
           <w:sz w:val="28"/>
           <w:szCs w:val="28"/>
         </w:rPr>
       </w:pPr>
-    </w:p>
-    <w:p>
-      <w:pPr>
+      <w:r>
         <w:rPr>
           <w:rFonts w:ascii="Arial" w:hAnsi="Arial" w:cs="Arial"/>
           <w:sz w:val="28"/>
           <w:szCs w:val="28"/>
         </w:rPr>
-      </w:pPr>
+        <w:t>DESENVOLVIMENTO DE SISTEMAS</w:t>
+      </w:r>
     </w:p>
     <w:p>
       <w:pPr>
@@ -140,79 +143,6 @@
     </w:p>
     <w:p>
       <w:pPr>
-        <w:jc w:val="center"/>
-        <w:rPr>
-          <w:rFonts w:ascii="Arial" w:hAnsi="Arial" w:cs="Arial"/>
-          <w:sz w:val="24"/>
-          <w:szCs w:val="24"/>
-        </w:rPr>
-      </w:pPr>
-      <w:r>
-        <w:rPr>
-          <w:rFonts w:ascii="Arial" w:hAnsi="Arial" w:cs="Arial"/>
-          <w:sz w:val="24"/>
-          <w:szCs w:val="24"/>
-        </w:rPr>
-        <w:t>ANNELIZE ROCHA TEIXEIRA</w:t>
-      </w:r>
-    </w:p>
-    <w:p>
-      <w:pPr>
-        <w:jc w:val="center"/>
-        <w:rPr>
-          <w:rFonts w:ascii="Arial" w:hAnsi="Arial" w:cs="Arial"/>
-          <w:sz w:val="24"/>
-          <w:szCs w:val="24"/>
-        </w:rPr>
-      </w:pPr>
-      <w:r>
-        <w:rPr>
-          <w:rFonts w:ascii="Arial" w:hAnsi="Arial" w:cs="Arial"/>
-          <w:sz w:val="24"/>
-          <w:szCs w:val="24"/>
-        </w:rPr>
-        <w:t>HENRIQUE DA SILVA GUIMARÃES</w:t>
-      </w:r>
-    </w:p>
-    <w:p>
-      <w:pPr>
-        <w:jc w:val="center"/>
-        <w:rPr>
-          <w:rFonts w:ascii="Arial" w:hAnsi="Arial" w:cs="Arial"/>
-          <w:sz w:val="24"/>
-          <w:szCs w:val="24"/>
-        </w:rPr>
-      </w:pPr>
-      <w:r>
-        <w:rPr>
-          <w:rFonts w:ascii="Arial" w:hAnsi="Arial" w:cs="Arial"/>
-          <w:sz w:val="24"/>
-          <w:szCs w:val="24"/>
-        </w:rPr>
-        <w:t>MURILO RAMOS DA SILVA</w:t>
-      </w:r>
-    </w:p>
-    <w:p>
-      <w:pPr>
-        <w:jc w:val="center"/>
-        <w:rPr>
-          <w:rFonts w:ascii="Arial" w:hAnsi="Arial" w:cs="Arial"/>
-          <w:sz w:val="24"/>
-          <w:szCs w:val="24"/>
-        </w:rPr>
-      </w:pPr>
-      <w:r>
-        <w:rPr>
-          <w:rFonts w:ascii="Arial" w:hAnsi="Arial" w:cs="Arial"/>
-          <w:sz w:val="24"/>
-          <w:szCs w:val="24"/>
-        </w:rPr>
-        <w:t>PEDRO HENRIQUE VIEIRA DA SILVA</w:t>
-      </w:r>
-    </w:p>
-    <w:p>
-      <w:pPr>
-        <w:jc w:val="center"/>
         <w:rPr>
           <w:rFonts w:ascii="Arial" w:hAnsi="Arial" w:cs="Arial"/>
           <w:sz w:val="28"/>
@@ -222,7 +152,6 @@
     </w:p>
     <w:p>
       <w:pPr>
-        <w:jc w:val="center"/>
         <w:rPr>
           <w:rFonts w:ascii="Arial" w:hAnsi="Arial" w:cs="Arial"/>
           <w:sz w:val="28"/>
@@ -235,6 +164,78 @@
         <w:jc w:val="center"/>
         <w:rPr>
           <w:rFonts w:ascii="Arial" w:hAnsi="Arial" w:cs="Arial"/>
+          <w:sz w:val="24"/>
+          <w:szCs w:val="24"/>
+        </w:rPr>
+      </w:pPr>
+      <w:r>
+        <w:rPr>
+          <w:rFonts w:ascii="Arial" w:hAnsi="Arial" w:cs="Arial"/>
+          <w:sz w:val="24"/>
+          <w:szCs w:val="24"/>
+        </w:rPr>
+        <w:t>ANNELIZE ROCHA TEIXEIRA</w:t>
+      </w:r>
+    </w:p>
+    <w:p>
+      <w:pPr>
+        <w:jc w:val="center"/>
+        <w:rPr>
+          <w:rFonts w:ascii="Arial" w:hAnsi="Arial" w:cs="Arial"/>
+          <w:sz w:val="24"/>
+          <w:szCs w:val="24"/>
+        </w:rPr>
+      </w:pPr>
+      <w:r>
+        <w:rPr>
+          <w:rFonts w:ascii="Arial" w:hAnsi="Arial" w:cs="Arial"/>
+          <w:sz w:val="24"/>
+          <w:szCs w:val="24"/>
+        </w:rPr>
+        <w:t>HENRIQUE DA SILVA GUIMARÃES</w:t>
+      </w:r>
+    </w:p>
+    <w:p>
+      <w:pPr>
+        <w:jc w:val="center"/>
+        <w:rPr>
+          <w:rFonts w:ascii="Arial" w:hAnsi="Arial" w:cs="Arial"/>
+          <w:sz w:val="24"/>
+          <w:szCs w:val="24"/>
+        </w:rPr>
+      </w:pPr>
+      <w:r>
+        <w:rPr>
+          <w:rFonts w:ascii="Arial" w:hAnsi="Arial" w:cs="Arial"/>
+          <w:sz w:val="24"/>
+          <w:szCs w:val="24"/>
+        </w:rPr>
+        <w:t>MURILO RAMOS DA SILVA</w:t>
+      </w:r>
+    </w:p>
+    <w:p>
+      <w:pPr>
+        <w:jc w:val="center"/>
+        <w:rPr>
+          <w:rFonts w:ascii="Arial" w:hAnsi="Arial" w:cs="Arial"/>
+          <w:sz w:val="24"/>
+          <w:szCs w:val="24"/>
+        </w:rPr>
+      </w:pPr>
+      <w:r>
+        <w:rPr>
+          <w:rFonts w:ascii="Arial" w:hAnsi="Arial" w:cs="Arial"/>
+          <w:sz w:val="24"/>
+          <w:szCs w:val="24"/>
+        </w:rPr>
+        <w:t>PEDRO HENRIQUE VIEIRA DA SILVA</w:t>
+      </w:r>
+    </w:p>
+    <w:p>
+      <w:pPr>
+        <w:jc w:val="center"/>
+        <w:rPr>
+          <w:rFonts w:ascii="Arial" w:hAnsi="Arial" w:cs="Arial"/>
           <w:sz w:val="28"/>
           <w:szCs w:val="28"/>
         </w:rPr>
@@ -275,94 +276,39 @@
         <w:jc w:val="center"/>
         <w:rPr>
           <w:rFonts w:ascii="Arial" w:hAnsi="Arial" w:cs="Arial"/>
-          <w:b/>
           <w:sz w:val="28"/>
           <w:szCs w:val="28"/>
         </w:rPr>
       </w:pPr>
-      <w:r>
-        <w:rPr>
-          <w:rFonts w:ascii="Arial" w:hAnsi="Arial" w:cs="Arial"/>
-          <w:b/>
+    </w:p>
+    <w:p>
+      <w:pPr>
+        <w:jc w:val="center"/>
+        <w:rPr>
+          <w:rFonts w:ascii="Arial" w:hAnsi="Arial" w:cs="Arial"/>
           <w:sz w:val="28"/>
           <w:szCs w:val="28"/>
         </w:rPr>
-        <w:t>OH MY DOG! PET SHOP</w:t>
-      </w:r>
-    </w:p>
-    <w:p>
-      <w:pPr>
-        <w:jc w:val="center"/>
-        <w:rPr>
-          <w:rFonts w:ascii="Arial" w:hAnsi="Arial" w:cs="Arial"/>
+      </w:pPr>
+    </w:p>
+    <w:p>
+      <w:pPr>
+        <w:jc w:val="center"/>
+        <w:rPr>
+          <w:rFonts w:ascii="Arial" w:hAnsi="Arial" w:cs="Arial"/>
+          <w:b/>
           <w:sz w:val="28"/>
           <w:szCs w:val="28"/>
         </w:rPr>
       </w:pPr>
-    </w:p>
-    <w:p>
-      <w:pPr>
-        <w:jc w:val="center"/>
-        <w:rPr>
-          <w:rFonts w:ascii="Arial" w:hAnsi="Arial" w:cs="Arial"/>
+      <w:r>
+        <w:rPr>
+          <w:rFonts w:ascii="Arial" w:hAnsi="Arial" w:cs="Arial"/>
+          <w:b/>
           <w:sz w:val="28"/>
           <w:szCs w:val="28"/>
         </w:rPr>
-      </w:pPr>
-    </w:p>
-    <w:p>
-      <w:pPr>
-        <w:rPr>
-          <w:rFonts w:ascii="Arial" w:hAnsi="Arial" w:cs="Arial"/>
-          <w:sz w:val="24"/>
-          <w:szCs w:val="24"/>
-        </w:rPr>
-      </w:pPr>
-    </w:p>
-    <w:p>
-      <w:pPr>
-        <w:jc w:val="center"/>
-        <w:rPr>
-          <w:rFonts w:ascii="Arial" w:hAnsi="Arial" w:cs="Arial"/>
-          <w:sz w:val="24"/>
-          <w:szCs w:val="24"/>
-        </w:rPr>
-      </w:pPr>
-    </w:p>
-    <w:p>
-      <w:pPr>
-        <w:jc w:val="center"/>
-        <w:rPr>
-          <w:rFonts w:ascii="Arial" w:hAnsi="Arial" w:cs="Arial"/>
-          <w:sz w:val="24"/>
-          <w:szCs w:val="24"/>
-        </w:rPr>
-      </w:pPr>
-      <w:r>
-        <w:rPr>
-          <w:rFonts w:ascii="Arial" w:hAnsi="Arial" w:cs="Arial"/>
-          <w:sz w:val="24"/>
-          <w:szCs w:val="24"/>
-        </w:rPr>
-        <w:t>GARÇA</w:t>
-      </w:r>
-    </w:p>
-    <w:p>
-      <w:pPr>
-        <w:jc w:val="center"/>
-        <w:rPr>
-          <w:rFonts w:ascii="Arial" w:hAnsi="Arial" w:cs="Arial"/>
-          <w:sz w:val="24"/>
-          <w:szCs w:val="24"/>
-        </w:rPr>
-      </w:pPr>
-      <w:r>
-        <w:rPr>
-          <w:rFonts w:ascii="Arial" w:hAnsi="Arial" w:cs="Arial"/>
-          <w:sz w:val="24"/>
-          <w:szCs w:val="24"/>
-        </w:rPr>
-        <w:t>2025</w:t>
+        <w:t>OH MY DOG! PET SHOP</w:t>
       </w:r>
     </w:p>
     <w:p>
@@ -374,13 +320,70 @@
           <w:szCs w:val="28"/>
         </w:rPr>
       </w:pPr>
-      <w:r>
+    </w:p>
+    <w:p>
+      <w:pPr>
+        <w:jc w:val="center"/>
         <w:rPr>
           <w:rFonts w:ascii="Arial" w:hAnsi="Arial" w:cs="Arial"/>
           <w:sz w:val="28"/>
           <w:szCs w:val="28"/>
         </w:rPr>
-        <w:t>ESCOLA SENAI “José Polizotto”</w:t>
+      </w:pPr>
+    </w:p>
+    <w:p>
+      <w:pPr>
+        <w:rPr>
+          <w:rFonts w:ascii="Arial" w:hAnsi="Arial" w:cs="Arial"/>
+          <w:sz w:val="24"/>
+          <w:szCs w:val="24"/>
+        </w:rPr>
+      </w:pPr>
+    </w:p>
+    <w:p>
+      <w:pPr>
+        <w:jc w:val="center"/>
+        <w:rPr>
+          <w:rFonts w:ascii="Arial" w:hAnsi="Arial" w:cs="Arial"/>
+          <w:sz w:val="24"/>
+          <w:szCs w:val="24"/>
+        </w:rPr>
+      </w:pPr>
+    </w:p>
+    <w:p>
+      <w:pPr>
+        <w:jc w:val="center"/>
+        <w:rPr>
+          <w:rFonts w:ascii="Arial" w:hAnsi="Arial" w:cs="Arial"/>
+          <w:sz w:val="24"/>
+          <w:szCs w:val="24"/>
+        </w:rPr>
+      </w:pPr>
+      <w:r>
+        <w:rPr>
+          <w:rFonts w:ascii="Arial" w:hAnsi="Arial" w:cs="Arial"/>
+          <w:sz w:val="24"/>
+          <w:szCs w:val="24"/>
+        </w:rPr>
+        <w:t>GARÇA</w:t>
+      </w:r>
+    </w:p>
+    <w:p>
+      <w:pPr>
+        <w:jc w:val="center"/>
+        <w:rPr>
+          <w:rFonts w:ascii="Arial" w:hAnsi="Arial" w:cs="Arial"/>
+          <w:sz w:val="24"/>
+          <w:szCs w:val="24"/>
+        </w:rPr>
+      </w:pPr>
+      <w:r>
+        <w:rPr>
+          <w:rFonts w:ascii="Arial" w:hAnsi="Arial" w:cs="Arial"/>
+          <w:sz w:val="24"/>
+          <w:szCs w:val="24"/>
+        </w:rPr>
+        <w:t>2025</w:t>
       </w:r>
     </w:p>
     <w:p>
@@ -398,99 +401,27 @@
           <w:sz w:val="28"/>
           <w:szCs w:val="28"/>
         </w:rPr>
-        <w:t>CURSO TÉCNICO EM DESENVOLVIMENTO DE SISTEMAS</w:t>
-      </w:r>
-    </w:p>
-    <w:p>
-      <w:pPr>
+        <w:lastRenderedPageBreak/>
+        <w:t xml:space="preserve">ESCOLA SENAI “José </w:t>
+      </w:r>
+      <w:proofErr w:type="spellStart"/>
+      <w:r>
         <w:rPr>
           <w:rFonts w:ascii="Arial" w:hAnsi="Arial" w:cs="Arial"/>
           <w:sz w:val="28"/>
           <w:szCs w:val="28"/>
         </w:rPr>
-      </w:pPr>
-    </w:p>
-    <w:p>
-      <w:pPr>
-        <w:jc w:val="center"/>
-        <w:rPr>
-          <w:rFonts w:ascii="Arial" w:hAnsi="Arial" w:cs="Arial"/>
-          <w:sz w:val="24"/>
-          <w:szCs w:val="24"/>
-        </w:rPr>
-      </w:pPr>
-      <w:r>
-        <w:rPr>
-          <w:rFonts w:ascii="Arial" w:hAnsi="Arial" w:cs="Arial"/>
-          <w:sz w:val="24"/>
-          <w:szCs w:val="24"/>
-        </w:rPr>
-        <w:t>ANNELIZE ROCHA TEIXEIRA</w:t>
-      </w:r>
-    </w:p>
-    <w:p>
-      <w:pPr>
-        <w:jc w:val="center"/>
-        <w:rPr>
-          <w:rFonts w:ascii="Arial" w:hAnsi="Arial" w:cs="Arial"/>
-          <w:sz w:val="24"/>
-          <w:szCs w:val="24"/>
-        </w:rPr>
-      </w:pPr>
-      <w:r>
-        <w:rPr>
-          <w:rFonts w:ascii="Arial" w:hAnsi="Arial" w:cs="Arial"/>
-          <w:sz w:val="24"/>
-          <w:szCs w:val="24"/>
-        </w:rPr>
-        <w:t>HENRIQUE DA SILVA GUIMARÃES</w:t>
-      </w:r>
-    </w:p>
-    <w:p>
-      <w:pPr>
-        <w:jc w:val="center"/>
-        <w:rPr>
-          <w:rFonts w:ascii="Arial" w:hAnsi="Arial" w:cs="Arial"/>
-          <w:sz w:val="24"/>
-          <w:szCs w:val="24"/>
-        </w:rPr>
-      </w:pPr>
-      <w:r>
-        <w:rPr>
-          <w:rFonts w:ascii="Arial" w:hAnsi="Arial" w:cs="Arial"/>
-          <w:sz w:val="24"/>
-          <w:szCs w:val="24"/>
-        </w:rPr>
-        <w:t>MURILO RAMOS DA SILVA</w:t>
-      </w:r>
-    </w:p>
-    <w:p>
-      <w:pPr>
-        <w:jc w:val="center"/>
-        <w:rPr>
-          <w:rFonts w:ascii="Arial" w:hAnsi="Arial" w:cs="Arial"/>
-          <w:sz w:val="24"/>
-          <w:szCs w:val="24"/>
-        </w:rPr>
-      </w:pPr>
-      <w:r>
-        <w:rPr>
-          <w:rFonts w:ascii="Arial" w:hAnsi="Arial" w:cs="Arial"/>
-          <w:sz w:val="24"/>
-          <w:szCs w:val="24"/>
-        </w:rPr>
-        <w:t>PEDRO HENRIQUE VIEIRA DA SILVA</w:t>
-      </w:r>
-    </w:p>
-    <w:p>
-      <w:pPr>
-        <w:jc w:val="center"/>
+        <w:t>Polizotto</w:t>
+      </w:r>
+      <w:proofErr w:type="spellEnd"/>
+      <w:r>
         <w:rPr>
           <w:rFonts w:ascii="Arial" w:hAnsi="Arial" w:cs="Arial"/>
           <w:sz w:val="28"/>
           <w:szCs w:val="28"/>
         </w:rPr>
-      </w:pPr>
+        <w:t>”</w:t>
+      </w:r>
     </w:p>
     <w:p>
       <w:pPr>
@@ -501,24 +432,133 @@
           <w:szCs w:val="28"/>
         </w:rPr>
       </w:pPr>
-    </w:p>
-    <w:p>
-      <w:pPr>
-        <w:jc w:val="center"/>
-        <w:rPr>
-          <w:rFonts w:ascii="Arial" w:hAnsi="Arial" w:cs="Arial"/>
-          <w:b/>
+      <w:r>
+        <w:rPr>
+          <w:rFonts w:ascii="Arial" w:hAnsi="Arial" w:cs="Arial"/>
           <w:sz w:val="28"/>
           <w:szCs w:val="28"/>
         </w:rPr>
-      </w:pPr>
-      <w:r>
-        <w:rPr>
-          <w:rFonts w:ascii="Arial" w:hAnsi="Arial" w:cs="Arial"/>
-          <w:b/>
+        <w:t>CURSO TÉCNICO EM DESENVOLVIMENTO DE SISTEMAS</w:t>
+      </w:r>
+    </w:p>
+    <w:p>
+      <w:pPr>
+        <w:rPr>
+          <w:rFonts w:ascii="Arial" w:hAnsi="Arial" w:cs="Arial"/>
           <w:sz w:val="28"/>
           <w:szCs w:val="28"/>
         </w:rPr>
+      </w:pPr>
+    </w:p>
+    <w:p>
+      <w:pPr>
+        <w:jc w:val="center"/>
+        <w:rPr>
+          <w:rFonts w:ascii="Arial" w:hAnsi="Arial" w:cs="Arial"/>
+          <w:sz w:val="24"/>
+          <w:szCs w:val="24"/>
+        </w:rPr>
+      </w:pPr>
+      <w:r>
+        <w:rPr>
+          <w:rFonts w:ascii="Arial" w:hAnsi="Arial" w:cs="Arial"/>
+          <w:sz w:val="24"/>
+          <w:szCs w:val="24"/>
+        </w:rPr>
+        <w:t>ANNELIZE ROCHA TEIXEIRA</w:t>
+      </w:r>
+    </w:p>
+    <w:p>
+      <w:pPr>
+        <w:jc w:val="center"/>
+        <w:rPr>
+          <w:rFonts w:ascii="Arial" w:hAnsi="Arial" w:cs="Arial"/>
+          <w:sz w:val="24"/>
+          <w:szCs w:val="24"/>
+        </w:rPr>
+      </w:pPr>
+      <w:r>
+        <w:rPr>
+          <w:rFonts w:ascii="Arial" w:hAnsi="Arial" w:cs="Arial"/>
+          <w:sz w:val="24"/>
+          <w:szCs w:val="24"/>
+        </w:rPr>
+        <w:t>HENRIQUE DA SILVA GUIMARÃES</w:t>
+      </w:r>
+    </w:p>
+    <w:p>
+      <w:pPr>
+        <w:jc w:val="center"/>
+        <w:rPr>
+          <w:rFonts w:ascii="Arial" w:hAnsi="Arial" w:cs="Arial"/>
+          <w:sz w:val="24"/>
+          <w:szCs w:val="24"/>
+        </w:rPr>
+      </w:pPr>
+      <w:r>
+        <w:rPr>
+          <w:rFonts w:ascii="Arial" w:hAnsi="Arial" w:cs="Arial"/>
+          <w:sz w:val="24"/>
+          <w:szCs w:val="24"/>
+        </w:rPr>
+        <w:t>MURILO RAMOS DA SILVA</w:t>
+      </w:r>
+    </w:p>
+    <w:p>
+      <w:pPr>
+        <w:jc w:val="center"/>
+        <w:rPr>
+          <w:rFonts w:ascii="Arial" w:hAnsi="Arial" w:cs="Arial"/>
+          <w:sz w:val="24"/>
+          <w:szCs w:val="24"/>
+        </w:rPr>
+      </w:pPr>
+      <w:r>
+        <w:rPr>
+          <w:rFonts w:ascii="Arial" w:hAnsi="Arial" w:cs="Arial"/>
+          <w:sz w:val="24"/>
+          <w:szCs w:val="24"/>
+        </w:rPr>
+        <w:t>PEDRO HENRIQUE VIEIRA DA SILVA</w:t>
+      </w:r>
+    </w:p>
+    <w:p>
+      <w:pPr>
+        <w:jc w:val="center"/>
+        <w:rPr>
+          <w:rFonts w:ascii="Arial" w:hAnsi="Arial" w:cs="Arial"/>
+          <w:sz w:val="28"/>
+          <w:szCs w:val="28"/>
+        </w:rPr>
+      </w:pPr>
+    </w:p>
+    <w:p>
+      <w:pPr>
+        <w:jc w:val="center"/>
+        <w:rPr>
+          <w:rFonts w:ascii="Arial" w:hAnsi="Arial" w:cs="Arial"/>
+          <w:sz w:val="28"/>
+          <w:szCs w:val="28"/>
+        </w:rPr>
+      </w:pPr>
+    </w:p>
+    <w:p>
+      <w:pPr>
+        <w:jc w:val="center"/>
+        <w:rPr>
+          <w:rFonts w:ascii="Arial" w:hAnsi="Arial" w:cs="Arial"/>
+          <w:b/>
+          <w:sz w:val="28"/>
+          <w:szCs w:val="28"/>
+        </w:rPr>
+      </w:pPr>
+      <w:r>
+        <w:rPr>
+          <w:rFonts w:ascii="Arial" w:hAnsi="Arial" w:cs="Arial"/>
+          <w:b/>
+          <w:sz w:val="28"/>
+          <w:szCs w:val="28"/>
+        </w:rPr>
         <w:t>OH MY DOG! PET SHOP</w:t>
       </w:r>
     </w:p>
@@ -539,7 +579,25 @@
           <w:sz w:val="24"/>
           <w:szCs w:val="24"/>
         </w:rPr>
-        <w:t>Projeto apresentado à Escola SENAI “José Polizotto” de Garça.</w:t>
+        <w:t xml:space="preserve">Projeto apresentado à Escola SENAI “José </w:t>
+      </w:r>
+      <w:proofErr w:type="spellStart"/>
+      <w:r>
+        <w:rPr>
+          <w:rFonts w:ascii="Arial" w:hAnsi="Arial" w:cs="Arial"/>
+          <w:sz w:val="24"/>
+          <w:szCs w:val="24"/>
+        </w:rPr>
+        <w:t>Polizotto</w:t>
+      </w:r>
+      <w:proofErr w:type="spellEnd"/>
+      <w:r>
+        <w:rPr>
+          <w:rFonts w:ascii="Arial" w:hAnsi="Arial" w:cs="Arial"/>
+          <w:sz w:val="24"/>
+          <w:szCs w:val="24"/>
+        </w:rPr>
+        <w:t>” de Garça.</w:t>
       </w:r>
     </w:p>
     <w:p>
@@ -559,7 +617,15 @@
           <w:sz w:val="24"/>
           <w:szCs w:val="24"/>
         </w:rPr>
-        <w:t>Orientadores: Prof. Ricardo Fonseca da Cruz</w:t>
+        <w:t xml:space="preserve">Orientadores: Prof. </w:t>
+      </w:r>
+      <w:r>
+        <w:rPr>
+          <w:rFonts w:ascii="Arial" w:hAnsi="Arial" w:cs="Arial"/>
+          <w:sz w:val="24"/>
+          <w:szCs w:val="24"/>
+        </w:rPr>
+        <w:t>Ricardo Fonseca da Cruz</w:t>
       </w:r>
     </w:p>
     <w:p>
@@ -588,13 +654,6 @@
           <w:szCs w:val="24"/>
         </w:rPr>
         <w:tab/>
-      </w:r>
-      <w:r>
-        <w:rPr>
-          <w:rFonts w:ascii="Arial" w:hAnsi="Arial" w:cs="Arial"/>
-          <w:sz w:val="24"/>
-          <w:szCs w:val="24"/>
-        </w:rPr>
         <w:t xml:space="preserve">         Prof. Robson Ramos da Silva</w:t>
       </w:r>
     </w:p>
@@ -822,6 +881,7 @@
           <w:sz w:val="24"/>
           <w:szCs w:val="24"/>
         </w:rPr>
+        <w:lastRenderedPageBreak/>
         <w:t>RESUMO</w:t>
       </w:r>
     </w:p>
@@ -1155,6 +1215,7 @@
           <w:sz w:val="24"/>
           <w:szCs w:val="24"/>
         </w:rPr>
+        <w:lastRenderedPageBreak/>
         <w:t>ABSTRACT</w:t>
       </w:r>
     </w:p>
@@ -1341,140 +1402,187 @@
         </w:rPr>
         <w:t xml:space="preserve">Keywords: </w:t>
       </w:r>
-      <w:r>
-        <w:rPr>
-          <w:rFonts w:ascii="Times New Roman" w:hAnsi="Times New Roman" w:cs="Times New Roman"/>
-          <w:sz w:val="24"/>
-          <w:szCs w:val="24"/>
-        </w:rPr>
-        <w:t>Preparation of sumaries. Methodology.</w:t>
-      </w:r>
-    </w:p>
-    <w:p>
-      <w:pPr>
-        <w:spacing w:after="0" w:line="360" w:lineRule="auto"/>
-        <w:rPr>
-          <w:rFonts w:ascii="Times New Roman" w:hAnsi="Times New Roman" w:cs="Times New Roman"/>
-          <w:sz w:val="24"/>
-          <w:szCs w:val="24"/>
-        </w:rPr>
-      </w:pPr>
-    </w:p>
-    <w:p>
-      <w:pPr>
-        <w:spacing w:after="0" w:line="360" w:lineRule="auto"/>
-        <w:rPr>
-          <w:rFonts w:ascii="Times New Roman" w:hAnsi="Times New Roman" w:cs="Times New Roman"/>
-          <w:sz w:val="24"/>
-          <w:szCs w:val="24"/>
-        </w:rPr>
-      </w:pPr>
-    </w:p>
-    <w:p>
-      <w:pPr>
-        <w:spacing w:after="0" w:line="360" w:lineRule="auto"/>
-        <w:rPr>
-          <w:rFonts w:ascii="Times New Roman" w:hAnsi="Times New Roman" w:cs="Times New Roman"/>
-          <w:sz w:val="24"/>
-          <w:szCs w:val="24"/>
-        </w:rPr>
-      </w:pPr>
-    </w:p>
-    <w:p>
-      <w:pPr>
-        <w:spacing w:after="0" w:line="360" w:lineRule="auto"/>
-        <w:rPr>
-          <w:rFonts w:ascii="Times New Roman" w:hAnsi="Times New Roman" w:cs="Times New Roman"/>
-          <w:sz w:val="24"/>
-          <w:szCs w:val="24"/>
-        </w:rPr>
-      </w:pPr>
-    </w:p>
-    <w:p>
-      <w:pPr>
-        <w:spacing w:after="0" w:line="360" w:lineRule="auto"/>
-        <w:rPr>
-          <w:rFonts w:ascii="Times New Roman" w:hAnsi="Times New Roman" w:cs="Times New Roman"/>
-          <w:sz w:val="24"/>
-          <w:szCs w:val="24"/>
-        </w:rPr>
-      </w:pPr>
-    </w:p>
-    <w:p>
-      <w:pPr>
-        <w:spacing w:after="0" w:line="360" w:lineRule="auto"/>
-        <w:rPr>
-          <w:rFonts w:ascii="Times New Roman" w:hAnsi="Times New Roman" w:cs="Times New Roman"/>
-          <w:sz w:val="24"/>
-          <w:szCs w:val="24"/>
-        </w:rPr>
-      </w:pPr>
-    </w:p>
-    <w:p>
-      <w:pPr>
-        <w:spacing w:after="0" w:line="360" w:lineRule="auto"/>
-        <w:rPr>
-          <w:rFonts w:ascii="Times New Roman" w:hAnsi="Times New Roman" w:cs="Times New Roman"/>
-          <w:sz w:val="24"/>
-          <w:szCs w:val="24"/>
-        </w:rPr>
-      </w:pPr>
-    </w:p>
-    <w:p>
-      <w:pPr>
-        <w:spacing w:after="0" w:line="360" w:lineRule="auto"/>
-        <w:rPr>
-          <w:rFonts w:ascii="Times New Roman" w:hAnsi="Times New Roman" w:cs="Times New Roman"/>
-          <w:sz w:val="24"/>
-          <w:szCs w:val="24"/>
-        </w:rPr>
-      </w:pPr>
-    </w:p>
-    <w:p>
-      <w:pPr>
-        <w:spacing w:after="0" w:line="360" w:lineRule="auto"/>
-        <w:rPr>
-          <w:rFonts w:ascii="Times New Roman" w:hAnsi="Times New Roman" w:cs="Times New Roman"/>
-          <w:sz w:val="24"/>
-          <w:szCs w:val="24"/>
-        </w:rPr>
-      </w:pPr>
-    </w:p>
-    <w:p>
-      <w:pPr>
-        <w:spacing w:after="0" w:line="360" w:lineRule="auto"/>
-        <w:rPr>
-          <w:rFonts w:ascii="Times New Roman" w:hAnsi="Times New Roman" w:cs="Times New Roman"/>
-          <w:sz w:val="24"/>
-          <w:szCs w:val="24"/>
-        </w:rPr>
-      </w:pPr>
-    </w:p>
-    <w:p>
-      <w:pPr>
-        <w:spacing w:after="0" w:line="360" w:lineRule="auto"/>
-        <w:jc w:val="center"/>
-        <w:rPr>
-          <w:rFonts w:ascii="Times New Roman" w:hAnsi="Times New Roman" w:cs="Times New Roman"/>
-          <w:b/>
-          <w:sz w:val="24"/>
-          <w:szCs w:val="24"/>
-        </w:rPr>
-      </w:pPr>
-      <w:r>
-        <w:rPr>
-          <w:rFonts w:ascii="Times New Roman" w:hAnsi="Times New Roman" w:cs="Times New Roman"/>
-          <w:b/>
-          <w:sz w:val="24"/>
-          <w:szCs w:val="24"/>
-        </w:rPr>
+      <w:proofErr w:type="spellStart"/>
+      <w:r>
+        <w:rPr>
+          <w:rFonts w:ascii="Times New Roman" w:hAnsi="Times New Roman" w:cs="Times New Roman"/>
+          <w:sz w:val="24"/>
+          <w:szCs w:val="24"/>
+        </w:rPr>
+        <w:t>Preparation</w:t>
+      </w:r>
+      <w:proofErr w:type="spellEnd"/>
+      <w:r>
+        <w:rPr>
+          <w:rFonts w:ascii="Times New Roman" w:hAnsi="Times New Roman" w:cs="Times New Roman"/>
+          <w:sz w:val="24"/>
+          <w:szCs w:val="24"/>
+        </w:rPr>
+        <w:t xml:space="preserve"> </w:t>
+      </w:r>
+      <w:proofErr w:type="spellStart"/>
+      <w:r>
+        <w:rPr>
+          <w:rFonts w:ascii="Times New Roman" w:hAnsi="Times New Roman" w:cs="Times New Roman"/>
+          <w:sz w:val="24"/>
+          <w:szCs w:val="24"/>
+        </w:rPr>
+        <w:t>of</w:t>
+      </w:r>
+      <w:proofErr w:type="spellEnd"/>
+      <w:r>
+        <w:rPr>
+          <w:rFonts w:ascii="Times New Roman" w:hAnsi="Times New Roman" w:cs="Times New Roman"/>
+          <w:sz w:val="24"/>
+          <w:szCs w:val="24"/>
+        </w:rPr>
+        <w:t xml:space="preserve"> sumaries. </w:t>
+      </w:r>
+      <w:proofErr w:type="spellStart"/>
+      <w:r>
+        <w:rPr>
+          <w:rFonts w:ascii="Times New Roman" w:hAnsi="Times New Roman" w:cs="Times New Roman"/>
+          <w:sz w:val="24"/>
+          <w:szCs w:val="24"/>
+        </w:rPr>
+        <w:t>Methodology</w:t>
+      </w:r>
+      <w:proofErr w:type="spellEnd"/>
+      <w:r>
+        <w:rPr>
+          <w:rFonts w:ascii="Times New Roman" w:hAnsi="Times New Roman" w:cs="Times New Roman"/>
+          <w:sz w:val="24"/>
+          <w:szCs w:val="24"/>
+        </w:rPr>
+        <w:t>.</w:t>
+      </w:r>
+    </w:p>
+    <w:p>
+      <w:pPr>
+        <w:spacing w:after="0" w:line="360" w:lineRule="auto"/>
+        <w:rPr>
+          <w:rFonts w:ascii="Times New Roman" w:hAnsi="Times New Roman" w:cs="Times New Roman"/>
+          <w:sz w:val="24"/>
+          <w:szCs w:val="24"/>
+        </w:rPr>
+      </w:pPr>
+    </w:p>
+    <w:p>
+      <w:pPr>
+        <w:spacing w:after="0" w:line="360" w:lineRule="auto"/>
+        <w:rPr>
+          <w:rFonts w:ascii="Times New Roman" w:hAnsi="Times New Roman" w:cs="Times New Roman"/>
+          <w:sz w:val="24"/>
+          <w:szCs w:val="24"/>
+        </w:rPr>
+      </w:pPr>
+    </w:p>
+    <w:p>
+      <w:pPr>
+        <w:spacing w:after="0" w:line="360" w:lineRule="auto"/>
+        <w:rPr>
+          <w:rFonts w:ascii="Times New Roman" w:hAnsi="Times New Roman" w:cs="Times New Roman"/>
+          <w:sz w:val="24"/>
+          <w:szCs w:val="24"/>
+        </w:rPr>
+      </w:pPr>
+    </w:p>
+    <w:p>
+      <w:pPr>
+        <w:spacing w:after="0" w:line="360" w:lineRule="auto"/>
+        <w:rPr>
+          <w:rFonts w:ascii="Times New Roman" w:hAnsi="Times New Roman" w:cs="Times New Roman"/>
+          <w:sz w:val="24"/>
+          <w:szCs w:val="24"/>
+        </w:rPr>
+      </w:pPr>
+    </w:p>
+    <w:p>
+      <w:pPr>
+        <w:spacing w:after="0" w:line="360" w:lineRule="auto"/>
+        <w:rPr>
+          <w:rFonts w:ascii="Times New Roman" w:hAnsi="Times New Roman" w:cs="Times New Roman"/>
+          <w:sz w:val="24"/>
+          <w:szCs w:val="24"/>
+        </w:rPr>
+      </w:pPr>
+    </w:p>
+    <w:p>
+      <w:pPr>
+        <w:spacing w:after="0" w:line="360" w:lineRule="auto"/>
+        <w:rPr>
+          <w:rFonts w:ascii="Times New Roman" w:hAnsi="Times New Roman" w:cs="Times New Roman"/>
+          <w:sz w:val="24"/>
+          <w:szCs w:val="24"/>
+        </w:rPr>
+      </w:pPr>
+    </w:p>
+    <w:p>
+      <w:pPr>
+        <w:spacing w:after="0" w:line="360" w:lineRule="auto"/>
+        <w:rPr>
+          <w:rFonts w:ascii="Times New Roman" w:hAnsi="Times New Roman" w:cs="Times New Roman"/>
+          <w:sz w:val="24"/>
+          <w:szCs w:val="24"/>
+        </w:rPr>
+      </w:pPr>
+    </w:p>
+    <w:p>
+      <w:pPr>
+        <w:spacing w:after="0" w:line="360" w:lineRule="auto"/>
+        <w:rPr>
+          <w:rFonts w:ascii="Times New Roman" w:hAnsi="Times New Roman" w:cs="Times New Roman"/>
+          <w:sz w:val="24"/>
+          <w:szCs w:val="24"/>
+        </w:rPr>
+      </w:pPr>
+    </w:p>
+    <w:p>
+      <w:pPr>
+        <w:spacing w:after="0" w:line="360" w:lineRule="auto"/>
+        <w:rPr>
+          <w:rFonts w:ascii="Times New Roman" w:hAnsi="Times New Roman" w:cs="Times New Roman"/>
+          <w:sz w:val="24"/>
+          <w:szCs w:val="24"/>
+        </w:rPr>
+      </w:pPr>
+    </w:p>
+    <w:p>
+      <w:pPr>
+        <w:spacing w:after="0" w:line="360" w:lineRule="auto"/>
+        <w:rPr>
+          <w:rFonts w:ascii="Times New Roman" w:hAnsi="Times New Roman" w:cs="Times New Roman"/>
+          <w:sz w:val="24"/>
+          <w:szCs w:val="24"/>
+        </w:rPr>
+      </w:pPr>
+    </w:p>
+    <w:p>
+      <w:pPr>
+        <w:spacing w:after="0" w:line="360" w:lineRule="auto"/>
+        <w:jc w:val="center"/>
+        <w:rPr>
+          <w:rFonts w:ascii="Times New Roman" w:hAnsi="Times New Roman" w:cs="Times New Roman"/>
+          <w:b/>
+          <w:sz w:val="24"/>
+          <w:szCs w:val="24"/>
+        </w:rPr>
+      </w:pPr>
+      <w:r>
+        <w:rPr>
+          <w:rFonts w:ascii="Times New Roman" w:hAnsi="Times New Roman" w:cs="Times New Roman"/>
+          <w:b/>
+          <w:sz w:val="24"/>
+          <w:szCs w:val="24"/>
+        </w:rPr>
+        <w:lastRenderedPageBreak/>
         <w:t>SUMÁRIO</w:t>
       </w:r>
     </w:p>
     <w:sdt>
       <w:sdtPr>
         <w:rPr>
-          <w:rFonts w:asciiTheme="minorHAnsi" w:hAnsiTheme="minorHAnsi" w:eastAsiaTheme="minorHAnsi" w:cstheme="minorBidi"/>
+          <w:rFonts w:asciiTheme="minorHAnsi" w:eastAsiaTheme="minorHAnsi" w:hAnsiTheme="minorHAnsi" w:cstheme="minorBidi"/>
           <w:color w:val="auto"/>
           <w:sz w:val="22"/>
           <w:szCs w:val="22"/>
@@ -1488,24 +1596,19 @@
       </w:sdtPr>
       <w:sdtEndPr>
         <w:rPr>
-          <w:rFonts w:asciiTheme="minorHAnsi" w:hAnsiTheme="minorHAnsi" w:eastAsiaTheme="minorHAnsi" w:cstheme="minorBidi"/>
           <w:b/>
           <w:bCs/>
-          <w:color w:val="auto"/>
-          <w:sz w:val="22"/>
-          <w:szCs w:val="22"/>
-          <w:lang w:eastAsia="en-US"/>
         </w:rPr>
       </w:sdtEndPr>
       <w:sdtContent>
         <w:p>
           <w:pPr>
-            <w:pStyle w:val="18"/>
+            <w:pStyle w:val="CabealhodoSumrio1"/>
           </w:pPr>
         </w:p>
         <w:p>
           <w:pPr>
-            <w:pStyle w:val="14"/>
+            <w:pStyle w:val="Sumrio1"/>
             <w:tabs>
               <w:tab w:val="right" w:leader="dot" w:pos="8494"/>
             </w:tabs>
@@ -1523,48 +1626,38 @@
           <w:r>
             <w:fldChar w:fldCharType="separate"/>
           </w:r>
-          <w:r>
-            <w:fldChar w:fldCharType="begin"/>
-          </w:r>
-          <w:r>
-            <w:instrText xml:space="preserve"> HYPERLINK \l "_Toc205989568" </w:instrText>
-          </w:r>
-          <w:r>
-            <w:fldChar w:fldCharType="separate"/>
-          </w:r>
-          <w:r>
-            <w:rPr>
-              <w:rStyle w:val="7"/>
-              <w:rFonts w:ascii="Times New Roman" w:hAnsi="Times New Roman" w:cs="Times New Roman"/>
-              <w:b/>
-            </w:rPr>
-            <w:t>1 INTRODUÇÃO</w:t>
-          </w:r>
-          <w:r>
-            <w:tab/>
-          </w:r>
-          <w:r>
-            <w:fldChar w:fldCharType="begin"/>
-          </w:r>
-          <w:r>
-            <w:instrText xml:space="preserve"> PAGEREF _Toc205989568 \h </w:instrText>
-          </w:r>
-          <w:r>
-            <w:fldChar w:fldCharType="separate"/>
-          </w:r>
-          <w:r>
-            <w:t>5</w:t>
-          </w:r>
-          <w:r>
-            <w:fldChar w:fldCharType="end"/>
-          </w:r>
-          <w:r>
-            <w:fldChar w:fldCharType="end"/>
-          </w:r>
+          <w:hyperlink w:anchor="_Toc205989568" w:history="1">
+            <w:r>
+              <w:rPr>
+                <w:rStyle w:val="Hyperlink"/>
+                <w:rFonts w:ascii="Times New Roman" w:hAnsi="Times New Roman" w:cs="Times New Roman"/>
+                <w:b/>
+              </w:rPr>
+              <w:t>1 INTRODUÇÃO</w:t>
+            </w:r>
+            <w:r>
+              <w:tab/>
+            </w:r>
+            <w:r>
+              <w:fldChar w:fldCharType="begin"/>
+            </w:r>
+            <w:r>
+              <w:instrText xml:space="preserve"> PAGEREF _Toc205989568 \h </w:instrText>
+            </w:r>
+            <w:r>
+              <w:fldChar w:fldCharType="separate"/>
+            </w:r>
+            <w:r>
+              <w:t>5</w:t>
+            </w:r>
+            <w:r>
+              <w:fldChar w:fldCharType="end"/>
+            </w:r>
+          </w:hyperlink>
         </w:p>
         <w:p>
           <w:pPr>
-            <w:pStyle w:val="14"/>
+            <w:pStyle w:val="Sumrio1"/>
             <w:tabs>
               <w:tab w:val="right" w:leader="dot" w:pos="8494"/>
             </w:tabs>
@@ -1573,48 +1666,38 @@
               <w:lang w:eastAsia="pt-BR"/>
             </w:rPr>
           </w:pPr>
-          <w:r>
-            <w:fldChar w:fldCharType="begin"/>
-          </w:r>
-          <w:r>
-            <w:instrText xml:space="preserve"> HYPERLINK \l "_Toc205989569" </w:instrText>
-          </w:r>
-          <w:r>
-            <w:fldChar w:fldCharType="separate"/>
-          </w:r>
-          <w:r>
-            <w:rPr>
-              <w:rStyle w:val="7"/>
-              <w:rFonts w:ascii="Times New Roman" w:hAnsi="Times New Roman" w:cs="Times New Roman"/>
-              <w:b/>
-            </w:rPr>
-            <w:t>2 DESENVOLVIMENTO</w:t>
-          </w:r>
-          <w:r>
-            <w:tab/>
-          </w:r>
-          <w:r>
-            <w:fldChar w:fldCharType="begin"/>
-          </w:r>
-          <w:r>
-            <w:instrText xml:space="preserve"> PAGEREF _Toc205989569 \h </w:instrText>
-          </w:r>
-          <w:r>
-            <w:fldChar w:fldCharType="separate"/>
-          </w:r>
-          <w:r>
-            <w:t>6</w:t>
-          </w:r>
-          <w:r>
-            <w:fldChar w:fldCharType="end"/>
-          </w:r>
-          <w:r>
-            <w:fldChar w:fldCharType="end"/>
-          </w:r>
+          <w:hyperlink w:anchor="_Toc205989569" w:history="1">
+            <w:r>
+              <w:rPr>
+                <w:rStyle w:val="Hyperlink"/>
+                <w:rFonts w:ascii="Times New Roman" w:hAnsi="Times New Roman" w:cs="Times New Roman"/>
+                <w:b/>
+              </w:rPr>
+              <w:t>2 DESENVOLVIMENTO</w:t>
+            </w:r>
+            <w:r>
+              <w:tab/>
+            </w:r>
+            <w:r>
+              <w:fldChar w:fldCharType="begin"/>
+            </w:r>
+            <w:r>
+              <w:instrText xml:space="preserve"> PAGEREF _Toc205989569 \h </w:instrText>
+            </w:r>
+            <w:r>
+              <w:fldChar w:fldCharType="separate"/>
+            </w:r>
+            <w:r>
+              <w:t>6</w:t>
+            </w:r>
+            <w:r>
+              <w:fldChar w:fldCharType="end"/>
+            </w:r>
+          </w:hyperlink>
         </w:p>
         <w:p>
           <w:pPr>
-            <w:pStyle w:val="8"/>
+            <w:pStyle w:val="Sumrio2"/>
             <w:tabs>
               <w:tab w:val="right" w:leader="dot" w:pos="8494"/>
             </w:tabs>
@@ -1623,48 +1706,38 @@
               <w:lang w:eastAsia="pt-BR"/>
             </w:rPr>
           </w:pPr>
-          <w:r>
-            <w:fldChar w:fldCharType="begin"/>
-          </w:r>
-          <w:r>
-            <w:instrText xml:space="preserve"> HYPERLINK \l "_Toc205989570" </w:instrText>
-          </w:r>
-          <w:r>
-            <w:fldChar w:fldCharType="separate"/>
-          </w:r>
-          <w:r>
-            <w:rPr>
-              <w:rStyle w:val="7"/>
-              <w:rFonts w:ascii="Times New Roman" w:hAnsi="Times New Roman" w:cs="Times New Roman"/>
-              <w:b/>
-            </w:rPr>
-            <w:t>2.1 Objetivo geral</w:t>
-          </w:r>
-          <w:r>
-            <w:tab/>
-          </w:r>
-          <w:r>
-            <w:fldChar w:fldCharType="begin"/>
-          </w:r>
-          <w:r>
-            <w:instrText xml:space="preserve"> PAGEREF _Toc205989570 \h </w:instrText>
-          </w:r>
-          <w:r>
-            <w:fldChar w:fldCharType="separate"/>
-          </w:r>
-          <w:r>
-            <w:t>7</w:t>
-          </w:r>
-          <w:r>
-            <w:fldChar w:fldCharType="end"/>
-          </w:r>
-          <w:r>
-            <w:fldChar w:fldCharType="end"/>
-          </w:r>
+          <w:hyperlink w:anchor="_Toc205989570" w:history="1">
+            <w:r>
+              <w:rPr>
+                <w:rStyle w:val="Hyperlink"/>
+                <w:rFonts w:ascii="Times New Roman" w:hAnsi="Times New Roman" w:cs="Times New Roman"/>
+                <w:b/>
+              </w:rPr>
+              <w:t>2.1 Objetivo geral</w:t>
+            </w:r>
+            <w:r>
+              <w:tab/>
+            </w:r>
+            <w:r>
+              <w:fldChar w:fldCharType="begin"/>
+            </w:r>
+            <w:r>
+              <w:instrText xml:space="preserve"> PAGEREF _Toc205989570 \h </w:instrText>
+            </w:r>
+            <w:r>
+              <w:fldChar w:fldCharType="separate"/>
+            </w:r>
+            <w:r>
+              <w:t>7</w:t>
+            </w:r>
+            <w:r>
+              <w:fldChar w:fldCharType="end"/>
+            </w:r>
+          </w:hyperlink>
         </w:p>
         <w:p>
           <w:pPr>
-            <w:pStyle w:val="8"/>
+            <w:pStyle w:val="Sumrio2"/>
             <w:tabs>
               <w:tab w:val="right" w:leader="dot" w:pos="8494"/>
             </w:tabs>
@@ -1673,48 +1746,46 @@
               <w:lang w:eastAsia="pt-BR"/>
             </w:rPr>
           </w:pPr>
-          <w:r>
-            <w:fldChar w:fldCharType="begin"/>
-          </w:r>
-          <w:r>
-            <w:instrText xml:space="preserve"> HYPERLINK \l "_Toc205989571" </w:instrText>
-          </w:r>
-          <w:r>
-            <w:fldChar w:fldCharType="separate"/>
-          </w:r>
-          <w:r>
-            <w:rPr>
-              <w:rStyle w:val="7"/>
-              <w:rFonts w:ascii="Times New Roman" w:hAnsi="Times New Roman" w:cs="Times New Roman"/>
-              <w:b/>
-            </w:rPr>
-            <w:t>2.2 Objetivos específicos</w:t>
-          </w:r>
-          <w:r>
-            <w:tab/>
-          </w:r>
-          <w:r>
-            <w:fldChar w:fldCharType="begin"/>
-          </w:r>
-          <w:r>
-            <w:instrText xml:space="preserve"> PAGEREF _Toc205989571 \h </w:instrText>
-          </w:r>
-          <w:r>
-            <w:fldChar w:fldCharType="separate"/>
-          </w:r>
-          <w:r>
-            <w:t>7</w:t>
-          </w:r>
-          <w:r>
-            <w:fldChar w:fldCharType="end"/>
-          </w:r>
-          <w:r>
-            <w:fldChar w:fldCharType="end"/>
-          </w:r>
+          <w:hyperlink w:anchor="_Toc205989571" w:history="1">
+            <w:r>
+              <w:rPr>
+                <w:rStyle w:val="Hyperlink"/>
+                <w:rFonts w:ascii="Times New Roman" w:hAnsi="Times New Roman" w:cs="Times New Roman"/>
+                <w:b/>
+              </w:rPr>
+              <w:t xml:space="preserve">2.2 Objetivos </w:t>
+            </w:r>
+            <w:r>
+              <w:rPr>
+                <w:rStyle w:val="Hyperlink"/>
+                <w:rFonts w:ascii="Times New Roman" w:hAnsi="Times New Roman" w:cs="Times New Roman"/>
+                <w:b/>
+              </w:rPr>
+              <w:t>específicos</w:t>
+            </w:r>
+            <w:r>
+              <w:tab/>
+            </w:r>
+            <w:r>
+              <w:fldChar w:fldCharType="begin"/>
+            </w:r>
+            <w:r>
+              <w:instrText xml:space="preserve"> PAGEREF _Toc205989571 \h </w:instrText>
+            </w:r>
+            <w:r>
+              <w:fldChar w:fldCharType="separate"/>
+            </w:r>
+            <w:r>
+              <w:t>7</w:t>
+            </w:r>
+            <w:r>
+              <w:fldChar w:fldCharType="end"/>
+            </w:r>
+          </w:hyperlink>
         </w:p>
         <w:p>
           <w:pPr>
-            <w:pStyle w:val="14"/>
+            <w:pStyle w:val="Sumrio1"/>
             <w:tabs>
               <w:tab w:val="right" w:leader="dot" w:pos="8494"/>
             </w:tabs>
@@ -1723,48 +1794,38 @@
               <w:lang w:eastAsia="pt-BR"/>
             </w:rPr>
           </w:pPr>
-          <w:r>
-            <w:fldChar w:fldCharType="begin"/>
-          </w:r>
-          <w:r>
-            <w:instrText xml:space="preserve"> HYPERLINK \l "_Toc205989572" </w:instrText>
-          </w:r>
-          <w:r>
-            <w:fldChar w:fldCharType="separate"/>
-          </w:r>
-          <w:r>
-            <w:rPr>
-              <w:rStyle w:val="7"/>
-              <w:rFonts w:ascii="Times New Roman" w:hAnsi="Times New Roman" w:cs="Times New Roman"/>
-              <w:b/>
-            </w:rPr>
-            <w:t>3 METODOLOGIA OU PROCEDIMENTOS METODOLÓGICOS</w:t>
-          </w:r>
-          <w:r>
-            <w:tab/>
-          </w:r>
-          <w:r>
-            <w:fldChar w:fldCharType="begin"/>
-          </w:r>
-          <w:r>
-            <w:instrText xml:space="preserve"> PAGEREF _Toc205989572 \h </w:instrText>
-          </w:r>
-          <w:r>
-            <w:fldChar w:fldCharType="separate"/>
-          </w:r>
-          <w:r>
-            <w:t>7</w:t>
-          </w:r>
-          <w:r>
-            <w:fldChar w:fldCharType="end"/>
-          </w:r>
-          <w:r>
-            <w:fldChar w:fldCharType="end"/>
-          </w:r>
+          <w:hyperlink w:anchor="_Toc205989572" w:history="1">
+            <w:r>
+              <w:rPr>
+                <w:rStyle w:val="Hyperlink"/>
+                <w:rFonts w:ascii="Times New Roman" w:hAnsi="Times New Roman" w:cs="Times New Roman"/>
+                <w:b/>
+              </w:rPr>
+              <w:t>3 METODOLOGIA OU PROCEDIMENTOS METODOLÓGICOS</w:t>
+            </w:r>
+            <w:r>
+              <w:tab/>
+            </w:r>
+            <w:r>
+              <w:fldChar w:fldCharType="begin"/>
+            </w:r>
+            <w:r>
+              <w:instrText xml:space="preserve"> PAGEREF _Toc205989572 \h </w:instrText>
+            </w:r>
+            <w:r>
+              <w:fldChar w:fldCharType="separate"/>
+            </w:r>
+            <w:r>
+              <w:t>7</w:t>
+            </w:r>
+            <w:r>
+              <w:fldChar w:fldCharType="end"/>
+            </w:r>
+          </w:hyperlink>
         </w:p>
         <w:p>
           <w:pPr>
-            <w:pStyle w:val="14"/>
+            <w:pStyle w:val="Sumrio1"/>
             <w:tabs>
               <w:tab w:val="right" w:leader="dot" w:pos="8494"/>
             </w:tabs>
@@ -1773,48 +1834,38 @@
               <w:lang w:eastAsia="pt-BR"/>
             </w:rPr>
           </w:pPr>
-          <w:r>
-            <w:fldChar w:fldCharType="begin"/>
-          </w:r>
-          <w:r>
-            <w:instrText xml:space="preserve"> HYPERLINK \l "_Toc205989573" </w:instrText>
-          </w:r>
-          <w:r>
-            <w:fldChar w:fldCharType="separate"/>
-          </w:r>
-          <w:r>
-            <w:rPr>
-              <w:rStyle w:val="7"/>
-              <w:rFonts w:ascii="Times New Roman" w:hAnsi="Times New Roman" w:cs="Times New Roman"/>
-              <w:b/>
-            </w:rPr>
-            <w:t>4 MÉTODOS</w:t>
-          </w:r>
-          <w:r>
-            <w:tab/>
-          </w:r>
-          <w:r>
-            <w:fldChar w:fldCharType="begin"/>
-          </w:r>
-          <w:r>
-            <w:instrText xml:space="preserve"> PAGEREF _Toc205989573 \h </w:instrText>
-          </w:r>
-          <w:r>
-            <w:fldChar w:fldCharType="separate"/>
-          </w:r>
-          <w:r>
-            <w:t>8</w:t>
-          </w:r>
-          <w:r>
-            <w:fldChar w:fldCharType="end"/>
-          </w:r>
-          <w:r>
-            <w:fldChar w:fldCharType="end"/>
-          </w:r>
+          <w:hyperlink w:anchor="_Toc205989573" w:history="1">
+            <w:r>
+              <w:rPr>
+                <w:rStyle w:val="Hyperlink"/>
+                <w:rFonts w:ascii="Times New Roman" w:hAnsi="Times New Roman" w:cs="Times New Roman"/>
+                <w:b/>
+              </w:rPr>
+              <w:t>4 MÉTODOS</w:t>
+            </w:r>
+            <w:r>
+              <w:tab/>
+            </w:r>
+            <w:r>
+              <w:fldChar w:fldCharType="begin"/>
+            </w:r>
+            <w:r>
+              <w:instrText xml:space="preserve"> PAGEREF _Toc205989573 \h </w:instrText>
+            </w:r>
+            <w:r>
+              <w:fldChar w:fldCharType="separate"/>
+            </w:r>
+            <w:r>
+              <w:t>8</w:t>
+            </w:r>
+            <w:r>
+              <w:fldChar w:fldCharType="end"/>
+            </w:r>
+          </w:hyperlink>
         </w:p>
         <w:p>
           <w:pPr>
-            <w:pStyle w:val="14"/>
+            <w:pStyle w:val="Sumrio1"/>
             <w:tabs>
               <w:tab w:val="right" w:leader="dot" w:pos="8494"/>
             </w:tabs>
@@ -1823,48 +1874,38 @@
               <w:lang w:eastAsia="pt-BR"/>
             </w:rPr>
           </w:pPr>
-          <w:r>
-            <w:fldChar w:fldCharType="begin"/>
-          </w:r>
-          <w:r>
-            <w:instrText xml:space="preserve"> HYPERLINK \l "_Toc205989574" </w:instrText>
-          </w:r>
-          <w:r>
-            <w:fldChar w:fldCharType="separate"/>
-          </w:r>
-          <w:r>
-            <w:rPr>
-              <w:rStyle w:val="7"/>
-              <w:rFonts w:ascii="Times New Roman" w:hAnsi="Times New Roman" w:cs="Times New Roman"/>
-              <w:b/>
-            </w:rPr>
-            <w:t>5 APRESENTAÇÃO E ANALISE DOS RESULTADOS</w:t>
-          </w:r>
-          <w:r>
-            <w:tab/>
-          </w:r>
-          <w:r>
-            <w:fldChar w:fldCharType="begin"/>
-          </w:r>
-          <w:r>
-            <w:instrText xml:space="preserve"> PAGEREF _Toc205989574 \h </w:instrText>
-          </w:r>
-          <w:r>
-            <w:fldChar w:fldCharType="separate"/>
-          </w:r>
-          <w:r>
-            <w:t>9</w:t>
-          </w:r>
-          <w:r>
-            <w:fldChar w:fldCharType="end"/>
-          </w:r>
-          <w:r>
-            <w:fldChar w:fldCharType="end"/>
-          </w:r>
+          <w:hyperlink w:anchor="_Toc205989574" w:history="1">
+            <w:r>
+              <w:rPr>
+                <w:rStyle w:val="Hyperlink"/>
+                <w:rFonts w:ascii="Times New Roman" w:hAnsi="Times New Roman" w:cs="Times New Roman"/>
+                <w:b/>
+              </w:rPr>
+              <w:t>5 APRESENTAÇÃO E ANALISE DOS RESULTADOS</w:t>
+            </w:r>
+            <w:r>
+              <w:tab/>
+            </w:r>
+            <w:r>
+              <w:fldChar w:fldCharType="begin"/>
+            </w:r>
+            <w:r>
+              <w:instrText xml:space="preserve"> PAGEREF _Toc205989574 \h </w:instrText>
+            </w:r>
+            <w:r>
+              <w:fldChar w:fldCharType="separate"/>
+            </w:r>
+            <w:r>
+              <w:t>9</w:t>
+            </w:r>
+            <w:r>
+              <w:fldChar w:fldCharType="end"/>
+            </w:r>
+          </w:hyperlink>
         </w:p>
         <w:p>
           <w:pPr>
-            <w:pStyle w:val="14"/>
+            <w:pStyle w:val="Sumrio1"/>
             <w:tabs>
               <w:tab w:val="right" w:leader="dot" w:pos="8494"/>
             </w:tabs>
@@ -1873,48 +1914,38 @@
               <w:lang w:eastAsia="pt-BR"/>
             </w:rPr>
           </w:pPr>
-          <w:r>
-            <w:fldChar w:fldCharType="begin"/>
-          </w:r>
-          <w:r>
-            <w:instrText xml:space="preserve"> HYPERLINK \l "_Toc205989575" </w:instrText>
-          </w:r>
-          <w:r>
-            <w:fldChar w:fldCharType="separate"/>
-          </w:r>
-          <w:r>
-            <w:rPr>
-              <w:rStyle w:val="7"/>
-              <w:rFonts w:ascii="Times New Roman" w:hAnsi="Times New Roman" w:cs="Times New Roman"/>
-              <w:b/>
-            </w:rPr>
-            <w:t>6 CONCLUSÃO</w:t>
-          </w:r>
-          <w:r>
-            <w:tab/>
-          </w:r>
-          <w:r>
-            <w:fldChar w:fldCharType="begin"/>
-          </w:r>
-          <w:r>
-            <w:instrText xml:space="preserve"> PAGEREF _Toc205989575 \h </w:instrText>
-          </w:r>
-          <w:r>
-            <w:fldChar w:fldCharType="separate"/>
-          </w:r>
-          <w:r>
-            <w:t>10</w:t>
-          </w:r>
-          <w:r>
-            <w:fldChar w:fldCharType="end"/>
-          </w:r>
-          <w:r>
-            <w:fldChar w:fldCharType="end"/>
-          </w:r>
+          <w:hyperlink w:anchor="_Toc205989575" w:history="1">
+            <w:r>
+              <w:rPr>
+                <w:rStyle w:val="Hyperlink"/>
+                <w:rFonts w:ascii="Times New Roman" w:hAnsi="Times New Roman" w:cs="Times New Roman"/>
+                <w:b/>
+              </w:rPr>
+              <w:t>6 CONCLUSÃO</w:t>
+            </w:r>
+            <w:r>
+              <w:tab/>
+            </w:r>
+            <w:r>
+              <w:fldChar w:fldCharType="begin"/>
+            </w:r>
+            <w:r>
+              <w:instrText xml:space="preserve"> PAGEREF _Toc205989575 \h </w:instrText>
+            </w:r>
+            <w:r>
+              <w:fldChar w:fldCharType="separate"/>
+            </w:r>
+            <w:r>
+              <w:t>10</w:t>
+            </w:r>
+            <w:r>
+              <w:fldChar w:fldCharType="end"/>
+            </w:r>
+          </w:hyperlink>
         </w:p>
         <w:p>
           <w:pPr>
-            <w:pStyle w:val="14"/>
+            <w:pStyle w:val="Sumrio1"/>
             <w:tabs>
               <w:tab w:val="right" w:leader="dot" w:pos="8494"/>
             </w:tabs>
@@ -1923,44 +1954,34 @@
               <w:lang w:eastAsia="pt-BR"/>
             </w:rPr>
           </w:pPr>
-          <w:r>
-            <w:fldChar w:fldCharType="begin"/>
-          </w:r>
-          <w:r>
-            <w:instrText xml:space="preserve"> HYPERLINK \l "_Toc205989576" </w:instrText>
-          </w:r>
-          <w:r>
-            <w:fldChar w:fldCharType="separate"/>
-          </w:r>
-          <w:r>
-            <w:rPr>
-              <w:rStyle w:val="7"/>
-              <w:rFonts w:ascii="Times New Roman" w:hAnsi="Times New Roman" w:cs="Times New Roman"/>
-              <w:b/>
-            </w:rPr>
-            <w:t>7 REFERÊNCIAS</w:t>
-          </w:r>
-          <w:r>
-            <w:tab/>
-          </w:r>
-          <w:r>
-            <w:fldChar w:fldCharType="begin"/>
-          </w:r>
-          <w:r>
-            <w:instrText xml:space="preserve"> PAGEREF _Toc205989576 \h </w:instrText>
-          </w:r>
-          <w:r>
-            <w:fldChar w:fldCharType="separate"/>
-          </w:r>
-          <w:r>
-            <w:t>11</w:t>
-          </w:r>
-          <w:r>
-            <w:fldChar w:fldCharType="end"/>
-          </w:r>
-          <w:r>
-            <w:fldChar w:fldCharType="end"/>
-          </w:r>
+          <w:hyperlink w:anchor="_Toc205989576" w:history="1">
+            <w:r>
+              <w:rPr>
+                <w:rStyle w:val="Hyperlink"/>
+                <w:rFonts w:ascii="Times New Roman" w:hAnsi="Times New Roman" w:cs="Times New Roman"/>
+                <w:b/>
+              </w:rPr>
+              <w:t>7 REFERÊNCIAS</w:t>
+            </w:r>
+            <w:r>
+              <w:tab/>
+            </w:r>
+            <w:r>
+              <w:fldChar w:fldCharType="begin"/>
+            </w:r>
+            <w:r>
+              <w:instrText xml:space="preserve"> PAGEREF _Toc205989576 \h </w:instrText>
+            </w:r>
+            <w:r>
+              <w:fldChar w:fldCharType="separate"/>
+            </w:r>
+            <w:r>
+              <w:t>11</w:t>
+            </w:r>
+            <w:r>
+              <w:fldChar w:fldCharType="end"/>
+            </w:r>
+          </w:hyperlink>
         </w:p>
         <w:p>
           <w:r>
@@ -2244,6 +2265,7 @@
           <w:sz w:val="24"/>
           <w:szCs w:val="24"/>
         </w:rPr>
+        <w:lastRenderedPageBreak/>
         <w:t>1 INTRODUÇÃO</w:t>
       </w:r>
       <w:bookmarkEnd w:id="0"/>
@@ -2265,7 +2287,23 @@
           <w:sz w:val="24"/>
           <w:szCs w:val="24"/>
         </w:rPr>
-        <w:t>A tecnologia vem transformando todas as áreas da sociedade, avanços tecnológicos transformam profundamente nosso cotidiano, seja na comunicação, entretenimento e até mesmo compras online, porém nem todas as áreas da internet são seguras e confiáveis, existem diversas formas de golpes sendo aplicados principalmente no campo de compras na web. De acordo com Einstein, 2025, grande cientista e físico alemão já reconhecia o quão influente a tecnologia é na sociedade, por isso segundo ele se tornou aparentemente óbvio que a nossa tecnologia excedeu a nossa humanidade.</w:t>
+        <w:t xml:space="preserve">A tecnologia vem transformando todas as áreas da sociedade, avanços tecnológicos </w:t>
+      </w:r>
+      <w:r>
+        <w:rPr>
+          <w:rFonts w:ascii="Times New Roman" w:hAnsi="Times New Roman" w:cs="Times New Roman"/>
+          <w:sz w:val="24"/>
+          <w:szCs w:val="24"/>
+        </w:rPr>
+        <w:t>transformam profundamente nosso cotidiano, seja na comunicação, entretenimento e até mesmo compras online, porém nem todas as áreas da internet são seguras e confiáveis, existem diversas formas de golpes sendo aplicados principalmente no campo de compras n</w:t>
+      </w:r>
+      <w:r>
+        <w:rPr>
+          <w:rFonts w:ascii="Times New Roman" w:hAnsi="Times New Roman" w:cs="Times New Roman"/>
+          <w:sz w:val="24"/>
+          <w:szCs w:val="24"/>
+        </w:rPr>
+        <w:t>a web. De acordo com Einstein, 2025, grande cientista e físico alemão já reconhecia o quão influente a tecnologia é na sociedade, por isso segundo ele se tornou aparentemente óbvio que a nossa tecnologia excedeu a nossa humanidade.</w:t>
       </w:r>
     </w:p>
     <w:p>
@@ -2285,7 +2323,23 @@
           <w:sz w:val="24"/>
           <w:szCs w:val="24"/>
         </w:rPr>
-        <w:t xml:space="preserve">Diante dessa situação, o intuito desse projeto é criar um site confiável, de fácil acesso, interface interativa que não propõe riscos nem golpes para seus clientes, mas garante compras de produtos de pet- shop de qualidade, entregas rápidas e confiáveis, garantindo bons retornos aos consumidores de seu produto. </w:t>
+        <w:t>Diante dessa situação, o</w:t>
+      </w:r>
+      <w:r>
+        <w:rPr>
+          <w:rFonts w:ascii="Times New Roman" w:hAnsi="Times New Roman" w:cs="Times New Roman"/>
+          <w:sz w:val="24"/>
+          <w:szCs w:val="24"/>
+        </w:rPr>
+        <w:t xml:space="preserve"> intuito desse projeto é criar um site confiável, de fácil acesso, interface interativa que não propõe riscos nem golpes para seus clientes, mas garante compras de produtos de pet- shop de qualidade, entregas rápidas e confiáveis, garantindo bons retornos </w:t>
+      </w:r>
+      <w:r>
+        <w:rPr>
+          <w:rFonts w:ascii="Times New Roman" w:hAnsi="Times New Roman" w:cs="Times New Roman"/>
+          <w:sz w:val="24"/>
+          <w:szCs w:val="24"/>
+        </w:rPr>
+        <w:t xml:space="preserve">aos consumidores de seu produto. </w:t>
       </w:r>
     </w:p>
     <w:p>
@@ -2305,7 +2359,15 @@
           <w:sz w:val="24"/>
           <w:szCs w:val="24"/>
         </w:rPr>
-        <w:t>O site possui como público-alvo, pessoas que possuem animais domésticos e buscam sempre a melhor qualidade para o seu pet, parceiros comerciais e visitantes interessados nos produtos oferecidos. Transmitindo e sempre ressaltando o profissionalismo e a confiança.</w:t>
+        <w:t>O site possui como público-alvo, pessoas que possuem animais domésticos e buscam sempre a melhor qualidade para o seu pet, parceiros comerciais e visitantes interessados nos produtos oferecidos. Transmitindo e sempre ressa</w:t>
+      </w:r>
+      <w:r>
+        <w:rPr>
+          <w:rFonts w:ascii="Times New Roman" w:hAnsi="Times New Roman" w:cs="Times New Roman"/>
+          <w:sz w:val="24"/>
+          <w:szCs w:val="24"/>
+        </w:rPr>
+        <w:t>ltando o profissionalismo e a confiança.</w:t>
       </w:r>
     </w:p>
     <w:p>
@@ -2325,7 +2387,33 @@
           <w:sz w:val="24"/>
           <w:szCs w:val="24"/>
         </w:rPr>
-        <w:t>O projeto utiliza as linguagens de marcação HTML5 e CSS3, a hospedagem de dados será realizada no GIT, distribuição de tarefas realizada através da plataforma Trello, para garantir entregas no prazo garantindo maior organização do projeto.</w:t>
+        <w:t xml:space="preserve">O projeto utiliza as linguagens de marcação HTML5 e CSS3, a hospedagem de dados será realizada no GIT, distribuição de tarefas realizada através da plataforma </w:t>
+      </w:r>
+      <w:proofErr w:type="spellStart"/>
+      <w:r>
+        <w:rPr>
+          <w:rFonts w:ascii="Times New Roman" w:hAnsi="Times New Roman" w:cs="Times New Roman"/>
+          <w:sz w:val="24"/>
+          <w:szCs w:val="24"/>
+        </w:rPr>
+        <w:t>Trello</w:t>
+      </w:r>
+      <w:proofErr w:type="spellEnd"/>
+      <w:r>
+        <w:rPr>
+          <w:rFonts w:ascii="Times New Roman" w:hAnsi="Times New Roman" w:cs="Times New Roman"/>
+          <w:sz w:val="24"/>
+          <w:szCs w:val="24"/>
+        </w:rPr>
+        <w:t>, para garantir entregas no prazo garantindo maior</w:t>
+      </w:r>
+      <w:r>
+        <w:rPr>
+          <w:rFonts w:ascii="Times New Roman" w:hAnsi="Times New Roman" w:cs="Times New Roman"/>
+          <w:sz w:val="24"/>
+          <w:szCs w:val="24"/>
+        </w:rPr>
+        <w:t xml:space="preserve"> organização do projeto.</w:t>
       </w:r>
     </w:p>
     <w:p>
@@ -2511,6 +2599,7 @@
           <w:sz w:val="24"/>
           <w:szCs w:val="24"/>
         </w:rPr>
+        <w:lastRenderedPageBreak/>
         <w:t>2 DESENVOLVIMENTO</w:t>
       </w:r>
       <w:bookmarkEnd w:id="1"/>
@@ -2532,7 +2621,23 @@
           <w:sz w:val="24"/>
           <w:szCs w:val="24"/>
         </w:rPr>
-        <w:t>O site promove praticidade e autonomia nas compras e atendimentos online, através da criação de website que visa alcançar um bom atendimento que auxilia a vida de quem se preocupa com o bem-estar do seu pet. Oferecendo informações claras sobre local, formas de entrega, atendimento ao cliente, contatos e garantia.</w:t>
+        <w:t xml:space="preserve">O site promove praticidade e autonomia nas </w:t>
+      </w:r>
+      <w:r>
+        <w:rPr>
+          <w:rFonts w:ascii="Times New Roman" w:hAnsi="Times New Roman" w:cs="Times New Roman"/>
+          <w:sz w:val="24"/>
+          <w:szCs w:val="24"/>
+        </w:rPr>
+        <w:t>compras e atendimentos online, através da criação de website que visa alcançar um bom atendimento que auxilia a vida de quem se preocupa com o bem-estar do seu pet. Oferecendo informações claras sobre local, formas de entrega, atendimento ao cliente, conta</w:t>
+      </w:r>
+      <w:r>
+        <w:rPr>
+          <w:rFonts w:ascii="Times New Roman" w:hAnsi="Times New Roman" w:cs="Times New Roman"/>
+          <w:sz w:val="24"/>
+          <w:szCs w:val="24"/>
+        </w:rPr>
+        <w:t>tos e garantia.</w:t>
       </w:r>
     </w:p>
     <w:p>
@@ -2552,7 +2657,69 @@
           <w:sz w:val="24"/>
           <w:szCs w:val="24"/>
         </w:rPr>
-        <w:t xml:space="preserve">Para o desenvolvimento e organização do projeto foi utilizado a metodologia ágil (SCRUM), permitindo a flexibilidade e a adaptação contínua ao longo do processo. A construção do site foi realizada através da utilização das linguagens HTML e CSS, para dar estrutura ao conteúdo, organizar as páginas e estilizar. Para o backend, foi escolhido a utilização do VsCode, JavaScript utilizando a linguagem C# e o banco de dados para armazenamento dos dados fornecidos.  </w:t>
+        <w:t>Para o desenvolvimento e organização do projeto foi utilizado a metodologia ágil (SCRUM), permitindo a flexibilidade e a adaptação contínua ao longo do processo. A construção do site foi realizada através da utilização das linguagens HTML e</w:t>
+      </w:r>
+      <w:r>
+        <w:rPr>
+          <w:rFonts w:ascii="Times New Roman" w:hAnsi="Times New Roman" w:cs="Times New Roman"/>
+          <w:sz w:val="24"/>
+          <w:szCs w:val="24"/>
+        </w:rPr>
+        <w:t xml:space="preserve"> CSS, para dar estrutura ao conteúdo, organizar as páginas e estilizar. Para o </w:t>
+      </w:r>
+      <w:proofErr w:type="spellStart"/>
+      <w:r>
+        <w:rPr>
+          <w:rFonts w:ascii="Times New Roman" w:hAnsi="Times New Roman" w:cs="Times New Roman"/>
+          <w:sz w:val="24"/>
+          <w:szCs w:val="24"/>
+        </w:rPr>
+        <w:t>backend</w:t>
+      </w:r>
+      <w:proofErr w:type="spellEnd"/>
+      <w:r>
+        <w:rPr>
+          <w:rFonts w:ascii="Times New Roman" w:hAnsi="Times New Roman" w:cs="Times New Roman"/>
+          <w:sz w:val="24"/>
+          <w:szCs w:val="24"/>
+        </w:rPr>
+        <w:t xml:space="preserve">, foi escolhido a utilização do </w:t>
+      </w:r>
+      <w:proofErr w:type="spellStart"/>
+      <w:r>
+        <w:rPr>
+          <w:rFonts w:ascii="Times New Roman" w:hAnsi="Times New Roman" w:cs="Times New Roman"/>
+          <w:sz w:val="24"/>
+          <w:szCs w:val="24"/>
+        </w:rPr>
+        <w:t>VsCode</w:t>
+      </w:r>
+      <w:proofErr w:type="spellEnd"/>
+      <w:r>
+        <w:rPr>
+          <w:rFonts w:ascii="Times New Roman" w:hAnsi="Times New Roman" w:cs="Times New Roman"/>
+          <w:sz w:val="24"/>
+          <w:szCs w:val="24"/>
+        </w:rPr>
+        <w:t xml:space="preserve">, </w:t>
+      </w:r>
+      <w:proofErr w:type="spellStart"/>
+      <w:r>
+        <w:rPr>
+          <w:rFonts w:ascii="Times New Roman" w:hAnsi="Times New Roman" w:cs="Times New Roman"/>
+          <w:sz w:val="24"/>
+          <w:szCs w:val="24"/>
+        </w:rPr>
+        <w:t>JavaScript</w:t>
+      </w:r>
+      <w:proofErr w:type="spellEnd"/>
+      <w:r>
+        <w:rPr>
+          <w:rFonts w:ascii="Times New Roman" w:hAnsi="Times New Roman" w:cs="Times New Roman"/>
+          <w:sz w:val="24"/>
+          <w:szCs w:val="24"/>
+        </w:rPr>
+        <w:t xml:space="preserve"> utilizando a linguagem C# e o banco de dados para armazenamento dos dados fornecidos.  </w:t>
       </w:r>
     </w:p>
     <w:p>
@@ -2595,7 +2762,23 @@
           <w:sz w:val="24"/>
           <w:szCs w:val="24"/>
         </w:rPr>
-        <w:t xml:space="preserve">O objetivo principal do site é alcançar pessoas que buscam qualidade, confiança e cuidado ao seu animal, oferecer bons atendimentos e produtos, garantindo a saúde dos pets. O objetivo é englobar todos esses princípios em um site de fácil acessibilidade e disponibilidade aos seus clientes. </w:t>
+        <w:t>O objetivo p</w:t>
+      </w:r>
+      <w:r>
+        <w:rPr>
+          <w:rFonts w:ascii="Times New Roman" w:hAnsi="Times New Roman" w:cs="Times New Roman"/>
+          <w:sz w:val="24"/>
+          <w:szCs w:val="24"/>
+        </w:rPr>
+        <w:t>rincipal do site é alcançar pessoas que buscam qualidade, confiança e cuidado ao seu animal, oferecer bons atendimentos e produtos, garantindo a saúde dos pets. O objetivo é englobar todos esses princípios em um site de fácil acessibilidade e disponibilida</w:t>
+      </w:r>
+      <w:r>
+        <w:rPr>
+          <w:rFonts w:ascii="Times New Roman" w:hAnsi="Times New Roman" w:cs="Times New Roman"/>
+          <w:sz w:val="24"/>
+          <w:szCs w:val="24"/>
+        </w:rPr>
+        <w:t xml:space="preserve">de aos seus clientes. </w:t>
       </w:r>
     </w:p>
     <w:p>
@@ -2641,7 +2824,15 @@
           <w:sz w:val="24"/>
           <w:szCs w:val="24"/>
         </w:rPr>
-        <w:t>Desenvolver um site que contém páginas principais que são home, galeria, serviços e contatos, o objetivo é vender produtos e serviços online, de alta confiança e precisão, oferecer suporte aos clientes e otimizar.</w:t>
+        <w:t>Desenvolver um site que contém páginas principais que são home, galeria, serviços e contatos, o objetivo é vender produtos e serviços online, de alta confiança e precisão, oferecer suporte aos clientes e oti</w:t>
+      </w:r>
+      <w:r>
+        <w:rPr>
+          <w:rFonts w:ascii="Times New Roman" w:hAnsi="Times New Roman" w:cs="Times New Roman"/>
+          <w:sz w:val="24"/>
+          <w:szCs w:val="24"/>
+        </w:rPr>
+        <w:t>mizar.</w:t>
       </w:r>
     </w:p>
     <w:p>
@@ -2826,6 +3017,7 @@
           <w:sz w:val="24"/>
           <w:szCs w:val="24"/>
         </w:rPr>
+        <w:lastRenderedPageBreak/>
         <w:t>3 METODOLOGIA OU PROCEDIMENTOS METODOLÓGICOS</w:t>
       </w:r>
       <w:bookmarkEnd w:id="4"/>
@@ -2852,7 +3044,15 @@
           <w:sz w:val="24"/>
           <w:szCs w:val="24"/>
         </w:rPr>
-        <w:t>Para o desenvolvimento dos métodos do projeto, foi realizado análises em diferentes bases cientificas e sites autênticos das documentações e tecnologias aplicadas, detalhando as suas principais funcionalidades e usabilidades. Utilizou-se de artigos científicos, pesquisas, para realizar análises e estudos sobre as tecnologias referentes com o projeto.</w:t>
+        <w:t xml:space="preserve">Para o desenvolvimento dos métodos do projeto, foi realizado análises em diferentes bases cientificas e sites autênticos das documentações e tecnologias aplicadas, detalhando as suas </w:t>
+      </w:r>
+      <w:r>
+        <w:rPr>
+          <w:rFonts w:ascii="Times New Roman" w:hAnsi="Times New Roman" w:cs="Times New Roman"/>
+          <w:sz w:val="24"/>
+          <w:szCs w:val="24"/>
+        </w:rPr>
+        <w:t>principais funcionalidades e usabilidades. Utilizou-se de artigos científicos, pesquisas, para realizar análises e estudos sobre as tecnologias referentes com o projeto.</w:t>
       </w:r>
     </w:p>
     <w:p>
@@ -2939,7 +3139,41 @@
           <w:sz w:val="24"/>
           <w:szCs w:val="24"/>
         </w:rPr>
-        <w:t xml:space="preserve">O HTML é uma linguagem de marcação padrão utilizada para definir e estruturar conteúdos de páginas web através de etiquetas (tags) que diferenciam partes do conteúdo como, imagens, listas, parágrafos, títulos, etc. Foi criada em 1991 no CERN (Organização Europeia para Pesquisa Nuclear) pelo cientista da computação britânico Tim Berners-Lee. </w:t>
+        <w:t xml:space="preserve">O HTML é uma linguagem de marcação padrão utilizada para definir </w:t>
+      </w:r>
+      <w:r>
+        <w:rPr>
+          <w:rFonts w:ascii="Times New Roman" w:hAnsi="Times New Roman" w:cs="Times New Roman"/>
+          <w:sz w:val="24"/>
+          <w:szCs w:val="24"/>
+        </w:rPr>
+        <w:t>e estruturar conteúdos de páginas web através de etiquetas (</w:t>
+      </w:r>
+      <w:proofErr w:type="spellStart"/>
+      <w:r>
+        <w:rPr>
+          <w:rFonts w:ascii="Times New Roman" w:hAnsi="Times New Roman" w:cs="Times New Roman"/>
+          <w:sz w:val="24"/>
+          <w:szCs w:val="24"/>
+        </w:rPr>
+        <w:t>tags</w:t>
+      </w:r>
+      <w:proofErr w:type="spellEnd"/>
+      <w:r>
+        <w:rPr>
+          <w:rFonts w:ascii="Times New Roman" w:hAnsi="Times New Roman" w:cs="Times New Roman"/>
+          <w:sz w:val="24"/>
+          <w:szCs w:val="24"/>
+        </w:rPr>
+        <w:t>) que diferenciam partes do conteúdo como, imagens, listas, parágrafos, títulos, etc. Foi criada em 1991 no CERN (Organização Europeia para Pesquisa Nuclear) pelo cientista da computação britâ</w:t>
+      </w:r>
+      <w:r>
+        <w:rPr>
+          <w:rFonts w:ascii="Times New Roman" w:hAnsi="Times New Roman" w:cs="Times New Roman"/>
+          <w:sz w:val="24"/>
+          <w:szCs w:val="24"/>
+        </w:rPr>
+        <w:t xml:space="preserve">nico Tim Berners-Lee. </w:t>
       </w:r>
     </w:p>
     <w:p>
@@ -2962,7 +3196,15 @@
           <w:sz w:val="24"/>
           <w:szCs w:val="24"/>
         </w:rPr>
-        <w:t>Utilizamos a linguagem HTML em nosso projeto devido a sua fácil usabilidade e compreendimento, acessibilidade e a estruturação do projeto, além de, sua alta compatibilidade com diversos navegadores webs, possibilitando acessos rápidos e suporte. A linguagem permitiu a organização de elementos no site de maneira coerente, tornando a navegação do usuário agradável e intuitiva.</w:t>
+        <w:t>Utilizamos a linguagem HTML em nosso projeto devido a sua fácil usabilidade e compreendimento, acessibilidade e a estruturação do projeto, além de, sua alta compatibilidade com diversos navegadores webs, possibilitando acessos rápido</w:t>
+      </w:r>
+      <w:r>
+        <w:rPr>
+          <w:rFonts w:ascii="Times New Roman" w:hAnsi="Times New Roman" w:cs="Times New Roman"/>
+          <w:sz w:val="24"/>
+          <w:szCs w:val="24"/>
+        </w:rPr>
+        <w:t>s e suporte. A linguagem permitiu a organização de elementos no site de maneira coerente, tornando a navegação do usuário agradável e intuitiva.</w:t>
       </w:r>
     </w:p>
     <w:p>
@@ -2974,18 +3216,17 @@
         <w:ind w:firstLine="709"/>
         <w:jc w:val="both"/>
         <w:rPr>
-          <w:rFonts w:hint="default" w:ascii="Times New Roman" w:hAnsi="Times New Roman" w:cs="Times New Roman"/>
-          <w:sz w:val="24"/>
-          <w:szCs w:val="24"/>
-          <w:lang w:val="pt-BR"/>
-        </w:rPr>
-      </w:pPr>
-      <w:r>
-        <w:rPr>
-          <w:rFonts w:hint="default" w:ascii="Times New Roman" w:hAnsi="Times New Roman" w:cs="Times New Roman"/>
-          <w:sz w:val="24"/>
-          <w:szCs w:val="24"/>
-          <w:lang w:val="pt-BR"/>
+          <w:rFonts w:ascii="Times New Roman" w:hAnsi="Times New Roman" w:cs="Times New Roman"/>
+          <w:sz w:val="24"/>
+          <w:szCs w:val="24"/>
+        </w:rPr>
+      </w:pPr>
+      <w:r>
+        <w:rPr>
+          <w:rFonts w:ascii="Times New Roman" w:hAnsi="Times New Roman" w:cs="Times New Roman"/>
+          <w:noProof/>
+          <w:sz w:val="24"/>
+          <w:szCs w:val="24"/>
         </w:rPr>
         <w:drawing>
           <wp:inline distT="0" distB="0" distL="114300" distR="114300">
@@ -3032,6 +3273,38 @@
           <w:tab w:val="left" w:pos="2400"/>
         </w:tabs>
         <w:spacing w:after="0" w:line="360" w:lineRule="auto"/>
+        <w:ind w:firstLine="709"/>
+        <w:jc w:val="both"/>
+        <w:rPr>
+          <w:rFonts w:ascii="Times New Roman" w:hAnsi="Times New Roman" w:cs="Times New Roman"/>
+          <w:sz w:val="20"/>
+          <w:szCs w:val="20"/>
+        </w:rPr>
+      </w:pPr>
+      <w:r>
+        <w:rPr>
+          <w:rFonts w:ascii="Times New Roman" w:hAnsi="Times New Roman" w:cs="Times New Roman"/>
+          <w:b/>
+          <w:sz w:val="20"/>
+          <w:szCs w:val="20"/>
+        </w:rPr>
+        <w:t>Fonte</w:t>
+      </w:r>
+      <w:r>
+        <w:rPr>
+          <w:rFonts w:ascii="Times New Roman" w:hAnsi="Times New Roman" w:cs="Times New Roman"/>
+          <w:sz w:val="20"/>
+          <w:szCs w:val="20"/>
+        </w:rPr>
+        <w:t>: os autores</w:t>
+      </w:r>
+    </w:p>
+    <w:p>
+      <w:pPr>
+        <w:tabs>
+          <w:tab w:val="left" w:pos="2400"/>
+        </w:tabs>
+        <w:spacing w:after="0" w:line="360" w:lineRule="auto"/>
         <w:outlineLvl w:val="1"/>
         <w:rPr>
           <w:rFonts w:ascii="Times New Roman" w:hAnsi="Times New Roman" w:cs="Times New Roman"/>
@@ -3070,7 +3343,78 @@
           <w:sz w:val="24"/>
           <w:szCs w:val="24"/>
         </w:rPr>
-        <w:t>A linguagem CSS criada em 1995, por Håkon Wium Lie e Bert Bos e lançada pelo W3C, o objetivo da criação do CSS foi separar o conteúdo da apresentação visual de um site, o CSS é uma linguagem utilizada no mundo todo por sua utilizada de controlar as opções de cores, linhas, margem, alturas, larguras, imagens e posicionamento. Essa linguagem foi desenvolvida para facilitar as programações a partir do momento em que o HTML não sustentava realizar todas essas as funções.</w:t>
+        <w:lastRenderedPageBreak/>
+        <w:t xml:space="preserve">A linguagem CSS criada em 1995, por </w:t>
+      </w:r>
+      <w:proofErr w:type="spellStart"/>
+      <w:r>
+        <w:rPr>
+          <w:rFonts w:ascii="Times New Roman" w:hAnsi="Times New Roman" w:cs="Times New Roman"/>
+          <w:sz w:val="24"/>
+          <w:szCs w:val="24"/>
+        </w:rPr>
+        <w:t>Håkon</w:t>
+      </w:r>
+      <w:proofErr w:type="spellEnd"/>
+      <w:r>
+        <w:rPr>
+          <w:rFonts w:ascii="Times New Roman" w:hAnsi="Times New Roman" w:cs="Times New Roman"/>
+          <w:sz w:val="24"/>
+          <w:szCs w:val="24"/>
+        </w:rPr>
+        <w:t xml:space="preserve"> </w:t>
+      </w:r>
+      <w:proofErr w:type="spellStart"/>
+      <w:r>
+        <w:rPr>
+          <w:rFonts w:ascii="Times New Roman" w:hAnsi="Times New Roman" w:cs="Times New Roman"/>
+          <w:sz w:val="24"/>
+          <w:szCs w:val="24"/>
+        </w:rPr>
+        <w:t>Wium</w:t>
+      </w:r>
+      <w:proofErr w:type="spellEnd"/>
+      <w:r>
+        <w:rPr>
+          <w:rFonts w:ascii="Times New Roman" w:hAnsi="Times New Roman" w:cs="Times New Roman"/>
+          <w:sz w:val="24"/>
+          <w:szCs w:val="24"/>
+        </w:rPr>
+        <w:t xml:space="preserve"> Lie e Bert </w:t>
+      </w:r>
+      <w:proofErr w:type="spellStart"/>
+      <w:r>
+        <w:rPr>
+          <w:rFonts w:ascii="Times New Roman" w:hAnsi="Times New Roman" w:cs="Times New Roman"/>
+          <w:sz w:val="24"/>
+          <w:szCs w:val="24"/>
+        </w:rPr>
+        <w:t>Bos</w:t>
+      </w:r>
+      <w:proofErr w:type="spellEnd"/>
+      <w:r>
+        <w:rPr>
+          <w:rFonts w:ascii="Times New Roman" w:hAnsi="Times New Roman" w:cs="Times New Roman"/>
+          <w:sz w:val="24"/>
+          <w:szCs w:val="24"/>
+        </w:rPr>
+        <w:t xml:space="preserve"> e lançada pelo W3C, o objetivo da criaç</w:t>
+      </w:r>
+      <w:r>
+        <w:rPr>
+          <w:rFonts w:ascii="Times New Roman" w:hAnsi="Times New Roman" w:cs="Times New Roman"/>
+          <w:sz w:val="24"/>
+          <w:szCs w:val="24"/>
+        </w:rPr>
+        <w:t>ão do CSS foi separar o conteúdo da apresentação visual de um site, o CSS é uma linguagem utilizada no mundo todo por sua utilizada de controlar as opções de cores, linhas, margem, alturas, larguras, imagens e posicionamento. Essa linguagem foi desenvolvid</w:t>
+      </w:r>
+      <w:r>
+        <w:rPr>
+          <w:rFonts w:ascii="Times New Roman" w:hAnsi="Times New Roman" w:cs="Times New Roman"/>
+          <w:sz w:val="24"/>
+          <w:szCs w:val="24"/>
+        </w:rPr>
+        <w:t>a para facilitar as programações a partir do momento em que o HTML não sustentava realizar todas essas as funções.</w:t>
       </w:r>
     </w:p>
     <w:p>
@@ -3082,18 +3426,26 @@
         <w:ind w:firstLine="680"/>
         <w:jc w:val="both"/>
         <w:rPr>
-          <w:rFonts w:ascii="Times New Roman" w:hAnsi="Times New Roman" w:eastAsia="Malgun Gothic" w:cs="Malgun Gothic"/>
-          <w:sz w:val="24"/>
-          <w:szCs w:val="24"/>
-        </w:rPr>
-      </w:pPr>
-      <w:r>
-        <w:rPr>
-          <w:rFonts w:ascii="Times New Roman" w:hAnsi="Times New Roman" w:eastAsia="Malgun Gothic" w:cs="Malgun Gothic"/>
-          <w:sz w:val="24"/>
-          <w:szCs w:val="24"/>
-        </w:rPr>
-        <w:t>Utilizamos na programação do nosso site a linguagem CSS para estilizar e tornar o visual das páginas agradável, deixando a experiencia e o trabalho mais confortável para o usuário.</w:t>
+          <w:rFonts w:ascii="Times New Roman" w:eastAsia="Malgun Gothic" w:hAnsi="Times New Roman" w:cs="Malgun Gothic"/>
+          <w:sz w:val="24"/>
+          <w:szCs w:val="24"/>
+        </w:rPr>
+      </w:pPr>
+      <w:r>
+        <w:rPr>
+          <w:rFonts w:ascii="Times New Roman" w:eastAsia="Malgun Gothic" w:hAnsi="Times New Roman" w:cs="Malgun Gothic"/>
+          <w:sz w:val="24"/>
+          <w:szCs w:val="24"/>
+        </w:rPr>
+        <w:t>Utilizamos na programação do nosso site a linguagem CSS para estilizar e tornar o visual das páginas agradável, deixando a experiencia e o tr</w:t>
+      </w:r>
+      <w:r>
+        <w:rPr>
+          <w:rFonts w:ascii="Times New Roman" w:eastAsia="Malgun Gothic" w:hAnsi="Times New Roman" w:cs="Malgun Gothic"/>
+          <w:sz w:val="24"/>
+          <w:szCs w:val="24"/>
+        </w:rPr>
+        <w:t>abalho mais confortável para o usuário.</w:t>
       </w:r>
     </w:p>
     <w:p>
@@ -3105,18 +3457,17 @@
         <w:ind w:firstLine="680"/>
         <w:jc w:val="both"/>
         <w:rPr>
-          <w:rFonts w:hint="default" w:ascii="Times New Roman" w:hAnsi="Times New Roman" w:eastAsia="Malgun Gothic" w:cs="Malgun Gothic"/>
-          <w:sz w:val="24"/>
-          <w:szCs w:val="24"/>
-          <w:lang w:val="pt-BR"/>
-        </w:rPr>
-      </w:pPr>
-      <w:r>
-        <w:rPr>
-          <w:rFonts w:hint="default" w:ascii="Times New Roman" w:hAnsi="Times New Roman" w:eastAsia="Malgun Gothic" w:cs="Malgun Gothic"/>
-          <w:sz w:val="24"/>
-          <w:szCs w:val="24"/>
-          <w:lang w:val="pt-BR"/>
+          <w:rFonts w:ascii="Times New Roman" w:eastAsia="Malgun Gothic" w:hAnsi="Times New Roman" w:cs="Malgun Gothic"/>
+          <w:sz w:val="24"/>
+          <w:szCs w:val="24"/>
+        </w:rPr>
+      </w:pPr>
+      <w:r>
+        <w:rPr>
+          <w:rFonts w:ascii="Times New Roman" w:eastAsia="Malgun Gothic" w:hAnsi="Times New Roman" w:cs="Malgun Gothic"/>
+          <w:noProof/>
+          <w:sz w:val="24"/>
+          <w:szCs w:val="24"/>
         </w:rPr>
         <w:drawing>
           <wp:inline distT="0" distB="0" distL="114300" distR="114300">
@@ -3163,6 +3514,46 @@
           <w:tab w:val="left" w:pos="2400"/>
         </w:tabs>
         <w:spacing w:after="0" w:line="360" w:lineRule="auto"/>
+        <w:ind w:firstLine="709"/>
+        <w:jc w:val="both"/>
+        <w:rPr>
+          <w:rFonts w:ascii="Times New Roman" w:hAnsi="Times New Roman" w:cs="Times New Roman"/>
+          <w:sz w:val="20"/>
+          <w:szCs w:val="20"/>
+        </w:rPr>
+      </w:pPr>
+      <w:r>
+        <w:rPr>
+          <w:rFonts w:ascii="Times New Roman" w:hAnsi="Times New Roman" w:cs="Times New Roman"/>
+          <w:b/>
+          <w:sz w:val="20"/>
+          <w:szCs w:val="20"/>
+        </w:rPr>
+        <w:t>Fonte</w:t>
+      </w:r>
+      <w:r>
+        <w:rPr>
+          <w:rFonts w:ascii="Times New Roman" w:hAnsi="Times New Roman" w:cs="Times New Roman"/>
+          <w:sz w:val="20"/>
+          <w:szCs w:val="20"/>
+        </w:rPr>
+        <w:t>: os autore</w:t>
+      </w:r>
+      <w:r>
+        <w:rPr>
+          <w:rFonts w:ascii="Times New Roman" w:hAnsi="Times New Roman" w:cs="Times New Roman"/>
+          <w:sz w:val="20"/>
+          <w:szCs w:val="20"/>
+        </w:rPr>
+        <w:t>s</w:t>
+      </w:r>
+    </w:p>
+    <w:p>
+      <w:pPr>
+        <w:tabs>
+          <w:tab w:val="left" w:pos="2400"/>
+        </w:tabs>
+        <w:spacing w:after="0" w:line="360" w:lineRule="auto"/>
         <w:outlineLvl w:val="1"/>
         <w:rPr>
           <w:rFonts w:ascii="Times New Roman" w:hAnsi="Times New Roman" w:cs="Times New Roman"/>
@@ -3201,7 +3592,41 @@
           <w:sz w:val="24"/>
           <w:szCs w:val="24"/>
         </w:rPr>
-        <w:t xml:space="preserve">A utilização de um IDE (Ambiente de Desenvolvimento Integrado) foi essencial para reunir todas as ferramentas para a escrita de código em um só lugar, tornando o processo de desenvolvimento mais eficiente, um IDE aumenta a produtividade dos desenvolvedores pois disponibiliza automação da edição do código, realce de sintaxe, complementação de código inteligente, suporte para refatoração, automação da criação local, compilação, testes e depuração. Não existe uma data específica da criação desse conceito, mas os primeiros protótipos surgiram por volta de 1980. </w:t>
+        <w:t>A utilização de um IDE (Ambiente de Desenvolvimento Integrado) foi essencial para reunir todas as ferramentas para a escrita de código em um só lugar, tornando o processo de desenvolvimento mais eficiente, um IDE aumenta a produtividade dos desenvolvedores</w:t>
+      </w:r>
+      <w:r>
+        <w:rPr>
+          <w:rFonts w:ascii="Times New Roman" w:hAnsi="Times New Roman" w:cs="Times New Roman"/>
+          <w:sz w:val="24"/>
+          <w:szCs w:val="24"/>
+        </w:rPr>
+        <w:t xml:space="preserve"> pois disponibiliza automação da edição do código, realce de sintaxe, complementação de código inteligente, suporte para </w:t>
+      </w:r>
+      <w:proofErr w:type="spellStart"/>
+      <w:r>
+        <w:rPr>
+          <w:rFonts w:ascii="Times New Roman" w:hAnsi="Times New Roman" w:cs="Times New Roman"/>
+          <w:sz w:val="24"/>
+          <w:szCs w:val="24"/>
+        </w:rPr>
+        <w:t>refatoração</w:t>
+      </w:r>
+      <w:proofErr w:type="spellEnd"/>
+      <w:r>
+        <w:rPr>
+          <w:rFonts w:ascii="Times New Roman" w:hAnsi="Times New Roman" w:cs="Times New Roman"/>
+          <w:sz w:val="24"/>
+          <w:szCs w:val="24"/>
+        </w:rPr>
+        <w:t xml:space="preserve">, automação da criação local, compilação, testes e depuração. Não existe uma data específica da criação desse conceito, mas </w:t>
+      </w:r>
+      <w:r>
+        <w:rPr>
+          <w:rFonts w:ascii="Times New Roman" w:hAnsi="Times New Roman" w:cs="Times New Roman"/>
+          <w:sz w:val="24"/>
+          <w:szCs w:val="24"/>
+        </w:rPr>
+        <w:t xml:space="preserve">os primeiros protótipos surgiram por volta de 1980. </w:t>
       </w:r>
     </w:p>
     <w:p>
@@ -3213,19 +3638,19 @@
         <w:ind w:firstLine="709"/>
         <w:jc w:val="both"/>
         <w:rPr>
-          <w:rFonts w:hint="default" w:ascii="Times New Roman" w:hAnsi="Times New Roman" w:cs="Times New Roman"/>
-          <w:sz w:val="24"/>
-          <w:szCs w:val="24"/>
-          <w:lang w:val="pt-BR"/>
-        </w:rPr>
-      </w:pPr>
-      <w:r>
-        <w:rPr>
-          <w:rFonts w:hint="default" w:ascii="Times New Roman" w:hAnsi="Times New Roman" w:cs="Times New Roman"/>
-          <w:sz w:val="24"/>
-          <w:szCs w:val="24"/>
-          <w:lang w:val="pt-BR"/>
-        </w:rPr>
+          <w:rFonts w:ascii="Times New Roman" w:hAnsi="Times New Roman" w:cs="Times New Roman"/>
+          <w:sz w:val="24"/>
+          <w:szCs w:val="24"/>
+        </w:rPr>
+      </w:pPr>
+      <w:r>
+        <w:rPr>
+          <w:rFonts w:ascii="Times New Roman" w:hAnsi="Times New Roman" w:cs="Times New Roman"/>
+          <w:noProof/>
+          <w:sz w:val="24"/>
+          <w:szCs w:val="24"/>
+        </w:rPr>
+        <w:lastRenderedPageBreak/>
         <w:drawing>
           <wp:inline distT="0" distB="0" distL="114300" distR="114300">
             <wp:extent cx="5392420" cy="2868930"/>
@@ -3271,6 +3696,38 @@
           <w:tab w:val="left" w:pos="2400"/>
         </w:tabs>
         <w:spacing w:after="0" w:line="360" w:lineRule="auto"/>
+        <w:ind w:firstLine="709"/>
+        <w:jc w:val="both"/>
+        <w:rPr>
+          <w:rFonts w:ascii="Times New Roman" w:hAnsi="Times New Roman" w:cs="Times New Roman"/>
+          <w:sz w:val="20"/>
+          <w:szCs w:val="20"/>
+        </w:rPr>
+      </w:pPr>
+      <w:r>
+        <w:rPr>
+          <w:rFonts w:ascii="Times New Roman" w:hAnsi="Times New Roman" w:cs="Times New Roman"/>
+          <w:b/>
+          <w:sz w:val="20"/>
+          <w:szCs w:val="20"/>
+        </w:rPr>
+        <w:t>Fonte</w:t>
+      </w:r>
+      <w:r>
+        <w:rPr>
+          <w:rFonts w:ascii="Times New Roman" w:hAnsi="Times New Roman" w:cs="Times New Roman"/>
+          <w:sz w:val="20"/>
+          <w:szCs w:val="20"/>
+        </w:rPr>
+        <w:t>: os autores</w:t>
+      </w:r>
+    </w:p>
+    <w:p>
+      <w:pPr>
+        <w:tabs>
+          <w:tab w:val="left" w:pos="2400"/>
+        </w:tabs>
+        <w:spacing w:after="0" w:line="360" w:lineRule="auto"/>
         <w:outlineLvl w:val="1"/>
         <w:rPr>
           <w:rFonts w:ascii="Times New Roman" w:hAnsi="Times New Roman" w:cs="Times New Roman"/>
@@ -3310,7 +3767,33 @@
           <w:sz w:val="24"/>
           <w:szCs w:val="24"/>
         </w:rPr>
-        <w:t>Um banco de dados é um conjunto de estruturação de dados, armazenados em sistemas organizados e que operam eletronicamente, o objetivo de um database é armazenar dados sobre um mesmo assunto em um local central, seguro e de fácil manipulação. É um agrupamento de informações organizadas de maneira estruturada, organizada e otimizada, é de extrema relevância a sua utilização para a organização de um site.</w:t>
+        <w:t xml:space="preserve">Um banco de dados é um conjunto de estruturação de dados, armazenados em sistemas organizados e que operam eletronicamente, o objetivo de um </w:t>
+      </w:r>
+      <w:proofErr w:type="spellStart"/>
+      <w:r>
+        <w:rPr>
+          <w:rFonts w:ascii="Times New Roman" w:hAnsi="Times New Roman" w:cs="Times New Roman"/>
+          <w:sz w:val="24"/>
+          <w:szCs w:val="24"/>
+        </w:rPr>
+        <w:t>database</w:t>
+      </w:r>
+      <w:proofErr w:type="spellEnd"/>
+      <w:r>
+        <w:rPr>
+          <w:rFonts w:ascii="Times New Roman" w:hAnsi="Times New Roman" w:cs="Times New Roman"/>
+          <w:sz w:val="24"/>
+          <w:szCs w:val="24"/>
+        </w:rPr>
+        <w:t xml:space="preserve"> é armazenar dados sobre um mesmo</w:t>
+      </w:r>
+      <w:r>
+        <w:rPr>
+          <w:rFonts w:ascii="Times New Roman" w:hAnsi="Times New Roman" w:cs="Times New Roman"/>
+          <w:sz w:val="24"/>
+          <w:szCs w:val="24"/>
+        </w:rPr>
+        <w:t xml:space="preserve"> assunto em um local central, seguro e de fácil manipulação. É um agrupamento de informações organizadas de maneira estruturada, organizada e otimizada, é de extrema relevância a sua utilização para a organização de um site.</w:t>
       </w:r>
     </w:p>
     <w:p>
@@ -3334,7 +3817,15 @@
           <w:sz w:val="24"/>
           <w:szCs w:val="24"/>
         </w:rPr>
-        <w:t xml:space="preserve">Utilizamos um banco de dados em nosso projeto para que fosse possível realizar o armazenamento de dados dos clientes que fizessem login em nossa página, manipular, organizar e otimizar os processos empresariais. </w:t>
+        <w:t>Utilizamos um banco de dados em</w:t>
+      </w:r>
+      <w:r>
+        <w:rPr>
+          <w:rFonts w:ascii="Times New Roman" w:hAnsi="Times New Roman" w:cs="Times New Roman"/>
+          <w:sz w:val="24"/>
+          <w:szCs w:val="24"/>
+        </w:rPr>
+        <w:t xml:space="preserve"> nosso projeto para que fosse possível realizar o armazenamento de dados dos clientes que fizessem login em nossa página, manipular, organizar e otimizar os processos empresariais. </w:t>
       </w:r>
     </w:p>
     <w:p>
@@ -3347,80 +3838,17 @@
         <w:jc w:val="both"/>
         <w:outlineLvl w:val="1"/>
         <w:rPr>
-          <w:rFonts w:hint="default" w:ascii="Times New Roman" w:hAnsi="Times New Roman" w:cs="Times New Roman"/>
-          <w:sz w:val="24"/>
-          <w:szCs w:val="24"/>
-          <w:lang w:val="pt-BR"/>
-        </w:rPr>
-      </w:pPr>
-      <w:r>
-        <w:rPr>
-          <w:rFonts w:hint="default" w:ascii="Times New Roman" w:hAnsi="Times New Roman" w:cs="Times New Roman"/>
-          <w:sz w:val="24"/>
-          <w:szCs w:val="24"/>
-          <w:lang w:val="pt-BR"/>
-        </w:rPr>
-        <w:drawing>
-          <wp:inline distT="0" distB="0" distL="114300" distR="114300">
-            <wp:extent cx="5399405" cy="2878455"/>
-            <wp:effectExtent l="0" t="0" r="10795" b="17145"/>
-            <wp:docPr id="5" name="Imagem 5" descr="print_brmodelo"/>
-            <wp:cNvGraphicFramePr>
-              <a:graphicFrameLocks xmlns:a="http://schemas.openxmlformats.org/drawingml/2006/main" noChangeAspect="1"/>
-            </wp:cNvGraphicFramePr>
-            <a:graphic xmlns:a="http://schemas.openxmlformats.org/drawingml/2006/main">
-              <a:graphicData uri="http://schemas.openxmlformats.org/drawingml/2006/picture">
-                <pic:pic xmlns:pic="http://schemas.openxmlformats.org/drawingml/2006/picture">
-                  <pic:nvPicPr>
-                    <pic:cNvPr id="5" name="Imagem 5" descr="print_brmodelo"/>
-                    <pic:cNvPicPr>
-                      <a:picLocks noChangeAspect="1"/>
-                    </pic:cNvPicPr>
-                  </pic:nvPicPr>
-                  <pic:blipFill>
-                    <a:blip r:embed="rId11"/>
-                    <a:stretch>
-                      <a:fillRect/>
-                    </a:stretch>
-                  </pic:blipFill>
-                  <pic:spPr>
-                    <a:xfrm>
-                      <a:off x="0" y="0"/>
-                      <a:ext cx="5399405" cy="2878455"/>
-                    </a:xfrm>
-                    <a:prstGeom prst="rect">
-                      <a:avLst/>
-                    </a:prstGeom>
-                  </pic:spPr>
-                </pic:pic>
-              </a:graphicData>
-            </a:graphic>
-          </wp:inline>
-        </w:drawing>
-      </w:r>
-    </w:p>
-    <w:p>
-      <w:pPr>
-        <w:tabs>
-          <w:tab w:val="left" w:pos="2400"/>
-        </w:tabs>
-        <w:spacing w:after="0" w:line="360" w:lineRule="auto"/>
-        <w:ind w:firstLine="709"/>
-        <w:jc w:val="both"/>
-        <w:outlineLvl w:val="1"/>
-        <w:rPr>
-          <w:rFonts w:hint="default" w:ascii="Times New Roman" w:hAnsi="Times New Roman" w:cs="Times New Roman"/>
-          <w:sz w:val="24"/>
-          <w:szCs w:val="24"/>
-          <w:lang w:val="pt-BR"/>
-        </w:rPr>
-      </w:pPr>
-      <w:r>
-        <w:rPr>
-          <w:rFonts w:hint="default" w:ascii="Times New Roman" w:hAnsi="Times New Roman" w:cs="Times New Roman"/>
-          <w:sz w:val="24"/>
-          <w:szCs w:val="24"/>
-          <w:lang w:val="pt-BR"/>
+          <w:rFonts w:ascii="Times New Roman" w:hAnsi="Times New Roman" w:cs="Times New Roman"/>
+          <w:sz w:val="24"/>
+          <w:szCs w:val="24"/>
+        </w:rPr>
+      </w:pPr>
+      <w:r>
+        <w:rPr>
+          <w:rFonts w:ascii="Times New Roman" w:hAnsi="Times New Roman" w:cs="Times New Roman"/>
+          <w:noProof/>
+          <w:sz w:val="24"/>
+          <w:szCs w:val="24"/>
         </w:rPr>
         <w:drawing>
           <wp:inline distT="0" distB="0" distL="114300" distR="114300">
@@ -3440,7 +3868,7 @@
                     </pic:cNvPicPr>
                   </pic:nvPicPr>
                   <pic:blipFill>
-                    <a:blip r:embed="rId12"/>
+                    <a:blip r:embed="rId11"/>
                     <a:stretch>
                       <a:fillRect/>
                     </a:stretch>
@@ -3467,6 +3895,38 @@
           <w:tab w:val="left" w:pos="2400"/>
         </w:tabs>
         <w:spacing w:after="0" w:line="360" w:lineRule="auto"/>
+        <w:ind w:firstLine="709"/>
+        <w:jc w:val="both"/>
+        <w:rPr>
+          <w:rFonts w:ascii="Times New Roman" w:hAnsi="Times New Roman" w:cs="Times New Roman"/>
+          <w:sz w:val="20"/>
+          <w:szCs w:val="20"/>
+        </w:rPr>
+      </w:pPr>
+      <w:r>
+        <w:rPr>
+          <w:rFonts w:ascii="Times New Roman" w:hAnsi="Times New Roman" w:cs="Times New Roman"/>
+          <w:b/>
+          <w:sz w:val="20"/>
+          <w:szCs w:val="20"/>
+        </w:rPr>
+        <w:t>Fonte</w:t>
+      </w:r>
+      <w:r>
+        <w:rPr>
+          <w:rFonts w:ascii="Times New Roman" w:hAnsi="Times New Roman" w:cs="Times New Roman"/>
+          <w:sz w:val="20"/>
+          <w:szCs w:val="20"/>
+        </w:rPr>
+        <w:t>: os autores</w:t>
+      </w:r>
+    </w:p>
+    <w:p>
+      <w:pPr>
+        <w:tabs>
+          <w:tab w:val="left" w:pos="2400"/>
+        </w:tabs>
+        <w:spacing w:after="0" w:line="360" w:lineRule="auto"/>
         <w:outlineLvl w:val="1"/>
         <w:rPr>
           <w:rFonts w:ascii="Times New Roman" w:hAnsi="Times New Roman" w:cs="Times New Roman"/>
@@ -3482,6 +3942,7 @@
           <w:sz w:val="24"/>
           <w:szCs w:val="24"/>
         </w:rPr>
+        <w:lastRenderedPageBreak/>
         <w:t xml:space="preserve">4.5 TRELLO </w:t>
       </w:r>
     </w:p>
@@ -3505,7 +3966,77 @@
           <w:sz w:val="24"/>
           <w:szCs w:val="24"/>
         </w:rPr>
-        <w:t>A ferramenta online de gerenciamento de projetos e tarefas Trello, criado em 2011 por Joel Spolsky e Michael Pryor, é utilizado para organizar o trabalho de forma visual, utilizando metodologias ágeis. É utilizado dentro da plataforma três componentes principais para sua estrutura, quadros, listas e cartões, a versatilidade do Trello permite que ele seja usado em diversos contextos, sejam eles pessoais ou profissionais.</w:t>
+        <w:t>A ferramenta online de gerenciamento de projetos e tarefas</w:t>
+      </w:r>
+      <w:r>
+        <w:rPr>
+          <w:rFonts w:ascii="Times New Roman" w:hAnsi="Times New Roman" w:cs="Times New Roman"/>
+          <w:sz w:val="24"/>
+          <w:szCs w:val="24"/>
+        </w:rPr>
+        <w:t xml:space="preserve"> </w:t>
+      </w:r>
+      <w:proofErr w:type="spellStart"/>
+      <w:r>
+        <w:rPr>
+          <w:rFonts w:ascii="Times New Roman" w:hAnsi="Times New Roman" w:cs="Times New Roman"/>
+          <w:sz w:val="24"/>
+          <w:szCs w:val="24"/>
+        </w:rPr>
+        <w:t>Trello</w:t>
+      </w:r>
+      <w:proofErr w:type="spellEnd"/>
+      <w:r>
+        <w:rPr>
+          <w:rFonts w:ascii="Times New Roman" w:hAnsi="Times New Roman" w:cs="Times New Roman"/>
+          <w:sz w:val="24"/>
+          <w:szCs w:val="24"/>
+        </w:rPr>
+        <w:t xml:space="preserve">, criado em 2011 por Joel </w:t>
+      </w:r>
+      <w:proofErr w:type="spellStart"/>
+      <w:r>
+        <w:rPr>
+          <w:rFonts w:ascii="Times New Roman" w:hAnsi="Times New Roman" w:cs="Times New Roman"/>
+          <w:sz w:val="24"/>
+          <w:szCs w:val="24"/>
+        </w:rPr>
+        <w:t>Spolsky</w:t>
+      </w:r>
+      <w:proofErr w:type="spellEnd"/>
+      <w:r>
+        <w:rPr>
+          <w:rFonts w:ascii="Times New Roman" w:hAnsi="Times New Roman" w:cs="Times New Roman"/>
+          <w:sz w:val="24"/>
+          <w:szCs w:val="24"/>
+        </w:rPr>
+        <w:t xml:space="preserve"> e Michael Pryor, é utilizado para organizar o trabalho de forma visual, utilizando metodologias ágeis. É utilizado dentro da plataforma três componentes principais para sua estrutura, quadros, listas e cartões, a ve</w:t>
+      </w:r>
+      <w:r>
+        <w:rPr>
+          <w:rFonts w:ascii="Times New Roman" w:hAnsi="Times New Roman" w:cs="Times New Roman"/>
+          <w:sz w:val="24"/>
+          <w:szCs w:val="24"/>
+        </w:rPr>
+        <w:t xml:space="preserve">rsatilidade do </w:t>
+      </w:r>
+      <w:proofErr w:type="spellStart"/>
+      <w:r>
+        <w:rPr>
+          <w:rFonts w:ascii="Times New Roman" w:hAnsi="Times New Roman" w:cs="Times New Roman"/>
+          <w:sz w:val="24"/>
+          <w:szCs w:val="24"/>
+        </w:rPr>
+        <w:t>Trello</w:t>
+      </w:r>
+      <w:proofErr w:type="spellEnd"/>
+      <w:r>
+        <w:rPr>
+          <w:rFonts w:ascii="Times New Roman" w:hAnsi="Times New Roman" w:cs="Times New Roman"/>
+          <w:sz w:val="24"/>
+          <w:szCs w:val="24"/>
+        </w:rPr>
+        <w:t xml:space="preserve"> permite que ele seja usado em diversos contextos, sejam eles pessoais ou profissionais.</w:t>
       </w:r>
     </w:p>
     <w:p>
@@ -3528,7 +4059,33 @@
           <w:sz w:val="24"/>
           <w:szCs w:val="24"/>
         </w:rPr>
-        <w:t>Utilizamos a ferramenta Trello com o objetivo de organizar cada entrega das sprints, definidas por cartões e incluindo em cada um as atividades e projetos a serem entregues a certo prazo, melhorando a comunicação e a garantia de qualidade da produção do site.</w:t>
+        <w:t xml:space="preserve">Utilizamos a ferramenta </w:t>
+      </w:r>
+      <w:proofErr w:type="spellStart"/>
+      <w:r>
+        <w:rPr>
+          <w:rFonts w:ascii="Times New Roman" w:hAnsi="Times New Roman" w:cs="Times New Roman"/>
+          <w:sz w:val="24"/>
+          <w:szCs w:val="24"/>
+        </w:rPr>
+        <w:t>Trello</w:t>
+      </w:r>
+      <w:proofErr w:type="spellEnd"/>
+      <w:r>
+        <w:rPr>
+          <w:rFonts w:ascii="Times New Roman" w:hAnsi="Times New Roman" w:cs="Times New Roman"/>
+          <w:sz w:val="24"/>
+          <w:szCs w:val="24"/>
+        </w:rPr>
+        <w:t xml:space="preserve"> com o objetivo de organizar cada entrega das sprints, definidas por cartões e incluindo em cada um as atividades e </w:t>
+      </w:r>
+      <w:r>
+        <w:rPr>
+          <w:rFonts w:ascii="Times New Roman" w:hAnsi="Times New Roman" w:cs="Times New Roman"/>
+          <w:sz w:val="24"/>
+          <w:szCs w:val="24"/>
+        </w:rPr>
+        <w:t>projetos a serem entregues a certo prazo, melhorando a comunicação e a garantia de qualidade da produção do site.</w:t>
       </w:r>
     </w:p>
     <w:p>
@@ -3548,22 +4105,23 @@
       <w:r>
         <w:rPr>
           <w:rFonts w:ascii="Times New Roman" w:hAnsi="Times New Roman" w:cs="Times New Roman"/>
+          <w:noProof/>
           <w:sz w:val="24"/>
           <w:szCs w:val="24"/>
         </w:rPr>
         <w:drawing>
-          <wp:anchor distT="0" distB="0" distL="114300" distR="114300" simplePos="0" relativeHeight="251660288" behindDoc="1" locked="0" layoutInCell="1" allowOverlap="1">
+          <wp:anchor distT="0" distB="0" distL="114300" distR="114300" simplePos="0" relativeHeight="251661312" behindDoc="1" locked="0" layoutInCell="1" allowOverlap="1" wp14:anchorId="5D751805" wp14:editId="702769A1">
             <wp:simplePos x="0" y="0"/>
-            <wp:positionH relativeFrom="column">
-              <wp:posOffset>-89535</wp:posOffset>
+            <wp:positionH relativeFrom="margin">
+              <wp:posOffset>0</wp:posOffset>
             </wp:positionH>
             <wp:positionV relativeFrom="margin">
-              <wp:align>top</wp:align>
+              <wp:posOffset>3158490</wp:posOffset>
             </wp:positionV>
             <wp:extent cx="5400040" cy="3184525"/>
             <wp:effectExtent l="0" t="0" r="0" b="0"/>
             <wp:wrapTight wrapText="bothSides">
-              <wp:wrapPolygon>
+              <wp:wrapPolygon edited="0">
                 <wp:start x="0" y="0"/>
                 <wp:lineTo x="0" y="21449"/>
                 <wp:lineTo x="21488" y="21449"/>
@@ -3585,7 +4143,7 @@
                     </pic:cNvPicPr>
                   </pic:nvPicPr>
                   <pic:blipFill>
-                    <a:blip r:embed="rId13" cstate="print">
+                    <a:blip r:embed="rId12" cstate="print">
                       <a:extLst>
                         <a:ext uri="{28A0092B-C50C-407E-A947-70E740481C1C}">
                           <a14:useLocalDpi xmlns:a14="http://schemas.microsoft.com/office/drawing/2010/main" val="0"/>
@@ -3626,6 +4184,52 @@
           <w:szCs w:val="24"/>
         </w:rPr>
       </w:pPr>
+    </w:p>
+    <w:p>
+      <w:pPr>
+        <w:tabs>
+          <w:tab w:val="left" w:pos="2400"/>
+        </w:tabs>
+        <w:spacing w:after="0" w:line="360" w:lineRule="auto"/>
+        <w:jc w:val="both"/>
+        <w:rPr>
+          <w:rFonts w:ascii="Times New Roman" w:hAnsi="Times New Roman" w:cs="Times New Roman"/>
+          <w:sz w:val="20"/>
+          <w:szCs w:val="20"/>
+        </w:rPr>
+      </w:pPr>
+      <w:r>
+        <w:rPr>
+          <w:rFonts w:ascii="Times New Roman" w:hAnsi="Times New Roman" w:cs="Times New Roman"/>
+          <w:b/>
+          <w:sz w:val="20"/>
+          <w:szCs w:val="20"/>
+        </w:rPr>
+        <w:t>Fonte</w:t>
+      </w:r>
+      <w:r>
+        <w:rPr>
+          <w:rFonts w:ascii="Times New Roman" w:hAnsi="Times New Roman" w:cs="Times New Roman"/>
+          <w:sz w:val="20"/>
+          <w:szCs w:val="20"/>
+        </w:rPr>
+        <w:t>: os autores</w:t>
+      </w:r>
+    </w:p>
+    <w:p>
+      <w:pPr>
+        <w:tabs>
+          <w:tab w:val="left" w:pos="2400"/>
+        </w:tabs>
+        <w:spacing w:after="0" w:line="360" w:lineRule="auto"/>
+        <w:outlineLvl w:val="1"/>
+        <w:rPr>
+          <w:rFonts w:ascii="Times New Roman" w:hAnsi="Times New Roman" w:cs="Times New Roman"/>
+          <w:b/>
+          <w:sz w:val="24"/>
+          <w:szCs w:val="24"/>
+        </w:rPr>
+      </w:pPr>
       <w:r>
         <w:rPr>
           <w:rFonts w:ascii="Times New Roman" w:hAnsi="Times New Roman" w:cs="Times New Roman"/>
@@ -3650,13 +4254,93 @@
           <w:szCs w:val="24"/>
         </w:rPr>
       </w:pPr>
-      <w:r>
-        <w:rPr>
-          <w:rFonts w:ascii="Times New Roman" w:hAnsi="Times New Roman" w:cs="Times New Roman"/>
-          <w:sz w:val="24"/>
-          <w:szCs w:val="24"/>
-        </w:rPr>
-        <w:t>Git é um sistema de controle de versão, foi criado por Linus Torvalds em 2005, já o GitHub foi lançado em 2008 por Tom Preston-Werner, Chris Wanstrath, PJ Hyett e Scott Chacon. A plataforma é baseada em nuvem da qual é possível armazenar, compartilhar e trabalhar com outras pessoas para compartilhar e escrever códigos, o sistema acompanha as alterações nos arquivos de forma inteligente.</w:t>
+      <w:proofErr w:type="spellStart"/>
+      <w:r>
+        <w:rPr>
+          <w:rFonts w:ascii="Times New Roman" w:hAnsi="Times New Roman" w:cs="Times New Roman"/>
+          <w:sz w:val="24"/>
+          <w:szCs w:val="24"/>
+        </w:rPr>
+        <w:t>Git</w:t>
+      </w:r>
+      <w:proofErr w:type="spellEnd"/>
+      <w:r>
+        <w:rPr>
+          <w:rFonts w:ascii="Times New Roman" w:hAnsi="Times New Roman" w:cs="Times New Roman"/>
+          <w:sz w:val="24"/>
+          <w:szCs w:val="24"/>
+        </w:rPr>
+        <w:t xml:space="preserve"> é um sistema de controle de versão, foi criado por Linus Torvalds em 2005, já o GitHub foi lançado em 2008 por Tom Pres</w:t>
+      </w:r>
+      <w:r>
+        <w:rPr>
+          <w:rFonts w:ascii="Times New Roman" w:hAnsi="Times New Roman" w:cs="Times New Roman"/>
+          <w:sz w:val="24"/>
+          <w:szCs w:val="24"/>
+        </w:rPr>
+        <w:t xml:space="preserve">ton-Werner, Chris </w:t>
+      </w:r>
+      <w:proofErr w:type="spellStart"/>
+      <w:r>
+        <w:rPr>
+          <w:rFonts w:ascii="Times New Roman" w:hAnsi="Times New Roman" w:cs="Times New Roman"/>
+          <w:sz w:val="24"/>
+          <w:szCs w:val="24"/>
+        </w:rPr>
+        <w:t>Wanstrath</w:t>
+      </w:r>
+      <w:proofErr w:type="spellEnd"/>
+      <w:r>
+        <w:rPr>
+          <w:rFonts w:ascii="Times New Roman" w:hAnsi="Times New Roman" w:cs="Times New Roman"/>
+          <w:sz w:val="24"/>
+          <w:szCs w:val="24"/>
+        </w:rPr>
+        <w:t xml:space="preserve">, PJ </w:t>
+      </w:r>
+      <w:proofErr w:type="spellStart"/>
+      <w:r>
+        <w:rPr>
+          <w:rFonts w:ascii="Times New Roman" w:hAnsi="Times New Roman" w:cs="Times New Roman"/>
+          <w:sz w:val="24"/>
+          <w:szCs w:val="24"/>
+        </w:rPr>
+        <w:t>Hyett</w:t>
+      </w:r>
+      <w:proofErr w:type="spellEnd"/>
+      <w:r>
+        <w:rPr>
+          <w:rFonts w:ascii="Times New Roman" w:hAnsi="Times New Roman" w:cs="Times New Roman"/>
+          <w:sz w:val="24"/>
+          <w:szCs w:val="24"/>
+        </w:rPr>
+        <w:t xml:space="preserve"> e Scott </w:t>
+      </w:r>
+      <w:proofErr w:type="spellStart"/>
+      <w:r>
+        <w:rPr>
+          <w:rFonts w:ascii="Times New Roman" w:hAnsi="Times New Roman" w:cs="Times New Roman"/>
+          <w:sz w:val="24"/>
+          <w:szCs w:val="24"/>
+        </w:rPr>
+        <w:t>Chacon</w:t>
+      </w:r>
+      <w:proofErr w:type="spellEnd"/>
+      <w:r>
+        <w:rPr>
+          <w:rFonts w:ascii="Times New Roman" w:hAnsi="Times New Roman" w:cs="Times New Roman"/>
+          <w:sz w:val="24"/>
+          <w:szCs w:val="24"/>
+        </w:rPr>
+        <w:t>. A plataforma é baseada em nuvem da qual é possível armazenar, compartilhar e trabalhar com outras pessoas para compartilhar e escrever códigos, o sistema acompanha as alterações nos arquivos de forma in</w:t>
+      </w:r>
+      <w:r>
+        <w:rPr>
+          <w:rFonts w:ascii="Times New Roman" w:hAnsi="Times New Roman" w:cs="Times New Roman"/>
+          <w:sz w:val="24"/>
+          <w:szCs w:val="24"/>
+        </w:rPr>
+        <w:t>teligente.</w:t>
       </w:r>
     </w:p>
     <w:p>
@@ -3679,7 +4363,26 @@
           <w:sz w:val="24"/>
           <w:szCs w:val="24"/>
         </w:rPr>
-        <w:t>A utilização do Git e GitHub nos proporcionou estruturar toda a parte de codificação do site, além das alterações feitas durante o projeto tanto nos códigos quanto na documentação.</w:t>
+        <w:lastRenderedPageBreak/>
+        <w:t xml:space="preserve">A utilização do </w:t>
+      </w:r>
+      <w:proofErr w:type="spellStart"/>
+      <w:r>
+        <w:rPr>
+          <w:rFonts w:ascii="Times New Roman" w:hAnsi="Times New Roman" w:cs="Times New Roman"/>
+          <w:sz w:val="24"/>
+          <w:szCs w:val="24"/>
+        </w:rPr>
+        <w:t>Git</w:t>
+      </w:r>
+      <w:proofErr w:type="spellEnd"/>
+      <w:r>
+        <w:rPr>
+          <w:rFonts w:ascii="Times New Roman" w:hAnsi="Times New Roman" w:cs="Times New Roman"/>
+          <w:sz w:val="24"/>
+          <w:szCs w:val="24"/>
+        </w:rPr>
+        <w:t xml:space="preserve"> e GitHub nos proporcionou estruturar toda a parte de codificação do site, além das alterações feitas durante o projeto tanto nos códigos quanto na documentação.</w:t>
       </w:r>
     </w:p>
     <w:p>
@@ -3691,18 +4394,17 @@
         <w:ind w:firstLine="709"/>
         <w:jc w:val="both"/>
         <w:rPr>
-          <w:rFonts w:hint="default" w:ascii="Times New Roman" w:hAnsi="Times New Roman" w:cs="Times New Roman"/>
-          <w:sz w:val="24"/>
-          <w:szCs w:val="24"/>
-          <w:lang w:val="pt-BR"/>
-        </w:rPr>
-      </w:pPr>
-      <w:r>
-        <w:rPr>
-          <w:rFonts w:hint="default" w:ascii="Times New Roman" w:hAnsi="Times New Roman" w:cs="Times New Roman"/>
-          <w:sz w:val="24"/>
-          <w:szCs w:val="24"/>
-          <w:lang w:val="pt-BR"/>
+          <w:rFonts w:ascii="Times New Roman" w:hAnsi="Times New Roman" w:cs="Times New Roman"/>
+          <w:sz w:val="24"/>
+          <w:szCs w:val="24"/>
+        </w:rPr>
+      </w:pPr>
+      <w:r>
+        <w:rPr>
+          <w:rFonts w:ascii="Times New Roman" w:hAnsi="Times New Roman" w:cs="Times New Roman"/>
+          <w:noProof/>
+          <w:sz w:val="24"/>
+          <w:szCs w:val="24"/>
         </w:rPr>
         <w:drawing>
           <wp:inline distT="0" distB="0" distL="114300" distR="114300">
@@ -3722,7 +4424,7 @@
                     </pic:cNvPicPr>
                   </pic:nvPicPr>
                   <pic:blipFill>
-                    <a:blip r:embed="rId14"/>
+                    <a:blip r:embed="rId13"/>
                     <a:stretch>
                       <a:fillRect/>
                     </a:stretch>
@@ -3753,16 +4455,48 @@
         <w:jc w:val="both"/>
         <w:rPr>
           <w:rFonts w:ascii="Times New Roman" w:hAnsi="Times New Roman" w:cs="Times New Roman"/>
-          <w:sz w:val="24"/>
-          <w:szCs w:val="24"/>
-        </w:rPr>
-      </w:pPr>
-      <w:r>
-        <w:rPr>
-          <w:rFonts w:hint="default" w:ascii="Times New Roman" w:hAnsi="Times New Roman" w:cs="Times New Roman"/>
-          <w:sz w:val="24"/>
-          <w:szCs w:val="24"/>
-          <w:lang w:val="pt-BR"/>
+          <w:sz w:val="20"/>
+          <w:szCs w:val="20"/>
+        </w:rPr>
+      </w:pPr>
+      <w:r>
+        <w:rPr>
+          <w:rFonts w:ascii="Times New Roman" w:hAnsi="Times New Roman" w:cs="Times New Roman"/>
+          <w:b/>
+          <w:sz w:val="20"/>
+          <w:szCs w:val="20"/>
+        </w:rPr>
+        <w:t>Fonte</w:t>
+      </w:r>
+      <w:r>
+        <w:rPr>
+          <w:rFonts w:ascii="Times New Roman" w:hAnsi="Times New Roman" w:cs="Times New Roman"/>
+          <w:sz w:val="20"/>
+          <w:szCs w:val="20"/>
+        </w:rPr>
+        <w:t>: os autores</w:t>
+      </w:r>
+    </w:p>
+    <w:p>
+      <w:pPr>
+        <w:tabs>
+          <w:tab w:val="left" w:pos="2400"/>
+        </w:tabs>
+        <w:spacing w:after="0" w:line="360" w:lineRule="auto"/>
+        <w:ind w:firstLine="709"/>
+        <w:jc w:val="both"/>
+        <w:rPr>
+          <w:rFonts w:ascii="Times New Roman" w:hAnsi="Times New Roman" w:cs="Times New Roman"/>
+          <w:sz w:val="24"/>
+          <w:szCs w:val="24"/>
+        </w:rPr>
+      </w:pPr>
+      <w:r>
+        <w:rPr>
+          <w:rFonts w:ascii="Times New Roman" w:hAnsi="Times New Roman" w:cs="Times New Roman"/>
+          <w:noProof/>
+          <w:sz w:val="24"/>
+          <w:szCs w:val="24"/>
         </w:rPr>
         <w:drawing>
           <wp:inline distT="0" distB="0" distL="114300" distR="114300">
@@ -3782,7 +4516,7 @@
                     </pic:cNvPicPr>
                   </pic:nvPicPr>
                   <pic:blipFill>
-                    <a:blip r:embed="rId15"/>
+                    <a:blip r:embed="rId14"/>
                     <a:stretch>
                       <a:fillRect/>
                     </a:stretch>
@@ -3809,6 +4543,38 @@
           <w:tab w:val="left" w:pos="2400"/>
         </w:tabs>
         <w:spacing w:after="0" w:line="360" w:lineRule="auto"/>
+        <w:ind w:firstLine="709"/>
+        <w:jc w:val="both"/>
+        <w:rPr>
+          <w:rFonts w:ascii="Times New Roman" w:hAnsi="Times New Roman" w:cs="Times New Roman"/>
+          <w:sz w:val="20"/>
+          <w:szCs w:val="20"/>
+        </w:rPr>
+      </w:pPr>
+      <w:r>
+        <w:rPr>
+          <w:rFonts w:ascii="Times New Roman" w:hAnsi="Times New Roman" w:cs="Times New Roman"/>
+          <w:b/>
+          <w:sz w:val="20"/>
+          <w:szCs w:val="20"/>
+        </w:rPr>
+        <w:t>Fonte</w:t>
+      </w:r>
+      <w:r>
+        <w:rPr>
+          <w:rFonts w:ascii="Times New Roman" w:hAnsi="Times New Roman" w:cs="Times New Roman"/>
+          <w:sz w:val="20"/>
+          <w:szCs w:val="20"/>
+        </w:rPr>
+        <w:t>: os autores</w:t>
+      </w:r>
+    </w:p>
+    <w:p>
+      <w:pPr>
+        <w:tabs>
+          <w:tab w:val="left" w:pos="2400"/>
+        </w:tabs>
+        <w:spacing w:after="0" w:line="360" w:lineRule="auto"/>
         <w:outlineLvl w:val="1"/>
         <w:rPr>
           <w:rFonts w:ascii="Times New Roman" w:hAnsi="Times New Roman" w:cs="Times New Roman"/>
@@ -3841,58 +4607,84 @@
           <w:szCs w:val="24"/>
         </w:rPr>
       </w:pPr>
-      <w:r>
-        <w:rPr>
-          <w:rFonts w:ascii="Times New Roman" w:hAnsi="Times New Roman" w:cs="Times New Roman"/>
-          <w:sz w:val="24"/>
-          <w:szCs w:val="24"/>
-        </w:rPr>
-        <w:t>Figma é uma ferramenta multifuncional usada principalmente por designers,</w:t>
-      </w:r>
-    </w:p>
-    <w:p>
-      <w:pPr>
-        <w:tabs>
-          <w:tab w:val="left" w:pos="2400"/>
-        </w:tabs>
-        <w:spacing w:after="0" w:line="360" w:lineRule="auto"/>
-        <w:jc w:val="both"/>
-        <w:rPr>
-          <w:rFonts w:ascii="Times New Roman" w:hAnsi="Times New Roman" w:cs="Times New Roman"/>
-          <w:sz w:val="24"/>
-          <w:szCs w:val="24"/>
-        </w:rPr>
-      </w:pPr>
-      <w:r>
-        <w:rPr>
-          <w:rFonts w:ascii="Times New Roman" w:hAnsi="Times New Roman" w:cs="Times New Roman"/>
-          <w:sz w:val="24"/>
-          <w:szCs w:val="24"/>
-        </w:rPr>
-        <w:t xml:space="preserve">desenvolvedores para criar interfaces digitais e designs gráficos, foi criado por Dylan Field e Evan Wallace lançado em 2016. Utilizamos essa ferramenta para criar o protótipo da interface de cada página do site, uma forma de visualizar com clareza o projeto antes de colocá-lo em prática, utilizamos as ferramentas disponíveis no site para elaborar e a partir desse protótipo, criar o seu design na programação. </w:t>
-      </w:r>
-    </w:p>
-    <w:p>
-      <w:pPr>
-        <w:tabs>
-          <w:tab w:val="left" w:pos="2400"/>
-        </w:tabs>
-        <w:spacing w:after="0" w:line="360" w:lineRule="auto"/>
-        <w:jc w:val="both"/>
-        <w:rPr>
-          <w:rFonts w:hint="default" w:ascii="Times New Roman" w:hAnsi="Times New Roman" w:cs="Times New Roman"/>
-          <w:sz w:val="24"/>
-          <w:szCs w:val="24"/>
-          <w:lang w:val="pt-BR"/>
-        </w:rPr>
-      </w:pPr>
-      <w:r>
-        <w:rPr>
-          <w:rFonts w:hint="default" w:ascii="Times New Roman" w:hAnsi="Times New Roman" w:cs="Times New Roman"/>
-          <w:sz w:val="24"/>
-          <w:szCs w:val="24"/>
-          <w:lang w:val="pt-BR"/>
-        </w:rPr>
+      <w:proofErr w:type="spellStart"/>
+      <w:r>
+        <w:rPr>
+          <w:rFonts w:ascii="Times New Roman" w:hAnsi="Times New Roman" w:cs="Times New Roman"/>
+          <w:sz w:val="24"/>
+          <w:szCs w:val="24"/>
+        </w:rPr>
+        <w:t>Figma</w:t>
+      </w:r>
+      <w:proofErr w:type="spellEnd"/>
+      <w:r>
+        <w:rPr>
+          <w:rFonts w:ascii="Times New Roman" w:hAnsi="Times New Roman" w:cs="Times New Roman"/>
+          <w:sz w:val="24"/>
+          <w:szCs w:val="24"/>
+        </w:rPr>
+        <w:t xml:space="preserve"> é uma ferramenta multifuncional usada princi</w:t>
+      </w:r>
+      <w:r>
+        <w:rPr>
+          <w:rFonts w:ascii="Times New Roman" w:hAnsi="Times New Roman" w:cs="Times New Roman"/>
+          <w:sz w:val="24"/>
+          <w:szCs w:val="24"/>
+        </w:rPr>
+        <w:t>palmente por designers,</w:t>
+      </w:r>
+    </w:p>
+    <w:p>
+      <w:pPr>
+        <w:tabs>
+          <w:tab w:val="left" w:pos="2400"/>
+        </w:tabs>
+        <w:spacing w:after="0" w:line="360" w:lineRule="auto"/>
+        <w:jc w:val="both"/>
+        <w:rPr>
+          <w:rFonts w:ascii="Times New Roman" w:hAnsi="Times New Roman" w:cs="Times New Roman"/>
+          <w:sz w:val="24"/>
+          <w:szCs w:val="24"/>
+        </w:rPr>
+      </w:pPr>
+      <w:r>
+        <w:rPr>
+          <w:rFonts w:ascii="Times New Roman" w:hAnsi="Times New Roman" w:cs="Times New Roman"/>
+          <w:sz w:val="24"/>
+          <w:szCs w:val="24"/>
+        </w:rPr>
+        <w:t>desenvolvedores para criar interfaces digitais e designs gráficos, foi criado por Dylan Field e Evan Wallace lançado em 2016. Utilizamos essa ferramenta para criar o protótipo da interface de cada página do site, uma forma de visual</w:t>
+      </w:r>
+      <w:r>
+        <w:rPr>
+          <w:rFonts w:ascii="Times New Roman" w:hAnsi="Times New Roman" w:cs="Times New Roman"/>
+          <w:sz w:val="24"/>
+          <w:szCs w:val="24"/>
+        </w:rPr>
+        <w:t xml:space="preserve">izar com clareza o projeto antes de colocá-lo em prática, utilizamos as ferramentas disponíveis no site para elaborar e a partir desse protótipo, criar o seu design na programação. </w:t>
+      </w:r>
+    </w:p>
+    <w:p>
+      <w:pPr>
+        <w:tabs>
+          <w:tab w:val="left" w:pos="2400"/>
+        </w:tabs>
+        <w:spacing w:after="0" w:line="360" w:lineRule="auto"/>
+        <w:jc w:val="both"/>
+        <w:rPr>
+          <w:rFonts w:ascii="Times New Roman" w:hAnsi="Times New Roman" w:cs="Times New Roman"/>
+          <w:sz w:val="24"/>
+          <w:szCs w:val="24"/>
+        </w:rPr>
+      </w:pPr>
+      <w:r>
+        <w:rPr>
+          <w:rFonts w:ascii="Times New Roman" w:hAnsi="Times New Roman" w:cs="Times New Roman"/>
+          <w:noProof/>
+          <w:sz w:val="24"/>
+          <w:szCs w:val="24"/>
+        </w:rPr>
+        <w:lastRenderedPageBreak/>
         <w:drawing>
           <wp:inline distT="0" distB="0" distL="114300" distR="114300">
             <wp:extent cx="5389245" cy="2666365"/>
@@ -3911,7 +4703,7 @@
                     </pic:cNvPicPr>
                   </pic:nvPicPr>
                   <pic:blipFill>
-                    <a:blip r:embed="rId16"/>
+                    <a:blip r:embed="rId15"/>
                     <a:stretch>
                       <a:fillRect/>
                     </a:stretch>
@@ -3938,6 +4730,46 @@
           <w:tab w:val="left" w:pos="2400"/>
         </w:tabs>
         <w:spacing w:after="0" w:line="360" w:lineRule="auto"/>
+        <w:ind w:firstLine="709"/>
+        <w:jc w:val="both"/>
+        <w:rPr>
+          <w:rFonts w:ascii="Times New Roman" w:hAnsi="Times New Roman" w:cs="Times New Roman"/>
+          <w:sz w:val="20"/>
+          <w:szCs w:val="20"/>
+        </w:rPr>
+      </w:pPr>
+      <w:r>
+        <w:rPr>
+          <w:rFonts w:ascii="Times New Roman" w:hAnsi="Times New Roman" w:cs="Times New Roman"/>
+          <w:b/>
+          <w:sz w:val="20"/>
+          <w:szCs w:val="20"/>
+        </w:rPr>
+        <w:t>Fonte</w:t>
+      </w:r>
+      <w:r>
+        <w:rPr>
+          <w:rFonts w:ascii="Times New Roman" w:hAnsi="Times New Roman" w:cs="Times New Roman"/>
+          <w:sz w:val="20"/>
+          <w:szCs w:val="20"/>
+        </w:rPr>
+        <w:t>: os autore</w:t>
+      </w:r>
+      <w:r>
+        <w:rPr>
+          <w:rFonts w:ascii="Times New Roman" w:hAnsi="Times New Roman" w:cs="Times New Roman"/>
+          <w:sz w:val="20"/>
+          <w:szCs w:val="20"/>
+        </w:rPr>
+        <w:t>s</w:t>
+      </w:r>
+    </w:p>
+    <w:p>
+      <w:pPr>
+        <w:tabs>
+          <w:tab w:val="left" w:pos="2400"/>
+        </w:tabs>
+        <w:spacing w:after="0" w:line="360" w:lineRule="auto"/>
         <w:outlineLvl w:val="1"/>
         <w:rPr>
           <w:rFonts w:ascii="Times New Roman" w:hAnsi="Times New Roman" w:cs="Times New Roman"/>
@@ -3976,7 +4808,51 @@
           <w:sz w:val="24"/>
           <w:szCs w:val="24"/>
         </w:rPr>
-        <w:t>O Google Classroom é uma plataforma online gratuita desenvolvida para simplificar e organizar o aprendizado, tanto em ambientes virtuais quanto presenciais, foi criado pelo Google em 2014 e faz parte do conjunto de ferramentas do Google for Education.</w:t>
+        <w:t xml:space="preserve">O Google </w:t>
+      </w:r>
+      <w:proofErr w:type="spellStart"/>
+      <w:r>
+        <w:rPr>
+          <w:rFonts w:ascii="Times New Roman" w:hAnsi="Times New Roman" w:cs="Times New Roman"/>
+          <w:sz w:val="24"/>
+          <w:szCs w:val="24"/>
+        </w:rPr>
+        <w:t>Classroom</w:t>
+      </w:r>
+      <w:proofErr w:type="spellEnd"/>
+      <w:r>
+        <w:rPr>
+          <w:rFonts w:ascii="Times New Roman" w:hAnsi="Times New Roman" w:cs="Times New Roman"/>
+          <w:sz w:val="24"/>
+          <w:szCs w:val="24"/>
+        </w:rPr>
+        <w:t xml:space="preserve"> é uma plataforma online gratuita desenvo</w:t>
+      </w:r>
+      <w:r>
+        <w:rPr>
+          <w:rFonts w:ascii="Times New Roman" w:hAnsi="Times New Roman" w:cs="Times New Roman"/>
+          <w:sz w:val="24"/>
+          <w:szCs w:val="24"/>
+        </w:rPr>
+        <w:t xml:space="preserve">lvida para simplificar e organizar o aprendizado, tanto em ambientes virtuais quanto presenciais, foi criado pelo Google em 2014 e faz parte do conjunto de ferramentas do Google for </w:t>
+      </w:r>
+      <w:proofErr w:type="spellStart"/>
+      <w:r>
+        <w:rPr>
+          <w:rFonts w:ascii="Times New Roman" w:hAnsi="Times New Roman" w:cs="Times New Roman"/>
+          <w:sz w:val="24"/>
+          <w:szCs w:val="24"/>
+        </w:rPr>
+        <w:t>Education</w:t>
+      </w:r>
+      <w:proofErr w:type="spellEnd"/>
+      <w:r>
+        <w:rPr>
+          <w:rFonts w:ascii="Times New Roman" w:hAnsi="Times New Roman" w:cs="Times New Roman"/>
+          <w:sz w:val="24"/>
+          <w:szCs w:val="24"/>
+        </w:rPr>
+        <w:t>.</w:t>
       </w:r>
     </w:p>
     <w:p>
@@ -3996,9 +4872,11 @@
       <w:r>
         <w:rPr>
           <w:rFonts w:ascii="Times New Roman" w:hAnsi="Times New Roman" w:cs="Times New Roman"/>
-          <w:sz w:val="24"/>
-          <w:szCs w:val="24"/>
-        </w:rPr>
+          <w:noProof/>
+          <w:sz w:val="24"/>
+          <w:szCs w:val="24"/>
+        </w:rPr>
+        <w:lastRenderedPageBreak/>
         <w:drawing>
           <wp:anchor distT="0" distB="0" distL="114300" distR="114300" simplePos="0" relativeHeight="251659264" behindDoc="1" locked="0" layoutInCell="1" allowOverlap="1">
             <wp:simplePos x="0" y="0"/>
@@ -4011,7 +4889,7 @@
             <wp:extent cx="5400040" cy="2883535"/>
             <wp:effectExtent l="0" t="0" r="0" b="0"/>
             <wp:wrapTight wrapText="bothSides">
-              <wp:wrapPolygon>
+              <wp:wrapPolygon edited="0">
                 <wp:start x="0" y="0"/>
                 <wp:lineTo x="0" y="21405"/>
                 <wp:lineTo x="21488" y="21405"/>
@@ -4033,7 +4911,7 @@
                     </pic:cNvPicPr>
                   </pic:nvPicPr>
                   <pic:blipFill>
-                    <a:blip r:embed="rId17" cstate="print">
+                    <a:blip r:embed="rId16" cstate="print">
                       <a:extLst>
                         <a:ext uri="{28A0092B-C50C-407E-A947-70E740481C1C}">
                           <a14:useLocalDpi xmlns:a14="http://schemas.microsoft.com/office/drawing/2010/main" val="0"/>
@@ -4065,7 +4943,33 @@
           <w:sz w:val="24"/>
           <w:szCs w:val="24"/>
         </w:rPr>
-        <w:t>Foi através dessa plataforma que os planos de aula, atividades, avaliações e entregas das atividades foram realizados, a plataforma Classroom também foi suporte de estudo e revisões, colaborando para o aprendizado disponibilizado pelos professores no mural da plataforma.</w:t>
+        <w:t>Foi através dessa plataforma que os planos de aula, atividades</w:t>
+      </w:r>
+      <w:r>
+        <w:rPr>
+          <w:rFonts w:ascii="Times New Roman" w:hAnsi="Times New Roman" w:cs="Times New Roman"/>
+          <w:sz w:val="24"/>
+          <w:szCs w:val="24"/>
+        </w:rPr>
+        <w:t xml:space="preserve">, avaliações e entregas das atividades foram realizados, a plataforma </w:t>
+      </w:r>
+      <w:proofErr w:type="spellStart"/>
+      <w:r>
+        <w:rPr>
+          <w:rFonts w:ascii="Times New Roman" w:hAnsi="Times New Roman" w:cs="Times New Roman"/>
+          <w:sz w:val="24"/>
+          <w:szCs w:val="24"/>
+        </w:rPr>
+        <w:t>Classroom</w:t>
+      </w:r>
+      <w:proofErr w:type="spellEnd"/>
+      <w:r>
+        <w:rPr>
+          <w:rFonts w:ascii="Times New Roman" w:hAnsi="Times New Roman" w:cs="Times New Roman"/>
+          <w:sz w:val="24"/>
+          <w:szCs w:val="24"/>
+        </w:rPr>
+        <w:t xml:space="preserve"> também foi suporte de estudo e revisões, colaborando para o aprendizado disponibilizado pelos professores no mural da plataforma.</w:t>
       </w:r>
     </w:p>
     <w:p>
@@ -4078,10 +4982,27 @@
         <w:jc w:val="both"/>
         <w:rPr>
           <w:rFonts w:ascii="Times New Roman" w:hAnsi="Times New Roman" w:cs="Times New Roman"/>
-          <w:sz w:val="24"/>
-          <w:szCs w:val="24"/>
-        </w:rPr>
-      </w:pPr>
+          <w:sz w:val="20"/>
+          <w:szCs w:val="20"/>
+        </w:rPr>
+      </w:pPr>
+      <w:r>
+        <w:rPr>
+          <w:rFonts w:ascii="Times New Roman" w:hAnsi="Times New Roman" w:cs="Times New Roman"/>
+          <w:b/>
+          <w:sz w:val="20"/>
+          <w:szCs w:val="20"/>
+        </w:rPr>
+        <w:t>Fonte</w:t>
+      </w:r>
+      <w:r>
+        <w:rPr>
+          <w:rFonts w:ascii="Times New Roman" w:hAnsi="Times New Roman" w:cs="Times New Roman"/>
+          <w:sz w:val="20"/>
+          <w:szCs w:val="20"/>
+        </w:rPr>
+        <w:t>: os autores</w:t>
+      </w:r>
     </w:p>
     <w:p>
       <w:pPr>
@@ -4126,7 +5047,69 @@
           <w:sz w:val="24"/>
           <w:szCs w:val="24"/>
         </w:rPr>
-        <w:t xml:space="preserve">O Canva foi criado por Melanie Perkins, Cliff Obrecht e Cameron Adams, essa plataforma foi criada para criar diversos tipo de materiais visuais, como posts para redes sociais, apresentações, cartões de visita, convites, flyers e até vídeos, oferece milhares de modelos pré-prontos para agilizar o processo de criação. </w:t>
+        <w:t xml:space="preserve">O </w:t>
+      </w:r>
+      <w:proofErr w:type="spellStart"/>
+      <w:r>
+        <w:rPr>
+          <w:rFonts w:ascii="Times New Roman" w:hAnsi="Times New Roman" w:cs="Times New Roman"/>
+          <w:sz w:val="24"/>
+          <w:szCs w:val="24"/>
+        </w:rPr>
+        <w:t>Canva</w:t>
+      </w:r>
+      <w:proofErr w:type="spellEnd"/>
+      <w:r>
+        <w:rPr>
+          <w:rFonts w:ascii="Times New Roman" w:hAnsi="Times New Roman" w:cs="Times New Roman"/>
+          <w:sz w:val="24"/>
+          <w:szCs w:val="24"/>
+        </w:rPr>
+        <w:t xml:space="preserve"> foi criado por Melanie Perkins, Cliff </w:t>
+      </w:r>
+      <w:proofErr w:type="spellStart"/>
+      <w:r>
+        <w:rPr>
+          <w:rFonts w:ascii="Times New Roman" w:hAnsi="Times New Roman" w:cs="Times New Roman"/>
+          <w:sz w:val="24"/>
+          <w:szCs w:val="24"/>
+        </w:rPr>
+        <w:t>Obrecht</w:t>
+      </w:r>
+      <w:proofErr w:type="spellEnd"/>
+      <w:r>
+        <w:rPr>
+          <w:rFonts w:ascii="Times New Roman" w:hAnsi="Times New Roman" w:cs="Times New Roman"/>
+          <w:sz w:val="24"/>
+          <w:szCs w:val="24"/>
+        </w:rPr>
+        <w:t xml:space="preserve"> e Cameron Adams, essa plataforma foi criada para criar diversos </w:t>
+      </w:r>
+      <w:proofErr w:type="spellStart"/>
+      <w:r>
+        <w:rPr>
+          <w:rFonts w:ascii="Times New Roman" w:hAnsi="Times New Roman" w:cs="Times New Roman"/>
+          <w:sz w:val="24"/>
+          <w:szCs w:val="24"/>
+        </w:rPr>
+        <w:t>tipo</w:t>
+      </w:r>
+      <w:proofErr w:type="spellEnd"/>
+      <w:r>
+        <w:rPr>
+          <w:rFonts w:ascii="Times New Roman" w:hAnsi="Times New Roman" w:cs="Times New Roman"/>
+          <w:sz w:val="24"/>
+          <w:szCs w:val="24"/>
+        </w:rPr>
+        <w:t xml:space="preserve"> de materiais visuais, como posts para redes sociais, apresentações, cartões de visita, convites, flyers e até vídeos, oferece milhare</w:t>
+      </w:r>
+      <w:r>
+        <w:rPr>
+          <w:rFonts w:ascii="Times New Roman" w:hAnsi="Times New Roman" w:cs="Times New Roman"/>
+          <w:sz w:val="24"/>
+          <w:szCs w:val="24"/>
+        </w:rPr>
+        <w:t xml:space="preserve">s de modelos pré-prontos para agilizar o processo de criação. </w:t>
       </w:r>
     </w:p>
     <w:p>
@@ -4148,7 +5131,25 @@
           <w:sz w:val="24"/>
           <w:szCs w:val="24"/>
         </w:rPr>
-        <w:t xml:space="preserve">Sua principal utilidade é tornar o design acessível e intuitivo, a utilização do Canva foi essencial principalmente para a criação de fotos e elementos que estilizam as páginas do site. </w:t>
+        <w:t xml:space="preserve">Sua principal utilidade é tornar o design acessível e intuitivo, a utilização do </w:t>
+      </w:r>
+      <w:proofErr w:type="spellStart"/>
+      <w:r>
+        <w:rPr>
+          <w:rFonts w:ascii="Times New Roman" w:hAnsi="Times New Roman" w:cs="Times New Roman"/>
+          <w:sz w:val="24"/>
+          <w:szCs w:val="24"/>
+        </w:rPr>
+        <w:t>Canva</w:t>
+      </w:r>
+      <w:proofErr w:type="spellEnd"/>
+      <w:r>
+        <w:rPr>
+          <w:rFonts w:ascii="Times New Roman" w:hAnsi="Times New Roman" w:cs="Times New Roman"/>
+          <w:sz w:val="24"/>
+          <w:szCs w:val="24"/>
+        </w:rPr>
+        <w:t xml:space="preserve"> foi essencial principalmente para a criação de fotos e elementos que estilizam as páginas do site. </w:t>
       </w:r>
     </w:p>
     <w:p>
@@ -4159,18 +5160,17 @@
         <w:spacing w:after="0" w:line="360" w:lineRule="auto"/>
         <w:outlineLvl w:val="1"/>
         <w:rPr>
-          <w:rFonts w:hint="default" w:ascii="Times New Roman" w:hAnsi="Times New Roman" w:cs="Times New Roman"/>
-          <w:sz w:val="24"/>
-          <w:szCs w:val="24"/>
-          <w:lang w:val="pt-BR"/>
-        </w:rPr>
-      </w:pPr>
-      <w:r>
-        <w:rPr>
-          <w:rFonts w:hint="default" w:ascii="Times New Roman" w:hAnsi="Times New Roman" w:cs="Times New Roman"/>
-          <w:sz w:val="24"/>
-          <w:szCs w:val="24"/>
-          <w:lang w:val="pt-BR"/>
+          <w:rFonts w:ascii="Times New Roman" w:hAnsi="Times New Roman" w:cs="Times New Roman"/>
+          <w:sz w:val="24"/>
+          <w:szCs w:val="24"/>
+        </w:rPr>
+      </w:pPr>
+      <w:r>
+        <w:rPr>
+          <w:rFonts w:ascii="Times New Roman" w:hAnsi="Times New Roman" w:cs="Times New Roman"/>
+          <w:noProof/>
+          <w:sz w:val="24"/>
+          <w:szCs w:val="24"/>
         </w:rPr>
         <w:drawing>
           <wp:inline distT="0" distB="0" distL="114300" distR="114300">
@@ -4190,7 +5190,7 @@
                     </pic:cNvPicPr>
                   </pic:nvPicPr>
                   <pic:blipFill>
-                    <a:blip r:embed="rId18"/>
+                    <a:blip r:embed="rId17"/>
                     <a:stretch>
                       <a:fillRect/>
                     </a:stretch>
@@ -4216,6 +5216,53 @@
         <w:tabs>
           <w:tab w:val="left" w:pos="2400"/>
         </w:tabs>
+        <w:spacing w:after="0" w:line="360" w:lineRule="auto"/>
+        <w:ind w:firstLine="709"/>
+        <w:jc w:val="both"/>
+        <w:rPr>
+          <w:rFonts w:ascii="Times New Roman" w:hAnsi="Times New Roman" w:cs="Times New Roman"/>
+          <w:sz w:val="20"/>
+          <w:szCs w:val="20"/>
+        </w:rPr>
+      </w:pPr>
+      <w:r>
+        <w:rPr>
+          <w:rFonts w:ascii="Times New Roman" w:hAnsi="Times New Roman" w:cs="Times New Roman"/>
+          <w:b/>
+          <w:sz w:val="20"/>
+          <w:szCs w:val="20"/>
+        </w:rPr>
+        <w:lastRenderedPageBreak/>
+        <w:t>Fonte</w:t>
+      </w:r>
+      <w:r>
+        <w:rPr>
+          <w:rFonts w:ascii="Times New Roman" w:hAnsi="Times New Roman" w:cs="Times New Roman"/>
+          <w:sz w:val="20"/>
+          <w:szCs w:val="20"/>
+        </w:rPr>
+        <w:t>: os autores</w:t>
+      </w:r>
+    </w:p>
+    <w:p>
+      <w:pPr>
+        <w:tabs>
+          <w:tab w:val="left" w:pos="2400"/>
+        </w:tabs>
+        <w:spacing w:after="0" w:line="360" w:lineRule="auto"/>
+        <w:outlineLvl w:val="1"/>
+        <w:rPr>
+          <w:rFonts w:ascii="Times New Roman" w:hAnsi="Times New Roman" w:cs="Times New Roman"/>
+          <w:sz w:val="24"/>
+          <w:szCs w:val="24"/>
+        </w:rPr>
+      </w:pPr>
+    </w:p>
+    <w:p>
+      <w:pPr>
+        <w:tabs>
+          <w:tab w:val="left" w:pos="2400"/>
+        </w:tabs>
         <w:rPr>
           <w:rFonts w:ascii="Times New Roman" w:hAnsi="Times New Roman" w:cs="Times New Roman"/>
           <w:b/>
@@ -4526,8 +5573,6 @@
           <w:szCs w:val="24"/>
         </w:rPr>
       </w:pPr>
-      <w:bookmarkStart w:id="9" w:name="_GoBack"/>
-      <w:bookmarkEnd w:id="9"/>
     </w:p>
     <w:p>
       <w:pPr>
@@ -4558,13 +5603,29 @@
           <w:szCs w:val="24"/>
         </w:rPr>
       </w:pPr>
-      <w:r>
-        <w:rPr>
-          <w:rFonts w:ascii="Times New Roman" w:hAnsi="Times New Roman" w:cs="Times New Roman"/>
-          <w:b/>
-          <w:sz w:val="24"/>
-          <w:szCs w:val="24"/>
-        </w:rPr>
+    </w:p>
+    <w:p>
+      <w:pPr>
+        <w:tabs>
+          <w:tab w:val="left" w:pos="2400"/>
+        </w:tabs>
+        <w:spacing w:after="0" w:line="360" w:lineRule="auto"/>
+        <w:outlineLvl w:val="0"/>
+        <w:rPr>
+          <w:rFonts w:ascii="Times New Roman" w:hAnsi="Times New Roman" w:cs="Times New Roman"/>
+          <w:b/>
+          <w:sz w:val="24"/>
+          <w:szCs w:val="24"/>
+        </w:rPr>
+      </w:pPr>
+      <w:r>
+        <w:rPr>
+          <w:rFonts w:ascii="Times New Roman" w:hAnsi="Times New Roman" w:cs="Times New Roman"/>
+          <w:b/>
+          <w:sz w:val="24"/>
+          <w:szCs w:val="24"/>
+        </w:rPr>
+        <w:lastRenderedPageBreak/>
         <w:t>5 APRESENTAÇÃO E ANALISE DOS RESULTADOS</w:t>
       </w:r>
       <w:bookmarkEnd w:id="6"/>
@@ -4641,7 +5702,16 @@
           <w:sz w:val="24"/>
           <w:szCs w:val="24"/>
         </w:rPr>
-        <w:t>algumas pesquisas este capítulo pode resultar em um capítulo posterior de Análise</w:t>
+        <w:t xml:space="preserve">algumas pesquisas este capítulo pode </w:t>
+      </w:r>
+      <w:r>
+        <w:rPr>
+          <w:rFonts w:ascii="Times New Roman" w:hAnsi="Times New Roman" w:cs="Times New Roman"/>
+          <w:b/>
+          <w:sz w:val="24"/>
+          <w:szCs w:val="24"/>
+        </w:rPr>
+        <w:t>resultar em um capítulo posterior de Análise</w:t>
       </w:r>
     </w:p>
     <w:p>
@@ -4741,7 +5811,16 @@
           <w:sz w:val="24"/>
           <w:szCs w:val="24"/>
         </w:rPr>
-        <w:t>verificando se os mesmos comprovam ou refutam as hipóteses.</w:t>
+        <w:t xml:space="preserve">verificando se os mesmos comprovam </w:t>
+      </w:r>
+      <w:r>
+        <w:rPr>
+          <w:rFonts w:ascii="Times New Roman" w:hAnsi="Times New Roman" w:cs="Times New Roman"/>
+          <w:b/>
+          <w:sz w:val="24"/>
+          <w:szCs w:val="24"/>
+        </w:rPr>
+        <w:t>ou refutam as hipóteses.</w:t>
       </w:r>
     </w:p>
     <w:p>
@@ -5005,6 +6084,7 @@
           <w:sz w:val="24"/>
           <w:szCs w:val="24"/>
         </w:rPr>
+        <w:lastRenderedPageBreak/>
         <w:t>6 CONCLUSÃO</w:t>
       </w:r>
       <w:bookmarkEnd w:id="7"/>
@@ -5090,7 +6170,14 @@
           <w:rFonts w:ascii="Times New Roman" w:hAnsi="Times New Roman" w:cs="Times New Roman"/>
           <w:b/>
         </w:rPr>
-        <w:t>finalizar o assunto. Durante a conclusão do trabalho, a discussão deve ser uma</w:t>
+        <w:t xml:space="preserve">finalizar o assunto. </w:t>
+      </w:r>
+      <w:r>
+        <w:rPr>
+          <w:rFonts w:ascii="Times New Roman" w:hAnsi="Times New Roman" w:cs="Times New Roman"/>
+          <w:b/>
+        </w:rPr>
+        <w:t>Durante a conclusão do trabalho, a discussão deve ser uma</w:t>
       </w:r>
     </w:p>
     <w:p>
@@ -5153,7 +6240,14 @@
           <w:rFonts w:ascii="Times New Roman" w:hAnsi="Times New Roman" w:cs="Times New Roman"/>
           <w:b/>
         </w:rPr>
-        <w:t>Deve-se fazer referência a qualquer esclarecimento adicional sobre os</w:t>
+        <w:t>Deve-se fazer referência a qualquer esclarecimento adicional sobre</w:t>
+      </w:r>
+      <w:r>
+        <w:rPr>
+          <w:rFonts w:ascii="Times New Roman" w:hAnsi="Times New Roman" w:cs="Times New Roman"/>
+          <w:b/>
+        </w:rPr>
+        <w:t xml:space="preserve"> os</w:t>
       </w:r>
     </w:p>
     <w:p>
@@ -5237,7 +6331,14 @@
           <w:rFonts w:ascii="Times New Roman" w:hAnsi="Times New Roman" w:cs="Times New Roman"/>
           <w:b/>
         </w:rPr>
-        <w:t>sublinhar que se está comentando o trabalho relatado. Porém, quando se referir a</w:t>
+        <w:t>sublinhar que se está comentando o trabalho relatado. P</w:t>
+      </w:r>
+      <w:r>
+        <w:rPr>
+          <w:rFonts w:ascii="Times New Roman" w:hAnsi="Times New Roman" w:cs="Times New Roman"/>
+          <w:b/>
+        </w:rPr>
+        <w:t>orém, quando se referir a</w:t>
       </w:r>
     </w:p>
     <w:p>
@@ -5321,7 +6422,14 @@
           <w:rFonts w:ascii="Times New Roman" w:hAnsi="Times New Roman" w:cs="Times New Roman"/>
           <w:b/>
         </w:rPr>
-        <w:t>de maneira racional e assim tenha condições de demonstrar a tese que está</w:t>
+        <w:t xml:space="preserve">de maneira racional e </w:t>
+      </w:r>
+      <w:r>
+        <w:rPr>
+          <w:rFonts w:ascii="Times New Roman" w:hAnsi="Times New Roman" w:cs="Times New Roman"/>
+          <w:b/>
+        </w:rPr>
+        <w:t>assim tenha condições de demonstrar a tese que está</w:t>
       </w:r>
     </w:p>
     <w:p>
@@ -5405,7 +6513,14 @@
           <w:rFonts w:ascii="Times New Roman" w:hAnsi="Times New Roman" w:cs="Times New Roman"/>
           <w:b/>
         </w:rPr>
-        <w:t>trabalho (introdução e desenvolvimento). A conclusão deve relacionar, em primeiro</w:t>
+        <w:t>trabalho (introdução e desenvolvimento). A c</w:t>
+      </w:r>
+      <w:r>
+        <w:rPr>
+          <w:rFonts w:ascii="Times New Roman" w:hAnsi="Times New Roman" w:cs="Times New Roman"/>
+          <w:b/>
+        </w:rPr>
+        <w:t>onclusão deve relacionar, em primeiro</w:t>
       </w:r>
     </w:p>
     <w:p>
@@ -5468,7 +6583,14 @@
           <w:rFonts w:ascii="Times New Roman" w:hAnsi="Times New Roman" w:cs="Times New Roman"/>
           <w:b/>
         </w:rPr>
-        <w:t>A informação que se inclui nessa seção depende em grande parte dos</w:t>
+        <w:t>A informação que se inclui nessa seção depende em grande parte</w:t>
+      </w:r>
+      <w:r>
+        <w:rPr>
+          <w:rFonts w:ascii="Times New Roman" w:hAnsi="Times New Roman" w:cs="Times New Roman"/>
+          <w:b/>
+        </w:rPr>
+        <w:t xml:space="preserve"> dos</w:t>
       </w:r>
     </w:p>
     <w:p>
@@ -5552,7 +6674,14 @@
           <w:rFonts w:ascii="Times New Roman" w:hAnsi="Times New Roman" w:cs="Times New Roman"/>
           <w:b/>
         </w:rPr>
-        <w:t>são tipicamente aqueles que se referem mais diretamente ao estudo e aos</w:t>
+        <w:t>são tipi</w:t>
+      </w:r>
+      <w:r>
+        <w:rPr>
+          <w:rFonts w:ascii="Times New Roman" w:hAnsi="Times New Roman" w:cs="Times New Roman"/>
+          <w:b/>
+        </w:rPr>
+        <w:t>camente aqueles que se referem mais diretamente ao estudo e aos</w:t>
       </w:r>
     </w:p>
     <w:p>
@@ -5706,6 +6835,7 @@
           <w:rFonts w:ascii="Times New Roman" w:hAnsi="Times New Roman" w:cs="Times New Roman"/>
           <w:b/>
         </w:rPr>
+        <w:lastRenderedPageBreak/>
         <w:t>7 REFERÊNCIAS</w:t>
       </w:r>
       <w:bookmarkEnd w:id="8"/>
@@ -5725,271 +6855,23 @@
           <w:szCs w:val="24"/>
         </w:rPr>
       </w:pPr>
-      <w:r>
-        <w:rPr>
-          <w:rFonts w:ascii="Times New Roman" w:hAnsi="Times New Roman" w:cs="Times New Roman"/>
-          <w:b/>
-          <w:sz w:val="24"/>
-          <w:szCs w:val="24"/>
-        </w:rPr>
-        <w:t>Referências:</w:t>
-      </w:r>
-    </w:p>
-    <w:p>
-      <w:pPr>
-        <w:tabs>
-          <w:tab w:val="left" w:pos="2400"/>
-        </w:tabs>
-        <w:spacing w:after="0" w:line="360" w:lineRule="auto"/>
-        <w:ind w:firstLine="709"/>
-        <w:jc w:val="both"/>
-        <w:rPr>
-          <w:rFonts w:ascii="Times New Roman" w:hAnsi="Times New Roman" w:cs="Times New Roman"/>
-          <w:b/>
-          <w:sz w:val="24"/>
-          <w:szCs w:val="24"/>
-        </w:rPr>
-      </w:pPr>
-      <w:r>
-        <w:rPr>
-          <w:rFonts w:ascii="Times New Roman" w:hAnsi="Times New Roman" w:cs="Times New Roman"/>
-          <w:b/>
-          <w:sz w:val="24"/>
-          <w:szCs w:val="24"/>
-        </w:rPr>
-        <w:t>Na seguinte ordem:</w:t>
-      </w:r>
-    </w:p>
-    <w:p>
-      <w:pPr>
-        <w:tabs>
-          <w:tab w:val="left" w:pos="2400"/>
-        </w:tabs>
-        <w:spacing w:after="0" w:line="360" w:lineRule="auto"/>
-        <w:ind w:firstLine="709"/>
-        <w:jc w:val="both"/>
-        <w:rPr>
-          <w:rFonts w:ascii="Times New Roman" w:hAnsi="Times New Roman" w:cs="Times New Roman"/>
-          <w:b/>
-          <w:sz w:val="24"/>
-          <w:szCs w:val="24"/>
-        </w:rPr>
-      </w:pPr>
-      <w:r>
-        <w:rPr>
-          <w:rFonts w:ascii="Times New Roman" w:hAnsi="Times New Roman" w:cs="Times New Roman"/>
-          <w:b/>
-          <w:sz w:val="24"/>
-          <w:szCs w:val="24"/>
-        </w:rPr>
-        <w:t>autor (es). título. local: editora, data de publicação.</w:t>
-      </w:r>
-    </w:p>
-    <w:p>
-      <w:pPr>
-        <w:tabs>
-          <w:tab w:val="left" w:pos="2400"/>
-        </w:tabs>
-        <w:spacing w:after="0" w:line="360" w:lineRule="auto"/>
-        <w:ind w:firstLine="709"/>
-        <w:jc w:val="both"/>
-        <w:rPr>
-          <w:rFonts w:ascii="Times New Roman" w:hAnsi="Times New Roman" w:cs="Times New Roman"/>
-          <w:b/>
-          <w:sz w:val="24"/>
-          <w:szCs w:val="24"/>
-        </w:rPr>
-      </w:pPr>
-    </w:p>
-    <w:p>
-      <w:pPr>
-        <w:tabs>
-          <w:tab w:val="left" w:pos="2400"/>
-        </w:tabs>
-        <w:spacing w:after="0" w:line="360" w:lineRule="auto"/>
-        <w:ind w:firstLine="709"/>
-        <w:jc w:val="both"/>
-        <w:rPr>
-          <w:rFonts w:ascii="Times New Roman" w:hAnsi="Times New Roman" w:cs="Times New Roman"/>
-          <w:b/>
-          <w:sz w:val="24"/>
-          <w:szCs w:val="24"/>
-        </w:rPr>
-      </w:pPr>
-      <w:r>
-        <w:rPr>
-          <w:rFonts w:ascii="Times New Roman" w:hAnsi="Times New Roman" w:cs="Times New Roman"/>
-          <w:b/>
-          <w:sz w:val="24"/>
-          <w:szCs w:val="24"/>
-        </w:rPr>
-        <w:t>Deverão ser apresentadas em ordem alfabética, independente do suporte.</w:t>
-      </w:r>
-    </w:p>
-    <w:p>
-      <w:pPr>
-        <w:tabs>
-          <w:tab w:val="left" w:pos="2400"/>
-        </w:tabs>
-        <w:spacing w:after="0" w:line="360" w:lineRule="auto"/>
-        <w:ind w:firstLine="709"/>
-        <w:jc w:val="both"/>
-        <w:rPr>
-          <w:rFonts w:ascii="Times New Roman" w:hAnsi="Times New Roman" w:cs="Times New Roman"/>
-          <w:b/>
-          <w:sz w:val="24"/>
-          <w:szCs w:val="24"/>
-        </w:rPr>
-      </w:pPr>
-      <w:r>
-        <w:rPr>
-          <w:rFonts w:ascii="Times New Roman" w:hAnsi="Times New Roman" w:cs="Times New Roman"/>
-          <w:b/>
-          <w:sz w:val="24"/>
-          <w:szCs w:val="24"/>
-        </w:rPr>
-        <w:t>Devem ser alinhadas à margem esquerda, utilizando espaçamento simples e</w:t>
-      </w:r>
-    </w:p>
-    <w:p>
-      <w:pPr>
-        <w:tabs>
-          <w:tab w:val="left" w:pos="2400"/>
-        </w:tabs>
-        <w:spacing w:after="0" w:line="360" w:lineRule="auto"/>
-        <w:ind w:firstLine="709"/>
-        <w:jc w:val="both"/>
-        <w:rPr>
-          <w:rFonts w:ascii="Times New Roman" w:hAnsi="Times New Roman" w:cs="Times New Roman"/>
-          <w:b/>
-          <w:sz w:val="24"/>
-          <w:szCs w:val="24"/>
-        </w:rPr>
-      </w:pPr>
-      <w:r>
-        <w:rPr>
-          <w:rFonts w:ascii="Times New Roman" w:hAnsi="Times New Roman" w:cs="Times New Roman"/>
-          <w:b/>
-          <w:sz w:val="24"/>
-          <w:szCs w:val="24"/>
-        </w:rPr>
-        <w:t>separadas entre si por espaços simples.</w:t>
-      </w:r>
-    </w:p>
-    <w:p>
-      <w:pPr>
-        <w:tabs>
-          <w:tab w:val="left" w:pos="2400"/>
-        </w:tabs>
-        <w:spacing w:after="0" w:line="360" w:lineRule="auto"/>
-        <w:ind w:firstLine="709"/>
-        <w:jc w:val="both"/>
-        <w:rPr>
-          <w:rFonts w:ascii="Times New Roman" w:hAnsi="Times New Roman" w:cs="Times New Roman"/>
-          <w:b/>
-          <w:sz w:val="24"/>
-          <w:szCs w:val="24"/>
-        </w:rPr>
-      </w:pPr>
-      <w:r>
-        <w:rPr>
-          <w:rFonts w:ascii="Times New Roman" w:hAnsi="Times New Roman" w:cs="Times New Roman"/>
-          <w:b/>
-          <w:sz w:val="24"/>
-          <w:szCs w:val="24"/>
-        </w:rPr>
-        <w:t>Quando não for possível determinar o local, utiliza-se a expressão sine loco,</w:t>
-      </w:r>
-    </w:p>
-    <w:p>
-      <w:pPr>
-        <w:tabs>
-          <w:tab w:val="left" w:pos="2400"/>
-        </w:tabs>
-        <w:spacing w:after="0" w:line="360" w:lineRule="auto"/>
-        <w:ind w:firstLine="709"/>
-        <w:jc w:val="both"/>
-        <w:rPr>
-          <w:rFonts w:ascii="Times New Roman" w:hAnsi="Times New Roman" w:cs="Times New Roman"/>
-          <w:b/>
-          <w:sz w:val="24"/>
-          <w:szCs w:val="24"/>
-        </w:rPr>
-      </w:pPr>
-      <w:r>
-        <w:rPr>
-          <w:rFonts w:ascii="Times New Roman" w:hAnsi="Times New Roman" w:cs="Times New Roman"/>
-          <w:b/>
-          <w:sz w:val="24"/>
-          <w:szCs w:val="24"/>
-        </w:rPr>
-        <w:t>abreviada, entre colchetes [S.l.]</w:t>
-      </w:r>
-    </w:p>
-    <w:p>
-      <w:pPr>
-        <w:tabs>
-          <w:tab w:val="left" w:pos="2400"/>
-        </w:tabs>
-        <w:spacing w:after="0" w:line="360" w:lineRule="auto"/>
-        <w:ind w:firstLine="709"/>
-        <w:jc w:val="both"/>
-        <w:rPr>
-          <w:rFonts w:ascii="Times New Roman" w:hAnsi="Times New Roman" w:cs="Times New Roman"/>
-          <w:b/>
-          <w:sz w:val="24"/>
-          <w:szCs w:val="24"/>
-        </w:rPr>
-      </w:pPr>
-      <w:r>
-        <w:rPr>
-          <w:rFonts w:ascii="Times New Roman" w:hAnsi="Times New Roman" w:cs="Times New Roman"/>
-          <w:b/>
-          <w:sz w:val="24"/>
-          <w:szCs w:val="24"/>
-        </w:rPr>
-        <w:t>Quando a editora não puder ser identificada, deve-se indicar a expressão sine</w:t>
-      </w:r>
-    </w:p>
-    <w:p>
-      <w:pPr>
-        <w:tabs>
-          <w:tab w:val="left" w:pos="2400"/>
-        </w:tabs>
-        <w:spacing w:after="0" w:line="360" w:lineRule="auto"/>
-        <w:ind w:firstLine="709"/>
-        <w:jc w:val="both"/>
-        <w:rPr>
-          <w:rFonts w:ascii="Times New Roman" w:hAnsi="Times New Roman" w:cs="Times New Roman"/>
-          <w:b/>
-          <w:sz w:val="24"/>
-          <w:szCs w:val="24"/>
-        </w:rPr>
-      </w:pPr>
-      <w:r>
-        <w:rPr>
-          <w:rFonts w:ascii="Times New Roman" w:hAnsi="Times New Roman" w:cs="Times New Roman"/>
-          <w:b/>
-          <w:sz w:val="24"/>
-          <w:szCs w:val="24"/>
-        </w:rPr>
-        <w:t>nomine, abreviada, entre colchetes [s.n.]</w:t>
-      </w:r>
+      <w:bookmarkStart w:id="9" w:name="_GoBack"/>
+      <w:bookmarkEnd w:id="9"/>
     </w:p>
     <w:sectPr>
-      <w:headerReference r:id="rId5" w:type="default"/>
+      <w:headerReference w:type="default" r:id="rId18"/>
       <w:pgSz w:w="11906" w:h="16838"/>
       <w:pgMar w:top="1417" w:right="1701" w:bottom="1417" w:left="1701" w:header="850" w:footer="850" w:gutter="0"/>
-      <w:cols w:space="708" w:num="1"/>
-      <w:docGrid w:linePitch="360" w:charSpace="0"/>
+      <w:cols w:space="708"/>
+      <w:docGrid w:linePitch="360"/>
     </w:sectPr>
   </w:body>
 </w:document>
 </file>
 
 <file path=word/endnotes.xml><?xml version="1.0" encoding="utf-8"?>
-<w:endnotes xmlns:wpc="http://schemas.microsoft.com/office/word/2010/wordprocessingCanvas" xmlns:mc="http://schemas.openxmlformats.org/markup-compatibility/2006" xmlns:o="urn:schemas-microsoft-com:office:office" xmlns:r="http://schemas.openxmlformats.org/officeDocument/2006/relationships" xmlns:m="http://schemas.openxmlformats.org/officeDocument/2006/math" xmlns:v="urn:schemas-microsoft-com:vml" xmlns:wp14="http://schemas.microsoft.com/office/word/2010/wordprocessingDrawing" xmlns:wp="http://schemas.openxmlformats.org/drawingml/2006/wordprocessingDrawing" xmlns:w="http://schemas.openxmlformats.org/wordprocessingml/2006/main" xmlns:w14="http://schemas.microsoft.com/office/word/2010/wordml" xmlns:w15="http://schemas.microsoft.com/office/word/2012/wordml" xmlns:w10="urn:schemas-microsoft-com:office:word" xmlns:wpg="http://schemas.microsoft.com/office/word/2010/wordprocessingGroup" xmlns:wpi="http://schemas.microsoft.com/office/word/2010/wordprocessingInk" xmlns:wne="http://schemas.microsoft.com/office/word/2006/wordml" xmlns:wps="http://schemas.microsoft.com/office/word/2010/wordprocessingShape" xmlns:wpsCustomData="http://www.wps.cn/officeDocument/2013/wpsCustomData" mc:Ignorable="w14 w15 wp14">
-  <w:endnote w:type="separator" w:id="0">
+<w:endnotes xmlns:wpc="http://schemas.microsoft.com/office/word/2010/wordprocessingCanvas" xmlns:cx="http://schemas.microsoft.com/office/drawing/2014/chartex" xmlns:cx1="http://schemas.microsoft.com/office/drawing/2015/9/8/chartex" xmlns:cx2="http://schemas.microsoft.com/office/drawing/2015/10/21/chartex" xmlns:cx3="http://schemas.microsoft.com/office/drawing/2016/5/9/chartex" xmlns:cx4="http://schemas.microsoft.com/office/drawing/2016/5/10/chartex" xmlns:cx5="http://schemas.microsoft.com/office/drawing/2016/5/11/chartex" xmlns:cx6="http://schemas.microsoft.com/office/drawing/2016/5/12/chartex" xmlns:cx7="http://schemas.microsoft.com/office/drawing/2016/5/13/chartex" xmlns:cx8="http://schemas.microsoft.com/office/drawing/2016/5/14/chartex" xmlns:mc="http://schemas.openxmlformats.org/markup-compatibility/2006" xmlns:aink="http://schemas.microsoft.com/office/drawing/2016/ink" xmlns:am3d="http://schemas.microsoft.com/office/drawing/2017/model3d" xmlns:o="urn:schemas-microsoft-com:office:office" xmlns:r="http://schemas.openxmlformats.org/officeDocument/2006/relationships" xmlns:m="http://schemas.openxmlformats.org/officeDocument/2006/math" xmlns:v="urn:schemas-microsoft-com:vml" xmlns:wp14="http://schemas.microsoft.com/office/word/2010/wordprocessingDrawing" xmlns:wp="http://schemas.openxmlformats.org/drawingml/2006/wordprocessingDrawing" xmlns:w10="urn:schemas-microsoft-com:office:word" xmlns:w="http://schemas.openxmlformats.org/wordprocessingml/2006/main" xmlns:w14="http://schemas.microsoft.com/office/word/2010/wordml" xmlns:w15="http://schemas.microsoft.com/office/word/2012/wordml" xmlns:w16cid="http://schemas.microsoft.com/office/word/2016/wordml/cid" xmlns:w16se="http://schemas.microsoft.com/office/word/2015/wordml/symex" xmlns:wpg="http://schemas.microsoft.com/office/word/2010/wordprocessingGroup" xmlns:wpi="http://schemas.microsoft.com/office/word/2010/wordprocessingInk" xmlns:wne="http://schemas.microsoft.com/office/word/2006/wordml" xmlns:wps="http://schemas.microsoft.com/office/word/2010/wordprocessingShape" mc:Ignorable="w14 w15 w16se w16cid wp14">
+  <w:endnote w:type="separator" w:id="-1">
     <w:p>
       <w:pPr>
         <w:spacing w:line="240" w:lineRule="auto"/>
@@ -5999,7 +6881,7 @@
       </w:r>
     </w:p>
   </w:endnote>
-  <w:endnote w:type="continuationSeparator" w:id="1">
+  <w:endnote w:type="continuationSeparator" w:id="0">
     <w:p>
       <w:pPr>
         <w:spacing w:line="240" w:lineRule="auto"/>
@@ -6013,21 +6895,21 @@
 </file>
 
 <file path=word/footnotes.xml><?xml version="1.0" encoding="utf-8"?>
-<w:footnotes xmlns:wpc="http://schemas.microsoft.com/office/word/2010/wordprocessingCanvas" xmlns:mc="http://schemas.openxmlformats.org/markup-compatibility/2006" xmlns:o="urn:schemas-microsoft-com:office:office" xmlns:r="http://schemas.openxmlformats.org/officeDocument/2006/relationships" xmlns:m="http://schemas.openxmlformats.org/officeDocument/2006/math" xmlns:v="urn:schemas-microsoft-com:vml" xmlns:wp14="http://schemas.microsoft.com/office/word/2010/wordprocessingDrawing" xmlns:wp="http://schemas.openxmlformats.org/drawingml/2006/wordprocessingDrawing" xmlns:w="http://schemas.openxmlformats.org/wordprocessingml/2006/main" xmlns:w14="http://schemas.microsoft.com/office/word/2010/wordml" xmlns:w15="http://schemas.microsoft.com/office/word/2012/wordml" xmlns:w10="urn:schemas-microsoft-com:office:word" xmlns:wpg="http://schemas.microsoft.com/office/word/2010/wordprocessingGroup" xmlns:wpi="http://schemas.microsoft.com/office/word/2010/wordprocessingInk" xmlns:wne="http://schemas.microsoft.com/office/word/2006/wordml" xmlns:wps="http://schemas.microsoft.com/office/word/2010/wordprocessingShape" xmlns:wpsCustomData="http://www.wps.cn/officeDocument/2013/wpsCustomData" mc:Ignorable="w14 w15 wp14">
-  <w:footnote w:type="separator" w:id="0">
-    <w:p>
-      <w:pPr>
-        <w:spacing w:before="0" w:after="0" w:line="259" w:lineRule="auto"/>
+<w:footnotes xmlns:wpc="http://schemas.microsoft.com/office/word/2010/wordprocessingCanvas" xmlns:cx="http://schemas.microsoft.com/office/drawing/2014/chartex" xmlns:cx1="http://schemas.microsoft.com/office/drawing/2015/9/8/chartex" xmlns:cx2="http://schemas.microsoft.com/office/drawing/2015/10/21/chartex" xmlns:cx3="http://schemas.microsoft.com/office/drawing/2016/5/9/chartex" xmlns:cx4="http://schemas.microsoft.com/office/drawing/2016/5/10/chartex" xmlns:cx5="http://schemas.microsoft.com/office/drawing/2016/5/11/chartex" xmlns:cx6="http://schemas.microsoft.com/office/drawing/2016/5/12/chartex" xmlns:cx7="http://schemas.microsoft.com/office/drawing/2016/5/13/chartex" xmlns:cx8="http://schemas.microsoft.com/office/drawing/2016/5/14/chartex" xmlns:mc="http://schemas.openxmlformats.org/markup-compatibility/2006" xmlns:aink="http://schemas.microsoft.com/office/drawing/2016/ink" xmlns:am3d="http://schemas.microsoft.com/office/drawing/2017/model3d" xmlns:o="urn:schemas-microsoft-com:office:office" xmlns:r="http://schemas.openxmlformats.org/officeDocument/2006/relationships" xmlns:m="http://schemas.openxmlformats.org/officeDocument/2006/math" xmlns:v="urn:schemas-microsoft-com:vml" xmlns:wp14="http://schemas.microsoft.com/office/word/2010/wordprocessingDrawing" xmlns:wp="http://schemas.openxmlformats.org/drawingml/2006/wordprocessingDrawing" xmlns:w10="urn:schemas-microsoft-com:office:word" xmlns:w="http://schemas.openxmlformats.org/wordprocessingml/2006/main" xmlns:w14="http://schemas.microsoft.com/office/word/2010/wordml" xmlns:w15="http://schemas.microsoft.com/office/word/2012/wordml" xmlns:w16cid="http://schemas.microsoft.com/office/word/2016/wordml/cid" xmlns:w16se="http://schemas.microsoft.com/office/word/2015/wordml/symex" xmlns:wpg="http://schemas.microsoft.com/office/word/2010/wordprocessingGroup" xmlns:wpi="http://schemas.microsoft.com/office/word/2010/wordprocessingInk" xmlns:wne="http://schemas.microsoft.com/office/word/2006/wordml" xmlns:wps="http://schemas.microsoft.com/office/word/2010/wordprocessingShape" mc:Ignorable="w14 w15 w16se w16cid wp14">
+  <w:footnote w:type="separator" w:id="-1">
+    <w:p>
+      <w:pPr>
+        <w:spacing w:after="0"/>
       </w:pPr>
       <w:r>
         <w:separator/>
       </w:r>
     </w:p>
   </w:footnote>
-  <w:footnote w:type="continuationSeparator" w:id="1">
-    <w:p>
-      <w:pPr>
-        <w:spacing w:before="0" w:after="0" w:line="259" w:lineRule="auto"/>
+  <w:footnote w:type="continuationSeparator" w:id="0">
+    <w:p>
+      <w:pPr>
+        <w:spacing w:after="0"/>
       </w:pPr>
       <w:r>
         <w:continuationSeparator/>
@@ -6038,14 +6920,14 @@
 </file>
 
 <file path=word/header1.xml><?xml version="1.0" encoding="utf-8"?>
-<w:hdr xmlns:wpc="http://schemas.microsoft.com/office/word/2010/wordprocessingCanvas" xmlns:mc="http://schemas.openxmlformats.org/markup-compatibility/2006" xmlns:o="urn:schemas-microsoft-com:office:office" xmlns:r="http://schemas.openxmlformats.org/officeDocument/2006/relationships" xmlns:m="http://schemas.openxmlformats.org/officeDocument/2006/math" xmlns:v="urn:schemas-microsoft-com:vml" xmlns:wp14="http://schemas.microsoft.com/office/word/2010/wordprocessingDrawing" xmlns:wp="http://schemas.openxmlformats.org/drawingml/2006/wordprocessingDrawing" xmlns:w10="urn:schemas-microsoft-com:office:word" xmlns:w="http://schemas.openxmlformats.org/wordprocessingml/2006/main" xmlns:w14="http://schemas.microsoft.com/office/word/2010/wordml" xmlns:w15="http://schemas.microsoft.com/office/word/2012/wordml" xmlns:wpg="http://schemas.microsoft.com/office/word/2010/wordprocessingGroup" xmlns:wpi="http://schemas.microsoft.com/office/word/2010/wordprocessingInk" xmlns:wne="http://schemas.microsoft.com/office/word/2006/wordml" xmlns:wps="http://schemas.microsoft.com/office/word/2010/wordprocessingShape" xmlns:wpsCustomData="http://www.wps.cn/officeDocument/2013/wpsCustomData" mc:Ignorable="w14 w15 wp14">
+<w:hdr xmlns:wpc="http://schemas.microsoft.com/office/word/2010/wordprocessingCanvas" xmlns:cx="http://schemas.microsoft.com/office/drawing/2014/chartex" xmlns:cx1="http://schemas.microsoft.com/office/drawing/2015/9/8/chartex" xmlns:cx2="http://schemas.microsoft.com/office/drawing/2015/10/21/chartex" xmlns:cx3="http://schemas.microsoft.com/office/drawing/2016/5/9/chartex" xmlns:cx4="http://schemas.microsoft.com/office/drawing/2016/5/10/chartex" xmlns:cx5="http://schemas.microsoft.com/office/drawing/2016/5/11/chartex" xmlns:cx6="http://schemas.microsoft.com/office/drawing/2016/5/12/chartex" xmlns:cx7="http://schemas.microsoft.com/office/drawing/2016/5/13/chartex" xmlns:cx8="http://schemas.microsoft.com/office/drawing/2016/5/14/chartex" xmlns:mc="http://schemas.openxmlformats.org/markup-compatibility/2006" xmlns:aink="http://schemas.microsoft.com/office/drawing/2016/ink" xmlns:am3d="http://schemas.microsoft.com/office/drawing/2017/model3d" xmlns:o="urn:schemas-microsoft-com:office:office" xmlns:r="http://schemas.openxmlformats.org/officeDocument/2006/relationships" xmlns:m="http://schemas.openxmlformats.org/officeDocument/2006/math" xmlns:v="urn:schemas-microsoft-com:vml" xmlns:wp14="http://schemas.microsoft.com/office/word/2010/wordprocessingDrawing" xmlns:wp="http://schemas.openxmlformats.org/drawingml/2006/wordprocessingDrawing" xmlns:w10="urn:schemas-microsoft-com:office:word" xmlns:w="http://schemas.openxmlformats.org/wordprocessingml/2006/main" xmlns:w14="http://schemas.microsoft.com/office/word/2010/wordml" xmlns:w15="http://schemas.microsoft.com/office/word/2012/wordml" xmlns:w16cid="http://schemas.microsoft.com/office/word/2016/wordml/cid" xmlns:w16se="http://schemas.microsoft.com/office/word/2015/wordml/symex" xmlns:wpg="http://schemas.microsoft.com/office/word/2010/wordprocessingGroup" xmlns:wpi="http://schemas.microsoft.com/office/word/2010/wordprocessingInk" xmlns:wne="http://schemas.microsoft.com/office/word/2006/wordml" xmlns:wps="http://schemas.microsoft.com/office/word/2010/wordprocessingShape" mc:Ignorable="w14 w15 w16se w16cid wp14">
   <w:p>
     <w:pPr>
-      <w:pStyle w:val="10"/>
+      <w:pStyle w:val="Cabealho"/>
       <w:tabs>
-        <w:tab w:val="left" w:pos="2532"/>
         <w:tab w:val="clear" w:pos="4252"/>
         <w:tab w:val="clear" w:pos="8504"/>
+        <w:tab w:val="left" w:pos="2532"/>
       </w:tabs>
       <w:spacing w:line="360" w:lineRule="auto"/>
       <w:jc w:val="center"/>
@@ -6053,11 +6935,11 @@
   </w:p>
   <w:p>
     <w:pPr>
-      <w:pStyle w:val="10"/>
+      <w:pStyle w:val="Cabealho"/>
       <w:tabs>
-        <w:tab w:val="left" w:pos="2772"/>
         <w:tab w:val="clear" w:pos="4252"/>
         <w:tab w:val="clear" w:pos="8504"/>
+        <w:tab w:val="left" w:pos="2772"/>
       </w:tabs>
     </w:pPr>
   </w:p>
@@ -6065,188 +6947,408 @@
 </file>
 
 <file path=word/styles.xml><?xml version="1.0" encoding="utf-8"?>
-<w:styles xmlns:mc="http://schemas.openxmlformats.org/markup-compatibility/2006" xmlns:o="urn:schemas-microsoft-com:office:office" xmlns:r="http://schemas.openxmlformats.org/officeDocument/2006/relationships" xmlns:m="http://schemas.openxmlformats.org/officeDocument/2006/math" xmlns:v="urn:schemas-microsoft-com:vml" xmlns:w="http://schemas.openxmlformats.org/wordprocessingml/2006/main" xmlns:w14="http://schemas.microsoft.com/office/word/2010/wordml" xmlns:w10="urn:schemas-microsoft-com:office:word" xmlns:sl="http://schemas.openxmlformats.org/schemaLibrary/2006/main" xmlns:wpsCustomData="http://www.wps.cn/officeDocument/2013/wpsCustomData" mc:Ignorable="w14">
+<w:styles xmlns:mc="http://schemas.openxmlformats.org/markup-compatibility/2006" xmlns:r="http://schemas.openxmlformats.org/officeDocument/2006/relationships" xmlns:w="http://schemas.openxmlformats.org/wordprocessingml/2006/main" xmlns:w14="http://schemas.microsoft.com/office/word/2010/wordml" xmlns:w15="http://schemas.microsoft.com/office/word/2012/wordml" xmlns:w16cid="http://schemas.microsoft.com/office/word/2016/wordml/cid" xmlns:w16se="http://schemas.microsoft.com/office/word/2015/wordml/symex" mc:Ignorable="w14 w15 w16se w16cid">
   <w:docDefaults>
     <w:rPrDefault>
       <w:rPr>
-        <w:rFonts w:asciiTheme="minorHAnsi" w:hAnsiTheme="minorHAnsi" w:eastAsiaTheme="minorHAnsi" w:cstheme="minorBidi"/>
+        <w:rFonts w:asciiTheme="minorHAnsi" w:eastAsiaTheme="minorHAnsi" w:hAnsiTheme="minorHAnsi" w:cstheme="minorBidi"/>
+        <w:lang w:val="pt-BR" w:eastAsia="pt-BR" w:bidi="ar-SA"/>
       </w:rPr>
     </w:rPrDefault>
     <w:pPrDefault/>
   </w:docDefaults>
-  <w:latentStyles w:count="260" w:defQFormat="0" w:defUnhideWhenUsed="1" w:defSemiHidden="1" w:defUIPriority="99" w:defLockedState="0">
-    <w:lsdException w:qFormat="1" w:unhideWhenUsed="0" w:uiPriority="0" w:semiHidden="0" w:name="Normal"/>
-    <w:lsdException w:qFormat="1" w:unhideWhenUsed="0" w:uiPriority="9" w:semiHidden="0" w:name="heading 1"/>
-    <w:lsdException w:qFormat="1" w:uiPriority="9" w:name="heading 2"/>
-    <w:lsdException w:qFormat="1" w:uiPriority="9" w:name="heading 3"/>
-    <w:lsdException w:qFormat="1" w:uiPriority="9" w:name="heading 4"/>
-    <w:lsdException w:qFormat="1" w:uiPriority="9" w:name="heading 5"/>
-    <w:lsdException w:qFormat="1" w:uiPriority="9" w:name="heading 6"/>
-    <w:lsdException w:qFormat="1" w:uiPriority="9" w:name="heading 7"/>
-    <w:lsdException w:qFormat="1" w:uiPriority="9" w:name="heading 8"/>
-    <w:lsdException w:qFormat="1" w:uiPriority="9" w:name="heading 9"/>
-    <w:lsdException w:uiPriority="99" w:name="index 1"/>
-    <w:lsdException w:uiPriority="99" w:name="index 2"/>
-    <w:lsdException w:uiPriority="99" w:name="index 3"/>
-    <w:lsdException w:uiPriority="99" w:name="index 4"/>
-    <w:lsdException w:uiPriority="99" w:name="index 5"/>
-    <w:lsdException w:uiPriority="99" w:name="index 6"/>
-    <w:lsdException w:uiPriority="99" w:name="index 7"/>
-    <w:lsdException w:uiPriority="99" w:name="index 8"/>
-    <w:lsdException w:uiPriority="99" w:name="index 9"/>
-    <w:lsdException w:qFormat="1" w:uiPriority="39" w:semiHidden="0" w:name="toc 1"/>
-    <w:lsdException w:qFormat="1" w:uiPriority="39" w:semiHidden="0" w:name="toc 2"/>
-    <w:lsdException w:uiPriority="39" w:name="toc 3"/>
-    <w:lsdException w:uiPriority="39" w:name="toc 4"/>
-    <w:lsdException w:uiPriority="39" w:name="toc 5"/>
-    <w:lsdException w:uiPriority="39" w:name="toc 6"/>
-    <w:lsdException w:uiPriority="39" w:name="toc 7"/>
-    <w:lsdException w:uiPriority="39" w:name="toc 8"/>
-    <w:lsdException w:uiPriority="39" w:name="toc 9"/>
-    <w:lsdException w:uiPriority="99" w:name="Normal Indent"/>
-    <w:lsdException w:uiPriority="99" w:name="footnote text"/>
-    <w:lsdException w:qFormat="1" w:uiPriority="99" w:name="annotation text"/>
-    <w:lsdException w:uiPriority="99" w:semiHidden="0" w:name="header"/>
-    <w:lsdException w:qFormat="1" w:uiPriority="99" w:semiHidden="0" w:name="footer"/>
-    <w:lsdException w:uiPriority="99" w:name="index heading"/>
-    <w:lsdException w:qFormat="1" w:uiPriority="35" w:name="caption"/>
-    <w:lsdException w:uiPriority="99" w:name="table of figures"/>
-    <w:lsdException w:uiPriority="99" w:name="envelope address"/>
-    <w:lsdException w:uiPriority="99" w:name="envelope return"/>
-    <w:lsdException w:uiPriority="99" w:name="footnote reference"/>
-    <w:lsdException w:uiPriority="99" w:name="annotation reference"/>
-    <w:lsdException w:uiPriority="99" w:name="line number"/>
-    <w:lsdException w:uiPriority="99" w:name="page number"/>
-    <w:lsdException w:uiPriority="99" w:name="endnote reference"/>
-    <w:lsdException w:uiPriority="99" w:name="endnote text"/>
-    <w:lsdException w:uiPriority="99" w:name="table of authorities"/>
-    <w:lsdException w:uiPriority="99" w:name="macro"/>
-    <w:lsdException w:uiPriority="99" w:name="toa heading"/>
-    <w:lsdException w:uiPriority="99" w:name="List"/>
-    <w:lsdException w:uiPriority="99" w:name="List Bullet"/>
-    <w:lsdException w:uiPriority="99" w:name="List Number"/>
-    <w:lsdException w:uiPriority="99" w:name="List 2"/>
-    <w:lsdException w:uiPriority="99" w:name="List 3"/>
-    <w:lsdException w:uiPriority="99" w:name="List 4"/>
-    <w:lsdException w:uiPriority="99" w:name="List 5"/>
-    <w:lsdException w:uiPriority="99" w:name="List Bullet 2"/>
-    <w:lsdException w:uiPriority="99" w:name="List Bullet 3"/>
-    <w:lsdException w:uiPriority="99" w:name="List Bullet 4"/>
-    <w:lsdException w:uiPriority="99" w:name="List Bullet 5"/>
-    <w:lsdException w:uiPriority="99" w:name="List Number 2"/>
-    <w:lsdException w:uiPriority="99" w:name="List Number 3"/>
-    <w:lsdException w:uiPriority="99" w:name="List Number 4"/>
-    <w:lsdException w:uiPriority="99" w:name="List Number 5"/>
-    <w:lsdException w:qFormat="1" w:unhideWhenUsed="0" w:uiPriority="10" w:semiHidden="0" w:name="Title"/>
-    <w:lsdException w:uiPriority="99" w:name="Closing"/>
-    <w:lsdException w:uiPriority="99" w:name="Signature"/>
-    <w:lsdException w:qFormat="1" w:uiPriority="1" w:name="Default Paragraph Font"/>
-    <w:lsdException w:uiPriority="99" w:name="Body Text"/>
-    <w:lsdException w:uiPriority="99" w:name="Body Text Indent"/>
-    <w:lsdException w:uiPriority="99" w:name="List Continue"/>
-    <w:lsdException w:uiPriority="99" w:name="List Continue 2"/>
-    <w:lsdException w:uiPriority="99" w:name="List Continue 3"/>
-    <w:lsdException w:uiPriority="99" w:name="List Continue 4"/>
-    <w:lsdException w:uiPriority="99" w:name="List Continue 5"/>
-    <w:lsdException w:uiPriority="99" w:name="Message Header"/>
-    <w:lsdException w:qFormat="1" w:unhideWhenUsed="0" w:uiPriority="11" w:semiHidden="0" w:name="Subtitle"/>
-    <w:lsdException w:uiPriority="99" w:name="Salutation"/>
-    <w:lsdException w:uiPriority="99" w:name="Date"/>
-    <w:lsdException w:uiPriority="99" w:name="Body Text First Indent"/>
-    <w:lsdException w:uiPriority="99" w:name="Body Text First Indent 2"/>
-    <w:lsdException w:uiPriority="99" w:name="Note Heading"/>
-    <w:lsdException w:uiPriority="99" w:name="Body Text 2"/>
-    <w:lsdException w:uiPriority="99" w:name="Body Text 3"/>
-    <w:lsdException w:uiPriority="99" w:name="Body Text Indent 2"/>
-    <w:lsdException w:uiPriority="99" w:name="Body Text Indent 3"/>
-    <w:lsdException w:uiPriority="99" w:name="Block Text"/>
-    <w:lsdException w:qFormat="1" w:uiPriority="99" w:semiHidden="0" w:name="Hyperlink"/>
-    <w:lsdException w:uiPriority="99" w:name="FollowedHyperlink"/>
-    <w:lsdException w:qFormat="1" w:unhideWhenUsed="0" w:uiPriority="22" w:semiHidden="0" w:name="Strong"/>
-    <w:lsdException w:qFormat="1" w:unhideWhenUsed="0" w:uiPriority="20" w:semiHidden="0" w:name="Emphasis"/>
-    <w:lsdException w:uiPriority="99" w:name="Document Map"/>
-    <w:lsdException w:uiPriority="99" w:name="Plain Text"/>
-    <w:lsdException w:uiPriority="99" w:name="E-mail Signature"/>
-    <w:lsdException w:uiPriority="99" w:name="Normal (Web)"/>
-    <w:lsdException w:uiPriority="99" w:name="HTML Acronym"/>
-    <w:lsdException w:uiPriority="99" w:name="HTML Address"/>
-    <w:lsdException w:uiPriority="99" w:name="HTML Cite"/>
-    <w:lsdException w:uiPriority="99" w:name="HTML Code"/>
-    <w:lsdException w:uiPriority="99" w:name="HTML Definition"/>
-    <w:lsdException w:uiPriority="99" w:name="HTML Keyboard"/>
-    <w:lsdException w:uiPriority="99" w:name="HTML Preformatted"/>
-    <w:lsdException w:uiPriority="99" w:name="HTML Sample"/>
-    <w:lsdException w:uiPriority="99" w:name="HTML Typewriter"/>
-    <w:lsdException w:uiPriority="99" w:name="HTML Variable"/>
-    <w:lsdException w:uiPriority="99" w:name="Normal Table"/>
-    <w:lsdException w:uiPriority="99" w:name="annotation subject"/>
-    <w:lsdException w:uiPriority="99" w:name="Table Simple 1"/>
-    <w:lsdException w:uiPriority="99" w:name="Table Simple 2"/>
-    <w:lsdException w:uiPriority="99" w:name="Table Simple 3"/>
-    <w:lsdException w:uiPriority="99" w:name="Table Classic 1"/>
-    <w:lsdException w:uiPriority="99" w:name="Table Classic 2"/>
-    <w:lsdException w:uiPriority="99" w:name="Table Classic 3"/>
-    <w:lsdException w:uiPriority="99" w:name="Table Classic 4"/>
-    <w:lsdException w:uiPriority="99" w:name="Table Colorful 1"/>
-    <w:lsdException w:uiPriority="99" w:name="Table Colorful 2"/>
-    <w:lsdException w:uiPriority="99" w:name="Table Colorful 3"/>
-    <w:lsdException w:uiPriority="99" w:name="Table Columns 1"/>
-    <w:lsdException w:uiPriority="99" w:name="Table Columns 2"/>
-    <w:lsdException w:uiPriority="99" w:name="Table Columns 3"/>
-    <w:lsdException w:uiPriority="99" w:name="Table Columns 4"/>
-    <w:lsdException w:uiPriority="99" w:name="Table Columns 5"/>
-    <w:lsdException w:uiPriority="99" w:name="Table Grid 1"/>
-    <w:lsdException w:uiPriority="99" w:name="Table Grid 2"/>
-    <w:lsdException w:uiPriority="99" w:name="Table Grid 3"/>
-    <w:lsdException w:uiPriority="99" w:name="Table Grid 4"/>
-    <w:lsdException w:uiPriority="99" w:name="Table Grid 5"/>
-    <w:lsdException w:uiPriority="99" w:name="Table Grid 6"/>
-    <w:lsdException w:uiPriority="99" w:name="Table Grid 7"/>
-    <w:lsdException w:uiPriority="99" w:name="Table Grid 8"/>
-    <w:lsdException w:uiPriority="99" w:name="Table List 1"/>
-    <w:lsdException w:uiPriority="99" w:name="Table List 2"/>
-    <w:lsdException w:uiPriority="99" w:name="Table List 3"/>
-    <w:lsdException w:uiPriority="99" w:name="Table List 4"/>
-    <w:lsdException w:uiPriority="99" w:name="Table List 5"/>
-    <w:lsdException w:uiPriority="99" w:name="Table List 6"/>
-    <w:lsdException w:uiPriority="99" w:name="Table List 7"/>
-    <w:lsdException w:uiPriority="99" w:name="Table List 8"/>
-    <w:lsdException w:uiPriority="99" w:name="Table 3D effects 1"/>
-    <w:lsdException w:uiPriority="99" w:name="Table 3D effects 2"/>
-    <w:lsdException w:uiPriority="99" w:name="Table 3D effects 3"/>
-    <w:lsdException w:uiPriority="99" w:name="Table Contemporary"/>
-    <w:lsdException w:uiPriority="99" w:name="Table Elegant"/>
-    <w:lsdException w:uiPriority="99" w:name="Table Professional"/>
-    <w:lsdException w:uiPriority="99" w:name="Table Subtle 1"/>
-    <w:lsdException w:uiPriority="99" w:name="Table Subtle 2"/>
-    <w:lsdException w:uiPriority="99" w:name="Table Web 1"/>
-    <w:lsdException w:uiPriority="99" w:name="Table Web 2"/>
-    <w:lsdException w:uiPriority="99" w:name="Table Web 3"/>
-    <w:lsdException w:uiPriority="99" w:name="Balloon Text"/>
-    <w:lsdException w:unhideWhenUsed="0" w:uiPriority="39" w:semiHidden="0" w:name="Table Grid"/>
-    <w:lsdException w:uiPriority="99" w:name="Table Theme"/>
+  <w:latentStyles w:defLockedState="0" w:defUIPriority="99" w:defSemiHidden="0" w:defUnhideWhenUsed="0" w:defQFormat="0" w:count="375">
+    <w:lsdException w:name="Normal" w:uiPriority="0" w:qFormat="1"/>
+    <w:lsdException w:name="heading 1" w:uiPriority="9" w:qFormat="1"/>
+    <w:lsdException w:name="heading 2" w:semiHidden="1" w:uiPriority="9" w:unhideWhenUsed="1" w:qFormat="1"/>
+    <w:lsdException w:name="heading 3" w:semiHidden="1" w:uiPriority="9" w:unhideWhenUsed="1" w:qFormat="1"/>
+    <w:lsdException w:name="heading 4" w:semiHidden="1" w:uiPriority="9" w:unhideWhenUsed="1" w:qFormat="1"/>
+    <w:lsdException w:name="heading 5" w:semiHidden="1" w:uiPriority="9" w:unhideWhenUsed="1" w:qFormat="1"/>
+    <w:lsdException w:name="heading 6" w:semiHidden="1" w:uiPriority="9" w:unhideWhenUsed="1" w:qFormat="1"/>
+    <w:lsdException w:name="heading 7" w:semiHidden="1" w:uiPriority="9" w:unhideWhenUsed="1" w:qFormat="1"/>
+    <w:lsdException w:name="heading 8" w:semiHidden="1" w:uiPriority="9" w:unhideWhenUsed="1" w:qFormat="1"/>
+    <w:lsdException w:name="heading 9" w:semiHidden="1" w:uiPriority="9" w:unhideWhenUsed="1" w:qFormat="1"/>
+    <w:lsdException w:name="index 1" w:semiHidden="1" w:unhideWhenUsed="1"/>
+    <w:lsdException w:name="index 2" w:semiHidden="1" w:unhideWhenUsed="1"/>
+    <w:lsdException w:name="index 3" w:semiHidden="1" w:unhideWhenUsed="1"/>
+    <w:lsdException w:name="index 4" w:semiHidden="1" w:unhideWhenUsed="1"/>
+    <w:lsdException w:name="index 5" w:semiHidden="1" w:unhideWhenUsed="1"/>
+    <w:lsdException w:name="index 6" w:semiHidden="1" w:unhideWhenUsed="1"/>
+    <w:lsdException w:name="index 7" w:semiHidden="1" w:unhideWhenUsed="1"/>
+    <w:lsdException w:name="index 8" w:semiHidden="1" w:unhideWhenUsed="1"/>
+    <w:lsdException w:name="index 9" w:semiHidden="1" w:unhideWhenUsed="1"/>
+    <w:lsdException w:name="toc 1" w:uiPriority="39" w:unhideWhenUsed="1" w:qFormat="1"/>
+    <w:lsdException w:name="toc 2" w:uiPriority="39" w:unhideWhenUsed="1" w:qFormat="1"/>
+    <w:lsdException w:name="toc 3" w:semiHidden="1" w:uiPriority="39" w:unhideWhenUsed="1"/>
+    <w:lsdException w:name="toc 4" w:semiHidden="1" w:uiPriority="39" w:unhideWhenUsed="1"/>
+    <w:lsdException w:name="toc 5" w:semiHidden="1" w:uiPriority="39" w:unhideWhenUsed="1"/>
+    <w:lsdException w:name="toc 6" w:semiHidden="1" w:uiPriority="39" w:unhideWhenUsed="1"/>
+    <w:lsdException w:name="toc 7" w:semiHidden="1" w:uiPriority="39" w:unhideWhenUsed="1"/>
+    <w:lsdException w:name="toc 8" w:semiHidden="1" w:uiPriority="39" w:unhideWhenUsed="1"/>
+    <w:lsdException w:name="toc 9" w:semiHidden="1" w:uiPriority="39" w:unhideWhenUsed="1"/>
+    <w:lsdException w:name="Normal Indent" w:semiHidden="1" w:unhideWhenUsed="1"/>
+    <w:lsdException w:name="footnote text" w:semiHidden="1" w:unhideWhenUsed="1"/>
+    <w:lsdException w:name="annotation text" w:semiHidden="1" w:unhideWhenUsed="1" w:qFormat="1"/>
+    <w:lsdException w:name="header" w:unhideWhenUsed="1"/>
+    <w:lsdException w:name="footer" w:unhideWhenUsed="1" w:qFormat="1"/>
+    <w:lsdException w:name="index heading" w:semiHidden="1" w:unhideWhenUsed="1"/>
+    <w:lsdException w:name="caption" w:semiHidden="1" w:uiPriority="35" w:unhideWhenUsed="1" w:qFormat="1"/>
+    <w:lsdException w:name="table of figures" w:semiHidden="1" w:unhideWhenUsed="1"/>
+    <w:lsdException w:name="envelope address" w:semiHidden="1" w:unhideWhenUsed="1"/>
+    <w:lsdException w:name="envelope return" w:semiHidden="1" w:unhideWhenUsed="1"/>
+    <w:lsdException w:name="footnote reference" w:semiHidden="1" w:unhideWhenUsed="1"/>
+    <w:lsdException w:name="annotation reference" w:semiHidden="1" w:unhideWhenUsed="1"/>
+    <w:lsdException w:name="line number" w:semiHidden="1" w:unhideWhenUsed="1"/>
+    <w:lsdException w:name="page number" w:semiHidden="1" w:unhideWhenUsed="1"/>
+    <w:lsdException w:name="endnote reference" w:semiHidden="1" w:unhideWhenUsed="1"/>
+    <w:lsdException w:name="endnote text" w:semiHidden="1" w:unhideWhenUsed="1"/>
+    <w:lsdException w:name="table of authorities" w:semiHidden="1" w:unhideWhenUsed="1"/>
+    <w:lsdException w:name="macro" w:semiHidden="1" w:unhideWhenUsed="1"/>
+    <w:lsdException w:name="toa heading" w:semiHidden="1" w:unhideWhenUsed="1"/>
+    <w:lsdException w:name="List" w:semiHidden="1" w:unhideWhenUsed="1"/>
+    <w:lsdException w:name="List Bullet" w:semiHidden="1" w:unhideWhenUsed="1"/>
+    <w:lsdException w:name="List Number" w:semiHidden="1" w:unhideWhenUsed="1"/>
+    <w:lsdException w:name="List 2" w:semiHidden="1" w:unhideWhenUsed="1"/>
+    <w:lsdException w:name="List 3" w:semiHidden="1" w:unhideWhenUsed="1"/>
+    <w:lsdException w:name="List 4" w:semiHidden="1" w:unhideWhenUsed="1"/>
+    <w:lsdException w:name="List 5" w:semiHidden="1" w:unhideWhenUsed="1"/>
+    <w:lsdException w:name="List Bullet 2" w:semiHidden="1" w:unhideWhenUsed="1"/>
+    <w:lsdException w:name="List Bullet 3" w:semiHidden="1" w:unhideWhenUsed="1"/>
+    <w:lsdException w:name="List Bullet 4" w:semiHidden="1" w:unhideWhenUsed="1"/>
+    <w:lsdException w:name="List Bullet 5" w:semiHidden="1" w:unhideWhenUsed="1"/>
+    <w:lsdException w:name="List Number 2" w:semiHidden="1" w:unhideWhenUsed="1"/>
+    <w:lsdException w:name="List Number 3" w:semiHidden="1" w:unhideWhenUsed="1"/>
+    <w:lsdException w:name="List Number 4" w:semiHidden="1" w:unhideWhenUsed="1"/>
+    <w:lsdException w:name="List Number 5" w:semiHidden="1" w:unhideWhenUsed="1"/>
+    <w:lsdException w:name="Title" w:uiPriority="10" w:qFormat="1"/>
+    <w:lsdException w:name="Closing" w:semiHidden="1" w:unhideWhenUsed="1"/>
+    <w:lsdException w:name="Signature" w:semiHidden="1" w:unhideWhenUsed="1"/>
+    <w:lsdException w:name="Default Paragraph Font" w:semiHidden="1" w:uiPriority="1" w:unhideWhenUsed="1" w:qFormat="1"/>
+    <w:lsdException w:name="Body Text" w:semiHidden="1" w:unhideWhenUsed="1"/>
+    <w:lsdException w:name="Body Text Indent" w:semiHidden="1" w:unhideWhenUsed="1"/>
+    <w:lsdException w:name="List Continue" w:semiHidden="1" w:unhideWhenUsed="1"/>
+    <w:lsdException w:name="List Continue 2" w:semiHidden="1" w:unhideWhenUsed="1"/>
+    <w:lsdException w:name="List Continue 3" w:semiHidden="1" w:unhideWhenUsed="1"/>
+    <w:lsdException w:name="List Continue 4" w:semiHidden="1" w:unhideWhenUsed="1"/>
+    <w:lsdException w:name="List Continue 5" w:semiHidden="1" w:unhideWhenUsed="1"/>
+    <w:lsdException w:name="Message Header" w:semiHidden="1" w:unhideWhenUsed="1"/>
+    <w:lsdException w:name="Subtitle" w:uiPriority="11" w:qFormat="1"/>
+    <w:lsdException w:name="Salutation" w:semiHidden="1" w:unhideWhenUsed="1"/>
+    <w:lsdException w:name="Date" w:semiHidden="1" w:unhideWhenUsed="1"/>
+    <w:lsdException w:name="Body Text First Indent" w:semiHidden="1" w:unhideWhenUsed="1"/>
+    <w:lsdException w:name="Body Text First Indent 2" w:semiHidden="1" w:unhideWhenUsed="1"/>
+    <w:lsdException w:name="Note Heading" w:semiHidden="1" w:unhideWhenUsed="1"/>
+    <w:lsdException w:name="Body Text 2" w:semiHidden="1" w:unhideWhenUsed="1"/>
+    <w:lsdException w:name="Body Text 3" w:semiHidden="1" w:unhideWhenUsed="1"/>
+    <w:lsdException w:name="Body Text Indent 2" w:semiHidden="1" w:unhideWhenUsed="1"/>
+    <w:lsdException w:name="Body Text Indent 3" w:semiHidden="1" w:unhideWhenUsed="1"/>
+    <w:lsdException w:name="Block Text" w:semiHidden="1" w:unhideWhenUsed="1"/>
+    <w:lsdException w:name="Hyperlink" w:unhideWhenUsed="1" w:qFormat="1"/>
+    <w:lsdException w:name="FollowedHyperlink" w:semiHidden="1" w:unhideWhenUsed="1"/>
+    <w:lsdException w:name="Strong" w:uiPriority="22" w:qFormat="1"/>
+    <w:lsdException w:name="Emphasis" w:uiPriority="20" w:qFormat="1"/>
+    <w:lsdException w:name="Document Map" w:semiHidden="1" w:unhideWhenUsed="1"/>
+    <w:lsdException w:name="Plain Text" w:semiHidden="1" w:unhideWhenUsed="1"/>
+    <w:lsdException w:name="E-mail Signature" w:semiHidden="1" w:unhideWhenUsed="1"/>
+    <w:lsdException w:name="HTML Top of Form" w:semiHidden="1" w:unhideWhenUsed="1"/>
+    <w:lsdException w:name="HTML Bottom of Form" w:semiHidden="1" w:unhideWhenUsed="1"/>
+    <w:lsdException w:name="Normal (Web)" w:semiHidden="1" w:unhideWhenUsed="1"/>
+    <w:lsdException w:name="HTML Acronym" w:semiHidden="1" w:unhideWhenUsed="1"/>
+    <w:lsdException w:name="HTML Address" w:semiHidden="1" w:unhideWhenUsed="1"/>
+    <w:lsdException w:name="HTML Cite" w:semiHidden="1" w:unhideWhenUsed="1"/>
+    <w:lsdException w:name="HTML Code" w:semiHidden="1" w:unhideWhenUsed="1"/>
+    <w:lsdException w:name="HTML Definition" w:semiHidden="1" w:unhideWhenUsed="1"/>
+    <w:lsdException w:name="HTML Keyboard" w:semiHidden="1" w:unhideWhenUsed="1"/>
+    <w:lsdException w:name="HTML Preformatted" w:semiHidden="1" w:unhideWhenUsed="1"/>
+    <w:lsdException w:name="HTML Sample" w:semiHidden="1" w:unhideWhenUsed="1"/>
+    <w:lsdException w:name="HTML Typewriter" w:semiHidden="1" w:unhideWhenUsed="1"/>
+    <w:lsdException w:name="HTML Variable" w:semiHidden="1" w:unhideWhenUsed="1"/>
+    <w:lsdException w:name="Normal Table" w:semiHidden="1" w:unhideWhenUsed="1"/>
+    <w:lsdException w:name="annotation subject" w:semiHidden="1" w:unhideWhenUsed="1"/>
+    <w:lsdException w:name="No List" w:semiHidden="1" w:unhideWhenUsed="1"/>
+    <w:lsdException w:name="Outline List 1" w:semiHidden="1" w:unhideWhenUsed="1"/>
+    <w:lsdException w:name="Outline List 2" w:semiHidden="1" w:unhideWhenUsed="1"/>
+    <w:lsdException w:name="Outline List 3" w:semiHidden="1" w:unhideWhenUsed="1"/>
+    <w:lsdException w:name="Table Simple 1" w:semiHidden="1" w:unhideWhenUsed="1"/>
+    <w:lsdException w:name="Table Simple 2" w:semiHidden="1" w:unhideWhenUsed="1"/>
+    <w:lsdException w:name="Table Simple 3" w:semiHidden="1" w:unhideWhenUsed="1"/>
+    <w:lsdException w:name="Table Classic 1" w:semiHidden="1" w:unhideWhenUsed="1"/>
+    <w:lsdException w:name="Table Classic 2" w:semiHidden="1" w:unhideWhenUsed="1"/>
+    <w:lsdException w:name="Table Classic 3" w:semiHidden="1" w:unhideWhenUsed="1"/>
+    <w:lsdException w:name="Table Classic 4" w:semiHidden="1" w:unhideWhenUsed="1"/>
+    <w:lsdException w:name="Table Colorful 1" w:semiHidden="1" w:unhideWhenUsed="1"/>
+    <w:lsdException w:name="Table Colorful 2" w:semiHidden="1" w:unhideWhenUsed="1"/>
+    <w:lsdException w:name="Table Colorful 3" w:semiHidden="1" w:unhideWhenUsed="1"/>
+    <w:lsdException w:name="Table Columns 1" w:semiHidden="1" w:unhideWhenUsed="1"/>
+    <w:lsdException w:name="Table Columns 2" w:semiHidden="1" w:unhideWhenUsed="1"/>
+    <w:lsdException w:name="Table Columns 3" w:semiHidden="1" w:unhideWhenUsed="1"/>
+    <w:lsdException w:name="Table Columns 4" w:semiHidden="1" w:unhideWhenUsed="1"/>
+    <w:lsdException w:name="Table Columns 5" w:semiHidden="1" w:unhideWhenUsed="1"/>
+    <w:lsdException w:name="Table Grid 1" w:semiHidden="1" w:unhideWhenUsed="1"/>
+    <w:lsdException w:name="Table Grid 2" w:semiHidden="1" w:unhideWhenUsed="1"/>
+    <w:lsdException w:name="Table Grid 3" w:semiHidden="1" w:unhideWhenUsed="1"/>
+    <w:lsdException w:name="Table Grid 4" w:semiHidden="1" w:unhideWhenUsed="1"/>
+    <w:lsdException w:name="Table Grid 5" w:semiHidden="1" w:unhideWhenUsed="1"/>
+    <w:lsdException w:name="Table Grid 6" w:semiHidden="1" w:unhideWhenUsed="1"/>
+    <w:lsdException w:name="Table Grid 7" w:semiHidden="1" w:unhideWhenUsed="1"/>
+    <w:lsdException w:name="Table Grid 8" w:semiHidden="1" w:unhideWhenUsed="1"/>
+    <w:lsdException w:name="Table List 1" w:semiHidden="1" w:unhideWhenUsed="1"/>
+    <w:lsdException w:name="Table List 2" w:semiHidden="1" w:unhideWhenUsed="1"/>
+    <w:lsdException w:name="Table List 3" w:semiHidden="1" w:unhideWhenUsed="1"/>
+    <w:lsdException w:name="Table List 4" w:semiHidden="1" w:unhideWhenUsed="1"/>
+    <w:lsdException w:name="Table List 5" w:semiHidden="1" w:unhideWhenUsed="1"/>
+    <w:lsdException w:name="Table List 6" w:semiHidden="1" w:unhideWhenUsed="1"/>
+    <w:lsdException w:name="Table List 7" w:semiHidden="1" w:unhideWhenUsed="1"/>
+    <w:lsdException w:name="Table List 8" w:semiHidden="1" w:unhideWhenUsed="1"/>
+    <w:lsdException w:name="Table 3D effects 1" w:semiHidden="1" w:unhideWhenUsed="1"/>
+    <w:lsdException w:name="Table 3D effects 2" w:semiHidden="1" w:unhideWhenUsed="1"/>
+    <w:lsdException w:name="Table 3D effects 3" w:semiHidden="1" w:unhideWhenUsed="1"/>
+    <w:lsdException w:name="Table Contemporary" w:semiHidden="1" w:unhideWhenUsed="1"/>
+    <w:lsdException w:name="Table Elegant" w:semiHidden="1" w:unhideWhenUsed="1"/>
+    <w:lsdException w:name="Table Professional" w:semiHidden="1" w:unhideWhenUsed="1"/>
+    <w:lsdException w:name="Table Subtle 1" w:semiHidden="1" w:unhideWhenUsed="1"/>
+    <w:lsdException w:name="Table Subtle 2" w:semiHidden="1" w:unhideWhenUsed="1"/>
+    <w:lsdException w:name="Table Web 1" w:semiHidden="1" w:unhideWhenUsed="1"/>
+    <w:lsdException w:name="Table Web 2" w:semiHidden="1" w:unhideWhenUsed="1"/>
+    <w:lsdException w:name="Table Web 3" w:semiHidden="1" w:unhideWhenUsed="1"/>
+    <w:lsdException w:name="Balloon Text" w:semiHidden="1" w:unhideWhenUsed="1"/>
+    <w:lsdException w:name="Table Grid" w:uiPriority="39"/>
+    <w:lsdException w:name="Table Theme" w:semiHidden="1" w:unhideWhenUsed="1"/>
+    <w:lsdException w:name="Placeholder Text" w:semiHidden="1"/>
+    <w:lsdException w:name="Light Shading"/>
+    <w:lsdException w:name="Light List"/>
+    <w:lsdException w:name="Light Grid"/>
+    <w:lsdException w:name="Medium Shading 1"/>
+    <w:lsdException w:name="Medium Shading 2"/>
+    <w:lsdException w:name="Medium List 1"/>
+    <w:lsdException w:name="Medium List 2"/>
+    <w:lsdException w:name="Medium Grid 1"/>
+    <w:lsdException w:name="Medium Grid 2"/>
+    <w:lsdException w:name="Medium Grid 3"/>
+    <w:lsdException w:name="Dark List"/>
+    <w:lsdException w:name="Colorful Shading"/>
+    <w:lsdException w:name="Colorful List"/>
+    <w:lsdException w:name="Colorful Grid"/>
+    <w:lsdException w:name="Light Shading Accent 1"/>
+    <w:lsdException w:name="Light List Accent 1"/>
+    <w:lsdException w:name="Light Grid Accent 1"/>
+    <w:lsdException w:name="Medium Shading 1 Accent 1"/>
+    <w:lsdException w:name="Medium Shading 2 Accent 1"/>
+    <w:lsdException w:name="Medium List 1 Accent 1"/>
+    <w:lsdException w:name="Revision" w:semiHidden="1"/>
+    <w:lsdException w:name="Medium List 2 Accent 1"/>
+    <w:lsdException w:name="Medium Grid 1 Accent 1"/>
+    <w:lsdException w:name="Medium Grid 2 Accent 1"/>
+    <w:lsdException w:name="Medium Grid 3 Accent 1"/>
+    <w:lsdException w:name="Dark List Accent 1"/>
+    <w:lsdException w:name="Colorful Shading Accent 1"/>
+    <w:lsdException w:name="Colorful List Accent 1"/>
+    <w:lsdException w:name="Colorful Grid Accent 1"/>
+    <w:lsdException w:name="Light Shading Accent 2"/>
+    <w:lsdException w:name="Light List Accent 2"/>
+    <w:lsdException w:name="Light Grid Accent 2"/>
+    <w:lsdException w:name="Medium Shading 1 Accent 2"/>
+    <w:lsdException w:name="Medium Shading 2 Accent 2"/>
+    <w:lsdException w:name="Medium List 1 Accent 2"/>
+    <w:lsdException w:name="Medium List 2 Accent 2"/>
+    <w:lsdException w:name="Medium Grid 1 Accent 2"/>
+    <w:lsdException w:name="Medium Grid 2 Accent 2"/>
+    <w:lsdException w:name="Medium Grid 3 Accent 2"/>
+    <w:lsdException w:name="Dark List Accent 2"/>
+    <w:lsdException w:name="Colorful Shading Accent 2"/>
+    <w:lsdException w:name="Colorful List Accent 2"/>
+    <w:lsdException w:name="Colorful Grid Accent 2"/>
+    <w:lsdException w:name="Light Shading Accent 3"/>
+    <w:lsdException w:name="Light List Accent 3"/>
+    <w:lsdException w:name="Light Grid Accent 3"/>
+    <w:lsdException w:name="Medium Shading 1 Accent 3"/>
+    <w:lsdException w:name="Medium Shading 2 Accent 3"/>
+    <w:lsdException w:name="Medium List 1 Accent 3"/>
+    <w:lsdException w:name="Medium List 2 Accent 3"/>
+    <w:lsdException w:name="Medium Grid 1 Accent 3"/>
+    <w:lsdException w:name="Medium Grid 2 Accent 3"/>
+    <w:lsdException w:name="Medium Grid 3 Accent 3"/>
+    <w:lsdException w:name="Dark List Accent 3"/>
+    <w:lsdException w:name="Colorful Shading Accent 3"/>
+    <w:lsdException w:name="Colorful List Accent 3"/>
+    <w:lsdException w:name="Colorful Grid Accent 3"/>
+    <w:lsdException w:name="Light Shading Accent 4"/>
+    <w:lsdException w:name="Light List Accent 4"/>
+    <w:lsdException w:name="Light Grid Accent 4"/>
+    <w:lsdException w:name="Medium Shading 1 Accent 4"/>
+    <w:lsdException w:name="Medium Shading 2 Accent 4"/>
+    <w:lsdException w:name="Medium List 1 Accent 4"/>
+    <w:lsdException w:name="Medium List 2 Accent 4"/>
+    <w:lsdException w:name="Medium Grid 1 Accent 4"/>
+    <w:lsdException w:name="Medium Grid 2 Accent 4"/>
+    <w:lsdException w:name="Medium Grid 3 Accent 4"/>
+    <w:lsdException w:name="Dark List Accent 4"/>
+    <w:lsdException w:name="Colorful Shading Accent 4"/>
+    <w:lsdException w:name="Colorful List Accent 4"/>
+    <w:lsdException w:name="Colorful Grid Accent 4"/>
+    <w:lsdException w:name="Light Shading Accent 5"/>
+    <w:lsdException w:name="Light List Accent 5"/>
+    <w:lsdException w:name="Light Grid Accent 5"/>
+    <w:lsdException w:name="Medium Shading 1 Accent 5"/>
+    <w:lsdException w:name="Medium Shading 2 Accent 5"/>
+    <w:lsdException w:name="Medium List 1 Accent 5"/>
+    <w:lsdException w:name="Medium List 2 Accent 5"/>
+    <w:lsdException w:name="Medium Grid 1 Accent 5"/>
+    <w:lsdException w:name="Medium Grid 2 Accent 5"/>
+    <w:lsdException w:name="Medium Grid 3 Accent 5"/>
+    <w:lsdException w:name="Dark List Accent 5"/>
+    <w:lsdException w:name="Colorful Shading Accent 5"/>
+    <w:lsdException w:name="Colorful List Accent 5"/>
+    <w:lsdException w:name="Colorful Grid Accent 5"/>
+    <w:lsdException w:name="Light Shading Accent 6"/>
+    <w:lsdException w:name="Light List Accent 6"/>
+    <w:lsdException w:name="Light Grid Accent 6"/>
+    <w:lsdException w:name="Medium Shading 1 Accent 6"/>
+    <w:lsdException w:name="Medium Shading 2 Accent 6"/>
+    <w:lsdException w:name="Medium List 1 Accent 6"/>
+    <w:lsdException w:name="Medium List 2 Accent 6"/>
+    <w:lsdException w:name="Medium Grid 1 Accent 6"/>
+    <w:lsdException w:name="Medium Grid 2 Accent 6"/>
+    <w:lsdException w:name="Medium Grid 3 Accent 6"/>
+    <w:lsdException w:name="Dark List Accent 6"/>
+    <w:lsdException w:name="Colorful Shading Accent 6"/>
+    <w:lsdException w:name="Colorful List Accent 6"/>
+    <w:lsdException w:name="Colorful Grid Accent 6"/>
+    <w:lsdException w:name="Subtle Emphasis" w:uiPriority="19" w:qFormat="1"/>
+    <w:lsdException w:name="Intense Emphasis" w:uiPriority="21" w:qFormat="1"/>
+    <w:lsdException w:name="Subtle Reference" w:uiPriority="31" w:qFormat="1"/>
+    <w:lsdException w:name="Intense Reference" w:uiPriority="32" w:qFormat="1"/>
+    <w:lsdException w:name="Book Title" w:uiPriority="33" w:qFormat="1"/>
+    <w:lsdException w:name="Bibliography" w:semiHidden="1" w:uiPriority="37" w:unhideWhenUsed="1"/>
+    <w:lsdException w:name="TOC Heading" w:semiHidden="1" w:uiPriority="39" w:unhideWhenUsed="1" w:qFormat="1"/>
+    <w:lsdException w:name="Plain Table 1" w:uiPriority="41"/>
+    <w:lsdException w:name="Plain Table 2" w:uiPriority="42"/>
+    <w:lsdException w:name="Plain Table 3" w:uiPriority="43"/>
+    <w:lsdException w:name="Plain Table 4" w:uiPriority="44"/>
+    <w:lsdException w:name="Plain Table 5" w:uiPriority="45"/>
+    <w:lsdException w:name="Grid Table Light" w:uiPriority="40"/>
+    <w:lsdException w:name="Grid Table 1 Light" w:uiPriority="46"/>
+    <w:lsdException w:name="Grid Table 2" w:uiPriority="47"/>
+    <w:lsdException w:name="Grid Table 3" w:uiPriority="48"/>
+    <w:lsdException w:name="Grid Table 4" w:uiPriority="49"/>
+    <w:lsdException w:name="Grid Table 5 Dark" w:uiPriority="50"/>
+    <w:lsdException w:name="Grid Table 6 Colorful" w:uiPriority="51"/>
+    <w:lsdException w:name="Grid Table 7 Colorful" w:uiPriority="52"/>
+    <w:lsdException w:name="Grid Table 1 Light Accent 1" w:uiPriority="46"/>
+    <w:lsdException w:name="Grid Table 2 Accent 1" w:uiPriority="47"/>
+    <w:lsdException w:name="Grid Table 3 Accent 1" w:uiPriority="48"/>
+    <w:lsdException w:name="Grid Table 4 Accent 1" w:uiPriority="49"/>
+    <w:lsdException w:name="Grid Table 5 Dark Accent 1" w:uiPriority="50"/>
+    <w:lsdException w:name="Grid Table 6 Colorful Accent 1" w:uiPriority="51"/>
+    <w:lsdException w:name="Grid Table 7 Colorful Accent 1" w:uiPriority="52"/>
+    <w:lsdException w:name="Grid Table 1 Light Accent 2" w:uiPriority="46"/>
+    <w:lsdException w:name="Grid Table 2 Accent 2" w:uiPriority="47"/>
+    <w:lsdException w:name="Grid Table 3 Accent 2" w:uiPriority="48"/>
+    <w:lsdException w:name="Grid Table 4 Accent 2" w:uiPriority="49"/>
+    <w:lsdException w:name="Grid Table 5 Dark Accent 2" w:uiPriority="50"/>
+    <w:lsdException w:name="Grid Table 6 Colorful Accent 2" w:uiPriority="51"/>
+    <w:lsdException w:name="Grid Table 7 Colorful Accent 2" w:uiPriority="52"/>
+    <w:lsdException w:name="Grid Table 1 Light Accent 3" w:uiPriority="46"/>
+    <w:lsdException w:name="Grid Table 2 Accent 3" w:uiPriority="47"/>
+    <w:lsdException w:name="Grid Table 3 Accent 3" w:uiPriority="48"/>
+    <w:lsdException w:name="Grid Table 4 Accent 3" w:uiPriority="49"/>
+    <w:lsdException w:name="Grid Table 5 Dark Accent 3" w:uiPriority="50"/>
+    <w:lsdException w:name="Grid Table 6 Colorful Accent 3" w:uiPriority="51"/>
+    <w:lsdException w:name="Grid Table 7 Colorful Accent 3" w:uiPriority="52"/>
+    <w:lsdException w:name="Grid Table 1 Light Accent 4" w:uiPriority="46"/>
+    <w:lsdException w:name="Grid Table 2 Accent 4" w:uiPriority="47"/>
+    <w:lsdException w:name="Grid Table 3 Accent 4" w:uiPriority="48"/>
+    <w:lsdException w:name="Grid Table 4 Accent 4" w:uiPriority="49"/>
+    <w:lsdException w:name="Grid Table 5 Dark Accent 4" w:uiPriority="50"/>
+    <w:lsdException w:name="Grid Table 6 Colorful Accent 4" w:uiPriority="51"/>
+    <w:lsdException w:name="Grid Table 7 Colorful Accent 4" w:uiPriority="52"/>
+    <w:lsdException w:name="Grid Table 1 Light Accent 5" w:uiPriority="46"/>
+    <w:lsdException w:name="Grid Table 2 Accent 5" w:uiPriority="47"/>
+    <w:lsdException w:name="Grid Table 3 Accent 5" w:uiPriority="48"/>
+    <w:lsdException w:name="Grid Table 4 Accent 5" w:uiPriority="49"/>
+    <w:lsdException w:name="Grid Table 5 Dark Accent 5" w:uiPriority="50"/>
+    <w:lsdException w:name="Grid Table 6 Colorful Accent 5" w:uiPriority="51"/>
+    <w:lsdException w:name="Grid Table 7 Colorful Accent 5" w:uiPriority="52"/>
+    <w:lsdException w:name="Grid Table 1 Light Accent 6" w:uiPriority="46"/>
+    <w:lsdException w:name="Grid Table 2 Accent 6" w:uiPriority="47"/>
+    <w:lsdException w:name="Grid Table 3 Accent 6" w:uiPriority="48"/>
+    <w:lsdException w:name="Grid Table 4 Accent 6" w:uiPriority="49"/>
+    <w:lsdException w:name="Grid Table 5 Dark Accent 6" w:uiPriority="50"/>
+    <w:lsdException w:name="Grid Table 6 Colorful Accent 6" w:uiPriority="51"/>
+    <w:lsdException w:name="Grid Table 7 Colorful Accent 6" w:uiPriority="52"/>
+    <w:lsdException w:name="List Table 1 Light" w:uiPriority="46"/>
+    <w:lsdException w:name="List Table 2" w:uiPriority="47"/>
+    <w:lsdException w:name="List Table 3" w:uiPriority="48"/>
+    <w:lsdException w:name="List Table 4" w:uiPriority="49"/>
+    <w:lsdException w:name="List Table 5 Dark" w:uiPriority="50"/>
+    <w:lsdException w:name="List Table 6 Colorful" w:uiPriority="51"/>
+    <w:lsdException w:name="List Table 7 Colorful" w:uiPriority="52"/>
+    <w:lsdException w:name="List Table 1 Light Accent 1" w:uiPriority="46"/>
+    <w:lsdException w:name="List Table 2 Accent 1" w:uiPriority="47"/>
+    <w:lsdException w:name="List Table 3 Accent 1" w:uiPriority="48"/>
+    <w:lsdException w:name="List Table 4 Accent 1" w:uiPriority="49"/>
+    <w:lsdException w:name="List Table 5 Dark Accent 1" w:uiPriority="50"/>
+    <w:lsdException w:name="List Table 6 Colorful Accent 1" w:uiPriority="51"/>
+    <w:lsdException w:name="List Table 7 Colorful Accent 1" w:uiPriority="52"/>
+    <w:lsdException w:name="List Table 1 Light Accent 2" w:uiPriority="46"/>
+    <w:lsdException w:name="List Table 2 Accent 2" w:uiPriority="47"/>
+    <w:lsdException w:name="List Table 3 Accent 2" w:uiPriority="48"/>
+    <w:lsdException w:name="List Table 4 Accent 2" w:uiPriority="49"/>
+    <w:lsdException w:name="List Table 5 Dark Accent 2" w:uiPriority="50"/>
+    <w:lsdException w:name="List Table 6 Colorful Accent 2" w:uiPriority="51"/>
+    <w:lsdException w:name="List Table 7 Colorful Accent 2" w:uiPriority="52"/>
+    <w:lsdException w:name="List Table 1 Light Accent 3" w:uiPriority="46"/>
+    <w:lsdException w:name="List Table 2 Accent 3" w:uiPriority="47"/>
+    <w:lsdException w:name="List Table 3 Accent 3" w:uiPriority="48"/>
+    <w:lsdException w:name="List Table 4 Accent 3" w:uiPriority="49"/>
+    <w:lsdException w:name="List Table 5 Dark Accent 3" w:uiPriority="50"/>
+    <w:lsdException w:name="List Table 6 Colorful Accent 3" w:uiPriority="51"/>
+    <w:lsdException w:name="List Table 7 Colorful Accent 3" w:uiPriority="52"/>
+    <w:lsdException w:name="List Table 1 Light Accent 4" w:uiPriority="46"/>
+    <w:lsdException w:name="List Table 2 Accent 4" w:uiPriority="47"/>
+    <w:lsdException w:name="List Table 3 Accent 4" w:uiPriority="48"/>
+    <w:lsdException w:name="List Table 4 Accent 4" w:uiPriority="49"/>
+    <w:lsdException w:name="List Table 5 Dark Accent 4" w:uiPriority="50"/>
+    <w:lsdException w:name="List Table 6 Colorful Accent 4" w:uiPriority="51"/>
+    <w:lsdException w:name="List Table 7 Colorful Accent 4" w:uiPriority="52"/>
+    <w:lsdException w:name="List Table 1 Light Accent 5" w:uiPriority="46"/>
+    <w:lsdException w:name="List Table 2 Accent 5" w:uiPriority="47"/>
+    <w:lsdException w:name="List Table 3 Accent 5" w:uiPriority="48"/>
+    <w:lsdException w:name="List Table 4 Accent 5" w:uiPriority="49"/>
+    <w:lsdException w:name="List Table 5 Dark Accent 5" w:uiPriority="50"/>
+    <w:lsdException w:name="List Table 6 Colorful Accent 5" w:uiPriority="51"/>
+    <w:lsdException w:name="List Table 7 Colorful Accent 5" w:uiPriority="52"/>
+    <w:lsdException w:name="List Table 1 Light Accent 6" w:uiPriority="46"/>
+    <w:lsdException w:name="List Table 2 Accent 6" w:uiPriority="47"/>
+    <w:lsdException w:name="List Table 3 Accent 6" w:uiPriority="48"/>
+    <w:lsdException w:name="List Table 4 Accent 6" w:uiPriority="49"/>
+    <w:lsdException w:name="List Table 5 Dark Accent 6" w:uiPriority="50"/>
+    <w:lsdException w:name="List Table 6 Colorful Accent 6" w:uiPriority="51"/>
+    <w:lsdException w:name="List Table 7 Colorful Accent 6" w:uiPriority="52"/>
+    <w:lsdException w:name="Mention" w:semiHidden="1" w:unhideWhenUsed="1"/>
+    <w:lsdException w:name="Smart Hyperlink" w:semiHidden="1" w:unhideWhenUsed="1"/>
+    <w:lsdException w:name="Hashtag" w:semiHidden="1" w:unhideWhenUsed="1"/>
+    <w:lsdException w:name="Unresolved Mention" w:semiHidden="1" w:unhideWhenUsed="1"/>
   </w:latentStyles>
-  <w:style w:type="paragraph" w:default="1" w:styleId="1">
+  <w:style w:type="paragraph" w:default="1" w:styleId="Normal">
     <w:name w:val="Normal"/>
     <w:qFormat/>
-    <w:uiPriority w:val="0"/>
     <w:pPr>
       <w:spacing w:after="160" w:line="259" w:lineRule="auto"/>
     </w:pPr>
     <w:rPr>
-      <w:rFonts w:asciiTheme="minorHAnsi" w:hAnsiTheme="minorHAnsi" w:eastAsiaTheme="minorHAnsi" w:cstheme="minorBidi"/>
       <w:sz w:val="22"/>
       <w:szCs w:val="22"/>
-      <w:lang w:val="pt-BR" w:eastAsia="en-US" w:bidi="ar-SA"/>
+      <w:lang w:eastAsia="en-US"/>
     </w:rPr>
   </w:style>
-  <w:style w:type="paragraph" w:styleId="2">
+  <w:style w:type="paragraph" w:styleId="Ttulo1">
     <w:name w:val="heading 1"/>
-    <w:basedOn w:val="1"/>
-    <w:next w:val="1"/>
-    <w:link w:val="17"/>
+    <w:basedOn w:val="Normal"/>
+    <w:next w:val="Normal"/>
+    <w:link w:val="Ttulo1Char"/>
+    <w:uiPriority w:val="9"/>
     <w:qFormat/>
-    <w:uiPriority w:val="9"/>
     <w:pPr>
       <w:keepNext/>
       <w:keepLines/>
@@ -6254,25 +7356,25 @@
       <w:outlineLvl w:val="0"/>
     </w:pPr>
     <w:rPr>
-      <w:rFonts w:asciiTheme="majorHAnsi" w:hAnsiTheme="majorHAnsi" w:eastAsiaTheme="majorEastAsia" w:cstheme="majorBidi"/>
-      <w:color w:val="2F5597" w:themeColor="accent1" w:themeShade="BF"/>
+      <w:rFonts w:asciiTheme="majorHAnsi" w:eastAsiaTheme="majorEastAsia" w:hAnsiTheme="majorHAnsi" w:cstheme="majorBidi"/>
+      <w:color w:val="2F5496" w:themeColor="accent1" w:themeShade="BF"/>
       <w:sz w:val="32"/>
       <w:szCs w:val="32"/>
     </w:rPr>
   </w:style>
-  <w:style w:type="character" w:default="1" w:styleId="3">
+  <w:style w:type="character" w:default="1" w:styleId="Fontepargpadro">
     <w:name w:val="Default Paragraph Font"/>
+    <w:uiPriority w:val="1"/>
     <w:semiHidden/>
     <w:unhideWhenUsed/>
-    <w:qFormat/>
-    <w:uiPriority w:val="1"/>
   </w:style>
-  <w:style w:type="table" w:default="1" w:styleId="4">
+  <w:style w:type="table" w:default="1" w:styleId="Tabelanormal">
     <w:name w:val="Normal Table"/>
+    <w:uiPriority w:val="99"/>
     <w:semiHidden/>
     <w:unhideWhenUsed/>
-    <w:uiPriority w:val="99"/>
     <w:tblPr>
+      <w:tblInd w:w="0" w:type="dxa"/>
       <w:tblCellMar>
         <w:top w:w="0" w:type="dxa"/>
         <w:left w:w="108" w:type="dxa"/>
@@ -6281,64 +7383,65 @@
       </w:tblCellMar>
     </w:tblPr>
   </w:style>
-  <w:style w:type="character" w:styleId="5">
+  <w:style w:type="numbering" w:default="1" w:styleId="Semlista">
+    <w:name w:val="No List"/>
+    <w:uiPriority w:val="99"/>
+    <w:semiHidden/>
+    <w:unhideWhenUsed/>
+  </w:style>
+  <w:style w:type="character" w:styleId="Forte">
     <w:name w:val="Strong"/>
-    <w:basedOn w:val="3"/>
+    <w:basedOn w:val="Fontepargpadro"/>
+    <w:uiPriority w:val="22"/>
     <w:qFormat/>
-    <w:uiPriority w:val="22"/>
     <w:rPr>
       <w:b/>
       <w:bCs/>
     </w:rPr>
   </w:style>
-  <w:style w:type="character" w:styleId="6">
+  <w:style w:type="character" w:styleId="Refdecomentrio">
     <w:name w:val="annotation reference"/>
-    <w:basedOn w:val="3"/>
+    <w:basedOn w:val="Fontepargpadro"/>
+    <w:uiPriority w:val="99"/>
     <w:semiHidden/>
     <w:unhideWhenUsed/>
-    <w:uiPriority w:val="99"/>
     <w:rPr>
       <w:sz w:val="16"/>
       <w:szCs w:val="16"/>
     </w:rPr>
   </w:style>
-  <w:style w:type="character" w:styleId="7">
+  <w:style w:type="character" w:styleId="Hyperlink">
     <w:name w:val="Hyperlink"/>
-    <w:basedOn w:val="3"/>
+    <w:basedOn w:val="Fontepargpadro"/>
+    <w:uiPriority w:val="99"/>
     <w:unhideWhenUsed/>
     <w:qFormat/>
-    <w:uiPriority w:val="99"/>
     <w:rPr>
       <w:color w:val="0563C1" w:themeColor="hyperlink"/>
       <w:u w:val="single"/>
-      <w14:textFill>
-        <w14:solidFill>
-          <w14:schemeClr w14:val="hlink"/>
-        </w14:solidFill>
-      </w14:textFill>
     </w:rPr>
   </w:style>
-  <w:style w:type="paragraph" w:styleId="8">
+  <w:style w:type="paragraph" w:styleId="Sumrio2">
     <w:name w:val="toc 2"/>
-    <w:basedOn w:val="1"/>
-    <w:next w:val="1"/>
+    <w:basedOn w:val="Normal"/>
+    <w:next w:val="Normal"/>
     <w:autoRedefine/>
+    <w:uiPriority w:val="39"/>
     <w:unhideWhenUsed/>
     <w:qFormat/>
-    <w:uiPriority w:val="39"/>
     <w:pPr>
       <w:spacing w:after="100"/>
       <w:ind w:left="220"/>
     </w:pPr>
   </w:style>
-  <w:style w:type="paragraph" w:styleId="9">
+  <w:style w:type="paragraph" w:styleId="Textodecomentrio">
     <w:name w:val="annotation text"/>
-    <w:basedOn w:val="1"/>
-    <w:link w:val="19"/>
+    <w:basedOn w:val="Normal"/>
+    <w:link w:val="TextodecomentrioChar"/>
+    <w:uiPriority w:val="99"/>
     <w:semiHidden/>
     <w:unhideWhenUsed/>
     <w:qFormat/>
-    <w:uiPriority w:val="99"/>
     <w:pPr>
       <w:spacing w:line="240" w:lineRule="auto"/>
     </w:pPr>
@@ -6347,12 +7450,12 @@
       <w:szCs w:val="20"/>
     </w:rPr>
   </w:style>
-  <w:style w:type="paragraph" w:styleId="10">
+  <w:style w:type="paragraph" w:styleId="Cabealho">
     <w:name w:val="header"/>
-    <w:basedOn w:val="1"/>
-    <w:link w:val="15"/>
+    <w:basedOn w:val="Normal"/>
+    <w:link w:val="CabealhoChar"/>
+    <w:uiPriority w:val="99"/>
     <w:unhideWhenUsed/>
-    <w:uiPriority w:val="99"/>
     <w:pPr>
       <w:tabs>
         <w:tab w:val="center" w:pos="4252"/>
@@ -6361,26 +7464,26 @@
       <w:spacing w:after="0" w:line="240" w:lineRule="auto"/>
     </w:pPr>
   </w:style>
-  <w:style w:type="paragraph" w:styleId="11">
+  <w:style w:type="paragraph" w:styleId="Assuntodocomentrio">
     <w:name w:val="annotation subject"/>
-    <w:basedOn w:val="9"/>
-    <w:next w:val="9"/>
-    <w:link w:val="20"/>
+    <w:basedOn w:val="Textodecomentrio"/>
+    <w:next w:val="Textodecomentrio"/>
+    <w:link w:val="AssuntodocomentrioChar"/>
+    <w:uiPriority w:val="99"/>
     <w:semiHidden/>
     <w:unhideWhenUsed/>
-    <w:uiPriority w:val="99"/>
     <w:rPr>
       <w:b/>
       <w:bCs/>
     </w:rPr>
   </w:style>
-  <w:style w:type="paragraph" w:styleId="12">
+  <w:style w:type="paragraph" w:styleId="Rodap">
     <w:name w:val="footer"/>
-    <w:basedOn w:val="1"/>
-    <w:link w:val="16"/>
+    <w:basedOn w:val="Normal"/>
+    <w:link w:val="RodapChar"/>
+    <w:uiPriority w:val="99"/>
     <w:unhideWhenUsed/>
     <w:qFormat/>
-    <w:uiPriority w:val="99"/>
     <w:pPr>
       <w:tabs>
         <w:tab w:val="center" w:pos="4252"/>
@@ -6389,13 +7492,13 @@
       <w:spacing w:after="0" w:line="240" w:lineRule="auto"/>
     </w:pPr>
   </w:style>
-  <w:style w:type="paragraph" w:styleId="13">
+  <w:style w:type="paragraph" w:styleId="Textodebalo">
     <w:name w:val="Balloon Text"/>
-    <w:basedOn w:val="1"/>
-    <w:link w:val="21"/>
+    <w:basedOn w:val="Normal"/>
+    <w:link w:val="TextodebaloChar"/>
+    <w:uiPriority w:val="99"/>
     <w:semiHidden/>
     <w:unhideWhenUsed/>
-    <w:uiPriority w:val="99"/>
     <w:pPr>
       <w:spacing w:after="0" w:line="240" w:lineRule="auto"/>
     </w:pPr>
@@ -6405,51 +7508,51 @@
       <w:szCs w:val="18"/>
     </w:rPr>
   </w:style>
-  <w:style w:type="paragraph" w:styleId="14">
+  <w:style w:type="paragraph" w:styleId="Sumrio1">
     <w:name w:val="toc 1"/>
-    <w:basedOn w:val="1"/>
-    <w:next w:val="1"/>
+    <w:basedOn w:val="Normal"/>
+    <w:next w:val="Normal"/>
     <w:autoRedefine/>
+    <w:uiPriority w:val="39"/>
     <w:unhideWhenUsed/>
     <w:qFormat/>
-    <w:uiPriority w:val="39"/>
     <w:pPr>
       <w:spacing w:after="100"/>
     </w:pPr>
   </w:style>
-  <w:style w:type="character" w:customStyle="1" w:styleId="15">
+  <w:style w:type="character" w:customStyle="1" w:styleId="CabealhoChar">
     <w:name w:val="Cabeçalho Char"/>
-    <w:basedOn w:val="3"/>
-    <w:link w:val="10"/>
+    <w:basedOn w:val="Fontepargpadro"/>
+    <w:link w:val="Cabealho"/>
     <w:uiPriority w:val="99"/>
   </w:style>
-  <w:style w:type="character" w:customStyle="1" w:styleId="16">
+  <w:style w:type="character" w:customStyle="1" w:styleId="RodapChar">
     <w:name w:val="Rodapé Char"/>
-    <w:basedOn w:val="3"/>
-    <w:link w:val="12"/>
+    <w:basedOn w:val="Fontepargpadro"/>
+    <w:link w:val="Rodap"/>
+    <w:uiPriority w:val="99"/>
     <w:qFormat/>
-    <w:uiPriority w:val="99"/>
   </w:style>
-  <w:style w:type="character" w:customStyle="1" w:styleId="17">
+  <w:style w:type="character" w:customStyle="1" w:styleId="Ttulo1Char">
     <w:name w:val="Título 1 Char"/>
-    <w:basedOn w:val="3"/>
-    <w:link w:val="2"/>
+    <w:basedOn w:val="Fontepargpadro"/>
+    <w:link w:val="Ttulo1"/>
+    <w:uiPriority w:val="9"/>
     <w:qFormat/>
-    <w:uiPriority w:val="9"/>
     <w:rPr>
-      <w:rFonts w:asciiTheme="majorHAnsi" w:hAnsiTheme="majorHAnsi" w:eastAsiaTheme="majorEastAsia" w:cstheme="majorBidi"/>
-      <w:color w:val="2F5597" w:themeColor="accent1" w:themeShade="BF"/>
+      <w:rFonts w:asciiTheme="majorHAnsi" w:eastAsiaTheme="majorEastAsia" w:hAnsiTheme="majorHAnsi" w:cstheme="majorBidi"/>
+      <w:color w:val="2F5496" w:themeColor="accent1" w:themeShade="BF"/>
       <w:sz w:val="32"/>
       <w:szCs w:val="32"/>
     </w:rPr>
   </w:style>
-  <w:style w:type="paragraph" w:customStyle="1" w:styleId="18">
-    <w:name w:val="TOC Heading"/>
-    <w:basedOn w:val="2"/>
-    <w:next w:val="1"/>
+  <w:style w:type="paragraph" w:customStyle="1" w:styleId="CabealhodoSumrio1">
+    <w:name w:val="Cabeçalho do Sumário1"/>
+    <w:basedOn w:val="Ttulo1"/>
+    <w:next w:val="Normal"/>
+    <w:uiPriority w:val="39"/>
     <w:unhideWhenUsed/>
     <w:qFormat/>
-    <w:uiPriority w:val="39"/>
     <w:pPr>
       <w:outlineLvl w:val="9"/>
     </w:pPr>
@@ -6457,23 +7560,23 @@
       <w:lang w:eastAsia="pt-BR"/>
     </w:rPr>
   </w:style>
-  <w:style w:type="character" w:customStyle="1" w:styleId="19">
+  <w:style w:type="character" w:customStyle="1" w:styleId="TextodecomentrioChar">
     <w:name w:val="Texto de comentário Char"/>
-    <w:basedOn w:val="3"/>
-    <w:link w:val="9"/>
+    <w:basedOn w:val="Fontepargpadro"/>
+    <w:link w:val="Textodecomentrio"/>
+    <w:uiPriority w:val="99"/>
     <w:semiHidden/>
-    <w:uiPriority w:val="99"/>
     <w:rPr>
       <w:sz w:val="20"/>
       <w:szCs w:val="20"/>
     </w:rPr>
   </w:style>
-  <w:style w:type="character" w:customStyle="1" w:styleId="20">
+  <w:style w:type="character" w:customStyle="1" w:styleId="AssuntodocomentrioChar">
     <w:name w:val="Assunto do comentário Char"/>
-    <w:basedOn w:val="19"/>
-    <w:link w:val="11"/>
+    <w:basedOn w:val="TextodecomentrioChar"/>
+    <w:link w:val="Assuntodocomentrio"/>
+    <w:uiPriority w:val="99"/>
     <w:semiHidden/>
-    <w:uiPriority w:val="99"/>
     <w:rPr>
       <w:b/>
       <w:bCs/>
@@ -6481,12 +7584,12 @@
       <w:szCs w:val="20"/>
     </w:rPr>
   </w:style>
-  <w:style w:type="character" w:customStyle="1" w:styleId="21">
+  <w:style w:type="character" w:customStyle="1" w:styleId="TextodebaloChar">
     <w:name w:val="Texto de balão Char"/>
-    <w:basedOn w:val="3"/>
-    <w:link w:val="13"/>
+    <w:basedOn w:val="Fontepargpadro"/>
+    <w:link w:val="Textodebalo"/>
+    <w:uiPriority w:val="99"/>
     <w:semiHidden/>
-    <w:uiPriority w:val="99"/>
     <w:rPr>
       <w:rFonts w:ascii="Segoe UI" w:hAnsi="Segoe UI" w:cs="Segoe UI"/>
       <w:sz w:val="18"/>
@@ -6748,6 +7851,7 @@
     </a:fmtScheme>
   </a:themeElements>
   <a:objectDefaults/>
+  <a:extraClrSchemeLst/>
 </a:theme>
 </file>
 
@@ -6756,7 +7860,9 @@
 </file>
 
 <file path=customXml/itemProps1.xml><?xml version="1.0" encoding="utf-8"?>
-<ds:datastoreItem xmlns:ds="http://schemas.openxmlformats.org/officeDocument/2006/customXml" ds:itemID="{DBF3A1B2-3366-44CD-BD5E-69296B3CCF3E}">
-  <ds:schemaRefs/>
+<ds:datastoreItem xmlns:ds="http://schemas.openxmlformats.org/officeDocument/2006/customXml" ds:itemID="{64856A65-86BE-4E6F-9A68-C33DED6798A0}">
+  <ds:schemaRefs>
+    <ds:schemaRef ds:uri="http://schemas.openxmlformats.org/officeDocument/2006/bibliography"/>
+  </ds:schemaRefs>
 </ds:datastoreItem>
 </file>
--- a/documentacao/Documentação do projeto.docx
+++ b/documentacao/Documentação do projeto.docx
@@ -617,15 +617,7 @@
           <w:sz w:val="24"/>
           <w:szCs w:val="24"/>
         </w:rPr>
-        <w:t xml:space="preserve">Orientadores: Prof. </w:t>
-      </w:r>
-      <w:r>
-        <w:rPr>
-          <w:rFonts w:ascii="Arial" w:hAnsi="Arial" w:cs="Arial"/>
-          <w:sz w:val="24"/>
-          <w:szCs w:val="24"/>
-        </w:rPr>
-        <w:t>Ricardo Fonseca da Cruz</w:t>
+        <w:t>Orientadores: Prof. Ricardo Fonseca da Cruz</w:t>
       </w:r>
     </w:p>
     <w:p>
@@ -1753,15 +1745,7 @@
                 <w:rFonts w:ascii="Times New Roman" w:hAnsi="Times New Roman" w:cs="Times New Roman"/>
                 <w:b/>
               </w:rPr>
-              <w:t xml:space="preserve">2.2 Objetivos </w:t>
-            </w:r>
-            <w:r>
-              <w:rPr>
-                <w:rStyle w:val="Hyperlink"/>
-                <w:rFonts w:ascii="Times New Roman" w:hAnsi="Times New Roman" w:cs="Times New Roman"/>
-                <w:b/>
-              </w:rPr>
-              <w:t>específicos</w:t>
+              <w:t>2.2 Objetivos específicos</w:t>
             </w:r>
             <w:r>
               <w:tab/>
@@ -2287,87 +2271,47 @@
           <w:sz w:val="24"/>
           <w:szCs w:val="24"/>
         </w:rPr>
-        <w:t xml:space="preserve">A tecnologia vem transformando todas as áreas da sociedade, avanços tecnológicos </w:t>
-      </w:r>
-      <w:r>
-        <w:rPr>
-          <w:rFonts w:ascii="Times New Roman" w:hAnsi="Times New Roman" w:cs="Times New Roman"/>
-          <w:sz w:val="24"/>
-          <w:szCs w:val="24"/>
-        </w:rPr>
-        <w:t>transformam profundamente nosso cotidiano, seja na comunicação, entretenimento e até mesmo compras online, porém nem todas as áreas da internet são seguras e confiáveis, existem diversas formas de golpes sendo aplicados principalmente no campo de compras n</w:t>
-      </w:r>
-      <w:r>
-        <w:rPr>
-          <w:rFonts w:ascii="Times New Roman" w:hAnsi="Times New Roman" w:cs="Times New Roman"/>
-          <w:sz w:val="24"/>
-          <w:szCs w:val="24"/>
-        </w:rPr>
-        <w:t>a web. De acordo com Einstein, 2025, grande cientista e físico alemão já reconhecia o quão influente a tecnologia é na sociedade, por isso segundo ele se tornou aparentemente óbvio que a nossa tecnologia excedeu a nossa humanidade.</w:t>
-      </w:r>
-    </w:p>
-    <w:p>
-      <w:pPr>
-        <w:spacing w:after="0" w:line="360" w:lineRule="auto"/>
-        <w:ind w:firstLine="709"/>
-        <w:jc w:val="both"/>
-        <w:rPr>
-          <w:rFonts w:ascii="Times New Roman" w:hAnsi="Times New Roman" w:cs="Times New Roman"/>
-          <w:sz w:val="24"/>
-          <w:szCs w:val="24"/>
-        </w:rPr>
-      </w:pPr>
-      <w:r>
-        <w:rPr>
-          <w:rFonts w:ascii="Times New Roman" w:hAnsi="Times New Roman" w:cs="Times New Roman"/>
-          <w:sz w:val="24"/>
-          <w:szCs w:val="24"/>
-        </w:rPr>
-        <w:t>Diante dessa situação, o</w:t>
-      </w:r>
-      <w:r>
-        <w:rPr>
-          <w:rFonts w:ascii="Times New Roman" w:hAnsi="Times New Roman" w:cs="Times New Roman"/>
-          <w:sz w:val="24"/>
-          <w:szCs w:val="24"/>
-        </w:rPr>
-        <w:t xml:space="preserve"> intuito desse projeto é criar um site confiável, de fácil acesso, interface interativa que não propõe riscos nem golpes para seus clientes, mas garante compras de produtos de pet- shop de qualidade, entregas rápidas e confiáveis, garantindo bons retornos </w:t>
-      </w:r>
-      <w:r>
-        <w:rPr>
-          <w:rFonts w:ascii="Times New Roman" w:hAnsi="Times New Roman" w:cs="Times New Roman"/>
-          <w:sz w:val="24"/>
-          <w:szCs w:val="24"/>
-        </w:rPr>
-        <w:t xml:space="preserve">aos consumidores de seu produto. </w:t>
-      </w:r>
-    </w:p>
-    <w:p>
-      <w:pPr>
-        <w:spacing w:after="0" w:line="360" w:lineRule="auto"/>
-        <w:ind w:firstLine="709"/>
-        <w:jc w:val="both"/>
-        <w:rPr>
-          <w:rFonts w:ascii="Times New Roman" w:hAnsi="Times New Roman" w:cs="Times New Roman"/>
-          <w:sz w:val="24"/>
-          <w:szCs w:val="24"/>
-        </w:rPr>
-      </w:pPr>
-      <w:r>
-        <w:rPr>
-          <w:rFonts w:ascii="Times New Roman" w:hAnsi="Times New Roman" w:cs="Times New Roman"/>
-          <w:sz w:val="24"/>
-          <w:szCs w:val="24"/>
-        </w:rPr>
-        <w:t>O site possui como público-alvo, pessoas que possuem animais domésticos e buscam sempre a melhor qualidade para o seu pet, parceiros comerciais e visitantes interessados nos produtos oferecidos. Transmitindo e sempre ressa</w:t>
-      </w:r>
-      <w:r>
-        <w:rPr>
-          <w:rFonts w:ascii="Times New Roman" w:hAnsi="Times New Roman" w:cs="Times New Roman"/>
-          <w:sz w:val="24"/>
-          <w:szCs w:val="24"/>
-        </w:rPr>
-        <w:t>ltando o profissionalismo e a confiança.</w:t>
+        <w:t>A tecnologia vem transformando todas as áreas da sociedade, avanços tecnológicos transformam profundamente nosso cotidiano, seja na comunicação, entretenimento e até mesmo compras online, porém nem todas as áreas da internet são seguras e confiáveis, existem diversas formas de golpes sendo aplicados principalmente no campo de compras na web. De acordo com Einstein, 2025, grande cientista e físico alemão já reconhecia o quão influente a tecnologia é na sociedade, por isso segundo ele se tornou aparentemente óbvio que a nossa tecnologia excedeu a nossa humanidade.</w:t>
+      </w:r>
+    </w:p>
+    <w:p>
+      <w:pPr>
+        <w:spacing w:after="0" w:line="360" w:lineRule="auto"/>
+        <w:ind w:firstLine="709"/>
+        <w:jc w:val="both"/>
+        <w:rPr>
+          <w:rFonts w:ascii="Times New Roman" w:hAnsi="Times New Roman" w:cs="Times New Roman"/>
+          <w:sz w:val="24"/>
+          <w:szCs w:val="24"/>
+        </w:rPr>
+      </w:pPr>
+      <w:r>
+        <w:rPr>
+          <w:rFonts w:ascii="Times New Roman" w:hAnsi="Times New Roman" w:cs="Times New Roman"/>
+          <w:sz w:val="24"/>
+          <w:szCs w:val="24"/>
+        </w:rPr>
+        <w:t xml:space="preserve">Diante dessa situação, o intuito desse projeto é criar um site confiável, de fácil acesso, interface interativa que não propõe riscos nem golpes para seus clientes, mas garante compras de produtos de pet- shop de qualidade, entregas rápidas e confiáveis, garantindo bons retornos aos consumidores de seu produto. </w:t>
+      </w:r>
+    </w:p>
+    <w:p>
+      <w:pPr>
+        <w:spacing w:after="0" w:line="360" w:lineRule="auto"/>
+        <w:ind w:firstLine="709"/>
+        <w:jc w:val="both"/>
+        <w:rPr>
+          <w:rFonts w:ascii="Times New Roman" w:hAnsi="Times New Roman" w:cs="Times New Roman"/>
+          <w:sz w:val="24"/>
+          <w:szCs w:val="24"/>
+        </w:rPr>
+      </w:pPr>
+      <w:r>
+        <w:rPr>
+          <w:rFonts w:ascii="Times New Roman" w:hAnsi="Times New Roman" w:cs="Times New Roman"/>
+          <w:sz w:val="24"/>
+          <w:szCs w:val="24"/>
+        </w:rPr>
+        <w:t>O site possui como público-alvo, pessoas que possuem animais domésticos e buscam sempre a melhor qualidade para o seu pet, parceiros comerciais e visitantes interessados nos produtos oferecidos. Transmitindo e sempre ressaltando o profissionalismo e a confiança.</w:t>
       </w:r>
     </w:p>
     <w:p>
@@ -2405,15 +2349,7 @@
           <w:sz w:val="24"/>
           <w:szCs w:val="24"/>
         </w:rPr>
-        <w:t>, para garantir entregas no prazo garantindo maior</w:t>
-      </w:r>
-      <w:r>
-        <w:rPr>
-          <w:rFonts w:ascii="Times New Roman" w:hAnsi="Times New Roman" w:cs="Times New Roman"/>
-          <w:sz w:val="24"/>
-          <w:szCs w:val="24"/>
-        </w:rPr>
-        <w:t xml:space="preserve"> organização do projeto.</w:t>
+        <w:t>, para garantir entregas no prazo garantindo maior organização do projeto.</w:t>
       </w:r>
     </w:p>
     <w:p>
@@ -2621,51 +2557,27 @@
           <w:sz w:val="24"/>
           <w:szCs w:val="24"/>
         </w:rPr>
-        <w:t xml:space="preserve">O site promove praticidade e autonomia nas </w:t>
-      </w:r>
-      <w:r>
-        <w:rPr>
-          <w:rFonts w:ascii="Times New Roman" w:hAnsi="Times New Roman" w:cs="Times New Roman"/>
-          <w:sz w:val="24"/>
-          <w:szCs w:val="24"/>
-        </w:rPr>
-        <w:t>compras e atendimentos online, através da criação de website que visa alcançar um bom atendimento que auxilia a vida de quem se preocupa com o bem-estar do seu pet. Oferecendo informações claras sobre local, formas de entrega, atendimento ao cliente, conta</w:t>
-      </w:r>
-      <w:r>
-        <w:rPr>
-          <w:rFonts w:ascii="Times New Roman" w:hAnsi="Times New Roman" w:cs="Times New Roman"/>
-          <w:sz w:val="24"/>
-          <w:szCs w:val="24"/>
-        </w:rPr>
-        <w:t>tos e garantia.</w:t>
-      </w:r>
-    </w:p>
-    <w:p>
-      <w:pPr>
-        <w:spacing w:after="0" w:line="360" w:lineRule="auto"/>
-        <w:ind w:firstLine="709"/>
-        <w:jc w:val="both"/>
-        <w:rPr>
-          <w:rFonts w:ascii="Times New Roman" w:hAnsi="Times New Roman" w:cs="Times New Roman"/>
-          <w:sz w:val="24"/>
-          <w:szCs w:val="24"/>
-        </w:rPr>
-      </w:pPr>
-      <w:r>
-        <w:rPr>
-          <w:rFonts w:ascii="Times New Roman" w:hAnsi="Times New Roman" w:cs="Times New Roman"/>
-          <w:sz w:val="24"/>
-          <w:szCs w:val="24"/>
-        </w:rPr>
-        <w:t>Para o desenvolvimento e organização do projeto foi utilizado a metodologia ágil (SCRUM), permitindo a flexibilidade e a adaptação contínua ao longo do processo. A construção do site foi realizada através da utilização das linguagens HTML e</w:t>
-      </w:r>
-      <w:r>
-        <w:rPr>
-          <w:rFonts w:ascii="Times New Roman" w:hAnsi="Times New Roman" w:cs="Times New Roman"/>
-          <w:sz w:val="24"/>
-          <w:szCs w:val="24"/>
-        </w:rPr>
-        <w:t xml:space="preserve"> CSS, para dar estrutura ao conteúdo, organizar as páginas e estilizar. Para o </w:t>
+        <w:t>O site promove praticidade e autonomia nas compras e atendimentos online, através da criação de website que visa alcançar um bom atendimento que auxilia a vida de quem se preocupa com o bem-estar do seu pet. Oferecendo informações claras sobre local, formas de entrega, atendimento ao cliente, contatos e garantia.</w:t>
+      </w:r>
+    </w:p>
+    <w:p>
+      <w:pPr>
+        <w:spacing w:after="0" w:line="360" w:lineRule="auto"/>
+        <w:ind w:firstLine="709"/>
+        <w:jc w:val="both"/>
+        <w:rPr>
+          <w:rFonts w:ascii="Times New Roman" w:hAnsi="Times New Roman" w:cs="Times New Roman"/>
+          <w:sz w:val="24"/>
+          <w:szCs w:val="24"/>
+        </w:rPr>
+      </w:pPr>
+      <w:r>
+        <w:rPr>
+          <w:rFonts w:ascii="Times New Roman" w:hAnsi="Times New Roman" w:cs="Times New Roman"/>
+          <w:sz w:val="24"/>
+          <w:szCs w:val="24"/>
+        </w:rPr>
+        <w:t xml:space="preserve">Para o desenvolvimento e organização do projeto foi utilizado a metodologia ágil (SCRUM), permitindo a flexibilidade e a adaptação contínua ao longo do processo. A construção do site foi realizada através da utilização das linguagens HTML e CSS, para dar estrutura ao conteúdo, organizar as páginas e estilizar. Para o </w:t>
       </w:r>
       <w:proofErr w:type="spellStart"/>
       <w:r>
@@ -2762,23 +2674,7 @@
           <w:sz w:val="24"/>
           <w:szCs w:val="24"/>
         </w:rPr>
-        <w:t>O objetivo p</w:t>
-      </w:r>
-      <w:r>
-        <w:rPr>
-          <w:rFonts w:ascii="Times New Roman" w:hAnsi="Times New Roman" w:cs="Times New Roman"/>
-          <w:sz w:val="24"/>
-          <w:szCs w:val="24"/>
-        </w:rPr>
-        <w:t>rincipal do site é alcançar pessoas que buscam qualidade, confiança e cuidado ao seu animal, oferecer bons atendimentos e produtos, garantindo a saúde dos pets. O objetivo é englobar todos esses princípios em um site de fácil acessibilidade e disponibilida</w:t>
-      </w:r>
-      <w:r>
-        <w:rPr>
-          <w:rFonts w:ascii="Times New Roman" w:hAnsi="Times New Roman" w:cs="Times New Roman"/>
-          <w:sz w:val="24"/>
-          <w:szCs w:val="24"/>
-        </w:rPr>
-        <w:t xml:space="preserve">de aos seus clientes. </w:t>
+        <w:t xml:space="preserve">O objetivo principal do site é alcançar pessoas que buscam qualidade, confiança e cuidado ao seu animal, oferecer bons atendimentos e produtos, garantindo a saúde dos pets. O objetivo é englobar todos esses princípios em um site de fácil acessibilidade e disponibilidade aos seus clientes. </w:t>
       </w:r>
     </w:p>
     <w:p>
@@ -2824,15 +2720,7 @@
           <w:sz w:val="24"/>
           <w:szCs w:val="24"/>
         </w:rPr>
-        <w:t>Desenvolver um site que contém páginas principais que são home, galeria, serviços e contatos, o objetivo é vender produtos e serviços online, de alta confiança e precisão, oferecer suporte aos clientes e oti</w:t>
-      </w:r>
-      <w:r>
-        <w:rPr>
-          <w:rFonts w:ascii="Times New Roman" w:hAnsi="Times New Roman" w:cs="Times New Roman"/>
-          <w:sz w:val="24"/>
-          <w:szCs w:val="24"/>
-        </w:rPr>
-        <w:t>mizar.</w:t>
+        <w:t>Desenvolver um site que contém páginas principais que são home, galeria, serviços e contatos, o objetivo é vender produtos e serviços online, de alta confiança e precisão, oferecer suporte aos clientes e otimizar.</w:t>
       </w:r>
     </w:p>
     <w:p>
@@ -3044,15 +2932,7 @@
           <w:sz w:val="24"/>
           <w:szCs w:val="24"/>
         </w:rPr>
-        <w:t xml:space="preserve">Para o desenvolvimento dos métodos do projeto, foi realizado análises em diferentes bases cientificas e sites autênticos das documentações e tecnologias aplicadas, detalhando as suas </w:t>
-      </w:r>
-      <w:r>
-        <w:rPr>
-          <w:rFonts w:ascii="Times New Roman" w:hAnsi="Times New Roman" w:cs="Times New Roman"/>
-          <w:sz w:val="24"/>
-          <w:szCs w:val="24"/>
-        </w:rPr>
-        <w:t>principais funcionalidades e usabilidades. Utilizou-se de artigos científicos, pesquisas, para realizar análises e estudos sobre as tecnologias referentes com o projeto.</w:t>
+        <w:t>Para o desenvolvimento dos métodos do projeto, foi realizado análises em diferentes bases cientificas e sites autênticos das documentações e tecnologias aplicadas, detalhando as suas principais funcionalidades e usabilidades. Utilizou-se de artigos científicos, pesquisas, para realizar análises e estudos sobre as tecnologias referentes com o projeto.</w:t>
       </w:r>
     </w:p>
     <w:p>
@@ -3139,15 +3019,7 @@
           <w:sz w:val="24"/>
           <w:szCs w:val="24"/>
         </w:rPr>
-        <w:t xml:space="preserve">O HTML é uma linguagem de marcação padrão utilizada para definir </w:t>
-      </w:r>
-      <w:r>
-        <w:rPr>
-          <w:rFonts w:ascii="Times New Roman" w:hAnsi="Times New Roman" w:cs="Times New Roman"/>
-          <w:sz w:val="24"/>
-          <w:szCs w:val="24"/>
-        </w:rPr>
-        <w:t>e estruturar conteúdos de páginas web através de etiquetas (</w:t>
+        <w:t>O HTML é uma linguagem de marcação padrão utilizada para definir e estruturar conteúdos de páginas web através de etiquetas (</w:t>
       </w:r>
       <w:proofErr w:type="spellStart"/>
       <w:r>
@@ -3165,46 +3037,30 @@
           <w:sz w:val="24"/>
           <w:szCs w:val="24"/>
         </w:rPr>
-        <w:t>) que diferenciam partes do conteúdo como, imagens, listas, parágrafos, títulos, etc. Foi criada em 1991 no CERN (Organização Europeia para Pesquisa Nuclear) pelo cientista da computação britâ</w:t>
-      </w:r>
-      <w:r>
-        <w:rPr>
-          <w:rFonts w:ascii="Times New Roman" w:hAnsi="Times New Roman" w:cs="Times New Roman"/>
-          <w:sz w:val="24"/>
-          <w:szCs w:val="24"/>
-        </w:rPr>
-        <w:t xml:space="preserve">nico Tim Berners-Lee. </w:t>
-      </w:r>
-    </w:p>
-    <w:p>
-      <w:pPr>
-        <w:tabs>
-          <w:tab w:val="left" w:pos="2400"/>
-        </w:tabs>
-        <w:spacing w:after="0" w:line="360" w:lineRule="auto"/>
-        <w:ind w:firstLine="709"/>
-        <w:jc w:val="both"/>
-        <w:rPr>
-          <w:rFonts w:ascii="Times New Roman" w:hAnsi="Times New Roman" w:cs="Times New Roman"/>
-          <w:sz w:val="24"/>
-          <w:szCs w:val="24"/>
-        </w:rPr>
-      </w:pPr>
-      <w:r>
-        <w:rPr>
-          <w:rFonts w:ascii="Times New Roman" w:hAnsi="Times New Roman" w:cs="Times New Roman"/>
-          <w:sz w:val="24"/>
-          <w:szCs w:val="24"/>
-        </w:rPr>
-        <w:t>Utilizamos a linguagem HTML em nosso projeto devido a sua fácil usabilidade e compreendimento, acessibilidade e a estruturação do projeto, além de, sua alta compatibilidade com diversos navegadores webs, possibilitando acessos rápido</w:t>
-      </w:r>
-      <w:r>
-        <w:rPr>
-          <w:rFonts w:ascii="Times New Roman" w:hAnsi="Times New Roman" w:cs="Times New Roman"/>
-          <w:sz w:val="24"/>
-          <w:szCs w:val="24"/>
-        </w:rPr>
-        <w:t>s e suporte. A linguagem permitiu a organização de elementos no site de maneira coerente, tornando a navegação do usuário agradável e intuitiva.</w:t>
+        <w:t xml:space="preserve">) que diferenciam partes do conteúdo como, imagens, listas, parágrafos, títulos, etc. Foi criada em 1991 no CERN (Organização Europeia para Pesquisa Nuclear) pelo cientista da computação britânico Tim Berners-Lee. </w:t>
+      </w:r>
+    </w:p>
+    <w:p>
+      <w:pPr>
+        <w:tabs>
+          <w:tab w:val="left" w:pos="2400"/>
+        </w:tabs>
+        <w:spacing w:after="0" w:line="360" w:lineRule="auto"/>
+        <w:ind w:firstLine="709"/>
+        <w:jc w:val="both"/>
+        <w:rPr>
+          <w:rFonts w:ascii="Times New Roman" w:hAnsi="Times New Roman" w:cs="Times New Roman"/>
+          <w:sz w:val="24"/>
+          <w:szCs w:val="24"/>
+        </w:rPr>
+      </w:pPr>
+      <w:r>
+        <w:rPr>
+          <w:rFonts w:ascii="Times New Roman" w:hAnsi="Times New Roman" w:cs="Times New Roman"/>
+          <w:sz w:val="24"/>
+          <w:szCs w:val="24"/>
+        </w:rPr>
+        <w:t>Utilizamos a linguagem HTML em nosso projeto devido a sua fácil usabilidade e compreendimento, acessibilidade e a estruturação do projeto, além de, sua alta compatibilidade com diversos navegadores webs, possibilitando acessos rápidos e suporte. A linguagem permitiu a organização de elementos no site de maneira coerente, tornando a navegação do usuário agradável e intuitiva.</w:t>
       </w:r>
     </w:p>
     <w:p>
@@ -3398,23 +3254,7 @@
           <w:sz w:val="24"/>
           <w:szCs w:val="24"/>
         </w:rPr>
-        <w:t xml:space="preserve"> e lançada pelo W3C, o objetivo da criaç</w:t>
-      </w:r>
-      <w:r>
-        <w:rPr>
-          <w:rFonts w:ascii="Times New Roman" w:hAnsi="Times New Roman" w:cs="Times New Roman"/>
-          <w:sz w:val="24"/>
-          <w:szCs w:val="24"/>
-        </w:rPr>
-        <w:t>ão do CSS foi separar o conteúdo da apresentação visual de um site, o CSS é uma linguagem utilizada no mundo todo por sua utilizada de controlar as opções de cores, linhas, margem, alturas, larguras, imagens e posicionamento. Essa linguagem foi desenvolvid</w:t>
-      </w:r>
-      <w:r>
-        <w:rPr>
-          <w:rFonts w:ascii="Times New Roman" w:hAnsi="Times New Roman" w:cs="Times New Roman"/>
-          <w:sz w:val="24"/>
-          <w:szCs w:val="24"/>
-        </w:rPr>
-        <w:t>a para facilitar as programações a partir do momento em que o HTML não sustentava realizar todas essas as funções.</w:t>
+        <w:t xml:space="preserve"> e lançada pelo W3C, o objetivo da criação do CSS foi separar o conteúdo da apresentação visual de um site, o CSS é uma linguagem utilizada no mundo todo por sua utilizada de controlar as opções de cores, linhas, margem, alturas, larguras, imagens e posicionamento. Essa linguagem foi desenvolvida para facilitar as programações a partir do momento em que o HTML não sustentava realizar todas essas as funções.</w:t>
       </w:r>
     </w:p>
     <w:p>
@@ -3437,15 +3277,7 @@
           <w:sz w:val="24"/>
           <w:szCs w:val="24"/>
         </w:rPr>
-        <w:t>Utilizamos na programação do nosso site a linguagem CSS para estilizar e tornar o visual das páginas agradável, deixando a experiencia e o tr</w:t>
-      </w:r>
-      <w:r>
-        <w:rPr>
-          <w:rFonts w:ascii="Times New Roman" w:eastAsia="Malgun Gothic" w:hAnsi="Times New Roman" w:cs="Malgun Gothic"/>
-          <w:sz w:val="24"/>
-          <w:szCs w:val="24"/>
-        </w:rPr>
-        <w:t>abalho mais confortável para o usuário.</w:t>
+        <w:t>Utilizamos na programação do nosso site a linguagem CSS para estilizar e tornar o visual das páginas agradável, deixando a experiencia e o trabalho mais confortável para o usuário.</w:t>
       </w:r>
     </w:p>
     <w:p>
@@ -3592,15 +3424,7 @@
           <w:sz w:val="24"/>
           <w:szCs w:val="24"/>
         </w:rPr>
-        <w:t>A utilização de um IDE (Ambiente de Desenvolvimento Integrado) foi essencial para reunir todas as ferramentas para a escrita de código em um só lugar, tornando o processo de desenvolvimento mais eficiente, um IDE aumenta a produtividade dos desenvolvedores</w:t>
-      </w:r>
-      <w:r>
-        <w:rPr>
-          <w:rFonts w:ascii="Times New Roman" w:hAnsi="Times New Roman" w:cs="Times New Roman"/>
-          <w:sz w:val="24"/>
-          <w:szCs w:val="24"/>
-        </w:rPr>
-        <w:t xml:space="preserve"> pois disponibiliza automação da edição do código, realce de sintaxe, complementação de código inteligente, suporte para </w:t>
+        <w:t xml:space="preserve">A utilização de um IDE (Ambiente de Desenvolvimento Integrado) foi essencial para reunir todas as ferramentas para a escrita de código em um só lugar, tornando o processo de desenvolvimento mais eficiente, um IDE aumenta a produtividade dos desenvolvedores pois disponibiliza automação da edição do código, realce de sintaxe, complementação de código inteligente, suporte para </w:t>
       </w:r>
       <w:proofErr w:type="spellStart"/>
       <w:r>
@@ -3618,15 +3442,7 @@
           <w:sz w:val="24"/>
           <w:szCs w:val="24"/>
         </w:rPr>
-        <w:t xml:space="preserve">, automação da criação local, compilação, testes e depuração. Não existe uma data específica da criação desse conceito, mas </w:t>
-      </w:r>
-      <w:r>
-        <w:rPr>
-          <w:rFonts w:ascii="Times New Roman" w:hAnsi="Times New Roman" w:cs="Times New Roman"/>
-          <w:sz w:val="24"/>
-          <w:szCs w:val="24"/>
-        </w:rPr>
-        <w:t xml:space="preserve">os primeiros protótipos surgiram por volta de 1980. </w:t>
+        <w:t xml:space="preserve">, automação da criação local, compilação, testes e depuração. Não existe uma data específica da criação desse conceito, mas os primeiros protótipos surgiram por volta de 1980. </w:t>
       </w:r>
     </w:p>
     <w:p>
@@ -3785,15 +3601,7 @@
           <w:sz w:val="24"/>
           <w:szCs w:val="24"/>
         </w:rPr>
-        <w:t xml:space="preserve"> é armazenar dados sobre um mesmo</w:t>
-      </w:r>
-      <w:r>
-        <w:rPr>
-          <w:rFonts w:ascii="Times New Roman" w:hAnsi="Times New Roman" w:cs="Times New Roman"/>
-          <w:sz w:val="24"/>
-          <w:szCs w:val="24"/>
-        </w:rPr>
-        <w:t xml:space="preserve"> assunto em um local central, seguro e de fácil manipulação. É um agrupamento de informações organizadas de maneira estruturada, organizada e otimizada, é de extrema relevância a sua utilização para a organização de um site.</w:t>
+        <w:t xml:space="preserve"> é armazenar dados sobre um mesmo assunto em um local central, seguro e de fácil manipulação. É um agrupamento de informações organizadas de maneira estruturada, organizada e otimizada, é de extrema relevância a sua utilização para a organização de um site.</w:t>
       </w:r>
     </w:p>
     <w:p>
@@ -3817,15 +3625,7 @@
           <w:sz w:val="24"/>
           <w:szCs w:val="24"/>
         </w:rPr>
-        <w:t>Utilizamos um banco de dados em</w:t>
-      </w:r>
-      <w:r>
-        <w:rPr>
-          <w:rFonts w:ascii="Times New Roman" w:hAnsi="Times New Roman" w:cs="Times New Roman"/>
-          <w:sz w:val="24"/>
-          <w:szCs w:val="24"/>
-        </w:rPr>
-        <w:t xml:space="preserve"> nosso projeto para que fosse possível realizar o armazenamento de dados dos clientes que fizessem login em nossa página, manipular, organizar e otimizar os processos empresariais. </w:t>
+        <w:t xml:space="preserve">Utilizamos um banco de dados em nosso projeto para que fosse possível realizar o armazenamento de dados dos clientes que fizessem login em nossa página, manipular, organizar e otimizar os processos empresariais. </w:t>
       </w:r>
     </w:p>
     <w:p>
@@ -3966,15 +3766,7 @@
           <w:sz w:val="24"/>
           <w:szCs w:val="24"/>
         </w:rPr>
-        <w:t>A ferramenta online de gerenciamento de projetos e tarefas</w:t>
-      </w:r>
-      <w:r>
-        <w:rPr>
-          <w:rFonts w:ascii="Times New Roman" w:hAnsi="Times New Roman" w:cs="Times New Roman"/>
-          <w:sz w:val="24"/>
-          <w:szCs w:val="24"/>
-        </w:rPr>
-        <w:t xml:space="preserve"> </w:t>
+        <w:t xml:space="preserve">A ferramenta online de gerenciamento de projetos e tarefas </w:t>
       </w:r>
       <w:proofErr w:type="spellStart"/>
       <w:r>
@@ -4010,15 +3802,7 @@
           <w:sz w:val="24"/>
           <w:szCs w:val="24"/>
         </w:rPr>
-        <w:t xml:space="preserve"> e Michael Pryor, é utilizado para organizar o trabalho de forma visual, utilizando metodologias ágeis. É utilizado dentro da plataforma três componentes principais para sua estrutura, quadros, listas e cartões, a ve</w:t>
-      </w:r>
-      <w:r>
-        <w:rPr>
-          <w:rFonts w:ascii="Times New Roman" w:hAnsi="Times New Roman" w:cs="Times New Roman"/>
-          <w:sz w:val="24"/>
-          <w:szCs w:val="24"/>
-        </w:rPr>
-        <w:t xml:space="preserve">rsatilidade do </w:t>
+        <w:t xml:space="preserve"> e Michael Pryor, é utilizado para organizar o trabalho de forma visual, utilizando metodologias ágeis. É utilizado dentro da plataforma três componentes principais para sua estrutura, quadros, listas e cartões, a versatilidade do </w:t>
       </w:r>
       <w:proofErr w:type="spellStart"/>
       <w:r>
@@ -4077,15 +3861,7 @@
           <w:sz w:val="24"/>
           <w:szCs w:val="24"/>
         </w:rPr>
-        <w:t xml:space="preserve"> com o objetivo de organizar cada entrega das sprints, definidas por cartões e incluindo em cada um as atividades e </w:t>
-      </w:r>
-      <w:r>
-        <w:rPr>
-          <w:rFonts w:ascii="Times New Roman" w:hAnsi="Times New Roman" w:cs="Times New Roman"/>
-          <w:sz w:val="24"/>
-          <w:szCs w:val="24"/>
-        </w:rPr>
-        <w:t>projetos a serem entregues a certo prazo, melhorando a comunicação e a garantia de qualidade da produção do site.</w:t>
+        <w:t xml:space="preserve"> com o objetivo de organizar cada entrega das sprints, definidas por cartões e incluindo em cada um as atividades e projetos a serem entregues a certo prazo, melhorando a comunicação e a garantia de qualidade da produção do site.</w:t>
       </w:r>
     </w:p>
     <w:p>
@@ -4270,15 +4046,7 @@
           <w:sz w:val="24"/>
           <w:szCs w:val="24"/>
         </w:rPr>
-        <w:t xml:space="preserve"> é um sistema de controle de versão, foi criado por Linus Torvalds em 2005, já o GitHub foi lançado em 2008 por Tom Pres</w:t>
-      </w:r>
-      <w:r>
-        <w:rPr>
-          <w:rFonts w:ascii="Times New Roman" w:hAnsi="Times New Roman" w:cs="Times New Roman"/>
-          <w:sz w:val="24"/>
-          <w:szCs w:val="24"/>
-        </w:rPr>
-        <w:t xml:space="preserve">ton-Werner, Chris </w:t>
+        <w:t xml:space="preserve"> é um sistema de controle de versão, foi criado por Linus Torvalds em 2005, já o GitHub foi lançado em 2008 por Tom Preston-Werner, Chris </w:t>
       </w:r>
       <w:proofErr w:type="spellStart"/>
       <w:r>
@@ -4332,15 +4100,7 @@
           <w:sz w:val="24"/>
           <w:szCs w:val="24"/>
         </w:rPr>
-        <w:t>. A plataforma é baseada em nuvem da qual é possível armazenar, compartilhar e trabalhar com outras pessoas para compartilhar e escrever códigos, o sistema acompanha as alterações nos arquivos de forma in</w:t>
-      </w:r>
-      <w:r>
-        <w:rPr>
-          <w:rFonts w:ascii="Times New Roman" w:hAnsi="Times New Roman" w:cs="Times New Roman"/>
-          <w:sz w:val="24"/>
-          <w:szCs w:val="24"/>
-        </w:rPr>
-        <w:t>teligente.</w:t>
+        <w:t>. A plataforma é baseada em nuvem da qual é possível armazenar, compartilhar e trabalhar com outras pessoas para compartilhar e escrever códigos, o sistema acompanha as alterações nos arquivos de forma inteligente.</w:t>
       </w:r>
     </w:p>
     <w:p>
@@ -4623,45 +4383,29 @@
           <w:sz w:val="24"/>
           <w:szCs w:val="24"/>
         </w:rPr>
-        <w:t xml:space="preserve"> é uma ferramenta multifuncional usada princi</w:t>
-      </w:r>
-      <w:r>
-        <w:rPr>
-          <w:rFonts w:ascii="Times New Roman" w:hAnsi="Times New Roman" w:cs="Times New Roman"/>
-          <w:sz w:val="24"/>
-          <w:szCs w:val="24"/>
-        </w:rPr>
-        <w:t>palmente por designers,</w:t>
-      </w:r>
-    </w:p>
-    <w:p>
-      <w:pPr>
-        <w:tabs>
-          <w:tab w:val="left" w:pos="2400"/>
-        </w:tabs>
-        <w:spacing w:after="0" w:line="360" w:lineRule="auto"/>
-        <w:jc w:val="both"/>
-        <w:rPr>
-          <w:rFonts w:ascii="Times New Roman" w:hAnsi="Times New Roman" w:cs="Times New Roman"/>
-          <w:sz w:val="24"/>
-          <w:szCs w:val="24"/>
-        </w:rPr>
-      </w:pPr>
-      <w:r>
-        <w:rPr>
-          <w:rFonts w:ascii="Times New Roman" w:hAnsi="Times New Roman" w:cs="Times New Roman"/>
-          <w:sz w:val="24"/>
-          <w:szCs w:val="24"/>
-        </w:rPr>
-        <w:t>desenvolvedores para criar interfaces digitais e designs gráficos, foi criado por Dylan Field e Evan Wallace lançado em 2016. Utilizamos essa ferramenta para criar o protótipo da interface de cada página do site, uma forma de visual</w:t>
-      </w:r>
-      <w:r>
-        <w:rPr>
-          <w:rFonts w:ascii="Times New Roman" w:hAnsi="Times New Roman" w:cs="Times New Roman"/>
-          <w:sz w:val="24"/>
-          <w:szCs w:val="24"/>
-        </w:rPr>
-        <w:t xml:space="preserve">izar com clareza o projeto antes de colocá-lo em prática, utilizamos as ferramentas disponíveis no site para elaborar e a partir desse protótipo, criar o seu design na programação. </w:t>
+        <w:t xml:space="preserve"> é uma ferramenta multifuncional usada principalmente por designers,</w:t>
+      </w:r>
+    </w:p>
+    <w:p>
+      <w:pPr>
+        <w:tabs>
+          <w:tab w:val="left" w:pos="2400"/>
+        </w:tabs>
+        <w:spacing w:after="0" w:line="360" w:lineRule="auto"/>
+        <w:jc w:val="both"/>
+        <w:rPr>
+          <w:rFonts w:ascii="Times New Roman" w:hAnsi="Times New Roman" w:cs="Times New Roman"/>
+          <w:sz w:val="24"/>
+          <w:szCs w:val="24"/>
+        </w:rPr>
+      </w:pPr>
+      <w:r>
+        <w:rPr>
+          <w:rFonts w:ascii="Times New Roman" w:hAnsi="Times New Roman" w:cs="Times New Roman"/>
+          <w:sz w:val="24"/>
+          <w:szCs w:val="24"/>
+        </w:rPr>
+        <w:t xml:space="preserve">desenvolvedores para criar interfaces digitais e designs gráficos, foi criado por Dylan Field e Evan Wallace lançado em 2016. Utilizamos essa ferramenta para criar o protótipo da interface de cada página do site, uma forma de visualizar com clareza o projeto antes de colocá-lo em prática, utilizamos as ferramentas disponíveis no site para elaborar e a partir desse protótipo, criar o seu design na programação. </w:t>
       </w:r>
     </w:p>
     <w:p>
@@ -4826,15 +4570,7 @@
           <w:sz w:val="24"/>
           <w:szCs w:val="24"/>
         </w:rPr>
-        <w:t xml:space="preserve"> é uma plataforma online gratuita desenvo</w:t>
-      </w:r>
-      <w:r>
-        <w:rPr>
-          <w:rFonts w:ascii="Times New Roman" w:hAnsi="Times New Roman" w:cs="Times New Roman"/>
-          <w:sz w:val="24"/>
-          <w:szCs w:val="24"/>
-        </w:rPr>
-        <w:t xml:space="preserve">lvida para simplificar e organizar o aprendizado, tanto em ambientes virtuais quanto presenciais, foi criado pelo Google em 2014 e faz parte do conjunto de ferramentas do Google for </w:t>
+        <w:t xml:space="preserve"> é uma plataforma online gratuita desenvolvida para simplificar e organizar o aprendizado, tanto em ambientes virtuais quanto presenciais, foi criado pelo Google em 2014 e faz parte do conjunto de ferramentas do Google for </w:t>
       </w:r>
       <w:proofErr w:type="spellStart"/>
       <w:r>
@@ -4943,15 +4679,7 @@
           <w:sz w:val="24"/>
           <w:szCs w:val="24"/>
         </w:rPr>
-        <w:t>Foi através dessa plataforma que os planos de aula, atividades</w:t>
-      </w:r>
-      <w:r>
-        <w:rPr>
-          <w:rFonts w:ascii="Times New Roman" w:hAnsi="Times New Roman" w:cs="Times New Roman"/>
-          <w:sz w:val="24"/>
-          <w:szCs w:val="24"/>
-        </w:rPr>
-        <w:t xml:space="preserve">, avaliações e entregas das atividades foram realizados, a plataforma </w:t>
+        <w:t xml:space="preserve">Foi através dessa plataforma que os planos de aula, atividades, avaliações e entregas das atividades foram realizados, a plataforma </w:t>
       </w:r>
       <w:proofErr w:type="spellStart"/>
       <w:r>
@@ -5101,15 +4829,7 @@
           <w:sz w:val="24"/>
           <w:szCs w:val="24"/>
         </w:rPr>
-        <w:t xml:space="preserve"> de materiais visuais, como posts para redes sociais, apresentações, cartões de visita, convites, flyers e até vídeos, oferece milhare</w:t>
-      </w:r>
-      <w:r>
-        <w:rPr>
-          <w:rFonts w:ascii="Times New Roman" w:hAnsi="Times New Roman" w:cs="Times New Roman"/>
-          <w:sz w:val="24"/>
-          <w:szCs w:val="24"/>
-        </w:rPr>
-        <w:t xml:space="preserve">s de modelos pré-prontos para agilizar o processo de criação. </w:t>
+        <w:t xml:space="preserve"> de materiais visuais, como posts para redes sociais, apresentações, cartões de visita, convites, flyers e até vídeos, oferece milhares de modelos pré-prontos para agilizar o processo de criação. </w:t>
       </w:r>
     </w:p>
     <w:p>
@@ -5702,16 +5422,7 @@
           <w:sz w:val="24"/>
           <w:szCs w:val="24"/>
         </w:rPr>
-        <w:t xml:space="preserve">algumas pesquisas este capítulo pode </w:t>
-      </w:r>
-      <w:r>
-        <w:rPr>
-          <w:rFonts w:ascii="Times New Roman" w:hAnsi="Times New Roman" w:cs="Times New Roman"/>
-          <w:b/>
-          <w:sz w:val="24"/>
-          <w:szCs w:val="24"/>
-        </w:rPr>
-        <w:t>resultar em um capítulo posterior de Análise</w:t>
+        <w:t>algumas pesquisas este capítulo pode resultar em um capítulo posterior de Análise</w:t>
       </w:r>
     </w:p>
     <w:p>
@@ -5811,16 +5522,7 @@
           <w:sz w:val="24"/>
           <w:szCs w:val="24"/>
         </w:rPr>
-        <w:t xml:space="preserve">verificando se os mesmos comprovam </w:t>
-      </w:r>
-      <w:r>
-        <w:rPr>
-          <w:rFonts w:ascii="Times New Roman" w:hAnsi="Times New Roman" w:cs="Times New Roman"/>
-          <w:b/>
-          <w:sz w:val="24"/>
-          <w:szCs w:val="24"/>
-        </w:rPr>
-        <w:t>ou refutam as hipóteses.</w:t>
+        <w:t>verificando se os mesmos comprovam ou refutam as hipóteses.</w:t>
       </w:r>
     </w:p>
     <w:p>
@@ -6170,14 +5872,7 @@
           <w:rFonts w:ascii="Times New Roman" w:hAnsi="Times New Roman" w:cs="Times New Roman"/>
           <w:b/>
         </w:rPr>
-        <w:t xml:space="preserve">finalizar o assunto. </w:t>
-      </w:r>
-      <w:r>
-        <w:rPr>
-          <w:rFonts w:ascii="Times New Roman" w:hAnsi="Times New Roman" w:cs="Times New Roman"/>
-          <w:b/>
-        </w:rPr>
-        <w:t>Durante a conclusão do trabalho, a discussão deve ser uma</w:t>
+        <w:t>finalizar o assunto. Durante a conclusão do trabalho, a discussão deve ser uma</w:t>
       </w:r>
     </w:p>
     <w:p>
@@ -6240,14 +5935,7 @@
           <w:rFonts w:ascii="Times New Roman" w:hAnsi="Times New Roman" w:cs="Times New Roman"/>
           <w:b/>
         </w:rPr>
-        <w:t>Deve-se fazer referência a qualquer esclarecimento adicional sobre</w:t>
-      </w:r>
-      <w:r>
-        <w:rPr>
-          <w:rFonts w:ascii="Times New Roman" w:hAnsi="Times New Roman" w:cs="Times New Roman"/>
-          <w:b/>
-        </w:rPr>
-        <w:t xml:space="preserve"> os</w:t>
+        <w:t>Deve-se fazer referência a qualquer esclarecimento adicional sobre os</w:t>
       </w:r>
     </w:p>
     <w:p>
@@ -6331,14 +6019,7 @@
           <w:rFonts w:ascii="Times New Roman" w:hAnsi="Times New Roman" w:cs="Times New Roman"/>
           <w:b/>
         </w:rPr>
-        <w:t>sublinhar que se está comentando o trabalho relatado. P</w:t>
-      </w:r>
-      <w:r>
-        <w:rPr>
-          <w:rFonts w:ascii="Times New Roman" w:hAnsi="Times New Roman" w:cs="Times New Roman"/>
-          <w:b/>
-        </w:rPr>
-        <w:t>orém, quando se referir a</w:t>
+        <w:t>sublinhar que se está comentando o trabalho relatado. Porém, quando se referir a</w:t>
       </w:r>
     </w:p>
     <w:p>
@@ -6422,14 +6103,7 @@
           <w:rFonts w:ascii="Times New Roman" w:hAnsi="Times New Roman" w:cs="Times New Roman"/>
           <w:b/>
         </w:rPr>
-        <w:t xml:space="preserve">de maneira racional e </w:t>
-      </w:r>
-      <w:r>
-        <w:rPr>
-          <w:rFonts w:ascii="Times New Roman" w:hAnsi="Times New Roman" w:cs="Times New Roman"/>
-          <w:b/>
-        </w:rPr>
-        <w:t>assim tenha condições de demonstrar a tese que está</w:t>
+        <w:t>de maneira racional e assim tenha condições de demonstrar a tese que está</w:t>
       </w:r>
     </w:p>
     <w:p>
@@ -6513,14 +6187,7 @@
           <w:rFonts w:ascii="Times New Roman" w:hAnsi="Times New Roman" w:cs="Times New Roman"/>
           <w:b/>
         </w:rPr>
-        <w:t>trabalho (introdução e desenvolvimento). A c</w:t>
-      </w:r>
-      <w:r>
-        <w:rPr>
-          <w:rFonts w:ascii="Times New Roman" w:hAnsi="Times New Roman" w:cs="Times New Roman"/>
-          <w:b/>
-        </w:rPr>
-        <w:t>onclusão deve relacionar, em primeiro</w:t>
+        <w:t>trabalho (introdução e desenvolvimento). A conclusão deve relacionar, em primeiro</w:t>
       </w:r>
     </w:p>
     <w:p>
@@ -6583,14 +6250,7 @@
           <w:rFonts w:ascii="Times New Roman" w:hAnsi="Times New Roman" w:cs="Times New Roman"/>
           <w:b/>
         </w:rPr>
-        <w:t>A informação que se inclui nessa seção depende em grande parte</w:t>
-      </w:r>
-      <w:r>
-        <w:rPr>
-          <w:rFonts w:ascii="Times New Roman" w:hAnsi="Times New Roman" w:cs="Times New Roman"/>
-          <w:b/>
-        </w:rPr>
-        <w:t xml:space="preserve"> dos</w:t>
+        <w:t>A informação que se inclui nessa seção depende em grande parte dos</w:t>
       </w:r>
     </w:p>
     <w:p>
@@ -6674,14 +6334,7 @@
           <w:rFonts w:ascii="Times New Roman" w:hAnsi="Times New Roman" w:cs="Times New Roman"/>
           <w:b/>
         </w:rPr>
-        <w:t>são tipi</w:t>
-      </w:r>
-      <w:r>
-        <w:rPr>
-          <w:rFonts w:ascii="Times New Roman" w:hAnsi="Times New Roman" w:cs="Times New Roman"/>
-          <w:b/>
-        </w:rPr>
-        <w:t>camente aqueles que se referem mais diretamente ao estudo e aos</w:t>
+        <w:t>são tipicamente aqueles que se referem mais diretamente ao estudo e aos</w:t>
       </w:r>
     </w:p>
     <w:p>
@@ -6855,8 +6508,643 @@
           <w:szCs w:val="24"/>
         </w:rPr>
       </w:pPr>
+      <w:r>
+        <w:rPr>
+          <w:rFonts w:ascii="Times New Roman" w:hAnsi="Times New Roman" w:cs="Times New Roman"/>
+          <w:b/>
+          <w:sz w:val="24"/>
+          <w:szCs w:val="24"/>
+        </w:rPr>
+        <w:t>https://developer.mozilla.org/pt-BR/docs/Web/HTML#:~:text=HTML%20(Linguagem%20de%20Marca%C3%A7%C3%A3o%20de%20HiperTexto)%20%C3%A9,funcionalidade/comportamento%20(JavaScript)%20de%20uma%20p%C3%A1gina%20da%20web.</w:t>
+      </w:r>
+    </w:p>
+    <w:p>
+      <w:pPr>
+        <w:tabs>
+          <w:tab w:val="left" w:pos="2400"/>
+        </w:tabs>
+        <w:spacing w:after="0" w:line="360" w:lineRule="auto"/>
+        <w:ind w:firstLine="709"/>
+        <w:jc w:val="both"/>
+        <w:rPr>
+          <w:rFonts w:ascii="Times New Roman" w:hAnsi="Times New Roman" w:cs="Times New Roman"/>
+          <w:b/>
+          <w:sz w:val="24"/>
+          <w:szCs w:val="24"/>
+        </w:rPr>
+      </w:pPr>
+      <w:r>
+        <w:rPr>
+          <w:rFonts w:ascii="Times New Roman" w:hAnsi="Times New Roman" w:cs="Times New Roman"/>
+          <w:b/>
+          <w:sz w:val="24"/>
+          <w:szCs w:val="24"/>
+        </w:rPr>
+        <w:t>https://www.hostinger.com/br/tutoriais/o-que-e-html-conceitos-basicos</w:t>
+      </w:r>
+    </w:p>
+    <w:p>
+      <w:pPr>
+        <w:tabs>
+          <w:tab w:val="left" w:pos="2400"/>
+        </w:tabs>
+        <w:spacing w:after="0" w:line="360" w:lineRule="auto"/>
+        <w:ind w:firstLine="709"/>
+        <w:jc w:val="both"/>
+        <w:rPr>
+          <w:rFonts w:ascii="Times New Roman" w:hAnsi="Times New Roman" w:cs="Times New Roman"/>
+          <w:b/>
+          <w:sz w:val="24"/>
+          <w:szCs w:val="24"/>
+        </w:rPr>
+      </w:pPr>
+      <w:r>
+        <w:rPr>
+          <w:rFonts w:ascii="Times New Roman" w:hAnsi="Times New Roman" w:cs="Times New Roman"/>
+          <w:b/>
+          <w:sz w:val="24"/>
+          <w:szCs w:val="24"/>
+        </w:rPr>
+        <w:t>https://www.rocketseat.com.br/blog/artigos/post/como-comecar-com-html-e-css</w:t>
+      </w:r>
+    </w:p>
+    <w:p>
+      <w:pPr>
+        <w:tabs>
+          <w:tab w:val="left" w:pos="2400"/>
+        </w:tabs>
+        <w:spacing w:after="0" w:line="360" w:lineRule="auto"/>
+        <w:ind w:firstLine="709"/>
+        <w:jc w:val="both"/>
+        <w:rPr>
+          <w:rFonts w:ascii="Times New Roman" w:hAnsi="Times New Roman" w:cs="Times New Roman"/>
+          <w:b/>
+          <w:sz w:val="24"/>
+          <w:szCs w:val="24"/>
+        </w:rPr>
+      </w:pPr>
+      <w:r>
+        <w:rPr>
+          <w:rFonts w:ascii="Times New Roman" w:hAnsi="Times New Roman" w:cs="Times New Roman"/>
+          <w:b/>
+          <w:sz w:val="24"/>
+          <w:szCs w:val="24"/>
+        </w:rPr>
+        <w:t>https://www.godaddy.com/resources/br/artigos/o-que-e-html</w:t>
+      </w:r>
+    </w:p>
+    <w:p>
+      <w:pPr>
+        <w:tabs>
+          <w:tab w:val="left" w:pos="2400"/>
+        </w:tabs>
+        <w:spacing w:after="0" w:line="360" w:lineRule="auto"/>
+        <w:ind w:firstLine="709"/>
+        <w:jc w:val="both"/>
+        <w:rPr>
+          <w:rFonts w:ascii="Times New Roman" w:hAnsi="Times New Roman" w:cs="Times New Roman"/>
+          <w:b/>
+          <w:sz w:val="24"/>
+          <w:szCs w:val="24"/>
+        </w:rPr>
+      </w:pPr>
+      <w:r>
+        <w:rPr>
+          <w:rFonts w:ascii="Times New Roman" w:hAnsi="Times New Roman" w:cs="Times New Roman"/>
+          <w:b/>
+          <w:sz w:val="24"/>
+          <w:szCs w:val="24"/>
+        </w:rPr>
+        <w:t>https://www.rocketseat.com.br/blog/artigos/post/como-comecar-com-html-e-css</w:t>
+      </w:r>
+    </w:p>
+    <w:p>
+      <w:pPr>
+        <w:tabs>
+          <w:tab w:val="left" w:pos="2400"/>
+        </w:tabs>
+        <w:spacing w:after="0" w:line="360" w:lineRule="auto"/>
+        <w:ind w:firstLine="709"/>
+        <w:jc w:val="both"/>
+        <w:rPr>
+          <w:rFonts w:ascii="Times New Roman" w:hAnsi="Times New Roman" w:cs="Times New Roman"/>
+          <w:b/>
+          <w:sz w:val="24"/>
+          <w:szCs w:val="24"/>
+        </w:rPr>
+      </w:pPr>
+      <w:r>
+        <w:rPr>
+          <w:rFonts w:ascii="Times New Roman" w:hAnsi="Times New Roman" w:cs="Times New Roman"/>
+          <w:b/>
+          <w:sz w:val="24"/>
+          <w:szCs w:val="24"/>
+        </w:rPr>
+        <w:t>https://developer.mozilla.org/pt-BR/docs/Web/CSS#:~:text=CSS%20(Cascading%20Style%20Sheets%20ou%20Folhas%20de,papel%2C%20na%20fala%20ou%20em%20outras%20m%C3%ADdias.</w:t>
+      </w:r>
+    </w:p>
+    <w:p>
+      <w:pPr>
+        <w:tabs>
+          <w:tab w:val="left" w:pos="2400"/>
+        </w:tabs>
+        <w:spacing w:after="0" w:line="360" w:lineRule="auto"/>
+        <w:ind w:firstLine="709"/>
+        <w:jc w:val="both"/>
+        <w:rPr>
+          <w:rFonts w:ascii="Times New Roman" w:hAnsi="Times New Roman" w:cs="Times New Roman"/>
+          <w:b/>
+          <w:sz w:val="24"/>
+          <w:szCs w:val="24"/>
+        </w:rPr>
+      </w:pPr>
+      <w:r>
+        <w:rPr>
+          <w:rFonts w:ascii="Times New Roman" w:hAnsi="Times New Roman" w:cs="Times New Roman"/>
+          <w:b/>
+          <w:sz w:val="24"/>
+          <w:szCs w:val="24"/>
+        </w:rPr>
+        <w:t>https://www.hostgator.com.br/blog/o-que-e-css/</w:t>
+      </w:r>
+    </w:p>
+    <w:p>
+      <w:pPr>
+        <w:tabs>
+          <w:tab w:val="left" w:pos="2400"/>
+        </w:tabs>
+        <w:spacing w:after="0" w:line="360" w:lineRule="auto"/>
+        <w:ind w:firstLine="709"/>
+        <w:jc w:val="both"/>
+        <w:rPr>
+          <w:rFonts w:ascii="Times New Roman" w:hAnsi="Times New Roman" w:cs="Times New Roman"/>
+          <w:b/>
+          <w:sz w:val="24"/>
+          <w:szCs w:val="24"/>
+        </w:rPr>
+      </w:pPr>
+      <w:r>
+        <w:rPr>
+          <w:rFonts w:ascii="Times New Roman" w:hAnsi="Times New Roman" w:cs="Times New Roman"/>
+          <w:b/>
+          <w:sz w:val="24"/>
+          <w:szCs w:val="24"/>
+        </w:rPr>
+        <w:t>https://learn.microsoft.com/pt-br/shows/visual-studio-code/</w:t>
+      </w:r>
+    </w:p>
+    <w:p>
+      <w:pPr>
+        <w:tabs>
+          <w:tab w:val="left" w:pos="2400"/>
+        </w:tabs>
+        <w:spacing w:after="0" w:line="360" w:lineRule="auto"/>
+        <w:ind w:firstLine="709"/>
+        <w:jc w:val="both"/>
+        <w:rPr>
+          <w:rFonts w:ascii="Times New Roman" w:hAnsi="Times New Roman" w:cs="Times New Roman"/>
+          <w:b/>
+          <w:sz w:val="24"/>
+          <w:szCs w:val="24"/>
+        </w:rPr>
+      </w:pPr>
+      <w:r>
+        <w:rPr>
+          <w:rFonts w:ascii="Times New Roman" w:hAnsi="Times New Roman" w:cs="Times New Roman"/>
+          <w:b/>
+          <w:sz w:val="24"/>
+          <w:szCs w:val="24"/>
+        </w:rPr>
+        <w:t>https://www.dio.me/articles/visual-studio-code-a-importancia-de-uma-poderosa-ferramenta-de-desenvolvimento</w:t>
+      </w:r>
+    </w:p>
+    <w:p>
+      <w:pPr>
+        <w:tabs>
+          <w:tab w:val="left" w:pos="2400"/>
+        </w:tabs>
+        <w:spacing w:after="0" w:line="360" w:lineRule="auto"/>
+        <w:ind w:firstLine="709"/>
+        <w:jc w:val="both"/>
+        <w:rPr>
+          <w:rFonts w:ascii="Times New Roman" w:hAnsi="Times New Roman" w:cs="Times New Roman"/>
+          <w:b/>
+          <w:sz w:val="24"/>
+          <w:szCs w:val="24"/>
+        </w:rPr>
+      </w:pPr>
+      <w:r>
+        <w:rPr>
+          <w:rFonts w:ascii="Times New Roman" w:hAnsi="Times New Roman" w:cs="Times New Roman"/>
+          <w:b/>
+          <w:sz w:val="24"/>
+          <w:szCs w:val="24"/>
+        </w:rPr>
+        <w:t>https://cloud.google.com/mysql?hl=pt-BR</w:t>
+      </w:r>
+    </w:p>
+    <w:p>
+      <w:pPr>
+        <w:tabs>
+          <w:tab w:val="left" w:pos="2400"/>
+        </w:tabs>
+        <w:spacing w:after="0" w:line="360" w:lineRule="auto"/>
+        <w:ind w:firstLine="709"/>
+        <w:jc w:val="both"/>
+        <w:rPr>
+          <w:rFonts w:ascii="Times New Roman" w:hAnsi="Times New Roman" w:cs="Times New Roman"/>
+          <w:b/>
+          <w:sz w:val="24"/>
+          <w:szCs w:val="24"/>
+        </w:rPr>
+      </w:pPr>
+      <w:r>
+        <w:rPr>
+          <w:rFonts w:ascii="Times New Roman" w:hAnsi="Times New Roman" w:cs="Times New Roman"/>
+          <w:b/>
+          <w:sz w:val="24"/>
+          <w:szCs w:val="24"/>
+        </w:rPr>
+        <w:t>https://www.purestorage.com/br/knowledge/what-is-mysql.html</w:t>
+      </w:r>
+    </w:p>
+    <w:p>
+      <w:pPr>
+        <w:tabs>
+          <w:tab w:val="left" w:pos="2400"/>
+        </w:tabs>
+        <w:spacing w:after="0" w:line="360" w:lineRule="auto"/>
+        <w:ind w:firstLine="709"/>
+        <w:jc w:val="both"/>
+        <w:rPr>
+          <w:rFonts w:ascii="Times New Roman" w:hAnsi="Times New Roman" w:cs="Times New Roman"/>
+          <w:b/>
+          <w:sz w:val="24"/>
+          <w:szCs w:val="24"/>
+        </w:rPr>
+      </w:pPr>
+      <w:r>
+        <w:rPr>
+          <w:rFonts w:ascii="Times New Roman" w:hAnsi="Times New Roman" w:cs="Times New Roman"/>
+          <w:b/>
+          <w:sz w:val="24"/>
+          <w:szCs w:val="24"/>
+        </w:rPr>
+        <w:t>https://aws.amazon.com/pt/compare/the-difference-between-sql-and-mysql/#:~:text=A%20SQL%20%C3%A9%20uma%20linguagem,a%20duas%20tecnologias%20muito%20diferentes</w:t>
+      </w:r>
+      <w:r>
+        <w:rPr>
+          <w:rFonts w:ascii="Times New Roman" w:hAnsi="Times New Roman" w:cs="Times New Roman"/>
+          <w:b/>
+          <w:sz w:val="24"/>
+          <w:szCs w:val="24"/>
+        </w:rPr>
+        <w:t>.</w:t>
+      </w:r>
+    </w:p>
+    <w:p>
+      <w:pPr>
+        <w:tabs>
+          <w:tab w:val="left" w:pos="2400"/>
+        </w:tabs>
+        <w:spacing w:after="0" w:line="360" w:lineRule="auto"/>
+        <w:ind w:firstLine="709"/>
+        <w:jc w:val="both"/>
+        <w:rPr>
+          <w:rFonts w:ascii="Times New Roman" w:hAnsi="Times New Roman" w:cs="Times New Roman"/>
+          <w:b/>
+          <w:sz w:val="24"/>
+          <w:szCs w:val="24"/>
+        </w:rPr>
+      </w:pPr>
+      <w:r>
+        <w:rPr>
+          <w:rFonts w:ascii="Times New Roman" w:hAnsi="Times New Roman" w:cs="Times New Roman"/>
+          <w:b/>
+          <w:sz w:val="24"/>
+          <w:szCs w:val="24"/>
+        </w:rPr>
+        <w:t>https://trello.com/pt-BR/tour</w:t>
+      </w:r>
+    </w:p>
+    <w:p>
+      <w:pPr>
+        <w:tabs>
+          <w:tab w:val="left" w:pos="2400"/>
+        </w:tabs>
+        <w:spacing w:after="0" w:line="360" w:lineRule="auto"/>
+        <w:ind w:firstLine="709"/>
+        <w:jc w:val="both"/>
+        <w:rPr>
+          <w:rFonts w:ascii="Times New Roman" w:hAnsi="Times New Roman" w:cs="Times New Roman"/>
+          <w:b/>
+          <w:sz w:val="24"/>
+          <w:szCs w:val="24"/>
+        </w:rPr>
+      </w:pPr>
+      <w:r>
+        <w:rPr>
+          <w:rFonts w:ascii="Times New Roman" w:hAnsi="Times New Roman" w:cs="Times New Roman"/>
+          <w:b/>
+          <w:sz w:val="24"/>
+          <w:szCs w:val="24"/>
+        </w:rPr>
+        <w:t>https://www.educamaisbrasil.com.br/educacao/dicas/o-que-e-e-como-usar-o-trello</w:t>
+      </w:r>
+    </w:p>
+    <w:p>
+      <w:pPr>
+        <w:tabs>
+          <w:tab w:val="left" w:pos="2400"/>
+        </w:tabs>
+        <w:spacing w:after="0" w:line="360" w:lineRule="auto"/>
+        <w:ind w:firstLine="709"/>
+        <w:jc w:val="both"/>
+        <w:rPr>
+          <w:rFonts w:ascii="Times New Roman" w:hAnsi="Times New Roman" w:cs="Times New Roman"/>
+          <w:b/>
+          <w:sz w:val="24"/>
+          <w:szCs w:val="24"/>
+        </w:rPr>
+      </w:pPr>
+      <w:r>
+        <w:rPr>
+          <w:rFonts w:ascii="Times New Roman" w:hAnsi="Times New Roman" w:cs="Times New Roman"/>
+          <w:b/>
+          <w:sz w:val="24"/>
+          <w:szCs w:val="24"/>
+        </w:rPr>
+        <w:t>https://git-scm.com/</w:t>
+      </w:r>
+    </w:p>
+    <w:p>
+      <w:pPr>
+        <w:tabs>
+          <w:tab w:val="left" w:pos="2400"/>
+        </w:tabs>
+        <w:spacing w:after="0" w:line="360" w:lineRule="auto"/>
+        <w:ind w:firstLine="709"/>
+        <w:jc w:val="both"/>
+        <w:rPr>
+          <w:rFonts w:ascii="Times New Roman" w:hAnsi="Times New Roman" w:cs="Times New Roman"/>
+          <w:b/>
+          <w:sz w:val="24"/>
+          <w:szCs w:val="24"/>
+        </w:rPr>
+      </w:pPr>
+      <w:r>
+        <w:rPr>
+          <w:rFonts w:ascii="Times New Roman" w:hAnsi="Times New Roman" w:cs="Times New Roman"/>
+          <w:b/>
+          <w:sz w:val="24"/>
+          <w:szCs w:val="24"/>
+        </w:rPr>
+        <w:t>https://zup.com.br/blog/git-github-e-gitlab/</w:t>
+      </w:r>
+    </w:p>
+    <w:p>
+      <w:pPr>
+        <w:tabs>
+          <w:tab w:val="left" w:pos="2400"/>
+        </w:tabs>
+        <w:spacing w:after="0" w:line="360" w:lineRule="auto"/>
+        <w:ind w:firstLine="709"/>
+        <w:jc w:val="both"/>
+        <w:rPr>
+          <w:rFonts w:ascii="Times New Roman" w:hAnsi="Times New Roman" w:cs="Times New Roman"/>
+          <w:b/>
+          <w:sz w:val="24"/>
+          <w:szCs w:val="24"/>
+        </w:rPr>
+      </w:pPr>
+      <w:r>
+        <w:rPr>
+          <w:rFonts w:ascii="Times New Roman" w:hAnsi="Times New Roman" w:cs="Times New Roman"/>
+          <w:b/>
+          <w:sz w:val="24"/>
+          <w:szCs w:val="24"/>
+        </w:rPr>
+        <w:t>https://docs.github.com/pt/get-started/start-your-journey/about-github-and-git</w:t>
+      </w:r>
+    </w:p>
+    <w:p>
+      <w:pPr>
+        <w:tabs>
+          <w:tab w:val="left" w:pos="2400"/>
+        </w:tabs>
+        <w:spacing w:after="0" w:line="360" w:lineRule="auto"/>
+        <w:ind w:firstLine="709"/>
+        <w:jc w:val="both"/>
+        <w:rPr>
+          <w:rFonts w:ascii="Times New Roman" w:hAnsi="Times New Roman" w:cs="Times New Roman"/>
+          <w:b/>
+          <w:sz w:val="24"/>
+          <w:szCs w:val="24"/>
+        </w:rPr>
+      </w:pPr>
+      <w:r>
+        <w:rPr>
+          <w:rFonts w:ascii="Times New Roman" w:hAnsi="Times New Roman" w:cs="Times New Roman"/>
+          <w:b/>
+          <w:sz w:val="24"/>
+          <w:szCs w:val="24"/>
+        </w:rPr>
+        <w:t>https://www.figma.com/pt-br/design/</w:t>
+      </w:r>
+    </w:p>
+    <w:p>
+      <w:pPr>
+        <w:tabs>
+          <w:tab w:val="left" w:pos="2400"/>
+        </w:tabs>
+        <w:spacing w:after="0" w:line="360" w:lineRule="auto"/>
+        <w:ind w:firstLine="709"/>
+        <w:jc w:val="both"/>
+        <w:rPr>
+          <w:rFonts w:ascii="Times New Roman" w:hAnsi="Times New Roman" w:cs="Times New Roman"/>
+          <w:b/>
+          <w:sz w:val="24"/>
+          <w:szCs w:val="24"/>
+        </w:rPr>
+      </w:pPr>
+      <w:r>
+        <w:rPr>
+          <w:rFonts w:ascii="Times New Roman" w:hAnsi="Times New Roman" w:cs="Times New Roman"/>
+          <w:b/>
+          <w:sz w:val="24"/>
+          <w:szCs w:val="24"/>
+        </w:rPr>
+        <w:lastRenderedPageBreak/>
+        <w:t>https://help.figma.com/hc/pt-br/articles/14563969806359-O-que-%C3%A9-o-Figma</w:t>
+      </w:r>
+    </w:p>
+    <w:p>
+      <w:pPr>
+        <w:tabs>
+          <w:tab w:val="left" w:pos="2400"/>
+        </w:tabs>
+        <w:spacing w:after="0" w:line="360" w:lineRule="auto"/>
+        <w:ind w:firstLine="709"/>
+        <w:jc w:val="both"/>
+        <w:rPr>
+          <w:rFonts w:ascii="Times New Roman" w:hAnsi="Times New Roman" w:cs="Times New Roman"/>
+          <w:b/>
+          <w:sz w:val="24"/>
+          <w:szCs w:val="24"/>
+        </w:rPr>
+      </w:pPr>
+      <w:r>
+        <w:rPr>
+          <w:rFonts w:ascii="Times New Roman" w:hAnsi="Times New Roman" w:cs="Times New Roman"/>
+          <w:b/>
+          <w:sz w:val="24"/>
+          <w:szCs w:val="24"/>
+        </w:rPr>
+        <w:t>https://edu.gcfglobal.org/pt/google-sala-de-aula-para-alunos/o-que-e-e-para-que-serve-o-google-sala-de-aula/1/</w:t>
+      </w:r>
+    </w:p>
+    <w:p>
+      <w:pPr>
+        <w:tabs>
+          <w:tab w:val="left" w:pos="2400"/>
+        </w:tabs>
+        <w:spacing w:after="0" w:line="360" w:lineRule="auto"/>
+        <w:ind w:firstLine="709"/>
+        <w:jc w:val="both"/>
+        <w:rPr>
+          <w:rFonts w:ascii="Times New Roman" w:hAnsi="Times New Roman" w:cs="Times New Roman"/>
+          <w:b/>
+          <w:sz w:val="24"/>
+          <w:szCs w:val="24"/>
+        </w:rPr>
+      </w:pPr>
+      <w:r>
+        <w:rPr>
+          <w:rFonts w:ascii="Times New Roman" w:hAnsi="Times New Roman" w:cs="Times New Roman"/>
+          <w:b/>
+          <w:sz w:val="24"/>
+          <w:szCs w:val="24"/>
+        </w:rPr>
+        <w:t>http://educador.brasilescola.uol.com.br/estrategias-ensino/como-usar-o-google-classroom.htm#:~:text=O%20Google%20Classroom%20ou%20a%20Sala%20de,manter%20as%20aulas%20a%20dist%C3%A2ncia%20mais%20organizadas</w:t>
+      </w:r>
+      <w:r>
+        <w:rPr>
+          <w:rFonts w:ascii="Times New Roman" w:hAnsi="Times New Roman" w:cs="Times New Roman"/>
+          <w:b/>
+          <w:sz w:val="24"/>
+          <w:szCs w:val="24"/>
+        </w:rPr>
+        <w:t>.</w:t>
+      </w:r>
+    </w:p>
+    <w:p>
+      <w:pPr>
+        <w:tabs>
+          <w:tab w:val="left" w:pos="2400"/>
+        </w:tabs>
+        <w:spacing w:after="0" w:line="360" w:lineRule="auto"/>
+        <w:ind w:firstLine="709"/>
+        <w:jc w:val="both"/>
+        <w:rPr>
+          <w:rFonts w:ascii="Times New Roman" w:hAnsi="Times New Roman" w:cs="Times New Roman"/>
+          <w:b/>
+          <w:sz w:val="24"/>
+          <w:szCs w:val="24"/>
+        </w:rPr>
+      </w:pPr>
+      <w:r>
+        <w:rPr>
+          <w:rFonts w:ascii="Times New Roman" w:hAnsi="Times New Roman" w:cs="Times New Roman"/>
+          <w:b/>
+          <w:sz w:val="24"/>
+          <w:szCs w:val="24"/>
+        </w:rPr>
+        <w:t>https://ebaconline.com.br/blog/como-usar-o-canva#:~:text=Primeiramente%2C%20o%20que%20%C3%A9%20o%20Canva?%20O,designs%20profissionais%2C%20mesmo%20sem%20experi%C3%AAncia%20na%20%C3%A1rea.</w:t>
+      </w:r>
+    </w:p>
+    <w:p>
+      <w:pPr>
+        <w:tabs>
+          <w:tab w:val="left" w:pos="2400"/>
+        </w:tabs>
+        <w:spacing w:after="0" w:line="360" w:lineRule="auto"/>
+        <w:ind w:firstLine="709"/>
+        <w:jc w:val="both"/>
+        <w:rPr>
+          <w:rFonts w:ascii="Times New Roman" w:hAnsi="Times New Roman" w:cs="Times New Roman"/>
+          <w:b/>
+          <w:sz w:val="24"/>
+          <w:szCs w:val="24"/>
+        </w:rPr>
+      </w:pPr>
+      <w:r>
+        <w:rPr>
+          <w:rFonts w:ascii="Times New Roman" w:hAnsi="Times New Roman" w:cs="Times New Roman"/>
+          <w:b/>
+          <w:sz w:val="24"/>
+          <w:szCs w:val="24"/>
+        </w:rPr>
+        <w:t>https://www.canva.com/pt_b</w:t>
+      </w:r>
       <w:bookmarkStart w:id="9" w:name="_GoBack"/>
       <w:bookmarkEnd w:id="9"/>
+      <w:r>
+        <w:rPr>
+          <w:rFonts w:ascii="Times New Roman" w:hAnsi="Times New Roman" w:cs="Times New Roman"/>
+          <w:b/>
+          <w:sz w:val="24"/>
+          <w:szCs w:val="24"/>
+        </w:rPr>
+        <w:t>r/about/</w:t>
+      </w:r>
+    </w:p>
+    <w:p>
+      <w:pPr>
+        <w:tabs>
+          <w:tab w:val="left" w:pos="2400"/>
+        </w:tabs>
+        <w:spacing w:after="0" w:line="360" w:lineRule="auto"/>
+        <w:ind w:firstLine="709"/>
+        <w:jc w:val="both"/>
+        <w:rPr>
+          <w:rFonts w:ascii="Times New Roman" w:hAnsi="Times New Roman" w:cs="Times New Roman"/>
+          <w:b/>
+          <w:sz w:val="24"/>
+          <w:szCs w:val="24"/>
+        </w:rPr>
+      </w:pPr>
+    </w:p>
+    <w:p>
+      <w:pPr>
+        <w:tabs>
+          <w:tab w:val="left" w:pos="2400"/>
+        </w:tabs>
+        <w:spacing w:after="0" w:line="360" w:lineRule="auto"/>
+        <w:ind w:firstLine="709"/>
+        <w:jc w:val="both"/>
+        <w:rPr>
+          <w:rFonts w:ascii="Times New Roman" w:hAnsi="Times New Roman" w:cs="Times New Roman"/>
+          <w:b/>
+          <w:sz w:val="24"/>
+          <w:szCs w:val="24"/>
+        </w:rPr>
+      </w:pPr>
+    </w:p>
+    <w:p>
+      <w:pPr>
+        <w:tabs>
+          <w:tab w:val="left" w:pos="2400"/>
+        </w:tabs>
+        <w:spacing w:after="0" w:line="360" w:lineRule="auto"/>
+        <w:ind w:firstLine="709"/>
+        <w:jc w:val="both"/>
+        <w:rPr>
+          <w:rFonts w:ascii="Times New Roman" w:hAnsi="Times New Roman" w:cs="Times New Roman"/>
+          <w:b/>
+          <w:sz w:val="24"/>
+          <w:szCs w:val="24"/>
+        </w:rPr>
+      </w:pPr>
     </w:p>
     <w:sectPr>
       <w:headerReference w:type="default" r:id="rId18"/>
@@ -7596,6 +7884,18 @@
       <w:szCs w:val="18"/>
     </w:rPr>
   </w:style>
+  <w:style w:type="character" w:styleId="MenoPendente">
+    <w:name w:val="Unresolved Mention"/>
+    <w:basedOn w:val="Fontepargpadro"/>
+    <w:uiPriority w:val="99"/>
+    <w:semiHidden/>
+    <w:unhideWhenUsed/>
+    <w:rsid w:val="00C714AA"/>
+    <w:rPr>
+      <w:color w:val="605E5C"/>
+      <w:shd w:val="clear" w:color="auto" w:fill="E1DFDD"/>
+    </w:rPr>
+  </w:style>
 </w:styles>
 </file>
 
@@ -7860,7 +8160,7 @@
 </file>
 
 <file path=customXml/itemProps1.xml><?xml version="1.0" encoding="utf-8"?>
-<ds:datastoreItem xmlns:ds="http://schemas.openxmlformats.org/officeDocument/2006/customXml" ds:itemID="{64856A65-86BE-4E6F-9A68-C33DED6798A0}">
+<ds:datastoreItem xmlns:ds="http://schemas.openxmlformats.org/officeDocument/2006/customXml" ds:itemID="{2146CFFC-A51F-4C87-9A65-35843330BBF2}">
   <ds:schemaRefs>
     <ds:schemaRef ds:uri="http://schemas.openxmlformats.org/officeDocument/2006/bibliography"/>
   </ds:schemaRefs>

--- a/documentacao/Documentação do projeto.docx
+++ b/documentacao/Documentação do projeto.docx
@@ -1,6 +1,6 @@
 
 <file path=word/document.xml><?xml version="1.0" encoding="utf-8"?>
-<w:document xmlns:wpc="http://schemas.microsoft.com/office/word/2010/wordprocessingCanvas" xmlns:mc="http://schemas.openxmlformats.org/markup-compatibility/2006" xmlns:o="urn:schemas-microsoft-com:office:office" xmlns:r="http://schemas.openxmlformats.org/officeDocument/2006/relationships" xmlns:m="http://schemas.openxmlformats.org/officeDocument/2006/math" xmlns:v="urn:schemas-microsoft-com:vml" xmlns:wp14="http://schemas.microsoft.com/office/word/2010/wordprocessingDrawing" xmlns:wp="http://schemas.openxmlformats.org/drawingml/2006/wordprocessingDrawing" xmlns:w="http://schemas.openxmlformats.org/wordprocessingml/2006/main" xmlns:w14="http://schemas.microsoft.com/office/word/2010/wordml" xmlns:w10="urn:schemas-microsoft-com:office:word" xmlns:w15="http://schemas.microsoft.com/office/word/2012/wordml" xmlns:wpg="http://schemas.microsoft.com/office/word/2010/wordprocessingGroup" xmlns:wpi="http://schemas.microsoft.com/office/word/2010/wordprocessingInk" xmlns:wne="http://schemas.microsoft.com/office/word/2006/wordml" xmlns:wps="http://schemas.microsoft.com/office/word/2010/wordprocessingShape" xmlns:wpsCustomData="http://www.wps.cn/officeDocument/2013/wpsCustomData" mc:Ignorable="w14 w15 wp14">
+<w:document xmlns:wpc="http://schemas.microsoft.com/office/word/2010/wordprocessingCanvas" xmlns:cx="http://schemas.microsoft.com/office/drawing/2014/chartex" xmlns:cx1="http://schemas.microsoft.com/office/drawing/2015/9/8/chartex" xmlns:cx2="http://schemas.microsoft.com/office/drawing/2015/10/21/chartex" xmlns:cx3="http://schemas.microsoft.com/office/drawing/2016/5/9/chartex" xmlns:cx4="http://schemas.microsoft.com/office/drawing/2016/5/10/chartex" xmlns:cx5="http://schemas.microsoft.com/office/drawing/2016/5/11/chartex" xmlns:cx6="http://schemas.microsoft.com/office/drawing/2016/5/12/chartex" xmlns:cx7="http://schemas.microsoft.com/office/drawing/2016/5/13/chartex" xmlns:cx8="http://schemas.microsoft.com/office/drawing/2016/5/14/chartex" xmlns:mc="http://schemas.openxmlformats.org/markup-compatibility/2006" xmlns:aink="http://schemas.microsoft.com/office/drawing/2016/ink" xmlns:am3d="http://schemas.microsoft.com/office/drawing/2017/model3d" xmlns:o="urn:schemas-microsoft-com:office:office" xmlns:r="http://schemas.openxmlformats.org/officeDocument/2006/relationships" xmlns:m="http://schemas.openxmlformats.org/officeDocument/2006/math" xmlns:v="urn:schemas-microsoft-com:vml" xmlns:wp14="http://schemas.microsoft.com/office/word/2010/wordprocessingDrawing" xmlns:wp="http://schemas.openxmlformats.org/drawingml/2006/wordprocessingDrawing" xmlns:w10="urn:schemas-microsoft-com:office:word" xmlns:w="http://schemas.openxmlformats.org/wordprocessingml/2006/main" xmlns:w14="http://schemas.microsoft.com/office/word/2010/wordml" xmlns:w15="http://schemas.microsoft.com/office/word/2012/wordml" xmlns:w16cid="http://schemas.microsoft.com/office/word/2016/wordml/cid" xmlns:w16se="http://schemas.microsoft.com/office/word/2015/wordml/symex" xmlns:wpg="http://schemas.microsoft.com/office/word/2010/wordprocessingGroup" xmlns:wpi="http://schemas.microsoft.com/office/word/2010/wordprocessingInk" xmlns:wne="http://schemas.microsoft.com/office/word/2006/wordml" xmlns:wps="http://schemas.microsoft.com/office/word/2010/wordprocessingShape" mc:Ignorable="w14 w15 w16se w16cid wp14">
   <w:body>
     <w:p>
       <w:pPr>
@@ -12,6 +12,9 @@
         </w:rPr>
       </w:pPr>
       <w:r>
+        <w:rPr>
+          <w:noProof/>
+        </w:rPr>
         <w:drawing>
           <wp:inline distT="0" distB="0" distL="0" distR="0">
             <wp:extent cx="2827020" cy="1484630"/>
@@ -380,6 +383,7 @@
           <w:sz w:val="28"/>
           <w:szCs w:val="28"/>
         </w:rPr>
+        <w:lastRenderedPageBreak/>
         <w:t>ESCOLA SENAI “José Polizotto”</w:t>
       </w:r>
     </w:p>
@@ -588,13 +592,6 @@
           <w:szCs w:val="24"/>
         </w:rPr>
         <w:tab/>
-      </w:r>
-      <w:r>
-        <w:rPr>
-          <w:rFonts w:ascii="Arial" w:hAnsi="Arial" w:cs="Arial"/>
-          <w:sz w:val="24"/>
-          <w:szCs w:val="24"/>
-        </w:rPr>
         <w:t xml:space="preserve">         Prof. Robson Ramos da Silva</w:t>
       </w:r>
     </w:p>
@@ -822,6 +819,7 @@
           <w:sz w:val="24"/>
           <w:szCs w:val="24"/>
         </w:rPr>
+        <w:lastRenderedPageBreak/>
         <w:t>RESUMO</w:t>
       </w:r>
     </w:p>
@@ -1155,6 +1153,7 @@
           <w:sz w:val="24"/>
           <w:szCs w:val="24"/>
         </w:rPr>
+        <w:lastRenderedPageBreak/>
         <w:t>ABSTRACT</w:t>
       </w:r>
     </w:p>
@@ -1341,140 +1340,187 @@
         </w:rPr>
         <w:t xml:space="preserve">Keywords: </w:t>
       </w:r>
-      <w:r>
-        <w:rPr>
-          <w:rFonts w:ascii="Times New Roman" w:hAnsi="Times New Roman" w:cs="Times New Roman"/>
-          <w:sz w:val="24"/>
-          <w:szCs w:val="24"/>
-        </w:rPr>
-        <w:t>Preparation of sumaries. Methodology.</w:t>
-      </w:r>
-    </w:p>
-    <w:p>
-      <w:pPr>
-        <w:spacing w:after="0" w:line="360" w:lineRule="auto"/>
-        <w:rPr>
-          <w:rFonts w:ascii="Times New Roman" w:hAnsi="Times New Roman" w:cs="Times New Roman"/>
-          <w:sz w:val="24"/>
-          <w:szCs w:val="24"/>
-        </w:rPr>
-      </w:pPr>
-    </w:p>
-    <w:p>
-      <w:pPr>
-        <w:spacing w:after="0" w:line="360" w:lineRule="auto"/>
-        <w:rPr>
-          <w:rFonts w:ascii="Times New Roman" w:hAnsi="Times New Roman" w:cs="Times New Roman"/>
-          <w:sz w:val="24"/>
-          <w:szCs w:val="24"/>
-        </w:rPr>
-      </w:pPr>
-    </w:p>
-    <w:p>
-      <w:pPr>
-        <w:spacing w:after="0" w:line="360" w:lineRule="auto"/>
-        <w:rPr>
-          <w:rFonts w:ascii="Times New Roman" w:hAnsi="Times New Roman" w:cs="Times New Roman"/>
-          <w:sz w:val="24"/>
-          <w:szCs w:val="24"/>
-        </w:rPr>
-      </w:pPr>
-    </w:p>
-    <w:p>
-      <w:pPr>
-        <w:spacing w:after="0" w:line="360" w:lineRule="auto"/>
-        <w:rPr>
-          <w:rFonts w:ascii="Times New Roman" w:hAnsi="Times New Roman" w:cs="Times New Roman"/>
-          <w:sz w:val="24"/>
-          <w:szCs w:val="24"/>
-        </w:rPr>
-      </w:pPr>
-    </w:p>
-    <w:p>
-      <w:pPr>
-        <w:spacing w:after="0" w:line="360" w:lineRule="auto"/>
-        <w:rPr>
-          <w:rFonts w:ascii="Times New Roman" w:hAnsi="Times New Roman" w:cs="Times New Roman"/>
-          <w:sz w:val="24"/>
-          <w:szCs w:val="24"/>
-        </w:rPr>
-      </w:pPr>
-    </w:p>
-    <w:p>
-      <w:pPr>
-        <w:spacing w:after="0" w:line="360" w:lineRule="auto"/>
-        <w:rPr>
-          <w:rFonts w:ascii="Times New Roman" w:hAnsi="Times New Roman" w:cs="Times New Roman"/>
-          <w:sz w:val="24"/>
-          <w:szCs w:val="24"/>
-        </w:rPr>
-      </w:pPr>
-    </w:p>
-    <w:p>
-      <w:pPr>
-        <w:spacing w:after="0" w:line="360" w:lineRule="auto"/>
-        <w:rPr>
-          <w:rFonts w:ascii="Times New Roman" w:hAnsi="Times New Roman" w:cs="Times New Roman"/>
-          <w:sz w:val="24"/>
-          <w:szCs w:val="24"/>
-        </w:rPr>
-      </w:pPr>
-    </w:p>
-    <w:p>
-      <w:pPr>
-        <w:spacing w:after="0" w:line="360" w:lineRule="auto"/>
-        <w:rPr>
-          <w:rFonts w:ascii="Times New Roman" w:hAnsi="Times New Roman" w:cs="Times New Roman"/>
-          <w:sz w:val="24"/>
-          <w:szCs w:val="24"/>
-        </w:rPr>
-      </w:pPr>
-    </w:p>
-    <w:p>
-      <w:pPr>
-        <w:spacing w:after="0" w:line="360" w:lineRule="auto"/>
-        <w:rPr>
-          <w:rFonts w:ascii="Times New Roman" w:hAnsi="Times New Roman" w:cs="Times New Roman"/>
-          <w:sz w:val="24"/>
-          <w:szCs w:val="24"/>
-        </w:rPr>
-      </w:pPr>
-    </w:p>
-    <w:p>
-      <w:pPr>
-        <w:spacing w:after="0" w:line="360" w:lineRule="auto"/>
-        <w:rPr>
-          <w:rFonts w:ascii="Times New Roman" w:hAnsi="Times New Roman" w:cs="Times New Roman"/>
-          <w:sz w:val="24"/>
-          <w:szCs w:val="24"/>
-        </w:rPr>
-      </w:pPr>
-    </w:p>
-    <w:p>
-      <w:pPr>
-        <w:spacing w:after="0" w:line="360" w:lineRule="auto"/>
-        <w:jc w:val="center"/>
-        <w:rPr>
-          <w:rFonts w:ascii="Times New Roman" w:hAnsi="Times New Roman" w:cs="Times New Roman"/>
-          <w:b/>
-          <w:sz w:val="24"/>
-          <w:szCs w:val="24"/>
-        </w:rPr>
-      </w:pPr>
-      <w:r>
-        <w:rPr>
-          <w:rFonts w:ascii="Times New Roman" w:hAnsi="Times New Roman" w:cs="Times New Roman"/>
-          <w:b/>
-          <w:sz w:val="24"/>
-          <w:szCs w:val="24"/>
-        </w:rPr>
+      <w:proofErr w:type="spellStart"/>
+      <w:r>
+        <w:rPr>
+          <w:rFonts w:ascii="Times New Roman" w:hAnsi="Times New Roman" w:cs="Times New Roman"/>
+          <w:sz w:val="24"/>
+          <w:szCs w:val="24"/>
+        </w:rPr>
+        <w:t>Preparation</w:t>
+      </w:r>
+      <w:proofErr w:type="spellEnd"/>
+      <w:r>
+        <w:rPr>
+          <w:rFonts w:ascii="Times New Roman" w:hAnsi="Times New Roman" w:cs="Times New Roman"/>
+          <w:sz w:val="24"/>
+          <w:szCs w:val="24"/>
+        </w:rPr>
+        <w:t xml:space="preserve"> </w:t>
+      </w:r>
+      <w:proofErr w:type="spellStart"/>
+      <w:r>
+        <w:rPr>
+          <w:rFonts w:ascii="Times New Roman" w:hAnsi="Times New Roman" w:cs="Times New Roman"/>
+          <w:sz w:val="24"/>
+          <w:szCs w:val="24"/>
+        </w:rPr>
+        <w:t>of</w:t>
+      </w:r>
+      <w:proofErr w:type="spellEnd"/>
+      <w:r>
+        <w:rPr>
+          <w:rFonts w:ascii="Times New Roman" w:hAnsi="Times New Roman" w:cs="Times New Roman"/>
+          <w:sz w:val="24"/>
+          <w:szCs w:val="24"/>
+        </w:rPr>
+        <w:t xml:space="preserve"> sumaries. </w:t>
+      </w:r>
+      <w:proofErr w:type="spellStart"/>
+      <w:r>
+        <w:rPr>
+          <w:rFonts w:ascii="Times New Roman" w:hAnsi="Times New Roman" w:cs="Times New Roman"/>
+          <w:sz w:val="24"/>
+          <w:szCs w:val="24"/>
+        </w:rPr>
+        <w:t>Methodology</w:t>
+      </w:r>
+      <w:proofErr w:type="spellEnd"/>
+      <w:r>
+        <w:rPr>
+          <w:rFonts w:ascii="Times New Roman" w:hAnsi="Times New Roman" w:cs="Times New Roman"/>
+          <w:sz w:val="24"/>
+          <w:szCs w:val="24"/>
+        </w:rPr>
+        <w:t>.</w:t>
+      </w:r>
+    </w:p>
+    <w:p>
+      <w:pPr>
+        <w:spacing w:after="0" w:line="360" w:lineRule="auto"/>
+        <w:rPr>
+          <w:rFonts w:ascii="Times New Roman" w:hAnsi="Times New Roman" w:cs="Times New Roman"/>
+          <w:sz w:val="24"/>
+          <w:szCs w:val="24"/>
+        </w:rPr>
+      </w:pPr>
+    </w:p>
+    <w:p>
+      <w:pPr>
+        <w:spacing w:after="0" w:line="360" w:lineRule="auto"/>
+        <w:rPr>
+          <w:rFonts w:ascii="Times New Roman" w:hAnsi="Times New Roman" w:cs="Times New Roman"/>
+          <w:sz w:val="24"/>
+          <w:szCs w:val="24"/>
+        </w:rPr>
+      </w:pPr>
+    </w:p>
+    <w:p>
+      <w:pPr>
+        <w:spacing w:after="0" w:line="360" w:lineRule="auto"/>
+        <w:rPr>
+          <w:rFonts w:ascii="Times New Roman" w:hAnsi="Times New Roman" w:cs="Times New Roman"/>
+          <w:sz w:val="24"/>
+          <w:szCs w:val="24"/>
+        </w:rPr>
+      </w:pPr>
+    </w:p>
+    <w:p>
+      <w:pPr>
+        <w:spacing w:after="0" w:line="360" w:lineRule="auto"/>
+        <w:rPr>
+          <w:rFonts w:ascii="Times New Roman" w:hAnsi="Times New Roman" w:cs="Times New Roman"/>
+          <w:sz w:val="24"/>
+          <w:szCs w:val="24"/>
+        </w:rPr>
+      </w:pPr>
+    </w:p>
+    <w:p>
+      <w:pPr>
+        <w:spacing w:after="0" w:line="360" w:lineRule="auto"/>
+        <w:rPr>
+          <w:rFonts w:ascii="Times New Roman" w:hAnsi="Times New Roman" w:cs="Times New Roman"/>
+          <w:sz w:val="24"/>
+          <w:szCs w:val="24"/>
+        </w:rPr>
+      </w:pPr>
+    </w:p>
+    <w:p>
+      <w:pPr>
+        <w:spacing w:after="0" w:line="360" w:lineRule="auto"/>
+        <w:rPr>
+          <w:rFonts w:ascii="Times New Roman" w:hAnsi="Times New Roman" w:cs="Times New Roman"/>
+          <w:sz w:val="24"/>
+          <w:szCs w:val="24"/>
+        </w:rPr>
+      </w:pPr>
+    </w:p>
+    <w:p>
+      <w:pPr>
+        <w:spacing w:after="0" w:line="360" w:lineRule="auto"/>
+        <w:rPr>
+          <w:rFonts w:ascii="Times New Roman" w:hAnsi="Times New Roman" w:cs="Times New Roman"/>
+          <w:sz w:val="24"/>
+          <w:szCs w:val="24"/>
+        </w:rPr>
+      </w:pPr>
+    </w:p>
+    <w:p>
+      <w:pPr>
+        <w:spacing w:after="0" w:line="360" w:lineRule="auto"/>
+        <w:rPr>
+          <w:rFonts w:ascii="Times New Roman" w:hAnsi="Times New Roman" w:cs="Times New Roman"/>
+          <w:sz w:val="24"/>
+          <w:szCs w:val="24"/>
+        </w:rPr>
+      </w:pPr>
+    </w:p>
+    <w:p>
+      <w:pPr>
+        <w:spacing w:after="0" w:line="360" w:lineRule="auto"/>
+        <w:rPr>
+          <w:rFonts w:ascii="Times New Roman" w:hAnsi="Times New Roman" w:cs="Times New Roman"/>
+          <w:sz w:val="24"/>
+          <w:szCs w:val="24"/>
+        </w:rPr>
+      </w:pPr>
+    </w:p>
+    <w:p>
+      <w:pPr>
+        <w:spacing w:after="0" w:line="360" w:lineRule="auto"/>
+        <w:rPr>
+          <w:rFonts w:ascii="Times New Roman" w:hAnsi="Times New Roman" w:cs="Times New Roman"/>
+          <w:sz w:val="24"/>
+          <w:szCs w:val="24"/>
+        </w:rPr>
+      </w:pPr>
+    </w:p>
+    <w:p>
+      <w:pPr>
+        <w:spacing w:after="0" w:line="360" w:lineRule="auto"/>
+        <w:jc w:val="center"/>
+        <w:rPr>
+          <w:rFonts w:ascii="Times New Roman" w:hAnsi="Times New Roman" w:cs="Times New Roman"/>
+          <w:b/>
+          <w:sz w:val="24"/>
+          <w:szCs w:val="24"/>
+        </w:rPr>
+      </w:pPr>
+      <w:r>
+        <w:rPr>
+          <w:rFonts w:ascii="Times New Roman" w:hAnsi="Times New Roman" w:cs="Times New Roman"/>
+          <w:b/>
+          <w:sz w:val="24"/>
+          <w:szCs w:val="24"/>
+        </w:rPr>
+        <w:lastRenderedPageBreak/>
         <w:t>SUMÁRIO</w:t>
       </w:r>
     </w:p>
     <w:sdt>
       <w:sdtPr>
         <w:rPr>
-          <w:rFonts w:asciiTheme="minorHAnsi" w:hAnsiTheme="minorHAnsi" w:eastAsiaTheme="minorHAnsi" w:cstheme="minorBidi"/>
+          <w:rFonts w:asciiTheme="minorHAnsi" w:eastAsiaTheme="minorHAnsi" w:hAnsiTheme="minorHAnsi" w:cstheme="minorBidi"/>
           <w:color w:val="auto"/>
           <w:sz w:val="22"/>
           <w:szCs w:val="22"/>
@@ -1488,24 +1534,19 @@
       </w:sdtPr>
       <w:sdtEndPr>
         <w:rPr>
-          <w:rFonts w:asciiTheme="minorHAnsi" w:hAnsiTheme="minorHAnsi" w:eastAsiaTheme="minorHAnsi" w:cstheme="minorBidi"/>
           <w:b/>
           <w:bCs/>
-          <w:color w:val="auto"/>
-          <w:sz w:val="22"/>
-          <w:szCs w:val="22"/>
-          <w:lang w:eastAsia="en-US"/>
         </w:rPr>
       </w:sdtEndPr>
       <w:sdtContent>
         <w:p>
           <w:pPr>
-            <w:pStyle w:val="18"/>
+            <w:pStyle w:val="CabealhodoSumrio1"/>
           </w:pPr>
         </w:p>
         <w:p>
           <w:pPr>
-            <w:pStyle w:val="14"/>
+            <w:pStyle w:val="Sumrio1"/>
             <w:tabs>
               <w:tab w:val="right" w:leader="dot" w:pos="8494"/>
             </w:tabs>
@@ -1523,48 +1564,38 @@
           <w:r>
             <w:fldChar w:fldCharType="separate"/>
           </w:r>
-          <w:r>
-            <w:fldChar w:fldCharType="begin"/>
-          </w:r>
-          <w:r>
-            <w:instrText xml:space="preserve"> HYPERLINK \l "_Toc205989568" </w:instrText>
-          </w:r>
-          <w:r>
-            <w:fldChar w:fldCharType="separate"/>
-          </w:r>
-          <w:r>
-            <w:rPr>
-              <w:rStyle w:val="7"/>
-              <w:rFonts w:ascii="Times New Roman" w:hAnsi="Times New Roman" w:cs="Times New Roman"/>
-              <w:b/>
-            </w:rPr>
-            <w:t>1 INTRODUÇÃO</w:t>
-          </w:r>
-          <w:r>
-            <w:tab/>
-          </w:r>
-          <w:r>
-            <w:fldChar w:fldCharType="begin"/>
-          </w:r>
-          <w:r>
-            <w:instrText xml:space="preserve"> PAGEREF _Toc205989568 \h </w:instrText>
-          </w:r>
-          <w:r>
-            <w:fldChar w:fldCharType="separate"/>
-          </w:r>
-          <w:r>
-            <w:t>5</w:t>
-          </w:r>
-          <w:r>
-            <w:fldChar w:fldCharType="end"/>
-          </w:r>
-          <w:r>
-            <w:fldChar w:fldCharType="end"/>
-          </w:r>
+          <w:hyperlink w:anchor="_Toc205989568" w:history="1">
+            <w:r>
+              <w:rPr>
+                <w:rStyle w:val="Hyperlink"/>
+                <w:rFonts w:ascii="Times New Roman" w:hAnsi="Times New Roman" w:cs="Times New Roman"/>
+                <w:b/>
+              </w:rPr>
+              <w:t>1 INTRODUÇÃO</w:t>
+            </w:r>
+            <w:r>
+              <w:tab/>
+            </w:r>
+            <w:r>
+              <w:fldChar w:fldCharType="begin"/>
+            </w:r>
+            <w:r>
+              <w:instrText xml:space="preserve"> PAGEREF _Toc205989568 \h </w:instrText>
+            </w:r>
+            <w:r>
+              <w:fldChar w:fldCharType="separate"/>
+            </w:r>
+            <w:r>
+              <w:t>5</w:t>
+            </w:r>
+            <w:r>
+              <w:fldChar w:fldCharType="end"/>
+            </w:r>
+          </w:hyperlink>
         </w:p>
         <w:p>
           <w:pPr>
-            <w:pStyle w:val="14"/>
+            <w:pStyle w:val="Sumrio1"/>
             <w:tabs>
               <w:tab w:val="right" w:leader="dot" w:pos="8494"/>
             </w:tabs>
@@ -1573,48 +1604,38 @@
               <w:lang w:eastAsia="pt-BR"/>
             </w:rPr>
           </w:pPr>
-          <w:r>
-            <w:fldChar w:fldCharType="begin"/>
-          </w:r>
-          <w:r>
-            <w:instrText xml:space="preserve"> HYPERLINK \l "_Toc205989569" </w:instrText>
-          </w:r>
-          <w:r>
-            <w:fldChar w:fldCharType="separate"/>
-          </w:r>
-          <w:r>
-            <w:rPr>
-              <w:rStyle w:val="7"/>
-              <w:rFonts w:ascii="Times New Roman" w:hAnsi="Times New Roman" w:cs="Times New Roman"/>
-              <w:b/>
-            </w:rPr>
-            <w:t>2 DESENVOLVIMENTO</w:t>
-          </w:r>
-          <w:r>
-            <w:tab/>
-          </w:r>
-          <w:r>
-            <w:fldChar w:fldCharType="begin"/>
-          </w:r>
-          <w:r>
-            <w:instrText xml:space="preserve"> PAGEREF _Toc205989569 \h </w:instrText>
-          </w:r>
-          <w:r>
-            <w:fldChar w:fldCharType="separate"/>
-          </w:r>
-          <w:r>
-            <w:t>6</w:t>
-          </w:r>
-          <w:r>
-            <w:fldChar w:fldCharType="end"/>
-          </w:r>
-          <w:r>
-            <w:fldChar w:fldCharType="end"/>
-          </w:r>
+          <w:hyperlink w:anchor="_Toc205989569" w:history="1">
+            <w:r>
+              <w:rPr>
+                <w:rStyle w:val="Hyperlink"/>
+                <w:rFonts w:ascii="Times New Roman" w:hAnsi="Times New Roman" w:cs="Times New Roman"/>
+                <w:b/>
+              </w:rPr>
+              <w:t>2 DESENVOLVIMENTO</w:t>
+            </w:r>
+            <w:r>
+              <w:tab/>
+            </w:r>
+            <w:r>
+              <w:fldChar w:fldCharType="begin"/>
+            </w:r>
+            <w:r>
+              <w:instrText xml:space="preserve"> PAGEREF _Toc205989569 \h </w:instrText>
+            </w:r>
+            <w:r>
+              <w:fldChar w:fldCharType="separate"/>
+            </w:r>
+            <w:r>
+              <w:t>6</w:t>
+            </w:r>
+            <w:r>
+              <w:fldChar w:fldCharType="end"/>
+            </w:r>
+          </w:hyperlink>
         </w:p>
         <w:p>
           <w:pPr>
-            <w:pStyle w:val="8"/>
+            <w:pStyle w:val="Sumrio2"/>
             <w:tabs>
               <w:tab w:val="right" w:leader="dot" w:pos="8494"/>
             </w:tabs>
@@ -1623,48 +1644,38 @@
               <w:lang w:eastAsia="pt-BR"/>
             </w:rPr>
           </w:pPr>
-          <w:r>
-            <w:fldChar w:fldCharType="begin"/>
-          </w:r>
-          <w:r>
-            <w:instrText xml:space="preserve"> HYPERLINK \l "_Toc205989570" </w:instrText>
-          </w:r>
-          <w:r>
-            <w:fldChar w:fldCharType="separate"/>
-          </w:r>
-          <w:r>
-            <w:rPr>
-              <w:rStyle w:val="7"/>
-              <w:rFonts w:ascii="Times New Roman" w:hAnsi="Times New Roman" w:cs="Times New Roman"/>
-              <w:b/>
-            </w:rPr>
-            <w:t>2.1 Objetivo geral</w:t>
-          </w:r>
-          <w:r>
-            <w:tab/>
-          </w:r>
-          <w:r>
-            <w:fldChar w:fldCharType="begin"/>
-          </w:r>
-          <w:r>
-            <w:instrText xml:space="preserve"> PAGEREF _Toc205989570 \h </w:instrText>
-          </w:r>
-          <w:r>
-            <w:fldChar w:fldCharType="separate"/>
-          </w:r>
-          <w:r>
-            <w:t>7</w:t>
-          </w:r>
-          <w:r>
-            <w:fldChar w:fldCharType="end"/>
-          </w:r>
-          <w:r>
-            <w:fldChar w:fldCharType="end"/>
-          </w:r>
+          <w:hyperlink w:anchor="_Toc205989570" w:history="1">
+            <w:r>
+              <w:rPr>
+                <w:rStyle w:val="Hyperlink"/>
+                <w:rFonts w:ascii="Times New Roman" w:hAnsi="Times New Roman" w:cs="Times New Roman"/>
+                <w:b/>
+              </w:rPr>
+              <w:t>2.1 Objetivo geral</w:t>
+            </w:r>
+            <w:r>
+              <w:tab/>
+            </w:r>
+            <w:r>
+              <w:fldChar w:fldCharType="begin"/>
+            </w:r>
+            <w:r>
+              <w:instrText xml:space="preserve"> PAGEREF _Toc205989570 \h </w:instrText>
+            </w:r>
+            <w:r>
+              <w:fldChar w:fldCharType="separate"/>
+            </w:r>
+            <w:r>
+              <w:t>7</w:t>
+            </w:r>
+            <w:r>
+              <w:fldChar w:fldCharType="end"/>
+            </w:r>
+          </w:hyperlink>
         </w:p>
         <w:p>
           <w:pPr>
-            <w:pStyle w:val="8"/>
+            <w:pStyle w:val="Sumrio2"/>
             <w:tabs>
               <w:tab w:val="right" w:leader="dot" w:pos="8494"/>
             </w:tabs>
@@ -1673,48 +1684,38 @@
               <w:lang w:eastAsia="pt-BR"/>
             </w:rPr>
           </w:pPr>
-          <w:r>
-            <w:fldChar w:fldCharType="begin"/>
-          </w:r>
-          <w:r>
-            <w:instrText xml:space="preserve"> HYPERLINK \l "_Toc205989571" </w:instrText>
-          </w:r>
-          <w:r>
-            <w:fldChar w:fldCharType="separate"/>
-          </w:r>
-          <w:r>
-            <w:rPr>
-              <w:rStyle w:val="7"/>
-              <w:rFonts w:ascii="Times New Roman" w:hAnsi="Times New Roman" w:cs="Times New Roman"/>
-              <w:b/>
-            </w:rPr>
-            <w:t>2.2 Objetivos específicos</w:t>
-          </w:r>
-          <w:r>
-            <w:tab/>
-          </w:r>
-          <w:r>
-            <w:fldChar w:fldCharType="begin"/>
-          </w:r>
-          <w:r>
-            <w:instrText xml:space="preserve"> PAGEREF _Toc205989571 \h </w:instrText>
-          </w:r>
-          <w:r>
-            <w:fldChar w:fldCharType="separate"/>
-          </w:r>
-          <w:r>
-            <w:t>7</w:t>
-          </w:r>
-          <w:r>
-            <w:fldChar w:fldCharType="end"/>
-          </w:r>
-          <w:r>
-            <w:fldChar w:fldCharType="end"/>
-          </w:r>
+          <w:hyperlink w:anchor="_Toc205989571" w:history="1">
+            <w:r>
+              <w:rPr>
+                <w:rStyle w:val="Hyperlink"/>
+                <w:rFonts w:ascii="Times New Roman" w:hAnsi="Times New Roman" w:cs="Times New Roman"/>
+                <w:b/>
+              </w:rPr>
+              <w:t>2.2 Objetivos específicos</w:t>
+            </w:r>
+            <w:r>
+              <w:tab/>
+            </w:r>
+            <w:r>
+              <w:fldChar w:fldCharType="begin"/>
+            </w:r>
+            <w:r>
+              <w:instrText xml:space="preserve"> PAGEREF _Toc205989571 \h </w:instrText>
+            </w:r>
+            <w:r>
+              <w:fldChar w:fldCharType="separate"/>
+            </w:r>
+            <w:r>
+              <w:t>7</w:t>
+            </w:r>
+            <w:r>
+              <w:fldChar w:fldCharType="end"/>
+            </w:r>
+          </w:hyperlink>
         </w:p>
         <w:p>
           <w:pPr>
-            <w:pStyle w:val="14"/>
+            <w:pStyle w:val="Sumrio1"/>
             <w:tabs>
               <w:tab w:val="right" w:leader="dot" w:pos="8494"/>
             </w:tabs>
@@ -1723,48 +1724,38 @@
               <w:lang w:eastAsia="pt-BR"/>
             </w:rPr>
           </w:pPr>
-          <w:r>
-            <w:fldChar w:fldCharType="begin"/>
-          </w:r>
-          <w:r>
-            <w:instrText xml:space="preserve"> HYPERLINK \l "_Toc205989572" </w:instrText>
-          </w:r>
-          <w:r>
-            <w:fldChar w:fldCharType="separate"/>
-          </w:r>
-          <w:r>
-            <w:rPr>
-              <w:rStyle w:val="7"/>
-              <w:rFonts w:ascii="Times New Roman" w:hAnsi="Times New Roman" w:cs="Times New Roman"/>
-              <w:b/>
-            </w:rPr>
-            <w:t>3 METODOLOGIA OU PROCEDIMENTOS METODOLÓGICOS</w:t>
-          </w:r>
-          <w:r>
-            <w:tab/>
-          </w:r>
-          <w:r>
-            <w:fldChar w:fldCharType="begin"/>
-          </w:r>
-          <w:r>
-            <w:instrText xml:space="preserve"> PAGEREF _Toc205989572 \h </w:instrText>
-          </w:r>
-          <w:r>
-            <w:fldChar w:fldCharType="separate"/>
-          </w:r>
-          <w:r>
-            <w:t>7</w:t>
-          </w:r>
-          <w:r>
-            <w:fldChar w:fldCharType="end"/>
-          </w:r>
-          <w:r>
-            <w:fldChar w:fldCharType="end"/>
-          </w:r>
+          <w:hyperlink w:anchor="_Toc205989572" w:history="1">
+            <w:r>
+              <w:rPr>
+                <w:rStyle w:val="Hyperlink"/>
+                <w:rFonts w:ascii="Times New Roman" w:hAnsi="Times New Roman" w:cs="Times New Roman"/>
+                <w:b/>
+              </w:rPr>
+              <w:t>3 METODOLOGIA OU PROCEDIMENTOS METODOLÓGICOS</w:t>
+            </w:r>
+            <w:r>
+              <w:tab/>
+            </w:r>
+            <w:r>
+              <w:fldChar w:fldCharType="begin"/>
+            </w:r>
+            <w:r>
+              <w:instrText xml:space="preserve"> PAGEREF _Toc205989572 \h </w:instrText>
+            </w:r>
+            <w:r>
+              <w:fldChar w:fldCharType="separate"/>
+            </w:r>
+            <w:r>
+              <w:t>7</w:t>
+            </w:r>
+            <w:r>
+              <w:fldChar w:fldCharType="end"/>
+            </w:r>
+          </w:hyperlink>
         </w:p>
         <w:p>
           <w:pPr>
-            <w:pStyle w:val="14"/>
+            <w:pStyle w:val="Sumrio1"/>
             <w:tabs>
               <w:tab w:val="right" w:leader="dot" w:pos="8494"/>
             </w:tabs>
@@ -1773,48 +1764,38 @@
               <w:lang w:eastAsia="pt-BR"/>
             </w:rPr>
           </w:pPr>
-          <w:r>
-            <w:fldChar w:fldCharType="begin"/>
-          </w:r>
-          <w:r>
-            <w:instrText xml:space="preserve"> HYPERLINK \l "_Toc205989573" </w:instrText>
-          </w:r>
-          <w:r>
-            <w:fldChar w:fldCharType="separate"/>
-          </w:r>
-          <w:r>
-            <w:rPr>
-              <w:rStyle w:val="7"/>
-              <w:rFonts w:ascii="Times New Roman" w:hAnsi="Times New Roman" w:cs="Times New Roman"/>
-              <w:b/>
-            </w:rPr>
-            <w:t>4 MÉTODOS</w:t>
-          </w:r>
-          <w:r>
-            <w:tab/>
-          </w:r>
-          <w:r>
-            <w:fldChar w:fldCharType="begin"/>
-          </w:r>
-          <w:r>
-            <w:instrText xml:space="preserve"> PAGEREF _Toc205989573 \h </w:instrText>
-          </w:r>
-          <w:r>
-            <w:fldChar w:fldCharType="separate"/>
-          </w:r>
-          <w:r>
-            <w:t>8</w:t>
-          </w:r>
-          <w:r>
-            <w:fldChar w:fldCharType="end"/>
-          </w:r>
-          <w:r>
-            <w:fldChar w:fldCharType="end"/>
-          </w:r>
+          <w:hyperlink w:anchor="_Toc205989573" w:history="1">
+            <w:r>
+              <w:rPr>
+                <w:rStyle w:val="Hyperlink"/>
+                <w:rFonts w:ascii="Times New Roman" w:hAnsi="Times New Roman" w:cs="Times New Roman"/>
+                <w:b/>
+              </w:rPr>
+              <w:t>4 MÉTODOS</w:t>
+            </w:r>
+            <w:r>
+              <w:tab/>
+            </w:r>
+            <w:r>
+              <w:fldChar w:fldCharType="begin"/>
+            </w:r>
+            <w:r>
+              <w:instrText xml:space="preserve"> PAGEREF _Toc205989573 \h </w:instrText>
+            </w:r>
+            <w:r>
+              <w:fldChar w:fldCharType="separate"/>
+            </w:r>
+            <w:r>
+              <w:t>8</w:t>
+            </w:r>
+            <w:r>
+              <w:fldChar w:fldCharType="end"/>
+            </w:r>
+          </w:hyperlink>
         </w:p>
         <w:p>
           <w:pPr>
-            <w:pStyle w:val="14"/>
+            <w:pStyle w:val="Sumrio1"/>
             <w:tabs>
               <w:tab w:val="right" w:leader="dot" w:pos="8494"/>
             </w:tabs>
@@ -1823,48 +1804,38 @@
               <w:lang w:eastAsia="pt-BR"/>
             </w:rPr>
           </w:pPr>
-          <w:r>
-            <w:fldChar w:fldCharType="begin"/>
-          </w:r>
-          <w:r>
-            <w:instrText xml:space="preserve"> HYPERLINK \l "_Toc205989574" </w:instrText>
-          </w:r>
-          <w:r>
-            <w:fldChar w:fldCharType="separate"/>
-          </w:r>
-          <w:r>
-            <w:rPr>
-              <w:rStyle w:val="7"/>
-              <w:rFonts w:ascii="Times New Roman" w:hAnsi="Times New Roman" w:cs="Times New Roman"/>
-              <w:b/>
-            </w:rPr>
-            <w:t>5 APRESENTAÇÃO E ANALISE DOS RESULTADOS</w:t>
-          </w:r>
-          <w:r>
-            <w:tab/>
-          </w:r>
-          <w:r>
-            <w:fldChar w:fldCharType="begin"/>
-          </w:r>
-          <w:r>
-            <w:instrText xml:space="preserve"> PAGEREF _Toc205989574 \h </w:instrText>
-          </w:r>
-          <w:r>
-            <w:fldChar w:fldCharType="separate"/>
-          </w:r>
-          <w:r>
-            <w:t>9</w:t>
-          </w:r>
-          <w:r>
-            <w:fldChar w:fldCharType="end"/>
-          </w:r>
-          <w:r>
-            <w:fldChar w:fldCharType="end"/>
-          </w:r>
+          <w:hyperlink w:anchor="_Toc205989574" w:history="1">
+            <w:r>
+              <w:rPr>
+                <w:rStyle w:val="Hyperlink"/>
+                <w:rFonts w:ascii="Times New Roman" w:hAnsi="Times New Roman" w:cs="Times New Roman"/>
+                <w:b/>
+              </w:rPr>
+              <w:t>5 APRESENTAÇÃO E ANALISE DOS RESULTADOS</w:t>
+            </w:r>
+            <w:r>
+              <w:tab/>
+            </w:r>
+            <w:r>
+              <w:fldChar w:fldCharType="begin"/>
+            </w:r>
+            <w:r>
+              <w:instrText xml:space="preserve"> PAGEREF _Toc205989574 \h </w:instrText>
+            </w:r>
+            <w:r>
+              <w:fldChar w:fldCharType="separate"/>
+            </w:r>
+            <w:r>
+              <w:t>9</w:t>
+            </w:r>
+            <w:r>
+              <w:fldChar w:fldCharType="end"/>
+            </w:r>
+          </w:hyperlink>
         </w:p>
         <w:p>
           <w:pPr>
-            <w:pStyle w:val="14"/>
+            <w:pStyle w:val="Sumrio1"/>
             <w:tabs>
               <w:tab w:val="right" w:leader="dot" w:pos="8494"/>
             </w:tabs>
@@ -1873,48 +1844,38 @@
               <w:lang w:eastAsia="pt-BR"/>
             </w:rPr>
           </w:pPr>
-          <w:r>
-            <w:fldChar w:fldCharType="begin"/>
-          </w:r>
-          <w:r>
-            <w:instrText xml:space="preserve"> HYPERLINK \l "_Toc205989575" </w:instrText>
-          </w:r>
-          <w:r>
-            <w:fldChar w:fldCharType="separate"/>
-          </w:r>
-          <w:r>
-            <w:rPr>
-              <w:rStyle w:val="7"/>
-              <w:rFonts w:ascii="Times New Roman" w:hAnsi="Times New Roman" w:cs="Times New Roman"/>
-              <w:b/>
-            </w:rPr>
-            <w:t>6 CONCLUSÃO</w:t>
-          </w:r>
-          <w:r>
-            <w:tab/>
-          </w:r>
-          <w:r>
-            <w:fldChar w:fldCharType="begin"/>
-          </w:r>
-          <w:r>
-            <w:instrText xml:space="preserve"> PAGEREF _Toc205989575 \h </w:instrText>
-          </w:r>
-          <w:r>
-            <w:fldChar w:fldCharType="separate"/>
-          </w:r>
-          <w:r>
-            <w:t>10</w:t>
-          </w:r>
-          <w:r>
-            <w:fldChar w:fldCharType="end"/>
-          </w:r>
-          <w:r>
-            <w:fldChar w:fldCharType="end"/>
-          </w:r>
+          <w:hyperlink w:anchor="_Toc205989575" w:history="1">
+            <w:r>
+              <w:rPr>
+                <w:rStyle w:val="Hyperlink"/>
+                <w:rFonts w:ascii="Times New Roman" w:hAnsi="Times New Roman" w:cs="Times New Roman"/>
+                <w:b/>
+              </w:rPr>
+              <w:t>6 CONCLUSÃO</w:t>
+            </w:r>
+            <w:r>
+              <w:tab/>
+            </w:r>
+            <w:r>
+              <w:fldChar w:fldCharType="begin"/>
+            </w:r>
+            <w:r>
+              <w:instrText xml:space="preserve"> PAGEREF _Toc205989575 \h </w:instrText>
+            </w:r>
+            <w:r>
+              <w:fldChar w:fldCharType="separate"/>
+            </w:r>
+            <w:r>
+              <w:t>10</w:t>
+            </w:r>
+            <w:r>
+              <w:fldChar w:fldCharType="end"/>
+            </w:r>
+          </w:hyperlink>
         </w:p>
         <w:p>
           <w:pPr>
-            <w:pStyle w:val="14"/>
+            <w:pStyle w:val="Sumrio1"/>
             <w:tabs>
               <w:tab w:val="right" w:leader="dot" w:pos="8494"/>
             </w:tabs>
@@ -1923,44 +1884,34 @@
               <w:lang w:eastAsia="pt-BR"/>
             </w:rPr>
           </w:pPr>
-          <w:r>
-            <w:fldChar w:fldCharType="begin"/>
-          </w:r>
-          <w:r>
-            <w:instrText xml:space="preserve"> HYPERLINK \l "_Toc205989576" </w:instrText>
-          </w:r>
-          <w:r>
-            <w:fldChar w:fldCharType="separate"/>
-          </w:r>
-          <w:r>
-            <w:rPr>
-              <w:rStyle w:val="7"/>
-              <w:rFonts w:ascii="Times New Roman" w:hAnsi="Times New Roman" w:cs="Times New Roman"/>
-              <w:b/>
-            </w:rPr>
-            <w:t>7 REFERÊNCIAS</w:t>
-          </w:r>
-          <w:r>
-            <w:tab/>
-          </w:r>
-          <w:r>
-            <w:fldChar w:fldCharType="begin"/>
-          </w:r>
-          <w:r>
-            <w:instrText xml:space="preserve"> PAGEREF _Toc205989576 \h </w:instrText>
-          </w:r>
-          <w:r>
-            <w:fldChar w:fldCharType="separate"/>
-          </w:r>
-          <w:r>
-            <w:t>11</w:t>
-          </w:r>
-          <w:r>
-            <w:fldChar w:fldCharType="end"/>
-          </w:r>
-          <w:r>
-            <w:fldChar w:fldCharType="end"/>
-          </w:r>
+          <w:hyperlink w:anchor="_Toc205989576" w:history="1">
+            <w:r>
+              <w:rPr>
+                <w:rStyle w:val="Hyperlink"/>
+                <w:rFonts w:ascii="Times New Roman" w:hAnsi="Times New Roman" w:cs="Times New Roman"/>
+                <w:b/>
+              </w:rPr>
+              <w:t>7 REFERÊNCIAS</w:t>
+            </w:r>
+            <w:r>
+              <w:tab/>
+            </w:r>
+            <w:r>
+              <w:fldChar w:fldCharType="begin"/>
+            </w:r>
+            <w:r>
+              <w:instrText xml:space="preserve"> PAGEREF _Toc205989576 \h </w:instrText>
+            </w:r>
+            <w:r>
+              <w:fldChar w:fldCharType="separate"/>
+            </w:r>
+            <w:r>
+              <w:t>11</w:t>
+            </w:r>
+            <w:r>
+              <w:fldChar w:fldCharType="end"/>
+            </w:r>
+          </w:hyperlink>
         </w:p>
         <w:p>
           <w:r>
@@ -2244,6 +2195,7 @@
           <w:sz w:val="24"/>
           <w:szCs w:val="24"/>
         </w:rPr>
+        <w:lastRenderedPageBreak/>
         <w:t>1 INTRODUÇÃO</w:t>
       </w:r>
       <w:bookmarkEnd w:id="0"/>
@@ -2511,6 +2463,7 @@
           <w:sz w:val="24"/>
           <w:szCs w:val="24"/>
         </w:rPr>
+        <w:lastRenderedPageBreak/>
         <w:t>2 DESENVOLVIMENTO</w:t>
       </w:r>
       <w:bookmarkEnd w:id="1"/>
@@ -2826,6 +2779,7 @@
           <w:sz w:val="24"/>
           <w:szCs w:val="24"/>
         </w:rPr>
+        <w:lastRenderedPageBreak/>
         <w:t>3 METODOLOGIA OU PROCEDIMENTOS METODOLÓGICOS</w:t>
       </w:r>
       <w:bookmarkEnd w:id="4"/>
@@ -2974,18 +2928,17 @@
         <w:ind w:firstLine="709"/>
         <w:jc w:val="both"/>
         <w:rPr>
-          <w:rFonts w:hint="default" w:ascii="Times New Roman" w:hAnsi="Times New Roman" w:cs="Times New Roman"/>
-          <w:sz w:val="24"/>
-          <w:szCs w:val="24"/>
-          <w:lang w:val="pt-BR"/>
-        </w:rPr>
-      </w:pPr>
-      <w:r>
-        <w:rPr>
-          <w:rFonts w:hint="default" w:ascii="Times New Roman" w:hAnsi="Times New Roman" w:cs="Times New Roman"/>
-          <w:sz w:val="24"/>
-          <w:szCs w:val="24"/>
-          <w:lang w:val="pt-BR"/>
+          <w:rFonts w:ascii="Times New Roman" w:hAnsi="Times New Roman" w:cs="Times New Roman"/>
+          <w:sz w:val="24"/>
+          <w:szCs w:val="24"/>
+        </w:rPr>
+      </w:pPr>
+      <w:r>
+        <w:rPr>
+          <w:rFonts w:ascii="Times New Roman" w:hAnsi="Times New Roman" w:cs="Times New Roman"/>
+          <w:noProof/>
+          <w:sz w:val="24"/>
+          <w:szCs w:val="24"/>
         </w:rPr>
         <w:drawing>
           <wp:inline distT="0" distB="0" distL="114300" distR="114300">
@@ -3031,6 +2984,36 @@
         <w:tabs>
           <w:tab w:val="left" w:pos="2400"/>
         </w:tabs>
+        <w:spacing w:after="0" w:line="240" w:lineRule="auto"/>
+        <w:rPr>
+          <w:rFonts w:ascii="Times New Roman" w:hAnsi="Times New Roman" w:cs="Times New Roman"/>
+          <w:sz w:val="20"/>
+          <w:szCs w:val="20"/>
+        </w:rPr>
+      </w:pPr>
+      <w:r>
+        <w:rPr>
+          <w:rFonts w:ascii="Times New Roman" w:hAnsi="Times New Roman" w:cs="Times New Roman"/>
+          <w:b/>
+          <w:sz w:val="20"/>
+          <w:szCs w:val="20"/>
+        </w:rPr>
+        <w:t xml:space="preserve">Fonte: </w:t>
+      </w:r>
+      <w:r>
+        <w:rPr>
+          <w:rFonts w:ascii="Times New Roman" w:hAnsi="Times New Roman" w:cs="Times New Roman"/>
+          <w:sz w:val="20"/>
+          <w:szCs w:val="20"/>
+        </w:rPr>
+        <w:t>Os Autores</w:t>
+      </w:r>
+    </w:p>
+    <w:p>
+      <w:pPr>
+        <w:tabs>
+          <w:tab w:val="left" w:pos="2400"/>
+        </w:tabs>
         <w:spacing w:after="0" w:line="360" w:lineRule="auto"/>
         <w:outlineLvl w:val="1"/>
         <w:rPr>
@@ -3040,13 +3023,44 @@
           <w:szCs w:val="24"/>
         </w:rPr>
       </w:pPr>
-      <w:r>
-        <w:rPr>
-          <w:rFonts w:ascii="Times New Roman" w:hAnsi="Times New Roman" w:cs="Times New Roman"/>
-          <w:b/>
-          <w:sz w:val="24"/>
-          <w:szCs w:val="24"/>
-        </w:rPr>
+    </w:p>
+    <w:p>
+      <w:pPr>
+        <w:tabs>
+          <w:tab w:val="left" w:pos="2400"/>
+        </w:tabs>
+        <w:spacing w:after="0" w:line="360" w:lineRule="auto"/>
+        <w:outlineLvl w:val="1"/>
+        <w:rPr>
+          <w:rFonts w:ascii="Times New Roman" w:hAnsi="Times New Roman" w:cs="Times New Roman"/>
+          <w:b/>
+          <w:sz w:val="24"/>
+          <w:szCs w:val="24"/>
+        </w:rPr>
+      </w:pPr>
+    </w:p>
+    <w:p>
+      <w:pPr>
+        <w:tabs>
+          <w:tab w:val="left" w:pos="2400"/>
+        </w:tabs>
+        <w:spacing w:after="0" w:line="360" w:lineRule="auto"/>
+        <w:outlineLvl w:val="1"/>
+        <w:rPr>
+          <w:rFonts w:ascii="Times New Roman" w:hAnsi="Times New Roman" w:cs="Times New Roman"/>
+          <w:b/>
+          <w:sz w:val="24"/>
+          <w:szCs w:val="24"/>
+        </w:rPr>
+      </w:pPr>
+      <w:r>
+        <w:rPr>
+          <w:rFonts w:ascii="Times New Roman" w:hAnsi="Times New Roman" w:cs="Times New Roman"/>
+          <w:b/>
+          <w:sz w:val="24"/>
+          <w:szCs w:val="24"/>
+        </w:rPr>
+        <w:lastRenderedPageBreak/>
         <w:t>4.2 CSS</w:t>
       </w:r>
     </w:p>
@@ -3082,14 +3096,14 @@
         <w:ind w:firstLine="680"/>
         <w:jc w:val="both"/>
         <w:rPr>
-          <w:rFonts w:ascii="Times New Roman" w:hAnsi="Times New Roman" w:eastAsia="Malgun Gothic" w:cs="Malgun Gothic"/>
-          <w:sz w:val="24"/>
-          <w:szCs w:val="24"/>
-        </w:rPr>
-      </w:pPr>
-      <w:r>
-        <w:rPr>
-          <w:rFonts w:ascii="Times New Roman" w:hAnsi="Times New Roman" w:eastAsia="Malgun Gothic" w:cs="Malgun Gothic"/>
+          <w:rFonts w:ascii="Times New Roman" w:eastAsia="Malgun Gothic" w:hAnsi="Times New Roman" w:cs="Malgun Gothic"/>
+          <w:sz w:val="24"/>
+          <w:szCs w:val="24"/>
+        </w:rPr>
+      </w:pPr>
+      <w:r>
+        <w:rPr>
+          <w:rFonts w:ascii="Times New Roman" w:eastAsia="Malgun Gothic" w:hAnsi="Times New Roman" w:cs="Malgun Gothic"/>
           <w:sz w:val="24"/>
           <w:szCs w:val="24"/>
         </w:rPr>
@@ -3105,18 +3119,17 @@
         <w:ind w:firstLine="680"/>
         <w:jc w:val="both"/>
         <w:rPr>
-          <w:rFonts w:hint="default" w:ascii="Times New Roman" w:hAnsi="Times New Roman" w:eastAsia="Malgun Gothic" w:cs="Malgun Gothic"/>
-          <w:sz w:val="24"/>
-          <w:szCs w:val="24"/>
-          <w:lang w:val="pt-BR"/>
-        </w:rPr>
-      </w:pPr>
-      <w:r>
-        <w:rPr>
-          <w:rFonts w:hint="default" w:ascii="Times New Roman" w:hAnsi="Times New Roman" w:eastAsia="Malgun Gothic" w:cs="Malgun Gothic"/>
-          <w:sz w:val="24"/>
-          <w:szCs w:val="24"/>
-          <w:lang w:val="pt-BR"/>
+          <w:rFonts w:ascii="Times New Roman" w:eastAsia="Malgun Gothic" w:hAnsi="Times New Roman" w:cs="Malgun Gothic"/>
+          <w:sz w:val="24"/>
+          <w:szCs w:val="24"/>
+        </w:rPr>
+      </w:pPr>
+      <w:r>
+        <w:rPr>
+          <w:rFonts w:ascii="Times New Roman" w:eastAsia="Malgun Gothic" w:hAnsi="Times New Roman" w:cs="Malgun Gothic"/>
+          <w:noProof/>
+          <w:sz w:val="24"/>
+          <w:szCs w:val="24"/>
         </w:rPr>
         <w:drawing>
           <wp:inline distT="0" distB="0" distL="114300" distR="114300">
@@ -3162,6 +3175,36 @@
         <w:tabs>
           <w:tab w:val="left" w:pos="2400"/>
         </w:tabs>
+        <w:spacing w:after="0" w:line="240" w:lineRule="auto"/>
+        <w:rPr>
+          <w:rFonts w:ascii="Times New Roman" w:hAnsi="Times New Roman" w:cs="Times New Roman"/>
+          <w:sz w:val="20"/>
+          <w:szCs w:val="20"/>
+        </w:rPr>
+      </w:pPr>
+      <w:r>
+        <w:rPr>
+          <w:rFonts w:ascii="Times New Roman" w:hAnsi="Times New Roman" w:cs="Times New Roman"/>
+          <w:b/>
+          <w:sz w:val="20"/>
+          <w:szCs w:val="20"/>
+        </w:rPr>
+        <w:t xml:space="preserve">Fonte: </w:t>
+      </w:r>
+      <w:r>
+        <w:rPr>
+          <w:rFonts w:ascii="Times New Roman" w:hAnsi="Times New Roman" w:cs="Times New Roman"/>
+          <w:sz w:val="20"/>
+          <w:szCs w:val="20"/>
+        </w:rPr>
+        <w:t>Os Autores</w:t>
+      </w:r>
+    </w:p>
+    <w:p>
+      <w:pPr>
+        <w:tabs>
+          <w:tab w:val="left" w:pos="2400"/>
+        </w:tabs>
         <w:spacing w:after="0" w:line="360" w:lineRule="auto"/>
         <w:outlineLvl w:val="1"/>
         <w:rPr>
@@ -3171,6 +3214,21 @@
           <w:szCs w:val="24"/>
         </w:rPr>
       </w:pPr>
+    </w:p>
+    <w:p>
+      <w:pPr>
+        <w:tabs>
+          <w:tab w:val="left" w:pos="2400"/>
+        </w:tabs>
+        <w:spacing w:after="0" w:line="360" w:lineRule="auto"/>
+        <w:outlineLvl w:val="1"/>
+        <w:rPr>
+          <w:rFonts w:ascii="Times New Roman" w:hAnsi="Times New Roman" w:cs="Times New Roman"/>
+          <w:b/>
+          <w:sz w:val="24"/>
+          <w:szCs w:val="24"/>
+        </w:rPr>
+      </w:pPr>
       <w:r>
         <w:rPr>
           <w:rFonts w:ascii="Times New Roman" w:hAnsi="Times New Roman" w:cs="Times New Roman"/>
@@ -3213,19 +3271,19 @@
         <w:ind w:firstLine="709"/>
         <w:jc w:val="both"/>
         <w:rPr>
-          <w:rFonts w:hint="default" w:ascii="Times New Roman" w:hAnsi="Times New Roman" w:cs="Times New Roman"/>
-          <w:sz w:val="24"/>
-          <w:szCs w:val="24"/>
-          <w:lang w:val="pt-BR"/>
-        </w:rPr>
-      </w:pPr>
-      <w:r>
-        <w:rPr>
-          <w:rFonts w:hint="default" w:ascii="Times New Roman" w:hAnsi="Times New Roman" w:cs="Times New Roman"/>
-          <w:sz w:val="24"/>
-          <w:szCs w:val="24"/>
-          <w:lang w:val="pt-BR"/>
-        </w:rPr>
+          <w:rFonts w:ascii="Times New Roman" w:hAnsi="Times New Roman" w:cs="Times New Roman"/>
+          <w:sz w:val="24"/>
+          <w:szCs w:val="24"/>
+        </w:rPr>
+      </w:pPr>
+      <w:r>
+        <w:rPr>
+          <w:rFonts w:ascii="Times New Roman" w:hAnsi="Times New Roman" w:cs="Times New Roman"/>
+          <w:noProof/>
+          <w:sz w:val="24"/>
+          <w:szCs w:val="24"/>
+        </w:rPr>
+        <w:lastRenderedPageBreak/>
         <w:drawing>
           <wp:inline distT="0" distB="0" distL="114300" distR="114300">
             <wp:extent cx="5392420" cy="2868930"/>
@@ -3270,6 +3328,36 @@
         <w:tabs>
           <w:tab w:val="left" w:pos="2400"/>
         </w:tabs>
+        <w:spacing w:after="0" w:line="240" w:lineRule="auto"/>
+        <w:rPr>
+          <w:rFonts w:ascii="Times New Roman" w:hAnsi="Times New Roman" w:cs="Times New Roman"/>
+          <w:sz w:val="20"/>
+          <w:szCs w:val="20"/>
+        </w:rPr>
+      </w:pPr>
+      <w:r>
+        <w:rPr>
+          <w:rFonts w:ascii="Times New Roman" w:hAnsi="Times New Roman" w:cs="Times New Roman"/>
+          <w:b/>
+          <w:sz w:val="20"/>
+          <w:szCs w:val="20"/>
+        </w:rPr>
+        <w:t xml:space="preserve">Fonte: </w:t>
+      </w:r>
+      <w:r>
+        <w:rPr>
+          <w:rFonts w:ascii="Times New Roman" w:hAnsi="Times New Roman" w:cs="Times New Roman"/>
+          <w:sz w:val="20"/>
+          <w:szCs w:val="20"/>
+        </w:rPr>
+        <w:t>Os Autores</w:t>
+      </w:r>
+    </w:p>
+    <w:p>
+      <w:pPr>
+        <w:tabs>
+          <w:tab w:val="left" w:pos="2400"/>
+        </w:tabs>
         <w:spacing w:after="0" w:line="360" w:lineRule="auto"/>
         <w:outlineLvl w:val="1"/>
         <w:rPr>
@@ -3279,6 +3367,21 @@
           <w:szCs w:val="24"/>
         </w:rPr>
       </w:pPr>
+    </w:p>
+    <w:p>
+      <w:pPr>
+        <w:tabs>
+          <w:tab w:val="left" w:pos="2400"/>
+        </w:tabs>
+        <w:spacing w:after="0" w:line="360" w:lineRule="auto"/>
+        <w:outlineLvl w:val="1"/>
+        <w:rPr>
+          <w:rFonts w:ascii="Times New Roman" w:hAnsi="Times New Roman" w:cs="Times New Roman"/>
+          <w:b/>
+          <w:sz w:val="24"/>
+          <w:szCs w:val="24"/>
+        </w:rPr>
+      </w:pPr>
       <w:r>
         <w:rPr>
           <w:rFonts w:ascii="Times New Roman" w:hAnsi="Times New Roman" w:cs="Times New Roman"/>
@@ -3310,7 +3413,25 @@
           <w:sz w:val="24"/>
           <w:szCs w:val="24"/>
         </w:rPr>
-        <w:t>Um banco de dados é um conjunto de estruturação de dados, armazenados em sistemas organizados e que operam eletronicamente, o objetivo de um database é armazenar dados sobre um mesmo assunto em um local central, seguro e de fácil manipulação. É um agrupamento de informações organizadas de maneira estruturada, organizada e otimizada, é de extrema relevância a sua utilização para a organização de um site.</w:t>
+        <w:t xml:space="preserve">Um banco de dados é um conjunto de estruturação de dados, armazenados em sistemas organizados e que operam eletronicamente, o objetivo de um </w:t>
+      </w:r>
+      <w:proofErr w:type="spellStart"/>
+      <w:r>
+        <w:rPr>
+          <w:rFonts w:ascii="Times New Roman" w:hAnsi="Times New Roman" w:cs="Times New Roman"/>
+          <w:sz w:val="24"/>
+          <w:szCs w:val="24"/>
+        </w:rPr>
+        <w:t>database</w:t>
+      </w:r>
+      <w:proofErr w:type="spellEnd"/>
+      <w:r>
+        <w:rPr>
+          <w:rFonts w:ascii="Times New Roman" w:hAnsi="Times New Roman" w:cs="Times New Roman"/>
+          <w:sz w:val="24"/>
+          <w:szCs w:val="24"/>
+        </w:rPr>
+        <w:t xml:space="preserve"> é armazenar dados sobre um mesmo assunto em um local central, seguro e de fácil manipulação. É um agrupamento de informações organizadas de maneira estruturada, organizada e otimizada, é de extrema relevância a sua utilização para a organização de um site.</w:t>
       </w:r>
     </w:p>
     <w:p>
@@ -3347,19 +3468,19 @@
         <w:jc w:val="both"/>
         <w:outlineLvl w:val="1"/>
         <w:rPr>
-          <w:rFonts w:hint="default" w:ascii="Times New Roman" w:hAnsi="Times New Roman" w:cs="Times New Roman"/>
-          <w:sz w:val="24"/>
-          <w:szCs w:val="24"/>
-          <w:lang w:val="pt-BR"/>
-        </w:rPr>
-      </w:pPr>
-      <w:r>
-        <w:rPr>
-          <w:rFonts w:hint="default" w:ascii="Times New Roman" w:hAnsi="Times New Roman" w:cs="Times New Roman"/>
-          <w:sz w:val="24"/>
-          <w:szCs w:val="24"/>
-          <w:lang w:val="pt-BR"/>
-        </w:rPr>
+          <w:rFonts w:ascii="Times New Roman" w:hAnsi="Times New Roman" w:cs="Times New Roman"/>
+          <w:sz w:val="24"/>
+          <w:szCs w:val="24"/>
+        </w:rPr>
+      </w:pPr>
+      <w:r>
+        <w:rPr>
+          <w:rFonts w:ascii="Times New Roman" w:hAnsi="Times New Roman" w:cs="Times New Roman"/>
+          <w:noProof/>
+          <w:sz w:val="24"/>
+          <w:szCs w:val="24"/>
+        </w:rPr>
+        <w:lastRenderedPageBreak/>
         <w:drawing>
           <wp:inline distT="0" distB="0" distL="114300" distR="114300">
             <wp:extent cx="5399405" cy="2878455"/>
@@ -3409,18 +3530,17 @@
         <w:jc w:val="both"/>
         <w:outlineLvl w:val="1"/>
         <w:rPr>
-          <w:rFonts w:hint="default" w:ascii="Times New Roman" w:hAnsi="Times New Roman" w:cs="Times New Roman"/>
-          <w:sz w:val="24"/>
-          <w:szCs w:val="24"/>
-          <w:lang w:val="pt-BR"/>
-        </w:rPr>
-      </w:pPr>
-      <w:r>
-        <w:rPr>
-          <w:rFonts w:hint="default" w:ascii="Times New Roman" w:hAnsi="Times New Roman" w:cs="Times New Roman"/>
-          <w:sz w:val="24"/>
-          <w:szCs w:val="24"/>
-          <w:lang w:val="pt-BR"/>
+          <w:rFonts w:ascii="Times New Roman" w:hAnsi="Times New Roman" w:cs="Times New Roman"/>
+          <w:sz w:val="24"/>
+          <w:szCs w:val="24"/>
+        </w:rPr>
+      </w:pPr>
+      <w:r>
+        <w:rPr>
+          <w:rFonts w:ascii="Times New Roman" w:hAnsi="Times New Roman" w:cs="Times New Roman"/>
+          <w:noProof/>
+          <w:sz w:val="24"/>
+          <w:szCs w:val="24"/>
         </w:rPr>
         <w:drawing>
           <wp:inline distT="0" distB="0" distL="114300" distR="114300">
@@ -3466,6 +3586,36 @@
         <w:tabs>
           <w:tab w:val="left" w:pos="2400"/>
         </w:tabs>
+        <w:spacing w:after="0" w:line="240" w:lineRule="auto"/>
+        <w:rPr>
+          <w:rFonts w:ascii="Times New Roman" w:hAnsi="Times New Roman" w:cs="Times New Roman"/>
+          <w:sz w:val="20"/>
+          <w:szCs w:val="20"/>
+        </w:rPr>
+      </w:pPr>
+      <w:r>
+        <w:rPr>
+          <w:rFonts w:ascii="Times New Roman" w:hAnsi="Times New Roman" w:cs="Times New Roman"/>
+          <w:b/>
+          <w:sz w:val="20"/>
+          <w:szCs w:val="20"/>
+        </w:rPr>
+        <w:t xml:space="preserve">Fonte: </w:t>
+      </w:r>
+      <w:r>
+        <w:rPr>
+          <w:rFonts w:ascii="Times New Roman" w:hAnsi="Times New Roman" w:cs="Times New Roman"/>
+          <w:sz w:val="20"/>
+          <w:szCs w:val="20"/>
+        </w:rPr>
+        <w:t>Os Autores</w:t>
+      </w:r>
+    </w:p>
+    <w:p>
+      <w:pPr>
+        <w:tabs>
+          <w:tab w:val="left" w:pos="2400"/>
+        </w:tabs>
         <w:spacing w:after="0" w:line="360" w:lineRule="auto"/>
         <w:outlineLvl w:val="1"/>
         <w:rPr>
@@ -3475,6 +3625,21 @@
           <w:szCs w:val="24"/>
         </w:rPr>
       </w:pPr>
+    </w:p>
+    <w:p>
+      <w:pPr>
+        <w:tabs>
+          <w:tab w:val="left" w:pos="2400"/>
+        </w:tabs>
+        <w:spacing w:after="0" w:line="360" w:lineRule="auto"/>
+        <w:outlineLvl w:val="1"/>
+        <w:rPr>
+          <w:rFonts w:ascii="Times New Roman" w:hAnsi="Times New Roman" w:cs="Times New Roman"/>
+          <w:b/>
+          <w:sz w:val="24"/>
+          <w:szCs w:val="24"/>
+        </w:rPr>
+      </w:pPr>
       <w:r>
         <w:rPr>
           <w:rFonts w:ascii="Times New Roman" w:hAnsi="Times New Roman" w:cs="Times New Roman"/>
@@ -3541,13 +3706,61 @@
         <w:jc w:val="both"/>
         <w:rPr>
           <w:rFonts w:ascii="Times New Roman" w:hAnsi="Times New Roman" w:cs="Times New Roman"/>
-          <w:sz w:val="24"/>
-          <w:szCs w:val="24"/>
-        </w:rPr>
-      </w:pPr>
-      <w:r>
-        <w:rPr>
-          <w:rFonts w:ascii="Times New Roman" w:hAnsi="Times New Roman" w:cs="Times New Roman"/>
+          <w:b/>
+          <w:sz w:val="20"/>
+          <w:szCs w:val="20"/>
+        </w:rPr>
+      </w:pPr>
+    </w:p>
+    <w:p>
+      <w:pPr>
+        <w:tabs>
+          <w:tab w:val="left" w:pos="2400"/>
+        </w:tabs>
+        <w:spacing w:after="0" w:line="240" w:lineRule="auto"/>
+        <w:rPr>
+          <w:rFonts w:ascii="Times New Roman" w:hAnsi="Times New Roman" w:cs="Times New Roman"/>
+          <w:sz w:val="20"/>
+          <w:szCs w:val="20"/>
+        </w:rPr>
+      </w:pPr>
+      <w:r>
+        <w:rPr>
+          <w:rFonts w:ascii="Times New Roman" w:hAnsi="Times New Roman" w:cs="Times New Roman"/>
+          <w:b/>
+          <w:sz w:val="20"/>
+          <w:szCs w:val="20"/>
+        </w:rPr>
+        <w:lastRenderedPageBreak/>
+        <w:t xml:space="preserve">Fonte: </w:t>
+      </w:r>
+      <w:r>
+        <w:rPr>
+          <w:rFonts w:ascii="Times New Roman" w:hAnsi="Times New Roman" w:cs="Times New Roman"/>
+          <w:sz w:val="20"/>
+          <w:szCs w:val="20"/>
+        </w:rPr>
+        <w:t>Os Autores</w:t>
+      </w:r>
+    </w:p>
+    <w:p>
+      <w:pPr>
+        <w:tabs>
+          <w:tab w:val="left" w:pos="2400"/>
+        </w:tabs>
+        <w:spacing w:after="0" w:line="360" w:lineRule="auto"/>
+        <w:ind w:firstLine="709"/>
+        <w:jc w:val="both"/>
+        <w:rPr>
+          <w:rFonts w:ascii="Times New Roman" w:hAnsi="Times New Roman" w:cs="Times New Roman"/>
+          <w:sz w:val="24"/>
+          <w:szCs w:val="24"/>
+        </w:rPr>
+      </w:pPr>
+      <w:r>
+        <w:rPr>
+          <w:rFonts w:ascii="Times New Roman" w:hAnsi="Times New Roman" w:cs="Times New Roman"/>
+          <w:noProof/>
           <w:sz w:val="24"/>
           <w:szCs w:val="24"/>
         </w:rPr>
@@ -3563,7 +3776,7 @@
             <wp:extent cx="5400040" cy="3184525"/>
             <wp:effectExtent l="0" t="0" r="0" b="0"/>
             <wp:wrapTight wrapText="bothSides">
-              <wp:wrapPolygon>
+              <wp:wrapPolygon edited="0">
                 <wp:start x="0" y="0"/>
                 <wp:lineTo x="0" y="21449"/>
                 <wp:lineTo x="21488" y="21449"/>
@@ -3691,18 +3904,17 @@
         <w:ind w:firstLine="709"/>
         <w:jc w:val="both"/>
         <w:rPr>
-          <w:rFonts w:hint="default" w:ascii="Times New Roman" w:hAnsi="Times New Roman" w:cs="Times New Roman"/>
-          <w:sz w:val="24"/>
-          <w:szCs w:val="24"/>
-          <w:lang w:val="pt-BR"/>
-        </w:rPr>
-      </w:pPr>
-      <w:r>
-        <w:rPr>
-          <w:rFonts w:hint="default" w:ascii="Times New Roman" w:hAnsi="Times New Roman" w:cs="Times New Roman"/>
-          <w:sz w:val="24"/>
-          <w:szCs w:val="24"/>
-          <w:lang w:val="pt-BR"/>
+          <w:rFonts w:ascii="Times New Roman" w:hAnsi="Times New Roman" w:cs="Times New Roman"/>
+          <w:sz w:val="24"/>
+          <w:szCs w:val="24"/>
+        </w:rPr>
+      </w:pPr>
+      <w:r>
+        <w:rPr>
+          <w:rFonts w:ascii="Times New Roman" w:hAnsi="Times New Roman" w:cs="Times New Roman"/>
+          <w:noProof/>
+          <w:sz w:val="24"/>
+          <w:szCs w:val="24"/>
         </w:rPr>
         <w:drawing>
           <wp:inline distT="0" distB="0" distL="114300" distR="114300">
@@ -3759,11 +3971,12 @@
       </w:pPr>
       <w:r>
         <w:rPr>
-          <w:rFonts w:hint="default" w:ascii="Times New Roman" w:hAnsi="Times New Roman" w:cs="Times New Roman"/>
-          <w:sz w:val="24"/>
-          <w:szCs w:val="24"/>
-          <w:lang w:val="pt-BR"/>
-        </w:rPr>
+          <w:rFonts w:ascii="Times New Roman" w:hAnsi="Times New Roman" w:cs="Times New Roman"/>
+          <w:noProof/>
+          <w:sz w:val="24"/>
+          <w:szCs w:val="24"/>
+        </w:rPr>
+        <w:lastRenderedPageBreak/>
         <w:drawing>
           <wp:inline distT="0" distB="0" distL="114300" distR="114300">
             <wp:extent cx="5394960" cy="2677795"/>
@@ -3808,6 +4021,36 @@
         <w:tabs>
           <w:tab w:val="left" w:pos="2400"/>
         </w:tabs>
+        <w:spacing w:after="0" w:line="240" w:lineRule="auto"/>
+        <w:rPr>
+          <w:rFonts w:ascii="Times New Roman" w:hAnsi="Times New Roman" w:cs="Times New Roman"/>
+          <w:sz w:val="20"/>
+          <w:szCs w:val="20"/>
+        </w:rPr>
+      </w:pPr>
+      <w:r>
+        <w:rPr>
+          <w:rFonts w:ascii="Times New Roman" w:hAnsi="Times New Roman" w:cs="Times New Roman"/>
+          <w:b/>
+          <w:sz w:val="20"/>
+          <w:szCs w:val="20"/>
+        </w:rPr>
+        <w:t xml:space="preserve">Fonte: </w:t>
+      </w:r>
+      <w:r>
+        <w:rPr>
+          <w:rFonts w:ascii="Times New Roman" w:hAnsi="Times New Roman" w:cs="Times New Roman"/>
+          <w:sz w:val="20"/>
+          <w:szCs w:val="20"/>
+        </w:rPr>
+        <w:t>Os Autores</w:t>
+      </w:r>
+    </w:p>
+    <w:p>
+      <w:pPr>
+        <w:tabs>
+          <w:tab w:val="left" w:pos="2400"/>
+        </w:tabs>
         <w:spacing w:after="0" w:line="360" w:lineRule="auto"/>
         <w:outlineLvl w:val="1"/>
         <w:rPr>
@@ -3817,6 +4060,21 @@
           <w:szCs w:val="24"/>
         </w:rPr>
       </w:pPr>
+    </w:p>
+    <w:p>
+      <w:pPr>
+        <w:tabs>
+          <w:tab w:val="left" w:pos="2400"/>
+        </w:tabs>
+        <w:spacing w:after="0" w:line="360" w:lineRule="auto"/>
+        <w:outlineLvl w:val="1"/>
+        <w:rPr>
+          <w:rFonts w:ascii="Times New Roman" w:hAnsi="Times New Roman" w:cs="Times New Roman"/>
+          <w:b/>
+          <w:sz w:val="24"/>
+          <w:szCs w:val="24"/>
+        </w:rPr>
+      </w:pPr>
       <w:r>
         <w:rPr>
           <w:rFonts w:ascii="Times New Roman" w:hAnsi="Times New Roman" w:cs="Times New Roman"/>
@@ -3880,18 +4138,17 @@
         <w:spacing w:after="0" w:line="360" w:lineRule="auto"/>
         <w:jc w:val="both"/>
         <w:rPr>
-          <w:rFonts w:hint="default" w:ascii="Times New Roman" w:hAnsi="Times New Roman" w:cs="Times New Roman"/>
-          <w:sz w:val="24"/>
-          <w:szCs w:val="24"/>
-          <w:lang w:val="pt-BR"/>
-        </w:rPr>
-      </w:pPr>
-      <w:r>
-        <w:rPr>
-          <w:rFonts w:hint="default" w:ascii="Times New Roman" w:hAnsi="Times New Roman" w:cs="Times New Roman"/>
-          <w:sz w:val="24"/>
-          <w:szCs w:val="24"/>
-          <w:lang w:val="pt-BR"/>
+          <w:rFonts w:ascii="Times New Roman" w:hAnsi="Times New Roman" w:cs="Times New Roman"/>
+          <w:sz w:val="24"/>
+          <w:szCs w:val="24"/>
+        </w:rPr>
+      </w:pPr>
+      <w:r>
+        <w:rPr>
+          <w:rFonts w:ascii="Times New Roman" w:hAnsi="Times New Roman" w:cs="Times New Roman"/>
+          <w:noProof/>
+          <w:sz w:val="24"/>
+          <w:szCs w:val="24"/>
         </w:rPr>
         <w:drawing>
           <wp:inline distT="0" distB="0" distL="114300" distR="114300">
@@ -3937,6 +4194,38 @@
         <w:tabs>
           <w:tab w:val="left" w:pos="2400"/>
         </w:tabs>
+        <w:spacing w:after="0" w:line="240" w:lineRule="auto"/>
+        <w:rPr>
+          <w:rFonts w:ascii="Times New Roman" w:hAnsi="Times New Roman" w:cs="Times New Roman"/>
+          <w:sz w:val="20"/>
+          <w:szCs w:val="20"/>
+        </w:rPr>
+      </w:pPr>
+      <w:bookmarkStart w:id="6" w:name="_GoBack"/>
+      <w:r>
+        <w:rPr>
+          <w:rFonts w:ascii="Times New Roman" w:hAnsi="Times New Roman" w:cs="Times New Roman"/>
+          <w:b/>
+          <w:sz w:val="20"/>
+          <w:szCs w:val="20"/>
+        </w:rPr>
+        <w:t xml:space="preserve">Fonte: </w:t>
+      </w:r>
+      <w:r>
+        <w:rPr>
+          <w:rFonts w:ascii="Times New Roman" w:hAnsi="Times New Roman" w:cs="Times New Roman"/>
+          <w:sz w:val="20"/>
+          <w:szCs w:val="20"/>
+        </w:rPr>
+        <w:t>Os Autores</w:t>
+      </w:r>
+    </w:p>
+    <w:bookmarkEnd w:id="6"/>
+    <w:p>
+      <w:pPr>
+        <w:tabs>
+          <w:tab w:val="left" w:pos="2400"/>
+        </w:tabs>
         <w:spacing w:after="0" w:line="360" w:lineRule="auto"/>
         <w:outlineLvl w:val="1"/>
         <w:rPr>
@@ -3946,6 +4235,21 @@
           <w:szCs w:val="24"/>
         </w:rPr>
       </w:pPr>
+    </w:p>
+    <w:p>
+      <w:pPr>
+        <w:tabs>
+          <w:tab w:val="left" w:pos="2400"/>
+        </w:tabs>
+        <w:spacing w:after="0" w:line="360" w:lineRule="auto"/>
+        <w:outlineLvl w:val="1"/>
+        <w:rPr>
+          <w:rFonts w:ascii="Times New Roman" w:hAnsi="Times New Roman" w:cs="Times New Roman"/>
+          <w:b/>
+          <w:sz w:val="24"/>
+          <w:szCs w:val="24"/>
+        </w:rPr>
+      </w:pPr>
       <w:r>
         <w:rPr>
           <w:rFonts w:ascii="Times New Roman" w:hAnsi="Times New Roman" w:cs="Times New Roman"/>
@@ -3976,6 +4280,7 @@
           <w:sz w:val="24"/>
           <w:szCs w:val="24"/>
         </w:rPr>
+        <w:lastRenderedPageBreak/>
         <w:t>O Google Classroom é uma plataforma online gratuita desenvolvida para simplificar e organizar o aprendizado, tanto em ambientes virtuais quanto presenciais, foi criado pelo Google em 2014 e faz parte do conjunto de ferramentas do Google for Education.</w:t>
       </w:r>
     </w:p>
@@ -3996,6 +4301,7 @@
       <w:r>
         <w:rPr>
           <w:rFonts w:ascii="Times New Roman" w:hAnsi="Times New Roman" w:cs="Times New Roman"/>
+          <w:noProof/>
           <w:sz w:val="24"/>
           <w:szCs w:val="24"/>
         </w:rPr>
@@ -4011,7 +4317,7 @@
             <wp:extent cx="5400040" cy="2883535"/>
             <wp:effectExtent l="0" t="0" r="0" b="0"/>
             <wp:wrapTight wrapText="bothSides">
-              <wp:wrapPolygon>
+              <wp:wrapPolygon edited="0">
                 <wp:start x="0" y="0"/>
                 <wp:lineTo x="0" y="21405"/>
                 <wp:lineTo x="21488" y="21405"/>
@@ -4126,7 +4432,23 @@
           <w:sz w:val="24"/>
           <w:szCs w:val="24"/>
         </w:rPr>
-        <w:t xml:space="preserve">O Canva foi criado por Melanie Perkins, Cliff Obrecht e Cameron Adams, essa plataforma foi criada para criar diversos tipo de materiais visuais, como posts para redes sociais, apresentações, cartões de visita, convites, flyers e até vídeos, oferece milhares de modelos pré-prontos para agilizar o processo de criação. </w:t>
+        <w:t xml:space="preserve">O Canva foi criado por Melanie Perkins, Cliff Obrecht e Cameron Adams, essa plataforma foi criada para criar diversos </w:t>
+      </w:r>
+      <w:r>
+        <w:rPr>
+          <w:rFonts w:ascii="Times New Roman" w:hAnsi="Times New Roman" w:cs="Times New Roman"/>
+          <w:sz w:val="24"/>
+          <w:szCs w:val="24"/>
+        </w:rPr>
+        <w:t>tipos</w:t>
+      </w:r>
+      <w:r>
+        <w:rPr>
+          <w:rFonts w:ascii="Times New Roman" w:hAnsi="Times New Roman" w:cs="Times New Roman"/>
+          <w:sz w:val="24"/>
+          <w:szCs w:val="24"/>
+        </w:rPr>
+        <w:t xml:space="preserve"> de materiais visuais, como posts para redes sociais, apresentações, cartões de visita, convites, flyers e até vídeos, oferece milhares de modelos pré-prontos para agilizar o processo de criação. </w:t>
       </w:r>
     </w:p>
     <w:p>
@@ -4159,19 +4481,19 @@
         <w:spacing w:after="0" w:line="360" w:lineRule="auto"/>
         <w:outlineLvl w:val="1"/>
         <w:rPr>
-          <w:rFonts w:hint="default" w:ascii="Times New Roman" w:hAnsi="Times New Roman" w:cs="Times New Roman"/>
-          <w:sz w:val="24"/>
-          <w:szCs w:val="24"/>
-          <w:lang w:val="pt-BR"/>
-        </w:rPr>
-      </w:pPr>
-      <w:r>
-        <w:rPr>
-          <w:rFonts w:hint="default" w:ascii="Times New Roman" w:hAnsi="Times New Roman" w:cs="Times New Roman"/>
-          <w:sz w:val="24"/>
-          <w:szCs w:val="24"/>
-          <w:lang w:val="pt-BR"/>
-        </w:rPr>
+          <w:rFonts w:ascii="Times New Roman" w:hAnsi="Times New Roman" w:cs="Times New Roman"/>
+          <w:sz w:val="24"/>
+          <w:szCs w:val="24"/>
+        </w:rPr>
+      </w:pPr>
+      <w:r>
+        <w:rPr>
+          <w:rFonts w:ascii="Times New Roman" w:hAnsi="Times New Roman" w:cs="Times New Roman"/>
+          <w:noProof/>
+          <w:sz w:val="24"/>
+          <w:szCs w:val="24"/>
+        </w:rPr>
+        <w:lastRenderedPageBreak/>
         <w:drawing>
           <wp:inline distT="0" distB="0" distL="114300" distR="114300">
             <wp:extent cx="4871720" cy="2413000"/>
@@ -4480,7 +4802,7 @@
           <w:szCs w:val="24"/>
         </w:rPr>
       </w:pPr>
-      <w:bookmarkStart w:id="6" w:name="_Toc205989574"/>
+      <w:bookmarkStart w:id="7" w:name="_Toc205989574"/>
     </w:p>
     <w:p>
       <w:pPr>
@@ -4526,8 +4848,6 @@
           <w:szCs w:val="24"/>
         </w:rPr>
       </w:pPr>
-      <w:bookmarkStart w:id="9" w:name="_GoBack"/>
-      <w:bookmarkEnd w:id="9"/>
     </w:p>
     <w:p>
       <w:pPr>
@@ -4567,7 +4887,7 @@
         </w:rPr>
         <w:t>5 APRESENTAÇÃO E ANALISE DOS RESULTADOS</w:t>
       </w:r>
-      <w:bookmarkEnd w:id="6"/>
+      <w:bookmarkEnd w:id="7"/>
     </w:p>
     <w:p>
       <w:pPr>
@@ -4982,7 +5302,7 @@
           <w:szCs w:val="24"/>
         </w:rPr>
       </w:pPr>
-      <w:bookmarkStart w:id="7" w:name="_Toc205989575"/>
+      <w:bookmarkStart w:id="8" w:name="_Toc205989575"/>
     </w:p>
     <w:p>
       <w:pPr>
@@ -5007,7 +5327,7 @@
         </w:rPr>
         <w:t>6 CONCLUSÃO</w:t>
       </w:r>
-      <w:bookmarkEnd w:id="7"/>
+      <w:bookmarkEnd w:id="8"/>
     </w:p>
     <w:p>
       <w:pPr>
@@ -5700,7 +6020,7 @@
           <w:b/>
         </w:rPr>
       </w:pPr>
-      <w:bookmarkStart w:id="8" w:name="_Toc205989576"/>
+      <w:bookmarkStart w:id="9" w:name="_Toc205989576"/>
       <w:r>
         <w:rPr>
           <w:rFonts w:ascii="Times New Roman" w:hAnsi="Times New Roman" w:cs="Times New Roman"/>
@@ -5708,7 +6028,7 @@
         </w:rPr>
         <w:t>7 REFERÊNCIAS</w:t>
       </w:r>
-      <w:bookmarkEnd w:id="8"/>
+      <w:bookmarkEnd w:id="9"/>
     </w:p>
     <w:p>
       <w:pPr>
@@ -5898,58 +6218,109 @@
           <w:sz w:val="24"/>
           <w:szCs w:val="24"/>
         </w:rPr>
-        <w:t>Quando não for possível determinar o local, utiliza-se a expressão sine loco,</w:t>
-      </w:r>
-    </w:p>
-    <w:p>
-      <w:pPr>
-        <w:tabs>
-          <w:tab w:val="left" w:pos="2400"/>
-        </w:tabs>
-        <w:spacing w:after="0" w:line="360" w:lineRule="auto"/>
-        <w:ind w:firstLine="709"/>
-        <w:jc w:val="both"/>
-        <w:rPr>
-          <w:rFonts w:ascii="Times New Roman" w:hAnsi="Times New Roman" w:cs="Times New Roman"/>
-          <w:b/>
-          <w:sz w:val="24"/>
-          <w:szCs w:val="24"/>
-        </w:rPr>
-      </w:pPr>
-      <w:r>
-        <w:rPr>
-          <w:rFonts w:ascii="Times New Roman" w:hAnsi="Times New Roman" w:cs="Times New Roman"/>
-          <w:b/>
-          <w:sz w:val="24"/>
-          <w:szCs w:val="24"/>
-        </w:rPr>
-        <w:t>abreviada, entre colchetes [S.l.]</w:t>
-      </w:r>
-    </w:p>
-    <w:p>
-      <w:pPr>
-        <w:tabs>
-          <w:tab w:val="left" w:pos="2400"/>
-        </w:tabs>
-        <w:spacing w:after="0" w:line="360" w:lineRule="auto"/>
-        <w:ind w:firstLine="709"/>
-        <w:jc w:val="both"/>
-        <w:rPr>
-          <w:rFonts w:ascii="Times New Roman" w:hAnsi="Times New Roman" w:cs="Times New Roman"/>
-          <w:b/>
-          <w:sz w:val="24"/>
-          <w:szCs w:val="24"/>
-        </w:rPr>
-      </w:pPr>
-      <w:r>
-        <w:rPr>
-          <w:rFonts w:ascii="Times New Roman" w:hAnsi="Times New Roman" w:cs="Times New Roman"/>
-          <w:b/>
-          <w:sz w:val="24"/>
-          <w:szCs w:val="24"/>
-        </w:rPr>
-        <w:t>Quando a editora não puder ser identificada, deve-se indicar a expressão sine</w:t>
-      </w:r>
+        <w:t xml:space="preserve">Quando não for possível determinar o local, utiliza-se a expressão </w:t>
+      </w:r>
+      <w:proofErr w:type="spellStart"/>
+      <w:r>
+        <w:rPr>
+          <w:rFonts w:ascii="Times New Roman" w:hAnsi="Times New Roman" w:cs="Times New Roman"/>
+          <w:b/>
+          <w:sz w:val="24"/>
+          <w:szCs w:val="24"/>
+        </w:rPr>
+        <w:t>sine</w:t>
+      </w:r>
+      <w:proofErr w:type="spellEnd"/>
+      <w:r>
+        <w:rPr>
+          <w:rFonts w:ascii="Times New Roman" w:hAnsi="Times New Roman" w:cs="Times New Roman"/>
+          <w:b/>
+          <w:sz w:val="24"/>
+          <w:szCs w:val="24"/>
+        </w:rPr>
+        <w:t xml:space="preserve"> loco,</w:t>
+      </w:r>
+    </w:p>
+    <w:p>
+      <w:pPr>
+        <w:tabs>
+          <w:tab w:val="left" w:pos="2400"/>
+        </w:tabs>
+        <w:spacing w:after="0" w:line="360" w:lineRule="auto"/>
+        <w:ind w:firstLine="709"/>
+        <w:jc w:val="both"/>
+        <w:rPr>
+          <w:rFonts w:ascii="Times New Roman" w:hAnsi="Times New Roman" w:cs="Times New Roman"/>
+          <w:b/>
+          <w:sz w:val="24"/>
+          <w:szCs w:val="24"/>
+        </w:rPr>
+      </w:pPr>
+      <w:r>
+        <w:rPr>
+          <w:rFonts w:ascii="Times New Roman" w:hAnsi="Times New Roman" w:cs="Times New Roman"/>
+          <w:b/>
+          <w:sz w:val="24"/>
+          <w:szCs w:val="24"/>
+        </w:rPr>
+        <w:t>abreviada, entre colchetes [</w:t>
+      </w:r>
+      <w:proofErr w:type="spellStart"/>
+      <w:r>
+        <w:rPr>
+          <w:rFonts w:ascii="Times New Roman" w:hAnsi="Times New Roman" w:cs="Times New Roman"/>
+          <w:b/>
+          <w:sz w:val="24"/>
+          <w:szCs w:val="24"/>
+        </w:rPr>
+        <w:t>S.l</w:t>
+      </w:r>
+      <w:proofErr w:type="spellEnd"/>
+      <w:r>
+        <w:rPr>
+          <w:rFonts w:ascii="Times New Roman" w:hAnsi="Times New Roman" w:cs="Times New Roman"/>
+          <w:b/>
+          <w:sz w:val="24"/>
+          <w:szCs w:val="24"/>
+        </w:rPr>
+        <w:t>.]</w:t>
+      </w:r>
+    </w:p>
+    <w:p>
+      <w:pPr>
+        <w:tabs>
+          <w:tab w:val="left" w:pos="2400"/>
+        </w:tabs>
+        <w:spacing w:after="0" w:line="360" w:lineRule="auto"/>
+        <w:ind w:firstLine="709"/>
+        <w:jc w:val="both"/>
+        <w:rPr>
+          <w:rFonts w:ascii="Times New Roman" w:hAnsi="Times New Roman" w:cs="Times New Roman"/>
+          <w:b/>
+          <w:sz w:val="24"/>
+          <w:szCs w:val="24"/>
+        </w:rPr>
+      </w:pPr>
+      <w:r>
+        <w:rPr>
+          <w:rFonts w:ascii="Times New Roman" w:hAnsi="Times New Roman" w:cs="Times New Roman"/>
+          <w:b/>
+          <w:sz w:val="24"/>
+          <w:szCs w:val="24"/>
+        </w:rPr>
+        <w:t xml:space="preserve">Quando a editora não puder ser identificada, deve-se indicar a expressão </w:t>
+      </w:r>
+      <w:proofErr w:type="spellStart"/>
+      <w:r>
+        <w:rPr>
+          <w:rFonts w:ascii="Times New Roman" w:hAnsi="Times New Roman" w:cs="Times New Roman"/>
+          <w:b/>
+          <w:sz w:val="24"/>
+          <w:szCs w:val="24"/>
+        </w:rPr>
+        <w:t>sine</w:t>
+      </w:r>
+      <w:proofErr w:type="spellEnd"/>
     </w:p>
     <w:p>
       <w:pPr>
@@ -5977,19 +6348,19 @@
       </w:r>
     </w:p>
     <w:sectPr>
-      <w:headerReference r:id="rId5" w:type="default"/>
+      <w:headerReference w:type="default" r:id="rId19"/>
       <w:pgSz w:w="11906" w:h="16838"/>
       <w:pgMar w:top="1417" w:right="1701" w:bottom="1417" w:left="1701" w:header="850" w:footer="850" w:gutter="0"/>
-      <w:cols w:space="708" w:num="1"/>
-      <w:docGrid w:linePitch="360" w:charSpace="0"/>
+      <w:cols w:space="708"/>
+      <w:docGrid w:linePitch="360"/>
     </w:sectPr>
   </w:body>
 </w:document>
 </file>
 
 <file path=word/endnotes.xml><?xml version="1.0" encoding="utf-8"?>
-<w:endnotes xmlns:wpc="http://schemas.microsoft.com/office/word/2010/wordprocessingCanvas" xmlns:mc="http://schemas.openxmlformats.org/markup-compatibility/2006" xmlns:o="urn:schemas-microsoft-com:office:office" xmlns:r="http://schemas.openxmlformats.org/officeDocument/2006/relationships" xmlns:m="http://schemas.openxmlformats.org/officeDocument/2006/math" xmlns:v="urn:schemas-microsoft-com:vml" xmlns:wp14="http://schemas.microsoft.com/office/word/2010/wordprocessingDrawing" xmlns:wp="http://schemas.openxmlformats.org/drawingml/2006/wordprocessingDrawing" xmlns:w="http://schemas.openxmlformats.org/wordprocessingml/2006/main" xmlns:w14="http://schemas.microsoft.com/office/word/2010/wordml" xmlns:w15="http://schemas.microsoft.com/office/word/2012/wordml" xmlns:w10="urn:schemas-microsoft-com:office:word" xmlns:wpg="http://schemas.microsoft.com/office/word/2010/wordprocessingGroup" xmlns:wpi="http://schemas.microsoft.com/office/word/2010/wordprocessingInk" xmlns:wne="http://schemas.microsoft.com/office/word/2006/wordml" xmlns:wps="http://schemas.microsoft.com/office/word/2010/wordprocessingShape" xmlns:wpsCustomData="http://www.wps.cn/officeDocument/2013/wpsCustomData" mc:Ignorable="w14 w15 wp14">
-  <w:endnote w:type="separator" w:id="0">
+<w:endnotes xmlns:wpc="http://schemas.microsoft.com/office/word/2010/wordprocessingCanvas" xmlns:cx="http://schemas.microsoft.com/office/drawing/2014/chartex" xmlns:cx1="http://schemas.microsoft.com/office/drawing/2015/9/8/chartex" xmlns:cx2="http://schemas.microsoft.com/office/drawing/2015/10/21/chartex" xmlns:cx3="http://schemas.microsoft.com/office/drawing/2016/5/9/chartex" xmlns:cx4="http://schemas.microsoft.com/office/drawing/2016/5/10/chartex" xmlns:cx5="http://schemas.microsoft.com/office/drawing/2016/5/11/chartex" xmlns:cx6="http://schemas.microsoft.com/office/drawing/2016/5/12/chartex" xmlns:cx7="http://schemas.microsoft.com/office/drawing/2016/5/13/chartex" xmlns:cx8="http://schemas.microsoft.com/office/drawing/2016/5/14/chartex" xmlns:mc="http://schemas.openxmlformats.org/markup-compatibility/2006" xmlns:aink="http://schemas.microsoft.com/office/drawing/2016/ink" xmlns:am3d="http://schemas.microsoft.com/office/drawing/2017/model3d" xmlns:o="urn:schemas-microsoft-com:office:office" xmlns:r="http://schemas.openxmlformats.org/officeDocument/2006/relationships" xmlns:m="http://schemas.openxmlformats.org/officeDocument/2006/math" xmlns:v="urn:schemas-microsoft-com:vml" xmlns:wp14="http://schemas.microsoft.com/office/word/2010/wordprocessingDrawing" xmlns:wp="http://schemas.openxmlformats.org/drawingml/2006/wordprocessingDrawing" xmlns:w10="urn:schemas-microsoft-com:office:word" xmlns:w="http://schemas.openxmlformats.org/wordprocessingml/2006/main" xmlns:w14="http://schemas.microsoft.com/office/word/2010/wordml" xmlns:w15="http://schemas.microsoft.com/office/word/2012/wordml" xmlns:w16cid="http://schemas.microsoft.com/office/word/2016/wordml/cid" xmlns:w16se="http://schemas.microsoft.com/office/word/2015/wordml/symex" xmlns:wpg="http://schemas.microsoft.com/office/word/2010/wordprocessingGroup" xmlns:wpi="http://schemas.microsoft.com/office/word/2010/wordprocessingInk" xmlns:wne="http://schemas.microsoft.com/office/word/2006/wordml" xmlns:wps="http://schemas.microsoft.com/office/word/2010/wordprocessingShape" mc:Ignorable="w14 w15 w16se w16cid wp14">
+  <w:endnote w:type="separator" w:id="-1">
     <w:p>
       <w:pPr>
         <w:spacing w:line="240" w:lineRule="auto"/>
@@ -5999,7 +6370,7 @@
       </w:r>
     </w:p>
   </w:endnote>
-  <w:endnote w:type="continuationSeparator" w:id="1">
+  <w:endnote w:type="continuationSeparator" w:id="0">
     <w:p>
       <w:pPr>
         <w:spacing w:line="240" w:lineRule="auto"/>
@@ -6013,21 +6384,21 @@
 </file>
 
 <file path=word/footnotes.xml><?xml version="1.0" encoding="utf-8"?>
-<w:footnotes xmlns:wpc="http://schemas.microsoft.com/office/word/2010/wordprocessingCanvas" xmlns:mc="http://schemas.openxmlformats.org/markup-compatibility/2006" xmlns:o="urn:schemas-microsoft-com:office:office" xmlns:r="http://schemas.openxmlformats.org/officeDocument/2006/relationships" xmlns:m="http://schemas.openxmlformats.org/officeDocument/2006/math" xmlns:v="urn:schemas-microsoft-com:vml" xmlns:wp14="http://schemas.microsoft.com/office/word/2010/wordprocessingDrawing" xmlns:wp="http://schemas.openxmlformats.org/drawingml/2006/wordprocessingDrawing" xmlns:w="http://schemas.openxmlformats.org/wordprocessingml/2006/main" xmlns:w14="http://schemas.microsoft.com/office/word/2010/wordml" xmlns:w15="http://schemas.microsoft.com/office/word/2012/wordml" xmlns:w10="urn:schemas-microsoft-com:office:word" xmlns:wpg="http://schemas.microsoft.com/office/word/2010/wordprocessingGroup" xmlns:wpi="http://schemas.microsoft.com/office/word/2010/wordprocessingInk" xmlns:wne="http://schemas.microsoft.com/office/word/2006/wordml" xmlns:wps="http://schemas.microsoft.com/office/word/2010/wordprocessingShape" xmlns:wpsCustomData="http://www.wps.cn/officeDocument/2013/wpsCustomData" mc:Ignorable="w14 w15 wp14">
-  <w:footnote w:type="separator" w:id="0">
-    <w:p>
-      <w:pPr>
-        <w:spacing w:before="0" w:after="0" w:line="259" w:lineRule="auto"/>
+<w:footnotes xmlns:wpc="http://schemas.microsoft.com/office/word/2010/wordprocessingCanvas" xmlns:cx="http://schemas.microsoft.com/office/drawing/2014/chartex" xmlns:cx1="http://schemas.microsoft.com/office/drawing/2015/9/8/chartex" xmlns:cx2="http://schemas.microsoft.com/office/drawing/2015/10/21/chartex" xmlns:cx3="http://schemas.microsoft.com/office/drawing/2016/5/9/chartex" xmlns:cx4="http://schemas.microsoft.com/office/drawing/2016/5/10/chartex" xmlns:cx5="http://schemas.microsoft.com/office/drawing/2016/5/11/chartex" xmlns:cx6="http://schemas.microsoft.com/office/drawing/2016/5/12/chartex" xmlns:cx7="http://schemas.microsoft.com/office/drawing/2016/5/13/chartex" xmlns:cx8="http://schemas.microsoft.com/office/drawing/2016/5/14/chartex" xmlns:mc="http://schemas.openxmlformats.org/markup-compatibility/2006" xmlns:aink="http://schemas.microsoft.com/office/drawing/2016/ink" xmlns:am3d="http://schemas.microsoft.com/office/drawing/2017/model3d" xmlns:o="urn:schemas-microsoft-com:office:office" xmlns:r="http://schemas.openxmlformats.org/officeDocument/2006/relationships" xmlns:m="http://schemas.openxmlformats.org/officeDocument/2006/math" xmlns:v="urn:schemas-microsoft-com:vml" xmlns:wp14="http://schemas.microsoft.com/office/word/2010/wordprocessingDrawing" xmlns:wp="http://schemas.openxmlformats.org/drawingml/2006/wordprocessingDrawing" xmlns:w10="urn:schemas-microsoft-com:office:word" xmlns:w="http://schemas.openxmlformats.org/wordprocessingml/2006/main" xmlns:w14="http://schemas.microsoft.com/office/word/2010/wordml" xmlns:w15="http://schemas.microsoft.com/office/word/2012/wordml" xmlns:w16cid="http://schemas.microsoft.com/office/word/2016/wordml/cid" xmlns:w16se="http://schemas.microsoft.com/office/word/2015/wordml/symex" xmlns:wpg="http://schemas.microsoft.com/office/word/2010/wordprocessingGroup" xmlns:wpi="http://schemas.microsoft.com/office/word/2010/wordprocessingInk" xmlns:wne="http://schemas.microsoft.com/office/word/2006/wordml" xmlns:wps="http://schemas.microsoft.com/office/word/2010/wordprocessingShape" mc:Ignorable="w14 w15 w16se w16cid wp14">
+  <w:footnote w:type="separator" w:id="-1">
+    <w:p>
+      <w:pPr>
+        <w:spacing w:after="0"/>
       </w:pPr>
       <w:r>
         <w:separator/>
       </w:r>
     </w:p>
   </w:footnote>
-  <w:footnote w:type="continuationSeparator" w:id="1">
-    <w:p>
-      <w:pPr>
-        <w:spacing w:before="0" w:after="0" w:line="259" w:lineRule="auto"/>
+  <w:footnote w:type="continuationSeparator" w:id="0">
+    <w:p>
+      <w:pPr>
+        <w:spacing w:after="0"/>
       </w:pPr>
       <w:r>
         <w:continuationSeparator/>
@@ -6038,14 +6409,14 @@
 </file>
 
 <file path=word/header1.xml><?xml version="1.0" encoding="utf-8"?>
-<w:hdr xmlns:wpc="http://schemas.microsoft.com/office/word/2010/wordprocessingCanvas" xmlns:mc="http://schemas.openxmlformats.org/markup-compatibility/2006" xmlns:o="urn:schemas-microsoft-com:office:office" xmlns:r="http://schemas.openxmlformats.org/officeDocument/2006/relationships" xmlns:m="http://schemas.openxmlformats.org/officeDocument/2006/math" xmlns:v="urn:schemas-microsoft-com:vml" xmlns:wp14="http://schemas.microsoft.com/office/word/2010/wordprocessingDrawing" xmlns:wp="http://schemas.openxmlformats.org/drawingml/2006/wordprocessingDrawing" xmlns:w10="urn:schemas-microsoft-com:office:word" xmlns:w="http://schemas.openxmlformats.org/wordprocessingml/2006/main" xmlns:w14="http://schemas.microsoft.com/office/word/2010/wordml" xmlns:w15="http://schemas.microsoft.com/office/word/2012/wordml" xmlns:wpg="http://schemas.microsoft.com/office/word/2010/wordprocessingGroup" xmlns:wpi="http://schemas.microsoft.com/office/word/2010/wordprocessingInk" xmlns:wne="http://schemas.microsoft.com/office/word/2006/wordml" xmlns:wps="http://schemas.microsoft.com/office/word/2010/wordprocessingShape" xmlns:wpsCustomData="http://www.wps.cn/officeDocument/2013/wpsCustomData" mc:Ignorable="w14 w15 wp14">
+<w:hdr xmlns:wpc="http://schemas.microsoft.com/office/word/2010/wordprocessingCanvas" xmlns:cx="http://schemas.microsoft.com/office/drawing/2014/chartex" xmlns:cx1="http://schemas.microsoft.com/office/drawing/2015/9/8/chartex" xmlns:cx2="http://schemas.microsoft.com/office/drawing/2015/10/21/chartex" xmlns:cx3="http://schemas.microsoft.com/office/drawing/2016/5/9/chartex" xmlns:cx4="http://schemas.microsoft.com/office/drawing/2016/5/10/chartex" xmlns:cx5="http://schemas.microsoft.com/office/drawing/2016/5/11/chartex" xmlns:cx6="http://schemas.microsoft.com/office/drawing/2016/5/12/chartex" xmlns:cx7="http://schemas.microsoft.com/office/drawing/2016/5/13/chartex" xmlns:cx8="http://schemas.microsoft.com/office/drawing/2016/5/14/chartex" xmlns:mc="http://schemas.openxmlformats.org/markup-compatibility/2006" xmlns:aink="http://schemas.microsoft.com/office/drawing/2016/ink" xmlns:am3d="http://schemas.microsoft.com/office/drawing/2017/model3d" xmlns:o="urn:schemas-microsoft-com:office:office" xmlns:r="http://schemas.openxmlformats.org/officeDocument/2006/relationships" xmlns:m="http://schemas.openxmlformats.org/officeDocument/2006/math" xmlns:v="urn:schemas-microsoft-com:vml" xmlns:wp14="http://schemas.microsoft.com/office/word/2010/wordprocessingDrawing" xmlns:wp="http://schemas.openxmlformats.org/drawingml/2006/wordprocessingDrawing" xmlns:w10="urn:schemas-microsoft-com:office:word" xmlns:w="http://schemas.openxmlformats.org/wordprocessingml/2006/main" xmlns:w14="http://schemas.microsoft.com/office/word/2010/wordml" xmlns:w15="http://schemas.microsoft.com/office/word/2012/wordml" xmlns:w16cid="http://schemas.microsoft.com/office/word/2016/wordml/cid" xmlns:w16se="http://schemas.microsoft.com/office/word/2015/wordml/symex" xmlns:wpg="http://schemas.microsoft.com/office/word/2010/wordprocessingGroup" xmlns:wpi="http://schemas.microsoft.com/office/word/2010/wordprocessingInk" xmlns:wne="http://schemas.microsoft.com/office/word/2006/wordml" xmlns:wps="http://schemas.microsoft.com/office/word/2010/wordprocessingShape" mc:Ignorable="w14 w15 w16se w16cid wp14">
   <w:p>
     <w:pPr>
-      <w:pStyle w:val="10"/>
+      <w:pStyle w:val="Cabealho"/>
       <w:tabs>
-        <w:tab w:val="left" w:pos="2532"/>
         <w:tab w:val="clear" w:pos="4252"/>
         <w:tab w:val="clear" w:pos="8504"/>
+        <w:tab w:val="left" w:pos="2532"/>
       </w:tabs>
       <w:spacing w:line="360" w:lineRule="auto"/>
       <w:jc w:val="center"/>
@@ -6053,11 +6424,11 @@
   </w:p>
   <w:p>
     <w:pPr>
-      <w:pStyle w:val="10"/>
+      <w:pStyle w:val="Cabealho"/>
       <w:tabs>
-        <w:tab w:val="left" w:pos="2772"/>
         <w:tab w:val="clear" w:pos="4252"/>
         <w:tab w:val="clear" w:pos="8504"/>
+        <w:tab w:val="left" w:pos="2772"/>
       </w:tabs>
     </w:pPr>
   </w:p>
@@ -6065,188 +6436,408 @@
 </file>
 
 <file path=word/styles.xml><?xml version="1.0" encoding="utf-8"?>
-<w:styles xmlns:mc="http://schemas.openxmlformats.org/markup-compatibility/2006" xmlns:o="urn:schemas-microsoft-com:office:office" xmlns:r="http://schemas.openxmlformats.org/officeDocument/2006/relationships" xmlns:m="http://schemas.openxmlformats.org/officeDocument/2006/math" xmlns:v="urn:schemas-microsoft-com:vml" xmlns:w="http://schemas.openxmlformats.org/wordprocessingml/2006/main" xmlns:w14="http://schemas.microsoft.com/office/word/2010/wordml" xmlns:w10="urn:schemas-microsoft-com:office:word" xmlns:sl="http://schemas.openxmlformats.org/schemaLibrary/2006/main" xmlns:wpsCustomData="http://www.wps.cn/officeDocument/2013/wpsCustomData" mc:Ignorable="w14">
+<w:styles xmlns:mc="http://schemas.openxmlformats.org/markup-compatibility/2006" xmlns:r="http://schemas.openxmlformats.org/officeDocument/2006/relationships" xmlns:w="http://schemas.openxmlformats.org/wordprocessingml/2006/main" xmlns:w14="http://schemas.microsoft.com/office/word/2010/wordml" xmlns:w15="http://schemas.microsoft.com/office/word/2012/wordml" xmlns:w16cid="http://schemas.microsoft.com/office/word/2016/wordml/cid" xmlns:w16se="http://schemas.microsoft.com/office/word/2015/wordml/symex" mc:Ignorable="w14 w15 w16se w16cid">
   <w:docDefaults>
     <w:rPrDefault>
       <w:rPr>
-        <w:rFonts w:asciiTheme="minorHAnsi" w:hAnsiTheme="minorHAnsi" w:eastAsiaTheme="minorHAnsi" w:cstheme="minorBidi"/>
+        <w:rFonts w:asciiTheme="minorHAnsi" w:eastAsiaTheme="minorHAnsi" w:hAnsiTheme="minorHAnsi" w:cstheme="minorBidi"/>
+        <w:lang w:val="pt-BR" w:eastAsia="pt-BR" w:bidi="ar-SA"/>
       </w:rPr>
     </w:rPrDefault>
     <w:pPrDefault/>
   </w:docDefaults>
-  <w:latentStyles w:count="260" w:defQFormat="0" w:defUnhideWhenUsed="1" w:defSemiHidden="1" w:defUIPriority="99" w:defLockedState="0">
-    <w:lsdException w:qFormat="1" w:unhideWhenUsed="0" w:uiPriority="0" w:semiHidden="0" w:name="Normal"/>
-    <w:lsdException w:qFormat="1" w:unhideWhenUsed="0" w:uiPriority="9" w:semiHidden="0" w:name="heading 1"/>
-    <w:lsdException w:qFormat="1" w:uiPriority="9" w:name="heading 2"/>
-    <w:lsdException w:qFormat="1" w:uiPriority="9" w:name="heading 3"/>
-    <w:lsdException w:qFormat="1" w:uiPriority="9" w:name="heading 4"/>
-    <w:lsdException w:qFormat="1" w:uiPriority="9" w:name="heading 5"/>
-    <w:lsdException w:qFormat="1" w:uiPriority="9" w:name="heading 6"/>
-    <w:lsdException w:qFormat="1" w:uiPriority="9" w:name="heading 7"/>
-    <w:lsdException w:qFormat="1" w:uiPriority="9" w:name="heading 8"/>
-    <w:lsdException w:qFormat="1" w:uiPriority="9" w:name="heading 9"/>
-    <w:lsdException w:uiPriority="99" w:name="index 1"/>
-    <w:lsdException w:uiPriority="99" w:name="index 2"/>
-    <w:lsdException w:uiPriority="99" w:name="index 3"/>
-    <w:lsdException w:uiPriority="99" w:name="index 4"/>
-    <w:lsdException w:uiPriority="99" w:name="index 5"/>
-    <w:lsdException w:uiPriority="99" w:name="index 6"/>
-    <w:lsdException w:uiPriority="99" w:name="index 7"/>
-    <w:lsdException w:uiPriority="99" w:name="index 8"/>
-    <w:lsdException w:uiPriority="99" w:name="index 9"/>
-    <w:lsdException w:qFormat="1" w:uiPriority="39" w:semiHidden="0" w:name="toc 1"/>
-    <w:lsdException w:qFormat="1" w:uiPriority="39" w:semiHidden="0" w:name="toc 2"/>
-    <w:lsdException w:uiPriority="39" w:name="toc 3"/>
-    <w:lsdException w:uiPriority="39" w:name="toc 4"/>
-    <w:lsdException w:uiPriority="39" w:name="toc 5"/>
-    <w:lsdException w:uiPriority="39" w:name="toc 6"/>
-    <w:lsdException w:uiPriority="39" w:name="toc 7"/>
-    <w:lsdException w:uiPriority="39" w:name="toc 8"/>
-    <w:lsdException w:uiPriority="39" w:name="toc 9"/>
-    <w:lsdException w:uiPriority="99" w:name="Normal Indent"/>
-    <w:lsdException w:uiPriority="99" w:name="footnote text"/>
-    <w:lsdException w:qFormat="1" w:uiPriority="99" w:name="annotation text"/>
-    <w:lsdException w:uiPriority="99" w:semiHidden="0" w:name="header"/>
-    <w:lsdException w:qFormat="1" w:uiPriority="99" w:semiHidden="0" w:name="footer"/>
-    <w:lsdException w:uiPriority="99" w:name="index heading"/>
-    <w:lsdException w:qFormat="1" w:uiPriority="35" w:name="caption"/>
-    <w:lsdException w:uiPriority="99" w:name="table of figures"/>
-    <w:lsdException w:uiPriority="99" w:name="envelope address"/>
-    <w:lsdException w:uiPriority="99" w:name="envelope return"/>
-    <w:lsdException w:uiPriority="99" w:name="footnote reference"/>
-    <w:lsdException w:uiPriority="99" w:name="annotation reference"/>
-    <w:lsdException w:uiPriority="99" w:name="line number"/>
-    <w:lsdException w:uiPriority="99" w:name="page number"/>
-    <w:lsdException w:uiPriority="99" w:name="endnote reference"/>
-    <w:lsdException w:uiPriority="99" w:name="endnote text"/>
-    <w:lsdException w:uiPriority="99" w:name="table of authorities"/>
-    <w:lsdException w:uiPriority="99" w:name="macro"/>
-    <w:lsdException w:uiPriority="99" w:name="toa heading"/>
-    <w:lsdException w:uiPriority="99" w:name="List"/>
-    <w:lsdException w:uiPriority="99" w:name="List Bullet"/>
-    <w:lsdException w:uiPriority="99" w:name="List Number"/>
-    <w:lsdException w:uiPriority="99" w:name="List 2"/>
-    <w:lsdException w:uiPriority="99" w:name="List 3"/>
-    <w:lsdException w:uiPriority="99" w:name="List 4"/>
-    <w:lsdException w:uiPriority="99" w:name="List 5"/>
-    <w:lsdException w:uiPriority="99" w:name="List Bullet 2"/>
-    <w:lsdException w:uiPriority="99" w:name="List Bullet 3"/>
-    <w:lsdException w:uiPriority="99" w:name="List Bullet 4"/>
-    <w:lsdException w:uiPriority="99" w:name="List Bullet 5"/>
-    <w:lsdException w:uiPriority="99" w:name="List Number 2"/>
-    <w:lsdException w:uiPriority="99" w:name="List Number 3"/>
-    <w:lsdException w:uiPriority="99" w:name="List Number 4"/>
-    <w:lsdException w:uiPriority="99" w:name="List Number 5"/>
-    <w:lsdException w:qFormat="1" w:unhideWhenUsed="0" w:uiPriority="10" w:semiHidden="0" w:name="Title"/>
-    <w:lsdException w:uiPriority="99" w:name="Closing"/>
-    <w:lsdException w:uiPriority="99" w:name="Signature"/>
-    <w:lsdException w:qFormat="1" w:uiPriority="1" w:name="Default Paragraph Font"/>
-    <w:lsdException w:uiPriority="99" w:name="Body Text"/>
-    <w:lsdException w:uiPriority="99" w:name="Body Text Indent"/>
-    <w:lsdException w:uiPriority="99" w:name="List Continue"/>
-    <w:lsdException w:uiPriority="99" w:name="List Continue 2"/>
-    <w:lsdException w:uiPriority="99" w:name="List Continue 3"/>
-    <w:lsdException w:uiPriority="99" w:name="List Continue 4"/>
-    <w:lsdException w:uiPriority="99" w:name="List Continue 5"/>
-    <w:lsdException w:uiPriority="99" w:name="Message Header"/>
-    <w:lsdException w:qFormat="1" w:unhideWhenUsed="0" w:uiPriority="11" w:semiHidden="0" w:name="Subtitle"/>
-    <w:lsdException w:uiPriority="99" w:name="Salutation"/>
-    <w:lsdException w:uiPriority="99" w:name="Date"/>
-    <w:lsdException w:uiPriority="99" w:name="Body Text First Indent"/>
-    <w:lsdException w:uiPriority="99" w:name="Body Text First Indent 2"/>
-    <w:lsdException w:uiPriority="99" w:name="Note Heading"/>
-    <w:lsdException w:uiPriority="99" w:name="Body Text 2"/>
-    <w:lsdException w:uiPriority="99" w:name="Body Text 3"/>
-    <w:lsdException w:uiPriority="99" w:name="Body Text Indent 2"/>
-    <w:lsdException w:uiPriority="99" w:name="Body Text Indent 3"/>
-    <w:lsdException w:uiPriority="99" w:name="Block Text"/>
-    <w:lsdException w:qFormat="1" w:uiPriority="99" w:semiHidden="0" w:name="Hyperlink"/>
-    <w:lsdException w:uiPriority="99" w:name="FollowedHyperlink"/>
-    <w:lsdException w:qFormat="1" w:unhideWhenUsed="0" w:uiPriority="22" w:semiHidden="0" w:name="Strong"/>
-    <w:lsdException w:qFormat="1" w:unhideWhenUsed="0" w:uiPriority="20" w:semiHidden="0" w:name="Emphasis"/>
-    <w:lsdException w:uiPriority="99" w:name="Document Map"/>
-    <w:lsdException w:uiPriority="99" w:name="Plain Text"/>
-    <w:lsdException w:uiPriority="99" w:name="E-mail Signature"/>
-    <w:lsdException w:uiPriority="99" w:name="Normal (Web)"/>
-    <w:lsdException w:uiPriority="99" w:name="HTML Acronym"/>
-    <w:lsdException w:uiPriority="99" w:name="HTML Address"/>
-    <w:lsdException w:uiPriority="99" w:name="HTML Cite"/>
-    <w:lsdException w:uiPriority="99" w:name="HTML Code"/>
-    <w:lsdException w:uiPriority="99" w:name="HTML Definition"/>
-    <w:lsdException w:uiPriority="99" w:name="HTML Keyboard"/>
-    <w:lsdException w:uiPriority="99" w:name="HTML Preformatted"/>
-    <w:lsdException w:uiPriority="99" w:name="HTML Sample"/>
-    <w:lsdException w:uiPriority="99" w:name="HTML Typewriter"/>
-    <w:lsdException w:uiPriority="99" w:name="HTML Variable"/>
-    <w:lsdException w:uiPriority="99" w:name="Normal Table"/>
-    <w:lsdException w:uiPriority="99" w:name="annotation subject"/>
-    <w:lsdException w:uiPriority="99" w:name="Table Simple 1"/>
-    <w:lsdException w:uiPriority="99" w:name="Table Simple 2"/>
-    <w:lsdException w:uiPriority="99" w:name="Table Simple 3"/>
-    <w:lsdException w:uiPriority="99" w:name="Table Classic 1"/>
-    <w:lsdException w:uiPriority="99" w:name="Table Classic 2"/>
-    <w:lsdException w:uiPriority="99" w:name="Table Classic 3"/>
-    <w:lsdException w:uiPriority="99" w:name="Table Classic 4"/>
-    <w:lsdException w:uiPriority="99" w:name="Table Colorful 1"/>
-    <w:lsdException w:uiPriority="99" w:name="Table Colorful 2"/>
-    <w:lsdException w:uiPriority="99" w:name="Table Colorful 3"/>
-    <w:lsdException w:uiPriority="99" w:name="Table Columns 1"/>
-    <w:lsdException w:uiPriority="99" w:name="Table Columns 2"/>
-    <w:lsdException w:uiPriority="99" w:name="Table Columns 3"/>
-    <w:lsdException w:uiPriority="99" w:name="Table Columns 4"/>
-    <w:lsdException w:uiPriority="99" w:name="Table Columns 5"/>
-    <w:lsdException w:uiPriority="99" w:name="Table Grid 1"/>
-    <w:lsdException w:uiPriority="99" w:name="Table Grid 2"/>
-    <w:lsdException w:uiPriority="99" w:name="Table Grid 3"/>
-    <w:lsdException w:uiPriority="99" w:name="Table Grid 4"/>
-    <w:lsdException w:uiPriority="99" w:name="Table Grid 5"/>
-    <w:lsdException w:uiPriority="99" w:name="Table Grid 6"/>
-    <w:lsdException w:uiPriority="99" w:name="Table Grid 7"/>
-    <w:lsdException w:uiPriority="99" w:name="Table Grid 8"/>
-    <w:lsdException w:uiPriority="99" w:name="Table List 1"/>
-    <w:lsdException w:uiPriority="99" w:name="Table List 2"/>
-    <w:lsdException w:uiPriority="99" w:name="Table List 3"/>
-    <w:lsdException w:uiPriority="99" w:name="Table List 4"/>
-    <w:lsdException w:uiPriority="99" w:name="Table List 5"/>
-    <w:lsdException w:uiPriority="99" w:name="Table List 6"/>
-    <w:lsdException w:uiPriority="99" w:name="Table List 7"/>
-    <w:lsdException w:uiPriority="99" w:name="Table List 8"/>
-    <w:lsdException w:uiPriority="99" w:name="Table 3D effects 1"/>
-    <w:lsdException w:uiPriority="99" w:name="Table 3D effects 2"/>
-    <w:lsdException w:uiPriority="99" w:name="Table 3D effects 3"/>
-    <w:lsdException w:uiPriority="99" w:name="Table Contemporary"/>
-    <w:lsdException w:uiPriority="99" w:name="Table Elegant"/>
-    <w:lsdException w:uiPriority="99" w:name="Table Professional"/>
-    <w:lsdException w:uiPriority="99" w:name="Table Subtle 1"/>
-    <w:lsdException w:uiPriority="99" w:name="Table Subtle 2"/>
-    <w:lsdException w:uiPriority="99" w:name="Table Web 1"/>
-    <w:lsdException w:uiPriority="99" w:name="Table Web 2"/>
-    <w:lsdException w:uiPriority="99" w:name="Table Web 3"/>
-    <w:lsdException w:uiPriority="99" w:name="Balloon Text"/>
-    <w:lsdException w:unhideWhenUsed="0" w:uiPriority="39" w:semiHidden="0" w:name="Table Grid"/>
-    <w:lsdException w:uiPriority="99" w:name="Table Theme"/>
+  <w:latentStyles w:defLockedState="0" w:defUIPriority="99" w:defSemiHidden="0" w:defUnhideWhenUsed="0" w:defQFormat="0" w:count="375">
+    <w:lsdException w:name="Normal" w:uiPriority="0" w:qFormat="1"/>
+    <w:lsdException w:name="heading 1" w:uiPriority="9" w:qFormat="1"/>
+    <w:lsdException w:name="heading 2" w:semiHidden="1" w:uiPriority="9" w:unhideWhenUsed="1" w:qFormat="1"/>
+    <w:lsdException w:name="heading 3" w:semiHidden="1" w:uiPriority="9" w:unhideWhenUsed="1" w:qFormat="1"/>
+    <w:lsdException w:name="heading 4" w:semiHidden="1" w:uiPriority="9" w:unhideWhenUsed="1" w:qFormat="1"/>
+    <w:lsdException w:name="heading 5" w:semiHidden="1" w:uiPriority="9" w:unhideWhenUsed="1" w:qFormat="1"/>
+    <w:lsdException w:name="heading 6" w:semiHidden="1" w:uiPriority="9" w:unhideWhenUsed="1" w:qFormat="1"/>
+    <w:lsdException w:name="heading 7" w:semiHidden="1" w:uiPriority="9" w:unhideWhenUsed="1" w:qFormat="1"/>
+    <w:lsdException w:name="heading 8" w:semiHidden="1" w:uiPriority="9" w:unhideWhenUsed="1" w:qFormat="1"/>
+    <w:lsdException w:name="heading 9" w:semiHidden="1" w:uiPriority="9" w:unhideWhenUsed="1" w:qFormat="1"/>
+    <w:lsdException w:name="index 1" w:semiHidden="1" w:unhideWhenUsed="1"/>
+    <w:lsdException w:name="index 2" w:semiHidden="1" w:unhideWhenUsed="1"/>
+    <w:lsdException w:name="index 3" w:semiHidden="1" w:unhideWhenUsed="1"/>
+    <w:lsdException w:name="index 4" w:semiHidden="1" w:unhideWhenUsed="1"/>
+    <w:lsdException w:name="index 5" w:semiHidden="1" w:unhideWhenUsed="1"/>
+    <w:lsdException w:name="index 6" w:semiHidden="1" w:unhideWhenUsed="1"/>
+    <w:lsdException w:name="index 7" w:semiHidden="1" w:unhideWhenUsed="1"/>
+    <w:lsdException w:name="index 8" w:semiHidden="1" w:unhideWhenUsed="1"/>
+    <w:lsdException w:name="index 9" w:semiHidden="1" w:unhideWhenUsed="1"/>
+    <w:lsdException w:name="toc 1" w:uiPriority="39" w:unhideWhenUsed="1" w:qFormat="1"/>
+    <w:lsdException w:name="toc 2" w:uiPriority="39" w:unhideWhenUsed="1" w:qFormat="1"/>
+    <w:lsdException w:name="toc 3" w:semiHidden="1" w:uiPriority="39" w:unhideWhenUsed="1"/>
+    <w:lsdException w:name="toc 4" w:semiHidden="1" w:uiPriority="39" w:unhideWhenUsed="1"/>
+    <w:lsdException w:name="toc 5" w:semiHidden="1" w:uiPriority="39" w:unhideWhenUsed="1"/>
+    <w:lsdException w:name="toc 6" w:semiHidden="1" w:uiPriority="39" w:unhideWhenUsed="1"/>
+    <w:lsdException w:name="toc 7" w:semiHidden="1" w:uiPriority="39" w:unhideWhenUsed="1"/>
+    <w:lsdException w:name="toc 8" w:semiHidden="1" w:uiPriority="39" w:unhideWhenUsed="1"/>
+    <w:lsdException w:name="toc 9" w:semiHidden="1" w:uiPriority="39" w:unhideWhenUsed="1"/>
+    <w:lsdException w:name="Normal Indent" w:semiHidden="1" w:unhideWhenUsed="1"/>
+    <w:lsdException w:name="footnote text" w:semiHidden="1" w:unhideWhenUsed="1"/>
+    <w:lsdException w:name="annotation text" w:semiHidden="1" w:unhideWhenUsed="1" w:qFormat="1"/>
+    <w:lsdException w:name="header" w:unhideWhenUsed="1"/>
+    <w:lsdException w:name="footer" w:unhideWhenUsed="1" w:qFormat="1"/>
+    <w:lsdException w:name="index heading" w:semiHidden="1" w:unhideWhenUsed="1"/>
+    <w:lsdException w:name="caption" w:semiHidden="1" w:uiPriority="35" w:unhideWhenUsed="1" w:qFormat="1"/>
+    <w:lsdException w:name="table of figures" w:semiHidden="1" w:unhideWhenUsed="1"/>
+    <w:lsdException w:name="envelope address" w:semiHidden="1" w:unhideWhenUsed="1"/>
+    <w:lsdException w:name="envelope return" w:semiHidden="1" w:unhideWhenUsed="1"/>
+    <w:lsdException w:name="footnote reference" w:semiHidden="1" w:unhideWhenUsed="1"/>
+    <w:lsdException w:name="annotation reference" w:semiHidden="1" w:unhideWhenUsed="1"/>
+    <w:lsdException w:name="line number" w:semiHidden="1" w:unhideWhenUsed="1"/>
+    <w:lsdException w:name="page number" w:semiHidden="1" w:unhideWhenUsed="1"/>
+    <w:lsdException w:name="endnote reference" w:semiHidden="1" w:unhideWhenUsed="1"/>
+    <w:lsdException w:name="endnote text" w:semiHidden="1" w:unhideWhenUsed="1"/>
+    <w:lsdException w:name="table of authorities" w:semiHidden="1" w:unhideWhenUsed="1"/>
+    <w:lsdException w:name="macro" w:semiHidden="1" w:unhideWhenUsed="1"/>
+    <w:lsdException w:name="toa heading" w:semiHidden="1" w:unhideWhenUsed="1"/>
+    <w:lsdException w:name="List" w:semiHidden="1" w:unhideWhenUsed="1"/>
+    <w:lsdException w:name="List Bullet" w:semiHidden="1" w:unhideWhenUsed="1"/>
+    <w:lsdException w:name="List Number" w:semiHidden="1" w:unhideWhenUsed="1"/>
+    <w:lsdException w:name="List 2" w:semiHidden="1" w:unhideWhenUsed="1"/>
+    <w:lsdException w:name="List 3" w:semiHidden="1" w:unhideWhenUsed="1"/>
+    <w:lsdException w:name="List 4" w:semiHidden="1" w:unhideWhenUsed="1"/>
+    <w:lsdException w:name="List 5" w:semiHidden="1" w:unhideWhenUsed="1"/>
+    <w:lsdException w:name="List Bullet 2" w:semiHidden="1" w:unhideWhenUsed="1"/>
+    <w:lsdException w:name="List Bullet 3" w:semiHidden="1" w:unhideWhenUsed="1"/>
+    <w:lsdException w:name="List Bullet 4" w:semiHidden="1" w:unhideWhenUsed="1"/>
+    <w:lsdException w:name="List Bullet 5" w:semiHidden="1" w:unhideWhenUsed="1"/>
+    <w:lsdException w:name="List Number 2" w:semiHidden="1" w:unhideWhenUsed="1"/>
+    <w:lsdException w:name="List Number 3" w:semiHidden="1" w:unhideWhenUsed="1"/>
+    <w:lsdException w:name="List Number 4" w:semiHidden="1" w:unhideWhenUsed="1"/>
+    <w:lsdException w:name="List Number 5" w:semiHidden="1" w:unhideWhenUsed="1"/>
+    <w:lsdException w:name="Title" w:uiPriority="10" w:qFormat="1"/>
+    <w:lsdException w:name="Closing" w:semiHidden="1" w:unhideWhenUsed="1"/>
+    <w:lsdException w:name="Signature" w:semiHidden="1" w:unhideWhenUsed="1"/>
+    <w:lsdException w:name="Default Paragraph Font" w:semiHidden="1" w:uiPriority="1" w:unhideWhenUsed="1" w:qFormat="1"/>
+    <w:lsdException w:name="Body Text" w:semiHidden="1" w:unhideWhenUsed="1"/>
+    <w:lsdException w:name="Body Text Indent" w:semiHidden="1" w:unhideWhenUsed="1"/>
+    <w:lsdException w:name="List Continue" w:semiHidden="1" w:unhideWhenUsed="1"/>
+    <w:lsdException w:name="List Continue 2" w:semiHidden="1" w:unhideWhenUsed="1"/>
+    <w:lsdException w:name="List Continue 3" w:semiHidden="1" w:unhideWhenUsed="1"/>
+    <w:lsdException w:name="List Continue 4" w:semiHidden="1" w:unhideWhenUsed="1"/>
+    <w:lsdException w:name="List Continue 5" w:semiHidden="1" w:unhideWhenUsed="1"/>
+    <w:lsdException w:name="Message Header" w:semiHidden="1" w:unhideWhenUsed="1"/>
+    <w:lsdException w:name="Subtitle" w:uiPriority="11" w:qFormat="1"/>
+    <w:lsdException w:name="Salutation" w:semiHidden="1" w:unhideWhenUsed="1"/>
+    <w:lsdException w:name="Date" w:semiHidden="1" w:unhideWhenUsed="1"/>
+    <w:lsdException w:name="Body Text First Indent" w:semiHidden="1" w:unhideWhenUsed="1"/>
+    <w:lsdException w:name="Body Text First Indent 2" w:semiHidden="1" w:unhideWhenUsed="1"/>
+    <w:lsdException w:name="Note Heading" w:semiHidden="1" w:unhideWhenUsed="1"/>
+    <w:lsdException w:name="Body Text 2" w:semiHidden="1" w:unhideWhenUsed="1"/>
+    <w:lsdException w:name="Body Text 3" w:semiHidden="1" w:unhideWhenUsed="1"/>
+    <w:lsdException w:name="Body Text Indent 2" w:semiHidden="1" w:unhideWhenUsed="1"/>
+    <w:lsdException w:name="Body Text Indent 3" w:semiHidden="1" w:unhideWhenUsed="1"/>
+    <w:lsdException w:name="Block Text" w:semiHidden="1" w:unhideWhenUsed="1"/>
+    <w:lsdException w:name="Hyperlink" w:unhideWhenUsed="1" w:qFormat="1"/>
+    <w:lsdException w:name="FollowedHyperlink" w:semiHidden="1" w:unhideWhenUsed="1"/>
+    <w:lsdException w:name="Strong" w:uiPriority="22" w:qFormat="1"/>
+    <w:lsdException w:name="Emphasis" w:uiPriority="20" w:qFormat="1"/>
+    <w:lsdException w:name="Document Map" w:semiHidden="1" w:unhideWhenUsed="1"/>
+    <w:lsdException w:name="Plain Text" w:semiHidden="1" w:unhideWhenUsed="1"/>
+    <w:lsdException w:name="E-mail Signature" w:semiHidden="1" w:unhideWhenUsed="1"/>
+    <w:lsdException w:name="HTML Top of Form" w:semiHidden="1" w:unhideWhenUsed="1"/>
+    <w:lsdException w:name="HTML Bottom of Form" w:semiHidden="1" w:unhideWhenUsed="1"/>
+    <w:lsdException w:name="Normal (Web)" w:semiHidden="1" w:unhideWhenUsed="1"/>
+    <w:lsdException w:name="HTML Acronym" w:semiHidden="1" w:unhideWhenUsed="1"/>
+    <w:lsdException w:name="HTML Address" w:semiHidden="1" w:unhideWhenUsed="1"/>
+    <w:lsdException w:name="HTML Cite" w:semiHidden="1" w:unhideWhenUsed="1"/>
+    <w:lsdException w:name="HTML Code" w:semiHidden="1" w:unhideWhenUsed="1"/>
+    <w:lsdException w:name="HTML Definition" w:semiHidden="1" w:unhideWhenUsed="1"/>
+    <w:lsdException w:name="HTML Keyboard" w:semiHidden="1" w:unhideWhenUsed="1"/>
+    <w:lsdException w:name="HTML Preformatted" w:semiHidden="1" w:unhideWhenUsed="1"/>
+    <w:lsdException w:name="HTML Sample" w:semiHidden="1" w:unhideWhenUsed="1"/>
+    <w:lsdException w:name="HTML Typewriter" w:semiHidden="1" w:unhideWhenUsed="1"/>
+    <w:lsdException w:name="HTML Variable" w:semiHidden="1" w:unhideWhenUsed="1"/>
+    <w:lsdException w:name="Normal Table" w:semiHidden="1" w:unhideWhenUsed="1"/>
+    <w:lsdException w:name="annotation subject" w:semiHidden="1" w:unhideWhenUsed="1"/>
+    <w:lsdException w:name="No List" w:semiHidden="1" w:unhideWhenUsed="1"/>
+    <w:lsdException w:name="Outline List 1" w:semiHidden="1" w:unhideWhenUsed="1"/>
+    <w:lsdException w:name="Outline List 2" w:semiHidden="1" w:unhideWhenUsed="1"/>
+    <w:lsdException w:name="Outline List 3" w:semiHidden="1" w:unhideWhenUsed="1"/>
+    <w:lsdException w:name="Table Simple 1" w:semiHidden="1" w:unhideWhenUsed="1"/>
+    <w:lsdException w:name="Table Simple 2" w:semiHidden="1" w:unhideWhenUsed="1"/>
+    <w:lsdException w:name="Table Simple 3" w:semiHidden="1" w:unhideWhenUsed="1"/>
+    <w:lsdException w:name="Table Classic 1" w:semiHidden="1" w:unhideWhenUsed="1"/>
+    <w:lsdException w:name="Table Classic 2" w:semiHidden="1" w:unhideWhenUsed="1"/>
+    <w:lsdException w:name="Table Classic 3" w:semiHidden="1" w:unhideWhenUsed="1"/>
+    <w:lsdException w:name="Table Classic 4" w:semiHidden="1" w:unhideWhenUsed="1"/>
+    <w:lsdException w:name="Table Colorful 1" w:semiHidden="1" w:unhideWhenUsed="1"/>
+    <w:lsdException w:name="Table Colorful 2" w:semiHidden="1" w:unhideWhenUsed="1"/>
+    <w:lsdException w:name="Table Colorful 3" w:semiHidden="1" w:unhideWhenUsed="1"/>
+    <w:lsdException w:name="Table Columns 1" w:semiHidden="1" w:unhideWhenUsed="1"/>
+    <w:lsdException w:name="Table Columns 2" w:semiHidden="1" w:unhideWhenUsed="1"/>
+    <w:lsdException w:name="Table Columns 3" w:semiHidden="1" w:unhideWhenUsed="1"/>
+    <w:lsdException w:name="Table Columns 4" w:semiHidden="1" w:unhideWhenUsed="1"/>
+    <w:lsdException w:name="Table Columns 5" w:semiHidden="1" w:unhideWhenUsed="1"/>
+    <w:lsdException w:name="Table Grid 1" w:semiHidden="1" w:unhideWhenUsed="1"/>
+    <w:lsdException w:name="Table Grid 2" w:semiHidden="1" w:unhideWhenUsed="1"/>
+    <w:lsdException w:name="Table Grid 3" w:semiHidden="1" w:unhideWhenUsed="1"/>
+    <w:lsdException w:name="Table Grid 4" w:semiHidden="1" w:unhideWhenUsed="1"/>
+    <w:lsdException w:name="Table Grid 5" w:semiHidden="1" w:unhideWhenUsed="1"/>
+    <w:lsdException w:name="Table Grid 6" w:semiHidden="1" w:unhideWhenUsed="1"/>
+    <w:lsdException w:name="Table Grid 7" w:semiHidden="1" w:unhideWhenUsed="1"/>
+    <w:lsdException w:name="Table Grid 8" w:semiHidden="1" w:unhideWhenUsed="1"/>
+    <w:lsdException w:name="Table List 1" w:semiHidden="1" w:unhideWhenUsed="1"/>
+    <w:lsdException w:name="Table List 2" w:semiHidden="1" w:unhideWhenUsed="1"/>
+    <w:lsdException w:name="Table List 3" w:semiHidden="1" w:unhideWhenUsed="1"/>
+    <w:lsdException w:name="Table List 4" w:semiHidden="1" w:unhideWhenUsed="1"/>
+    <w:lsdException w:name="Table List 5" w:semiHidden="1" w:unhideWhenUsed="1"/>
+    <w:lsdException w:name="Table List 6" w:semiHidden="1" w:unhideWhenUsed="1"/>
+    <w:lsdException w:name="Table List 7" w:semiHidden="1" w:unhideWhenUsed="1"/>
+    <w:lsdException w:name="Table List 8" w:semiHidden="1" w:unhideWhenUsed="1"/>
+    <w:lsdException w:name="Table 3D effects 1" w:semiHidden="1" w:unhideWhenUsed="1"/>
+    <w:lsdException w:name="Table 3D effects 2" w:semiHidden="1" w:unhideWhenUsed="1"/>
+    <w:lsdException w:name="Table 3D effects 3" w:semiHidden="1" w:unhideWhenUsed="1"/>
+    <w:lsdException w:name="Table Contemporary" w:semiHidden="1" w:unhideWhenUsed="1"/>
+    <w:lsdException w:name="Table Elegant" w:semiHidden="1" w:unhideWhenUsed="1"/>
+    <w:lsdException w:name="Table Professional" w:semiHidden="1" w:unhideWhenUsed="1"/>
+    <w:lsdException w:name="Table Subtle 1" w:semiHidden="1" w:unhideWhenUsed="1"/>
+    <w:lsdException w:name="Table Subtle 2" w:semiHidden="1" w:unhideWhenUsed="1"/>
+    <w:lsdException w:name="Table Web 1" w:semiHidden="1" w:unhideWhenUsed="1"/>
+    <w:lsdException w:name="Table Web 2" w:semiHidden="1" w:unhideWhenUsed="1"/>
+    <w:lsdException w:name="Table Web 3" w:semiHidden="1" w:unhideWhenUsed="1"/>
+    <w:lsdException w:name="Balloon Text" w:semiHidden="1" w:unhideWhenUsed="1"/>
+    <w:lsdException w:name="Table Grid" w:uiPriority="39"/>
+    <w:lsdException w:name="Table Theme" w:semiHidden="1" w:unhideWhenUsed="1"/>
+    <w:lsdException w:name="Placeholder Text" w:semiHidden="1"/>
+    <w:lsdException w:name="Light Shading"/>
+    <w:lsdException w:name="Light List"/>
+    <w:lsdException w:name="Light Grid"/>
+    <w:lsdException w:name="Medium Shading 1"/>
+    <w:lsdException w:name="Medium Shading 2"/>
+    <w:lsdException w:name="Medium List 1"/>
+    <w:lsdException w:name="Medium List 2"/>
+    <w:lsdException w:name="Medium Grid 1"/>
+    <w:lsdException w:name="Medium Grid 2"/>
+    <w:lsdException w:name="Medium Grid 3"/>
+    <w:lsdException w:name="Dark List"/>
+    <w:lsdException w:name="Colorful Shading"/>
+    <w:lsdException w:name="Colorful List"/>
+    <w:lsdException w:name="Colorful Grid"/>
+    <w:lsdException w:name="Light Shading Accent 1"/>
+    <w:lsdException w:name="Light List Accent 1"/>
+    <w:lsdException w:name="Light Grid Accent 1"/>
+    <w:lsdException w:name="Medium Shading 1 Accent 1"/>
+    <w:lsdException w:name="Medium Shading 2 Accent 1"/>
+    <w:lsdException w:name="Medium List 1 Accent 1"/>
+    <w:lsdException w:name="Revision" w:semiHidden="1"/>
+    <w:lsdException w:name="Medium List 2 Accent 1"/>
+    <w:lsdException w:name="Medium Grid 1 Accent 1"/>
+    <w:lsdException w:name="Medium Grid 2 Accent 1"/>
+    <w:lsdException w:name="Medium Grid 3 Accent 1"/>
+    <w:lsdException w:name="Dark List Accent 1"/>
+    <w:lsdException w:name="Colorful Shading Accent 1"/>
+    <w:lsdException w:name="Colorful List Accent 1"/>
+    <w:lsdException w:name="Colorful Grid Accent 1"/>
+    <w:lsdException w:name="Light Shading Accent 2"/>
+    <w:lsdException w:name="Light List Accent 2"/>
+    <w:lsdException w:name="Light Grid Accent 2"/>
+    <w:lsdException w:name="Medium Shading 1 Accent 2"/>
+    <w:lsdException w:name="Medium Shading 2 Accent 2"/>
+    <w:lsdException w:name="Medium List 1 Accent 2"/>
+    <w:lsdException w:name="Medium List 2 Accent 2"/>
+    <w:lsdException w:name="Medium Grid 1 Accent 2"/>
+    <w:lsdException w:name="Medium Grid 2 Accent 2"/>
+    <w:lsdException w:name="Medium Grid 3 Accent 2"/>
+    <w:lsdException w:name="Dark List Accent 2"/>
+    <w:lsdException w:name="Colorful Shading Accent 2"/>
+    <w:lsdException w:name="Colorful List Accent 2"/>
+    <w:lsdException w:name="Colorful Grid Accent 2"/>
+    <w:lsdException w:name="Light Shading Accent 3"/>
+    <w:lsdException w:name="Light List Accent 3"/>
+    <w:lsdException w:name="Light Grid Accent 3"/>
+    <w:lsdException w:name="Medium Shading 1 Accent 3"/>
+    <w:lsdException w:name="Medium Shading 2 Accent 3"/>
+    <w:lsdException w:name="Medium List 1 Accent 3"/>
+    <w:lsdException w:name="Medium List 2 Accent 3"/>
+    <w:lsdException w:name="Medium Grid 1 Accent 3"/>
+    <w:lsdException w:name="Medium Grid 2 Accent 3"/>
+    <w:lsdException w:name="Medium Grid 3 Accent 3"/>
+    <w:lsdException w:name="Dark List Accent 3"/>
+    <w:lsdException w:name="Colorful Shading Accent 3"/>
+    <w:lsdException w:name="Colorful List Accent 3"/>
+    <w:lsdException w:name="Colorful Grid Accent 3"/>
+    <w:lsdException w:name="Light Shading Accent 4"/>
+    <w:lsdException w:name="Light List Accent 4"/>
+    <w:lsdException w:name="Light Grid Accent 4"/>
+    <w:lsdException w:name="Medium Shading 1 Accent 4"/>
+    <w:lsdException w:name="Medium Shading 2 Accent 4"/>
+    <w:lsdException w:name="Medium List 1 Accent 4"/>
+    <w:lsdException w:name="Medium List 2 Accent 4"/>
+    <w:lsdException w:name="Medium Grid 1 Accent 4"/>
+    <w:lsdException w:name="Medium Grid 2 Accent 4"/>
+    <w:lsdException w:name="Medium Grid 3 Accent 4"/>
+    <w:lsdException w:name="Dark List Accent 4"/>
+    <w:lsdException w:name="Colorful Shading Accent 4"/>
+    <w:lsdException w:name="Colorful List Accent 4"/>
+    <w:lsdException w:name="Colorful Grid Accent 4"/>
+    <w:lsdException w:name="Light Shading Accent 5"/>
+    <w:lsdException w:name="Light List Accent 5"/>
+    <w:lsdException w:name="Light Grid Accent 5"/>
+    <w:lsdException w:name="Medium Shading 1 Accent 5"/>
+    <w:lsdException w:name="Medium Shading 2 Accent 5"/>
+    <w:lsdException w:name="Medium List 1 Accent 5"/>
+    <w:lsdException w:name="Medium List 2 Accent 5"/>
+    <w:lsdException w:name="Medium Grid 1 Accent 5"/>
+    <w:lsdException w:name="Medium Grid 2 Accent 5"/>
+    <w:lsdException w:name="Medium Grid 3 Accent 5"/>
+    <w:lsdException w:name="Dark List Accent 5"/>
+    <w:lsdException w:name="Colorful Shading Accent 5"/>
+    <w:lsdException w:name="Colorful List Accent 5"/>
+    <w:lsdException w:name="Colorful Grid Accent 5"/>
+    <w:lsdException w:name="Light Shading Accent 6"/>
+    <w:lsdException w:name="Light List Accent 6"/>
+    <w:lsdException w:name="Light Grid Accent 6"/>
+    <w:lsdException w:name="Medium Shading 1 Accent 6"/>
+    <w:lsdException w:name="Medium Shading 2 Accent 6"/>
+    <w:lsdException w:name="Medium List 1 Accent 6"/>
+    <w:lsdException w:name="Medium List 2 Accent 6"/>
+    <w:lsdException w:name="Medium Grid 1 Accent 6"/>
+    <w:lsdException w:name="Medium Grid 2 Accent 6"/>
+    <w:lsdException w:name="Medium Grid 3 Accent 6"/>
+    <w:lsdException w:name="Dark List Accent 6"/>
+    <w:lsdException w:name="Colorful Shading Accent 6"/>
+    <w:lsdException w:name="Colorful List Accent 6"/>
+    <w:lsdException w:name="Colorful Grid Accent 6"/>
+    <w:lsdException w:name="Subtle Emphasis" w:uiPriority="19" w:qFormat="1"/>
+    <w:lsdException w:name="Intense Emphasis" w:uiPriority="21" w:qFormat="1"/>
+    <w:lsdException w:name="Subtle Reference" w:uiPriority="31" w:qFormat="1"/>
+    <w:lsdException w:name="Intense Reference" w:uiPriority="32" w:qFormat="1"/>
+    <w:lsdException w:name="Book Title" w:uiPriority="33" w:qFormat="1"/>
+    <w:lsdException w:name="Bibliography" w:semiHidden="1" w:uiPriority="37" w:unhideWhenUsed="1"/>
+    <w:lsdException w:name="TOC Heading" w:semiHidden="1" w:uiPriority="39" w:unhideWhenUsed="1" w:qFormat="1"/>
+    <w:lsdException w:name="Plain Table 1" w:uiPriority="41"/>
+    <w:lsdException w:name="Plain Table 2" w:uiPriority="42"/>
+    <w:lsdException w:name="Plain Table 3" w:uiPriority="43"/>
+    <w:lsdException w:name="Plain Table 4" w:uiPriority="44"/>
+    <w:lsdException w:name="Plain Table 5" w:uiPriority="45"/>
+    <w:lsdException w:name="Grid Table Light" w:uiPriority="40"/>
+    <w:lsdException w:name="Grid Table 1 Light" w:uiPriority="46"/>
+    <w:lsdException w:name="Grid Table 2" w:uiPriority="47"/>
+    <w:lsdException w:name="Grid Table 3" w:uiPriority="48"/>
+    <w:lsdException w:name="Grid Table 4" w:uiPriority="49"/>
+    <w:lsdException w:name="Grid Table 5 Dark" w:uiPriority="50"/>
+    <w:lsdException w:name="Grid Table 6 Colorful" w:uiPriority="51"/>
+    <w:lsdException w:name="Grid Table 7 Colorful" w:uiPriority="52"/>
+    <w:lsdException w:name="Grid Table 1 Light Accent 1" w:uiPriority="46"/>
+    <w:lsdException w:name="Grid Table 2 Accent 1" w:uiPriority="47"/>
+    <w:lsdException w:name="Grid Table 3 Accent 1" w:uiPriority="48"/>
+    <w:lsdException w:name="Grid Table 4 Accent 1" w:uiPriority="49"/>
+    <w:lsdException w:name="Grid Table 5 Dark Accent 1" w:uiPriority="50"/>
+    <w:lsdException w:name="Grid Table 6 Colorful Accent 1" w:uiPriority="51"/>
+    <w:lsdException w:name="Grid Table 7 Colorful Accent 1" w:uiPriority="52"/>
+    <w:lsdException w:name="Grid Table 1 Light Accent 2" w:uiPriority="46"/>
+    <w:lsdException w:name="Grid Table 2 Accent 2" w:uiPriority="47"/>
+    <w:lsdException w:name="Grid Table 3 Accent 2" w:uiPriority="48"/>
+    <w:lsdException w:name="Grid Table 4 Accent 2" w:uiPriority="49"/>
+    <w:lsdException w:name="Grid Table 5 Dark Accent 2" w:uiPriority="50"/>
+    <w:lsdException w:name="Grid Table 6 Colorful Accent 2" w:uiPriority="51"/>
+    <w:lsdException w:name="Grid Table 7 Colorful Accent 2" w:uiPriority="52"/>
+    <w:lsdException w:name="Grid Table 1 Light Accent 3" w:uiPriority="46"/>
+    <w:lsdException w:name="Grid Table 2 Accent 3" w:uiPriority="47"/>
+    <w:lsdException w:name="Grid Table 3 Accent 3" w:uiPriority="48"/>
+    <w:lsdException w:name="Grid Table 4 Accent 3" w:uiPriority="49"/>
+    <w:lsdException w:name="Grid Table 5 Dark Accent 3" w:uiPriority="50"/>
+    <w:lsdException w:name="Grid Table 6 Colorful Accent 3" w:uiPriority="51"/>
+    <w:lsdException w:name="Grid Table 7 Colorful Accent 3" w:uiPriority="52"/>
+    <w:lsdException w:name="Grid Table 1 Light Accent 4" w:uiPriority="46"/>
+    <w:lsdException w:name="Grid Table 2 Accent 4" w:uiPriority="47"/>
+    <w:lsdException w:name="Grid Table 3 Accent 4" w:uiPriority="48"/>
+    <w:lsdException w:name="Grid Table 4 Accent 4" w:uiPriority="49"/>
+    <w:lsdException w:name="Grid Table 5 Dark Accent 4" w:uiPriority="50"/>
+    <w:lsdException w:name="Grid Table 6 Colorful Accent 4" w:uiPriority="51"/>
+    <w:lsdException w:name="Grid Table 7 Colorful Accent 4" w:uiPriority="52"/>
+    <w:lsdException w:name="Grid Table 1 Light Accent 5" w:uiPriority="46"/>
+    <w:lsdException w:name="Grid Table 2 Accent 5" w:uiPriority="47"/>
+    <w:lsdException w:name="Grid Table 3 Accent 5" w:uiPriority="48"/>
+    <w:lsdException w:name="Grid Table 4 Accent 5" w:uiPriority="49"/>
+    <w:lsdException w:name="Grid Table 5 Dark Accent 5" w:uiPriority="50"/>
+    <w:lsdException w:name="Grid Table 6 Colorful Accent 5" w:uiPriority="51"/>
+    <w:lsdException w:name="Grid Table 7 Colorful Accent 5" w:uiPriority="52"/>
+    <w:lsdException w:name="Grid Table 1 Light Accent 6" w:uiPriority="46"/>
+    <w:lsdException w:name="Grid Table 2 Accent 6" w:uiPriority="47"/>
+    <w:lsdException w:name="Grid Table 3 Accent 6" w:uiPriority="48"/>
+    <w:lsdException w:name="Grid Table 4 Accent 6" w:uiPriority="49"/>
+    <w:lsdException w:name="Grid Table 5 Dark Accent 6" w:uiPriority="50"/>
+    <w:lsdException w:name="Grid Table 6 Colorful Accent 6" w:uiPriority="51"/>
+    <w:lsdException w:name="Grid Table 7 Colorful Accent 6" w:uiPriority="52"/>
+    <w:lsdException w:name="List Table 1 Light" w:uiPriority="46"/>
+    <w:lsdException w:name="List Table 2" w:uiPriority="47"/>
+    <w:lsdException w:name="List Table 3" w:uiPriority="48"/>
+    <w:lsdException w:name="List Table 4" w:uiPriority="49"/>
+    <w:lsdException w:name="List Table 5 Dark" w:uiPriority="50"/>
+    <w:lsdException w:name="List Table 6 Colorful" w:uiPriority="51"/>
+    <w:lsdException w:name="List Table 7 Colorful" w:uiPriority="52"/>
+    <w:lsdException w:name="List Table 1 Light Accent 1" w:uiPriority="46"/>
+    <w:lsdException w:name="List Table 2 Accent 1" w:uiPriority="47"/>
+    <w:lsdException w:name="List Table 3 Accent 1" w:uiPriority="48"/>
+    <w:lsdException w:name="List Table 4 Accent 1" w:uiPriority="49"/>
+    <w:lsdException w:name="List Table 5 Dark Accent 1" w:uiPriority="50"/>
+    <w:lsdException w:name="List Table 6 Colorful Accent 1" w:uiPriority="51"/>
+    <w:lsdException w:name="List Table 7 Colorful Accent 1" w:uiPriority="52"/>
+    <w:lsdException w:name="List Table 1 Light Accent 2" w:uiPriority="46"/>
+    <w:lsdException w:name="List Table 2 Accent 2" w:uiPriority="47"/>
+    <w:lsdException w:name="List Table 3 Accent 2" w:uiPriority="48"/>
+    <w:lsdException w:name="List Table 4 Accent 2" w:uiPriority="49"/>
+    <w:lsdException w:name="List Table 5 Dark Accent 2" w:uiPriority="50"/>
+    <w:lsdException w:name="List Table 6 Colorful Accent 2" w:uiPriority="51"/>
+    <w:lsdException w:name="List Table 7 Colorful Accent 2" w:uiPriority="52"/>
+    <w:lsdException w:name="List Table 1 Light Accent 3" w:uiPriority="46"/>
+    <w:lsdException w:name="List Table 2 Accent 3" w:uiPriority="47"/>
+    <w:lsdException w:name="List Table 3 Accent 3" w:uiPriority="48"/>
+    <w:lsdException w:name="List Table 4 Accent 3" w:uiPriority="49"/>
+    <w:lsdException w:name="List Table 5 Dark Accent 3" w:uiPriority="50"/>
+    <w:lsdException w:name="List Table 6 Colorful Accent 3" w:uiPriority="51"/>
+    <w:lsdException w:name="List Table 7 Colorful Accent 3" w:uiPriority="52"/>
+    <w:lsdException w:name="List Table 1 Light Accent 4" w:uiPriority="46"/>
+    <w:lsdException w:name="List Table 2 Accent 4" w:uiPriority="47"/>
+    <w:lsdException w:name="List Table 3 Accent 4" w:uiPriority="48"/>
+    <w:lsdException w:name="List Table 4 Accent 4" w:uiPriority="49"/>
+    <w:lsdException w:name="List Table 5 Dark Accent 4" w:uiPriority="50"/>
+    <w:lsdException w:name="List Table 6 Colorful Accent 4" w:uiPriority="51"/>
+    <w:lsdException w:name="List Table 7 Colorful Accent 4" w:uiPriority="52"/>
+    <w:lsdException w:name="List Table 1 Light Accent 5" w:uiPriority="46"/>
+    <w:lsdException w:name="List Table 2 Accent 5" w:uiPriority="47"/>
+    <w:lsdException w:name="List Table 3 Accent 5" w:uiPriority="48"/>
+    <w:lsdException w:name="List Table 4 Accent 5" w:uiPriority="49"/>
+    <w:lsdException w:name="List Table 5 Dark Accent 5" w:uiPriority="50"/>
+    <w:lsdException w:name="List Table 6 Colorful Accent 5" w:uiPriority="51"/>
+    <w:lsdException w:name="List Table 7 Colorful Accent 5" w:uiPriority="52"/>
+    <w:lsdException w:name="List Table 1 Light Accent 6" w:uiPriority="46"/>
+    <w:lsdException w:name="List Table 2 Accent 6" w:uiPriority="47"/>
+    <w:lsdException w:name="List Table 3 Accent 6" w:uiPriority="48"/>
+    <w:lsdException w:name="List Table 4 Accent 6" w:uiPriority="49"/>
+    <w:lsdException w:name="List Table 5 Dark Accent 6" w:uiPriority="50"/>
+    <w:lsdException w:name="List Table 6 Colorful Accent 6" w:uiPriority="51"/>
+    <w:lsdException w:name="List Table 7 Colorful Accent 6" w:uiPriority="52"/>
+    <w:lsdException w:name="Mention" w:semiHidden="1" w:unhideWhenUsed="1"/>
+    <w:lsdException w:name="Smart Hyperlink" w:semiHidden="1" w:unhideWhenUsed="1"/>
+    <w:lsdException w:name="Hashtag" w:semiHidden="1" w:unhideWhenUsed="1"/>
+    <w:lsdException w:name="Unresolved Mention" w:semiHidden="1" w:unhideWhenUsed="1"/>
   </w:latentStyles>
-  <w:style w:type="paragraph" w:default="1" w:styleId="1">
+  <w:style w:type="paragraph" w:default="1" w:styleId="Normal">
     <w:name w:val="Normal"/>
     <w:qFormat/>
-    <w:uiPriority w:val="0"/>
     <w:pPr>
       <w:spacing w:after="160" w:line="259" w:lineRule="auto"/>
     </w:pPr>
     <w:rPr>
-      <w:rFonts w:asciiTheme="minorHAnsi" w:hAnsiTheme="minorHAnsi" w:eastAsiaTheme="minorHAnsi" w:cstheme="minorBidi"/>
       <w:sz w:val="22"/>
       <w:szCs w:val="22"/>
-      <w:lang w:val="pt-BR" w:eastAsia="en-US" w:bidi="ar-SA"/>
+      <w:lang w:eastAsia="en-US"/>
     </w:rPr>
   </w:style>
-  <w:style w:type="paragraph" w:styleId="2">
+  <w:style w:type="paragraph" w:styleId="Ttulo1">
     <w:name w:val="heading 1"/>
-    <w:basedOn w:val="1"/>
-    <w:next w:val="1"/>
-    <w:link w:val="17"/>
+    <w:basedOn w:val="Normal"/>
+    <w:next w:val="Normal"/>
+    <w:link w:val="Ttulo1Char"/>
+    <w:uiPriority w:val="9"/>
     <w:qFormat/>
-    <w:uiPriority w:val="9"/>
     <w:pPr>
       <w:keepNext/>
       <w:keepLines/>
@@ -6254,25 +6845,25 @@
       <w:outlineLvl w:val="0"/>
     </w:pPr>
     <w:rPr>
-      <w:rFonts w:asciiTheme="majorHAnsi" w:hAnsiTheme="majorHAnsi" w:eastAsiaTheme="majorEastAsia" w:cstheme="majorBidi"/>
-      <w:color w:val="2F5597" w:themeColor="accent1" w:themeShade="BF"/>
+      <w:rFonts w:asciiTheme="majorHAnsi" w:eastAsiaTheme="majorEastAsia" w:hAnsiTheme="majorHAnsi" w:cstheme="majorBidi"/>
+      <w:color w:val="2F5496" w:themeColor="accent1" w:themeShade="BF"/>
       <w:sz w:val="32"/>
       <w:szCs w:val="32"/>
     </w:rPr>
   </w:style>
-  <w:style w:type="character" w:default="1" w:styleId="3">
+  <w:style w:type="character" w:default="1" w:styleId="Fontepargpadro">
     <w:name w:val="Default Paragraph Font"/>
+    <w:uiPriority w:val="1"/>
     <w:semiHidden/>
     <w:unhideWhenUsed/>
-    <w:qFormat/>
-    <w:uiPriority w:val="1"/>
   </w:style>
-  <w:style w:type="table" w:default="1" w:styleId="4">
+  <w:style w:type="table" w:default="1" w:styleId="Tabelanormal">
     <w:name w:val="Normal Table"/>
+    <w:uiPriority w:val="99"/>
     <w:semiHidden/>
     <w:unhideWhenUsed/>
-    <w:uiPriority w:val="99"/>
     <w:tblPr>
+      <w:tblInd w:w="0" w:type="dxa"/>
       <w:tblCellMar>
         <w:top w:w="0" w:type="dxa"/>
         <w:left w:w="108" w:type="dxa"/>
@@ -6281,64 +6872,65 @@
       </w:tblCellMar>
     </w:tblPr>
   </w:style>
-  <w:style w:type="character" w:styleId="5">
+  <w:style w:type="numbering" w:default="1" w:styleId="Semlista">
+    <w:name w:val="No List"/>
+    <w:uiPriority w:val="99"/>
+    <w:semiHidden/>
+    <w:unhideWhenUsed/>
+  </w:style>
+  <w:style w:type="character" w:styleId="Forte">
     <w:name w:val="Strong"/>
-    <w:basedOn w:val="3"/>
+    <w:basedOn w:val="Fontepargpadro"/>
+    <w:uiPriority w:val="22"/>
     <w:qFormat/>
-    <w:uiPriority w:val="22"/>
     <w:rPr>
       <w:b/>
       <w:bCs/>
     </w:rPr>
   </w:style>
-  <w:style w:type="character" w:styleId="6">
+  <w:style w:type="character" w:styleId="Refdecomentrio">
     <w:name w:val="annotation reference"/>
-    <w:basedOn w:val="3"/>
+    <w:basedOn w:val="Fontepargpadro"/>
+    <w:uiPriority w:val="99"/>
     <w:semiHidden/>
     <w:unhideWhenUsed/>
-    <w:uiPriority w:val="99"/>
     <w:rPr>
       <w:sz w:val="16"/>
       <w:szCs w:val="16"/>
     </w:rPr>
   </w:style>
-  <w:style w:type="character" w:styleId="7">
+  <w:style w:type="character" w:styleId="Hyperlink">
     <w:name w:val="Hyperlink"/>
-    <w:basedOn w:val="3"/>
+    <w:basedOn w:val="Fontepargpadro"/>
+    <w:uiPriority w:val="99"/>
     <w:unhideWhenUsed/>
     <w:qFormat/>
-    <w:uiPriority w:val="99"/>
     <w:rPr>
       <w:color w:val="0563C1" w:themeColor="hyperlink"/>
       <w:u w:val="single"/>
-      <w14:textFill>
-        <w14:solidFill>
-          <w14:schemeClr w14:val="hlink"/>
-        </w14:solidFill>
-      </w14:textFill>
     </w:rPr>
   </w:style>
-  <w:style w:type="paragraph" w:styleId="8">
+  <w:style w:type="paragraph" w:styleId="Sumrio2">
     <w:name w:val="toc 2"/>
-    <w:basedOn w:val="1"/>
-    <w:next w:val="1"/>
+    <w:basedOn w:val="Normal"/>
+    <w:next w:val="Normal"/>
     <w:autoRedefine/>
+    <w:uiPriority w:val="39"/>
     <w:unhideWhenUsed/>
     <w:qFormat/>
-    <w:uiPriority w:val="39"/>
     <w:pPr>
       <w:spacing w:after="100"/>
       <w:ind w:left="220"/>
     </w:pPr>
   </w:style>
-  <w:style w:type="paragraph" w:styleId="9">
+  <w:style w:type="paragraph" w:styleId="Textodecomentrio">
     <w:name w:val="annotation text"/>
-    <w:basedOn w:val="1"/>
-    <w:link w:val="19"/>
+    <w:basedOn w:val="Normal"/>
+    <w:link w:val="TextodecomentrioChar"/>
+    <w:uiPriority w:val="99"/>
     <w:semiHidden/>
     <w:unhideWhenUsed/>
     <w:qFormat/>
-    <w:uiPriority w:val="99"/>
     <w:pPr>
       <w:spacing w:line="240" w:lineRule="auto"/>
     </w:pPr>
@@ -6347,12 +6939,12 @@
       <w:szCs w:val="20"/>
     </w:rPr>
   </w:style>
-  <w:style w:type="paragraph" w:styleId="10">
+  <w:style w:type="paragraph" w:styleId="Cabealho">
     <w:name w:val="header"/>
-    <w:basedOn w:val="1"/>
-    <w:link w:val="15"/>
+    <w:basedOn w:val="Normal"/>
+    <w:link w:val="CabealhoChar"/>
+    <w:uiPriority w:val="99"/>
     <w:unhideWhenUsed/>
-    <w:uiPriority w:val="99"/>
     <w:pPr>
       <w:tabs>
         <w:tab w:val="center" w:pos="4252"/>
@@ -6361,26 +6953,26 @@
       <w:spacing w:after="0" w:line="240" w:lineRule="auto"/>
     </w:pPr>
   </w:style>
-  <w:style w:type="paragraph" w:styleId="11">
+  <w:style w:type="paragraph" w:styleId="Assuntodocomentrio">
     <w:name w:val="annotation subject"/>
-    <w:basedOn w:val="9"/>
-    <w:next w:val="9"/>
-    <w:link w:val="20"/>
+    <w:basedOn w:val="Textodecomentrio"/>
+    <w:next w:val="Textodecomentrio"/>
+    <w:link w:val="AssuntodocomentrioChar"/>
+    <w:uiPriority w:val="99"/>
     <w:semiHidden/>
     <w:unhideWhenUsed/>
-    <w:uiPriority w:val="99"/>
     <w:rPr>
       <w:b/>
       <w:bCs/>
     </w:rPr>
   </w:style>
-  <w:style w:type="paragraph" w:styleId="12">
+  <w:style w:type="paragraph" w:styleId="Rodap">
     <w:name w:val="footer"/>
-    <w:basedOn w:val="1"/>
-    <w:link w:val="16"/>
+    <w:basedOn w:val="Normal"/>
+    <w:link w:val="RodapChar"/>
+    <w:uiPriority w:val="99"/>
     <w:unhideWhenUsed/>
     <w:qFormat/>
-    <w:uiPriority w:val="99"/>
     <w:pPr>
       <w:tabs>
         <w:tab w:val="center" w:pos="4252"/>
@@ -6389,13 +6981,13 @@
       <w:spacing w:after="0" w:line="240" w:lineRule="auto"/>
     </w:pPr>
   </w:style>
-  <w:style w:type="paragraph" w:styleId="13">
+  <w:style w:type="paragraph" w:styleId="Textodebalo">
     <w:name w:val="Balloon Text"/>
-    <w:basedOn w:val="1"/>
-    <w:link w:val="21"/>
+    <w:basedOn w:val="Normal"/>
+    <w:link w:val="TextodebaloChar"/>
+    <w:uiPriority w:val="99"/>
     <w:semiHidden/>
     <w:unhideWhenUsed/>
-    <w:uiPriority w:val="99"/>
     <w:pPr>
       <w:spacing w:after="0" w:line="240" w:lineRule="auto"/>
     </w:pPr>
@@ -6405,51 +6997,51 @@
       <w:szCs w:val="18"/>
     </w:rPr>
   </w:style>
-  <w:style w:type="paragraph" w:styleId="14">
+  <w:style w:type="paragraph" w:styleId="Sumrio1">
     <w:name w:val="toc 1"/>
-    <w:basedOn w:val="1"/>
-    <w:next w:val="1"/>
+    <w:basedOn w:val="Normal"/>
+    <w:next w:val="Normal"/>
     <w:autoRedefine/>
+    <w:uiPriority w:val="39"/>
     <w:unhideWhenUsed/>
     <w:qFormat/>
-    <w:uiPriority w:val="39"/>
     <w:pPr>
       <w:spacing w:after="100"/>
     </w:pPr>
   </w:style>
-  <w:style w:type="character" w:customStyle="1" w:styleId="15">
+  <w:style w:type="character" w:customStyle="1" w:styleId="CabealhoChar">
     <w:name w:val="Cabeçalho Char"/>
-    <w:basedOn w:val="3"/>
-    <w:link w:val="10"/>
+    <w:basedOn w:val="Fontepargpadro"/>
+    <w:link w:val="Cabealho"/>
     <w:uiPriority w:val="99"/>
   </w:style>
-  <w:style w:type="character" w:customStyle="1" w:styleId="16">
+  <w:style w:type="character" w:customStyle="1" w:styleId="RodapChar">
     <w:name w:val="Rodapé Char"/>
-    <w:basedOn w:val="3"/>
-    <w:link w:val="12"/>
+    <w:basedOn w:val="Fontepargpadro"/>
+    <w:link w:val="Rodap"/>
+    <w:uiPriority w:val="99"/>
     <w:qFormat/>
-    <w:uiPriority w:val="99"/>
   </w:style>
-  <w:style w:type="character" w:customStyle="1" w:styleId="17">
+  <w:style w:type="character" w:customStyle="1" w:styleId="Ttulo1Char">
     <w:name w:val="Título 1 Char"/>
-    <w:basedOn w:val="3"/>
-    <w:link w:val="2"/>
+    <w:basedOn w:val="Fontepargpadro"/>
+    <w:link w:val="Ttulo1"/>
+    <w:uiPriority w:val="9"/>
     <w:qFormat/>
-    <w:uiPriority w:val="9"/>
     <w:rPr>
-      <w:rFonts w:asciiTheme="majorHAnsi" w:hAnsiTheme="majorHAnsi" w:eastAsiaTheme="majorEastAsia" w:cstheme="majorBidi"/>
-      <w:color w:val="2F5597" w:themeColor="accent1" w:themeShade="BF"/>
+      <w:rFonts w:asciiTheme="majorHAnsi" w:eastAsiaTheme="majorEastAsia" w:hAnsiTheme="majorHAnsi" w:cstheme="majorBidi"/>
+      <w:color w:val="2F5496" w:themeColor="accent1" w:themeShade="BF"/>
       <w:sz w:val="32"/>
       <w:szCs w:val="32"/>
     </w:rPr>
   </w:style>
-  <w:style w:type="paragraph" w:customStyle="1" w:styleId="18">
-    <w:name w:val="TOC Heading"/>
-    <w:basedOn w:val="2"/>
-    <w:next w:val="1"/>
+  <w:style w:type="paragraph" w:customStyle="1" w:styleId="CabealhodoSumrio1">
+    <w:name w:val="Cabeçalho do Sumário1"/>
+    <w:basedOn w:val="Ttulo1"/>
+    <w:next w:val="Normal"/>
+    <w:uiPriority w:val="39"/>
     <w:unhideWhenUsed/>
     <w:qFormat/>
-    <w:uiPriority w:val="39"/>
     <w:pPr>
       <w:outlineLvl w:val="9"/>
     </w:pPr>
@@ -6457,23 +7049,23 @@
       <w:lang w:eastAsia="pt-BR"/>
     </w:rPr>
   </w:style>
-  <w:style w:type="character" w:customStyle="1" w:styleId="19">
+  <w:style w:type="character" w:customStyle="1" w:styleId="TextodecomentrioChar">
     <w:name w:val="Texto de comentário Char"/>
-    <w:basedOn w:val="3"/>
-    <w:link w:val="9"/>
+    <w:basedOn w:val="Fontepargpadro"/>
+    <w:link w:val="Textodecomentrio"/>
+    <w:uiPriority w:val="99"/>
     <w:semiHidden/>
-    <w:uiPriority w:val="99"/>
     <w:rPr>
       <w:sz w:val="20"/>
       <w:szCs w:val="20"/>
     </w:rPr>
   </w:style>
-  <w:style w:type="character" w:customStyle="1" w:styleId="20">
+  <w:style w:type="character" w:customStyle="1" w:styleId="AssuntodocomentrioChar">
     <w:name w:val="Assunto do comentário Char"/>
-    <w:basedOn w:val="19"/>
-    <w:link w:val="11"/>
+    <w:basedOn w:val="TextodecomentrioChar"/>
+    <w:link w:val="Assuntodocomentrio"/>
+    <w:uiPriority w:val="99"/>
     <w:semiHidden/>
-    <w:uiPriority w:val="99"/>
     <w:rPr>
       <w:b/>
       <w:bCs/>
@@ -6481,12 +7073,12 @@
       <w:szCs w:val="20"/>
     </w:rPr>
   </w:style>
-  <w:style w:type="character" w:customStyle="1" w:styleId="21">
+  <w:style w:type="character" w:customStyle="1" w:styleId="TextodebaloChar">
     <w:name w:val="Texto de balão Char"/>
-    <w:basedOn w:val="3"/>
-    <w:link w:val="13"/>
+    <w:basedOn w:val="Fontepargpadro"/>
+    <w:link w:val="Textodebalo"/>
+    <w:uiPriority w:val="99"/>
     <w:semiHidden/>
-    <w:uiPriority w:val="99"/>
     <w:rPr>
       <w:rFonts w:ascii="Segoe UI" w:hAnsi="Segoe UI" w:cs="Segoe UI"/>
       <w:sz w:val="18"/>
@@ -6748,6 +7340,7 @@
     </a:fmtScheme>
   </a:themeElements>
   <a:objectDefaults/>
+  <a:extraClrSchemeLst/>
 </a:theme>
 </file>
 
@@ -6756,7 +7349,9 @@
 </file>
 
 <file path=customXml/itemProps1.xml><?xml version="1.0" encoding="utf-8"?>
-<ds:datastoreItem xmlns:ds="http://schemas.openxmlformats.org/officeDocument/2006/customXml" ds:itemID="{DBF3A1B2-3366-44CD-BD5E-69296B3CCF3E}">
-  <ds:schemaRefs/>
+<ds:datastoreItem xmlns:ds="http://schemas.openxmlformats.org/officeDocument/2006/customXml" ds:itemID="{281A7FC1-AC05-4F75-93AD-B0E48290DD75}">
+  <ds:schemaRefs>
+    <ds:schemaRef ds:uri="http://schemas.openxmlformats.org/officeDocument/2006/bibliography"/>
+  </ds:schemaRefs>
 </ds:datastoreItem>
 </file>
--- a/documentacao/Documentação do projeto.docx
+++ b/documentacao/Documentação do projeto.docx
@@ -804,24 +804,269 @@
     </w:p>
     <w:p>
       <w:pPr>
+        <w:spacing w:after="0" w:line="240" w:lineRule="auto"/>
+        <w:jc w:val="center"/>
+        <w:outlineLvl w:val="0"/>
+        <w:rPr>
+          <w:rFonts w:ascii="Times New Roman" w:hAnsi="Times New Roman" w:cs="Times New Roman"/>
+          <w:sz w:val="24"/>
+          <w:szCs w:val="24"/>
+        </w:rPr>
+      </w:pPr>
+      <w:bookmarkStart w:id="0" w:name="_Toc215492759"/>
+      <w:r>
+        <w:rPr>
+          <w:rFonts w:ascii="Times New Roman" w:hAnsi="Times New Roman" w:cs="Times New Roman"/>
+          <w:b/>
+          <w:sz w:val="24"/>
+          <w:szCs w:val="24"/>
+        </w:rPr>
+        <w:lastRenderedPageBreak/>
+        <w:t>RESUMO</w:t>
+      </w:r>
+      <w:bookmarkEnd w:id="0"/>
+    </w:p>
+    <w:p>
+      <w:pPr>
+        <w:spacing w:after="0" w:line="360" w:lineRule="auto"/>
+        <w:ind w:firstLine="709"/>
+        <w:jc w:val="both"/>
+        <w:rPr>
+          <w:rFonts w:ascii="Times New Roman" w:hAnsi="Times New Roman" w:cs="Times New Roman"/>
+          <w:sz w:val="24"/>
+          <w:szCs w:val="24"/>
+        </w:rPr>
+      </w:pPr>
+      <w:r>
+        <w:rPr>
+          <w:rFonts w:ascii="Times New Roman" w:hAnsi="Times New Roman" w:cs="Times New Roman"/>
+          <w:sz w:val="24"/>
+          <w:szCs w:val="24"/>
+        </w:rPr>
+        <w:t>A tecnologia e suas inovações refletem no dia a dia da sociedade, atualmente</w:t>
+      </w:r>
+      <w:r>
+        <w:rPr>
+          <w:rFonts w:ascii="Times New Roman" w:hAnsi="Times New Roman" w:cs="Times New Roman"/>
+          <w:sz w:val="24"/>
+          <w:szCs w:val="24"/>
+        </w:rPr>
+        <w:t xml:space="preserve"> </w:t>
+      </w:r>
+      <w:r>
+        <w:rPr>
+          <w:rFonts w:ascii="Times New Roman" w:hAnsi="Times New Roman" w:cs="Times New Roman"/>
+          <w:sz w:val="24"/>
+          <w:szCs w:val="24"/>
+        </w:rPr>
+        <w:t>é possível</w:t>
+      </w:r>
+      <w:r>
+        <w:rPr>
+          <w:rFonts w:ascii="Times New Roman" w:hAnsi="Times New Roman" w:cs="Times New Roman"/>
+          <w:sz w:val="24"/>
+          <w:szCs w:val="24"/>
+        </w:rPr>
+        <w:t xml:space="preserve"> realizar tudo através da internet</w:t>
+      </w:r>
+      <w:r>
+        <w:rPr>
+          <w:rFonts w:ascii="Times New Roman" w:hAnsi="Times New Roman" w:cs="Times New Roman"/>
+          <w:sz w:val="24"/>
+          <w:szCs w:val="24"/>
+        </w:rPr>
+        <w:t>,</w:t>
+      </w:r>
+      <w:r>
+        <w:rPr>
+          <w:rFonts w:ascii="Times New Roman" w:hAnsi="Times New Roman" w:cs="Times New Roman"/>
+          <w:sz w:val="24"/>
+          <w:szCs w:val="24"/>
+        </w:rPr>
+        <w:t xml:space="preserve"> </w:t>
+      </w:r>
+      <w:r>
+        <w:rPr>
+          <w:rFonts w:ascii="Times New Roman" w:hAnsi="Times New Roman" w:cs="Times New Roman"/>
+          <w:sz w:val="24"/>
+          <w:szCs w:val="24"/>
+        </w:rPr>
+        <w:t>consultas médicas</w:t>
+      </w:r>
+      <w:r>
+        <w:rPr>
+          <w:rFonts w:ascii="Times New Roman" w:hAnsi="Times New Roman" w:cs="Times New Roman"/>
+          <w:sz w:val="24"/>
+          <w:szCs w:val="24"/>
+        </w:rPr>
+        <w:t xml:space="preserve">, compras no mercado, escolher roupas e até mesmo </w:t>
+      </w:r>
+      <w:r>
+        <w:rPr>
+          <w:rFonts w:ascii="Times New Roman" w:hAnsi="Times New Roman" w:cs="Times New Roman"/>
+          <w:sz w:val="24"/>
+          <w:szCs w:val="24"/>
+        </w:rPr>
+        <w:t xml:space="preserve">realizar a compra de produtos para o seu pet. </w:t>
+      </w:r>
+      <w:r>
+        <w:rPr>
+          <w:rFonts w:ascii="Times New Roman" w:hAnsi="Times New Roman" w:cs="Times New Roman"/>
+          <w:sz w:val="24"/>
+          <w:szCs w:val="24"/>
+        </w:rPr>
+        <w:t>Ao decorrer dos anos</w:t>
+      </w:r>
+      <w:r>
+        <w:rPr>
+          <w:rFonts w:ascii="Times New Roman" w:hAnsi="Times New Roman" w:cs="Times New Roman"/>
+          <w:sz w:val="24"/>
+          <w:szCs w:val="24"/>
+        </w:rPr>
+        <w:t xml:space="preserve"> </w:t>
+      </w:r>
+      <w:r>
+        <w:rPr>
+          <w:rFonts w:ascii="Times New Roman" w:hAnsi="Times New Roman" w:cs="Times New Roman"/>
+          <w:sz w:val="24"/>
+          <w:szCs w:val="24"/>
+        </w:rPr>
+        <w:t xml:space="preserve">e </w:t>
+      </w:r>
+      <w:r>
+        <w:rPr>
+          <w:rFonts w:ascii="Times New Roman" w:hAnsi="Times New Roman" w:cs="Times New Roman"/>
+          <w:sz w:val="24"/>
+          <w:szCs w:val="24"/>
+        </w:rPr>
+        <w:t>do</w:t>
+      </w:r>
+      <w:r>
+        <w:rPr>
+          <w:rFonts w:ascii="Times New Roman" w:hAnsi="Times New Roman" w:cs="Times New Roman"/>
+          <w:sz w:val="24"/>
+          <w:szCs w:val="24"/>
+        </w:rPr>
+        <w:t xml:space="preserve">s </w:t>
+      </w:r>
+      <w:r>
+        <w:rPr>
+          <w:rFonts w:ascii="Times New Roman" w:hAnsi="Times New Roman" w:cs="Times New Roman"/>
+          <w:sz w:val="24"/>
+          <w:szCs w:val="24"/>
+        </w:rPr>
+        <w:t>avanço</w:t>
+      </w:r>
+      <w:r>
+        <w:rPr>
+          <w:rFonts w:ascii="Times New Roman" w:hAnsi="Times New Roman" w:cs="Times New Roman"/>
+          <w:sz w:val="24"/>
+          <w:szCs w:val="24"/>
+        </w:rPr>
+        <w:t>s tecnológicos</w:t>
+      </w:r>
+      <w:r>
+        <w:rPr>
+          <w:rFonts w:ascii="Times New Roman" w:hAnsi="Times New Roman" w:cs="Times New Roman"/>
+          <w:sz w:val="24"/>
+          <w:szCs w:val="24"/>
+        </w:rPr>
+        <w:t>, as demandas por soluções práticas e eficientes se torna</w:t>
+      </w:r>
+      <w:r>
+        <w:rPr>
+          <w:rFonts w:ascii="Times New Roman" w:hAnsi="Times New Roman" w:cs="Times New Roman"/>
+          <w:sz w:val="24"/>
+          <w:szCs w:val="24"/>
+        </w:rPr>
+        <w:t>ram cada vez</w:t>
+      </w:r>
+      <w:r>
+        <w:rPr>
+          <w:rFonts w:ascii="Times New Roman" w:hAnsi="Times New Roman" w:cs="Times New Roman"/>
+          <w:sz w:val="24"/>
+          <w:szCs w:val="24"/>
+        </w:rPr>
+        <w:t xml:space="preserve"> mais constantes, a </w:t>
+      </w:r>
+      <w:r>
+        <w:rPr>
+          <w:rFonts w:ascii="Times New Roman" w:hAnsi="Times New Roman" w:cs="Times New Roman"/>
+          <w:sz w:val="24"/>
+          <w:szCs w:val="24"/>
+        </w:rPr>
+        <w:t>criação de site</w:t>
+      </w:r>
+      <w:r>
+        <w:rPr>
+          <w:rFonts w:ascii="Times New Roman" w:hAnsi="Times New Roman" w:cs="Times New Roman"/>
+          <w:sz w:val="24"/>
+          <w:szCs w:val="24"/>
+        </w:rPr>
+        <w:t>s</w:t>
+      </w:r>
+      <w:r>
+        <w:rPr>
+          <w:rFonts w:ascii="Times New Roman" w:hAnsi="Times New Roman" w:cs="Times New Roman"/>
+          <w:sz w:val="24"/>
+          <w:szCs w:val="24"/>
+        </w:rPr>
+        <w:t xml:space="preserve"> e lojas online é essencial para tornar os processos do cotidiano mais fáceis e tranquilos, buscando a otimização geral do tempo</w:t>
+      </w:r>
+      <w:r>
+        <w:rPr>
+          <w:rFonts w:ascii="Times New Roman" w:hAnsi="Times New Roman" w:cs="Times New Roman"/>
+          <w:sz w:val="24"/>
+          <w:szCs w:val="24"/>
+        </w:rPr>
+        <w:t xml:space="preserve"> das pessoas que </w:t>
+      </w:r>
+      <w:r>
+        <w:rPr>
+          <w:rFonts w:ascii="Times New Roman" w:hAnsi="Times New Roman" w:cs="Times New Roman"/>
+          <w:sz w:val="24"/>
+          <w:szCs w:val="24"/>
+        </w:rPr>
+        <w:t xml:space="preserve">procuram </w:t>
+      </w:r>
+      <w:r>
+        <w:rPr>
+          <w:rFonts w:ascii="Times New Roman" w:hAnsi="Times New Roman" w:cs="Times New Roman"/>
+          <w:sz w:val="24"/>
+          <w:szCs w:val="24"/>
+        </w:rPr>
+        <w:t>qualidade e rapidez na internet diretamente do conforto de suas casas. Com base nessas informações, esse site visa proporcionar atendimento e soluções digitais que facilitam a compra de variados produtos para animais domésticos, oferecendo qualidade e confiança aos clientes</w:t>
+      </w:r>
+      <w:r>
+        <w:rPr>
+          <w:rFonts w:ascii="Times New Roman" w:hAnsi="Times New Roman" w:cs="Times New Roman"/>
+          <w:sz w:val="24"/>
+          <w:szCs w:val="24"/>
+        </w:rPr>
+        <w:t xml:space="preserve">, entregas rápidas, descontos, clube de ofertas, além de, disponibilizar campo de atendimento para conversas diretas do cliente com o vendedor através de mensagens no site, o objetivo é atender com eficiência e alcançar as expectativas esperadas. </w:t>
+      </w:r>
+    </w:p>
+    <w:p>
+      <w:pPr>
+        <w:spacing w:line="240" w:lineRule="auto"/>
+        <w:rPr>
+          <w:rFonts w:ascii="Times New Roman" w:hAnsi="Times New Roman" w:cs="Times New Roman"/>
+          <w:sz w:val="24"/>
+          <w:szCs w:val="24"/>
+        </w:rPr>
+      </w:pPr>
+    </w:p>
+    <w:p>
+      <w:pPr>
         <w:spacing w:line="240" w:lineRule="auto"/>
         <w:jc w:val="center"/>
         <w:rPr>
           <w:rFonts w:ascii="Times New Roman" w:hAnsi="Times New Roman" w:cs="Times New Roman"/>
           <w:sz w:val="24"/>
           <w:szCs w:val="24"/>
-        </w:rPr>
-      </w:pPr>
-      <w:r>
-        <w:rPr>
-          <w:rFonts w:ascii="Times New Roman" w:hAnsi="Times New Roman" w:cs="Times New Roman"/>
-          <w:b/>
-          <w:sz w:val="24"/>
-          <w:szCs w:val="24"/>
-        </w:rPr>
-        <w:lastRenderedPageBreak/>
-        <w:t>RESUMO</w:t>
-      </w:r>
+          <w:u w:val="single"/>
+        </w:rPr>
+      </w:pPr>
     </w:p>
     <w:p>
       <w:pPr>
@@ -837,6 +1082,7 @@
     <w:p>
       <w:pPr>
         <w:spacing w:line="240" w:lineRule="auto"/>
+        <w:jc w:val="center"/>
         <w:rPr>
           <w:rFonts w:ascii="Times New Roman" w:hAnsi="Times New Roman" w:cs="Times New Roman"/>
           <w:sz w:val="24"/>
@@ -978,163 +1224,77 @@
     </w:p>
     <w:p>
       <w:pPr>
-        <w:spacing w:line="240" w:lineRule="auto"/>
+        <w:spacing w:line="360" w:lineRule="auto"/>
+        <w:rPr>
+          <w:rFonts w:ascii="Times New Roman" w:hAnsi="Times New Roman" w:cs="Times New Roman"/>
+          <w:b/>
+          <w:sz w:val="24"/>
+          <w:szCs w:val="24"/>
+        </w:rPr>
+      </w:pPr>
+    </w:p>
+    <w:p>
+      <w:pPr>
+        <w:spacing w:line="360" w:lineRule="auto"/>
+        <w:rPr>
+          <w:rFonts w:ascii="Times New Roman" w:hAnsi="Times New Roman" w:cs="Times New Roman"/>
+          <w:sz w:val="24"/>
+          <w:szCs w:val="24"/>
+        </w:rPr>
+      </w:pPr>
+    </w:p>
+    <w:p>
+      <w:pPr>
+        <w:spacing w:after="0" w:line="240" w:lineRule="auto"/>
         <w:jc w:val="center"/>
-        <w:rPr>
-          <w:rFonts w:ascii="Times New Roman" w:hAnsi="Times New Roman" w:cs="Times New Roman"/>
-          <w:sz w:val="24"/>
-          <w:szCs w:val="24"/>
-        </w:rPr>
-      </w:pPr>
-    </w:p>
-    <w:p>
-      <w:pPr>
-        <w:spacing w:line="240" w:lineRule="auto"/>
-        <w:jc w:val="center"/>
-        <w:rPr>
-          <w:rFonts w:ascii="Times New Roman" w:hAnsi="Times New Roman" w:cs="Times New Roman"/>
-          <w:sz w:val="24"/>
-          <w:szCs w:val="24"/>
-        </w:rPr>
-      </w:pPr>
-    </w:p>
-    <w:p>
-      <w:pPr>
-        <w:spacing w:line="240" w:lineRule="auto"/>
-        <w:jc w:val="center"/>
-        <w:rPr>
-          <w:rFonts w:ascii="Times New Roman" w:hAnsi="Times New Roman" w:cs="Times New Roman"/>
-          <w:sz w:val="24"/>
-          <w:szCs w:val="24"/>
-        </w:rPr>
-      </w:pPr>
-    </w:p>
-    <w:p>
-      <w:pPr>
-        <w:spacing w:after="0" w:line="360" w:lineRule="auto"/>
-        <w:rPr>
-          <w:rFonts w:ascii="Times New Roman" w:hAnsi="Times New Roman" w:cs="Times New Roman"/>
-          <w:sz w:val="24"/>
-          <w:szCs w:val="24"/>
-        </w:rPr>
-      </w:pPr>
-      <w:r>
-        <w:rPr>
-          <w:rFonts w:ascii="Times New Roman" w:hAnsi="Times New Roman" w:cs="Times New Roman"/>
-          <w:b/>
-          <w:sz w:val="24"/>
-          <w:szCs w:val="24"/>
-        </w:rPr>
-        <w:t xml:space="preserve">Palavras-chave: </w:t>
-      </w:r>
-      <w:r>
-        <w:rPr>
-          <w:rFonts w:ascii="Times New Roman" w:hAnsi="Times New Roman" w:cs="Times New Roman"/>
-          <w:sz w:val="24"/>
-          <w:szCs w:val="24"/>
-        </w:rPr>
-        <w:t>Elaboração de resumos. Metodologia.</w:t>
-      </w:r>
-    </w:p>
-    <w:p>
-      <w:pPr>
-        <w:spacing w:line="360" w:lineRule="auto"/>
-        <w:rPr>
-          <w:rFonts w:ascii="Times New Roman" w:hAnsi="Times New Roman" w:cs="Times New Roman"/>
-          <w:sz w:val="24"/>
-          <w:szCs w:val="24"/>
-        </w:rPr>
-      </w:pPr>
-    </w:p>
-    <w:p>
-      <w:pPr>
-        <w:spacing w:line="360" w:lineRule="auto"/>
-        <w:rPr>
-          <w:rFonts w:ascii="Times New Roman" w:hAnsi="Times New Roman" w:cs="Times New Roman"/>
-          <w:sz w:val="24"/>
-          <w:szCs w:val="24"/>
-        </w:rPr>
-      </w:pPr>
-    </w:p>
-    <w:p>
-      <w:pPr>
-        <w:spacing w:line="360" w:lineRule="auto"/>
-        <w:rPr>
-          <w:rFonts w:ascii="Times New Roman" w:hAnsi="Times New Roman" w:cs="Times New Roman"/>
-          <w:sz w:val="24"/>
-          <w:szCs w:val="24"/>
-        </w:rPr>
-      </w:pPr>
-    </w:p>
-    <w:p>
-      <w:pPr>
-        <w:spacing w:line="360" w:lineRule="auto"/>
-        <w:rPr>
-          <w:rFonts w:ascii="Times New Roman" w:hAnsi="Times New Roman" w:cs="Times New Roman"/>
-          <w:sz w:val="24"/>
-          <w:szCs w:val="24"/>
-        </w:rPr>
-      </w:pPr>
-    </w:p>
-    <w:p>
-      <w:pPr>
-        <w:spacing w:line="360" w:lineRule="auto"/>
-        <w:rPr>
-          <w:rFonts w:ascii="Times New Roman" w:hAnsi="Times New Roman" w:cs="Times New Roman"/>
-          <w:sz w:val="24"/>
-          <w:szCs w:val="24"/>
-        </w:rPr>
-      </w:pPr>
-    </w:p>
-    <w:p>
-      <w:pPr>
-        <w:spacing w:line="360" w:lineRule="auto"/>
-        <w:rPr>
-          <w:rFonts w:ascii="Times New Roman" w:hAnsi="Times New Roman" w:cs="Times New Roman"/>
-          <w:sz w:val="24"/>
-          <w:szCs w:val="24"/>
-        </w:rPr>
-      </w:pPr>
-    </w:p>
-    <w:p>
-      <w:pPr>
-        <w:spacing w:line="360" w:lineRule="auto"/>
-        <w:rPr>
-          <w:rFonts w:ascii="Times New Roman" w:hAnsi="Times New Roman" w:cs="Times New Roman"/>
-          <w:sz w:val="24"/>
-          <w:szCs w:val="24"/>
-        </w:rPr>
-      </w:pPr>
-    </w:p>
-    <w:p>
-      <w:pPr>
-        <w:spacing w:line="360" w:lineRule="auto"/>
-        <w:rPr>
-          <w:rFonts w:ascii="Times New Roman" w:hAnsi="Times New Roman" w:cs="Times New Roman"/>
-          <w:sz w:val="24"/>
-          <w:szCs w:val="24"/>
-        </w:rPr>
-      </w:pPr>
-    </w:p>
-    <w:p>
-      <w:pPr>
-        <w:spacing w:line="360" w:lineRule="auto"/>
-        <w:rPr>
-          <w:rFonts w:ascii="Times New Roman" w:hAnsi="Times New Roman" w:cs="Times New Roman"/>
-          <w:sz w:val="24"/>
-          <w:szCs w:val="24"/>
-        </w:rPr>
-      </w:pPr>
-    </w:p>
-    <w:p>
-      <w:pPr>
-        <w:spacing w:line="360" w:lineRule="auto"/>
-        <w:rPr>
-          <w:rFonts w:ascii="Times New Roman" w:hAnsi="Times New Roman" w:cs="Times New Roman"/>
-          <w:sz w:val="24"/>
-          <w:szCs w:val="24"/>
-        </w:rPr>
-      </w:pPr>
+        <w:outlineLvl w:val="0"/>
+        <w:rPr>
+          <w:rFonts w:ascii="Times New Roman" w:hAnsi="Times New Roman" w:cs="Times New Roman"/>
+          <w:b/>
+          <w:sz w:val="24"/>
+          <w:szCs w:val="24"/>
+        </w:rPr>
+      </w:pPr>
+      <w:bookmarkStart w:id="1" w:name="_Toc215492760"/>
+      <w:r>
+        <w:rPr>
+          <w:rFonts w:ascii="Times New Roman" w:hAnsi="Times New Roman" w:cs="Times New Roman"/>
+          <w:b/>
+          <w:sz w:val="24"/>
+          <w:szCs w:val="24"/>
+        </w:rPr>
+        <w:lastRenderedPageBreak/>
+        <w:t>ABSTRACT</w:t>
+      </w:r>
+      <w:bookmarkEnd w:id="1"/>
+    </w:p>
+    <w:p>
+      <w:pPr>
+        <w:spacing w:after="0" w:line="360" w:lineRule="auto"/>
+        <w:ind w:firstLine="709"/>
+        <w:jc w:val="both"/>
+        <w:rPr>
+          <w:rFonts w:ascii="Times New Roman" w:hAnsi="Times New Roman" w:cs="Times New Roman"/>
+          <w:sz w:val="24"/>
+          <w:szCs w:val="24"/>
+        </w:rPr>
+      </w:pPr>
+      <w:r>
+        <w:rPr>
+          <w:rFonts w:ascii="Times New Roman" w:hAnsi="Times New Roman" w:cs="Times New Roman"/>
+          <w:sz w:val="24"/>
+          <w:szCs w:val="24"/>
+        </w:rPr>
+        <w:t>Technology and its innovations reflect on the daily life of society, nowadays it is possible to do everything via the internet, medical appointments, shopping at the market, choosing clothes and even purchasing products for your pet. Over the years and with technological advances, the demands for practical and efficient solutions have become increasingly constant, the creation of websites and online stores is essential to make everyday processes easier and smoother, seeking to optimize the general time of people who seek quality and speed on the internet directly from the comfort of their homes. Based on this information, this website aims to provide service and digital solutions that facilitate the purchase of various products for pets, offering quality and trust to customers, fast deliveries, discounts, offers clubs, in addition to providing a service field for direct conversations between the customer and the seller through messages on the website, the objective is to serve efficiently and achieve expected expectations</w:t>
+      </w:r>
+      <w:r>
+        <w:rPr>
+          <w:rFonts w:ascii="Times New Roman" w:hAnsi="Times New Roman" w:cs="Times New Roman"/>
+          <w:sz w:val="24"/>
+          <w:szCs w:val="24"/>
+        </w:rPr>
+        <w:t>.</w:t>
+      </w:r>
     </w:p>
     <w:p>
       <w:pPr>
@@ -1146,16 +1306,6 @@
           <w:szCs w:val="24"/>
         </w:rPr>
       </w:pPr>
-      <w:r>
-        <w:rPr>
-          <w:rFonts w:ascii="Times New Roman" w:hAnsi="Times New Roman" w:cs="Times New Roman"/>
-          <w:b/>
-          <w:sz w:val="24"/>
-          <w:szCs w:val="24"/>
-        </w:rPr>
-        <w:lastRenderedPageBreak/>
-        <w:t>ABSTRACT</w:t>
-      </w:r>
     </w:p>
     <w:p>
       <w:pPr>
@@ -1214,186 +1364,23 @@
     </w:p>
     <w:p>
       <w:pPr>
-        <w:spacing w:line="360" w:lineRule="auto"/>
-        <w:jc w:val="center"/>
-        <w:rPr>
-          <w:rFonts w:ascii="Times New Roman" w:hAnsi="Times New Roman" w:cs="Times New Roman"/>
-          <w:sz w:val="24"/>
-          <w:szCs w:val="24"/>
-        </w:rPr>
-      </w:pPr>
-    </w:p>
-    <w:p>
-      <w:pPr>
-        <w:spacing w:line="360" w:lineRule="auto"/>
-        <w:jc w:val="center"/>
-        <w:rPr>
-          <w:rFonts w:ascii="Times New Roman" w:hAnsi="Times New Roman" w:cs="Times New Roman"/>
-          <w:sz w:val="24"/>
-          <w:szCs w:val="24"/>
-        </w:rPr>
-      </w:pPr>
-    </w:p>
-    <w:p>
-      <w:pPr>
-        <w:spacing w:line="360" w:lineRule="auto"/>
-        <w:jc w:val="center"/>
-        <w:rPr>
-          <w:rFonts w:ascii="Times New Roman" w:hAnsi="Times New Roman" w:cs="Times New Roman"/>
-          <w:sz w:val="24"/>
-          <w:szCs w:val="24"/>
-        </w:rPr>
-      </w:pPr>
-    </w:p>
-    <w:p>
-      <w:pPr>
-        <w:spacing w:line="360" w:lineRule="auto"/>
-        <w:jc w:val="center"/>
-        <w:rPr>
-          <w:rFonts w:ascii="Times New Roman" w:hAnsi="Times New Roman" w:cs="Times New Roman"/>
-          <w:sz w:val="24"/>
-          <w:szCs w:val="24"/>
-        </w:rPr>
-      </w:pPr>
-    </w:p>
-    <w:p>
-      <w:pPr>
-        <w:spacing w:line="360" w:lineRule="auto"/>
-        <w:jc w:val="center"/>
-        <w:rPr>
-          <w:rFonts w:ascii="Times New Roman" w:hAnsi="Times New Roman" w:cs="Times New Roman"/>
-          <w:sz w:val="24"/>
-          <w:szCs w:val="24"/>
-        </w:rPr>
-      </w:pPr>
-    </w:p>
-    <w:p>
-      <w:pPr>
-        <w:spacing w:line="360" w:lineRule="auto"/>
-        <w:jc w:val="center"/>
-        <w:rPr>
-          <w:rFonts w:ascii="Times New Roman" w:hAnsi="Times New Roman" w:cs="Times New Roman"/>
-          <w:sz w:val="24"/>
-          <w:szCs w:val="24"/>
-        </w:rPr>
-      </w:pPr>
-    </w:p>
-    <w:p>
-      <w:pPr>
-        <w:spacing w:line="360" w:lineRule="auto"/>
-        <w:jc w:val="center"/>
-        <w:rPr>
-          <w:rFonts w:ascii="Times New Roman" w:hAnsi="Times New Roman" w:cs="Times New Roman"/>
-          <w:sz w:val="24"/>
-          <w:szCs w:val="24"/>
-        </w:rPr>
-      </w:pPr>
-    </w:p>
-    <w:p>
-      <w:pPr>
-        <w:spacing w:line="360" w:lineRule="auto"/>
-        <w:jc w:val="center"/>
-        <w:rPr>
-          <w:rFonts w:ascii="Times New Roman" w:hAnsi="Times New Roman" w:cs="Times New Roman"/>
-          <w:sz w:val="24"/>
-          <w:szCs w:val="24"/>
-        </w:rPr>
-      </w:pPr>
-    </w:p>
-    <w:p>
-      <w:pPr>
-        <w:spacing w:line="360" w:lineRule="auto"/>
-        <w:jc w:val="center"/>
-        <w:rPr>
-          <w:rFonts w:ascii="Times New Roman" w:hAnsi="Times New Roman" w:cs="Times New Roman"/>
-          <w:sz w:val="24"/>
-          <w:szCs w:val="24"/>
-        </w:rPr>
-      </w:pPr>
-    </w:p>
-    <w:p>
-      <w:pPr>
-        <w:spacing w:line="360" w:lineRule="auto"/>
-        <w:jc w:val="center"/>
-        <w:rPr>
-          <w:rFonts w:ascii="Times New Roman" w:hAnsi="Times New Roman" w:cs="Times New Roman"/>
-          <w:sz w:val="24"/>
-          <w:szCs w:val="24"/>
-        </w:rPr>
-      </w:pPr>
-    </w:p>
-    <w:p>
-      <w:pPr>
-        <w:spacing w:after="0" w:line="360" w:lineRule="auto"/>
-        <w:rPr>
-          <w:rFonts w:ascii="Times New Roman" w:hAnsi="Times New Roman" w:cs="Times New Roman"/>
-          <w:sz w:val="24"/>
-          <w:szCs w:val="24"/>
-        </w:rPr>
-      </w:pPr>
-      <w:r>
-        <w:rPr>
-          <w:rFonts w:ascii="Times New Roman" w:hAnsi="Times New Roman" w:cs="Times New Roman"/>
-          <w:b/>
-          <w:sz w:val="24"/>
-          <w:szCs w:val="24"/>
-        </w:rPr>
-        <w:t xml:space="preserve">Keywords: </w:t>
-      </w:r>
-      <w:proofErr w:type="spellStart"/>
-      <w:r>
-        <w:rPr>
-          <w:rFonts w:ascii="Times New Roman" w:hAnsi="Times New Roman" w:cs="Times New Roman"/>
-          <w:sz w:val="24"/>
-          <w:szCs w:val="24"/>
-        </w:rPr>
-        <w:t>Preparation</w:t>
-      </w:r>
-      <w:proofErr w:type="spellEnd"/>
-      <w:r>
-        <w:rPr>
-          <w:rFonts w:ascii="Times New Roman" w:hAnsi="Times New Roman" w:cs="Times New Roman"/>
-          <w:sz w:val="24"/>
-          <w:szCs w:val="24"/>
-        </w:rPr>
-        <w:t xml:space="preserve"> </w:t>
-      </w:r>
-      <w:proofErr w:type="spellStart"/>
-      <w:r>
-        <w:rPr>
-          <w:rFonts w:ascii="Times New Roman" w:hAnsi="Times New Roman" w:cs="Times New Roman"/>
-          <w:sz w:val="24"/>
-          <w:szCs w:val="24"/>
-        </w:rPr>
-        <w:t>of</w:t>
-      </w:r>
-      <w:proofErr w:type="spellEnd"/>
-      <w:r>
-        <w:rPr>
-          <w:rFonts w:ascii="Times New Roman" w:hAnsi="Times New Roman" w:cs="Times New Roman"/>
-          <w:sz w:val="24"/>
-          <w:szCs w:val="24"/>
-        </w:rPr>
-        <w:t xml:space="preserve"> sumaries. </w:t>
-      </w:r>
-      <w:proofErr w:type="spellStart"/>
-      <w:r>
-        <w:rPr>
-          <w:rFonts w:ascii="Times New Roman" w:hAnsi="Times New Roman" w:cs="Times New Roman"/>
-          <w:sz w:val="24"/>
-          <w:szCs w:val="24"/>
-        </w:rPr>
-        <w:t>Methodology</w:t>
-      </w:r>
-      <w:proofErr w:type="spellEnd"/>
-      <w:r>
-        <w:rPr>
-          <w:rFonts w:ascii="Times New Roman" w:hAnsi="Times New Roman" w:cs="Times New Roman"/>
-          <w:sz w:val="24"/>
-          <w:szCs w:val="24"/>
-        </w:rPr>
-        <w:t>.</w:t>
-      </w:r>
+        <w:spacing w:after="0" w:line="360" w:lineRule="auto"/>
+        <w:rPr>
+          <w:rFonts w:ascii="Times New Roman" w:hAnsi="Times New Roman" w:cs="Times New Roman"/>
+          <w:sz w:val="24"/>
+          <w:szCs w:val="24"/>
+        </w:rPr>
+      </w:pPr>
+    </w:p>
+    <w:p>
+      <w:pPr>
+        <w:spacing w:after="0" w:line="360" w:lineRule="auto"/>
+        <w:rPr>
+          <w:rFonts w:ascii="Times New Roman" w:hAnsi="Times New Roman" w:cs="Times New Roman"/>
+          <w:sz w:val="24"/>
+          <w:szCs w:val="24"/>
+        </w:rPr>
+      </w:pPr>
     </w:p>
     <w:p>
       <w:pPr>
@@ -1552,6 +1539,7 @@
             </w:tabs>
             <w:rPr>
               <w:rFonts w:eastAsiaTheme="minorEastAsia"/>
+              <w:noProof/>
               <w:lang w:eastAsia="pt-BR"/>
             </w:rPr>
           </w:pPr>
@@ -1564,31 +1552,62 @@
           <w:r>
             <w:fldChar w:fldCharType="separate"/>
           </w:r>
-          <w:hyperlink w:anchor="_Toc205989568" w:history="1">
+          <w:hyperlink w:anchor="_Toc215492759" w:history="1">
             <w:r>
               <w:rPr>
                 <w:rStyle w:val="Hyperlink"/>
                 <w:rFonts w:ascii="Times New Roman" w:hAnsi="Times New Roman" w:cs="Times New Roman"/>
                 <w:b/>
-              </w:rPr>
-              <w:t>1 INTRODUÇÃO</w:t>
-            </w:r>
-            <w:r>
+                <w:noProof/>
+              </w:rPr>
+              <w:t>RESUMO</w:t>
+            </w:r>
+            <w:r>
+              <w:rPr>
+                <w:noProof/>
+                <w:webHidden/>
+              </w:rPr>
               <w:tab/>
             </w:r>
             <w:r>
+              <w:rPr>
+                <w:noProof/>
+                <w:webHidden/>
+              </w:rPr>
               <w:fldChar w:fldCharType="begin"/>
             </w:r>
             <w:r>
-              <w:instrText xml:space="preserve"> PAGEREF _Toc205989568 \h </w:instrText>
-            </w:r>
-            <w:r>
+              <w:rPr>
+                <w:noProof/>
+                <w:webHidden/>
+              </w:rPr>
+              <w:instrText xml:space="preserve"> PAGEREF _Toc215492759 \h </w:instrText>
+            </w:r>
+            <w:r>
+              <w:rPr>
+                <w:noProof/>
+                <w:webHidden/>
+              </w:rPr>
+            </w:r>
+            <w:r>
+              <w:rPr>
+                <w:noProof/>
+                <w:webHidden/>
+              </w:rPr>
               <w:fldChar w:fldCharType="separate"/>
             </w:r>
             <w:r>
-              <w:t>5</w:t>
-            </w:r>
-            <w:r>
+              <w:rPr>
+                <w:noProof/>
+                <w:webHidden/>
+              </w:rPr>
+              <w:t>3</w:t>
+            </w:r>
+            <w:r>
+              <w:rPr>
+                <w:noProof/>
+                <w:webHidden/>
+              </w:rPr>
               <w:fldChar w:fldCharType="end"/>
             </w:r>
           </w:hyperlink>
@@ -1601,34 +1620,210 @@
             </w:tabs>
             <w:rPr>
               <w:rFonts w:eastAsiaTheme="minorEastAsia"/>
+              <w:noProof/>
               <w:lang w:eastAsia="pt-BR"/>
             </w:rPr>
           </w:pPr>
-          <w:hyperlink w:anchor="_Toc205989569" w:history="1">
+          <w:hyperlink w:anchor="_Toc215492760" w:history="1">
             <w:r>
               <w:rPr>
                 <w:rStyle w:val="Hyperlink"/>
                 <w:rFonts w:ascii="Times New Roman" w:hAnsi="Times New Roman" w:cs="Times New Roman"/>
                 <w:b/>
+                <w:noProof/>
+              </w:rPr>
+              <w:t>ABSTRACT</w:t>
+            </w:r>
+            <w:r>
+              <w:rPr>
+                <w:noProof/>
+                <w:webHidden/>
+              </w:rPr>
+              <w:tab/>
+            </w:r>
+            <w:r>
+              <w:rPr>
+                <w:noProof/>
+                <w:webHidden/>
+              </w:rPr>
+              <w:fldChar w:fldCharType="begin"/>
+            </w:r>
+            <w:r>
+              <w:rPr>
+                <w:noProof/>
+                <w:webHidden/>
+              </w:rPr>
+              <w:instrText xml:space="preserve"> PAGEREF _Toc215492760 \h </w:instrText>
+            </w:r>
+            <w:r>
+              <w:rPr>
+                <w:noProof/>
+                <w:webHidden/>
+              </w:rPr>
+            </w:r>
+            <w:r>
+              <w:rPr>
+                <w:noProof/>
+                <w:webHidden/>
+              </w:rPr>
+              <w:fldChar w:fldCharType="separate"/>
+            </w:r>
+            <w:r>
+              <w:rPr>
+                <w:noProof/>
+                <w:webHidden/>
+              </w:rPr>
+              <w:t>4</w:t>
+            </w:r>
+            <w:r>
+              <w:rPr>
+                <w:noProof/>
+                <w:webHidden/>
+              </w:rPr>
+              <w:fldChar w:fldCharType="end"/>
+            </w:r>
+          </w:hyperlink>
+        </w:p>
+        <w:p>
+          <w:pPr>
+            <w:pStyle w:val="Sumrio1"/>
+            <w:tabs>
+              <w:tab w:val="right" w:leader="dot" w:pos="8494"/>
+            </w:tabs>
+            <w:rPr>
+              <w:rFonts w:eastAsiaTheme="minorEastAsia"/>
+              <w:noProof/>
+              <w:lang w:eastAsia="pt-BR"/>
+            </w:rPr>
+          </w:pPr>
+          <w:hyperlink w:anchor="_Toc215492761" w:history="1">
+            <w:r>
+              <w:rPr>
+                <w:rStyle w:val="Hyperlink"/>
+                <w:rFonts w:ascii="Times New Roman" w:hAnsi="Times New Roman" w:cs="Times New Roman"/>
+                <w:b/>
+                <w:noProof/>
+              </w:rPr>
+              <w:t>1 INTRODUÇÃO</w:t>
+            </w:r>
+            <w:r>
+              <w:rPr>
+                <w:noProof/>
+                <w:webHidden/>
+              </w:rPr>
+              <w:tab/>
+            </w:r>
+            <w:r>
+              <w:rPr>
+                <w:noProof/>
+                <w:webHidden/>
+              </w:rPr>
+              <w:fldChar w:fldCharType="begin"/>
+            </w:r>
+            <w:r>
+              <w:rPr>
+                <w:noProof/>
+                <w:webHidden/>
+              </w:rPr>
+              <w:instrText xml:space="preserve"> PAGEREF _Toc215492761 \h </w:instrText>
+            </w:r>
+            <w:r>
+              <w:rPr>
+                <w:noProof/>
+                <w:webHidden/>
+              </w:rPr>
+            </w:r>
+            <w:r>
+              <w:rPr>
+                <w:noProof/>
+                <w:webHidden/>
+              </w:rPr>
+              <w:fldChar w:fldCharType="separate"/>
+            </w:r>
+            <w:r>
+              <w:rPr>
+                <w:noProof/>
+                <w:webHidden/>
+              </w:rPr>
+              <w:t>6</w:t>
+            </w:r>
+            <w:r>
+              <w:rPr>
+                <w:noProof/>
+                <w:webHidden/>
+              </w:rPr>
+              <w:fldChar w:fldCharType="end"/>
+            </w:r>
+          </w:hyperlink>
+        </w:p>
+        <w:p>
+          <w:pPr>
+            <w:pStyle w:val="Sumrio1"/>
+            <w:tabs>
+              <w:tab w:val="right" w:leader="dot" w:pos="8494"/>
+            </w:tabs>
+            <w:rPr>
+              <w:rFonts w:eastAsiaTheme="minorEastAsia"/>
+              <w:noProof/>
+              <w:lang w:eastAsia="pt-BR"/>
+            </w:rPr>
+          </w:pPr>
+          <w:hyperlink w:anchor="_Toc215492762" w:history="1">
+            <w:r>
+              <w:rPr>
+                <w:rStyle w:val="Hyperlink"/>
+                <w:rFonts w:ascii="Times New Roman" w:hAnsi="Times New Roman" w:cs="Times New Roman"/>
+                <w:b/>
+                <w:noProof/>
               </w:rPr>
               <w:t>2 DESENVOLVIMENTO</w:t>
             </w:r>
             <w:r>
+              <w:rPr>
+                <w:noProof/>
+                <w:webHidden/>
+              </w:rPr>
               <w:tab/>
             </w:r>
             <w:r>
+              <w:rPr>
+                <w:noProof/>
+                <w:webHidden/>
+              </w:rPr>
               <w:fldChar w:fldCharType="begin"/>
             </w:r>
             <w:r>
-              <w:instrText xml:space="preserve"> PAGEREF _Toc205989569 \h </w:instrText>
-            </w:r>
-            <w:r>
+              <w:rPr>
+                <w:noProof/>
+                <w:webHidden/>
+              </w:rPr>
+              <w:instrText xml:space="preserve"> PAGEREF _Toc215492762 \h </w:instrText>
+            </w:r>
+            <w:r>
+              <w:rPr>
+                <w:noProof/>
+                <w:webHidden/>
+              </w:rPr>
+            </w:r>
+            <w:r>
+              <w:rPr>
+                <w:noProof/>
+                <w:webHidden/>
+              </w:rPr>
               <w:fldChar w:fldCharType="separate"/>
             </w:r>
             <w:r>
-              <w:t>6</w:t>
-            </w:r>
-            <w:r>
+              <w:rPr>
+                <w:noProof/>
+                <w:webHidden/>
+              </w:rPr>
+              <w:t>7</w:t>
+            </w:r>
+            <w:r>
+              <w:rPr>
+                <w:noProof/>
+                <w:webHidden/>
+              </w:rPr>
               <w:fldChar w:fldCharType="end"/>
             </w:r>
           </w:hyperlink>
@@ -1641,34 +1836,66 @@
             </w:tabs>
             <w:rPr>
               <w:rFonts w:eastAsiaTheme="minorEastAsia"/>
+              <w:noProof/>
               <w:lang w:eastAsia="pt-BR"/>
             </w:rPr>
           </w:pPr>
-          <w:hyperlink w:anchor="_Toc205989570" w:history="1">
+          <w:hyperlink w:anchor="_Toc215492763" w:history="1">
             <w:r>
               <w:rPr>
                 <w:rStyle w:val="Hyperlink"/>
                 <w:rFonts w:ascii="Times New Roman" w:hAnsi="Times New Roman" w:cs="Times New Roman"/>
                 <w:b/>
+                <w:noProof/>
               </w:rPr>
               <w:t>2.1 Objetivo geral</w:t>
             </w:r>
             <w:r>
+              <w:rPr>
+                <w:noProof/>
+                <w:webHidden/>
+              </w:rPr>
               <w:tab/>
             </w:r>
             <w:r>
+              <w:rPr>
+                <w:noProof/>
+                <w:webHidden/>
+              </w:rPr>
               <w:fldChar w:fldCharType="begin"/>
             </w:r>
             <w:r>
-              <w:instrText xml:space="preserve"> PAGEREF _Toc205989570 \h </w:instrText>
-            </w:r>
-            <w:r>
+              <w:rPr>
+                <w:noProof/>
+                <w:webHidden/>
+              </w:rPr>
+              <w:instrText xml:space="preserve"> PAGEREF _Toc215492763 \h </w:instrText>
+            </w:r>
+            <w:r>
+              <w:rPr>
+                <w:noProof/>
+                <w:webHidden/>
+              </w:rPr>
+            </w:r>
+            <w:r>
+              <w:rPr>
+                <w:noProof/>
+                <w:webHidden/>
+              </w:rPr>
               <w:fldChar w:fldCharType="separate"/>
             </w:r>
             <w:r>
+              <w:rPr>
+                <w:noProof/>
+                <w:webHidden/>
+              </w:rPr>
               <w:t>7</w:t>
             </w:r>
             <w:r>
+              <w:rPr>
+                <w:noProof/>
+                <w:webHidden/>
+              </w:rPr>
               <w:fldChar w:fldCharType="end"/>
             </w:r>
           </w:hyperlink>
@@ -1681,34 +1908,66 @@
             </w:tabs>
             <w:rPr>
               <w:rFonts w:eastAsiaTheme="minorEastAsia"/>
+              <w:noProof/>
               <w:lang w:eastAsia="pt-BR"/>
             </w:rPr>
           </w:pPr>
-          <w:hyperlink w:anchor="_Toc205989571" w:history="1">
+          <w:hyperlink w:anchor="_Toc215492764" w:history="1">
             <w:r>
               <w:rPr>
                 <w:rStyle w:val="Hyperlink"/>
                 <w:rFonts w:ascii="Times New Roman" w:hAnsi="Times New Roman" w:cs="Times New Roman"/>
                 <w:b/>
+                <w:noProof/>
               </w:rPr>
               <w:t>2.2 Objetivos específicos</w:t>
             </w:r>
             <w:r>
+              <w:rPr>
+                <w:noProof/>
+                <w:webHidden/>
+              </w:rPr>
               <w:tab/>
             </w:r>
             <w:r>
+              <w:rPr>
+                <w:noProof/>
+                <w:webHidden/>
+              </w:rPr>
               <w:fldChar w:fldCharType="begin"/>
             </w:r>
             <w:r>
-              <w:instrText xml:space="preserve"> PAGEREF _Toc205989571 \h </w:instrText>
-            </w:r>
-            <w:r>
+              <w:rPr>
+                <w:noProof/>
+                <w:webHidden/>
+              </w:rPr>
+              <w:instrText xml:space="preserve"> PAGEREF _Toc215492764 \h </w:instrText>
+            </w:r>
+            <w:r>
+              <w:rPr>
+                <w:noProof/>
+                <w:webHidden/>
+              </w:rPr>
+            </w:r>
+            <w:r>
+              <w:rPr>
+                <w:noProof/>
+                <w:webHidden/>
+              </w:rPr>
               <w:fldChar w:fldCharType="separate"/>
             </w:r>
             <w:r>
+              <w:rPr>
+                <w:noProof/>
+                <w:webHidden/>
+              </w:rPr>
               <w:t>7</w:t>
             </w:r>
             <w:r>
+              <w:rPr>
+                <w:noProof/>
+                <w:webHidden/>
+              </w:rPr>
               <w:fldChar w:fldCharType="end"/>
             </w:r>
           </w:hyperlink>
@@ -1721,34 +1980,66 @@
             </w:tabs>
             <w:rPr>
               <w:rFonts w:eastAsiaTheme="minorEastAsia"/>
+              <w:noProof/>
               <w:lang w:eastAsia="pt-BR"/>
             </w:rPr>
           </w:pPr>
-          <w:hyperlink w:anchor="_Toc205989572" w:history="1">
+          <w:hyperlink w:anchor="_Toc215492765" w:history="1">
             <w:r>
               <w:rPr>
                 <w:rStyle w:val="Hyperlink"/>
                 <w:rFonts w:ascii="Times New Roman" w:hAnsi="Times New Roman" w:cs="Times New Roman"/>
                 <w:b/>
+                <w:noProof/>
               </w:rPr>
               <w:t>3 METODOLOGIA OU PROCEDIMENTOS METODOLÓGICOS</w:t>
             </w:r>
             <w:r>
+              <w:rPr>
+                <w:noProof/>
+                <w:webHidden/>
+              </w:rPr>
               <w:tab/>
             </w:r>
             <w:r>
+              <w:rPr>
+                <w:noProof/>
+                <w:webHidden/>
+              </w:rPr>
               <w:fldChar w:fldCharType="begin"/>
             </w:r>
             <w:r>
-              <w:instrText xml:space="preserve"> PAGEREF _Toc205989572 \h </w:instrText>
-            </w:r>
-            <w:r>
+              <w:rPr>
+                <w:noProof/>
+                <w:webHidden/>
+              </w:rPr>
+              <w:instrText xml:space="preserve"> PAGEREF _Toc215492765 \h </w:instrText>
+            </w:r>
+            <w:r>
+              <w:rPr>
+                <w:noProof/>
+                <w:webHidden/>
+              </w:rPr>
+            </w:r>
+            <w:r>
+              <w:rPr>
+                <w:noProof/>
+                <w:webHidden/>
+              </w:rPr>
               <w:fldChar w:fldCharType="separate"/>
             </w:r>
             <w:r>
-              <w:t>7</w:t>
-            </w:r>
-            <w:r>
+              <w:rPr>
+                <w:noProof/>
+                <w:webHidden/>
+              </w:rPr>
+              <w:t>8</w:t>
+            </w:r>
+            <w:r>
+              <w:rPr>
+                <w:noProof/>
+                <w:webHidden/>
+              </w:rPr>
               <w:fldChar w:fldCharType="end"/>
             </w:r>
           </w:hyperlink>
@@ -1761,34 +2052,642 @@
             </w:tabs>
             <w:rPr>
               <w:rFonts w:eastAsiaTheme="minorEastAsia"/>
+              <w:noProof/>
               <w:lang w:eastAsia="pt-BR"/>
             </w:rPr>
           </w:pPr>
-          <w:hyperlink w:anchor="_Toc205989573" w:history="1">
+          <w:hyperlink w:anchor="_Toc215492766" w:history="1">
             <w:r>
               <w:rPr>
                 <w:rStyle w:val="Hyperlink"/>
                 <w:rFonts w:ascii="Times New Roman" w:hAnsi="Times New Roman" w:cs="Times New Roman"/>
                 <w:b/>
+                <w:noProof/>
               </w:rPr>
               <w:t>4 MÉTODOS</w:t>
             </w:r>
             <w:r>
+              <w:rPr>
+                <w:noProof/>
+                <w:webHidden/>
+              </w:rPr>
               <w:tab/>
             </w:r>
             <w:r>
+              <w:rPr>
+                <w:noProof/>
+                <w:webHidden/>
+              </w:rPr>
               <w:fldChar w:fldCharType="begin"/>
             </w:r>
             <w:r>
-              <w:instrText xml:space="preserve"> PAGEREF _Toc205989573 \h </w:instrText>
-            </w:r>
-            <w:r>
+              <w:rPr>
+                <w:noProof/>
+                <w:webHidden/>
+              </w:rPr>
+              <w:instrText xml:space="preserve"> PAGEREF _Toc215492766 \h </w:instrText>
+            </w:r>
+            <w:r>
+              <w:rPr>
+                <w:noProof/>
+                <w:webHidden/>
+              </w:rPr>
+            </w:r>
+            <w:r>
+              <w:rPr>
+                <w:noProof/>
+                <w:webHidden/>
+              </w:rPr>
               <w:fldChar w:fldCharType="separate"/>
             </w:r>
             <w:r>
+              <w:rPr>
+                <w:noProof/>
+                <w:webHidden/>
+              </w:rPr>
               <w:t>8</w:t>
             </w:r>
             <w:r>
+              <w:rPr>
+                <w:noProof/>
+                <w:webHidden/>
+              </w:rPr>
+              <w:fldChar w:fldCharType="end"/>
+            </w:r>
+          </w:hyperlink>
+        </w:p>
+        <w:p>
+          <w:pPr>
+            <w:pStyle w:val="Sumrio2"/>
+            <w:tabs>
+              <w:tab w:val="right" w:leader="dot" w:pos="8494"/>
+            </w:tabs>
+            <w:rPr>
+              <w:rFonts w:eastAsiaTheme="minorEastAsia"/>
+              <w:noProof/>
+              <w:lang w:eastAsia="pt-BR"/>
+            </w:rPr>
+          </w:pPr>
+          <w:hyperlink w:anchor="_Toc215492767" w:history="1">
+            <w:r>
+              <w:rPr>
+                <w:rStyle w:val="Hyperlink"/>
+                <w:rFonts w:ascii="Times New Roman" w:hAnsi="Times New Roman" w:cs="Times New Roman"/>
+                <w:b/>
+                <w:noProof/>
+              </w:rPr>
+              <w:t>4.1 HTML</w:t>
+            </w:r>
+            <w:r>
+              <w:rPr>
+                <w:noProof/>
+                <w:webHidden/>
+              </w:rPr>
+              <w:tab/>
+            </w:r>
+            <w:r>
+              <w:rPr>
+                <w:noProof/>
+                <w:webHidden/>
+              </w:rPr>
+              <w:fldChar w:fldCharType="begin"/>
+            </w:r>
+            <w:r>
+              <w:rPr>
+                <w:noProof/>
+                <w:webHidden/>
+              </w:rPr>
+              <w:instrText xml:space="preserve"> PAGEREF _Toc215492767 \h </w:instrText>
+            </w:r>
+            <w:r>
+              <w:rPr>
+                <w:noProof/>
+                <w:webHidden/>
+              </w:rPr>
+            </w:r>
+            <w:r>
+              <w:rPr>
+                <w:noProof/>
+                <w:webHidden/>
+              </w:rPr>
+              <w:fldChar w:fldCharType="separate"/>
+            </w:r>
+            <w:r>
+              <w:rPr>
+                <w:noProof/>
+                <w:webHidden/>
+              </w:rPr>
+              <w:t>8</w:t>
+            </w:r>
+            <w:r>
+              <w:rPr>
+                <w:noProof/>
+                <w:webHidden/>
+              </w:rPr>
+              <w:fldChar w:fldCharType="end"/>
+            </w:r>
+          </w:hyperlink>
+        </w:p>
+        <w:p>
+          <w:pPr>
+            <w:pStyle w:val="Sumrio2"/>
+            <w:tabs>
+              <w:tab w:val="right" w:leader="dot" w:pos="8494"/>
+            </w:tabs>
+            <w:rPr>
+              <w:rFonts w:eastAsiaTheme="minorEastAsia"/>
+              <w:noProof/>
+              <w:lang w:eastAsia="pt-BR"/>
+            </w:rPr>
+          </w:pPr>
+          <w:hyperlink w:anchor="_Toc215492768" w:history="1">
+            <w:r>
+              <w:rPr>
+                <w:rStyle w:val="Hyperlink"/>
+                <w:rFonts w:ascii="Times New Roman" w:hAnsi="Times New Roman" w:cs="Times New Roman"/>
+                <w:b/>
+                <w:noProof/>
+              </w:rPr>
+              <w:t>4.2 CSS</w:t>
+            </w:r>
+            <w:r>
+              <w:rPr>
+                <w:noProof/>
+                <w:webHidden/>
+              </w:rPr>
+              <w:tab/>
+            </w:r>
+            <w:r>
+              <w:rPr>
+                <w:noProof/>
+                <w:webHidden/>
+              </w:rPr>
+              <w:fldChar w:fldCharType="begin"/>
+            </w:r>
+            <w:r>
+              <w:rPr>
+                <w:noProof/>
+                <w:webHidden/>
+              </w:rPr>
+              <w:instrText xml:space="preserve"> PAGEREF _Toc215492768 \h </w:instrText>
+            </w:r>
+            <w:r>
+              <w:rPr>
+                <w:noProof/>
+                <w:webHidden/>
+              </w:rPr>
+            </w:r>
+            <w:r>
+              <w:rPr>
+                <w:noProof/>
+                <w:webHidden/>
+              </w:rPr>
+              <w:fldChar w:fldCharType="separate"/>
+            </w:r>
+            <w:r>
+              <w:rPr>
+                <w:noProof/>
+                <w:webHidden/>
+              </w:rPr>
+              <w:t>9</w:t>
+            </w:r>
+            <w:r>
+              <w:rPr>
+                <w:noProof/>
+                <w:webHidden/>
+              </w:rPr>
+              <w:fldChar w:fldCharType="end"/>
+            </w:r>
+          </w:hyperlink>
+        </w:p>
+        <w:p>
+          <w:pPr>
+            <w:pStyle w:val="Sumrio2"/>
+            <w:tabs>
+              <w:tab w:val="right" w:leader="dot" w:pos="8494"/>
+            </w:tabs>
+            <w:rPr>
+              <w:rFonts w:eastAsiaTheme="minorEastAsia"/>
+              <w:noProof/>
+              <w:lang w:eastAsia="pt-BR"/>
+            </w:rPr>
+          </w:pPr>
+          <w:hyperlink w:anchor="_Toc215492769" w:history="1">
+            <w:r>
+              <w:rPr>
+                <w:rStyle w:val="Hyperlink"/>
+                <w:rFonts w:ascii="Times New Roman" w:hAnsi="Times New Roman" w:cs="Times New Roman"/>
+                <w:b/>
+                <w:noProof/>
+              </w:rPr>
+              <w:t>4.3 IDE</w:t>
+            </w:r>
+            <w:r>
+              <w:rPr>
+                <w:noProof/>
+                <w:webHidden/>
+              </w:rPr>
+              <w:tab/>
+            </w:r>
+            <w:r>
+              <w:rPr>
+                <w:noProof/>
+                <w:webHidden/>
+              </w:rPr>
+              <w:fldChar w:fldCharType="begin"/>
+            </w:r>
+            <w:r>
+              <w:rPr>
+                <w:noProof/>
+                <w:webHidden/>
+              </w:rPr>
+              <w:instrText xml:space="preserve"> PAGEREF _Toc215492769 \h </w:instrText>
+            </w:r>
+            <w:r>
+              <w:rPr>
+                <w:noProof/>
+                <w:webHidden/>
+              </w:rPr>
+            </w:r>
+            <w:r>
+              <w:rPr>
+                <w:noProof/>
+                <w:webHidden/>
+              </w:rPr>
+              <w:fldChar w:fldCharType="separate"/>
+            </w:r>
+            <w:r>
+              <w:rPr>
+                <w:noProof/>
+                <w:webHidden/>
+              </w:rPr>
+              <w:t>10</w:t>
+            </w:r>
+            <w:r>
+              <w:rPr>
+                <w:noProof/>
+                <w:webHidden/>
+              </w:rPr>
+              <w:fldChar w:fldCharType="end"/>
+            </w:r>
+          </w:hyperlink>
+        </w:p>
+        <w:p>
+          <w:pPr>
+            <w:pStyle w:val="Sumrio2"/>
+            <w:tabs>
+              <w:tab w:val="right" w:leader="dot" w:pos="8494"/>
+            </w:tabs>
+            <w:rPr>
+              <w:rFonts w:eastAsiaTheme="minorEastAsia"/>
+              <w:noProof/>
+              <w:lang w:eastAsia="pt-BR"/>
+            </w:rPr>
+          </w:pPr>
+          <w:hyperlink w:anchor="_Toc215492770" w:history="1">
+            <w:r>
+              <w:rPr>
+                <w:rStyle w:val="Hyperlink"/>
+                <w:rFonts w:ascii="Times New Roman" w:hAnsi="Times New Roman" w:cs="Times New Roman"/>
+                <w:b/>
+                <w:noProof/>
+              </w:rPr>
+              <w:t>4.4 BANCO DE DADOS</w:t>
+            </w:r>
+            <w:r>
+              <w:rPr>
+                <w:noProof/>
+                <w:webHidden/>
+              </w:rPr>
+              <w:tab/>
+            </w:r>
+            <w:r>
+              <w:rPr>
+                <w:noProof/>
+                <w:webHidden/>
+              </w:rPr>
+              <w:fldChar w:fldCharType="begin"/>
+            </w:r>
+            <w:r>
+              <w:rPr>
+                <w:noProof/>
+                <w:webHidden/>
+              </w:rPr>
+              <w:instrText xml:space="preserve"> PAGEREF _Toc215492770 \h </w:instrText>
+            </w:r>
+            <w:r>
+              <w:rPr>
+                <w:noProof/>
+                <w:webHidden/>
+              </w:rPr>
+            </w:r>
+            <w:r>
+              <w:rPr>
+                <w:noProof/>
+                <w:webHidden/>
+              </w:rPr>
+              <w:fldChar w:fldCharType="separate"/>
+            </w:r>
+            <w:r>
+              <w:rPr>
+                <w:noProof/>
+                <w:webHidden/>
+              </w:rPr>
+              <w:t>11</w:t>
+            </w:r>
+            <w:r>
+              <w:rPr>
+                <w:noProof/>
+                <w:webHidden/>
+              </w:rPr>
+              <w:fldChar w:fldCharType="end"/>
+            </w:r>
+          </w:hyperlink>
+        </w:p>
+        <w:p>
+          <w:pPr>
+            <w:pStyle w:val="Sumrio2"/>
+            <w:tabs>
+              <w:tab w:val="right" w:leader="dot" w:pos="8494"/>
+            </w:tabs>
+            <w:rPr>
+              <w:rFonts w:eastAsiaTheme="minorEastAsia"/>
+              <w:noProof/>
+              <w:lang w:eastAsia="pt-BR"/>
+            </w:rPr>
+          </w:pPr>
+          <w:hyperlink w:anchor="_Toc215492771" w:history="1">
+            <w:r>
+              <w:rPr>
+                <w:rStyle w:val="Hyperlink"/>
+                <w:rFonts w:ascii="Times New Roman" w:hAnsi="Times New Roman" w:cs="Times New Roman"/>
+                <w:b/>
+                <w:noProof/>
+              </w:rPr>
+              <w:t>4.5 TRELLO</w:t>
+            </w:r>
+            <w:r>
+              <w:rPr>
+                <w:noProof/>
+                <w:webHidden/>
+              </w:rPr>
+              <w:tab/>
+            </w:r>
+            <w:r>
+              <w:rPr>
+                <w:noProof/>
+                <w:webHidden/>
+              </w:rPr>
+              <w:fldChar w:fldCharType="begin"/>
+            </w:r>
+            <w:r>
+              <w:rPr>
+                <w:noProof/>
+                <w:webHidden/>
+              </w:rPr>
+              <w:instrText xml:space="preserve"> PAGEREF _Toc215492771 \h </w:instrText>
+            </w:r>
+            <w:r>
+              <w:rPr>
+                <w:noProof/>
+                <w:webHidden/>
+              </w:rPr>
+            </w:r>
+            <w:r>
+              <w:rPr>
+                <w:noProof/>
+                <w:webHidden/>
+              </w:rPr>
+              <w:fldChar w:fldCharType="separate"/>
+            </w:r>
+            <w:r>
+              <w:rPr>
+                <w:noProof/>
+                <w:webHidden/>
+              </w:rPr>
+              <w:t>12</w:t>
+            </w:r>
+            <w:r>
+              <w:rPr>
+                <w:noProof/>
+                <w:webHidden/>
+              </w:rPr>
+              <w:fldChar w:fldCharType="end"/>
+            </w:r>
+          </w:hyperlink>
+        </w:p>
+        <w:p>
+          <w:pPr>
+            <w:pStyle w:val="Sumrio2"/>
+            <w:tabs>
+              <w:tab w:val="right" w:leader="dot" w:pos="8494"/>
+            </w:tabs>
+            <w:rPr>
+              <w:rFonts w:eastAsiaTheme="minorEastAsia"/>
+              <w:noProof/>
+              <w:lang w:eastAsia="pt-BR"/>
+            </w:rPr>
+          </w:pPr>
+          <w:hyperlink w:anchor="_Toc215492772" w:history="1">
+            <w:r>
+              <w:rPr>
+                <w:rStyle w:val="Hyperlink"/>
+                <w:rFonts w:ascii="Times New Roman" w:hAnsi="Times New Roman" w:cs="Times New Roman"/>
+                <w:b/>
+                <w:noProof/>
+              </w:rPr>
+              <w:t>4.6 GIT e GITHUB</w:t>
+            </w:r>
+            <w:r>
+              <w:rPr>
+                <w:noProof/>
+                <w:webHidden/>
+              </w:rPr>
+              <w:tab/>
+            </w:r>
+            <w:r>
+              <w:rPr>
+                <w:noProof/>
+                <w:webHidden/>
+              </w:rPr>
+              <w:fldChar w:fldCharType="begin"/>
+            </w:r>
+            <w:r>
+              <w:rPr>
+                <w:noProof/>
+                <w:webHidden/>
+              </w:rPr>
+              <w:instrText xml:space="preserve"> PAGEREF _Toc215492772 \h </w:instrText>
+            </w:r>
+            <w:r>
+              <w:rPr>
+                <w:noProof/>
+                <w:webHidden/>
+              </w:rPr>
+            </w:r>
+            <w:r>
+              <w:rPr>
+                <w:noProof/>
+                <w:webHidden/>
+              </w:rPr>
+              <w:fldChar w:fldCharType="separate"/>
+            </w:r>
+            <w:r>
+              <w:rPr>
+                <w:noProof/>
+                <w:webHidden/>
+              </w:rPr>
+              <w:t>13</w:t>
+            </w:r>
+            <w:r>
+              <w:rPr>
+                <w:noProof/>
+                <w:webHidden/>
+              </w:rPr>
+              <w:fldChar w:fldCharType="end"/>
+            </w:r>
+          </w:hyperlink>
+        </w:p>
+        <w:p>
+          <w:pPr>
+            <w:pStyle w:val="Sumrio2"/>
+            <w:tabs>
+              <w:tab w:val="right" w:leader="dot" w:pos="8494"/>
+            </w:tabs>
+            <w:rPr>
+              <w:rFonts w:eastAsiaTheme="minorEastAsia"/>
+              <w:noProof/>
+              <w:lang w:eastAsia="pt-BR"/>
+            </w:rPr>
+          </w:pPr>
+          <w:hyperlink w:anchor="_Toc215492773" w:history="1">
+            <w:r>
+              <w:rPr>
+                <w:rStyle w:val="Hyperlink"/>
+                <w:rFonts w:ascii="Times New Roman" w:hAnsi="Times New Roman" w:cs="Times New Roman"/>
+                <w:b/>
+                <w:noProof/>
+              </w:rPr>
+              <w:t>4.7 FIGMA</w:t>
+            </w:r>
+            <w:r>
+              <w:rPr>
+                <w:noProof/>
+                <w:webHidden/>
+              </w:rPr>
+              <w:tab/>
+            </w:r>
+            <w:r>
+              <w:rPr>
+                <w:noProof/>
+                <w:webHidden/>
+              </w:rPr>
+              <w:fldChar w:fldCharType="begin"/>
+            </w:r>
+            <w:r>
+              <w:rPr>
+                <w:noProof/>
+                <w:webHidden/>
+              </w:rPr>
+              <w:instrText xml:space="preserve"> PAGEREF _Toc215492773 \h </w:instrText>
+            </w:r>
+            <w:r>
+              <w:rPr>
+                <w:noProof/>
+                <w:webHidden/>
+              </w:rPr>
+            </w:r>
+            <w:r>
+              <w:rPr>
+                <w:noProof/>
+                <w:webHidden/>
+              </w:rPr>
+              <w:fldChar w:fldCharType="separate"/>
+            </w:r>
+            <w:r>
+              <w:rPr>
+                <w:noProof/>
+                <w:webHidden/>
+              </w:rPr>
+              <w:t>14</w:t>
+            </w:r>
+            <w:r>
+              <w:rPr>
+                <w:noProof/>
+                <w:webHidden/>
+              </w:rPr>
+              <w:fldChar w:fldCharType="end"/>
+            </w:r>
+          </w:hyperlink>
+        </w:p>
+        <w:p>
+          <w:pPr>
+            <w:pStyle w:val="Sumrio2"/>
+            <w:tabs>
+              <w:tab w:val="right" w:leader="dot" w:pos="8494"/>
+            </w:tabs>
+            <w:rPr>
+              <w:rFonts w:eastAsiaTheme="minorEastAsia"/>
+              <w:noProof/>
+              <w:lang w:eastAsia="pt-BR"/>
+            </w:rPr>
+          </w:pPr>
+          <w:hyperlink w:anchor="_Toc215492774" w:history="1">
+            <w:r>
+              <w:rPr>
+                <w:rStyle w:val="Hyperlink"/>
+                <w:rFonts w:ascii="Times New Roman" w:hAnsi="Times New Roman" w:cs="Times New Roman"/>
+                <w:b/>
+                <w:noProof/>
+              </w:rPr>
+              <w:t>4.8 CLASROOM</w:t>
+            </w:r>
+            <w:r>
+              <w:rPr>
+                <w:noProof/>
+                <w:webHidden/>
+              </w:rPr>
+              <w:tab/>
+            </w:r>
+            <w:r>
+              <w:rPr>
+                <w:noProof/>
+                <w:webHidden/>
+              </w:rPr>
+              <w:fldChar w:fldCharType="begin"/>
+            </w:r>
+            <w:r>
+              <w:rPr>
+                <w:noProof/>
+                <w:webHidden/>
+              </w:rPr>
+              <w:instrText xml:space="preserve"> PAGEREF _Toc215492774 \h </w:instrText>
+            </w:r>
+            <w:r>
+              <w:rPr>
+                <w:noProof/>
+                <w:webHidden/>
+              </w:rPr>
+            </w:r>
+            <w:r>
+              <w:rPr>
+                <w:noProof/>
+                <w:webHidden/>
+              </w:rPr>
+              <w:fldChar w:fldCharType="separate"/>
+            </w:r>
+            <w:r>
+              <w:rPr>
+                <w:noProof/>
+                <w:webHidden/>
+              </w:rPr>
+              <w:t>15</w:t>
+            </w:r>
+            <w:r>
+              <w:rPr>
+                <w:noProof/>
+                <w:webHidden/>
+              </w:rPr>
               <w:fldChar w:fldCharType="end"/>
             </w:r>
           </w:hyperlink>
@@ -1801,34 +2700,66 @@
             </w:tabs>
             <w:rPr>
               <w:rFonts w:eastAsiaTheme="minorEastAsia"/>
+              <w:noProof/>
               <w:lang w:eastAsia="pt-BR"/>
             </w:rPr>
           </w:pPr>
-          <w:hyperlink w:anchor="_Toc205989574" w:history="1">
+          <w:hyperlink w:anchor="_Toc215492775" w:history="1">
             <w:r>
               <w:rPr>
                 <w:rStyle w:val="Hyperlink"/>
                 <w:rFonts w:ascii="Times New Roman" w:hAnsi="Times New Roman" w:cs="Times New Roman"/>
                 <w:b/>
-              </w:rPr>
-              <w:t>5 APRESENTAÇÃO E ANALISE DOS RESULTADOS</w:t>
-            </w:r>
-            <w:r>
+                <w:noProof/>
+              </w:rPr>
+              <w:t>5 RESULTADOS</w:t>
+            </w:r>
+            <w:r>
+              <w:rPr>
+                <w:noProof/>
+                <w:webHidden/>
+              </w:rPr>
               <w:tab/>
             </w:r>
             <w:r>
+              <w:rPr>
+                <w:noProof/>
+                <w:webHidden/>
+              </w:rPr>
               <w:fldChar w:fldCharType="begin"/>
             </w:r>
             <w:r>
-              <w:instrText xml:space="preserve"> PAGEREF _Toc205989574 \h </w:instrText>
-            </w:r>
-            <w:r>
+              <w:rPr>
+                <w:noProof/>
+                <w:webHidden/>
+              </w:rPr>
+              <w:instrText xml:space="preserve"> PAGEREF _Toc215492775 \h </w:instrText>
+            </w:r>
+            <w:r>
+              <w:rPr>
+                <w:noProof/>
+                <w:webHidden/>
+              </w:rPr>
+            </w:r>
+            <w:r>
+              <w:rPr>
+                <w:noProof/>
+                <w:webHidden/>
+              </w:rPr>
               <w:fldChar w:fldCharType="separate"/>
             </w:r>
             <w:r>
-              <w:t>9</w:t>
-            </w:r>
-            <w:r>
+              <w:rPr>
+                <w:noProof/>
+                <w:webHidden/>
+              </w:rPr>
+              <w:t>16</w:t>
+            </w:r>
+            <w:r>
+              <w:rPr>
+                <w:noProof/>
+                <w:webHidden/>
+              </w:rPr>
               <w:fldChar w:fldCharType="end"/>
             </w:r>
           </w:hyperlink>
@@ -1841,34 +2772,66 @@
             </w:tabs>
             <w:rPr>
               <w:rFonts w:eastAsiaTheme="minorEastAsia"/>
+              <w:noProof/>
               <w:lang w:eastAsia="pt-BR"/>
             </w:rPr>
           </w:pPr>
-          <w:hyperlink w:anchor="_Toc205989575" w:history="1">
+          <w:hyperlink w:anchor="_Toc215492776" w:history="1">
             <w:r>
               <w:rPr>
                 <w:rStyle w:val="Hyperlink"/>
                 <w:rFonts w:ascii="Times New Roman" w:hAnsi="Times New Roman" w:cs="Times New Roman"/>
                 <w:b/>
+                <w:noProof/>
               </w:rPr>
               <w:t>6 CONCLUSÃO</w:t>
             </w:r>
             <w:r>
+              <w:rPr>
+                <w:noProof/>
+                <w:webHidden/>
+              </w:rPr>
               <w:tab/>
             </w:r>
             <w:r>
+              <w:rPr>
+                <w:noProof/>
+                <w:webHidden/>
+              </w:rPr>
               <w:fldChar w:fldCharType="begin"/>
             </w:r>
             <w:r>
-              <w:instrText xml:space="preserve"> PAGEREF _Toc205989575 \h </w:instrText>
-            </w:r>
-            <w:r>
+              <w:rPr>
+                <w:noProof/>
+                <w:webHidden/>
+              </w:rPr>
+              <w:instrText xml:space="preserve"> PAGEREF _Toc215492776 \h </w:instrText>
+            </w:r>
+            <w:r>
+              <w:rPr>
+                <w:noProof/>
+                <w:webHidden/>
+              </w:rPr>
+            </w:r>
+            <w:r>
+              <w:rPr>
+                <w:noProof/>
+                <w:webHidden/>
+              </w:rPr>
               <w:fldChar w:fldCharType="separate"/>
             </w:r>
             <w:r>
-              <w:t>10</w:t>
-            </w:r>
-            <w:r>
+              <w:rPr>
+                <w:noProof/>
+                <w:webHidden/>
+              </w:rPr>
+              <w:t>17</w:t>
+            </w:r>
+            <w:r>
+              <w:rPr>
+                <w:noProof/>
+                <w:webHidden/>
+              </w:rPr>
               <w:fldChar w:fldCharType="end"/>
             </w:r>
           </w:hyperlink>
@@ -1881,34 +2844,306 @@
             </w:tabs>
             <w:rPr>
               <w:rFonts w:eastAsiaTheme="minorEastAsia"/>
+              <w:noProof/>
               <w:lang w:eastAsia="pt-BR"/>
             </w:rPr>
           </w:pPr>
-          <w:hyperlink w:anchor="_Toc205989576" w:history="1">
+          <w:hyperlink w:anchor="_Toc215492777" w:history="1">
             <w:r>
               <w:rPr>
                 <w:rStyle w:val="Hyperlink"/>
                 <w:rFonts w:ascii="Times New Roman" w:hAnsi="Times New Roman" w:cs="Times New Roman"/>
                 <w:b/>
+                <w:noProof/>
               </w:rPr>
               <w:t>7 REFERÊNCIAS</w:t>
             </w:r>
             <w:r>
+              <w:rPr>
+                <w:noProof/>
+                <w:webHidden/>
+              </w:rPr>
               <w:tab/>
             </w:r>
             <w:r>
+              <w:rPr>
+                <w:noProof/>
+                <w:webHidden/>
+              </w:rPr>
               <w:fldChar w:fldCharType="begin"/>
             </w:r>
             <w:r>
-              <w:instrText xml:space="preserve"> PAGEREF _Toc205989576 \h </w:instrText>
-            </w:r>
-            <w:r>
+              <w:rPr>
+                <w:noProof/>
+                <w:webHidden/>
+              </w:rPr>
+              <w:instrText xml:space="preserve"> PAGEREF _Toc215492777 \h </w:instrText>
+            </w:r>
+            <w:r>
+              <w:rPr>
+                <w:noProof/>
+                <w:webHidden/>
+              </w:rPr>
+            </w:r>
+            <w:r>
+              <w:rPr>
+                <w:noProof/>
+                <w:webHidden/>
+              </w:rPr>
               <w:fldChar w:fldCharType="separate"/>
             </w:r>
             <w:r>
-              <w:t>11</w:t>
-            </w:r>
-            <w:r>
+              <w:rPr>
+                <w:noProof/>
+                <w:webHidden/>
+              </w:rPr>
+              <w:t>18</w:t>
+            </w:r>
+            <w:r>
+              <w:rPr>
+                <w:noProof/>
+                <w:webHidden/>
+              </w:rPr>
+              <w:fldChar w:fldCharType="end"/>
+            </w:r>
+          </w:hyperlink>
+        </w:p>
+        <w:p>
+          <w:pPr>
+            <w:pStyle w:val="Sumrio1"/>
+            <w:tabs>
+              <w:tab w:val="right" w:leader="dot" w:pos="8494"/>
+            </w:tabs>
+            <w:rPr>
+              <w:rFonts w:eastAsiaTheme="minorEastAsia"/>
+              <w:noProof/>
+              <w:lang w:eastAsia="pt-BR"/>
+            </w:rPr>
+          </w:pPr>
+          <w:hyperlink w:anchor="_Toc215492778" w:history="1">
+            <w:r>
+              <w:rPr>
+                <w:rStyle w:val="Hyperlink"/>
+                <w:rFonts w:ascii="Times New Roman" w:hAnsi="Times New Roman" w:cs="Times New Roman"/>
+                <w:b/>
+                <w:noProof/>
+              </w:rPr>
+              <w:t>APÊNDICE A</w:t>
+            </w:r>
+            <w:r>
+              <w:rPr>
+                <w:rStyle w:val="Hyperlink"/>
+                <w:rFonts w:ascii="Times New Roman" w:hAnsi="Times New Roman" w:cs="Times New Roman"/>
+                <w:noProof/>
+              </w:rPr>
+              <w:t xml:space="preserve"> – BIBLIOTECAS UTILIZADAS NO PROJETO</w:t>
+            </w:r>
+            <w:r>
+              <w:rPr>
+                <w:noProof/>
+                <w:webHidden/>
+              </w:rPr>
+              <w:tab/>
+            </w:r>
+            <w:r>
+              <w:rPr>
+                <w:noProof/>
+                <w:webHidden/>
+              </w:rPr>
+              <w:fldChar w:fldCharType="begin"/>
+            </w:r>
+            <w:r>
+              <w:rPr>
+                <w:noProof/>
+                <w:webHidden/>
+              </w:rPr>
+              <w:instrText xml:space="preserve"> PAGEREF _Toc215492778 \h </w:instrText>
+            </w:r>
+            <w:r>
+              <w:rPr>
+                <w:noProof/>
+                <w:webHidden/>
+              </w:rPr>
+            </w:r>
+            <w:r>
+              <w:rPr>
+                <w:noProof/>
+                <w:webHidden/>
+              </w:rPr>
+              <w:fldChar w:fldCharType="separate"/>
+            </w:r>
+            <w:r>
+              <w:rPr>
+                <w:noProof/>
+                <w:webHidden/>
+              </w:rPr>
+              <w:t>19</w:t>
+            </w:r>
+            <w:r>
+              <w:rPr>
+                <w:noProof/>
+                <w:webHidden/>
+              </w:rPr>
+              <w:fldChar w:fldCharType="end"/>
+            </w:r>
+          </w:hyperlink>
+        </w:p>
+        <w:p>
+          <w:pPr>
+            <w:pStyle w:val="Sumrio1"/>
+            <w:tabs>
+              <w:tab w:val="right" w:leader="dot" w:pos="8494"/>
+            </w:tabs>
+            <w:rPr>
+              <w:rFonts w:eastAsiaTheme="minorEastAsia"/>
+              <w:noProof/>
+              <w:lang w:eastAsia="pt-BR"/>
+            </w:rPr>
+          </w:pPr>
+          <w:hyperlink w:anchor="_Toc215492779" w:history="1">
+            <w:r>
+              <w:rPr>
+                <w:rStyle w:val="Hyperlink"/>
+                <w:rFonts w:ascii="Times New Roman" w:hAnsi="Times New Roman" w:cs="Times New Roman"/>
+                <w:b/>
+                <w:noProof/>
+              </w:rPr>
+              <w:t>APÊNDICE B</w:t>
+            </w:r>
+            <w:r>
+              <w:rPr>
+                <w:rStyle w:val="Hyperlink"/>
+                <w:rFonts w:ascii="Times New Roman" w:hAnsi="Times New Roman" w:cs="Times New Roman"/>
+                <w:noProof/>
+              </w:rPr>
+              <w:t xml:space="preserve"> – DIAGRAMA DO BANCO DE DADOS</w:t>
+            </w:r>
+            <w:r>
+              <w:rPr>
+                <w:noProof/>
+                <w:webHidden/>
+              </w:rPr>
+              <w:tab/>
+            </w:r>
+            <w:r>
+              <w:rPr>
+                <w:noProof/>
+                <w:webHidden/>
+              </w:rPr>
+              <w:fldChar w:fldCharType="begin"/>
+            </w:r>
+            <w:r>
+              <w:rPr>
+                <w:noProof/>
+                <w:webHidden/>
+              </w:rPr>
+              <w:instrText xml:space="preserve"> PAGEREF _Toc215492779 \h </w:instrText>
+            </w:r>
+            <w:r>
+              <w:rPr>
+                <w:noProof/>
+                <w:webHidden/>
+              </w:rPr>
+            </w:r>
+            <w:r>
+              <w:rPr>
+                <w:noProof/>
+                <w:webHidden/>
+              </w:rPr>
+              <w:fldChar w:fldCharType="separate"/>
+            </w:r>
+            <w:r>
+              <w:rPr>
+                <w:noProof/>
+                <w:webHidden/>
+              </w:rPr>
+              <w:t>19</w:t>
+            </w:r>
+            <w:r>
+              <w:rPr>
+                <w:noProof/>
+                <w:webHidden/>
+              </w:rPr>
+              <w:fldChar w:fldCharType="end"/>
+            </w:r>
+          </w:hyperlink>
+        </w:p>
+        <w:p>
+          <w:pPr>
+            <w:pStyle w:val="Sumrio1"/>
+            <w:tabs>
+              <w:tab w:val="right" w:leader="dot" w:pos="8494"/>
+            </w:tabs>
+            <w:rPr>
+              <w:rFonts w:eastAsiaTheme="minorEastAsia"/>
+              <w:noProof/>
+              <w:lang w:eastAsia="pt-BR"/>
+            </w:rPr>
+          </w:pPr>
+          <w:hyperlink w:anchor="_Toc215492780" w:history="1">
+            <w:r>
+              <w:rPr>
+                <w:rStyle w:val="Hyperlink"/>
+                <w:rFonts w:ascii="Times New Roman" w:hAnsi="Times New Roman" w:cs="Times New Roman"/>
+                <w:b/>
+                <w:noProof/>
+              </w:rPr>
+              <w:t>APÊNDICE C</w:t>
+            </w:r>
+            <w:r>
+              <w:rPr>
+                <w:rStyle w:val="Hyperlink"/>
+                <w:rFonts w:ascii="Times New Roman" w:hAnsi="Times New Roman" w:cs="Times New Roman"/>
+                <w:noProof/>
+              </w:rPr>
+              <w:t xml:space="preserve"> – PROTOTIPAÇÃO DAS TELAS DO APP</w:t>
+            </w:r>
+            <w:r>
+              <w:rPr>
+                <w:noProof/>
+                <w:webHidden/>
+              </w:rPr>
+              <w:tab/>
+            </w:r>
+            <w:r>
+              <w:rPr>
+                <w:noProof/>
+                <w:webHidden/>
+              </w:rPr>
+              <w:fldChar w:fldCharType="begin"/>
+            </w:r>
+            <w:r>
+              <w:rPr>
+                <w:noProof/>
+                <w:webHidden/>
+              </w:rPr>
+              <w:instrText xml:space="preserve"> PAGEREF _Toc215492780 \h </w:instrText>
+            </w:r>
+            <w:r>
+              <w:rPr>
+                <w:noProof/>
+                <w:webHidden/>
+              </w:rPr>
+            </w:r>
+            <w:r>
+              <w:rPr>
+                <w:noProof/>
+                <w:webHidden/>
+              </w:rPr>
+              <w:fldChar w:fldCharType="separate"/>
+            </w:r>
+            <w:r>
+              <w:rPr>
+                <w:noProof/>
+                <w:webHidden/>
+              </w:rPr>
+              <w:t>20</w:t>
+            </w:r>
+            <w:r>
+              <w:rPr>
+                <w:noProof/>
+                <w:webHidden/>
+              </w:rPr>
               <w:fldChar w:fldCharType="end"/>
             </w:r>
           </w:hyperlink>
@@ -2047,126 +3282,6 @@
     <w:p>
       <w:pPr>
         <w:spacing w:after="0" w:line="360" w:lineRule="auto"/>
-        <w:jc w:val="center"/>
-        <w:rPr>
-          <w:rFonts w:ascii="Times New Roman" w:hAnsi="Times New Roman" w:cs="Times New Roman"/>
-          <w:b/>
-          <w:sz w:val="24"/>
-          <w:szCs w:val="24"/>
-        </w:rPr>
-      </w:pPr>
-    </w:p>
-    <w:p>
-      <w:pPr>
-        <w:spacing w:after="0" w:line="360" w:lineRule="auto"/>
-        <w:jc w:val="center"/>
-        <w:rPr>
-          <w:rFonts w:ascii="Times New Roman" w:hAnsi="Times New Roman" w:cs="Times New Roman"/>
-          <w:b/>
-          <w:sz w:val="24"/>
-          <w:szCs w:val="24"/>
-        </w:rPr>
-      </w:pPr>
-    </w:p>
-    <w:p>
-      <w:pPr>
-        <w:spacing w:after="0" w:line="360" w:lineRule="auto"/>
-        <w:jc w:val="center"/>
-        <w:rPr>
-          <w:rFonts w:ascii="Times New Roman" w:hAnsi="Times New Roman" w:cs="Times New Roman"/>
-          <w:b/>
-          <w:sz w:val="24"/>
-          <w:szCs w:val="24"/>
-        </w:rPr>
-      </w:pPr>
-    </w:p>
-    <w:p>
-      <w:pPr>
-        <w:spacing w:after="0" w:line="360" w:lineRule="auto"/>
-        <w:jc w:val="center"/>
-        <w:rPr>
-          <w:rFonts w:ascii="Times New Roman" w:hAnsi="Times New Roman" w:cs="Times New Roman"/>
-          <w:b/>
-          <w:sz w:val="24"/>
-          <w:szCs w:val="24"/>
-        </w:rPr>
-      </w:pPr>
-    </w:p>
-    <w:p>
-      <w:pPr>
-        <w:spacing w:after="0" w:line="360" w:lineRule="auto"/>
-        <w:jc w:val="center"/>
-        <w:rPr>
-          <w:rFonts w:ascii="Times New Roman" w:hAnsi="Times New Roman" w:cs="Times New Roman"/>
-          <w:b/>
-          <w:sz w:val="24"/>
-          <w:szCs w:val="24"/>
-        </w:rPr>
-      </w:pPr>
-    </w:p>
-    <w:p>
-      <w:pPr>
-        <w:spacing w:after="0" w:line="360" w:lineRule="auto"/>
-        <w:jc w:val="center"/>
-        <w:rPr>
-          <w:rFonts w:ascii="Times New Roman" w:hAnsi="Times New Roman" w:cs="Times New Roman"/>
-          <w:b/>
-          <w:sz w:val="24"/>
-          <w:szCs w:val="24"/>
-        </w:rPr>
-      </w:pPr>
-    </w:p>
-    <w:p>
-      <w:pPr>
-        <w:spacing w:after="0" w:line="360" w:lineRule="auto"/>
-        <w:jc w:val="center"/>
-        <w:rPr>
-          <w:rFonts w:ascii="Times New Roman" w:hAnsi="Times New Roman" w:cs="Times New Roman"/>
-          <w:b/>
-          <w:sz w:val="24"/>
-          <w:szCs w:val="24"/>
-        </w:rPr>
-      </w:pPr>
-    </w:p>
-    <w:p>
-      <w:pPr>
-        <w:spacing w:after="0" w:line="360" w:lineRule="auto"/>
-        <w:jc w:val="center"/>
-        <w:rPr>
-          <w:rFonts w:ascii="Times New Roman" w:hAnsi="Times New Roman" w:cs="Times New Roman"/>
-          <w:b/>
-          <w:sz w:val="24"/>
-          <w:szCs w:val="24"/>
-        </w:rPr>
-      </w:pPr>
-    </w:p>
-    <w:p>
-      <w:pPr>
-        <w:spacing w:after="0" w:line="360" w:lineRule="auto"/>
-        <w:jc w:val="center"/>
-        <w:rPr>
-          <w:rFonts w:ascii="Times New Roman" w:hAnsi="Times New Roman" w:cs="Times New Roman"/>
-          <w:b/>
-          <w:sz w:val="24"/>
-          <w:szCs w:val="24"/>
-        </w:rPr>
-      </w:pPr>
-    </w:p>
-    <w:p>
-      <w:pPr>
-        <w:spacing w:after="0" w:line="360" w:lineRule="auto"/>
-        <w:jc w:val="center"/>
-        <w:rPr>
-          <w:rFonts w:ascii="Times New Roman" w:hAnsi="Times New Roman" w:cs="Times New Roman"/>
-          <w:b/>
-          <w:sz w:val="24"/>
-          <w:szCs w:val="24"/>
-        </w:rPr>
-      </w:pPr>
-    </w:p>
-    <w:p>
-      <w:pPr>
-        <w:spacing w:after="0" w:line="360" w:lineRule="auto"/>
         <w:outlineLvl w:val="0"/>
         <w:rPr>
           <w:rFonts w:ascii="Times New Roman" w:hAnsi="Times New Roman" w:cs="Times New Roman"/>
@@ -2175,7 +3290,6 @@
           <w:szCs w:val="24"/>
         </w:rPr>
       </w:pPr>
-      <w:bookmarkStart w:id="0" w:name="_Toc205989568"/>
     </w:p>
     <w:p>
       <w:pPr>
@@ -2188,17 +3302,29 @@
           <w:szCs w:val="24"/>
         </w:rPr>
       </w:pPr>
-      <w:r>
-        <w:rPr>
-          <w:rFonts w:ascii="Times New Roman" w:hAnsi="Times New Roman" w:cs="Times New Roman"/>
-          <w:b/>
-          <w:sz w:val="24"/>
-          <w:szCs w:val="24"/>
-        </w:rPr>
-        <w:lastRenderedPageBreak/>
+    </w:p>
+    <w:p>
+      <w:pPr>
+        <w:spacing w:after="0" w:line="360" w:lineRule="auto"/>
+        <w:outlineLvl w:val="0"/>
+        <w:rPr>
+          <w:rFonts w:ascii="Times New Roman" w:hAnsi="Times New Roman" w:cs="Times New Roman"/>
+          <w:b/>
+          <w:sz w:val="24"/>
+          <w:szCs w:val="24"/>
+        </w:rPr>
+      </w:pPr>
+      <w:bookmarkStart w:id="2" w:name="_Toc215492761"/>
+      <w:r>
+        <w:rPr>
+          <w:rFonts w:ascii="Times New Roman" w:hAnsi="Times New Roman" w:cs="Times New Roman"/>
+          <w:b/>
+          <w:sz w:val="24"/>
+          <w:szCs w:val="24"/>
+        </w:rPr>
         <w:t>1 INTRODUÇÃO</w:t>
       </w:r>
-      <w:bookmarkEnd w:id="0"/>
+      <w:bookmarkEnd w:id="2"/>
     </w:p>
     <w:p>
       <w:pPr>
@@ -2443,7 +3569,6 @@
           <w:szCs w:val="24"/>
         </w:rPr>
       </w:pPr>
-      <w:bookmarkStart w:id="1" w:name="_Toc205989569"/>
     </w:p>
     <w:p>
       <w:pPr>
@@ -2456,17 +3581,29 @@
           <w:szCs w:val="24"/>
         </w:rPr>
       </w:pPr>
-      <w:r>
-        <w:rPr>
-          <w:rFonts w:ascii="Times New Roman" w:hAnsi="Times New Roman" w:cs="Times New Roman"/>
-          <w:b/>
-          <w:sz w:val="24"/>
-          <w:szCs w:val="24"/>
-        </w:rPr>
-        <w:lastRenderedPageBreak/>
+    </w:p>
+    <w:p>
+      <w:pPr>
+        <w:spacing w:after="0" w:line="360" w:lineRule="auto"/>
+        <w:outlineLvl w:val="0"/>
+        <w:rPr>
+          <w:rFonts w:ascii="Times New Roman" w:hAnsi="Times New Roman" w:cs="Times New Roman"/>
+          <w:b/>
+          <w:sz w:val="24"/>
+          <w:szCs w:val="24"/>
+        </w:rPr>
+      </w:pPr>
+      <w:bookmarkStart w:id="3" w:name="_Toc215492762"/>
+      <w:r>
+        <w:rPr>
+          <w:rFonts w:ascii="Times New Roman" w:hAnsi="Times New Roman" w:cs="Times New Roman"/>
+          <w:b/>
+          <w:sz w:val="24"/>
+          <w:szCs w:val="24"/>
+        </w:rPr>
         <w:t>2 DESENVOLVIMENTO</w:t>
       </w:r>
-      <w:bookmarkEnd w:id="1"/>
+      <w:bookmarkEnd w:id="3"/>
     </w:p>
     <w:p>
       <w:pPr>
@@ -2519,7 +3656,7 @@
           <w:szCs w:val="24"/>
         </w:rPr>
       </w:pPr>
-      <w:bookmarkStart w:id="2" w:name="_Toc205989570"/>
+      <w:bookmarkStart w:id="4" w:name="_Toc215492763"/>
       <w:r>
         <w:rPr>
           <w:rFonts w:ascii="Times New Roman" w:hAnsi="Times New Roman" w:cs="Times New Roman"/>
@@ -2529,7 +3666,7 @@
         </w:rPr>
         <w:t>2.1 Objetivo geral</w:t>
       </w:r>
-      <w:bookmarkEnd w:id="2"/>
+      <w:bookmarkEnd w:id="4"/>
     </w:p>
     <w:p>
       <w:pPr>
@@ -2562,7 +3699,7 @@
           <w:szCs w:val="24"/>
         </w:rPr>
       </w:pPr>
-      <w:bookmarkStart w:id="3" w:name="_Toc205989571"/>
+      <w:bookmarkStart w:id="5" w:name="_Toc215492764"/>
       <w:r>
         <w:rPr>
           <w:rFonts w:ascii="Times New Roman" w:hAnsi="Times New Roman" w:cs="Times New Roman"/>
@@ -2572,7 +3709,7 @@
         </w:rPr>
         <w:t>2.2 Objetivos específicos</w:t>
       </w:r>
-      <w:bookmarkEnd w:id="3"/>
+      <w:bookmarkEnd w:id="5"/>
     </w:p>
     <w:p>
       <w:pPr>
@@ -2706,33 +3843,7 @@
         <w:tabs>
           <w:tab w:val="left" w:pos="2400"/>
         </w:tabs>
-        <w:rPr>
-          <w:rFonts w:ascii="Times New Roman" w:hAnsi="Times New Roman" w:cs="Times New Roman"/>
-          <w:b/>
-          <w:sz w:val="24"/>
-          <w:szCs w:val="24"/>
-        </w:rPr>
-      </w:pPr>
-    </w:p>
-    <w:p>
-      <w:pPr>
-        <w:tabs>
-          <w:tab w:val="left" w:pos="2400"/>
-        </w:tabs>
-        <w:rPr>
-          <w:rFonts w:ascii="Times New Roman" w:hAnsi="Times New Roman" w:cs="Times New Roman"/>
-          <w:b/>
-          <w:sz w:val="24"/>
-          <w:szCs w:val="24"/>
-        </w:rPr>
-      </w:pPr>
-    </w:p>
-    <w:p>
-      <w:pPr>
-        <w:tabs>
-          <w:tab w:val="left" w:pos="2400"/>
-        </w:tabs>
-        <w:spacing w:line="360" w:lineRule="auto"/>
+        <w:spacing w:after="0" w:line="360" w:lineRule="auto"/>
         <w:outlineLvl w:val="0"/>
         <w:rPr>
           <w:rFonts w:ascii="Times New Roman" w:hAnsi="Times New Roman" w:cs="Times New Roman"/>
@@ -2741,22 +3852,7 @@
           <w:szCs w:val="24"/>
         </w:rPr>
       </w:pPr>
-      <w:bookmarkStart w:id="4" w:name="_Toc205989572"/>
-    </w:p>
-    <w:p>
-      <w:pPr>
-        <w:tabs>
-          <w:tab w:val="left" w:pos="2400"/>
-        </w:tabs>
-        <w:spacing w:line="360" w:lineRule="auto"/>
-        <w:outlineLvl w:val="0"/>
-        <w:rPr>
-          <w:rFonts w:ascii="Times New Roman" w:hAnsi="Times New Roman" w:cs="Times New Roman"/>
-          <w:b/>
-          <w:sz w:val="24"/>
-          <w:szCs w:val="24"/>
-        </w:rPr>
-      </w:pPr>
+      <w:bookmarkStart w:id="6" w:name="_Toc215492765"/>
     </w:p>
     <w:p>
       <w:pPr>
@@ -2782,7 +3878,7 @@
         <w:lastRenderedPageBreak/>
         <w:t>3 METODOLOGIA OU PROCEDIMENTOS METODOLÓGICOS</w:t>
       </w:r>
-      <w:bookmarkEnd w:id="4"/>
+      <w:bookmarkEnd w:id="6"/>
     </w:p>
     <w:p>
       <w:pPr>
@@ -2837,7 +3933,7 @@
           <w:szCs w:val="24"/>
         </w:rPr>
       </w:pPr>
-      <w:bookmarkStart w:id="5" w:name="_Toc205989573"/>
+      <w:bookmarkStart w:id="7" w:name="_Toc215492766"/>
       <w:r>
         <w:rPr>
           <w:rFonts w:ascii="Times New Roman" w:hAnsi="Times New Roman" w:cs="Times New Roman"/>
@@ -2847,7 +3943,7 @@
         </w:rPr>
         <w:t>4 MÉTODOS</w:t>
       </w:r>
-      <w:bookmarkEnd w:id="5"/>
+      <w:bookmarkEnd w:id="7"/>
     </w:p>
     <w:p>
       <w:pPr>
@@ -2863,14 +3959,25 @@
           <w:szCs w:val="24"/>
         </w:rPr>
       </w:pPr>
-      <w:r>
-        <w:rPr>
-          <w:rFonts w:ascii="Times New Roman" w:hAnsi="Times New Roman" w:cs="Times New Roman"/>
-          <w:b/>
-          <w:sz w:val="24"/>
-          <w:szCs w:val="24"/>
-        </w:rPr>
-        <w:t xml:space="preserve">4.1 HTML </w:t>
+      <w:bookmarkStart w:id="8" w:name="_Toc215492767"/>
+      <w:r>
+        <w:rPr>
+          <w:rFonts w:ascii="Times New Roman" w:hAnsi="Times New Roman" w:cs="Times New Roman"/>
+          <w:b/>
+          <w:sz w:val="24"/>
+          <w:szCs w:val="24"/>
+        </w:rPr>
+        <w:t>4.1 HTML</w:t>
+      </w:r>
+      <w:bookmarkEnd w:id="8"/>
+      <w:r>
+        <w:rPr>
+          <w:rFonts w:ascii="Times New Roman" w:hAnsi="Times New Roman" w:cs="Times New Roman"/>
+          <w:b/>
+          <w:sz w:val="24"/>
+          <w:szCs w:val="24"/>
+        </w:rPr>
+        <w:t xml:space="preserve"> </w:t>
       </w:r>
     </w:p>
     <w:p>
@@ -2917,6 +4024,326 @@
           <w:szCs w:val="24"/>
         </w:rPr>
         <w:t>Utilizamos a linguagem HTML em nosso projeto devido a sua fácil usabilidade e compreendimento, acessibilidade e a estruturação do projeto, além de, sua alta compatibilidade com diversos navegadores webs, possibilitando acessos rápidos e suporte. A linguagem permitiu a organização de elementos no site de maneira coerente, tornando a navegação do usuário agradável e intuitiva.</w:t>
+      </w:r>
+    </w:p>
+    <w:p>
+      <w:pPr>
+        <w:tabs>
+          <w:tab w:val="left" w:pos="2400"/>
+        </w:tabs>
+        <w:spacing w:after="0" w:line="360" w:lineRule="auto"/>
+        <w:ind w:firstLine="709"/>
+        <w:jc w:val="both"/>
+        <w:rPr>
+          <w:rFonts w:ascii="Times New Roman" w:hAnsi="Times New Roman" w:cs="Times New Roman"/>
+          <w:sz w:val="24"/>
+          <w:szCs w:val="24"/>
+        </w:rPr>
+      </w:pPr>
+    </w:p>
+    <w:p>
+      <w:pPr>
+        <w:tabs>
+          <w:tab w:val="left" w:pos="2400"/>
+        </w:tabs>
+        <w:spacing w:after="0" w:line="240" w:lineRule="auto"/>
+        <w:rPr>
+          <w:rFonts w:ascii="Times New Roman" w:hAnsi="Times New Roman" w:cs="Times New Roman"/>
+          <w:b/>
+          <w:sz w:val="24"/>
+          <w:szCs w:val="24"/>
+        </w:rPr>
+      </w:pPr>
+    </w:p>
+    <w:p>
+      <w:pPr>
+        <w:tabs>
+          <w:tab w:val="left" w:pos="2400"/>
+        </w:tabs>
+        <w:spacing w:after="0" w:line="240" w:lineRule="auto"/>
+        <w:rPr>
+          <w:rFonts w:ascii="Times New Roman" w:hAnsi="Times New Roman" w:cs="Times New Roman"/>
+          <w:b/>
+          <w:sz w:val="24"/>
+          <w:szCs w:val="24"/>
+        </w:rPr>
+      </w:pPr>
+    </w:p>
+    <w:p>
+      <w:pPr>
+        <w:tabs>
+          <w:tab w:val="left" w:pos="2400"/>
+        </w:tabs>
+        <w:spacing w:after="0" w:line="240" w:lineRule="auto"/>
+        <w:rPr>
+          <w:rFonts w:ascii="Times New Roman" w:hAnsi="Times New Roman" w:cs="Times New Roman"/>
+          <w:b/>
+          <w:sz w:val="24"/>
+          <w:szCs w:val="24"/>
+        </w:rPr>
+      </w:pPr>
+    </w:p>
+    <w:p>
+      <w:pPr>
+        <w:tabs>
+          <w:tab w:val="left" w:pos="2400"/>
+        </w:tabs>
+        <w:spacing w:after="0" w:line="240" w:lineRule="auto"/>
+        <w:rPr>
+          <w:rFonts w:ascii="Times New Roman" w:hAnsi="Times New Roman" w:cs="Times New Roman"/>
+          <w:b/>
+          <w:sz w:val="24"/>
+          <w:szCs w:val="24"/>
+        </w:rPr>
+      </w:pPr>
+    </w:p>
+    <w:p>
+      <w:pPr>
+        <w:tabs>
+          <w:tab w:val="left" w:pos="2400"/>
+        </w:tabs>
+        <w:spacing w:after="0" w:line="240" w:lineRule="auto"/>
+        <w:rPr>
+          <w:rFonts w:ascii="Times New Roman" w:hAnsi="Times New Roman" w:cs="Times New Roman"/>
+          <w:b/>
+          <w:sz w:val="24"/>
+          <w:szCs w:val="24"/>
+        </w:rPr>
+      </w:pPr>
+    </w:p>
+    <w:p>
+      <w:pPr>
+        <w:tabs>
+          <w:tab w:val="left" w:pos="2400"/>
+        </w:tabs>
+        <w:spacing w:after="0" w:line="240" w:lineRule="auto"/>
+        <w:rPr>
+          <w:rFonts w:ascii="Times New Roman" w:hAnsi="Times New Roman" w:cs="Times New Roman"/>
+          <w:b/>
+          <w:sz w:val="24"/>
+          <w:szCs w:val="24"/>
+        </w:rPr>
+      </w:pPr>
+    </w:p>
+    <w:p>
+      <w:pPr>
+        <w:tabs>
+          <w:tab w:val="left" w:pos="2400"/>
+        </w:tabs>
+        <w:spacing w:after="0" w:line="240" w:lineRule="auto"/>
+        <w:rPr>
+          <w:rFonts w:ascii="Times New Roman" w:hAnsi="Times New Roman" w:cs="Times New Roman"/>
+          <w:b/>
+          <w:sz w:val="24"/>
+          <w:szCs w:val="24"/>
+        </w:rPr>
+      </w:pPr>
+    </w:p>
+    <w:p>
+      <w:pPr>
+        <w:tabs>
+          <w:tab w:val="left" w:pos="2400"/>
+        </w:tabs>
+        <w:spacing w:after="0" w:line="240" w:lineRule="auto"/>
+        <w:rPr>
+          <w:rFonts w:ascii="Times New Roman" w:hAnsi="Times New Roman" w:cs="Times New Roman"/>
+          <w:b/>
+          <w:sz w:val="24"/>
+          <w:szCs w:val="24"/>
+        </w:rPr>
+      </w:pPr>
+    </w:p>
+    <w:p>
+      <w:pPr>
+        <w:tabs>
+          <w:tab w:val="left" w:pos="2400"/>
+        </w:tabs>
+        <w:spacing w:after="0" w:line="240" w:lineRule="auto"/>
+        <w:rPr>
+          <w:rFonts w:ascii="Times New Roman" w:hAnsi="Times New Roman" w:cs="Times New Roman"/>
+          <w:b/>
+          <w:sz w:val="24"/>
+          <w:szCs w:val="24"/>
+        </w:rPr>
+      </w:pPr>
+    </w:p>
+    <w:p>
+      <w:pPr>
+        <w:tabs>
+          <w:tab w:val="left" w:pos="2400"/>
+        </w:tabs>
+        <w:spacing w:after="0" w:line="240" w:lineRule="auto"/>
+        <w:rPr>
+          <w:rFonts w:ascii="Times New Roman" w:hAnsi="Times New Roman" w:cs="Times New Roman"/>
+          <w:b/>
+          <w:sz w:val="24"/>
+          <w:szCs w:val="24"/>
+        </w:rPr>
+      </w:pPr>
+    </w:p>
+    <w:p>
+      <w:pPr>
+        <w:tabs>
+          <w:tab w:val="left" w:pos="2400"/>
+        </w:tabs>
+        <w:spacing w:after="0" w:line="240" w:lineRule="auto"/>
+        <w:rPr>
+          <w:rFonts w:ascii="Times New Roman" w:hAnsi="Times New Roman" w:cs="Times New Roman"/>
+          <w:b/>
+          <w:sz w:val="24"/>
+          <w:szCs w:val="24"/>
+        </w:rPr>
+      </w:pPr>
+    </w:p>
+    <w:p>
+      <w:pPr>
+        <w:tabs>
+          <w:tab w:val="left" w:pos="2400"/>
+        </w:tabs>
+        <w:spacing w:after="0" w:line="240" w:lineRule="auto"/>
+        <w:rPr>
+          <w:rFonts w:ascii="Times New Roman" w:hAnsi="Times New Roman" w:cs="Times New Roman"/>
+          <w:b/>
+          <w:sz w:val="24"/>
+          <w:szCs w:val="24"/>
+        </w:rPr>
+      </w:pPr>
+    </w:p>
+    <w:p>
+      <w:pPr>
+        <w:tabs>
+          <w:tab w:val="left" w:pos="2400"/>
+        </w:tabs>
+        <w:spacing w:after="0" w:line="240" w:lineRule="auto"/>
+        <w:rPr>
+          <w:rFonts w:ascii="Times New Roman" w:hAnsi="Times New Roman" w:cs="Times New Roman"/>
+          <w:b/>
+          <w:sz w:val="24"/>
+          <w:szCs w:val="24"/>
+        </w:rPr>
+      </w:pPr>
+    </w:p>
+    <w:p>
+      <w:pPr>
+        <w:tabs>
+          <w:tab w:val="left" w:pos="2400"/>
+        </w:tabs>
+        <w:spacing w:after="0" w:line="240" w:lineRule="auto"/>
+        <w:rPr>
+          <w:rFonts w:ascii="Times New Roman" w:hAnsi="Times New Roman" w:cs="Times New Roman"/>
+          <w:b/>
+          <w:sz w:val="24"/>
+          <w:szCs w:val="24"/>
+        </w:rPr>
+      </w:pPr>
+    </w:p>
+    <w:p>
+      <w:pPr>
+        <w:tabs>
+          <w:tab w:val="left" w:pos="2400"/>
+        </w:tabs>
+        <w:spacing w:after="0" w:line="240" w:lineRule="auto"/>
+        <w:rPr>
+          <w:rFonts w:ascii="Times New Roman" w:hAnsi="Times New Roman" w:cs="Times New Roman"/>
+          <w:b/>
+          <w:sz w:val="24"/>
+          <w:szCs w:val="24"/>
+        </w:rPr>
+      </w:pPr>
+    </w:p>
+    <w:p>
+      <w:pPr>
+        <w:tabs>
+          <w:tab w:val="left" w:pos="2400"/>
+        </w:tabs>
+        <w:spacing w:after="0" w:line="240" w:lineRule="auto"/>
+        <w:rPr>
+          <w:rFonts w:ascii="Times New Roman" w:hAnsi="Times New Roman" w:cs="Times New Roman"/>
+          <w:b/>
+          <w:sz w:val="24"/>
+          <w:szCs w:val="24"/>
+        </w:rPr>
+      </w:pPr>
+    </w:p>
+    <w:p>
+      <w:pPr>
+        <w:tabs>
+          <w:tab w:val="left" w:pos="2400"/>
+        </w:tabs>
+        <w:spacing w:after="0" w:line="240" w:lineRule="auto"/>
+        <w:rPr>
+          <w:rFonts w:ascii="Times New Roman" w:hAnsi="Times New Roman" w:cs="Times New Roman"/>
+          <w:b/>
+          <w:sz w:val="24"/>
+          <w:szCs w:val="24"/>
+        </w:rPr>
+      </w:pPr>
+    </w:p>
+    <w:p>
+      <w:pPr>
+        <w:tabs>
+          <w:tab w:val="left" w:pos="2400"/>
+        </w:tabs>
+        <w:spacing w:after="0" w:line="240" w:lineRule="auto"/>
+        <w:rPr>
+          <w:rFonts w:ascii="Times New Roman" w:hAnsi="Times New Roman" w:cs="Times New Roman"/>
+          <w:b/>
+          <w:sz w:val="24"/>
+          <w:szCs w:val="24"/>
+        </w:rPr>
+      </w:pPr>
+    </w:p>
+    <w:p>
+      <w:pPr>
+        <w:tabs>
+          <w:tab w:val="left" w:pos="2400"/>
+        </w:tabs>
+        <w:spacing w:after="0" w:line="240" w:lineRule="auto"/>
+        <w:rPr>
+          <w:rFonts w:ascii="Times New Roman" w:hAnsi="Times New Roman" w:cs="Times New Roman"/>
+          <w:b/>
+          <w:sz w:val="24"/>
+          <w:szCs w:val="24"/>
+        </w:rPr>
+      </w:pPr>
+    </w:p>
+    <w:p>
+      <w:pPr>
+        <w:tabs>
+          <w:tab w:val="left" w:pos="2400"/>
+        </w:tabs>
+        <w:spacing w:after="0" w:line="240" w:lineRule="auto"/>
+        <w:rPr>
+          <w:rFonts w:ascii="Times New Roman" w:hAnsi="Times New Roman" w:cs="Times New Roman"/>
+          <w:sz w:val="24"/>
+          <w:szCs w:val="24"/>
+        </w:rPr>
+      </w:pPr>
+      <w:r>
+        <w:rPr>
+          <w:rFonts w:ascii="Times New Roman" w:hAnsi="Times New Roman" w:cs="Times New Roman"/>
+          <w:b/>
+          <w:sz w:val="24"/>
+          <w:szCs w:val="24"/>
+        </w:rPr>
+        <w:lastRenderedPageBreak/>
+        <w:t>Figura 1</w:t>
+      </w:r>
+      <w:r>
+        <w:rPr>
+          <w:rFonts w:ascii="Times New Roman" w:hAnsi="Times New Roman" w:cs="Times New Roman"/>
+          <w:sz w:val="24"/>
+          <w:szCs w:val="24"/>
+        </w:rPr>
+        <w:t>-</w:t>
+      </w:r>
+      <w:r>
+        <w:rPr>
+          <w:rFonts w:ascii="Times New Roman" w:hAnsi="Times New Roman" w:cs="Times New Roman"/>
+          <w:sz w:val="24"/>
+          <w:szCs w:val="24"/>
+        </w:rPr>
+        <w:t>HTML</w:t>
       </w:r>
     </w:p>
     <w:p>
@@ -3023,6 +4450,7 @@
           <w:szCs w:val="24"/>
         </w:rPr>
       </w:pPr>
+      <w:bookmarkStart w:id="9" w:name="_Toc215492768"/>
     </w:p>
     <w:p>
       <w:pPr>
@@ -3038,31 +4466,16 @@
           <w:szCs w:val="24"/>
         </w:rPr>
       </w:pPr>
-    </w:p>
-    <w:p>
-      <w:pPr>
-        <w:tabs>
-          <w:tab w:val="left" w:pos="2400"/>
-        </w:tabs>
-        <w:spacing w:after="0" w:line="360" w:lineRule="auto"/>
-        <w:outlineLvl w:val="1"/>
-        <w:rPr>
-          <w:rFonts w:ascii="Times New Roman" w:hAnsi="Times New Roman" w:cs="Times New Roman"/>
-          <w:b/>
-          <w:sz w:val="24"/>
-          <w:szCs w:val="24"/>
-        </w:rPr>
-      </w:pPr>
-      <w:r>
-        <w:rPr>
-          <w:rFonts w:ascii="Times New Roman" w:hAnsi="Times New Roman" w:cs="Times New Roman"/>
-          <w:b/>
-          <w:sz w:val="24"/>
-          <w:szCs w:val="24"/>
-        </w:rPr>
-        <w:lastRenderedPageBreak/>
+      <w:r>
+        <w:rPr>
+          <w:rFonts w:ascii="Times New Roman" w:hAnsi="Times New Roman" w:cs="Times New Roman"/>
+          <w:b/>
+          <w:sz w:val="24"/>
+          <w:szCs w:val="24"/>
+        </w:rPr>
         <w:t>4.2 CSS</w:t>
       </w:r>
+      <w:bookmarkEnd w:id="9"/>
     </w:p>
     <w:p>
       <w:pPr>
@@ -3115,15 +4528,31 @@
         <w:tabs>
           <w:tab w:val="left" w:pos="2400"/>
         </w:tabs>
-        <w:spacing w:after="0" w:line="360" w:lineRule="auto"/>
-        <w:ind w:firstLine="680"/>
-        <w:jc w:val="both"/>
+        <w:spacing w:after="0" w:line="240" w:lineRule="auto"/>
         <w:rPr>
           <w:rFonts w:ascii="Times New Roman" w:eastAsia="Malgun Gothic" w:hAnsi="Times New Roman" w:cs="Malgun Gothic"/>
           <w:sz w:val="24"/>
           <w:szCs w:val="24"/>
         </w:rPr>
       </w:pPr>
+      <w:r>
+        <w:rPr>
+          <w:rFonts w:ascii="Times New Roman" w:eastAsia="Malgun Gothic" w:hAnsi="Times New Roman" w:cs="Malgun Gothic"/>
+          <w:b/>
+          <w:sz w:val="24"/>
+          <w:szCs w:val="24"/>
+        </w:rPr>
+        <w:lastRenderedPageBreak/>
+        <w:t>Figura 2</w:t>
+      </w:r>
+      <w:r>
+        <w:rPr>
+          <w:rFonts w:ascii="Times New Roman" w:eastAsia="Malgun Gothic" w:hAnsi="Times New Roman" w:cs="Malgun Gothic"/>
+          <w:sz w:val="24"/>
+          <w:szCs w:val="24"/>
+        </w:rPr>
+        <w:t xml:space="preserve"> -CSS</w:t>
+      </w:r>
       <w:r>
         <w:rPr>
           <w:rFonts w:ascii="Times New Roman" w:eastAsia="Malgun Gothic" w:hAnsi="Times New Roman" w:cs="Malgun Gothic"/>
@@ -3132,7 +4561,7 @@
           <w:szCs w:val="24"/>
         </w:rPr>
         <w:drawing>
-          <wp:inline distT="0" distB="0" distL="114300" distR="114300">
+          <wp:inline distT="0" distB="0" distL="114300" distR="114300" wp14:anchorId="127CBA71" wp14:editId="56093340">
             <wp:extent cx="5398135" cy="2783840"/>
             <wp:effectExtent l="0" t="0" r="12065" b="16510"/>
             <wp:docPr id="16" name="Imagem 16" descr="css"/>
@@ -3229,6 +4658,7 @@
           <w:szCs w:val="24"/>
         </w:rPr>
       </w:pPr>
+      <w:bookmarkStart w:id="10" w:name="_Toc215492769"/>
       <w:r>
         <w:rPr>
           <w:rFonts w:ascii="Times New Roman" w:hAnsi="Times New Roman" w:cs="Times New Roman"/>
@@ -3238,6 +4668,7 @@
         </w:rPr>
         <w:t>4.3 IDE</w:t>
       </w:r>
+      <w:bookmarkEnd w:id="10"/>
     </w:p>
     <w:p>
       <w:pPr>
@@ -3259,7 +4690,37 @@
           <w:sz w:val="24"/>
           <w:szCs w:val="24"/>
         </w:rPr>
-        <w:t xml:space="preserve">A utilização de um IDE (Ambiente de Desenvolvimento Integrado) foi essencial para reunir todas as ferramentas para a escrita de código em um só lugar, tornando o processo de desenvolvimento mais eficiente, um IDE aumenta a produtividade dos desenvolvedores pois disponibiliza automação da edição do código, realce de sintaxe, complementação de código inteligente, suporte para refatoração, automação da criação local, compilação, testes e depuração. Não existe uma data específica da criação desse conceito, mas os primeiros protótipos surgiram por volta de 1980. </w:t>
+        <w:t>A utilização de um IDE (Ambiente de Desenvolvimento Integrado) foi essencial para reunir todas as ferramentas para a escrita de código em um só lugar, tornando o processo de desenvolvimento mais eficiente, um IDE aumenta a produtividade dos desenvolvedores pois disponibiliza automação da edição do código, realce de sintaxe, complementação de código inteligente, suporte para refatoração, automação da criação local, compilação, testes e depuração. Não existe uma data específica da criação desse conceito, mas os primeiros protótipos surgiram por volta de 1980.</w:t>
+      </w:r>
+    </w:p>
+    <w:p>
+      <w:pPr>
+        <w:tabs>
+          <w:tab w:val="left" w:pos="2400"/>
+        </w:tabs>
+        <w:spacing w:after="0" w:line="240" w:lineRule="auto"/>
+        <w:rPr>
+          <w:rFonts w:ascii="Times New Roman" w:hAnsi="Times New Roman" w:cs="Times New Roman"/>
+          <w:sz w:val="24"/>
+          <w:szCs w:val="24"/>
+        </w:rPr>
+      </w:pPr>
+      <w:r>
+        <w:rPr>
+          <w:rFonts w:ascii="Times New Roman" w:hAnsi="Times New Roman" w:cs="Times New Roman"/>
+          <w:b/>
+          <w:sz w:val="24"/>
+          <w:szCs w:val="24"/>
+        </w:rPr>
+        <w:t>Figura 3 -</w:t>
+      </w:r>
+      <w:r>
+        <w:rPr>
+          <w:rFonts w:ascii="Times New Roman" w:hAnsi="Times New Roman" w:cs="Times New Roman"/>
+          <w:sz w:val="24"/>
+          <w:szCs w:val="24"/>
+        </w:rPr>
+        <w:t>IDE VsCode</w:t>
       </w:r>
     </w:p>
     <w:p>
@@ -3269,7 +4730,7 @@
         </w:tabs>
         <w:spacing w:after="0" w:line="360" w:lineRule="auto"/>
         <w:ind w:firstLine="709"/>
-        <w:jc w:val="both"/>
+        <w:jc w:val="center"/>
         <w:rPr>
           <w:rFonts w:ascii="Times New Roman" w:hAnsi="Times New Roman" w:cs="Times New Roman"/>
           <w:sz w:val="24"/>
@@ -3283,11 +4744,26 @@
           <w:sz w:val="24"/>
           <w:szCs w:val="24"/>
         </w:rPr>
-        <w:lastRenderedPageBreak/>
         <w:drawing>
-          <wp:inline distT="0" distB="0" distL="114300" distR="114300">
+          <wp:anchor distT="0" distB="0" distL="114300" distR="114300" simplePos="0" relativeHeight="251677696" behindDoc="1" locked="0" layoutInCell="1" allowOverlap="1">
+            <wp:simplePos x="0" y="0"/>
+            <wp:positionH relativeFrom="margin">
+              <wp:align>right</wp:align>
+            </wp:positionH>
+            <wp:positionV relativeFrom="paragraph">
+              <wp:posOffset>196215</wp:posOffset>
+            </wp:positionV>
             <wp:extent cx="5392420" cy="2868930"/>
-            <wp:effectExtent l="0" t="0" r="17780" b="7620"/>
+            <wp:effectExtent l="0" t="0" r="0" b="7620"/>
+            <wp:wrapTight wrapText="bothSides">
+              <wp:wrapPolygon edited="0">
+                <wp:start x="0" y="0"/>
+                <wp:lineTo x="0" y="21514"/>
+                <wp:lineTo x="21519" y="21514"/>
+                <wp:lineTo x="21519" y="0"/>
+                <wp:lineTo x="0" y="0"/>
+              </wp:wrapPolygon>
+            </wp:wrapTight>
             <wp:docPr id="15" name="Imagem 15" descr="vscode"/>
             <wp:cNvGraphicFramePr>
               <a:graphicFrameLocks xmlns:a="http://schemas.openxmlformats.org/drawingml/2006/main" noChangeAspect="1"/>
@@ -3302,7 +4778,13 @@
                     </pic:cNvPicPr>
                   </pic:nvPicPr>
                   <pic:blipFill>
-                    <a:blip r:embed="rId10"/>
+                    <a:blip r:embed="rId10" cstate="print">
+                      <a:extLst>
+                        <a:ext uri="{28A0092B-C50C-407E-A947-70E740481C1C}">
+                          <a14:useLocalDpi xmlns:a14="http://schemas.microsoft.com/office/drawing/2010/main" val="0"/>
+                        </a:ext>
+                      </a:extLst>
+                    </a:blip>
                     <a:stretch>
                       <a:fillRect/>
                     </a:stretch>
@@ -3319,7 +4801,7 @@
                 </pic:pic>
               </a:graphicData>
             </a:graphic>
-          </wp:inline>
+          </wp:anchor>
         </w:drawing>
       </w:r>
     </w:p>
@@ -3342,6 +4824,7 @@
           <w:sz w:val="20"/>
           <w:szCs w:val="20"/>
         </w:rPr>
+        <w:lastRenderedPageBreak/>
         <w:t xml:space="preserve">Fonte: </w:t>
       </w:r>
       <w:r>
@@ -3382,6 +4865,7 @@
           <w:szCs w:val="24"/>
         </w:rPr>
       </w:pPr>
+      <w:bookmarkStart w:id="11" w:name="_Toc215492770"/>
       <w:r>
         <w:rPr>
           <w:rFonts w:ascii="Times New Roman" w:hAnsi="Times New Roman" w:cs="Times New Roman"/>
@@ -3391,6 +4875,7 @@
         </w:rPr>
         <w:t>4.4 BANCO DE DADOS</w:t>
       </w:r>
+      <w:bookmarkEnd w:id="11"/>
     </w:p>
     <w:p>
       <w:pPr>
@@ -3400,38 +4885,19 @@
         <w:spacing w:after="0" w:line="360" w:lineRule="auto"/>
         <w:ind w:firstLine="709"/>
         <w:jc w:val="both"/>
-        <w:outlineLvl w:val="1"/>
-        <w:rPr>
-          <w:rFonts w:ascii="Times New Roman" w:hAnsi="Times New Roman" w:cs="Times New Roman"/>
-          <w:sz w:val="24"/>
-          <w:szCs w:val="24"/>
-        </w:rPr>
-      </w:pPr>
-      <w:r>
-        <w:rPr>
-          <w:rFonts w:ascii="Times New Roman" w:hAnsi="Times New Roman" w:cs="Times New Roman"/>
-          <w:sz w:val="24"/>
-          <w:szCs w:val="24"/>
-        </w:rPr>
-        <w:t xml:space="preserve">Um banco de dados é um conjunto de estruturação de dados, armazenados em sistemas organizados e que operam eletronicamente, o objetivo de um </w:t>
-      </w:r>
-      <w:proofErr w:type="spellStart"/>
-      <w:r>
-        <w:rPr>
-          <w:rFonts w:ascii="Times New Roman" w:hAnsi="Times New Roman" w:cs="Times New Roman"/>
-          <w:sz w:val="24"/>
-          <w:szCs w:val="24"/>
-        </w:rPr>
-        <w:t>database</w:t>
-      </w:r>
-      <w:proofErr w:type="spellEnd"/>
-      <w:r>
-        <w:rPr>
-          <w:rFonts w:ascii="Times New Roman" w:hAnsi="Times New Roman" w:cs="Times New Roman"/>
-          <w:sz w:val="24"/>
-          <w:szCs w:val="24"/>
-        </w:rPr>
-        <w:t xml:space="preserve"> é armazenar dados sobre um mesmo assunto em um local central, seguro e de fácil manipulação. É um agrupamento de informações organizadas de maneira estruturada, organizada e otimizada, é de extrema relevância a sua utilização para a organização de um site.</w:t>
+        <w:rPr>
+          <w:rFonts w:ascii="Times New Roman" w:hAnsi="Times New Roman" w:cs="Times New Roman"/>
+          <w:sz w:val="24"/>
+          <w:szCs w:val="24"/>
+        </w:rPr>
+      </w:pPr>
+      <w:r>
+        <w:rPr>
+          <w:rFonts w:ascii="Times New Roman" w:hAnsi="Times New Roman" w:cs="Times New Roman"/>
+          <w:sz w:val="24"/>
+          <w:szCs w:val="24"/>
+        </w:rPr>
+        <w:t>Um banco de dados é um conjunto de estruturação de dados, armazenados em sistemas organizados e que operam eletronicamente, o objetivo de um database é armazenar dados sobre um mesmo assunto em um local central, seguro e de fácil manipulação. É um agrupamento de informações organizadas de maneira estruturada, organizada e otimizada, é de extrema relevância a sua utilização para a organização de um site.</w:t>
       </w:r>
     </w:p>
     <w:p>
@@ -3442,7 +4908,6 @@
         <w:spacing w:after="0" w:line="360" w:lineRule="auto"/>
         <w:ind w:firstLine="709"/>
         <w:jc w:val="both"/>
-        <w:outlineLvl w:val="1"/>
         <w:rPr>
           <w:rFonts w:ascii="Times New Roman" w:hAnsi="Times New Roman" w:cs="Times New Roman"/>
           <w:sz w:val="24"/>
@@ -3461,12 +4926,9 @@
     <w:p>
       <w:pPr>
         <w:tabs>
-          <w:tab w:val="left" w:pos="2400"/>
-        </w:tabs>
-        <w:spacing w:after="0" w:line="360" w:lineRule="auto"/>
-        <w:ind w:firstLine="709"/>
-        <w:jc w:val="both"/>
-        <w:outlineLvl w:val="1"/>
+          <w:tab w:val="left" w:pos="1464"/>
+        </w:tabs>
+        <w:spacing w:after="0" w:line="240" w:lineRule="auto"/>
         <w:rPr>
           <w:rFonts w:ascii="Times New Roman" w:hAnsi="Times New Roman" w:cs="Times New Roman"/>
           <w:sz w:val="24"/>
@@ -3482,9 +4944,81 @@
         </w:rPr>
         <w:lastRenderedPageBreak/>
         <w:drawing>
-          <wp:inline distT="0" distB="0" distL="114300" distR="114300">
+          <wp:anchor distT="0" distB="0" distL="114300" distR="114300" simplePos="0" relativeHeight="251680768" behindDoc="0" locked="0" layoutInCell="1" allowOverlap="1" wp14:anchorId="265CA9CA" wp14:editId="4BEA72C3">
+            <wp:simplePos x="0" y="0"/>
+            <wp:positionH relativeFrom="margin">
+              <wp:align>right</wp:align>
+            </wp:positionH>
+            <wp:positionV relativeFrom="page">
+              <wp:posOffset>4160520</wp:posOffset>
+            </wp:positionV>
+            <wp:extent cx="5393055" cy="2550160"/>
+            <wp:effectExtent l="19050" t="19050" r="17145" b="21590"/>
+            <wp:wrapSquare wrapText="bothSides"/>
+            <wp:docPr id="6" name="Imagem 6" descr="print_phpadmin"/>
+            <wp:cNvGraphicFramePr>
+              <a:graphicFrameLocks xmlns:a="http://schemas.openxmlformats.org/drawingml/2006/main" noChangeAspect="1"/>
+            </wp:cNvGraphicFramePr>
+            <a:graphic xmlns:a="http://schemas.openxmlformats.org/drawingml/2006/main">
+              <a:graphicData uri="http://schemas.openxmlformats.org/drawingml/2006/picture">
+                <pic:pic xmlns:pic="http://schemas.openxmlformats.org/drawingml/2006/picture">
+                  <pic:nvPicPr>
+                    <pic:cNvPr id="6" name="Imagem 6" descr="print_phpadmin"/>
+                    <pic:cNvPicPr>
+                      <a:picLocks noChangeAspect="1"/>
+                    </pic:cNvPicPr>
+                  </pic:nvPicPr>
+                  <pic:blipFill>
+                    <a:blip r:embed="rId11" cstate="print">
+                      <a:extLst>
+                        <a:ext uri="{28A0092B-C50C-407E-A947-70E740481C1C}">
+                          <a14:useLocalDpi xmlns:a14="http://schemas.microsoft.com/office/drawing/2010/main" val="0"/>
+                        </a:ext>
+                      </a:extLst>
+                    </a:blip>
+                    <a:stretch>
+                      <a:fillRect/>
+                    </a:stretch>
+                  </pic:blipFill>
+                  <pic:spPr>
+                    <a:xfrm>
+                      <a:off x="0" y="0"/>
+                      <a:ext cx="5393055" cy="2550160"/>
+                    </a:xfrm>
+                    <a:prstGeom prst="rect">
+                      <a:avLst/>
+                    </a:prstGeom>
+                    <a:ln>
+                      <a:solidFill>
+                        <a:schemeClr val="tx1"/>
+                      </a:solidFill>
+                    </a:ln>
+                  </pic:spPr>
+                </pic:pic>
+              </a:graphicData>
+            </a:graphic>
+          </wp:anchor>
+        </w:drawing>
+      </w:r>
+      <w:r>
+        <w:rPr>
+          <w:rFonts w:ascii="Times New Roman" w:hAnsi="Times New Roman" w:cs="Times New Roman"/>
+          <w:noProof/>
+          <w:sz w:val="24"/>
+          <w:szCs w:val="24"/>
+        </w:rPr>
+        <w:drawing>
+          <wp:anchor distT="0" distB="0" distL="114300" distR="114300" simplePos="0" relativeHeight="251679744" behindDoc="0" locked="0" layoutInCell="1" allowOverlap="1" wp14:anchorId="7C418E82" wp14:editId="7A05121A">
+            <wp:simplePos x="0" y="0"/>
+            <wp:positionH relativeFrom="margin">
+              <wp:align>left</wp:align>
+            </wp:positionH>
+            <wp:positionV relativeFrom="margin">
+              <wp:posOffset>213360</wp:posOffset>
+            </wp:positionV>
             <wp:extent cx="5399405" cy="2878455"/>
-            <wp:effectExtent l="0" t="0" r="10795" b="17145"/>
+            <wp:effectExtent l="19050" t="19050" r="10795" b="17145"/>
+            <wp:wrapSquare wrapText="bothSides"/>
             <wp:docPr id="5" name="Imagem 5" descr="print_brmodelo"/>
             <wp:cNvGraphicFramePr>
               <a:graphicFrameLocks xmlns:a="http://schemas.openxmlformats.org/drawingml/2006/main" noChangeAspect="1"/>
@@ -3499,7 +5033,13 @@
                     </pic:cNvPicPr>
                   </pic:nvPicPr>
                   <pic:blipFill>
-                    <a:blip r:embed="rId11"/>
+                    <a:blip r:embed="rId12" cstate="print">
+                      <a:extLst>
+                        <a:ext uri="{28A0092B-C50C-407E-A947-70E740481C1C}">
+                          <a14:useLocalDpi xmlns:a14="http://schemas.microsoft.com/office/drawing/2010/main" val="0"/>
+                        </a:ext>
+                      </a:extLst>
+                    </a:blip>
                     <a:stretch>
                       <a:fillRect/>
                     </a:stretch>
@@ -3512,12 +5052,64 @@
                     <a:prstGeom prst="rect">
                       <a:avLst/>
                     </a:prstGeom>
+                    <a:ln>
+                      <a:solidFill>
+                        <a:schemeClr val="tx1"/>
+                      </a:solidFill>
+                    </a:ln>
                   </pic:spPr>
                 </pic:pic>
               </a:graphicData>
             </a:graphic>
-          </wp:inline>
+          </wp:anchor>
         </w:drawing>
+      </w:r>
+      <w:r>
+        <w:rPr>
+          <w:rFonts w:ascii="Times New Roman" w:hAnsi="Times New Roman" w:cs="Times New Roman"/>
+          <w:b/>
+          <w:sz w:val="24"/>
+          <w:szCs w:val="24"/>
+        </w:rPr>
+        <w:t>Figura 4 -</w:t>
+      </w:r>
+      <w:r>
+        <w:rPr>
+          <w:rFonts w:ascii="Times New Roman" w:hAnsi="Times New Roman" w:cs="Times New Roman"/>
+          <w:sz w:val="24"/>
+          <w:szCs w:val="24"/>
+        </w:rPr>
+        <w:t xml:space="preserve">Banco de Dados </w:t>
+      </w:r>
+    </w:p>
+    <w:p>
+      <w:pPr>
+        <w:tabs>
+          <w:tab w:val="left" w:pos="2400"/>
+        </w:tabs>
+        <w:spacing w:after="0" w:line="240" w:lineRule="auto"/>
+        <w:rPr>
+          <w:rFonts w:ascii="Times New Roman" w:hAnsi="Times New Roman" w:cs="Times New Roman"/>
+          <w:sz w:val="20"/>
+          <w:szCs w:val="20"/>
+        </w:rPr>
+      </w:pPr>
+      <w:r>
+        <w:rPr>
+          <w:rFonts w:ascii="Times New Roman" w:hAnsi="Times New Roman" w:cs="Times New Roman"/>
+          <w:b/>
+          <w:sz w:val="20"/>
+          <w:szCs w:val="20"/>
+        </w:rPr>
+        <w:t xml:space="preserve">Fonte: </w:t>
+      </w:r>
+      <w:r>
+        <w:rPr>
+          <w:rFonts w:ascii="Times New Roman" w:hAnsi="Times New Roman" w:cs="Times New Roman"/>
+          <w:sz w:val="20"/>
+          <w:szCs w:val="20"/>
+        </w:rPr>
+        <w:t>Os Autores</w:t>
       </w:r>
     </w:p>
     <w:p>
@@ -3528,126 +5120,46 @@
         <w:spacing w:after="0" w:line="360" w:lineRule="auto"/>
         <w:ind w:firstLine="709"/>
         <w:jc w:val="both"/>
+        <w:rPr>
+          <w:rFonts w:ascii="Times New Roman" w:hAnsi="Times New Roman" w:cs="Times New Roman"/>
+          <w:sz w:val="24"/>
+          <w:szCs w:val="24"/>
+        </w:rPr>
+      </w:pPr>
+    </w:p>
+    <w:p>
+      <w:pPr>
+        <w:tabs>
+          <w:tab w:val="left" w:pos="2400"/>
+        </w:tabs>
+        <w:spacing w:after="0" w:line="360" w:lineRule="auto"/>
         <w:outlineLvl w:val="1"/>
         <w:rPr>
           <w:rFonts w:ascii="Times New Roman" w:hAnsi="Times New Roman" w:cs="Times New Roman"/>
-          <w:sz w:val="24"/>
-          <w:szCs w:val="24"/>
-        </w:rPr>
-      </w:pPr>
-      <w:r>
-        <w:rPr>
-          <w:rFonts w:ascii="Times New Roman" w:hAnsi="Times New Roman" w:cs="Times New Roman"/>
-          <w:noProof/>
-          <w:sz w:val="24"/>
-          <w:szCs w:val="24"/>
-        </w:rPr>
-        <w:drawing>
-          <wp:inline distT="0" distB="0" distL="114300" distR="114300">
-            <wp:extent cx="5393055" cy="2550160"/>
-            <wp:effectExtent l="0" t="0" r="17145" b="2540"/>
-            <wp:docPr id="6" name="Imagem 6" descr="print_phpadmin"/>
-            <wp:cNvGraphicFramePr>
-              <a:graphicFrameLocks xmlns:a="http://schemas.openxmlformats.org/drawingml/2006/main" noChangeAspect="1"/>
-            </wp:cNvGraphicFramePr>
-            <a:graphic xmlns:a="http://schemas.openxmlformats.org/drawingml/2006/main">
-              <a:graphicData uri="http://schemas.openxmlformats.org/drawingml/2006/picture">
-                <pic:pic xmlns:pic="http://schemas.openxmlformats.org/drawingml/2006/picture">
-                  <pic:nvPicPr>
-                    <pic:cNvPr id="6" name="Imagem 6" descr="print_phpadmin"/>
-                    <pic:cNvPicPr>
-                      <a:picLocks noChangeAspect="1"/>
-                    </pic:cNvPicPr>
-                  </pic:nvPicPr>
-                  <pic:blipFill>
-                    <a:blip r:embed="rId12"/>
-                    <a:stretch>
-                      <a:fillRect/>
-                    </a:stretch>
-                  </pic:blipFill>
-                  <pic:spPr>
-                    <a:xfrm>
-                      <a:off x="0" y="0"/>
-                      <a:ext cx="5393055" cy="2550160"/>
-                    </a:xfrm>
-                    <a:prstGeom prst="rect">
-                      <a:avLst/>
-                    </a:prstGeom>
-                  </pic:spPr>
-                </pic:pic>
-              </a:graphicData>
-            </a:graphic>
-          </wp:inline>
-        </w:drawing>
-      </w:r>
-    </w:p>
-    <w:p>
-      <w:pPr>
-        <w:tabs>
-          <w:tab w:val="left" w:pos="2400"/>
-        </w:tabs>
-        <w:spacing w:after="0" w:line="240" w:lineRule="auto"/>
-        <w:rPr>
-          <w:rFonts w:ascii="Times New Roman" w:hAnsi="Times New Roman" w:cs="Times New Roman"/>
-          <w:sz w:val="20"/>
-          <w:szCs w:val="20"/>
-        </w:rPr>
-      </w:pPr>
-      <w:r>
-        <w:rPr>
-          <w:rFonts w:ascii="Times New Roman" w:hAnsi="Times New Roman" w:cs="Times New Roman"/>
-          <w:b/>
-          <w:sz w:val="20"/>
-          <w:szCs w:val="20"/>
-        </w:rPr>
-        <w:t xml:space="preserve">Fonte: </w:t>
-      </w:r>
-      <w:r>
-        <w:rPr>
-          <w:rFonts w:ascii="Times New Roman" w:hAnsi="Times New Roman" w:cs="Times New Roman"/>
-          <w:sz w:val="20"/>
-          <w:szCs w:val="20"/>
-        </w:rPr>
-        <w:t>Os Autores</w:t>
-      </w:r>
-    </w:p>
-    <w:p>
-      <w:pPr>
-        <w:tabs>
-          <w:tab w:val="left" w:pos="2400"/>
-        </w:tabs>
-        <w:spacing w:after="0" w:line="360" w:lineRule="auto"/>
-        <w:outlineLvl w:val="1"/>
-        <w:rPr>
-          <w:rFonts w:ascii="Times New Roman" w:hAnsi="Times New Roman" w:cs="Times New Roman"/>
-          <w:b/>
-          <w:sz w:val="24"/>
-          <w:szCs w:val="24"/>
-        </w:rPr>
-      </w:pPr>
-    </w:p>
-    <w:p>
-      <w:pPr>
-        <w:tabs>
-          <w:tab w:val="left" w:pos="2400"/>
-        </w:tabs>
-        <w:spacing w:after="0" w:line="360" w:lineRule="auto"/>
-        <w:outlineLvl w:val="1"/>
-        <w:rPr>
-          <w:rFonts w:ascii="Times New Roman" w:hAnsi="Times New Roman" w:cs="Times New Roman"/>
-          <w:b/>
-          <w:sz w:val="24"/>
-          <w:szCs w:val="24"/>
-        </w:rPr>
-      </w:pPr>
-      <w:r>
-        <w:rPr>
-          <w:rFonts w:ascii="Times New Roman" w:hAnsi="Times New Roman" w:cs="Times New Roman"/>
-          <w:b/>
-          <w:sz w:val="24"/>
-          <w:szCs w:val="24"/>
-        </w:rPr>
-        <w:t xml:space="preserve">4.5 TRELLO </w:t>
+          <w:b/>
+          <w:sz w:val="24"/>
+          <w:szCs w:val="24"/>
+        </w:rPr>
+      </w:pPr>
+      <w:bookmarkStart w:id="12" w:name="_Toc215492771"/>
+      <w:r>
+        <w:rPr>
+          <w:rFonts w:ascii="Times New Roman" w:hAnsi="Times New Roman" w:cs="Times New Roman"/>
+          <w:b/>
+          <w:sz w:val="24"/>
+          <w:szCs w:val="24"/>
+        </w:rPr>
+        <w:t>4.5 TRELLO</w:t>
+      </w:r>
+      <w:bookmarkEnd w:id="12"/>
+      <w:r>
+        <w:rPr>
+          <w:rFonts w:ascii="Times New Roman" w:hAnsi="Times New Roman" w:cs="Times New Roman"/>
+          <w:b/>
+          <w:sz w:val="24"/>
+          <w:szCs w:val="24"/>
+        </w:rPr>
+        <w:t xml:space="preserve"> </w:t>
       </w:r>
     </w:p>
     <w:p>
@@ -3693,7 +5205,47 @@
           <w:sz w:val="24"/>
           <w:szCs w:val="24"/>
         </w:rPr>
-        <w:t>Utilizamos a ferramenta Trello com o objetivo de organizar cada entrega das sprints, definidas por cartões e incluindo em cada um as atividades e projetos a serem entregues a certo prazo, melhorando a comunicação e a garantia de qualidade da produção do site.</w:t>
+        <w:t>Utilizamos a ferramenta Trello com o objetivo de organizar cada entrega das sprints, definidas por cartões e incluindo em cada um as atividades e projetos a sere</w:t>
+      </w:r>
+      <w:r>
+        <w:rPr>
+          <w:rFonts w:ascii="Times New Roman" w:hAnsi="Times New Roman" w:cs="Times New Roman"/>
+          <w:sz w:val="24"/>
+          <w:szCs w:val="24"/>
+        </w:rPr>
+        <w:t xml:space="preserve">m </w:t>
+      </w:r>
+      <w:r>
+        <w:rPr>
+          <w:rFonts w:ascii="Times New Roman" w:hAnsi="Times New Roman" w:cs="Times New Roman"/>
+          <w:sz w:val="24"/>
+          <w:szCs w:val="24"/>
+        </w:rPr>
+        <w:t>entregues a certo prazo, melhorando a comunicação e a garantia de qualidade da produçã</w:t>
+      </w:r>
+      <w:r>
+        <w:rPr>
+          <w:rFonts w:ascii="Times New Roman" w:hAnsi="Times New Roman" w:cs="Times New Roman"/>
+          <w:sz w:val="24"/>
+          <w:szCs w:val="24"/>
+        </w:rPr>
+        <w:t xml:space="preserve">o </w:t>
+      </w:r>
+      <w:r>
+        <w:rPr>
+          <w:rFonts w:ascii="Times New Roman" w:hAnsi="Times New Roman" w:cs="Times New Roman"/>
+          <w:sz w:val="24"/>
+          <w:szCs w:val="24"/>
+        </w:rPr>
+        <w:t>do site</w:t>
+      </w:r>
+      <w:r>
+        <w:rPr>
+          <w:rFonts w:ascii="Times New Roman" w:hAnsi="Times New Roman" w:cs="Times New Roman"/>
+          <w:sz w:val="24"/>
+          <w:szCs w:val="24"/>
+        </w:rPr>
+        <w:t>.</w:t>
       </w:r>
     </w:p>
     <w:p>
@@ -3706,60 +5258,27 @@
         <w:jc w:val="both"/>
         <w:rPr>
           <w:rFonts w:ascii="Times New Roman" w:hAnsi="Times New Roman" w:cs="Times New Roman"/>
-          <w:b/>
-          <w:sz w:val="20"/>
-          <w:szCs w:val="20"/>
-        </w:rPr>
-      </w:pPr>
-    </w:p>
-    <w:p>
-      <w:pPr>
-        <w:tabs>
-          <w:tab w:val="left" w:pos="2400"/>
-        </w:tabs>
-        <w:spacing w:after="0" w:line="240" w:lineRule="auto"/>
-        <w:rPr>
-          <w:rFonts w:ascii="Times New Roman" w:hAnsi="Times New Roman" w:cs="Times New Roman"/>
-          <w:sz w:val="20"/>
-          <w:szCs w:val="20"/>
-        </w:rPr>
-      </w:pPr>
-      <w:r>
-        <w:rPr>
-          <w:rFonts w:ascii="Times New Roman" w:hAnsi="Times New Roman" w:cs="Times New Roman"/>
-          <w:b/>
-          <w:sz w:val="20"/>
-          <w:szCs w:val="20"/>
-        </w:rPr>
-        <w:lastRenderedPageBreak/>
-        <w:t xml:space="preserve">Fonte: </w:t>
-      </w:r>
-      <w:r>
-        <w:rPr>
-          <w:rFonts w:ascii="Times New Roman" w:hAnsi="Times New Roman" w:cs="Times New Roman"/>
-          <w:sz w:val="20"/>
-          <w:szCs w:val="20"/>
-        </w:rPr>
-        <w:t>Os Autores</w:t>
-      </w:r>
-    </w:p>
-    <w:p>
-      <w:pPr>
-        <w:tabs>
-          <w:tab w:val="left" w:pos="2400"/>
-        </w:tabs>
-        <w:spacing w:after="0" w:line="360" w:lineRule="auto"/>
-        <w:ind w:firstLine="709"/>
-        <w:jc w:val="both"/>
-        <w:rPr>
-          <w:rFonts w:ascii="Times New Roman" w:hAnsi="Times New Roman" w:cs="Times New Roman"/>
-          <w:sz w:val="24"/>
-          <w:szCs w:val="24"/>
-        </w:rPr>
-      </w:pPr>
-      <w:r>
-        <w:rPr>
-          <w:rFonts w:ascii="Times New Roman" w:hAnsi="Times New Roman" w:cs="Times New Roman"/>
+          <w:sz w:val="24"/>
+          <w:szCs w:val="24"/>
+        </w:rPr>
+      </w:pPr>
+    </w:p>
+    <w:p>
+      <w:pPr>
+        <w:tabs>
+          <w:tab w:val="left" w:pos="2400"/>
+        </w:tabs>
+        <w:spacing w:after="0" w:line="240" w:lineRule="auto"/>
+        <w:rPr>
+          <w:rFonts w:ascii="Times New Roman" w:hAnsi="Times New Roman" w:cs="Times New Roman"/>
+          <w:sz w:val="24"/>
+          <w:szCs w:val="24"/>
+        </w:rPr>
+      </w:pPr>
+      <w:r>
+        <w:rPr>
+          <w:rFonts w:ascii="Times New Roman" w:hAnsi="Times New Roman" w:cs="Times New Roman"/>
+          <w:b/>
           <w:noProof/>
           <w:sz w:val="24"/>
           <w:szCs w:val="24"/>
@@ -3767,11 +5286,11 @@
         <w:drawing>
           <wp:anchor distT="0" distB="0" distL="114300" distR="114300" simplePos="0" relativeHeight="251660288" behindDoc="1" locked="0" layoutInCell="1" allowOverlap="1">
             <wp:simplePos x="0" y="0"/>
-            <wp:positionH relativeFrom="column">
-              <wp:posOffset>-89535</wp:posOffset>
+            <wp:positionH relativeFrom="margin">
+              <wp:align>left</wp:align>
             </wp:positionH>
             <wp:positionV relativeFrom="margin">
-              <wp:align>top</wp:align>
+              <wp:posOffset>487680</wp:posOffset>
             </wp:positionV>
             <wp:extent cx="5400040" cy="3184525"/>
             <wp:effectExtent l="0" t="0" r="0" b="0"/>
@@ -3824,29 +5343,52 @@
           </wp:anchor>
         </w:drawing>
       </w:r>
-    </w:p>
-    <w:p>
-      <w:pPr>
-        <w:tabs>
-          <w:tab w:val="left" w:pos="2400"/>
-        </w:tabs>
-        <w:spacing w:after="0" w:line="360" w:lineRule="auto"/>
-        <w:outlineLvl w:val="1"/>
-        <w:rPr>
-          <w:rFonts w:ascii="Times New Roman" w:hAnsi="Times New Roman" w:cs="Times New Roman"/>
-          <w:b/>
-          <w:sz w:val="24"/>
-          <w:szCs w:val="24"/>
-        </w:rPr>
-      </w:pPr>
-      <w:r>
-        <w:rPr>
-          <w:rFonts w:ascii="Times New Roman" w:hAnsi="Times New Roman" w:cs="Times New Roman"/>
-          <w:b/>
-          <w:sz w:val="24"/>
-          <w:szCs w:val="24"/>
-        </w:rPr>
-        <w:t>4.6 GIT e GITHUB</w:t>
+      <w:r>
+        <w:rPr>
+          <w:rFonts w:ascii="Times New Roman" w:hAnsi="Times New Roman" w:cs="Times New Roman"/>
+          <w:b/>
+          <w:sz w:val="24"/>
+          <w:szCs w:val="24"/>
+        </w:rPr>
+        <w:t>Figura 5 -</w:t>
+      </w:r>
+      <w:r>
+        <w:rPr>
+          <w:rFonts w:ascii="Times New Roman" w:hAnsi="Times New Roman" w:cs="Times New Roman"/>
+          <w:sz w:val="24"/>
+          <w:szCs w:val="24"/>
+        </w:rPr>
+        <w:t>Trello</w:t>
+      </w:r>
+    </w:p>
+    <w:p>
+      <w:pPr>
+        <w:tabs>
+          <w:tab w:val="left" w:pos="2400"/>
+        </w:tabs>
+        <w:spacing w:after="0" w:line="240" w:lineRule="auto"/>
+        <w:rPr>
+          <w:rFonts w:ascii="Times New Roman" w:hAnsi="Times New Roman" w:cs="Times New Roman"/>
+          <w:sz w:val="20"/>
+          <w:szCs w:val="20"/>
+        </w:rPr>
+      </w:pPr>
+      <w:r>
+        <w:rPr>
+          <w:rFonts w:ascii="Times New Roman" w:hAnsi="Times New Roman" w:cs="Times New Roman"/>
+          <w:b/>
+          <w:sz w:val="20"/>
+          <w:szCs w:val="20"/>
+        </w:rPr>
+        <w:t xml:space="preserve">Fonte: </w:t>
+      </w:r>
+      <w:r>
+        <w:rPr>
+          <w:rFonts w:ascii="Times New Roman" w:hAnsi="Times New Roman" w:cs="Times New Roman"/>
+          <w:sz w:val="20"/>
+          <w:szCs w:val="20"/>
+        </w:rPr>
+        <w:t>Os Autores</w:t>
       </w:r>
     </w:p>
     <w:p>
@@ -3863,14 +5405,32 @@
           <w:szCs w:val="24"/>
         </w:rPr>
       </w:pPr>
-      <w:r>
-        <w:rPr>
-          <w:rFonts w:ascii="Times New Roman" w:hAnsi="Times New Roman" w:cs="Times New Roman"/>
-          <w:sz w:val="24"/>
-          <w:szCs w:val="24"/>
-        </w:rPr>
-        <w:t>Git é um sistema de controle de versão, foi criado por Linus Torvalds em 2005, já o GitHub foi lançado em 2008 por Tom Preston-Werner, Chris Wanstrath, PJ Hyett e Scott Chacon. A plataforma é baseada em nuvem da qual é possível armazenar, compartilhar e trabalhar com outras pessoas para compartilhar e escrever códigos, o sistema acompanha as alterações nos arquivos de forma inteligente.</w:t>
-      </w:r>
+    </w:p>
+    <w:p>
+      <w:pPr>
+        <w:tabs>
+          <w:tab w:val="left" w:pos="2400"/>
+        </w:tabs>
+        <w:spacing w:after="0" w:line="360" w:lineRule="auto"/>
+        <w:outlineLvl w:val="1"/>
+        <w:rPr>
+          <w:rFonts w:ascii="Times New Roman" w:hAnsi="Times New Roman" w:cs="Times New Roman"/>
+          <w:b/>
+          <w:sz w:val="24"/>
+          <w:szCs w:val="24"/>
+        </w:rPr>
+      </w:pPr>
+      <w:bookmarkStart w:id="13" w:name="_Toc215492772"/>
+      <w:r>
+        <w:rPr>
+          <w:rFonts w:ascii="Times New Roman" w:hAnsi="Times New Roman" w:cs="Times New Roman"/>
+          <w:b/>
+          <w:sz w:val="24"/>
+          <w:szCs w:val="24"/>
+        </w:rPr>
+        <w:t>4.6 GIT e GITHUB</w:t>
+      </w:r>
+      <w:bookmarkEnd w:id="13"/>
     </w:p>
     <w:p>
       <w:pPr>
@@ -3892,7 +5452,7 @@
           <w:sz w:val="24"/>
           <w:szCs w:val="24"/>
         </w:rPr>
-        <w:t>A utilização do Git e GitHub nos proporcionou estruturar toda a parte de codificação do site, além das alterações feitas durante o projeto tanto nos códigos quanto na documentação.</w:t>
+        <w:t>Git é um sistema de controle de versão, foi criado por Linus Torvalds em 2005, já o GitHub foi lançado em 2008 por Tom Preston-Werner, Chris Wanstrath, PJ Hyett e Scott Chacon. A plataforma é baseada em nuvem da qual é possível armazenar, compartilhar e trabalhar com outras pessoas para compartilhar e escrever códigos, o sistema acompanha as alterações nos arquivos de forma inteligente.</w:t>
       </w:r>
     </w:p>
     <w:p>
@@ -3912,14 +5472,134 @@
       <w:r>
         <w:rPr>
           <w:rFonts w:ascii="Times New Roman" w:hAnsi="Times New Roman" w:cs="Times New Roman"/>
+          <w:sz w:val="24"/>
+          <w:szCs w:val="24"/>
+        </w:rPr>
+        <w:t>A utilização do Git e GitHub nos proporcionou estruturar toda a parte de codificação do site, além das alterações feitas durante o projeto tanto nos códigos quanto na documentação.</w:t>
+      </w:r>
+    </w:p>
+    <w:p>
+      <w:pPr>
+        <w:tabs>
+          <w:tab w:val="left" w:pos="2400"/>
+        </w:tabs>
+        <w:spacing w:after="0" w:line="360" w:lineRule="auto"/>
+        <w:ind w:firstLine="709"/>
+        <w:jc w:val="both"/>
+        <w:rPr>
+          <w:rFonts w:ascii="Times New Roman" w:hAnsi="Times New Roman" w:cs="Times New Roman"/>
+          <w:sz w:val="24"/>
+          <w:szCs w:val="24"/>
+        </w:rPr>
+      </w:pPr>
+    </w:p>
+    <w:p>
+      <w:pPr>
+        <w:tabs>
+          <w:tab w:val="left" w:pos="2400"/>
+        </w:tabs>
+        <w:spacing w:after="0" w:line="360" w:lineRule="auto"/>
+        <w:ind w:firstLine="709"/>
+        <w:jc w:val="both"/>
+        <w:rPr>
+          <w:rFonts w:ascii="Times New Roman" w:hAnsi="Times New Roman" w:cs="Times New Roman"/>
+          <w:sz w:val="24"/>
+          <w:szCs w:val="24"/>
+        </w:rPr>
+      </w:pPr>
+    </w:p>
+    <w:p>
+      <w:pPr>
+        <w:tabs>
+          <w:tab w:val="left" w:pos="2400"/>
+        </w:tabs>
+        <w:spacing w:after="0" w:line="360" w:lineRule="auto"/>
+        <w:ind w:firstLine="709"/>
+        <w:jc w:val="both"/>
+        <w:rPr>
+          <w:rFonts w:ascii="Times New Roman" w:hAnsi="Times New Roman" w:cs="Times New Roman"/>
+          <w:sz w:val="24"/>
+          <w:szCs w:val="24"/>
+        </w:rPr>
+      </w:pPr>
+    </w:p>
+    <w:p>
+      <w:pPr>
+        <w:tabs>
+          <w:tab w:val="left" w:pos="2400"/>
+        </w:tabs>
+        <w:spacing w:after="0" w:line="360" w:lineRule="auto"/>
+        <w:ind w:firstLine="709"/>
+        <w:jc w:val="both"/>
+        <w:rPr>
+          <w:rFonts w:ascii="Times New Roman" w:hAnsi="Times New Roman" w:cs="Times New Roman"/>
+          <w:sz w:val="24"/>
+          <w:szCs w:val="24"/>
+        </w:rPr>
+      </w:pPr>
+    </w:p>
+    <w:p>
+      <w:pPr>
+        <w:tabs>
+          <w:tab w:val="left" w:pos="2400"/>
+        </w:tabs>
+        <w:spacing w:after="0" w:line="360" w:lineRule="auto"/>
+        <w:ind w:firstLine="709"/>
+        <w:jc w:val="both"/>
+        <w:rPr>
+          <w:rFonts w:ascii="Times New Roman" w:hAnsi="Times New Roman" w:cs="Times New Roman"/>
+          <w:sz w:val="24"/>
+          <w:szCs w:val="24"/>
+        </w:rPr>
+      </w:pPr>
+    </w:p>
+    <w:p>
+      <w:pPr>
+        <w:tabs>
+          <w:tab w:val="left" w:pos="2400"/>
+        </w:tabs>
+        <w:spacing w:after="0" w:line="360" w:lineRule="auto"/>
+        <w:ind w:firstLine="709"/>
+        <w:jc w:val="both"/>
+        <w:rPr>
+          <w:rFonts w:ascii="Times New Roman" w:hAnsi="Times New Roman" w:cs="Times New Roman"/>
+          <w:sz w:val="24"/>
+          <w:szCs w:val="24"/>
+        </w:rPr>
+      </w:pPr>
+    </w:p>
+    <w:p>
+      <w:pPr>
+        <w:tabs>
+          <w:tab w:val="left" w:pos="2400"/>
+        </w:tabs>
+        <w:spacing w:after="0" w:line="240" w:lineRule="auto"/>
+        <w:rPr>
+          <w:rFonts w:ascii="Times New Roman" w:hAnsi="Times New Roman" w:cs="Times New Roman"/>
+          <w:sz w:val="24"/>
+          <w:szCs w:val="24"/>
+        </w:rPr>
+      </w:pPr>
+      <w:r>
+        <w:rPr>
+          <w:rFonts w:ascii="Times New Roman" w:hAnsi="Times New Roman" w:cs="Times New Roman"/>
           <w:noProof/>
           <w:sz w:val="24"/>
           <w:szCs w:val="24"/>
         </w:rPr>
+        <w:lastRenderedPageBreak/>
         <w:drawing>
-          <wp:inline distT="0" distB="0" distL="114300" distR="114300">
+          <wp:anchor distT="0" distB="0" distL="114300" distR="114300" simplePos="0" relativeHeight="251669504" behindDoc="0" locked="0" layoutInCell="1" allowOverlap="1">
+            <wp:simplePos x="0" y="0"/>
+            <wp:positionH relativeFrom="margin">
+              <wp:align>left</wp:align>
+            </wp:positionH>
+            <wp:positionV relativeFrom="page">
+              <wp:posOffset>4084320</wp:posOffset>
+            </wp:positionV>
             <wp:extent cx="5067300" cy="2772410"/>
             <wp:effectExtent l="0" t="0" r="0" b="8890"/>
+            <wp:wrapSquare wrapText="bothSides"/>
             <wp:docPr id="10" name="Imagem 10" descr="gitbash"/>
             <wp:cNvGraphicFramePr>
               <a:graphicFrameLocks xmlns:a="http://schemas.openxmlformats.org/drawingml/2006/main" noChangeAspect="1"/>
@@ -3934,7 +5614,13 @@
                     </pic:cNvPicPr>
                   </pic:nvPicPr>
                   <pic:blipFill>
-                    <a:blip r:embed="rId14"/>
+                    <a:blip r:embed="rId14" cstate="print">
+                      <a:extLst>
+                        <a:ext uri="{28A0092B-C50C-407E-A947-70E740481C1C}">
+                          <a14:useLocalDpi xmlns:a14="http://schemas.microsoft.com/office/drawing/2010/main" val="0"/>
+                        </a:ext>
+                      </a:extLst>
+                    </a:blip>
                     <a:stretch>
                       <a:fillRect/>
                     </a:stretch>
@@ -3951,24 +5637,9 @@
                 </pic:pic>
               </a:graphicData>
             </a:graphic>
-          </wp:inline>
+          </wp:anchor>
         </w:drawing>
       </w:r>
-    </w:p>
-    <w:p>
-      <w:pPr>
-        <w:tabs>
-          <w:tab w:val="left" w:pos="2400"/>
-        </w:tabs>
-        <w:spacing w:after="0" w:line="360" w:lineRule="auto"/>
-        <w:ind w:firstLine="709"/>
-        <w:jc w:val="both"/>
-        <w:rPr>
-          <w:rFonts w:ascii="Times New Roman" w:hAnsi="Times New Roman" w:cs="Times New Roman"/>
-          <w:sz w:val="24"/>
-          <w:szCs w:val="24"/>
-        </w:rPr>
-      </w:pPr>
       <w:r>
         <w:rPr>
           <w:rFonts w:ascii="Times New Roman" w:hAnsi="Times New Roman" w:cs="Times New Roman"/>
@@ -3976,11 +5647,18 @@
           <w:sz w:val="24"/>
           <w:szCs w:val="24"/>
         </w:rPr>
-        <w:lastRenderedPageBreak/>
         <w:drawing>
-          <wp:inline distT="0" distB="0" distL="114300" distR="114300">
+          <wp:anchor distT="0" distB="0" distL="114300" distR="114300" simplePos="0" relativeHeight="251661312" behindDoc="0" locked="0" layoutInCell="1" allowOverlap="1">
+            <wp:simplePos x="0" y="0"/>
+            <wp:positionH relativeFrom="column">
+              <wp:posOffset>-123825</wp:posOffset>
+            </wp:positionH>
+            <wp:positionV relativeFrom="page">
+              <wp:posOffset>1240155</wp:posOffset>
+            </wp:positionV>
             <wp:extent cx="5394960" cy="2677795"/>
-            <wp:effectExtent l="0" t="0" r="15240" b="8255"/>
+            <wp:effectExtent l="0" t="0" r="0" b="8255"/>
+            <wp:wrapSquare wrapText="bothSides"/>
             <wp:docPr id="11" name="Imagem 11" descr="github"/>
             <wp:cNvGraphicFramePr>
               <a:graphicFrameLocks xmlns:a="http://schemas.openxmlformats.org/drawingml/2006/main" noChangeAspect="1"/>
@@ -3995,7 +5673,13 @@
                     </pic:cNvPicPr>
                   </pic:nvPicPr>
                   <pic:blipFill>
-                    <a:blip r:embed="rId15"/>
+                    <a:blip r:embed="rId15" cstate="print">
+                      <a:extLst>
+                        <a:ext uri="{28A0092B-C50C-407E-A947-70E740481C1C}">
+                          <a14:useLocalDpi xmlns:a14="http://schemas.microsoft.com/office/drawing/2010/main" val="0"/>
+                        </a:ext>
+                      </a:extLst>
+                    </a:blip>
                     <a:stretch>
                       <a:fillRect/>
                     </a:stretch>
@@ -4012,9 +5696,39 @@
                 </pic:pic>
               </a:graphicData>
             </a:graphic>
-          </wp:inline>
+          </wp:anchor>
         </w:drawing>
       </w:r>
+      <w:r>
+        <w:rPr>
+          <w:rFonts w:ascii="Times New Roman" w:hAnsi="Times New Roman" w:cs="Times New Roman"/>
+          <w:b/>
+          <w:sz w:val="24"/>
+          <w:szCs w:val="24"/>
+        </w:rPr>
+        <w:t>Figura 6 -</w:t>
+      </w:r>
+      <w:r>
+        <w:rPr>
+          <w:rFonts w:ascii="Times New Roman" w:hAnsi="Times New Roman" w:cs="Times New Roman"/>
+          <w:sz w:val="24"/>
+          <w:szCs w:val="24"/>
+        </w:rPr>
+        <w:t>GIT e GITHUB</w:t>
+      </w:r>
+    </w:p>
+    <w:p>
+      <w:pPr>
+        <w:tabs>
+          <w:tab w:val="left" w:pos="2400"/>
+        </w:tabs>
+        <w:spacing w:after="0" w:line="240" w:lineRule="auto"/>
+        <w:rPr>
+          <w:rFonts w:ascii="Times New Roman" w:hAnsi="Times New Roman" w:cs="Times New Roman"/>
+          <w:sz w:val="24"/>
+          <w:szCs w:val="24"/>
+        </w:rPr>
+      </w:pPr>
     </w:p>
     <w:p>
       <w:pPr>
@@ -4075,6 +5789,7 @@
           <w:szCs w:val="24"/>
         </w:rPr>
       </w:pPr>
+      <w:bookmarkStart w:id="14" w:name="_Toc215492773"/>
       <w:r>
         <w:rPr>
           <w:rFonts w:ascii="Times New Roman" w:hAnsi="Times New Roman" w:cs="Times New Roman"/>
@@ -4084,6 +5799,7 @@
         </w:rPr>
         <w:t>4.7 FIGMA</w:t>
       </w:r>
+      <w:bookmarkEnd w:id="14"/>
     </w:p>
     <w:p>
       <w:pPr>
@@ -4143,6 +5859,64 @@
           <w:szCs w:val="24"/>
         </w:rPr>
       </w:pPr>
+    </w:p>
+    <w:p>
+      <w:pPr>
+        <w:tabs>
+          <w:tab w:val="left" w:pos="2400"/>
+        </w:tabs>
+        <w:spacing w:after="0" w:line="360" w:lineRule="auto"/>
+        <w:jc w:val="both"/>
+        <w:rPr>
+          <w:rFonts w:ascii="Times New Roman" w:hAnsi="Times New Roman" w:cs="Times New Roman"/>
+          <w:sz w:val="24"/>
+          <w:szCs w:val="24"/>
+        </w:rPr>
+      </w:pPr>
+    </w:p>
+    <w:p>
+      <w:pPr>
+        <w:tabs>
+          <w:tab w:val="left" w:pos="2400"/>
+        </w:tabs>
+        <w:spacing w:after="0" w:line="240" w:lineRule="auto"/>
+        <w:rPr>
+          <w:rFonts w:ascii="Times New Roman" w:hAnsi="Times New Roman" w:cs="Times New Roman"/>
+          <w:b/>
+          <w:sz w:val="24"/>
+          <w:szCs w:val="24"/>
+        </w:rPr>
+      </w:pPr>
+    </w:p>
+    <w:p>
+      <w:pPr>
+        <w:tabs>
+          <w:tab w:val="left" w:pos="2400"/>
+        </w:tabs>
+        <w:spacing w:after="0" w:line="240" w:lineRule="auto"/>
+        <w:rPr>
+          <w:rFonts w:ascii="Times New Roman" w:hAnsi="Times New Roman" w:cs="Times New Roman"/>
+          <w:sz w:val="24"/>
+          <w:szCs w:val="24"/>
+        </w:rPr>
+      </w:pPr>
+      <w:r>
+        <w:rPr>
+          <w:rFonts w:ascii="Times New Roman" w:hAnsi="Times New Roman" w:cs="Times New Roman"/>
+          <w:b/>
+          <w:sz w:val="24"/>
+          <w:szCs w:val="24"/>
+        </w:rPr>
+        <w:t>Figura 7 -</w:t>
+      </w:r>
+      <w:r>
+        <w:rPr>
+          <w:rFonts w:ascii="Times New Roman" w:hAnsi="Times New Roman" w:cs="Times New Roman"/>
+          <w:sz w:val="24"/>
+          <w:szCs w:val="24"/>
+        </w:rPr>
+        <w:t>Figma</w:t>
+      </w:r>
       <w:r>
         <w:rPr>
           <w:rFonts w:ascii="Times New Roman" w:hAnsi="Times New Roman" w:cs="Times New Roman"/>
@@ -4151,10 +5925,18 @@
           <w:szCs w:val="24"/>
         </w:rPr>
         <w:drawing>
-          <wp:inline distT="0" distB="0" distL="114300" distR="114300">
-            <wp:extent cx="5389245" cy="2666365"/>
-            <wp:effectExtent l="0" t="0" r="1905" b="635"/>
-            <wp:docPr id="13" name="Imagem 13" descr="figma"/>
+          <wp:anchor distT="0" distB="0" distL="114300" distR="114300" simplePos="0" relativeHeight="251671552" behindDoc="0" locked="0" layoutInCell="1" allowOverlap="1">
+            <wp:simplePos x="0" y="0"/>
+            <wp:positionH relativeFrom="column">
+              <wp:posOffset>1905</wp:posOffset>
+            </wp:positionH>
+            <wp:positionV relativeFrom="page">
+              <wp:posOffset>1318260</wp:posOffset>
+            </wp:positionV>
+            <wp:extent cx="5400040" cy="2141220"/>
+            <wp:effectExtent l="0" t="0" r="0" b="0"/>
+            <wp:wrapSquare wrapText="bothSides"/>
+            <wp:docPr id="25" name="Imagem 25"/>
             <wp:cNvGraphicFramePr>
               <a:graphicFrameLocks xmlns:a="http://schemas.openxmlformats.org/drawingml/2006/main" noChangeAspect="1"/>
             </wp:cNvGraphicFramePr>
@@ -4162,13 +5944,17 @@
               <a:graphicData uri="http://schemas.openxmlformats.org/drawingml/2006/picture">
                 <pic:pic xmlns:pic="http://schemas.openxmlformats.org/drawingml/2006/picture">
                   <pic:nvPicPr>
-                    <pic:cNvPr id="13" name="Imagem 13" descr="figma"/>
-                    <pic:cNvPicPr>
-                      <a:picLocks noChangeAspect="1"/>
-                    </pic:cNvPicPr>
+                    <pic:cNvPr id="25" name="figma-do-projeto.png"/>
+                    <pic:cNvPicPr/>
                   </pic:nvPicPr>
                   <pic:blipFill>
-                    <a:blip r:embed="rId16"/>
+                    <a:blip r:embed="rId16" cstate="print">
+                      <a:extLst>
+                        <a:ext uri="{28A0092B-C50C-407E-A947-70E740481C1C}">
+                          <a14:useLocalDpi xmlns:a14="http://schemas.microsoft.com/office/drawing/2010/main" val="0"/>
+                        </a:ext>
+                      </a:extLst>
+                    </a:blip>
                     <a:stretch>
                       <a:fillRect/>
                     </a:stretch>
@@ -4176,7 +5962,7 @@
                   <pic:spPr>
                     <a:xfrm>
                       <a:off x="0" y="0"/>
-                      <a:ext cx="5389245" cy="2666365"/>
+                      <a:ext cx="5400040" cy="2141220"/>
                     </a:xfrm>
                     <a:prstGeom prst="rect">
                       <a:avLst/>
@@ -4185,7 +5971,7 @@
                 </pic:pic>
               </a:graphicData>
             </a:graphic>
-          </wp:inline>
+          </wp:anchor>
         </w:drawing>
       </w:r>
     </w:p>
@@ -4201,7 +5987,6 @@
           <w:szCs w:val="20"/>
         </w:rPr>
       </w:pPr>
-      <w:bookmarkStart w:id="6" w:name="_GoBack"/>
       <w:r>
         <w:rPr>
           <w:rFonts w:ascii="Times New Roman" w:hAnsi="Times New Roman" w:cs="Times New Roman"/>
@@ -4220,7 +6005,6 @@
         <w:t>Os Autores</w:t>
       </w:r>
     </w:p>
-    <w:bookmarkEnd w:id="6"/>
     <w:p>
       <w:pPr>
         <w:tabs>
@@ -4250,6 +6034,7 @@
           <w:szCs w:val="24"/>
         </w:rPr>
       </w:pPr>
+      <w:bookmarkStart w:id="15" w:name="_Toc215492774"/>
       <w:r>
         <w:rPr>
           <w:rFonts w:ascii="Times New Roman" w:hAnsi="Times New Roman" w:cs="Times New Roman"/>
@@ -4259,6 +6044,7 @@
         </w:rPr>
         <w:t>4.8 CLASROOM</w:t>
       </w:r>
+      <w:bookmarkEnd w:id="15"/>
     </w:p>
     <w:p>
       <w:pPr>
@@ -4280,7 +6066,6 @@
           <w:sz w:val="24"/>
           <w:szCs w:val="24"/>
         </w:rPr>
-        <w:lastRenderedPageBreak/>
         <w:t>O Google Classroom é uma plataforma online gratuita desenvolvida para simplificar e organizar o aprendizado, tanto em ambientes virtuais quanto presenciais, foi criado pelo Google em 2014 e faz parte do conjunto de ferramentas do Google for Education.</w:t>
       </w:r>
     </w:p>
@@ -4301,28 +6086,50 @@
       <w:r>
         <w:rPr>
           <w:rFonts w:ascii="Times New Roman" w:hAnsi="Times New Roman" w:cs="Times New Roman"/>
+          <w:sz w:val="24"/>
+          <w:szCs w:val="24"/>
+        </w:rPr>
+        <w:t>Foi através dessa plataforma que os planos de aula, atividades, avaliações e entregas das atividades foram realizados, a plataforma Classroom também foi suporte de estudo e revisões, colaborando para o aprendizado disponibilizado pelos professores no mural da plataforma.</w:t>
+      </w:r>
+    </w:p>
+    <w:p>
+      <w:pPr>
+        <w:tabs>
+          <w:tab w:val="left" w:pos="2400"/>
+        </w:tabs>
+        <w:spacing w:after="0" w:line="240" w:lineRule="auto"/>
+        <w:rPr>
+          <w:rFonts w:ascii="Times New Roman" w:hAnsi="Times New Roman" w:cs="Times New Roman"/>
+          <w:sz w:val="24"/>
+          <w:szCs w:val="24"/>
+        </w:rPr>
+      </w:pPr>
+      <w:r>
+        <w:rPr>
+          <w:rFonts w:ascii="Times New Roman" w:hAnsi="Times New Roman" w:cs="Times New Roman"/>
+          <w:b/>
           <w:noProof/>
           <w:sz w:val="24"/>
           <w:szCs w:val="24"/>
         </w:rPr>
         <w:drawing>
-          <wp:anchor distT="0" distB="0" distL="114300" distR="114300" simplePos="0" relativeHeight="251659264" behindDoc="1" locked="0" layoutInCell="1" allowOverlap="1">
+          <wp:anchor distT="0" distB="0" distL="114300" distR="114300" simplePos="0" relativeHeight="251663360" behindDoc="1" locked="0" layoutInCell="1" allowOverlap="1" wp14:anchorId="7FD46385" wp14:editId="11FAEB4B">
             <wp:simplePos x="0" y="0"/>
             <wp:positionH relativeFrom="margin">
-              <wp:align>right</wp:align>
+              <wp:posOffset>-110490</wp:posOffset>
             </wp:positionH>
             <wp:positionV relativeFrom="page">
-              <wp:posOffset>2072640</wp:posOffset>
+              <wp:posOffset>6477000</wp:posOffset>
             </wp:positionV>
             <wp:extent cx="5400040" cy="2883535"/>
-            <wp:effectExtent l="0" t="0" r="0" b="0"/>
+            <wp:effectExtent l="19050" t="19050" r="10160" b="12065"/>
             <wp:wrapTight wrapText="bothSides">
               <wp:wrapPolygon edited="0">
-                <wp:start x="0" y="0"/>
-                <wp:lineTo x="0" y="21405"/>
-                <wp:lineTo x="21488" y="21405"/>
-                <wp:lineTo x="21488" y="0"/>
-                <wp:lineTo x="0" y="0"/>
+                <wp:start x="-76" y="-143"/>
+                <wp:lineTo x="-76" y="21548"/>
+                <wp:lineTo x="21564" y="21548"/>
+                <wp:lineTo x="21564" y="-143"/>
+                <wp:lineTo x="-76" y="-143"/>
               </wp:wrapPolygon>
             </wp:wrapTight>
             <wp:docPr id="3" name="Imagem 3"/>
@@ -4358,6 +6165,14 @@
                     <a:prstGeom prst="rect">
                       <a:avLst/>
                     </a:prstGeom>
+                    <a:ln>
+                      <a:solidFill>
+                        <a:schemeClr val="tx1"/>
+                      </a:solidFill>
+                    </a:ln>
+                    <a:effectLst>
+                      <a:softEdge rad="0"/>
+                    </a:effectLst>
                   </pic:spPr>
                 </pic:pic>
               </a:graphicData>
@@ -4368,10 +6183,88 @@
       <w:r>
         <w:rPr>
           <w:rFonts w:ascii="Times New Roman" w:hAnsi="Times New Roman" w:cs="Times New Roman"/>
-          <w:sz w:val="24"/>
-          <w:szCs w:val="24"/>
-        </w:rPr>
-        <w:t>Foi através dessa plataforma que os planos de aula, atividades, avaliações e entregas das atividades foram realizados, a plataforma Classroom também foi suporte de estudo e revisões, colaborando para o aprendizado disponibilizado pelos professores no mural da plataforma.</w:t>
+          <w:b/>
+          <w:sz w:val="24"/>
+          <w:szCs w:val="24"/>
+        </w:rPr>
+        <w:t>Figura 8 -</w:t>
+      </w:r>
+      <w:r>
+        <w:rPr>
+          <w:rFonts w:ascii="Times New Roman" w:hAnsi="Times New Roman" w:cs="Times New Roman"/>
+          <w:sz w:val="24"/>
+          <w:szCs w:val="24"/>
+        </w:rPr>
+        <w:t>Classroom</w:t>
+      </w:r>
+    </w:p>
+    <w:p>
+      <w:pPr>
+        <w:tabs>
+          <w:tab w:val="left" w:pos="2400"/>
+        </w:tabs>
+        <w:spacing w:after="0" w:line="240" w:lineRule="auto"/>
+        <w:rPr>
+          <w:rFonts w:ascii="Times New Roman" w:hAnsi="Times New Roman" w:cs="Times New Roman"/>
+          <w:b/>
+          <w:sz w:val="24"/>
+          <w:szCs w:val="24"/>
+        </w:rPr>
+      </w:pPr>
+    </w:p>
+    <w:p>
+      <w:pPr>
+        <w:tabs>
+          <w:tab w:val="left" w:pos="2400"/>
+        </w:tabs>
+        <w:spacing w:after="0" w:line="240" w:lineRule="auto"/>
+        <w:rPr>
+          <w:rFonts w:ascii="Times New Roman" w:hAnsi="Times New Roman" w:cs="Times New Roman"/>
+          <w:b/>
+          <w:sz w:val="24"/>
+          <w:szCs w:val="24"/>
+        </w:rPr>
+      </w:pPr>
+    </w:p>
+    <w:p>
+      <w:pPr>
+        <w:tabs>
+          <w:tab w:val="left" w:pos="2400"/>
+        </w:tabs>
+        <w:spacing w:after="0" w:line="240" w:lineRule="auto"/>
+        <w:rPr>
+          <w:rFonts w:ascii="Times New Roman" w:hAnsi="Times New Roman" w:cs="Times New Roman"/>
+          <w:sz w:val="24"/>
+          <w:szCs w:val="24"/>
+        </w:rPr>
+      </w:pPr>
+      <w:r>
+        <w:rPr>
+          <w:rFonts w:ascii="Times New Roman" w:hAnsi="Times New Roman" w:cs="Times New Roman"/>
+          <w:b/>
+          <w:sz w:val="24"/>
+          <w:szCs w:val="24"/>
+        </w:rPr>
+        <w:lastRenderedPageBreak/>
+        <w:t>4.9</w:t>
+      </w:r>
+      <w:r>
+        <w:rPr>
+          <w:rFonts w:ascii="Times New Roman" w:hAnsi="Times New Roman" w:cs="Times New Roman"/>
+          <w:b/>
+          <w:sz w:val="24"/>
+          <w:szCs w:val="24"/>
+        </w:rPr>
+        <w:t xml:space="preserve"> </w:t>
+      </w:r>
+      <w:r>
+        <w:rPr>
+          <w:rFonts w:ascii="Times New Roman" w:hAnsi="Times New Roman" w:cs="Times New Roman"/>
+          <w:b/>
+          <w:sz w:val="24"/>
+          <w:szCs w:val="24"/>
+        </w:rPr>
+        <w:t>CANVA</w:t>
       </w:r>
     </w:p>
     <w:p>
@@ -4388,44 +6281,6 @@
           <w:szCs w:val="24"/>
         </w:rPr>
       </w:pPr>
-    </w:p>
-    <w:p>
-      <w:pPr>
-        <w:tabs>
-          <w:tab w:val="left" w:pos="2400"/>
-        </w:tabs>
-        <w:spacing w:after="0" w:line="360" w:lineRule="auto"/>
-        <w:outlineLvl w:val="1"/>
-        <w:rPr>
-          <w:rFonts w:ascii="Times New Roman" w:hAnsi="Times New Roman" w:cs="Times New Roman"/>
-          <w:b/>
-          <w:sz w:val="24"/>
-          <w:szCs w:val="24"/>
-        </w:rPr>
-      </w:pPr>
-      <w:r>
-        <w:rPr>
-          <w:rFonts w:ascii="Times New Roman" w:hAnsi="Times New Roman" w:cs="Times New Roman"/>
-          <w:b/>
-          <w:sz w:val="24"/>
-          <w:szCs w:val="24"/>
-        </w:rPr>
-        <w:t>4.9 CANVA</w:t>
-      </w:r>
-    </w:p>
-    <w:p>
-      <w:pPr>
-        <w:tabs>
-          <w:tab w:val="left" w:pos="2400"/>
-        </w:tabs>
-        <w:spacing w:after="0" w:line="360" w:lineRule="auto"/>
-        <w:outlineLvl w:val="1"/>
-        <w:rPr>
-          <w:rFonts w:ascii="Times New Roman" w:hAnsi="Times New Roman" w:cs="Times New Roman"/>
-          <w:sz w:val="24"/>
-          <w:szCs w:val="24"/>
-        </w:rPr>
-      </w:pPr>
       <w:r>
         <w:rPr>
           <w:rFonts w:ascii="Times New Roman" w:hAnsi="Times New Roman" w:cs="Times New Roman"/>
@@ -4457,7 +6312,8 @@
           <w:tab w:val="left" w:pos="2400"/>
         </w:tabs>
         <w:spacing w:after="0" w:line="360" w:lineRule="auto"/>
-        <w:outlineLvl w:val="1"/>
+        <w:ind w:firstLine="709"/>
+        <w:jc w:val="both"/>
         <w:rPr>
           <w:rFonts w:ascii="Times New Roman" w:hAnsi="Times New Roman" w:cs="Times New Roman"/>
           <w:sz w:val="24"/>
@@ -4479,7 +6335,8 @@
           <w:tab w:val="left" w:pos="2400"/>
         </w:tabs>
         <w:spacing w:after="0" w:line="360" w:lineRule="auto"/>
-        <w:outlineLvl w:val="1"/>
+        <w:ind w:firstLine="709"/>
+        <w:jc w:val="both"/>
         <w:rPr>
           <w:rFonts w:ascii="Times New Roman" w:hAnsi="Times New Roman" w:cs="Times New Roman"/>
           <w:sz w:val="24"/>
@@ -4493,11 +6350,18 @@
           <w:sz w:val="24"/>
           <w:szCs w:val="24"/>
         </w:rPr>
-        <w:lastRenderedPageBreak/>
         <w:drawing>
-          <wp:inline distT="0" distB="0" distL="114300" distR="114300">
+          <wp:anchor distT="0" distB="0" distL="114300" distR="114300" simplePos="0" relativeHeight="251670528" behindDoc="0" locked="0" layoutInCell="1" allowOverlap="1">
+            <wp:simplePos x="0" y="0"/>
+            <wp:positionH relativeFrom="margin">
+              <wp:align>center</wp:align>
+            </wp:positionH>
+            <wp:positionV relativeFrom="page">
+              <wp:posOffset>3223260</wp:posOffset>
+            </wp:positionV>
             <wp:extent cx="4871720" cy="2413000"/>
-            <wp:effectExtent l="0" t="0" r="5080" b="6350"/>
+            <wp:effectExtent l="19050" t="19050" r="24130" b="25400"/>
+            <wp:wrapTopAndBottom/>
             <wp:docPr id="14" name="Imagem 14" descr="canva"/>
             <wp:cNvGraphicFramePr>
               <a:graphicFrameLocks xmlns:a="http://schemas.openxmlformats.org/drawingml/2006/main" noChangeAspect="1"/>
@@ -4512,7 +6376,13 @@
                     </pic:cNvPicPr>
                   </pic:nvPicPr>
                   <pic:blipFill>
-                    <a:blip r:embed="rId18"/>
+                    <a:blip r:embed="rId18" cstate="print">
+                      <a:extLst>
+                        <a:ext uri="{28A0092B-C50C-407E-A947-70E740481C1C}">
+                          <a14:useLocalDpi xmlns:a14="http://schemas.microsoft.com/office/drawing/2010/main" val="0"/>
+                        </a:ext>
+                      </a:extLst>
+                    </a:blip>
                     <a:stretch>
                       <a:fillRect/>
                     </a:stretch>
@@ -4525,526 +6395,682 @@
                     <a:prstGeom prst="rect">
                       <a:avLst/>
                     </a:prstGeom>
+                    <a:ln>
+                      <a:solidFill>
+                        <a:schemeClr val="tx1"/>
+                      </a:solidFill>
+                    </a:ln>
                   </pic:spPr>
                 </pic:pic>
               </a:graphicData>
             </a:graphic>
-          </wp:inline>
+          </wp:anchor>
         </w:drawing>
       </w:r>
-    </w:p>
-    <w:p>
-      <w:pPr>
-        <w:tabs>
-          <w:tab w:val="left" w:pos="2400"/>
-        </w:tabs>
-        <w:rPr>
-          <w:rFonts w:ascii="Times New Roman" w:hAnsi="Times New Roman" w:cs="Times New Roman"/>
-          <w:b/>
-        </w:rPr>
-      </w:pPr>
-    </w:p>
-    <w:p>
-      <w:pPr>
-        <w:tabs>
-          <w:tab w:val="left" w:pos="2400"/>
-        </w:tabs>
-        <w:rPr>
-          <w:rFonts w:ascii="Times New Roman" w:hAnsi="Times New Roman" w:cs="Times New Roman"/>
-          <w:b/>
-        </w:rPr>
-      </w:pPr>
-    </w:p>
-    <w:p>
-      <w:pPr>
-        <w:tabs>
-          <w:tab w:val="left" w:pos="2400"/>
-        </w:tabs>
-        <w:rPr>
-          <w:rFonts w:ascii="Times New Roman" w:hAnsi="Times New Roman" w:cs="Times New Roman"/>
-          <w:b/>
-        </w:rPr>
-      </w:pPr>
-    </w:p>
-    <w:p>
-      <w:pPr>
-        <w:tabs>
-          <w:tab w:val="left" w:pos="2400"/>
-        </w:tabs>
-        <w:rPr>
-          <w:rFonts w:ascii="Times New Roman" w:hAnsi="Times New Roman" w:cs="Times New Roman"/>
-          <w:b/>
-        </w:rPr>
-      </w:pPr>
-    </w:p>
-    <w:p>
-      <w:pPr>
-        <w:tabs>
-          <w:tab w:val="left" w:pos="2400"/>
-        </w:tabs>
-        <w:rPr>
-          <w:rFonts w:ascii="Times New Roman" w:hAnsi="Times New Roman" w:cs="Times New Roman"/>
-          <w:b/>
-        </w:rPr>
-      </w:pPr>
-    </w:p>
-    <w:p>
-      <w:pPr>
-        <w:tabs>
-          <w:tab w:val="left" w:pos="2400"/>
-        </w:tabs>
-        <w:rPr>
-          <w:rFonts w:ascii="Times New Roman" w:hAnsi="Times New Roman" w:cs="Times New Roman"/>
-          <w:b/>
-        </w:rPr>
-      </w:pPr>
-    </w:p>
-    <w:p>
-      <w:pPr>
-        <w:tabs>
-          <w:tab w:val="left" w:pos="2400"/>
-        </w:tabs>
-        <w:rPr>
-          <w:rFonts w:ascii="Times New Roman" w:hAnsi="Times New Roman" w:cs="Times New Roman"/>
-          <w:b/>
-        </w:rPr>
-      </w:pPr>
-    </w:p>
-    <w:p>
-      <w:pPr>
-        <w:tabs>
-          <w:tab w:val="left" w:pos="2400"/>
-        </w:tabs>
-        <w:rPr>
-          <w:rFonts w:ascii="Times New Roman" w:hAnsi="Times New Roman" w:cs="Times New Roman"/>
-          <w:b/>
-        </w:rPr>
-      </w:pPr>
-    </w:p>
-    <w:p>
-      <w:pPr>
-        <w:tabs>
-          <w:tab w:val="left" w:pos="2400"/>
-        </w:tabs>
-        <w:rPr>
-          <w:rFonts w:ascii="Times New Roman" w:hAnsi="Times New Roman" w:cs="Times New Roman"/>
-          <w:b/>
-        </w:rPr>
-      </w:pPr>
-    </w:p>
-    <w:p>
-      <w:pPr>
-        <w:tabs>
-          <w:tab w:val="left" w:pos="2400"/>
-        </w:tabs>
-        <w:rPr>
-          <w:rFonts w:ascii="Times New Roman" w:hAnsi="Times New Roman" w:cs="Times New Roman"/>
-          <w:b/>
-        </w:rPr>
-      </w:pPr>
-    </w:p>
-    <w:p>
-      <w:pPr>
-        <w:tabs>
-          <w:tab w:val="left" w:pos="2400"/>
-        </w:tabs>
-        <w:rPr>
-          <w:rFonts w:ascii="Times New Roman" w:hAnsi="Times New Roman" w:cs="Times New Roman"/>
-          <w:b/>
-        </w:rPr>
-      </w:pPr>
-    </w:p>
-    <w:p>
-      <w:pPr>
-        <w:tabs>
-          <w:tab w:val="left" w:pos="2400"/>
-        </w:tabs>
-        <w:rPr>
-          <w:rFonts w:ascii="Times New Roman" w:hAnsi="Times New Roman" w:cs="Times New Roman"/>
-          <w:b/>
-        </w:rPr>
-      </w:pPr>
-    </w:p>
-    <w:p>
-      <w:pPr>
-        <w:tabs>
-          <w:tab w:val="left" w:pos="2400"/>
-        </w:tabs>
-        <w:rPr>
-          <w:rFonts w:ascii="Times New Roman" w:hAnsi="Times New Roman" w:cs="Times New Roman"/>
-          <w:b/>
-        </w:rPr>
-      </w:pPr>
-    </w:p>
-    <w:p>
-      <w:pPr>
-        <w:tabs>
-          <w:tab w:val="left" w:pos="2400"/>
-        </w:tabs>
-        <w:rPr>
-          <w:rFonts w:ascii="Times New Roman" w:hAnsi="Times New Roman" w:cs="Times New Roman"/>
-          <w:b/>
-        </w:rPr>
-      </w:pPr>
-    </w:p>
-    <w:p>
-      <w:pPr>
-        <w:tabs>
-          <w:tab w:val="left" w:pos="2400"/>
-        </w:tabs>
-        <w:rPr>
-          <w:rFonts w:ascii="Times New Roman" w:hAnsi="Times New Roman" w:cs="Times New Roman"/>
-          <w:b/>
-        </w:rPr>
-      </w:pPr>
-    </w:p>
-    <w:p>
-      <w:pPr>
-        <w:tabs>
-          <w:tab w:val="left" w:pos="2400"/>
-        </w:tabs>
-        <w:rPr>
-          <w:rFonts w:ascii="Times New Roman" w:hAnsi="Times New Roman" w:cs="Times New Roman"/>
-          <w:b/>
-        </w:rPr>
-      </w:pPr>
-    </w:p>
-    <w:p>
-      <w:pPr>
-        <w:tabs>
-          <w:tab w:val="left" w:pos="2400"/>
-        </w:tabs>
-        <w:rPr>
-          <w:rFonts w:ascii="Times New Roman" w:hAnsi="Times New Roman" w:cs="Times New Roman"/>
-          <w:b/>
-        </w:rPr>
-      </w:pPr>
-    </w:p>
-    <w:p>
-      <w:pPr>
-        <w:tabs>
-          <w:tab w:val="left" w:pos="2400"/>
-        </w:tabs>
-        <w:rPr>
-          <w:rFonts w:ascii="Times New Roman" w:hAnsi="Times New Roman" w:cs="Times New Roman"/>
-          <w:b/>
-        </w:rPr>
-      </w:pPr>
-    </w:p>
-    <w:p>
-      <w:pPr>
-        <w:tabs>
-          <w:tab w:val="left" w:pos="2400"/>
-        </w:tabs>
-        <w:rPr>
-          <w:rFonts w:ascii="Times New Roman" w:hAnsi="Times New Roman" w:cs="Times New Roman"/>
-          <w:b/>
-        </w:rPr>
-      </w:pPr>
-    </w:p>
-    <w:p>
-      <w:pPr>
-        <w:tabs>
-          <w:tab w:val="left" w:pos="2400"/>
-        </w:tabs>
-        <w:rPr>
-          <w:rFonts w:ascii="Times New Roman" w:hAnsi="Times New Roman" w:cs="Times New Roman"/>
-          <w:b/>
-        </w:rPr>
-      </w:pPr>
-    </w:p>
-    <w:p>
-      <w:pPr>
-        <w:tabs>
-          <w:tab w:val="left" w:pos="2400"/>
-        </w:tabs>
-        <w:rPr>
-          <w:rFonts w:ascii="Times New Roman" w:hAnsi="Times New Roman" w:cs="Times New Roman"/>
-          <w:b/>
-        </w:rPr>
-      </w:pPr>
-    </w:p>
-    <w:p>
-      <w:pPr>
-        <w:tabs>
-          <w:tab w:val="left" w:pos="2400"/>
-        </w:tabs>
-        <w:rPr>
-          <w:rFonts w:ascii="Times New Roman" w:hAnsi="Times New Roman" w:cs="Times New Roman"/>
-          <w:b/>
-        </w:rPr>
-      </w:pPr>
-    </w:p>
-    <w:p>
-      <w:pPr>
-        <w:tabs>
-          <w:tab w:val="left" w:pos="2400"/>
-        </w:tabs>
-        <w:spacing w:line="360" w:lineRule="auto"/>
-        <w:outlineLvl w:val="0"/>
-        <w:rPr>
-          <w:rFonts w:ascii="Times New Roman" w:hAnsi="Times New Roman" w:cs="Times New Roman"/>
-          <w:b/>
-        </w:rPr>
-      </w:pPr>
-    </w:p>
-    <w:p>
-      <w:pPr>
-        <w:tabs>
-          <w:tab w:val="left" w:pos="2400"/>
-        </w:tabs>
-        <w:spacing w:line="360" w:lineRule="auto"/>
-        <w:outlineLvl w:val="0"/>
-        <w:rPr>
-          <w:rFonts w:ascii="Times New Roman" w:hAnsi="Times New Roman" w:cs="Times New Roman"/>
-          <w:b/>
-          <w:sz w:val="24"/>
-          <w:szCs w:val="24"/>
-        </w:rPr>
-      </w:pPr>
-      <w:bookmarkStart w:id="7" w:name="_Toc205989574"/>
-    </w:p>
-    <w:p>
-      <w:pPr>
-        <w:tabs>
-          <w:tab w:val="left" w:pos="2400"/>
-        </w:tabs>
-        <w:spacing w:line="360" w:lineRule="auto"/>
-        <w:outlineLvl w:val="0"/>
-        <w:rPr>
-          <w:rFonts w:ascii="Times New Roman" w:hAnsi="Times New Roman" w:cs="Times New Roman"/>
-          <w:b/>
-          <w:sz w:val="24"/>
-          <w:szCs w:val="24"/>
-        </w:rPr>
-      </w:pPr>
-    </w:p>
-    <w:p>
-      <w:pPr>
-        <w:tabs>
-          <w:tab w:val="left" w:pos="2400"/>
-        </w:tabs>
-        <w:spacing w:after="0" w:line="360" w:lineRule="auto"/>
-        <w:outlineLvl w:val="0"/>
-        <w:rPr>
-          <w:rFonts w:ascii="Times New Roman" w:hAnsi="Times New Roman" w:cs="Times New Roman"/>
-          <w:b/>
-          <w:sz w:val="24"/>
-          <w:szCs w:val="24"/>
-        </w:rPr>
-      </w:pPr>
-    </w:p>
-    <w:p>
-      <w:pPr>
-        <w:tabs>
-          <w:tab w:val="left" w:pos="2400"/>
-        </w:tabs>
-        <w:spacing w:after="0" w:line="360" w:lineRule="auto"/>
-        <w:outlineLvl w:val="0"/>
-        <w:rPr>
-          <w:rFonts w:ascii="Times New Roman" w:hAnsi="Times New Roman" w:cs="Times New Roman"/>
-          <w:b/>
-          <w:sz w:val="24"/>
-          <w:szCs w:val="24"/>
-        </w:rPr>
-      </w:pPr>
-    </w:p>
-    <w:p>
-      <w:pPr>
-        <w:tabs>
-          <w:tab w:val="left" w:pos="2400"/>
-        </w:tabs>
-        <w:spacing w:after="0" w:line="360" w:lineRule="auto"/>
-        <w:outlineLvl w:val="0"/>
-        <w:rPr>
-          <w:rFonts w:ascii="Times New Roman" w:hAnsi="Times New Roman" w:cs="Times New Roman"/>
-          <w:b/>
-          <w:sz w:val="24"/>
-          <w:szCs w:val="24"/>
-        </w:rPr>
-      </w:pPr>
-    </w:p>
-    <w:p>
-      <w:pPr>
-        <w:tabs>
-          <w:tab w:val="left" w:pos="2400"/>
-        </w:tabs>
-        <w:spacing w:after="0" w:line="360" w:lineRule="auto"/>
-        <w:outlineLvl w:val="0"/>
-        <w:rPr>
-          <w:rFonts w:ascii="Times New Roman" w:hAnsi="Times New Roman" w:cs="Times New Roman"/>
-          <w:b/>
-          <w:sz w:val="24"/>
-          <w:szCs w:val="24"/>
-        </w:rPr>
-      </w:pPr>
-      <w:r>
-        <w:rPr>
-          <w:rFonts w:ascii="Times New Roman" w:hAnsi="Times New Roman" w:cs="Times New Roman"/>
-          <w:b/>
-          <w:sz w:val="24"/>
-          <w:szCs w:val="24"/>
-        </w:rPr>
-        <w:t>5 APRESENTAÇÃO E ANALISE DOS RESULTADOS</w:t>
-      </w:r>
-      <w:bookmarkEnd w:id="7"/>
-    </w:p>
-    <w:p>
-      <w:pPr>
-        <w:tabs>
-          <w:tab w:val="left" w:pos="2400"/>
-        </w:tabs>
-        <w:spacing w:line="360" w:lineRule="auto"/>
+      <w:r>
+        <w:rPr>
+          <w:rFonts w:ascii="Times New Roman" w:hAnsi="Times New Roman" w:cs="Times New Roman"/>
+          <w:b/>
+          <w:sz w:val="24"/>
+          <w:szCs w:val="24"/>
+        </w:rPr>
+        <w:t>Figura 9 -</w:t>
+      </w:r>
+      <w:r>
+        <w:rPr>
+          <w:rFonts w:ascii="Times New Roman" w:hAnsi="Times New Roman" w:cs="Times New Roman"/>
+          <w:sz w:val="24"/>
+          <w:szCs w:val="24"/>
+        </w:rPr>
+        <w:t>Canva</w:t>
+      </w:r>
+    </w:p>
+    <w:p>
+      <w:pPr>
+        <w:tabs>
+          <w:tab w:val="left" w:pos="2400"/>
+        </w:tabs>
+        <w:spacing w:after="0" w:line="360" w:lineRule="auto"/>
+        <w:outlineLvl w:val="1"/>
+        <w:rPr>
+          <w:rFonts w:ascii="Times New Roman" w:hAnsi="Times New Roman" w:cs="Times New Roman"/>
+          <w:sz w:val="24"/>
+          <w:szCs w:val="24"/>
+        </w:rPr>
+      </w:pPr>
+    </w:p>
+    <w:p>
+      <w:pPr>
+        <w:tabs>
+          <w:tab w:val="left" w:pos="2400"/>
+        </w:tabs>
+        <w:rPr>
+          <w:rFonts w:ascii="Times New Roman" w:hAnsi="Times New Roman" w:cs="Times New Roman"/>
+          <w:b/>
+        </w:rPr>
+      </w:pPr>
+      <w:r>
+        <w:rPr>
+          <w:rFonts w:ascii="Times New Roman" w:hAnsi="Times New Roman" w:cs="Times New Roman"/>
+          <w:b/>
+        </w:rPr>
+        <w:t>4.10 JAVASCRIPT</w:t>
+      </w:r>
+    </w:p>
+    <w:p>
+      <w:pPr>
+        <w:pStyle w:val="NormalWeb"/>
+        <w:spacing w:before="0" w:beforeAutospacing="0" w:after="0" w:afterAutospacing="0" w:line="360" w:lineRule="auto"/>
         <w:ind w:firstLine="709"/>
         <w:jc w:val="both"/>
         <w:rPr>
-          <w:rFonts w:ascii="Times New Roman" w:hAnsi="Times New Roman" w:cs="Times New Roman"/>
-          <w:b/>
-          <w:sz w:val="24"/>
-          <w:szCs w:val="24"/>
-        </w:rPr>
-      </w:pPr>
-      <w:r>
-        <w:rPr>
-          <w:rFonts w:ascii="Times New Roman" w:hAnsi="Times New Roman" w:cs="Times New Roman"/>
-          <w:b/>
-          <w:sz w:val="24"/>
-          <w:szCs w:val="24"/>
-        </w:rPr>
-        <w:t>Neste capítulo o autor deve apresentar os resultados obtidos com a execução</w:t>
-      </w:r>
-    </w:p>
-    <w:p>
-      <w:pPr>
-        <w:tabs>
-          <w:tab w:val="left" w:pos="2400"/>
-        </w:tabs>
-        <w:spacing w:line="360" w:lineRule="auto"/>
+          <w:u w:val="single"/>
+        </w:rPr>
+      </w:pPr>
+      <w:r>
+        <w:t>JavaScript (JS) é uma linguagem que roda em navegadores de internet e vem ganhando cada vez mais protagonismo pela sua facilidade no uso e entendimento, mesmo tendo alguns elementos complexos; um motivo deste seu destaque recente é a sua enorme capacidade de integrar, interagir e deixar a comunicação mais fácil e rápida do site e o código. Sua diferenciação da linguagem Java é aparente pois as duas têm objetivos diferentes, já que o Java é pensado com a meta de construir aplicativos, já o JS é baseado na ideia de aprimorar web sites com seus recursos interativos e seu conteúdo dinâmico.</w:t>
+      </w:r>
+      <w:r>
+        <w:br/>
+      </w:r>
+      <w:bookmarkStart w:id="16" w:name="_GoBack"/>
+      <w:bookmarkEnd w:id="16"/>
+    </w:p>
+    <w:p>
+      <w:pPr>
+        <w:tabs>
+          <w:tab w:val="left" w:pos="2400"/>
+        </w:tabs>
+        <w:rPr>
+          <w:rFonts w:ascii="Times New Roman" w:hAnsi="Times New Roman" w:cs="Times New Roman"/>
+          <w:b/>
+        </w:rPr>
+      </w:pPr>
+    </w:p>
+    <w:p>
+      <w:pPr>
+        <w:tabs>
+          <w:tab w:val="left" w:pos="2400"/>
+        </w:tabs>
+        <w:spacing w:after="0" w:line="360" w:lineRule="auto"/>
+        <w:outlineLvl w:val="0"/>
+        <w:rPr>
+          <w:rFonts w:ascii="Times New Roman" w:hAnsi="Times New Roman" w:cs="Times New Roman"/>
+          <w:b/>
+          <w:sz w:val="24"/>
+          <w:szCs w:val="24"/>
+        </w:rPr>
+      </w:pPr>
+      <w:bookmarkStart w:id="17" w:name="_Toc215492775"/>
+      <w:r>
+        <w:rPr>
+          <w:rFonts w:ascii="Times New Roman" w:hAnsi="Times New Roman" w:cs="Times New Roman"/>
+          <w:b/>
+          <w:sz w:val="24"/>
+          <w:szCs w:val="24"/>
+        </w:rPr>
+        <w:t>5</w:t>
+      </w:r>
+      <w:r>
+        <w:rPr>
+          <w:rFonts w:ascii="Times New Roman" w:hAnsi="Times New Roman" w:cs="Times New Roman"/>
+          <w:b/>
+          <w:sz w:val="24"/>
+          <w:szCs w:val="24"/>
+        </w:rPr>
+        <w:t xml:space="preserve"> </w:t>
+      </w:r>
+      <w:r>
+        <w:rPr>
+          <w:rFonts w:ascii="Times New Roman" w:hAnsi="Times New Roman" w:cs="Times New Roman"/>
+          <w:b/>
+          <w:sz w:val="24"/>
+          <w:szCs w:val="24"/>
+        </w:rPr>
+        <w:t>RESULTADOS</w:t>
+      </w:r>
+      <w:bookmarkEnd w:id="17"/>
+    </w:p>
+    <w:p>
+      <w:pPr>
+        <w:tabs>
+          <w:tab w:val="left" w:pos="2400"/>
+        </w:tabs>
+        <w:spacing w:after="0" w:line="360" w:lineRule="auto"/>
         <w:ind w:firstLine="709"/>
         <w:jc w:val="both"/>
         <w:rPr>
           <w:rFonts w:ascii="Times New Roman" w:hAnsi="Times New Roman" w:cs="Times New Roman"/>
-          <w:b/>
-          <w:sz w:val="24"/>
-          <w:szCs w:val="24"/>
-        </w:rPr>
-      </w:pPr>
-      <w:r>
-        <w:rPr>
-          <w:rFonts w:ascii="Times New Roman" w:hAnsi="Times New Roman" w:cs="Times New Roman"/>
-          <w:b/>
-          <w:sz w:val="24"/>
-          <w:szCs w:val="24"/>
-        </w:rPr>
-        <w:t>das propostas trabalhadas nos capítulos de desenvolvimento do trabalho. Em</w:t>
-      </w:r>
-    </w:p>
-    <w:p>
-      <w:pPr>
-        <w:tabs>
-          <w:tab w:val="left" w:pos="2400"/>
-        </w:tabs>
-        <w:spacing w:line="360" w:lineRule="auto"/>
+          <w:sz w:val="24"/>
+          <w:szCs w:val="24"/>
+        </w:rPr>
+      </w:pPr>
+      <w:r>
+        <w:rPr>
+          <w:rFonts w:ascii="Times New Roman" w:hAnsi="Times New Roman" w:cs="Times New Roman"/>
+          <w:sz w:val="24"/>
+          <w:szCs w:val="24"/>
+        </w:rPr>
+        <w:t xml:space="preserve">O desenvolvimento do site para vendas de produtos e atendimentos de pet shop </w:t>
+      </w:r>
+      <w:r>
+        <w:rPr>
+          <w:rFonts w:ascii="Times New Roman" w:hAnsi="Times New Roman" w:cs="Times New Roman"/>
+          <w:sz w:val="24"/>
+          <w:szCs w:val="24"/>
+        </w:rPr>
+        <w:t xml:space="preserve">focou na qualidade e eficiência do seu funcionamento. Ao integrar funcionalidades como feedback dos clientes, mensagens diretamente com os vendedores e página de </w:t>
+      </w:r>
+      <w:r>
+        <w:rPr>
+          <w:rFonts w:ascii="Times New Roman" w:hAnsi="Times New Roman" w:cs="Times New Roman"/>
+          <w:sz w:val="24"/>
+          <w:szCs w:val="24"/>
+        </w:rPr>
+        <w:lastRenderedPageBreak/>
+        <w:t>informações “Sobre nós”, foi possível otimizar a experiência do usuário, promovendo maior confiabilidade, segurança e preocupação com a opinião sobre produtos e atendimentos.</w:t>
+      </w:r>
+    </w:p>
+    <w:p>
+      <w:pPr>
+        <w:tabs>
+          <w:tab w:val="left" w:pos="2400"/>
+        </w:tabs>
+        <w:spacing w:after="0" w:line="360" w:lineRule="auto"/>
         <w:ind w:firstLine="709"/>
         <w:jc w:val="both"/>
         <w:rPr>
           <w:rFonts w:ascii="Times New Roman" w:hAnsi="Times New Roman" w:cs="Times New Roman"/>
-          <w:b/>
-          <w:sz w:val="24"/>
-          <w:szCs w:val="24"/>
-        </w:rPr>
-      </w:pPr>
-      <w:r>
-        <w:rPr>
-          <w:rFonts w:ascii="Times New Roman" w:hAnsi="Times New Roman" w:cs="Times New Roman"/>
-          <w:b/>
-          <w:sz w:val="24"/>
-          <w:szCs w:val="24"/>
-        </w:rPr>
-        <w:t>algumas pesquisas este capítulo pode resultar em um capítulo posterior de Análise</w:t>
-      </w:r>
-    </w:p>
-    <w:p>
-      <w:pPr>
-        <w:tabs>
-          <w:tab w:val="left" w:pos="2400"/>
-        </w:tabs>
-        <w:spacing w:line="360" w:lineRule="auto"/>
+          <w:sz w:val="24"/>
+          <w:szCs w:val="24"/>
+        </w:rPr>
+      </w:pPr>
+      <w:r>
+        <w:rPr>
+          <w:rFonts w:ascii="Times New Roman" w:hAnsi="Times New Roman" w:cs="Times New Roman"/>
+          <w:sz w:val="24"/>
+          <w:szCs w:val="24"/>
+        </w:rPr>
+        <w:t xml:space="preserve">Para a construção do software, foi utilizado as tecnologias HTML, CSS, JavaScript, </w:t>
+      </w:r>
+      <w:r>
+        <w:rPr>
+          <w:rFonts w:ascii="Times New Roman" w:hAnsi="Times New Roman" w:cs="Times New Roman"/>
+          <w:sz w:val="24"/>
+          <w:szCs w:val="24"/>
+        </w:rPr>
+        <w:t>que permiti</w:t>
+      </w:r>
+      <w:r>
+        <w:rPr>
+          <w:rFonts w:ascii="Times New Roman" w:hAnsi="Times New Roman" w:cs="Times New Roman"/>
+          <w:sz w:val="24"/>
+          <w:szCs w:val="24"/>
+        </w:rPr>
+        <w:t>ram a criação</w:t>
+      </w:r>
+      <w:r>
+        <w:rPr>
+          <w:rFonts w:ascii="Times New Roman" w:hAnsi="Times New Roman" w:cs="Times New Roman"/>
+          <w:sz w:val="24"/>
+          <w:szCs w:val="24"/>
+        </w:rPr>
+        <w:t xml:space="preserve"> uma interface e realizar o back-end das páginas, </w:t>
+      </w:r>
+      <w:r>
+        <w:rPr>
+          <w:rFonts w:ascii="Times New Roman" w:hAnsi="Times New Roman" w:cs="Times New Roman"/>
+          <w:sz w:val="24"/>
+          <w:szCs w:val="24"/>
+        </w:rPr>
+        <w:t>MySQL</w:t>
+      </w:r>
+      <w:r>
+        <w:rPr>
+          <w:rFonts w:ascii="Times New Roman" w:hAnsi="Times New Roman" w:cs="Times New Roman"/>
+          <w:sz w:val="24"/>
+          <w:szCs w:val="24"/>
+        </w:rPr>
+        <w:t>, Git e GitHub</w:t>
+      </w:r>
+      <w:r>
+        <w:rPr>
+          <w:rFonts w:ascii="Times New Roman" w:hAnsi="Times New Roman" w:cs="Times New Roman"/>
+          <w:sz w:val="24"/>
+          <w:szCs w:val="24"/>
+        </w:rPr>
+        <w:t xml:space="preserve"> para armazenar dados</w:t>
+      </w:r>
+      <w:r>
+        <w:rPr>
+          <w:rFonts w:ascii="Times New Roman" w:hAnsi="Times New Roman" w:cs="Times New Roman"/>
+          <w:sz w:val="24"/>
+          <w:szCs w:val="24"/>
+        </w:rPr>
+        <w:t xml:space="preserve"> e a</w:t>
+      </w:r>
+      <w:r>
+        <w:rPr>
+          <w:rFonts w:ascii="Times New Roman" w:hAnsi="Times New Roman" w:cs="Times New Roman"/>
+          <w:sz w:val="24"/>
+          <w:szCs w:val="24"/>
+        </w:rPr>
+        <w:t xml:space="preserve"> </w:t>
+      </w:r>
+      <w:r>
+        <w:rPr>
+          <w:rFonts w:ascii="Times New Roman" w:hAnsi="Times New Roman" w:cs="Times New Roman"/>
+          <w:sz w:val="24"/>
+          <w:szCs w:val="24"/>
+        </w:rPr>
+        <w:t xml:space="preserve">IDE VsCode para escrever, gerenciar e depurar os códigos de programação de forma eficiente. Com a implementação da API com Node.js foi possível realizar a comunicação entre o front-end e back-end, </w:t>
+      </w:r>
+      <w:r>
+        <w:rPr>
+          <w:rFonts w:ascii="Times New Roman" w:hAnsi="Times New Roman" w:cs="Times New Roman"/>
+          <w:sz w:val="24"/>
+          <w:szCs w:val="24"/>
+        </w:rPr>
+        <w:t>aprimorando o desempenho geral.</w:t>
+      </w:r>
+    </w:p>
+    <w:p>
+      <w:pPr>
+        <w:tabs>
+          <w:tab w:val="left" w:pos="2400"/>
+        </w:tabs>
+        <w:spacing w:after="0" w:line="360" w:lineRule="auto"/>
         <w:ind w:firstLine="709"/>
         <w:jc w:val="both"/>
         <w:rPr>
           <w:rFonts w:ascii="Times New Roman" w:hAnsi="Times New Roman" w:cs="Times New Roman"/>
-          <w:b/>
-          <w:sz w:val="24"/>
-          <w:szCs w:val="24"/>
-        </w:rPr>
-      </w:pPr>
-      <w:r>
-        <w:rPr>
-          <w:rFonts w:ascii="Times New Roman" w:hAnsi="Times New Roman" w:cs="Times New Roman"/>
-          <w:b/>
-          <w:sz w:val="24"/>
-          <w:szCs w:val="24"/>
-        </w:rPr>
-        <w:t>e Discussão dos Dados.</w:t>
-      </w:r>
-    </w:p>
-    <w:p>
-      <w:pPr>
-        <w:tabs>
-          <w:tab w:val="left" w:pos="2400"/>
-        </w:tabs>
-        <w:spacing w:line="360" w:lineRule="auto"/>
+          <w:sz w:val="24"/>
+          <w:szCs w:val="24"/>
+        </w:rPr>
+      </w:pPr>
+      <w:r>
+        <w:rPr>
+          <w:rFonts w:ascii="Times New Roman" w:hAnsi="Times New Roman" w:cs="Times New Roman"/>
+          <w:sz w:val="24"/>
+          <w:szCs w:val="24"/>
+        </w:rPr>
+        <w:t xml:space="preserve">A organização e o desempenho da equipe foram essenciais para o sucesso do projeto. </w:t>
+      </w:r>
+      <w:r>
+        <w:rPr>
+          <w:rFonts w:ascii="Times New Roman" w:hAnsi="Times New Roman" w:cs="Times New Roman"/>
+          <w:sz w:val="24"/>
+          <w:szCs w:val="24"/>
+        </w:rPr>
+        <w:t>A divisão das tarefas foi realizada</w:t>
+      </w:r>
+      <w:r>
+        <w:rPr>
+          <w:rFonts w:ascii="Times New Roman" w:hAnsi="Times New Roman" w:cs="Times New Roman"/>
+          <w:sz w:val="24"/>
+          <w:szCs w:val="24"/>
+        </w:rPr>
+        <w:t xml:space="preserve"> com base nas habilidades individuais de cada integrante do grupo, melhorando o </w:t>
+      </w:r>
+      <w:r>
+        <w:rPr>
+          <w:rFonts w:ascii="Times New Roman" w:hAnsi="Times New Roman" w:cs="Times New Roman"/>
+          <w:sz w:val="24"/>
+          <w:szCs w:val="24"/>
+        </w:rPr>
+        <w:t>trabalho em equipe e aumentando a produtividade</w:t>
+      </w:r>
+      <w:r>
+        <w:rPr>
+          <w:rFonts w:ascii="Times New Roman" w:hAnsi="Times New Roman" w:cs="Times New Roman"/>
+          <w:sz w:val="24"/>
+          <w:szCs w:val="24"/>
+        </w:rPr>
+        <w:t xml:space="preserve">, essa colaboração resultou em uma inovação tecnológica, fortalecendo competências técnicas e ressaltando o quão importante é o trabalho coletivo. </w:t>
+      </w:r>
+    </w:p>
+    <w:p>
+      <w:pPr>
+        <w:tabs>
+          <w:tab w:val="left" w:pos="2400"/>
+        </w:tabs>
+        <w:spacing w:after="0" w:line="360" w:lineRule="auto"/>
+        <w:outlineLvl w:val="0"/>
+        <w:rPr>
+          <w:rFonts w:ascii="Times New Roman" w:hAnsi="Times New Roman" w:cs="Times New Roman"/>
+          <w:sz w:val="24"/>
+          <w:szCs w:val="24"/>
+        </w:rPr>
+      </w:pPr>
+    </w:p>
+    <w:p>
+      <w:pPr>
+        <w:tabs>
+          <w:tab w:val="left" w:pos="2400"/>
+        </w:tabs>
+        <w:spacing w:after="0" w:line="360" w:lineRule="auto"/>
+        <w:outlineLvl w:val="0"/>
+        <w:rPr>
+          <w:rFonts w:ascii="Times New Roman" w:hAnsi="Times New Roman" w:cs="Times New Roman"/>
+          <w:b/>
+          <w:sz w:val="24"/>
+          <w:szCs w:val="24"/>
+        </w:rPr>
+      </w:pPr>
+      <w:bookmarkStart w:id="18" w:name="_Toc215492776"/>
+      <w:r>
+        <w:rPr>
+          <w:rFonts w:ascii="Times New Roman" w:hAnsi="Times New Roman" w:cs="Times New Roman"/>
+          <w:b/>
+          <w:sz w:val="24"/>
+          <w:szCs w:val="24"/>
+        </w:rPr>
+        <w:t>6 CONCLUSÃO</w:t>
+      </w:r>
+      <w:bookmarkEnd w:id="18"/>
+    </w:p>
+    <w:p>
+      <w:pPr>
+        <w:tabs>
+          <w:tab w:val="left" w:pos="2400"/>
+        </w:tabs>
+        <w:spacing w:after="0" w:line="360" w:lineRule="auto"/>
         <w:ind w:firstLine="709"/>
         <w:jc w:val="both"/>
         <w:rPr>
           <w:rFonts w:ascii="Times New Roman" w:hAnsi="Times New Roman" w:cs="Times New Roman"/>
-          <w:b/>
-          <w:sz w:val="24"/>
-          <w:szCs w:val="24"/>
-        </w:rPr>
-      </w:pPr>
-      <w:r>
-        <w:rPr>
-          <w:rFonts w:ascii="Times New Roman" w:hAnsi="Times New Roman" w:cs="Times New Roman"/>
-          <w:b/>
-          <w:sz w:val="24"/>
-          <w:szCs w:val="24"/>
-        </w:rPr>
-        <w:t>A transcrição dos resultados deve ser feita de maneira fiel aquela obtida com</w:t>
-      </w:r>
-    </w:p>
-    <w:p>
-      <w:pPr>
-        <w:tabs>
-          <w:tab w:val="left" w:pos="2400"/>
-        </w:tabs>
-        <w:spacing w:line="360" w:lineRule="auto"/>
+          <w:sz w:val="24"/>
+          <w:szCs w:val="24"/>
+        </w:rPr>
+      </w:pPr>
+      <w:r>
+        <w:rPr>
+          <w:rFonts w:ascii="Times New Roman" w:hAnsi="Times New Roman" w:cs="Times New Roman"/>
+          <w:sz w:val="24"/>
+          <w:szCs w:val="24"/>
+        </w:rPr>
+        <w:t xml:space="preserve">O desenvolvimento </w:t>
+      </w:r>
+      <w:r>
+        <w:rPr>
+          <w:rFonts w:ascii="Times New Roman" w:hAnsi="Times New Roman" w:cs="Times New Roman"/>
+          <w:sz w:val="24"/>
+          <w:szCs w:val="24"/>
+        </w:rPr>
+        <w:t>do site “OH my dog!” destacou a importância de trabalhar em conjunto, dividir tarefas e organizar responsabilidades para realizar as entregas no certo prazo</w:t>
+      </w:r>
+      <w:r>
+        <w:rPr>
+          <w:rFonts w:ascii="Times New Roman" w:hAnsi="Times New Roman" w:cs="Times New Roman"/>
+          <w:sz w:val="24"/>
+          <w:szCs w:val="24"/>
+        </w:rPr>
+        <w:t xml:space="preserve">, </w:t>
+      </w:r>
+      <w:r>
+        <w:rPr>
+          <w:rFonts w:ascii="Times New Roman" w:hAnsi="Times New Roman" w:cs="Times New Roman"/>
+          <w:sz w:val="24"/>
+          <w:szCs w:val="24"/>
+        </w:rPr>
+        <w:t>através das metodologias ágeis, que permitiu a organização do projeto com entregas divididas por sprints, aprimorando nosso comprometimento e agilidade na execução de projetos. A comunicação entre os participantes do grupo foi fundamental para a execução do projeto e auxiliou na resolução de conflitos, favorecendo o trabalho à um ambiente de crescimento e aprendizado mútuo.</w:t>
+      </w:r>
+    </w:p>
+    <w:p>
+      <w:pPr>
+        <w:tabs>
+          <w:tab w:val="left" w:pos="2400"/>
+        </w:tabs>
+        <w:spacing w:after="0" w:line="360" w:lineRule="auto"/>
         <w:ind w:firstLine="709"/>
         <w:jc w:val="both"/>
         <w:rPr>
           <w:rFonts w:ascii="Times New Roman" w:hAnsi="Times New Roman" w:cs="Times New Roman"/>
-          <w:b/>
-          <w:sz w:val="24"/>
-          <w:szCs w:val="24"/>
-        </w:rPr>
-      </w:pPr>
-      <w:r>
-        <w:rPr>
-          <w:rFonts w:ascii="Times New Roman" w:hAnsi="Times New Roman" w:cs="Times New Roman"/>
-          <w:b/>
-          <w:sz w:val="24"/>
-          <w:szCs w:val="24"/>
-        </w:rPr>
-        <w:t>a execução das propostas e, apresentar a interpretação crítica dos dados,</w:t>
-      </w:r>
-    </w:p>
-    <w:p>
-      <w:pPr>
-        <w:tabs>
-          <w:tab w:val="left" w:pos="2400"/>
-        </w:tabs>
-        <w:spacing w:line="360" w:lineRule="auto"/>
+          <w:sz w:val="24"/>
+          <w:szCs w:val="24"/>
+        </w:rPr>
+      </w:pPr>
+      <w:r>
+        <w:rPr>
+          <w:rFonts w:ascii="Times New Roman" w:hAnsi="Times New Roman" w:cs="Times New Roman"/>
+          <w:sz w:val="24"/>
+          <w:szCs w:val="24"/>
+        </w:rPr>
+        <w:t xml:space="preserve">O processo de desenvolvimento abrangeu </w:t>
+      </w:r>
+      <w:r>
+        <w:rPr>
+          <w:rFonts w:ascii="Times New Roman" w:hAnsi="Times New Roman" w:cs="Times New Roman"/>
+          <w:sz w:val="24"/>
+          <w:szCs w:val="24"/>
+        </w:rPr>
+        <w:t xml:space="preserve">pesquisas intensivas e programação, oportunizando conhecimento técnico aprofundado e fortaleceu qualidades, trabalhou habilidades e abrangeu sabedorias sobre o mundo tecnológico, o projeto foi incentivo de perseverança e comprometimento, encarando desafios, porém, não desistindo. Ao final, podemos concluir que, a colaboração entre os membros foi um dos ensinamentos mais significativos, evidenciando a importância do trabalho coletivo para atingir um propósito.  </w:t>
+      </w:r>
+    </w:p>
+    <w:p>
+      <w:pPr>
+        <w:spacing w:after="0" w:line="240" w:lineRule="auto"/>
+        <w:rPr>
+          <w:rFonts w:ascii="Times New Roman" w:hAnsi="Times New Roman" w:cs="Times New Roman"/>
+          <w:sz w:val="24"/>
+          <w:szCs w:val="24"/>
+        </w:rPr>
+      </w:pPr>
+    </w:p>
+    <w:p>
+      <w:pPr>
+        <w:spacing w:after="0" w:line="240" w:lineRule="auto"/>
+        <w:rPr>
+          <w:rFonts w:ascii="Times New Roman" w:hAnsi="Times New Roman" w:cs="Times New Roman"/>
+          <w:b/>
+        </w:rPr>
+      </w:pPr>
+    </w:p>
+    <w:p>
+      <w:pPr>
+        <w:spacing w:after="0" w:line="240" w:lineRule="auto"/>
+        <w:rPr>
+          <w:rFonts w:ascii="Times New Roman" w:hAnsi="Times New Roman" w:cs="Times New Roman"/>
+          <w:b/>
+        </w:rPr>
+      </w:pPr>
+    </w:p>
+    <w:p>
+      <w:pPr>
+        <w:spacing w:after="0" w:line="240" w:lineRule="auto"/>
+        <w:rPr>
+          <w:rFonts w:ascii="Times New Roman" w:hAnsi="Times New Roman" w:cs="Times New Roman"/>
+          <w:b/>
+        </w:rPr>
+      </w:pPr>
+    </w:p>
+    <w:p>
+      <w:pPr>
+        <w:spacing w:after="0" w:line="240" w:lineRule="auto"/>
+        <w:rPr>
+          <w:rFonts w:ascii="Times New Roman" w:hAnsi="Times New Roman" w:cs="Times New Roman"/>
+          <w:b/>
+        </w:rPr>
+      </w:pPr>
+    </w:p>
+    <w:p>
+      <w:pPr>
+        <w:spacing w:after="0" w:line="240" w:lineRule="auto"/>
+        <w:rPr>
+          <w:rFonts w:ascii="Times New Roman" w:hAnsi="Times New Roman" w:cs="Times New Roman"/>
+          <w:b/>
+        </w:rPr>
+      </w:pPr>
+    </w:p>
+    <w:p>
+      <w:pPr>
+        <w:spacing w:after="0" w:line="240" w:lineRule="auto"/>
+        <w:rPr>
+          <w:rFonts w:ascii="Times New Roman" w:hAnsi="Times New Roman" w:cs="Times New Roman"/>
+          <w:b/>
+        </w:rPr>
+      </w:pPr>
+    </w:p>
+    <w:p>
+      <w:pPr>
+        <w:spacing w:after="0" w:line="240" w:lineRule="auto"/>
+        <w:rPr>
+          <w:rFonts w:ascii="Times New Roman" w:hAnsi="Times New Roman" w:cs="Times New Roman"/>
+          <w:b/>
+        </w:rPr>
+      </w:pPr>
+    </w:p>
+    <w:p>
+      <w:pPr>
+        <w:spacing w:after="0" w:line="240" w:lineRule="auto"/>
+        <w:rPr>
+          <w:rFonts w:ascii="Times New Roman" w:hAnsi="Times New Roman" w:cs="Times New Roman"/>
+          <w:b/>
+        </w:rPr>
+      </w:pPr>
+    </w:p>
+    <w:p>
+      <w:pPr>
+        <w:spacing w:after="0" w:line="240" w:lineRule="auto"/>
+        <w:rPr>
+          <w:rFonts w:ascii="Times New Roman" w:hAnsi="Times New Roman" w:cs="Times New Roman"/>
+          <w:b/>
+        </w:rPr>
+      </w:pPr>
+    </w:p>
+    <w:p>
+      <w:pPr>
+        <w:spacing w:after="0" w:line="240" w:lineRule="auto"/>
+        <w:rPr>
+          <w:rFonts w:ascii="Times New Roman" w:hAnsi="Times New Roman" w:cs="Times New Roman"/>
+          <w:b/>
+        </w:rPr>
+      </w:pPr>
+    </w:p>
+    <w:p>
+      <w:pPr>
+        <w:spacing w:after="0" w:line="240" w:lineRule="auto"/>
+        <w:rPr>
+          <w:rFonts w:ascii="Times New Roman" w:hAnsi="Times New Roman" w:cs="Times New Roman"/>
+          <w:b/>
+        </w:rPr>
+      </w:pPr>
+    </w:p>
+    <w:p>
+      <w:pPr>
+        <w:spacing w:after="0" w:line="240" w:lineRule="auto"/>
+        <w:rPr>
+          <w:rFonts w:ascii="Times New Roman" w:hAnsi="Times New Roman" w:cs="Times New Roman"/>
+          <w:b/>
+        </w:rPr>
+      </w:pPr>
+    </w:p>
+    <w:p>
+      <w:pPr>
+        <w:spacing w:after="0" w:line="240" w:lineRule="auto"/>
+        <w:rPr>
+          <w:rFonts w:ascii="Times New Roman" w:hAnsi="Times New Roman" w:cs="Times New Roman"/>
+          <w:b/>
+        </w:rPr>
+      </w:pPr>
+    </w:p>
+    <w:p>
+      <w:pPr>
+        <w:spacing w:after="0" w:line="240" w:lineRule="auto"/>
+        <w:rPr>
+          <w:rFonts w:ascii="Times New Roman" w:hAnsi="Times New Roman" w:cs="Times New Roman"/>
+          <w:b/>
+        </w:rPr>
+      </w:pPr>
+    </w:p>
+    <w:p>
+      <w:pPr>
+        <w:spacing w:after="0" w:line="240" w:lineRule="auto"/>
+        <w:rPr>
+          <w:rFonts w:ascii="Times New Roman" w:hAnsi="Times New Roman" w:cs="Times New Roman"/>
+          <w:b/>
+        </w:rPr>
+      </w:pPr>
+    </w:p>
+    <w:p>
+      <w:pPr>
+        <w:spacing w:after="0" w:line="240" w:lineRule="auto"/>
+        <w:rPr>
+          <w:rFonts w:ascii="Times New Roman" w:hAnsi="Times New Roman" w:cs="Times New Roman"/>
+          <w:b/>
+        </w:rPr>
+      </w:pPr>
+    </w:p>
+    <w:p>
+      <w:pPr>
+        <w:spacing w:after="0" w:line="240" w:lineRule="auto"/>
+        <w:rPr>
+          <w:rFonts w:ascii="Times New Roman" w:hAnsi="Times New Roman" w:cs="Times New Roman"/>
+          <w:b/>
+        </w:rPr>
+      </w:pPr>
+    </w:p>
+    <w:p>
+      <w:pPr>
+        <w:spacing w:after="0" w:line="240" w:lineRule="auto"/>
+        <w:rPr>
+          <w:rFonts w:ascii="Times New Roman" w:hAnsi="Times New Roman" w:cs="Times New Roman"/>
+          <w:b/>
+        </w:rPr>
+      </w:pPr>
+    </w:p>
+    <w:p>
+      <w:pPr>
+        <w:spacing w:after="0" w:line="240" w:lineRule="auto"/>
+        <w:rPr>
+          <w:rFonts w:ascii="Times New Roman" w:hAnsi="Times New Roman" w:cs="Times New Roman"/>
+          <w:b/>
+        </w:rPr>
+      </w:pPr>
+    </w:p>
+    <w:p>
+      <w:pPr>
+        <w:spacing w:after="0" w:line="240" w:lineRule="auto"/>
+        <w:rPr>
+          <w:rFonts w:ascii="Times New Roman" w:hAnsi="Times New Roman" w:cs="Times New Roman"/>
+          <w:b/>
+        </w:rPr>
+      </w:pPr>
+    </w:p>
+    <w:p>
+      <w:pPr>
+        <w:spacing w:after="0" w:line="240" w:lineRule="auto"/>
+        <w:rPr>
+          <w:rFonts w:ascii="Times New Roman" w:hAnsi="Times New Roman" w:cs="Times New Roman"/>
+          <w:b/>
+        </w:rPr>
+      </w:pPr>
+    </w:p>
+    <w:p>
+      <w:pPr>
+        <w:spacing w:after="0" w:line="240" w:lineRule="auto"/>
+        <w:outlineLvl w:val="0"/>
+        <w:rPr>
+          <w:rFonts w:ascii="Times New Roman" w:hAnsi="Times New Roman" w:cs="Times New Roman"/>
+          <w:b/>
+        </w:rPr>
+      </w:pPr>
+      <w:bookmarkStart w:id="19" w:name="_Toc215492777"/>
+      <w:r>
+        <w:rPr>
+          <w:rFonts w:ascii="Times New Roman" w:hAnsi="Times New Roman" w:cs="Times New Roman"/>
+          <w:b/>
+        </w:rPr>
+        <w:t>7 REFERÊNCIAS</w:t>
+      </w:r>
+      <w:bookmarkEnd w:id="19"/>
+    </w:p>
+    <w:p>
+      <w:pPr>
+        <w:tabs>
+          <w:tab w:val="left" w:pos="2400"/>
+        </w:tabs>
+        <w:spacing w:after="0" w:line="360" w:lineRule="auto"/>
         <w:ind w:firstLine="709"/>
         <w:jc w:val="both"/>
         <w:rPr>
@@ -5061,273 +7087,8 @@
           <w:sz w:val="24"/>
           <w:szCs w:val="24"/>
         </w:rPr>
-        <w:t>verificando se os mesmos comprovam ou refutam as hipóteses.</w:t>
-      </w:r>
-    </w:p>
-    <w:p>
-      <w:pPr>
-        <w:tabs>
-          <w:tab w:val="left" w:pos="2400"/>
-        </w:tabs>
-        <w:rPr>
-          <w:rFonts w:ascii="Times New Roman" w:hAnsi="Times New Roman" w:cs="Times New Roman"/>
-          <w:b/>
-        </w:rPr>
-      </w:pPr>
-    </w:p>
-    <w:p>
-      <w:pPr>
-        <w:tabs>
-          <w:tab w:val="left" w:pos="2400"/>
-        </w:tabs>
-        <w:rPr>
-          <w:rFonts w:ascii="Times New Roman" w:hAnsi="Times New Roman" w:cs="Times New Roman"/>
-          <w:b/>
-        </w:rPr>
-      </w:pPr>
-    </w:p>
-    <w:p>
-      <w:pPr>
-        <w:tabs>
-          <w:tab w:val="left" w:pos="2400"/>
-        </w:tabs>
-        <w:rPr>
-          <w:rFonts w:ascii="Times New Roman" w:hAnsi="Times New Roman" w:cs="Times New Roman"/>
-          <w:b/>
-        </w:rPr>
-      </w:pPr>
-    </w:p>
-    <w:p>
-      <w:pPr>
-        <w:tabs>
-          <w:tab w:val="left" w:pos="2400"/>
-        </w:tabs>
-        <w:rPr>
-          <w:rFonts w:ascii="Times New Roman" w:hAnsi="Times New Roman" w:cs="Times New Roman"/>
-          <w:b/>
-        </w:rPr>
-      </w:pPr>
-    </w:p>
-    <w:p>
-      <w:pPr>
-        <w:tabs>
-          <w:tab w:val="left" w:pos="2400"/>
-        </w:tabs>
-        <w:rPr>
-          <w:rFonts w:ascii="Times New Roman" w:hAnsi="Times New Roman" w:cs="Times New Roman"/>
-          <w:b/>
-        </w:rPr>
-      </w:pPr>
-    </w:p>
-    <w:p>
-      <w:pPr>
-        <w:tabs>
-          <w:tab w:val="left" w:pos="2400"/>
-        </w:tabs>
-        <w:rPr>
-          <w:rFonts w:ascii="Times New Roman" w:hAnsi="Times New Roman" w:cs="Times New Roman"/>
-          <w:b/>
-        </w:rPr>
-      </w:pPr>
-    </w:p>
-    <w:p>
-      <w:pPr>
-        <w:tabs>
-          <w:tab w:val="left" w:pos="2400"/>
-        </w:tabs>
-        <w:rPr>
-          <w:rFonts w:ascii="Times New Roman" w:hAnsi="Times New Roman" w:cs="Times New Roman"/>
-          <w:b/>
-        </w:rPr>
-      </w:pPr>
-    </w:p>
-    <w:p>
-      <w:pPr>
-        <w:tabs>
-          <w:tab w:val="left" w:pos="2400"/>
-        </w:tabs>
-        <w:rPr>
-          <w:rFonts w:ascii="Times New Roman" w:hAnsi="Times New Roman" w:cs="Times New Roman"/>
-          <w:b/>
-        </w:rPr>
-      </w:pPr>
-    </w:p>
-    <w:p>
-      <w:pPr>
-        <w:tabs>
-          <w:tab w:val="left" w:pos="2400"/>
-        </w:tabs>
-        <w:rPr>
-          <w:rFonts w:ascii="Times New Roman" w:hAnsi="Times New Roman" w:cs="Times New Roman"/>
-          <w:b/>
-        </w:rPr>
-      </w:pPr>
-    </w:p>
-    <w:p>
-      <w:pPr>
-        <w:tabs>
-          <w:tab w:val="left" w:pos="2400"/>
-        </w:tabs>
-        <w:rPr>
-          <w:rFonts w:ascii="Times New Roman" w:hAnsi="Times New Roman" w:cs="Times New Roman"/>
-          <w:b/>
-        </w:rPr>
-      </w:pPr>
-    </w:p>
-    <w:p>
-      <w:pPr>
-        <w:tabs>
-          <w:tab w:val="left" w:pos="2400"/>
-        </w:tabs>
-        <w:rPr>
-          <w:rFonts w:ascii="Times New Roman" w:hAnsi="Times New Roman" w:cs="Times New Roman"/>
-          <w:b/>
-        </w:rPr>
-      </w:pPr>
-    </w:p>
-    <w:p>
-      <w:pPr>
-        <w:tabs>
-          <w:tab w:val="left" w:pos="2400"/>
-        </w:tabs>
-        <w:rPr>
-          <w:rFonts w:ascii="Times New Roman" w:hAnsi="Times New Roman" w:cs="Times New Roman"/>
-          <w:b/>
-        </w:rPr>
-      </w:pPr>
-    </w:p>
-    <w:p>
-      <w:pPr>
-        <w:tabs>
-          <w:tab w:val="left" w:pos="2400"/>
-        </w:tabs>
-        <w:rPr>
-          <w:rFonts w:ascii="Times New Roman" w:hAnsi="Times New Roman" w:cs="Times New Roman"/>
-          <w:b/>
-        </w:rPr>
-      </w:pPr>
-    </w:p>
-    <w:p>
-      <w:pPr>
-        <w:tabs>
-          <w:tab w:val="left" w:pos="2400"/>
-        </w:tabs>
-        <w:rPr>
-          <w:rFonts w:ascii="Times New Roman" w:hAnsi="Times New Roman" w:cs="Times New Roman"/>
-          <w:b/>
-        </w:rPr>
-      </w:pPr>
-    </w:p>
-    <w:p>
-      <w:pPr>
-        <w:tabs>
-          <w:tab w:val="left" w:pos="2400"/>
-        </w:tabs>
-        <w:rPr>
-          <w:rFonts w:ascii="Times New Roman" w:hAnsi="Times New Roman" w:cs="Times New Roman"/>
-          <w:b/>
-        </w:rPr>
-      </w:pPr>
-    </w:p>
-    <w:p>
-      <w:pPr>
-        <w:tabs>
-          <w:tab w:val="left" w:pos="2400"/>
-        </w:tabs>
-        <w:rPr>
-          <w:rFonts w:ascii="Times New Roman" w:hAnsi="Times New Roman" w:cs="Times New Roman"/>
-          <w:b/>
-        </w:rPr>
-      </w:pPr>
-    </w:p>
-    <w:p>
-      <w:pPr>
-        <w:tabs>
-          <w:tab w:val="left" w:pos="2400"/>
-        </w:tabs>
-        <w:rPr>
-          <w:rFonts w:ascii="Times New Roman" w:hAnsi="Times New Roman" w:cs="Times New Roman"/>
-          <w:b/>
-        </w:rPr>
-      </w:pPr>
-    </w:p>
-    <w:p>
-      <w:pPr>
-        <w:tabs>
-          <w:tab w:val="left" w:pos="2400"/>
-        </w:tabs>
-        <w:rPr>
-          <w:rFonts w:ascii="Times New Roman" w:hAnsi="Times New Roman" w:cs="Times New Roman"/>
-          <w:b/>
-        </w:rPr>
-      </w:pPr>
-    </w:p>
-    <w:p>
-      <w:pPr>
-        <w:tabs>
-          <w:tab w:val="left" w:pos="2400"/>
-        </w:tabs>
-        <w:rPr>
-          <w:rFonts w:ascii="Times New Roman" w:hAnsi="Times New Roman" w:cs="Times New Roman"/>
-          <w:b/>
-        </w:rPr>
-      </w:pPr>
-    </w:p>
-    <w:p>
-      <w:pPr>
-        <w:tabs>
-          <w:tab w:val="left" w:pos="2400"/>
-        </w:tabs>
-        <w:spacing w:line="360" w:lineRule="auto"/>
-        <w:ind w:left="709" w:hanging="709"/>
-        <w:outlineLvl w:val="0"/>
-        <w:rPr>
-          <w:rFonts w:ascii="Times New Roman" w:hAnsi="Times New Roman" w:cs="Times New Roman"/>
-          <w:b/>
-        </w:rPr>
-      </w:pPr>
-    </w:p>
-    <w:p>
-      <w:pPr>
-        <w:tabs>
-          <w:tab w:val="left" w:pos="2400"/>
-        </w:tabs>
-        <w:spacing w:line="360" w:lineRule="auto"/>
-        <w:ind w:left="709" w:hanging="709"/>
-        <w:outlineLvl w:val="0"/>
-        <w:rPr>
-          <w:rFonts w:ascii="Times New Roman" w:hAnsi="Times New Roman" w:cs="Times New Roman"/>
-          <w:b/>
-          <w:sz w:val="24"/>
-          <w:szCs w:val="24"/>
-        </w:rPr>
-      </w:pPr>
-      <w:bookmarkStart w:id="8" w:name="_Toc205989575"/>
-    </w:p>
-    <w:p>
-      <w:pPr>
-        <w:tabs>
-          <w:tab w:val="left" w:pos="2400"/>
-        </w:tabs>
-        <w:spacing w:after="0" w:line="360" w:lineRule="auto"/>
-        <w:outlineLvl w:val="0"/>
-        <w:rPr>
-          <w:rFonts w:ascii="Times New Roman" w:hAnsi="Times New Roman" w:cs="Times New Roman"/>
-          <w:b/>
-          <w:sz w:val="24"/>
-          <w:szCs w:val="24"/>
-        </w:rPr>
-      </w:pPr>
-      <w:r>
-        <w:rPr>
-          <w:rFonts w:ascii="Times New Roman" w:hAnsi="Times New Roman" w:cs="Times New Roman"/>
-          <w:b/>
-          <w:sz w:val="24"/>
-          <w:szCs w:val="24"/>
-        </w:rPr>
-        <w:t>6 CONCLUSÃO</w:t>
-      </w:r>
-      <w:bookmarkEnd w:id="8"/>
+        <w:t>Referências:</w:t>
+      </w:r>
     </w:p>
     <w:p>
       <w:pPr>
@@ -5340,14 +7101,18 @@
         <w:rPr>
           <w:rFonts w:ascii="Times New Roman" w:hAnsi="Times New Roman" w:cs="Times New Roman"/>
           <w:b/>
-        </w:rPr>
-      </w:pPr>
-      <w:r>
-        <w:rPr>
-          <w:rFonts w:ascii="Times New Roman" w:hAnsi="Times New Roman" w:cs="Times New Roman"/>
-          <w:b/>
-        </w:rPr>
-        <w:t>Parte final do texto, na qual se apresentam conclusões correspondentes aos</w:t>
+          <w:sz w:val="24"/>
+          <w:szCs w:val="24"/>
+        </w:rPr>
+      </w:pPr>
+      <w:r>
+        <w:rPr>
+          <w:rFonts w:ascii="Times New Roman" w:hAnsi="Times New Roman" w:cs="Times New Roman"/>
+          <w:b/>
+          <w:sz w:val="24"/>
+          <w:szCs w:val="24"/>
+        </w:rPr>
+        <w:t>Na seguinte ordem:</w:t>
       </w:r>
     </w:p>
     <w:p>
@@ -5361,14 +7126,18 @@
         <w:rPr>
           <w:rFonts w:ascii="Times New Roman" w:hAnsi="Times New Roman" w:cs="Times New Roman"/>
           <w:b/>
-        </w:rPr>
-      </w:pPr>
-      <w:r>
-        <w:rPr>
-          <w:rFonts w:ascii="Times New Roman" w:hAnsi="Times New Roman" w:cs="Times New Roman"/>
-          <w:b/>
-        </w:rPr>
-        <w:t>objetivos ou hipóteses.</w:t>
+          <w:sz w:val="24"/>
+          <w:szCs w:val="24"/>
+        </w:rPr>
+      </w:pPr>
+      <w:r>
+        <w:rPr>
+          <w:rFonts w:ascii="Times New Roman" w:hAnsi="Times New Roman" w:cs="Times New Roman"/>
+          <w:b/>
+          <w:sz w:val="24"/>
+          <w:szCs w:val="24"/>
+        </w:rPr>
+        <w:t>autor (es). título. local: editora, data de publicação.</w:t>
       </w:r>
     </w:p>
     <w:p>
@@ -5382,15 +7151,10 @@
         <w:rPr>
           <w:rFonts w:ascii="Times New Roman" w:hAnsi="Times New Roman" w:cs="Times New Roman"/>
           <w:b/>
-        </w:rPr>
-      </w:pPr>
-      <w:r>
-        <w:rPr>
-          <w:rFonts w:ascii="Times New Roman" w:hAnsi="Times New Roman" w:cs="Times New Roman"/>
-          <w:b/>
-        </w:rPr>
-        <w:t>A seção Conclusão é a última do texto e dessa forma deve tem a função de</w:t>
-      </w:r>
+          <w:sz w:val="24"/>
+          <w:szCs w:val="24"/>
+        </w:rPr>
+      </w:pPr>
     </w:p>
     <w:p>
       <w:pPr>
@@ -5403,14 +7167,18 @@
         <w:rPr>
           <w:rFonts w:ascii="Times New Roman" w:hAnsi="Times New Roman" w:cs="Times New Roman"/>
           <w:b/>
-        </w:rPr>
-      </w:pPr>
-      <w:r>
-        <w:rPr>
-          <w:rFonts w:ascii="Times New Roman" w:hAnsi="Times New Roman" w:cs="Times New Roman"/>
-          <w:b/>
-        </w:rPr>
-        <w:t>finalizar o assunto. Durante a conclusão do trabalho, a discussão deve ser uma</w:t>
+          <w:sz w:val="24"/>
+          <w:szCs w:val="24"/>
+        </w:rPr>
+      </w:pPr>
+      <w:r>
+        <w:rPr>
+          <w:rFonts w:ascii="Times New Roman" w:hAnsi="Times New Roman" w:cs="Times New Roman"/>
+          <w:b/>
+          <w:sz w:val="24"/>
+          <w:szCs w:val="24"/>
+        </w:rPr>
+        <w:t>Deverão ser apresentadas em ordem alfabética, independente do suporte.</w:t>
       </w:r>
     </w:p>
     <w:p>
@@ -5424,14 +7192,18 @@
         <w:rPr>
           <w:rFonts w:ascii="Times New Roman" w:hAnsi="Times New Roman" w:cs="Times New Roman"/>
           <w:b/>
-        </w:rPr>
-      </w:pPr>
-      <w:r>
-        <w:rPr>
-          <w:rFonts w:ascii="Times New Roman" w:hAnsi="Times New Roman" w:cs="Times New Roman"/>
-          <w:b/>
-        </w:rPr>
-        <w:t>consideração objetiva dos resultados apresentados na seção anterior e deve</w:t>
+          <w:sz w:val="24"/>
+          <w:szCs w:val="24"/>
+        </w:rPr>
+      </w:pPr>
+      <w:r>
+        <w:rPr>
+          <w:rFonts w:ascii="Times New Roman" w:hAnsi="Times New Roman" w:cs="Times New Roman"/>
+          <w:b/>
+          <w:sz w:val="24"/>
+          <w:szCs w:val="24"/>
+        </w:rPr>
+        <w:t>Devem ser alinhadas à margem esquerda, utilizando espaçamento simples e</w:t>
       </w:r>
     </w:p>
     <w:p>
@@ -5445,14 +7217,18 @@
         <w:rPr>
           <w:rFonts w:ascii="Times New Roman" w:hAnsi="Times New Roman" w:cs="Times New Roman"/>
           <w:b/>
-        </w:rPr>
-      </w:pPr>
-      <w:r>
-        <w:rPr>
-          <w:rFonts w:ascii="Times New Roman" w:hAnsi="Times New Roman" w:cs="Times New Roman"/>
-          <w:b/>
-        </w:rPr>
-        <w:t>conduzir com naturalidade às suas principais conclusões.</w:t>
+          <w:sz w:val="24"/>
+          <w:szCs w:val="24"/>
+        </w:rPr>
+      </w:pPr>
+      <w:r>
+        <w:rPr>
+          <w:rFonts w:ascii="Times New Roman" w:hAnsi="Times New Roman" w:cs="Times New Roman"/>
+          <w:b/>
+          <w:sz w:val="24"/>
+          <w:szCs w:val="24"/>
+        </w:rPr>
+        <w:t>separadas entre si por espaços simples.</w:t>
       </w:r>
     </w:p>
     <w:p>
@@ -5466,14 +7242,38 @@
         <w:rPr>
           <w:rFonts w:ascii="Times New Roman" w:hAnsi="Times New Roman" w:cs="Times New Roman"/>
           <w:b/>
-        </w:rPr>
-      </w:pPr>
-      <w:r>
-        <w:rPr>
-          <w:rFonts w:ascii="Times New Roman" w:hAnsi="Times New Roman" w:cs="Times New Roman"/>
-          <w:b/>
-        </w:rPr>
-        <w:t>Deve-se fazer referência a qualquer esclarecimento adicional sobre os</w:t>
+          <w:sz w:val="24"/>
+          <w:szCs w:val="24"/>
+        </w:rPr>
+      </w:pPr>
+      <w:r>
+        <w:rPr>
+          <w:rFonts w:ascii="Times New Roman" w:hAnsi="Times New Roman" w:cs="Times New Roman"/>
+          <w:b/>
+          <w:sz w:val="24"/>
+          <w:szCs w:val="24"/>
+        </w:rPr>
+        <w:t xml:space="preserve">Quando não for possível determinar o local, utiliza-se a expressão </w:t>
+      </w:r>
+      <w:proofErr w:type="spellStart"/>
+      <w:r>
+        <w:rPr>
+          <w:rFonts w:ascii="Times New Roman" w:hAnsi="Times New Roman" w:cs="Times New Roman"/>
+          <w:b/>
+          <w:sz w:val="24"/>
+          <w:szCs w:val="24"/>
+        </w:rPr>
+        <w:t>sine</w:t>
+      </w:r>
+      <w:proofErr w:type="spellEnd"/>
+      <w:r>
+        <w:rPr>
+          <w:rFonts w:ascii="Times New Roman" w:hAnsi="Times New Roman" w:cs="Times New Roman"/>
+          <w:b/>
+          <w:sz w:val="24"/>
+          <w:szCs w:val="24"/>
+        </w:rPr>
+        <w:t xml:space="preserve"> loco,</w:t>
       </w:r>
     </w:p>
     <w:p>
@@ -5487,14 +7287,38 @@
         <w:rPr>
           <w:rFonts w:ascii="Times New Roman" w:hAnsi="Times New Roman" w:cs="Times New Roman"/>
           <w:b/>
-        </w:rPr>
-      </w:pPr>
-      <w:r>
-        <w:rPr>
-          <w:rFonts w:ascii="Times New Roman" w:hAnsi="Times New Roman" w:cs="Times New Roman"/>
-          <w:b/>
-        </w:rPr>
-        <w:t>problemas levantados na seção Introdução e dizer como o trabalho se enquadra no</w:t>
+          <w:sz w:val="24"/>
+          <w:szCs w:val="24"/>
+        </w:rPr>
+      </w:pPr>
+      <w:r>
+        <w:rPr>
+          <w:rFonts w:ascii="Times New Roman" w:hAnsi="Times New Roman" w:cs="Times New Roman"/>
+          <w:b/>
+          <w:sz w:val="24"/>
+          <w:szCs w:val="24"/>
+        </w:rPr>
+        <w:t>abreviada, entre colchetes [</w:t>
+      </w:r>
+      <w:proofErr w:type="spellStart"/>
+      <w:r>
+        <w:rPr>
+          <w:rFonts w:ascii="Times New Roman" w:hAnsi="Times New Roman" w:cs="Times New Roman"/>
+          <w:b/>
+          <w:sz w:val="24"/>
+          <w:szCs w:val="24"/>
+        </w:rPr>
+        <w:t>S.l</w:t>
+      </w:r>
+      <w:proofErr w:type="spellEnd"/>
+      <w:r>
+        <w:rPr>
+          <w:rFonts w:ascii="Times New Roman" w:hAnsi="Times New Roman" w:cs="Times New Roman"/>
+          <w:b/>
+          <w:sz w:val="24"/>
+          <w:szCs w:val="24"/>
+        </w:rPr>
+        <w:t>.]</w:t>
       </w:r>
     </w:p>
     <w:p>
@@ -5508,15 +7332,30 @@
         <w:rPr>
           <w:rFonts w:ascii="Times New Roman" w:hAnsi="Times New Roman" w:cs="Times New Roman"/>
           <w:b/>
-        </w:rPr>
-      </w:pPr>
-      <w:r>
-        <w:rPr>
-          <w:rFonts w:ascii="Times New Roman" w:hAnsi="Times New Roman" w:cs="Times New Roman"/>
-          <w:b/>
-        </w:rPr>
-        <w:t>conjunto das investigações precedentes.</w:t>
-      </w:r>
+          <w:sz w:val="24"/>
+          <w:szCs w:val="24"/>
+        </w:rPr>
+      </w:pPr>
+      <w:r>
+        <w:rPr>
+          <w:rFonts w:ascii="Times New Roman" w:hAnsi="Times New Roman" w:cs="Times New Roman"/>
+          <w:b/>
+          <w:sz w:val="24"/>
+          <w:szCs w:val="24"/>
+        </w:rPr>
+        <w:t xml:space="preserve">Quando a editora não puder ser identificada, deve-se indicar a expressão </w:t>
+      </w:r>
+      <w:proofErr w:type="spellStart"/>
+      <w:r>
+        <w:rPr>
+          <w:rFonts w:ascii="Times New Roman" w:hAnsi="Times New Roman" w:cs="Times New Roman"/>
+          <w:b/>
+          <w:sz w:val="24"/>
+          <w:szCs w:val="24"/>
+        </w:rPr>
+        <w:t>sine</w:t>
+      </w:r>
+      <w:proofErr w:type="spellEnd"/>
     </w:p>
     <w:p>
       <w:pPr>
@@ -5529,826 +7368,1404 @@
         <w:rPr>
           <w:rFonts w:ascii="Times New Roman" w:hAnsi="Times New Roman" w:cs="Times New Roman"/>
           <w:b/>
-        </w:rPr>
-      </w:pPr>
-      <w:r>
-        <w:rPr>
-          <w:rFonts w:ascii="Times New Roman" w:hAnsi="Times New Roman" w:cs="Times New Roman"/>
-          <w:b/>
-        </w:rPr>
-        <w:t>Referências ao que foi feito devem ser escritas com o verbo no passado, para</w:t>
-      </w:r>
-    </w:p>
-    <w:p>
-      <w:pPr>
-        <w:tabs>
-          <w:tab w:val="left" w:pos="2400"/>
-        </w:tabs>
-        <w:spacing w:after="0" w:line="360" w:lineRule="auto"/>
-        <w:ind w:firstLine="709"/>
-        <w:jc w:val="both"/>
-        <w:rPr>
-          <w:rFonts w:ascii="Times New Roman" w:hAnsi="Times New Roman" w:cs="Times New Roman"/>
-          <w:b/>
-        </w:rPr>
-      </w:pPr>
-      <w:r>
-        <w:rPr>
-          <w:rFonts w:ascii="Times New Roman" w:hAnsi="Times New Roman" w:cs="Times New Roman"/>
-          <w:b/>
-        </w:rPr>
-        <w:t>sublinhar que se está comentando o trabalho relatado. Porém, quando se referir a</w:t>
-      </w:r>
-    </w:p>
-    <w:p>
-      <w:pPr>
-        <w:tabs>
-          <w:tab w:val="left" w:pos="2400"/>
-        </w:tabs>
-        <w:spacing w:after="0" w:line="360" w:lineRule="auto"/>
-        <w:ind w:firstLine="709"/>
-        <w:jc w:val="both"/>
-        <w:rPr>
-          <w:rFonts w:ascii="Times New Roman" w:hAnsi="Times New Roman" w:cs="Times New Roman"/>
-          <w:b/>
-        </w:rPr>
-      </w:pPr>
-      <w:r>
-        <w:rPr>
-          <w:rFonts w:ascii="Times New Roman" w:hAnsi="Times New Roman" w:cs="Times New Roman"/>
-          <w:b/>
-        </w:rPr>
-        <w:t>fatos, o texto deve ser escrito no presente.</w:t>
-      </w:r>
-    </w:p>
-    <w:p>
-      <w:pPr>
-        <w:tabs>
-          <w:tab w:val="left" w:pos="2400"/>
-        </w:tabs>
-        <w:spacing w:after="0" w:line="360" w:lineRule="auto"/>
-        <w:ind w:firstLine="709"/>
-        <w:jc w:val="both"/>
-        <w:rPr>
-          <w:rFonts w:ascii="Times New Roman" w:hAnsi="Times New Roman" w:cs="Times New Roman"/>
-          <w:b/>
-        </w:rPr>
-      </w:pPr>
-      <w:r>
-        <w:rPr>
-          <w:rFonts w:ascii="Times New Roman" w:hAnsi="Times New Roman" w:cs="Times New Roman"/>
-          <w:b/>
-        </w:rPr>
-        <w:t>A rigorosidade de o autor apresentar a discussão dentro de um ritual filosófico</w:t>
-      </w:r>
-    </w:p>
-    <w:p>
-      <w:pPr>
-        <w:tabs>
-          <w:tab w:val="left" w:pos="2400"/>
-        </w:tabs>
-        <w:spacing w:after="0" w:line="360" w:lineRule="auto"/>
-        <w:ind w:firstLine="709"/>
-        <w:jc w:val="both"/>
-        <w:rPr>
-          <w:rFonts w:ascii="Times New Roman" w:hAnsi="Times New Roman" w:cs="Times New Roman"/>
-          <w:b/>
-        </w:rPr>
-      </w:pPr>
-      <w:r>
-        <w:rPr>
-          <w:rFonts w:ascii="Times New Roman" w:hAnsi="Times New Roman" w:cs="Times New Roman"/>
-          <w:b/>
-        </w:rPr>
-        <w:t>inexiste, mas é imprescindível que comunique seu ponto de vista ou o seu achado</w:t>
-      </w:r>
-    </w:p>
-    <w:p>
-      <w:pPr>
-        <w:tabs>
-          <w:tab w:val="left" w:pos="2400"/>
-        </w:tabs>
-        <w:spacing w:after="0" w:line="360" w:lineRule="auto"/>
-        <w:ind w:firstLine="709"/>
-        <w:jc w:val="both"/>
-        <w:rPr>
-          <w:rFonts w:ascii="Times New Roman" w:hAnsi="Times New Roman" w:cs="Times New Roman"/>
-          <w:b/>
-        </w:rPr>
-      </w:pPr>
-      <w:r>
-        <w:rPr>
-          <w:rFonts w:ascii="Times New Roman" w:hAnsi="Times New Roman" w:cs="Times New Roman"/>
-          <w:b/>
-        </w:rPr>
-        <w:t>de maneira racional e assim tenha condições de demonstrar a tese que está</w:t>
-      </w:r>
-    </w:p>
-    <w:p>
-      <w:pPr>
-        <w:tabs>
-          <w:tab w:val="left" w:pos="2400"/>
-        </w:tabs>
-        <w:spacing w:after="0" w:line="360" w:lineRule="auto"/>
-        <w:ind w:firstLine="709"/>
-        <w:jc w:val="both"/>
-        <w:rPr>
-          <w:rFonts w:ascii="Times New Roman" w:hAnsi="Times New Roman" w:cs="Times New Roman"/>
-          <w:b/>
-        </w:rPr>
-      </w:pPr>
-      <w:r>
-        <w:rPr>
-          <w:rFonts w:ascii="Times New Roman" w:hAnsi="Times New Roman" w:cs="Times New Roman"/>
-          <w:b/>
-        </w:rPr>
-        <w:t>defendendo.</w:t>
-      </w:r>
-    </w:p>
-    <w:p>
-      <w:pPr>
-        <w:tabs>
-          <w:tab w:val="left" w:pos="2400"/>
-        </w:tabs>
-        <w:spacing w:after="0" w:line="360" w:lineRule="auto"/>
-        <w:ind w:firstLine="709"/>
-        <w:jc w:val="both"/>
-        <w:rPr>
-          <w:rFonts w:ascii="Times New Roman" w:hAnsi="Times New Roman" w:cs="Times New Roman"/>
-          <w:b/>
-        </w:rPr>
-      </w:pPr>
-      <w:r>
-        <w:rPr>
-          <w:rFonts w:ascii="Times New Roman" w:hAnsi="Times New Roman" w:cs="Times New Roman"/>
-          <w:b/>
-        </w:rPr>
-        <w:t>A conclusão deve proporcionar um resumo sintético, porém completo, da</w:t>
-      </w:r>
-    </w:p>
-    <w:p>
-      <w:pPr>
-        <w:tabs>
-          <w:tab w:val="left" w:pos="2400"/>
-        </w:tabs>
-        <w:spacing w:after="0" w:line="360" w:lineRule="auto"/>
-        <w:ind w:firstLine="709"/>
-        <w:jc w:val="both"/>
-        <w:rPr>
-          <w:rFonts w:ascii="Times New Roman" w:hAnsi="Times New Roman" w:cs="Times New Roman"/>
-          <w:b/>
-        </w:rPr>
-      </w:pPr>
-      <w:r>
-        <w:rPr>
-          <w:rFonts w:ascii="Times New Roman" w:hAnsi="Times New Roman" w:cs="Times New Roman"/>
-          <w:b/>
-        </w:rPr>
-        <w:t>argumentação, das provas e os exemplos abordados nas duas primeiras partes do</w:t>
-      </w:r>
-    </w:p>
-    <w:p>
-      <w:pPr>
-        <w:tabs>
-          <w:tab w:val="left" w:pos="2400"/>
-        </w:tabs>
-        <w:spacing w:after="0" w:line="360" w:lineRule="auto"/>
-        <w:ind w:firstLine="709"/>
-        <w:jc w:val="both"/>
-        <w:rPr>
-          <w:rFonts w:ascii="Times New Roman" w:hAnsi="Times New Roman" w:cs="Times New Roman"/>
-          <w:b/>
-        </w:rPr>
-      </w:pPr>
-      <w:r>
-        <w:rPr>
-          <w:rFonts w:ascii="Times New Roman" w:hAnsi="Times New Roman" w:cs="Times New Roman"/>
-          <w:b/>
-        </w:rPr>
-        <w:t>trabalho (introdução e desenvolvimento). A conclusão deve relacionar, em primeiro</w:t>
-      </w:r>
-    </w:p>
-    <w:p>
-      <w:pPr>
-        <w:tabs>
-          <w:tab w:val="left" w:pos="2400"/>
-        </w:tabs>
-        <w:spacing w:after="0" w:line="360" w:lineRule="auto"/>
-        <w:ind w:firstLine="709"/>
-        <w:jc w:val="both"/>
-        <w:rPr>
-          <w:rFonts w:ascii="Times New Roman" w:hAnsi="Times New Roman" w:cs="Times New Roman"/>
-          <w:b/>
-        </w:rPr>
-      </w:pPr>
-      <w:r>
-        <w:rPr>
-          <w:rFonts w:ascii="Times New Roman" w:hAnsi="Times New Roman" w:cs="Times New Roman"/>
-          <w:b/>
-        </w:rPr>
-        <w:t>lugar, as diversas partes da argumentação, unir as ideias desenvolvidas. É por isso</w:t>
-      </w:r>
-    </w:p>
-    <w:p>
-      <w:pPr>
-        <w:tabs>
-          <w:tab w:val="left" w:pos="2400"/>
-        </w:tabs>
-        <w:spacing w:after="0" w:line="360" w:lineRule="auto"/>
-        <w:ind w:firstLine="709"/>
-        <w:jc w:val="both"/>
-        <w:rPr>
-          <w:rFonts w:ascii="Times New Roman" w:hAnsi="Times New Roman" w:cs="Times New Roman"/>
-          <w:b/>
-        </w:rPr>
-      </w:pPr>
-      <w:r>
-        <w:rPr>
-          <w:rFonts w:ascii="Times New Roman" w:hAnsi="Times New Roman" w:cs="Times New Roman"/>
-          <w:b/>
-        </w:rPr>
-        <w:t>que se diz que, em certo sentido, a conclusão é uma volta à introdução.</w:t>
-      </w:r>
-    </w:p>
-    <w:p>
-      <w:pPr>
-        <w:tabs>
-          <w:tab w:val="left" w:pos="2400"/>
-        </w:tabs>
-        <w:spacing w:after="0" w:line="360" w:lineRule="auto"/>
-        <w:ind w:firstLine="709"/>
-        <w:jc w:val="both"/>
-        <w:rPr>
-          <w:rFonts w:ascii="Times New Roman" w:hAnsi="Times New Roman" w:cs="Times New Roman"/>
-          <w:b/>
-        </w:rPr>
-      </w:pPr>
-      <w:r>
-        <w:rPr>
-          <w:rFonts w:ascii="Times New Roman" w:hAnsi="Times New Roman" w:cs="Times New Roman"/>
-          <w:b/>
-        </w:rPr>
-        <w:t>A informação que se inclui nessa seção depende em grande parte dos</w:t>
-      </w:r>
-    </w:p>
-    <w:p>
-      <w:pPr>
-        <w:tabs>
-          <w:tab w:val="left" w:pos="2400"/>
-        </w:tabs>
-        <w:spacing w:after="0" w:line="360" w:lineRule="auto"/>
-        <w:ind w:firstLine="709"/>
-        <w:jc w:val="both"/>
-        <w:rPr>
-          <w:rFonts w:ascii="Times New Roman" w:hAnsi="Times New Roman" w:cs="Times New Roman"/>
-          <w:b/>
-        </w:rPr>
-      </w:pPr>
-      <w:r>
-        <w:rPr>
-          <w:rFonts w:ascii="Times New Roman" w:hAnsi="Times New Roman" w:cs="Times New Roman"/>
-          <w:b/>
-        </w:rPr>
-        <w:t>resultados do estudo apresentado. Entretanto, o movimento específico-para-geral é</w:t>
-      </w:r>
-    </w:p>
-    <w:p>
-      <w:pPr>
-        <w:tabs>
-          <w:tab w:val="left" w:pos="2400"/>
-        </w:tabs>
-        <w:spacing w:after="0" w:line="360" w:lineRule="auto"/>
-        <w:ind w:firstLine="709"/>
-        <w:jc w:val="both"/>
-        <w:rPr>
-          <w:rFonts w:ascii="Times New Roman" w:hAnsi="Times New Roman" w:cs="Times New Roman"/>
-          <w:b/>
-        </w:rPr>
-      </w:pPr>
-      <w:r>
-        <w:rPr>
-          <w:rFonts w:ascii="Times New Roman" w:hAnsi="Times New Roman" w:cs="Times New Roman"/>
-          <w:b/>
-        </w:rPr>
-        <w:t>uma convenção que a maioria dos escritores segue. Os tipos de informação que se</w:t>
-      </w:r>
-    </w:p>
-    <w:p>
-      <w:pPr>
-        <w:tabs>
-          <w:tab w:val="left" w:pos="2400"/>
-        </w:tabs>
-        <w:spacing w:after="0" w:line="360" w:lineRule="auto"/>
-        <w:ind w:firstLine="709"/>
-        <w:jc w:val="both"/>
-        <w:rPr>
-          <w:rFonts w:ascii="Times New Roman" w:hAnsi="Times New Roman" w:cs="Times New Roman"/>
-          <w:b/>
-        </w:rPr>
-      </w:pPr>
-      <w:r>
-        <w:rPr>
-          <w:rFonts w:ascii="Times New Roman" w:hAnsi="Times New Roman" w:cs="Times New Roman"/>
-          <w:b/>
-        </w:rPr>
-        <w:t>pode incluir na seção Conclusão não são fixos, no entanto os primeiros elementos</w:t>
-      </w:r>
-    </w:p>
-    <w:p>
-      <w:pPr>
-        <w:tabs>
-          <w:tab w:val="left" w:pos="2400"/>
-        </w:tabs>
-        <w:spacing w:after="0" w:line="360" w:lineRule="auto"/>
-        <w:ind w:firstLine="709"/>
-        <w:jc w:val="both"/>
-        <w:rPr>
-          <w:rFonts w:ascii="Times New Roman" w:hAnsi="Times New Roman" w:cs="Times New Roman"/>
-          <w:b/>
-        </w:rPr>
-      </w:pPr>
-      <w:r>
-        <w:rPr>
-          <w:rFonts w:ascii="Times New Roman" w:hAnsi="Times New Roman" w:cs="Times New Roman"/>
-          <w:b/>
-        </w:rPr>
-        <w:t>são tipicamente aqueles que se referem mais diretamente ao estudo e aos</w:t>
-      </w:r>
-    </w:p>
-    <w:p>
-      <w:pPr>
-        <w:tabs>
-          <w:tab w:val="left" w:pos="2400"/>
-        </w:tabs>
-        <w:spacing w:after="0" w:line="360" w:lineRule="auto"/>
-        <w:ind w:firstLine="709"/>
-        <w:jc w:val="both"/>
-        <w:rPr>
-          <w:rFonts w:ascii="Times New Roman" w:hAnsi="Times New Roman" w:cs="Times New Roman"/>
-          <w:b/>
-        </w:rPr>
-      </w:pPr>
-      <w:r>
-        <w:rPr>
-          <w:rFonts w:ascii="Times New Roman" w:hAnsi="Times New Roman" w:cs="Times New Roman"/>
-          <w:b/>
-        </w:rPr>
-        <w:t>resultados.</w:t>
-      </w:r>
-    </w:p>
-    <w:p>
-      <w:pPr>
-        <w:tabs>
-          <w:tab w:val="left" w:pos="2400"/>
-        </w:tabs>
-        <w:spacing w:after="0" w:line="360" w:lineRule="auto"/>
-        <w:ind w:firstLine="709"/>
-        <w:jc w:val="both"/>
-        <w:rPr>
-          <w:rFonts w:ascii="Times New Roman" w:hAnsi="Times New Roman" w:cs="Times New Roman"/>
-          <w:b/>
-        </w:rPr>
-      </w:pPr>
-    </w:p>
-    <w:p>
-      <w:pPr>
-        <w:tabs>
-          <w:tab w:val="left" w:pos="2400"/>
-        </w:tabs>
-        <w:spacing w:after="0" w:line="360" w:lineRule="auto"/>
-        <w:ind w:firstLine="709"/>
-        <w:jc w:val="both"/>
-        <w:rPr>
-          <w:rFonts w:ascii="Times New Roman" w:hAnsi="Times New Roman" w:cs="Times New Roman"/>
-          <w:b/>
-        </w:rPr>
-      </w:pPr>
-    </w:p>
-    <w:p>
-      <w:pPr>
-        <w:tabs>
-          <w:tab w:val="left" w:pos="2400"/>
-        </w:tabs>
-        <w:spacing w:after="0" w:line="360" w:lineRule="auto"/>
-        <w:ind w:firstLine="709"/>
-        <w:jc w:val="both"/>
-        <w:rPr>
-          <w:rFonts w:ascii="Times New Roman" w:hAnsi="Times New Roman" w:cs="Times New Roman"/>
-          <w:b/>
-        </w:rPr>
-      </w:pPr>
-    </w:p>
-    <w:p>
-      <w:pPr>
-        <w:tabs>
-          <w:tab w:val="left" w:pos="2400"/>
-        </w:tabs>
-        <w:spacing w:after="0" w:line="360" w:lineRule="auto"/>
-        <w:ind w:firstLine="709"/>
-        <w:jc w:val="both"/>
-        <w:rPr>
-          <w:rFonts w:ascii="Times New Roman" w:hAnsi="Times New Roman" w:cs="Times New Roman"/>
-          <w:b/>
-        </w:rPr>
-      </w:pPr>
-    </w:p>
-    <w:p>
-      <w:pPr>
-        <w:tabs>
-          <w:tab w:val="left" w:pos="2400"/>
-        </w:tabs>
-        <w:spacing w:after="0" w:line="360" w:lineRule="auto"/>
-        <w:ind w:firstLine="709"/>
-        <w:jc w:val="both"/>
-        <w:rPr>
-          <w:rFonts w:ascii="Times New Roman" w:hAnsi="Times New Roman" w:cs="Times New Roman"/>
-          <w:b/>
-        </w:rPr>
-      </w:pPr>
-    </w:p>
-    <w:p>
-      <w:pPr>
-        <w:tabs>
-          <w:tab w:val="left" w:pos="2400"/>
-        </w:tabs>
-        <w:spacing w:after="0" w:line="360" w:lineRule="auto"/>
-        <w:ind w:firstLine="709"/>
-        <w:jc w:val="both"/>
-        <w:rPr>
-          <w:rFonts w:ascii="Times New Roman" w:hAnsi="Times New Roman" w:cs="Times New Roman"/>
-          <w:b/>
-        </w:rPr>
-      </w:pPr>
-    </w:p>
-    <w:p>
-      <w:pPr>
-        <w:tabs>
-          <w:tab w:val="left" w:pos="2400"/>
-        </w:tabs>
-        <w:spacing w:after="0" w:line="360" w:lineRule="auto"/>
-        <w:ind w:firstLine="709"/>
-        <w:jc w:val="both"/>
-        <w:rPr>
-          <w:rFonts w:ascii="Times New Roman" w:hAnsi="Times New Roman" w:cs="Times New Roman"/>
-          <w:b/>
-        </w:rPr>
-      </w:pPr>
-    </w:p>
-    <w:p>
-      <w:pPr>
-        <w:tabs>
-          <w:tab w:val="left" w:pos="2400"/>
-        </w:tabs>
-        <w:spacing w:after="0" w:line="360" w:lineRule="auto"/>
-        <w:ind w:left="709" w:hanging="709"/>
+          <w:sz w:val="24"/>
+          <w:szCs w:val="24"/>
+        </w:rPr>
+      </w:pPr>
+      <w:r>
+        <w:rPr>
+          <w:rFonts w:ascii="Times New Roman" w:hAnsi="Times New Roman" w:cs="Times New Roman"/>
+          <w:b/>
+          <w:sz w:val="24"/>
+          <w:szCs w:val="24"/>
+        </w:rPr>
+        <w:t>nomine, abreviada, entre colchetes [s.n.]</w:t>
+      </w:r>
+    </w:p>
+    <w:p>
+      <w:pPr>
+        <w:rPr>
+          <w:rFonts w:ascii="Times New Roman" w:hAnsi="Times New Roman" w:cs="Times New Roman"/>
+          <w:sz w:val="24"/>
+          <w:szCs w:val="24"/>
+        </w:rPr>
+      </w:pPr>
+    </w:p>
+    <w:p>
+      <w:pPr>
+        <w:rPr>
+          <w:rFonts w:ascii="Times New Roman" w:hAnsi="Times New Roman" w:cs="Times New Roman"/>
+          <w:sz w:val="24"/>
+          <w:szCs w:val="24"/>
+        </w:rPr>
+      </w:pPr>
+    </w:p>
+    <w:p>
+      <w:pPr>
+        <w:rPr>
+          <w:rFonts w:ascii="Times New Roman" w:hAnsi="Times New Roman" w:cs="Times New Roman"/>
+          <w:sz w:val="24"/>
+          <w:szCs w:val="24"/>
+        </w:rPr>
+      </w:pPr>
+    </w:p>
+    <w:p>
+      <w:pPr>
+        <w:rPr>
+          <w:rFonts w:ascii="Times New Roman" w:hAnsi="Times New Roman" w:cs="Times New Roman"/>
+          <w:sz w:val="24"/>
+          <w:szCs w:val="24"/>
+        </w:rPr>
+      </w:pPr>
+    </w:p>
+    <w:p>
+      <w:pPr>
+        <w:rPr>
+          <w:rFonts w:ascii="Times New Roman" w:hAnsi="Times New Roman" w:cs="Times New Roman"/>
+          <w:sz w:val="24"/>
+          <w:szCs w:val="24"/>
+        </w:rPr>
+      </w:pPr>
+    </w:p>
+    <w:p>
+      <w:pPr>
+        <w:rPr>
+          <w:rFonts w:ascii="Times New Roman" w:hAnsi="Times New Roman" w:cs="Times New Roman"/>
+          <w:sz w:val="24"/>
+          <w:szCs w:val="24"/>
+        </w:rPr>
+      </w:pPr>
+    </w:p>
+    <w:p>
+      <w:pPr>
+        <w:rPr>
+          <w:rFonts w:ascii="Times New Roman" w:hAnsi="Times New Roman" w:cs="Times New Roman"/>
+          <w:sz w:val="24"/>
+          <w:szCs w:val="24"/>
+        </w:rPr>
+      </w:pPr>
+    </w:p>
+    <w:p>
+      <w:pPr>
+        <w:rPr>
+          <w:rFonts w:ascii="Times New Roman" w:hAnsi="Times New Roman" w:cs="Times New Roman"/>
+          <w:sz w:val="24"/>
+          <w:szCs w:val="24"/>
+        </w:rPr>
+      </w:pPr>
+    </w:p>
+    <w:p>
+      <w:pPr>
+        <w:rPr>
+          <w:rFonts w:ascii="Times New Roman" w:hAnsi="Times New Roman" w:cs="Times New Roman"/>
+          <w:sz w:val="24"/>
+          <w:szCs w:val="24"/>
+        </w:rPr>
+      </w:pPr>
+    </w:p>
+    <w:p>
+      <w:pPr>
+        <w:rPr>
+          <w:rFonts w:ascii="Times New Roman" w:hAnsi="Times New Roman" w:cs="Times New Roman"/>
+          <w:sz w:val="24"/>
+          <w:szCs w:val="24"/>
+        </w:rPr>
+      </w:pPr>
+    </w:p>
+    <w:p>
+      <w:pPr>
+        <w:rPr>
+          <w:rFonts w:ascii="Times New Roman" w:hAnsi="Times New Roman" w:cs="Times New Roman"/>
+          <w:sz w:val="24"/>
+          <w:szCs w:val="24"/>
+        </w:rPr>
+      </w:pPr>
+    </w:p>
+    <w:p>
+      <w:pPr>
+        <w:rPr>
+          <w:rFonts w:ascii="Times New Roman" w:hAnsi="Times New Roman" w:cs="Times New Roman"/>
+          <w:sz w:val="24"/>
+          <w:szCs w:val="24"/>
+        </w:rPr>
+      </w:pPr>
+    </w:p>
+    <w:p>
+      <w:pPr>
+        <w:tabs>
+          <w:tab w:val="left" w:pos="1728"/>
+        </w:tabs>
+        <w:rPr>
+          <w:rFonts w:ascii="Times New Roman" w:hAnsi="Times New Roman" w:cs="Times New Roman"/>
+          <w:sz w:val="24"/>
+          <w:szCs w:val="24"/>
+        </w:rPr>
+      </w:pPr>
+      <w:r>
+        <w:rPr>
+          <w:rFonts w:ascii="Times New Roman" w:hAnsi="Times New Roman" w:cs="Times New Roman"/>
+          <w:sz w:val="24"/>
+          <w:szCs w:val="24"/>
+        </w:rPr>
+        <w:tab/>
+      </w:r>
+    </w:p>
+    <w:p>
+      <w:pPr>
+        <w:tabs>
+          <w:tab w:val="left" w:pos="1728"/>
+        </w:tabs>
+        <w:rPr>
+          <w:rFonts w:ascii="Times New Roman" w:hAnsi="Times New Roman" w:cs="Times New Roman"/>
+          <w:sz w:val="24"/>
+          <w:szCs w:val="24"/>
+        </w:rPr>
+      </w:pPr>
+    </w:p>
+    <w:p>
+      <w:pPr>
+        <w:tabs>
+          <w:tab w:val="left" w:pos="1728"/>
+        </w:tabs>
+        <w:rPr>
+          <w:rFonts w:ascii="Times New Roman" w:hAnsi="Times New Roman" w:cs="Times New Roman"/>
+          <w:sz w:val="24"/>
+          <w:szCs w:val="24"/>
+        </w:rPr>
+      </w:pPr>
+    </w:p>
+    <w:p>
+      <w:pPr>
+        <w:tabs>
+          <w:tab w:val="left" w:pos="1728"/>
+        </w:tabs>
+        <w:rPr>
+          <w:rFonts w:ascii="Times New Roman" w:hAnsi="Times New Roman" w:cs="Times New Roman"/>
+          <w:sz w:val="24"/>
+          <w:szCs w:val="24"/>
+        </w:rPr>
+      </w:pPr>
+    </w:p>
+    <w:p>
+      <w:pPr>
+        <w:tabs>
+          <w:tab w:val="left" w:pos="1728"/>
+        </w:tabs>
+        <w:rPr>
+          <w:rFonts w:ascii="Times New Roman" w:hAnsi="Times New Roman" w:cs="Times New Roman"/>
+          <w:sz w:val="24"/>
+          <w:szCs w:val="24"/>
+        </w:rPr>
+      </w:pPr>
+    </w:p>
+    <w:p>
+      <w:pPr>
+        <w:tabs>
+          <w:tab w:val="left" w:pos="1728"/>
+        </w:tabs>
+        <w:rPr>
+          <w:rFonts w:ascii="Times New Roman" w:hAnsi="Times New Roman" w:cs="Times New Roman"/>
+          <w:sz w:val="24"/>
+          <w:szCs w:val="24"/>
+        </w:rPr>
+      </w:pPr>
+    </w:p>
+    <w:p>
+      <w:pPr>
+        <w:tabs>
+          <w:tab w:val="left" w:pos="1728"/>
+        </w:tabs>
+        <w:rPr>
+          <w:rFonts w:ascii="Times New Roman" w:hAnsi="Times New Roman" w:cs="Times New Roman"/>
+          <w:sz w:val="24"/>
+          <w:szCs w:val="24"/>
+        </w:rPr>
+      </w:pPr>
+    </w:p>
+    <w:p>
+      <w:pPr>
+        <w:tabs>
+          <w:tab w:val="left" w:pos="1728"/>
+        </w:tabs>
+        <w:rPr>
+          <w:rFonts w:ascii="Times New Roman" w:hAnsi="Times New Roman" w:cs="Times New Roman"/>
+          <w:sz w:val="24"/>
+          <w:szCs w:val="24"/>
+        </w:rPr>
+      </w:pPr>
+    </w:p>
+    <w:p>
+      <w:pPr>
+        <w:tabs>
+          <w:tab w:val="left" w:pos="1728"/>
+        </w:tabs>
+        <w:spacing w:after="0" w:line="240" w:lineRule="auto"/>
         <w:outlineLvl w:val="0"/>
         <w:rPr>
           <w:rFonts w:ascii="Times New Roman" w:hAnsi="Times New Roman" w:cs="Times New Roman"/>
-          <w:b/>
-        </w:rPr>
-      </w:pPr>
-    </w:p>
-    <w:p>
-      <w:pPr>
-        <w:tabs>
-          <w:tab w:val="left" w:pos="2400"/>
-        </w:tabs>
-        <w:spacing w:after="0" w:line="360" w:lineRule="auto"/>
+          <w:sz w:val="24"/>
+          <w:szCs w:val="24"/>
+        </w:rPr>
+      </w:pPr>
+      <w:bookmarkStart w:id="20" w:name="_Toc215492778"/>
+      <w:r>
+        <w:rPr>
+          <w:rFonts w:ascii="Times New Roman" w:hAnsi="Times New Roman" w:cs="Times New Roman"/>
+          <w:b/>
+          <w:sz w:val="24"/>
+          <w:szCs w:val="24"/>
+        </w:rPr>
+        <w:t>AP</w:t>
+      </w:r>
+      <w:r>
+        <w:rPr>
+          <w:rFonts w:ascii="Times New Roman" w:hAnsi="Times New Roman" w:cs="Times New Roman"/>
+          <w:b/>
+          <w:sz w:val="24"/>
+          <w:szCs w:val="24"/>
+        </w:rPr>
+        <w:t>ÊNDICE A</w:t>
+      </w:r>
+      <w:r>
+        <w:rPr>
+          <w:rFonts w:ascii="Times New Roman" w:hAnsi="Times New Roman" w:cs="Times New Roman"/>
+          <w:sz w:val="24"/>
+          <w:szCs w:val="24"/>
+        </w:rPr>
+        <w:t xml:space="preserve"> – BIBLIOTECAS UTILIZADAS NO PROJETO</w:t>
+      </w:r>
+      <w:bookmarkEnd w:id="20"/>
+    </w:p>
+    <w:p>
+      <w:pPr>
+        <w:tabs>
+          <w:tab w:val="left" w:pos="1728"/>
+        </w:tabs>
+        <w:spacing w:after="0" w:line="240" w:lineRule="auto"/>
         <w:outlineLvl w:val="0"/>
         <w:rPr>
           <w:rFonts w:ascii="Times New Roman" w:hAnsi="Times New Roman" w:cs="Times New Roman"/>
-          <w:b/>
-        </w:rPr>
-      </w:pPr>
-      <w:bookmarkStart w:id="9" w:name="_Toc205989576"/>
-      <w:r>
-        <w:rPr>
-          <w:rFonts w:ascii="Times New Roman" w:hAnsi="Times New Roman" w:cs="Times New Roman"/>
-          <w:b/>
-        </w:rPr>
-        <w:t>7 REFERÊNCIAS</w:t>
-      </w:r>
-      <w:bookmarkEnd w:id="9"/>
-    </w:p>
-    <w:p>
-      <w:pPr>
-        <w:tabs>
-          <w:tab w:val="left" w:pos="2400"/>
-        </w:tabs>
-        <w:spacing w:after="0" w:line="360" w:lineRule="auto"/>
-        <w:ind w:firstLine="709"/>
-        <w:jc w:val="both"/>
-        <w:rPr>
-          <w:rFonts w:ascii="Times New Roman" w:hAnsi="Times New Roman" w:cs="Times New Roman"/>
-          <w:b/>
-          <w:sz w:val="24"/>
-          <w:szCs w:val="24"/>
-        </w:rPr>
-      </w:pPr>
-      <w:r>
-        <w:rPr>
-          <w:rFonts w:ascii="Times New Roman" w:hAnsi="Times New Roman" w:cs="Times New Roman"/>
-          <w:b/>
-          <w:sz w:val="24"/>
-          <w:szCs w:val="24"/>
-        </w:rPr>
-        <w:t>Referências:</w:t>
-      </w:r>
-    </w:p>
-    <w:p>
-      <w:pPr>
-        <w:tabs>
-          <w:tab w:val="left" w:pos="2400"/>
-        </w:tabs>
-        <w:spacing w:after="0" w:line="360" w:lineRule="auto"/>
-        <w:ind w:firstLine="709"/>
-        <w:jc w:val="both"/>
-        <w:rPr>
-          <w:rFonts w:ascii="Times New Roman" w:hAnsi="Times New Roman" w:cs="Times New Roman"/>
-          <w:b/>
-          <w:sz w:val="24"/>
-          <w:szCs w:val="24"/>
-        </w:rPr>
-      </w:pPr>
-      <w:r>
-        <w:rPr>
-          <w:rFonts w:ascii="Times New Roman" w:hAnsi="Times New Roman" w:cs="Times New Roman"/>
-          <w:b/>
-          <w:sz w:val="24"/>
-          <w:szCs w:val="24"/>
-        </w:rPr>
-        <w:t>Na seguinte ordem:</w:t>
-      </w:r>
-    </w:p>
-    <w:p>
-      <w:pPr>
-        <w:tabs>
-          <w:tab w:val="left" w:pos="2400"/>
-        </w:tabs>
-        <w:spacing w:after="0" w:line="360" w:lineRule="auto"/>
-        <w:ind w:firstLine="709"/>
-        <w:jc w:val="both"/>
-        <w:rPr>
-          <w:rFonts w:ascii="Times New Roman" w:hAnsi="Times New Roman" w:cs="Times New Roman"/>
-          <w:b/>
-          <w:sz w:val="24"/>
-          <w:szCs w:val="24"/>
-        </w:rPr>
-      </w:pPr>
-      <w:r>
-        <w:rPr>
-          <w:rFonts w:ascii="Times New Roman" w:hAnsi="Times New Roman" w:cs="Times New Roman"/>
-          <w:b/>
-          <w:sz w:val="24"/>
-          <w:szCs w:val="24"/>
-        </w:rPr>
-        <w:t>autor (es). título. local: editora, data de publicação.</w:t>
-      </w:r>
-    </w:p>
-    <w:p>
-      <w:pPr>
-        <w:tabs>
-          <w:tab w:val="left" w:pos="2400"/>
-        </w:tabs>
-        <w:spacing w:after="0" w:line="360" w:lineRule="auto"/>
-        <w:ind w:firstLine="709"/>
-        <w:jc w:val="both"/>
-        <w:rPr>
-          <w:rFonts w:ascii="Times New Roman" w:hAnsi="Times New Roman" w:cs="Times New Roman"/>
-          <w:b/>
-          <w:sz w:val="24"/>
-          <w:szCs w:val="24"/>
-        </w:rPr>
-      </w:pPr>
-    </w:p>
-    <w:p>
-      <w:pPr>
-        <w:tabs>
-          <w:tab w:val="left" w:pos="2400"/>
-        </w:tabs>
-        <w:spacing w:after="0" w:line="360" w:lineRule="auto"/>
-        <w:ind w:firstLine="709"/>
-        <w:jc w:val="both"/>
-        <w:rPr>
-          <w:rFonts w:ascii="Times New Roman" w:hAnsi="Times New Roman" w:cs="Times New Roman"/>
-          <w:b/>
-          <w:sz w:val="24"/>
-          <w:szCs w:val="24"/>
-        </w:rPr>
-      </w:pPr>
-      <w:r>
-        <w:rPr>
-          <w:rFonts w:ascii="Times New Roman" w:hAnsi="Times New Roman" w:cs="Times New Roman"/>
-          <w:b/>
-          <w:sz w:val="24"/>
-          <w:szCs w:val="24"/>
-        </w:rPr>
-        <w:t>Deverão ser apresentadas em ordem alfabética, independente do suporte.</w:t>
-      </w:r>
-    </w:p>
-    <w:p>
-      <w:pPr>
-        <w:tabs>
-          <w:tab w:val="left" w:pos="2400"/>
-        </w:tabs>
-        <w:spacing w:after="0" w:line="360" w:lineRule="auto"/>
-        <w:ind w:firstLine="709"/>
-        <w:jc w:val="both"/>
-        <w:rPr>
-          <w:rFonts w:ascii="Times New Roman" w:hAnsi="Times New Roman" w:cs="Times New Roman"/>
-          <w:b/>
-          <w:sz w:val="24"/>
-          <w:szCs w:val="24"/>
-        </w:rPr>
-      </w:pPr>
-      <w:r>
-        <w:rPr>
-          <w:rFonts w:ascii="Times New Roman" w:hAnsi="Times New Roman" w:cs="Times New Roman"/>
-          <w:b/>
-          <w:sz w:val="24"/>
-          <w:szCs w:val="24"/>
-        </w:rPr>
-        <w:t>Devem ser alinhadas à margem esquerda, utilizando espaçamento simples e</w:t>
-      </w:r>
-    </w:p>
-    <w:p>
-      <w:pPr>
-        <w:tabs>
-          <w:tab w:val="left" w:pos="2400"/>
-        </w:tabs>
-        <w:spacing w:after="0" w:line="360" w:lineRule="auto"/>
-        <w:ind w:firstLine="709"/>
-        <w:jc w:val="both"/>
-        <w:rPr>
-          <w:rFonts w:ascii="Times New Roman" w:hAnsi="Times New Roman" w:cs="Times New Roman"/>
-          <w:b/>
-          <w:sz w:val="24"/>
-          <w:szCs w:val="24"/>
-        </w:rPr>
-      </w:pPr>
-      <w:r>
-        <w:rPr>
-          <w:rFonts w:ascii="Times New Roman" w:hAnsi="Times New Roman" w:cs="Times New Roman"/>
-          <w:b/>
-          <w:sz w:val="24"/>
-          <w:szCs w:val="24"/>
-        </w:rPr>
-        <w:t>separadas entre si por espaços simples.</w:t>
-      </w:r>
-    </w:p>
-    <w:p>
-      <w:pPr>
-        <w:tabs>
-          <w:tab w:val="left" w:pos="2400"/>
-        </w:tabs>
-        <w:spacing w:after="0" w:line="360" w:lineRule="auto"/>
-        <w:ind w:firstLine="709"/>
-        <w:jc w:val="both"/>
-        <w:rPr>
-          <w:rFonts w:ascii="Times New Roman" w:hAnsi="Times New Roman" w:cs="Times New Roman"/>
-          <w:b/>
-          <w:sz w:val="24"/>
-          <w:szCs w:val="24"/>
-        </w:rPr>
-      </w:pPr>
-      <w:r>
-        <w:rPr>
-          <w:rFonts w:ascii="Times New Roman" w:hAnsi="Times New Roman" w:cs="Times New Roman"/>
-          <w:b/>
-          <w:sz w:val="24"/>
-          <w:szCs w:val="24"/>
-        </w:rPr>
-        <w:t xml:space="preserve">Quando não for possível determinar o local, utiliza-se a expressão </w:t>
-      </w:r>
-      <w:proofErr w:type="spellStart"/>
-      <w:r>
-        <w:rPr>
-          <w:rFonts w:ascii="Times New Roman" w:hAnsi="Times New Roman" w:cs="Times New Roman"/>
-          <w:b/>
-          <w:sz w:val="24"/>
-          <w:szCs w:val="24"/>
-        </w:rPr>
-        <w:t>sine</w:t>
-      </w:r>
-      <w:proofErr w:type="spellEnd"/>
-      <w:r>
-        <w:rPr>
-          <w:rFonts w:ascii="Times New Roman" w:hAnsi="Times New Roman" w:cs="Times New Roman"/>
-          <w:b/>
-          <w:sz w:val="24"/>
-          <w:szCs w:val="24"/>
-        </w:rPr>
-        <w:t xml:space="preserve"> loco,</w:t>
-      </w:r>
-    </w:p>
-    <w:p>
-      <w:pPr>
-        <w:tabs>
-          <w:tab w:val="left" w:pos="2400"/>
-        </w:tabs>
-        <w:spacing w:after="0" w:line="360" w:lineRule="auto"/>
-        <w:ind w:firstLine="709"/>
-        <w:jc w:val="both"/>
-        <w:rPr>
-          <w:rFonts w:ascii="Times New Roman" w:hAnsi="Times New Roman" w:cs="Times New Roman"/>
-          <w:b/>
-          <w:sz w:val="24"/>
-          <w:szCs w:val="24"/>
-        </w:rPr>
-      </w:pPr>
-      <w:r>
-        <w:rPr>
-          <w:rFonts w:ascii="Times New Roman" w:hAnsi="Times New Roman" w:cs="Times New Roman"/>
-          <w:b/>
-          <w:sz w:val="24"/>
-          <w:szCs w:val="24"/>
-        </w:rPr>
-        <w:t>abreviada, entre colchetes [</w:t>
-      </w:r>
-      <w:proofErr w:type="spellStart"/>
-      <w:r>
-        <w:rPr>
-          <w:rFonts w:ascii="Times New Roman" w:hAnsi="Times New Roman" w:cs="Times New Roman"/>
-          <w:b/>
-          <w:sz w:val="24"/>
-          <w:szCs w:val="24"/>
-        </w:rPr>
-        <w:t>S.l</w:t>
-      </w:r>
-      <w:proofErr w:type="spellEnd"/>
-      <w:r>
-        <w:rPr>
-          <w:rFonts w:ascii="Times New Roman" w:hAnsi="Times New Roman" w:cs="Times New Roman"/>
-          <w:b/>
-          <w:sz w:val="24"/>
-          <w:szCs w:val="24"/>
-        </w:rPr>
-        <w:t>.]</w:t>
-      </w:r>
-    </w:p>
-    <w:p>
-      <w:pPr>
-        <w:tabs>
-          <w:tab w:val="left" w:pos="2400"/>
-        </w:tabs>
-        <w:spacing w:after="0" w:line="360" w:lineRule="auto"/>
-        <w:ind w:firstLine="709"/>
-        <w:jc w:val="both"/>
-        <w:rPr>
-          <w:rFonts w:ascii="Times New Roman" w:hAnsi="Times New Roman" w:cs="Times New Roman"/>
-          <w:b/>
-          <w:sz w:val="24"/>
-          <w:szCs w:val="24"/>
-        </w:rPr>
-      </w:pPr>
-      <w:r>
-        <w:rPr>
-          <w:rFonts w:ascii="Times New Roman" w:hAnsi="Times New Roman" w:cs="Times New Roman"/>
-          <w:b/>
-          <w:sz w:val="24"/>
-          <w:szCs w:val="24"/>
-        </w:rPr>
-        <w:t xml:space="preserve">Quando a editora não puder ser identificada, deve-se indicar a expressão </w:t>
-      </w:r>
-      <w:proofErr w:type="spellStart"/>
-      <w:r>
-        <w:rPr>
-          <w:rFonts w:ascii="Times New Roman" w:hAnsi="Times New Roman" w:cs="Times New Roman"/>
-          <w:b/>
-          <w:sz w:val="24"/>
-          <w:szCs w:val="24"/>
-        </w:rPr>
-        <w:t>sine</w:t>
-      </w:r>
-      <w:proofErr w:type="spellEnd"/>
-    </w:p>
-    <w:p>
-      <w:pPr>
-        <w:tabs>
-          <w:tab w:val="left" w:pos="2400"/>
-        </w:tabs>
-        <w:spacing w:after="0" w:line="360" w:lineRule="auto"/>
-        <w:ind w:firstLine="709"/>
-        <w:jc w:val="both"/>
-        <w:rPr>
-          <w:rFonts w:ascii="Times New Roman" w:hAnsi="Times New Roman" w:cs="Times New Roman"/>
-          <w:b/>
-          <w:sz w:val="24"/>
-          <w:szCs w:val="24"/>
-        </w:rPr>
-      </w:pPr>
-      <w:r>
-        <w:rPr>
-          <w:rFonts w:ascii="Times New Roman" w:hAnsi="Times New Roman" w:cs="Times New Roman"/>
-          <w:b/>
-          <w:sz w:val="24"/>
-          <w:szCs w:val="24"/>
-        </w:rPr>
-        <w:t>nomine, abreviada, entre colchetes [s.n.]</w:t>
-      </w:r>
+          <w:sz w:val="24"/>
+          <w:szCs w:val="24"/>
+        </w:rPr>
+      </w:pPr>
+    </w:p>
+    <w:p>
+      <w:pPr>
+        <w:tabs>
+          <w:tab w:val="left" w:pos="1728"/>
+        </w:tabs>
+        <w:spacing w:after="0" w:line="240" w:lineRule="auto"/>
+        <w:outlineLvl w:val="0"/>
+        <w:rPr>
+          <w:rFonts w:ascii="Times New Roman" w:hAnsi="Times New Roman" w:cs="Times New Roman"/>
+          <w:b/>
+          <w:sz w:val="24"/>
+          <w:szCs w:val="24"/>
+        </w:rPr>
+      </w:pPr>
+    </w:p>
+    <w:p>
+      <w:pPr>
+        <w:tabs>
+          <w:tab w:val="left" w:pos="1728"/>
+        </w:tabs>
+        <w:spacing w:after="0" w:line="240" w:lineRule="auto"/>
+        <w:outlineLvl w:val="0"/>
+        <w:rPr>
+          <w:rFonts w:ascii="Times New Roman" w:hAnsi="Times New Roman" w:cs="Times New Roman"/>
+          <w:b/>
+          <w:sz w:val="24"/>
+          <w:szCs w:val="24"/>
+        </w:rPr>
+      </w:pPr>
+    </w:p>
+    <w:p>
+      <w:pPr>
+        <w:tabs>
+          <w:tab w:val="left" w:pos="1728"/>
+        </w:tabs>
+        <w:spacing w:after="0" w:line="240" w:lineRule="auto"/>
+        <w:outlineLvl w:val="0"/>
+        <w:rPr>
+          <w:rFonts w:ascii="Times New Roman" w:hAnsi="Times New Roman" w:cs="Times New Roman"/>
+          <w:b/>
+          <w:sz w:val="24"/>
+          <w:szCs w:val="24"/>
+        </w:rPr>
+      </w:pPr>
+    </w:p>
+    <w:p>
+      <w:pPr>
+        <w:tabs>
+          <w:tab w:val="left" w:pos="1728"/>
+        </w:tabs>
+        <w:spacing w:after="0" w:line="240" w:lineRule="auto"/>
+        <w:outlineLvl w:val="0"/>
+        <w:rPr>
+          <w:rFonts w:ascii="Times New Roman" w:hAnsi="Times New Roman" w:cs="Times New Roman"/>
+          <w:b/>
+          <w:sz w:val="24"/>
+          <w:szCs w:val="24"/>
+        </w:rPr>
+      </w:pPr>
+    </w:p>
+    <w:p>
+      <w:pPr>
+        <w:tabs>
+          <w:tab w:val="left" w:pos="1728"/>
+        </w:tabs>
+        <w:spacing w:after="0" w:line="240" w:lineRule="auto"/>
+        <w:outlineLvl w:val="0"/>
+        <w:rPr>
+          <w:rFonts w:ascii="Times New Roman" w:hAnsi="Times New Roman" w:cs="Times New Roman"/>
+          <w:b/>
+          <w:sz w:val="24"/>
+          <w:szCs w:val="24"/>
+        </w:rPr>
+      </w:pPr>
+    </w:p>
+    <w:p>
+      <w:pPr>
+        <w:tabs>
+          <w:tab w:val="left" w:pos="1728"/>
+        </w:tabs>
+        <w:spacing w:after="0" w:line="240" w:lineRule="auto"/>
+        <w:outlineLvl w:val="0"/>
+        <w:rPr>
+          <w:rFonts w:ascii="Times New Roman" w:hAnsi="Times New Roman" w:cs="Times New Roman"/>
+          <w:b/>
+          <w:sz w:val="24"/>
+          <w:szCs w:val="24"/>
+        </w:rPr>
+      </w:pPr>
+    </w:p>
+    <w:p>
+      <w:pPr>
+        <w:tabs>
+          <w:tab w:val="left" w:pos="1728"/>
+        </w:tabs>
+        <w:spacing w:after="0" w:line="240" w:lineRule="auto"/>
+        <w:outlineLvl w:val="0"/>
+        <w:rPr>
+          <w:rFonts w:ascii="Times New Roman" w:hAnsi="Times New Roman" w:cs="Times New Roman"/>
+          <w:b/>
+          <w:sz w:val="24"/>
+          <w:szCs w:val="24"/>
+        </w:rPr>
+      </w:pPr>
+    </w:p>
+    <w:p>
+      <w:pPr>
+        <w:tabs>
+          <w:tab w:val="left" w:pos="1728"/>
+        </w:tabs>
+        <w:spacing w:after="0" w:line="240" w:lineRule="auto"/>
+        <w:outlineLvl w:val="0"/>
+        <w:rPr>
+          <w:rFonts w:ascii="Times New Roman" w:hAnsi="Times New Roman" w:cs="Times New Roman"/>
+          <w:b/>
+          <w:sz w:val="24"/>
+          <w:szCs w:val="24"/>
+        </w:rPr>
+      </w:pPr>
+    </w:p>
+    <w:p>
+      <w:pPr>
+        <w:tabs>
+          <w:tab w:val="left" w:pos="1728"/>
+        </w:tabs>
+        <w:spacing w:after="0" w:line="240" w:lineRule="auto"/>
+        <w:outlineLvl w:val="0"/>
+        <w:rPr>
+          <w:rFonts w:ascii="Times New Roman" w:hAnsi="Times New Roman" w:cs="Times New Roman"/>
+          <w:b/>
+          <w:sz w:val="24"/>
+          <w:szCs w:val="24"/>
+        </w:rPr>
+      </w:pPr>
+    </w:p>
+    <w:p>
+      <w:pPr>
+        <w:tabs>
+          <w:tab w:val="left" w:pos="1728"/>
+        </w:tabs>
+        <w:spacing w:after="0" w:line="240" w:lineRule="auto"/>
+        <w:outlineLvl w:val="0"/>
+        <w:rPr>
+          <w:rFonts w:ascii="Times New Roman" w:hAnsi="Times New Roman" w:cs="Times New Roman"/>
+          <w:b/>
+          <w:sz w:val="24"/>
+          <w:szCs w:val="24"/>
+        </w:rPr>
+      </w:pPr>
+    </w:p>
+    <w:p>
+      <w:pPr>
+        <w:tabs>
+          <w:tab w:val="left" w:pos="1728"/>
+        </w:tabs>
+        <w:spacing w:after="0" w:line="240" w:lineRule="auto"/>
+        <w:outlineLvl w:val="0"/>
+        <w:rPr>
+          <w:rFonts w:ascii="Times New Roman" w:hAnsi="Times New Roman" w:cs="Times New Roman"/>
+          <w:b/>
+          <w:sz w:val="24"/>
+          <w:szCs w:val="24"/>
+        </w:rPr>
+      </w:pPr>
+    </w:p>
+    <w:p>
+      <w:pPr>
+        <w:tabs>
+          <w:tab w:val="left" w:pos="1728"/>
+        </w:tabs>
+        <w:spacing w:after="0" w:line="240" w:lineRule="auto"/>
+        <w:outlineLvl w:val="0"/>
+        <w:rPr>
+          <w:rFonts w:ascii="Times New Roman" w:hAnsi="Times New Roman" w:cs="Times New Roman"/>
+          <w:b/>
+          <w:sz w:val="24"/>
+          <w:szCs w:val="24"/>
+        </w:rPr>
+      </w:pPr>
+    </w:p>
+    <w:p>
+      <w:pPr>
+        <w:tabs>
+          <w:tab w:val="left" w:pos="1728"/>
+        </w:tabs>
+        <w:spacing w:after="0" w:line="240" w:lineRule="auto"/>
+        <w:outlineLvl w:val="0"/>
+        <w:rPr>
+          <w:rFonts w:ascii="Times New Roman" w:hAnsi="Times New Roman" w:cs="Times New Roman"/>
+          <w:b/>
+          <w:sz w:val="24"/>
+          <w:szCs w:val="24"/>
+        </w:rPr>
+      </w:pPr>
+    </w:p>
+    <w:p>
+      <w:pPr>
+        <w:tabs>
+          <w:tab w:val="left" w:pos="1728"/>
+        </w:tabs>
+        <w:spacing w:after="0" w:line="240" w:lineRule="auto"/>
+        <w:outlineLvl w:val="0"/>
+        <w:rPr>
+          <w:rFonts w:ascii="Times New Roman" w:hAnsi="Times New Roman" w:cs="Times New Roman"/>
+          <w:b/>
+          <w:sz w:val="24"/>
+          <w:szCs w:val="24"/>
+        </w:rPr>
+      </w:pPr>
+    </w:p>
+    <w:p>
+      <w:pPr>
+        <w:tabs>
+          <w:tab w:val="left" w:pos="1728"/>
+        </w:tabs>
+        <w:spacing w:after="0" w:line="240" w:lineRule="auto"/>
+        <w:outlineLvl w:val="0"/>
+        <w:rPr>
+          <w:rFonts w:ascii="Times New Roman" w:hAnsi="Times New Roman" w:cs="Times New Roman"/>
+          <w:b/>
+          <w:sz w:val="24"/>
+          <w:szCs w:val="24"/>
+        </w:rPr>
+      </w:pPr>
+    </w:p>
+    <w:p>
+      <w:pPr>
+        <w:tabs>
+          <w:tab w:val="left" w:pos="1728"/>
+        </w:tabs>
+        <w:spacing w:after="0" w:line="240" w:lineRule="auto"/>
+        <w:outlineLvl w:val="0"/>
+        <w:rPr>
+          <w:rFonts w:ascii="Times New Roman" w:hAnsi="Times New Roman" w:cs="Times New Roman"/>
+          <w:b/>
+          <w:sz w:val="24"/>
+          <w:szCs w:val="24"/>
+        </w:rPr>
+      </w:pPr>
+    </w:p>
+    <w:p>
+      <w:pPr>
+        <w:tabs>
+          <w:tab w:val="left" w:pos="1728"/>
+        </w:tabs>
+        <w:spacing w:after="0" w:line="240" w:lineRule="auto"/>
+        <w:outlineLvl w:val="0"/>
+        <w:rPr>
+          <w:rFonts w:ascii="Times New Roman" w:hAnsi="Times New Roman" w:cs="Times New Roman"/>
+          <w:b/>
+          <w:sz w:val="24"/>
+          <w:szCs w:val="24"/>
+        </w:rPr>
+      </w:pPr>
+    </w:p>
+    <w:p>
+      <w:pPr>
+        <w:tabs>
+          <w:tab w:val="left" w:pos="1728"/>
+        </w:tabs>
+        <w:spacing w:after="0" w:line="240" w:lineRule="auto"/>
+        <w:outlineLvl w:val="0"/>
+        <w:rPr>
+          <w:rFonts w:ascii="Times New Roman" w:hAnsi="Times New Roman" w:cs="Times New Roman"/>
+          <w:b/>
+          <w:sz w:val="24"/>
+          <w:szCs w:val="24"/>
+        </w:rPr>
+      </w:pPr>
+    </w:p>
+    <w:p>
+      <w:pPr>
+        <w:tabs>
+          <w:tab w:val="left" w:pos="1728"/>
+        </w:tabs>
+        <w:spacing w:after="0" w:line="240" w:lineRule="auto"/>
+        <w:outlineLvl w:val="0"/>
+        <w:rPr>
+          <w:rFonts w:ascii="Times New Roman" w:hAnsi="Times New Roman" w:cs="Times New Roman"/>
+          <w:b/>
+          <w:sz w:val="24"/>
+          <w:szCs w:val="24"/>
+        </w:rPr>
+      </w:pPr>
+    </w:p>
+    <w:p>
+      <w:pPr>
+        <w:tabs>
+          <w:tab w:val="left" w:pos="1728"/>
+        </w:tabs>
+        <w:spacing w:after="0" w:line="240" w:lineRule="auto"/>
+        <w:outlineLvl w:val="0"/>
+        <w:rPr>
+          <w:rFonts w:ascii="Times New Roman" w:hAnsi="Times New Roman" w:cs="Times New Roman"/>
+          <w:b/>
+          <w:sz w:val="24"/>
+          <w:szCs w:val="24"/>
+        </w:rPr>
+      </w:pPr>
+    </w:p>
+    <w:p>
+      <w:pPr>
+        <w:tabs>
+          <w:tab w:val="left" w:pos="1728"/>
+        </w:tabs>
+        <w:spacing w:after="0" w:line="240" w:lineRule="auto"/>
+        <w:outlineLvl w:val="0"/>
+        <w:rPr>
+          <w:rFonts w:ascii="Times New Roman" w:hAnsi="Times New Roman" w:cs="Times New Roman"/>
+          <w:sz w:val="24"/>
+          <w:szCs w:val="24"/>
+        </w:rPr>
+      </w:pPr>
+      <w:bookmarkStart w:id="21" w:name="_Toc215492779"/>
+      <w:r>
+        <w:rPr>
+          <w:rFonts w:ascii="Times New Roman" w:hAnsi="Times New Roman" w:cs="Times New Roman"/>
+          <w:b/>
+          <w:sz w:val="24"/>
+          <w:szCs w:val="24"/>
+        </w:rPr>
+        <w:t>APÊNDICE B</w:t>
+      </w:r>
+      <w:r>
+        <w:rPr>
+          <w:rFonts w:ascii="Times New Roman" w:hAnsi="Times New Roman" w:cs="Times New Roman"/>
+          <w:sz w:val="24"/>
+          <w:szCs w:val="24"/>
+        </w:rPr>
+        <w:t xml:space="preserve"> – DIAGRAMA DO BANCO DE DADOS</w:t>
+      </w:r>
+      <w:bookmarkEnd w:id="21"/>
+    </w:p>
+    <w:p>
+      <w:pPr>
+        <w:tabs>
+          <w:tab w:val="left" w:pos="1728"/>
+        </w:tabs>
+        <w:spacing w:after="0" w:line="240" w:lineRule="auto"/>
+        <w:outlineLvl w:val="0"/>
+        <w:rPr>
+          <w:rFonts w:ascii="Times New Roman" w:hAnsi="Times New Roman" w:cs="Times New Roman"/>
+          <w:sz w:val="24"/>
+          <w:szCs w:val="24"/>
+        </w:rPr>
+      </w:pPr>
+    </w:p>
+    <w:p>
+      <w:pPr>
+        <w:tabs>
+          <w:tab w:val="left" w:pos="1728"/>
+        </w:tabs>
+        <w:spacing w:after="0" w:line="240" w:lineRule="auto"/>
+        <w:rPr>
+          <w:rFonts w:ascii="Times New Roman" w:hAnsi="Times New Roman" w:cs="Times New Roman"/>
+          <w:sz w:val="24"/>
+          <w:szCs w:val="24"/>
+        </w:rPr>
+      </w:pPr>
+      <w:r>
+        <w:rPr>
+          <w:rFonts w:ascii="Times New Roman" w:hAnsi="Times New Roman" w:cs="Times New Roman"/>
+          <w:b/>
+          <w:noProof/>
+          <w:sz w:val="24"/>
+          <w:szCs w:val="24"/>
+        </w:rPr>
+        <w:drawing>
+          <wp:anchor distT="0" distB="0" distL="114300" distR="114300" simplePos="0" relativeHeight="251676672" behindDoc="1" locked="0" layoutInCell="1" allowOverlap="1">
+            <wp:simplePos x="0" y="0"/>
+            <wp:positionH relativeFrom="margin">
+              <wp:posOffset>-142875</wp:posOffset>
+            </wp:positionH>
+            <wp:positionV relativeFrom="page">
+              <wp:posOffset>5387340</wp:posOffset>
+            </wp:positionV>
+            <wp:extent cx="4693920" cy="2751455"/>
+            <wp:effectExtent l="19050" t="19050" r="11430" b="10795"/>
+            <wp:wrapTight wrapText="bothSides">
+              <wp:wrapPolygon edited="0">
+                <wp:start x="-88" y="-150"/>
+                <wp:lineTo x="-88" y="21535"/>
+                <wp:lineTo x="21565" y="21535"/>
+                <wp:lineTo x="21565" y="-150"/>
+                <wp:lineTo x="-88" y="-150"/>
+              </wp:wrapPolygon>
+            </wp:wrapTight>
+            <wp:docPr id="28" name="Imagem 28"/>
+            <wp:cNvGraphicFramePr>
+              <a:graphicFrameLocks xmlns:a="http://schemas.openxmlformats.org/drawingml/2006/main" noChangeAspect="1"/>
+            </wp:cNvGraphicFramePr>
+            <a:graphic xmlns:a="http://schemas.openxmlformats.org/drawingml/2006/main">
+              <a:graphicData uri="http://schemas.openxmlformats.org/drawingml/2006/picture">
+                <pic:pic xmlns:pic="http://schemas.openxmlformats.org/drawingml/2006/picture">
+                  <pic:nvPicPr>
+                    <pic:cNvPr id="28" name="diagrama-do-projeto.png"/>
+                    <pic:cNvPicPr/>
+                  </pic:nvPicPr>
+                  <pic:blipFill>
+                    <a:blip r:embed="rId19" cstate="print">
+                      <a:extLst>
+                        <a:ext uri="{28A0092B-C50C-407E-A947-70E740481C1C}">
+                          <a14:useLocalDpi xmlns:a14="http://schemas.microsoft.com/office/drawing/2010/main" val="0"/>
+                        </a:ext>
+                      </a:extLst>
+                    </a:blip>
+                    <a:stretch>
+                      <a:fillRect/>
+                    </a:stretch>
+                  </pic:blipFill>
+                  <pic:spPr>
+                    <a:xfrm>
+                      <a:off x="0" y="0"/>
+                      <a:ext cx="4693920" cy="2751455"/>
+                    </a:xfrm>
+                    <a:prstGeom prst="rect">
+                      <a:avLst/>
+                    </a:prstGeom>
+                    <a:ln>
+                      <a:solidFill>
+                        <a:schemeClr val="tx1"/>
+                      </a:solidFill>
+                    </a:ln>
+                  </pic:spPr>
+                </pic:pic>
+              </a:graphicData>
+            </a:graphic>
+            <wp14:sizeRelH relativeFrom="margin">
+              <wp14:pctWidth>0</wp14:pctWidth>
+            </wp14:sizeRelH>
+            <wp14:sizeRelV relativeFrom="margin">
+              <wp14:pctHeight>0</wp14:pctHeight>
+            </wp14:sizeRelV>
+          </wp:anchor>
+        </w:drawing>
+      </w:r>
+      <w:r>
+        <w:rPr>
+          <w:rFonts w:ascii="Times New Roman" w:hAnsi="Times New Roman" w:cs="Times New Roman"/>
+          <w:b/>
+          <w:sz w:val="24"/>
+          <w:szCs w:val="24"/>
+        </w:rPr>
+        <w:t>Figura 10</w:t>
+      </w:r>
+      <w:r>
+        <w:rPr>
+          <w:rFonts w:ascii="Times New Roman" w:hAnsi="Times New Roman" w:cs="Times New Roman"/>
+          <w:sz w:val="24"/>
+          <w:szCs w:val="24"/>
+        </w:rPr>
+        <w:t xml:space="preserve"> – Diagrama do bando de dados</w:t>
+      </w:r>
+    </w:p>
+    <w:p>
+      <w:pPr>
+        <w:tabs>
+          <w:tab w:val="left" w:pos="1728"/>
+        </w:tabs>
+        <w:spacing w:after="0" w:line="240" w:lineRule="auto"/>
+        <w:outlineLvl w:val="0"/>
+        <w:rPr>
+          <w:rFonts w:ascii="Times New Roman" w:hAnsi="Times New Roman" w:cs="Times New Roman"/>
+          <w:sz w:val="24"/>
+          <w:szCs w:val="24"/>
+        </w:rPr>
+      </w:pPr>
+    </w:p>
+    <w:p>
+      <w:pPr>
+        <w:tabs>
+          <w:tab w:val="left" w:pos="1728"/>
+        </w:tabs>
+        <w:spacing w:after="0" w:line="240" w:lineRule="auto"/>
+        <w:outlineLvl w:val="0"/>
+        <w:rPr>
+          <w:rFonts w:ascii="Times New Roman" w:hAnsi="Times New Roman" w:cs="Times New Roman"/>
+          <w:sz w:val="24"/>
+          <w:szCs w:val="24"/>
+        </w:rPr>
+      </w:pPr>
+    </w:p>
+    <w:p>
+      <w:pPr>
+        <w:tabs>
+          <w:tab w:val="left" w:pos="1728"/>
+        </w:tabs>
+        <w:spacing w:after="0" w:line="240" w:lineRule="auto"/>
+        <w:outlineLvl w:val="0"/>
+        <w:rPr>
+          <w:rFonts w:ascii="Times New Roman" w:hAnsi="Times New Roman" w:cs="Times New Roman"/>
+          <w:sz w:val="24"/>
+          <w:szCs w:val="24"/>
+        </w:rPr>
+      </w:pPr>
+    </w:p>
+    <w:p>
+      <w:pPr>
+        <w:tabs>
+          <w:tab w:val="left" w:pos="1728"/>
+        </w:tabs>
+        <w:spacing w:after="0" w:line="240" w:lineRule="auto"/>
+        <w:outlineLvl w:val="0"/>
+        <w:rPr>
+          <w:rFonts w:ascii="Times New Roman" w:hAnsi="Times New Roman" w:cs="Times New Roman"/>
+          <w:sz w:val="24"/>
+          <w:szCs w:val="24"/>
+        </w:rPr>
+      </w:pPr>
+    </w:p>
+    <w:p>
+      <w:pPr>
+        <w:tabs>
+          <w:tab w:val="left" w:pos="1728"/>
+        </w:tabs>
+        <w:spacing w:after="0" w:line="240" w:lineRule="auto"/>
+        <w:outlineLvl w:val="0"/>
+        <w:rPr>
+          <w:rFonts w:ascii="Times New Roman" w:hAnsi="Times New Roman" w:cs="Times New Roman"/>
+          <w:sz w:val="24"/>
+          <w:szCs w:val="24"/>
+        </w:rPr>
+      </w:pPr>
+    </w:p>
+    <w:p>
+      <w:pPr>
+        <w:tabs>
+          <w:tab w:val="left" w:pos="1728"/>
+        </w:tabs>
+        <w:spacing w:after="0" w:line="240" w:lineRule="auto"/>
+        <w:outlineLvl w:val="0"/>
+        <w:rPr>
+          <w:rFonts w:ascii="Times New Roman" w:hAnsi="Times New Roman" w:cs="Times New Roman"/>
+          <w:b/>
+          <w:sz w:val="24"/>
+          <w:szCs w:val="24"/>
+        </w:rPr>
+      </w:pPr>
+    </w:p>
+    <w:p>
+      <w:pPr>
+        <w:tabs>
+          <w:tab w:val="left" w:pos="1728"/>
+        </w:tabs>
+        <w:spacing w:after="0" w:line="240" w:lineRule="auto"/>
+        <w:outlineLvl w:val="0"/>
+        <w:rPr>
+          <w:rFonts w:ascii="Times New Roman" w:hAnsi="Times New Roman" w:cs="Times New Roman"/>
+          <w:b/>
+          <w:sz w:val="24"/>
+          <w:szCs w:val="24"/>
+        </w:rPr>
+      </w:pPr>
+    </w:p>
+    <w:p>
+      <w:pPr>
+        <w:tabs>
+          <w:tab w:val="left" w:pos="1728"/>
+        </w:tabs>
+        <w:spacing w:after="0" w:line="240" w:lineRule="auto"/>
+        <w:outlineLvl w:val="0"/>
+        <w:rPr>
+          <w:rFonts w:ascii="Times New Roman" w:hAnsi="Times New Roman" w:cs="Times New Roman"/>
+          <w:b/>
+          <w:sz w:val="24"/>
+          <w:szCs w:val="24"/>
+        </w:rPr>
+      </w:pPr>
+    </w:p>
+    <w:p>
+      <w:pPr>
+        <w:tabs>
+          <w:tab w:val="left" w:pos="1728"/>
+        </w:tabs>
+        <w:spacing w:after="0" w:line="240" w:lineRule="auto"/>
+        <w:outlineLvl w:val="0"/>
+        <w:rPr>
+          <w:rFonts w:ascii="Times New Roman" w:hAnsi="Times New Roman" w:cs="Times New Roman"/>
+          <w:b/>
+          <w:sz w:val="24"/>
+          <w:szCs w:val="24"/>
+        </w:rPr>
+      </w:pPr>
+    </w:p>
+    <w:p>
+      <w:pPr>
+        <w:tabs>
+          <w:tab w:val="left" w:pos="1728"/>
+        </w:tabs>
+        <w:spacing w:after="0" w:line="240" w:lineRule="auto"/>
+        <w:outlineLvl w:val="0"/>
+        <w:rPr>
+          <w:rFonts w:ascii="Times New Roman" w:hAnsi="Times New Roman" w:cs="Times New Roman"/>
+          <w:b/>
+          <w:sz w:val="24"/>
+          <w:szCs w:val="24"/>
+        </w:rPr>
+      </w:pPr>
+    </w:p>
+    <w:p>
+      <w:pPr>
+        <w:tabs>
+          <w:tab w:val="left" w:pos="1728"/>
+        </w:tabs>
+        <w:spacing w:after="0" w:line="240" w:lineRule="auto"/>
+        <w:outlineLvl w:val="0"/>
+        <w:rPr>
+          <w:rFonts w:ascii="Times New Roman" w:hAnsi="Times New Roman" w:cs="Times New Roman"/>
+          <w:b/>
+          <w:sz w:val="24"/>
+          <w:szCs w:val="24"/>
+        </w:rPr>
+      </w:pPr>
+    </w:p>
+    <w:p>
+      <w:pPr>
+        <w:tabs>
+          <w:tab w:val="left" w:pos="1728"/>
+        </w:tabs>
+        <w:spacing w:after="0" w:line="240" w:lineRule="auto"/>
+        <w:outlineLvl w:val="0"/>
+        <w:rPr>
+          <w:rFonts w:ascii="Times New Roman" w:hAnsi="Times New Roman" w:cs="Times New Roman"/>
+          <w:b/>
+          <w:sz w:val="24"/>
+          <w:szCs w:val="24"/>
+        </w:rPr>
+      </w:pPr>
+    </w:p>
+    <w:p>
+      <w:pPr>
+        <w:tabs>
+          <w:tab w:val="left" w:pos="1728"/>
+        </w:tabs>
+        <w:spacing w:after="0" w:line="240" w:lineRule="auto"/>
+        <w:outlineLvl w:val="0"/>
+        <w:rPr>
+          <w:rFonts w:ascii="Times New Roman" w:hAnsi="Times New Roman" w:cs="Times New Roman"/>
+          <w:b/>
+          <w:sz w:val="24"/>
+          <w:szCs w:val="24"/>
+        </w:rPr>
+      </w:pPr>
+    </w:p>
+    <w:p>
+      <w:pPr>
+        <w:tabs>
+          <w:tab w:val="left" w:pos="1728"/>
+        </w:tabs>
+        <w:spacing w:after="0" w:line="240" w:lineRule="auto"/>
+        <w:outlineLvl w:val="0"/>
+        <w:rPr>
+          <w:rFonts w:ascii="Times New Roman" w:hAnsi="Times New Roman" w:cs="Times New Roman"/>
+          <w:b/>
+          <w:sz w:val="24"/>
+          <w:szCs w:val="24"/>
+        </w:rPr>
+      </w:pPr>
+    </w:p>
+    <w:p>
+      <w:pPr>
+        <w:tabs>
+          <w:tab w:val="left" w:pos="1728"/>
+        </w:tabs>
+        <w:spacing w:after="0" w:line="240" w:lineRule="auto"/>
+        <w:outlineLvl w:val="0"/>
+        <w:rPr>
+          <w:rFonts w:ascii="Times New Roman" w:hAnsi="Times New Roman" w:cs="Times New Roman"/>
+          <w:b/>
+          <w:sz w:val="24"/>
+          <w:szCs w:val="24"/>
+        </w:rPr>
+      </w:pPr>
+    </w:p>
+    <w:p>
+      <w:pPr>
+        <w:tabs>
+          <w:tab w:val="left" w:pos="1728"/>
+        </w:tabs>
+        <w:spacing w:after="0" w:line="240" w:lineRule="auto"/>
+        <w:outlineLvl w:val="0"/>
+        <w:rPr>
+          <w:rFonts w:ascii="Times New Roman" w:hAnsi="Times New Roman" w:cs="Times New Roman"/>
+          <w:b/>
+          <w:sz w:val="24"/>
+          <w:szCs w:val="24"/>
+        </w:rPr>
+      </w:pPr>
+    </w:p>
+    <w:p>
+      <w:pPr>
+        <w:tabs>
+          <w:tab w:val="left" w:pos="1728"/>
+        </w:tabs>
+        <w:spacing w:after="0" w:line="240" w:lineRule="auto"/>
+        <w:rPr>
+          <w:rFonts w:ascii="Times New Roman" w:hAnsi="Times New Roman" w:cs="Times New Roman"/>
+          <w:sz w:val="24"/>
+          <w:szCs w:val="24"/>
+        </w:rPr>
+      </w:pPr>
+      <w:r>
+        <w:rPr>
+          <w:rFonts w:ascii="Times New Roman" w:hAnsi="Times New Roman" w:cs="Times New Roman"/>
+          <w:b/>
+          <w:sz w:val="20"/>
+          <w:szCs w:val="20"/>
+        </w:rPr>
+        <w:t xml:space="preserve">Fonte: </w:t>
+      </w:r>
+      <w:r>
+        <w:rPr>
+          <w:rFonts w:ascii="Times New Roman" w:hAnsi="Times New Roman" w:cs="Times New Roman"/>
+          <w:sz w:val="20"/>
+          <w:szCs w:val="20"/>
+        </w:rPr>
+        <w:t>Os Autores</w:t>
+      </w:r>
+    </w:p>
+    <w:p>
+      <w:pPr>
+        <w:tabs>
+          <w:tab w:val="left" w:pos="1728"/>
+        </w:tabs>
+        <w:spacing w:after="0" w:line="240" w:lineRule="auto"/>
+        <w:outlineLvl w:val="0"/>
+        <w:rPr>
+          <w:rFonts w:ascii="Times New Roman" w:hAnsi="Times New Roman" w:cs="Times New Roman"/>
+          <w:b/>
+          <w:sz w:val="24"/>
+          <w:szCs w:val="24"/>
+        </w:rPr>
+      </w:pPr>
+    </w:p>
+    <w:p>
+      <w:pPr>
+        <w:tabs>
+          <w:tab w:val="left" w:pos="1728"/>
+        </w:tabs>
+        <w:spacing w:after="0" w:line="240" w:lineRule="auto"/>
+        <w:outlineLvl w:val="0"/>
+        <w:rPr>
+          <w:rFonts w:ascii="Times New Roman" w:hAnsi="Times New Roman" w:cs="Times New Roman"/>
+          <w:b/>
+          <w:sz w:val="24"/>
+          <w:szCs w:val="24"/>
+        </w:rPr>
+      </w:pPr>
+    </w:p>
+    <w:p>
+      <w:pPr>
+        <w:tabs>
+          <w:tab w:val="left" w:pos="1728"/>
+        </w:tabs>
+        <w:spacing w:after="0" w:line="240" w:lineRule="auto"/>
+        <w:outlineLvl w:val="0"/>
+        <w:rPr>
+          <w:rFonts w:ascii="Times New Roman" w:hAnsi="Times New Roman" w:cs="Times New Roman"/>
+          <w:b/>
+          <w:sz w:val="24"/>
+          <w:szCs w:val="24"/>
+        </w:rPr>
+      </w:pPr>
+    </w:p>
+    <w:p>
+      <w:pPr>
+        <w:tabs>
+          <w:tab w:val="left" w:pos="1728"/>
+        </w:tabs>
+        <w:spacing w:after="0" w:line="240" w:lineRule="auto"/>
+        <w:outlineLvl w:val="0"/>
+        <w:rPr>
+          <w:rFonts w:ascii="Times New Roman" w:hAnsi="Times New Roman" w:cs="Times New Roman"/>
+          <w:b/>
+          <w:sz w:val="24"/>
+          <w:szCs w:val="24"/>
+        </w:rPr>
+      </w:pPr>
+    </w:p>
+    <w:p>
+      <w:pPr>
+        <w:tabs>
+          <w:tab w:val="left" w:pos="1728"/>
+        </w:tabs>
+        <w:spacing w:after="0" w:line="240" w:lineRule="auto"/>
+        <w:outlineLvl w:val="0"/>
+        <w:rPr>
+          <w:rFonts w:ascii="Times New Roman" w:hAnsi="Times New Roman" w:cs="Times New Roman"/>
+          <w:b/>
+          <w:sz w:val="24"/>
+          <w:szCs w:val="24"/>
+        </w:rPr>
+      </w:pPr>
+    </w:p>
+    <w:p>
+      <w:pPr>
+        <w:tabs>
+          <w:tab w:val="left" w:pos="1728"/>
+        </w:tabs>
+        <w:spacing w:after="0" w:line="240" w:lineRule="auto"/>
+        <w:outlineLvl w:val="0"/>
+        <w:rPr>
+          <w:rFonts w:ascii="Times New Roman" w:hAnsi="Times New Roman" w:cs="Times New Roman"/>
+          <w:b/>
+          <w:sz w:val="24"/>
+          <w:szCs w:val="24"/>
+        </w:rPr>
+      </w:pPr>
+    </w:p>
+    <w:p>
+      <w:pPr>
+        <w:tabs>
+          <w:tab w:val="left" w:pos="1728"/>
+        </w:tabs>
+        <w:spacing w:after="0" w:line="240" w:lineRule="auto"/>
+        <w:outlineLvl w:val="0"/>
+        <w:rPr>
+          <w:rFonts w:ascii="Times New Roman" w:hAnsi="Times New Roman" w:cs="Times New Roman"/>
+          <w:b/>
+          <w:sz w:val="24"/>
+          <w:szCs w:val="24"/>
+        </w:rPr>
+      </w:pPr>
+    </w:p>
+    <w:p>
+      <w:pPr>
+        <w:tabs>
+          <w:tab w:val="left" w:pos="1728"/>
+        </w:tabs>
+        <w:spacing w:after="0" w:line="240" w:lineRule="auto"/>
+        <w:outlineLvl w:val="0"/>
+        <w:rPr>
+          <w:rFonts w:ascii="Times New Roman" w:hAnsi="Times New Roman" w:cs="Times New Roman"/>
+          <w:b/>
+          <w:sz w:val="24"/>
+          <w:szCs w:val="24"/>
+        </w:rPr>
+      </w:pPr>
+    </w:p>
+    <w:p>
+      <w:pPr>
+        <w:tabs>
+          <w:tab w:val="left" w:pos="1728"/>
+        </w:tabs>
+        <w:spacing w:after="0" w:line="240" w:lineRule="auto"/>
+        <w:outlineLvl w:val="0"/>
+        <w:rPr>
+          <w:rFonts w:ascii="Times New Roman" w:hAnsi="Times New Roman" w:cs="Times New Roman"/>
+          <w:b/>
+          <w:sz w:val="24"/>
+          <w:szCs w:val="24"/>
+        </w:rPr>
+      </w:pPr>
+    </w:p>
+    <w:p>
+      <w:pPr>
+        <w:tabs>
+          <w:tab w:val="left" w:pos="1728"/>
+        </w:tabs>
+        <w:spacing w:after="0" w:line="240" w:lineRule="auto"/>
+        <w:outlineLvl w:val="0"/>
+        <w:rPr>
+          <w:rFonts w:ascii="Times New Roman" w:hAnsi="Times New Roman" w:cs="Times New Roman"/>
+          <w:b/>
+          <w:sz w:val="24"/>
+          <w:szCs w:val="24"/>
+        </w:rPr>
+      </w:pPr>
+    </w:p>
+    <w:p>
+      <w:pPr>
+        <w:tabs>
+          <w:tab w:val="left" w:pos="1728"/>
+        </w:tabs>
+        <w:spacing w:after="0" w:line="240" w:lineRule="auto"/>
+        <w:outlineLvl w:val="0"/>
+        <w:rPr>
+          <w:rFonts w:ascii="Times New Roman" w:hAnsi="Times New Roman" w:cs="Times New Roman"/>
+          <w:sz w:val="24"/>
+          <w:szCs w:val="24"/>
+        </w:rPr>
+      </w:pPr>
+      <w:bookmarkStart w:id="22" w:name="_Toc215492780"/>
+      <w:r>
+        <w:rPr>
+          <w:rFonts w:ascii="Times New Roman" w:hAnsi="Times New Roman" w:cs="Times New Roman"/>
+          <w:b/>
+          <w:sz w:val="24"/>
+          <w:szCs w:val="24"/>
+        </w:rPr>
+        <w:t>APÊNDICE C</w:t>
+      </w:r>
+      <w:r>
+        <w:rPr>
+          <w:rFonts w:ascii="Times New Roman" w:hAnsi="Times New Roman" w:cs="Times New Roman"/>
+          <w:sz w:val="24"/>
+          <w:szCs w:val="24"/>
+        </w:rPr>
+        <w:t xml:space="preserve"> – PROTOTIPAÇÃO DAS TELAS DO APP</w:t>
+      </w:r>
+      <w:bookmarkEnd w:id="22"/>
+    </w:p>
+    <w:p>
+      <w:pPr>
+        <w:tabs>
+          <w:tab w:val="left" w:pos="1728"/>
+        </w:tabs>
+        <w:spacing w:after="0" w:line="240" w:lineRule="auto"/>
+        <w:outlineLvl w:val="0"/>
+        <w:rPr>
+          <w:rFonts w:ascii="Times New Roman" w:hAnsi="Times New Roman" w:cs="Times New Roman"/>
+          <w:sz w:val="24"/>
+          <w:szCs w:val="24"/>
+        </w:rPr>
+      </w:pPr>
+    </w:p>
+    <w:p>
+      <w:pPr>
+        <w:tabs>
+          <w:tab w:val="left" w:pos="1728"/>
+        </w:tabs>
+        <w:spacing w:after="0" w:line="240" w:lineRule="auto"/>
+        <w:rPr>
+          <w:rFonts w:ascii="Times New Roman" w:hAnsi="Times New Roman" w:cs="Times New Roman"/>
+          <w:sz w:val="24"/>
+          <w:szCs w:val="24"/>
+        </w:rPr>
+      </w:pPr>
+      <w:r>
+        <w:rPr>
+          <w:rFonts w:ascii="Times New Roman" w:hAnsi="Times New Roman" w:cs="Times New Roman"/>
+          <w:b/>
+          <w:noProof/>
+          <w:sz w:val="24"/>
+          <w:szCs w:val="24"/>
+        </w:rPr>
+        <w:drawing>
+          <wp:anchor distT="0" distB="0" distL="114300" distR="114300" simplePos="0" relativeHeight="251675648" behindDoc="0" locked="0" layoutInCell="1" allowOverlap="1">
+            <wp:simplePos x="0" y="0"/>
+            <wp:positionH relativeFrom="column">
+              <wp:posOffset>-188595</wp:posOffset>
+            </wp:positionH>
+            <wp:positionV relativeFrom="page">
+              <wp:posOffset>1897380</wp:posOffset>
+            </wp:positionV>
+            <wp:extent cx="5400040" cy="2141220"/>
+            <wp:effectExtent l="0" t="0" r="0" b="0"/>
+            <wp:wrapSquare wrapText="bothSides"/>
+            <wp:docPr id="26" name="Imagem 26"/>
+            <wp:cNvGraphicFramePr>
+              <a:graphicFrameLocks xmlns:a="http://schemas.openxmlformats.org/drawingml/2006/main" noChangeAspect="1"/>
+            </wp:cNvGraphicFramePr>
+            <a:graphic xmlns:a="http://schemas.openxmlformats.org/drawingml/2006/main">
+              <a:graphicData uri="http://schemas.openxmlformats.org/drawingml/2006/picture">
+                <pic:pic xmlns:pic="http://schemas.openxmlformats.org/drawingml/2006/picture">
+                  <pic:nvPicPr>
+                    <pic:cNvPr id="26" name="figma-do-projeto.png"/>
+                    <pic:cNvPicPr/>
+                  </pic:nvPicPr>
+                  <pic:blipFill>
+                    <a:blip r:embed="rId16" cstate="print">
+                      <a:extLst>
+                        <a:ext uri="{28A0092B-C50C-407E-A947-70E740481C1C}">
+                          <a14:useLocalDpi xmlns:a14="http://schemas.microsoft.com/office/drawing/2010/main" val="0"/>
+                        </a:ext>
+                      </a:extLst>
+                    </a:blip>
+                    <a:stretch>
+                      <a:fillRect/>
+                    </a:stretch>
+                  </pic:blipFill>
+                  <pic:spPr>
+                    <a:xfrm>
+                      <a:off x="0" y="0"/>
+                      <a:ext cx="5400040" cy="2141220"/>
+                    </a:xfrm>
+                    <a:prstGeom prst="rect">
+                      <a:avLst/>
+                    </a:prstGeom>
+                  </pic:spPr>
+                </pic:pic>
+              </a:graphicData>
+            </a:graphic>
+          </wp:anchor>
+        </w:drawing>
+      </w:r>
+      <w:r>
+        <w:rPr>
+          <w:rFonts w:ascii="Times New Roman" w:hAnsi="Times New Roman" w:cs="Times New Roman"/>
+          <w:b/>
+          <w:sz w:val="24"/>
+          <w:szCs w:val="24"/>
+        </w:rPr>
+        <w:t>Figura 1</w:t>
+      </w:r>
+      <w:r>
+        <w:rPr>
+          <w:rFonts w:ascii="Times New Roman" w:hAnsi="Times New Roman" w:cs="Times New Roman"/>
+          <w:b/>
+          <w:sz w:val="24"/>
+          <w:szCs w:val="24"/>
+        </w:rPr>
+        <w:t>1</w:t>
+      </w:r>
+      <w:r>
+        <w:rPr>
+          <w:rFonts w:ascii="Times New Roman" w:hAnsi="Times New Roman" w:cs="Times New Roman"/>
+          <w:sz w:val="24"/>
+          <w:szCs w:val="24"/>
+        </w:rPr>
+        <w:t xml:space="preserve"> -Prototipação das telas do app</w:t>
+      </w:r>
+    </w:p>
+    <w:p>
+      <w:pPr>
+        <w:tabs>
+          <w:tab w:val="left" w:pos="1728"/>
+        </w:tabs>
+        <w:spacing w:after="0" w:line="240" w:lineRule="auto"/>
+        <w:rPr>
+          <w:rFonts w:ascii="Times New Roman" w:hAnsi="Times New Roman" w:cs="Times New Roman"/>
+          <w:sz w:val="24"/>
+          <w:szCs w:val="24"/>
+        </w:rPr>
+      </w:pPr>
+      <w:r>
+        <w:rPr>
+          <w:rFonts w:ascii="Times New Roman" w:hAnsi="Times New Roman" w:cs="Times New Roman"/>
+          <w:sz w:val="24"/>
+          <w:szCs w:val="24"/>
+        </w:rPr>
+        <w:t xml:space="preserve"> </w:t>
+      </w:r>
+      <w:r>
+        <w:rPr>
+          <w:rFonts w:ascii="Times New Roman" w:hAnsi="Times New Roman" w:cs="Times New Roman"/>
+          <w:b/>
+          <w:sz w:val="20"/>
+          <w:szCs w:val="20"/>
+        </w:rPr>
+        <w:t xml:space="preserve">Fonte: </w:t>
+      </w:r>
+      <w:r>
+        <w:rPr>
+          <w:rFonts w:ascii="Times New Roman" w:hAnsi="Times New Roman" w:cs="Times New Roman"/>
+          <w:sz w:val="20"/>
+          <w:szCs w:val="20"/>
+        </w:rPr>
+        <w:t>Os Autores</w:t>
+      </w:r>
+    </w:p>
+    <w:p>
+      <w:pPr>
+        <w:rPr>
+          <w:rFonts w:ascii="Times New Roman" w:hAnsi="Times New Roman" w:cs="Times New Roman"/>
+          <w:sz w:val="24"/>
+          <w:szCs w:val="24"/>
+        </w:rPr>
+      </w:pPr>
+    </w:p>
+    <w:p>
+      <w:pPr>
+        <w:rPr>
+          <w:rFonts w:ascii="Times New Roman" w:hAnsi="Times New Roman" w:cs="Times New Roman"/>
+          <w:sz w:val="24"/>
+          <w:szCs w:val="24"/>
+        </w:rPr>
+      </w:pPr>
+    </w:p>
+    <w:p>
+      <w:pPr>
+        <w:rPr>
+          <w:rFonts w:ascii="Times New Roman" w:hAnsi="Times New Roman" w:cs="Times New Roman"/>
+          <w:sz w:val="24"/>
+          <w:szCs w:val="24"/>
+        </w:rPr>
+      </w:pPr>
+    </w:p>
+    <w:p>
+      <w:pPr>
+        <w:rPr>
+          <w:rFonts w:ascii="Times New Roman" w:hAnsi="Times New Roman" w:cs="Times New Roman"/>
+          <w:sz w:val="24"/>
+          <w:szCs w:val="24"/>
+        </w:rPr>
+      </w:pPr>
+    </w:p>
+    <w:p>
+      <w:pPr>
+        <w:rPr>
+          <w:rFonts w:ascii="Times New Roman" w:hAnsi="Times New Roman" w:cs="Times New Roman"/>
+          <w:sz w:val="24"/>
+          <w:szCs w:val="24"/>
+        </w:rPr>
+      </w:pPr>
+    </w:p>
+    <w:p>
+      <w:pPr>
+        <w:rPr>
+          <w:rFonts w:ascii="Times New Roman" w:hAnsi="Times New Roman" w:cs="Times New Roman"/>
+          <w:sz w:val="24"/>
+          <w:szCs w:val="24"/>
+        </w:rPr>
+      </w:pPr>
+    </w:p>
+    <w:p>
+      <w:pPr>
+        <w:rPr>
+          <w:rFonts w:ascii="Times New Roman" w:hAnsi="Times New Roman" w:cs="Times New Roman"/>
+          <w:sz w:val="24"/>
+          <w:szCs w:val="24"/>
+        </w:rPr>
+      </w:pPr>
     </w:p>
     <w:sectPr>
-      <w:headerReference w:type="default" r:id="rId19"/>
+      <w:headerReference w:type="default" r:id="rId20"/>
       <w:pgSz w:w="11906" w:h="16838"/>
       <w:pgMar w:top="1417" w:right="1701" w:bottom="1417" w:left="1701" w:header="850" w:footer="850" w:gutter="0"/>
       <w:cols w:space="708"/>
@@ -7085,6 +9502,23 @@
       <w:szCs w:val="18"/>
     </w:rPr>
   </w:style>
+  <w:style w:type="paragraph" w:styleId="NormalWeb">
+    <w:name w:val="Normal (Web)"/>
+    <w:basedOn w:val="Normal"/>
+    <w:uiPriority w:val="99"/>
+    <w:semiHidden/>
+    <w:unhideWhenUsed/>
+    <w:rsid w:val="00AB726B"/>
+    <w:pPr>
+      <w:spacing w:before="100" w:beforeAutospacing="1" w:after="100" w:afterAutospacing="1" w:line="240" w:lineRule="auto"/>
+    </w:pPr>
+    <w:rPr>
+      <w:rFonts w:ascii="Times New Roman" w:eastAsia="Times New Roman" w:hAnsi="Times New Roman" w:cs="Times New Roman"/>
+      <w:sz w:val="24"/>
+      <w:szCs w:val="24"/>
+      <w:lang w:eastAsia="pt-BR"/>
+    </w:rPr>
+  </w:style>
 </w:styles>
 </file>
 
@@ -7349,7 +9783,7 @@
 </file>
 
 <file path=customXml/itemProps1.xml><?xml version="1.0" encoding="utf-8"?>
-<ds:datastoreItem xmlns:ds="http://schemas.openxmlformats.org/officeDocument/2006/customXml" ds:itemID="{281A7FC1-AC05-4F75-93AD-B0E48290DD75}">
+<ds:datastoreItem xmlns:ds="http://schemas.openxmlformats.org/officeDocument/2006/customXml" ds:itemID="{0DB868D2-431D-4F0B-AC47-83F2753643DE}">
   <ds:schemaRefs>
     <ds:schemaRef ds:uri="http://schemas.openxmlformats.org/officeDocument/2006/bibliography"/>
   </ds:schemaRefs>

--- a/documentacao/Documentação do projeto.docx
+++ b/documentacao/Documentação do projeto.docx
@@ -813,7 +813,7 @@
           <w:szCs w:val="24"/>
         </w:rPr>
       </w:pPr>
-      <w:bookmarkStart w:id="0" w:name="_Toc215492759"/>
+      <w:bookmarkStart w:id="0" w:name="_Toc215495310"/>
       <w:r>
         <w:rPr>
           <w:rFonts w:ascii="Times New Roman" w:hAnsi="Times New Roman" w:cs="Times New Roman"/>
@@ -1255,7 +1255,7 @@
           <w:szCs w:val="24"/>
         </w:rPr>
       </w:pPr>
-      <w:bookmarkStart w:id="1" w:name="_Toc215492760"/>
+      <w:bookmarkStart w:id="1" w:name="_Toc215495311"/>
       <w:r>
         <w:rPr>
           <w:rFonts w:ascii="Times New Roman" w:hAnsi="Times New Roman" w:cs="Times New Roman"/>
@@ -1552,7 +1552,7 @@
           <w:r>
             <w:fldChar w:fldCharType="separate"/>
           </w:r>
-          <w:hyperlink w:anchor="_Toc215492759" w:history="1">
+          <w:hyperlink w:anchor="_Toc215495310" w:history="1">
             <w:r>
               <w:rPr>
                 <w:rStyle w:val="Hyperlink"/>
@@ -1581,7 +1581,7 @@
                 <w:noProof/>
                 <w:webHidden/>
               </w:rPr>
-              <w:instrText xml:space="preserve"> PAGEREF _Toc215492759 \h </w:instrText>
+              <w:instrText xml:space="preserve"> PAGEREF _Toc215495310 \h </w:instrText>
             </w:r>
             <w:r>
               <w:rPr>
@@ -1624,7 +1624,7 @@
               <w:lang w:eastAsia="pt-BR"/>
             </w:rPr>
           </w:pPr>
-          <w:hyperlink w:anchor="_Toc215492760" w:history="1">
+          <w:hyperlink w:anchor="_Toc215495311" w:history="1">
             <w:r>
               <w:rPr>
                 <w:rStyle w:val="Hyperlink"/>
@@ -1653,7 +1653,7 @@
                 <w:noProof/>
                 <w:webHidden/>
               </w:rPr>
-              <w:instrText xml:space="preserve"> PAGEREF _Toc215492760 \h </w:instrText>
+              <w:instrText xml:space="preserve"> PAGEREF _Toc215495311 \h </w:instrText>
             </w:r>
             <w:r>
               <w:rPr>
@@ -1696,7 +1696,7 @@
               <w:lang w:eastAsia="pt-BR"/>
             </w:rPr>
           </w:pPr>
-          <w:hyperlink w:anchor="_Toc215492761" w:history="1">
+          <w:hyperlink w:anchor="_Toc215495312" w:history="1">
             <w:r>
               <w:rPr>
                 <w:rStyle w:val="Hyperlink"/>
@@ -1725,7 +1725,7 @@
                 <w:noProof/>
                 <w:webHidden/>
               </w:rPr>
-              <w:instrText xml:space="preserve"> PAGEREF _Toc215492761 \h </w:instrText>
+              <w:instrText xml:space="preserve"> PAGEREF _Toc215495312 \h </w:instrText>
             </w:r>
             <w:r>
               <w:rPr>
@@ -1768,7 +1768,7 @@
               <w:lang w:eastAsia="pt-BR"/>
             </w:rPr>
           </w:pPr>
-          <w:hyperlink w:anchor="_Toc215492762" w:history="1">
+          <w:hyperlink w:anchor="_Toc215495313" w:history="1">
             <w:r>
               <w:rPr>
                 <w:rStyle w:val="Hyperlink"/>
@@ -1797,7 +1797,7 @@
                 <w:noProof/>
                 <w:webHidden/>
               </w:rPr>
-              <w:instrText xml:space="preserve"> PAGEREF _Toc215492762 \h </w:instrText>
+              <w:instrText xml:space="preserve"> PAGEREF _Toc215495313 \h </w:instrText>
             </w:r>
             <w:r>
               <w:rPr>
@@ -1840,7 +1840,7 @@
               <w:lang w:eastAsia="pt-BR"/>
             </w:rPr>
           </w:pPr>
-          <w:hyperlink w:anchor="_Toc215492763" w:history="1">
+          <w:hyperlink w:anchor="_Toc215495314" w:history="1">
             <w:r>
               <w:rPr>
                 <w:rStyle w:val="Hyperlink"/>
@@ -1869,7 +1869,7 @@
                 <w:noProof/>
                 <w:webHidden/>
               </w:rPr>
-              <w:instrText xml:space="preserve"> PAGEREF _Toc215492763 \h </w:instrText>
+              <w:instrText xml:space="preserve"> PAGEREF _Toc215495314 \h </w:instrText>
             </w:r>
             <w:r>
               <w:rPr>
@@ -1912,7 +1912,7 @@
               <w:lang w:eastAsia="pt-BR"/>
             </w:rPr>
           </w:pPr>
-          <w:hyperlink w:anchor="_Toc215492764" w:history="1">
+          <w:hyperlink w:anchor="_Toc215495315" w:history="1">
             <w:r>
               <w:rPr>
                 <w:rStyle w:val="Hyperlink"/>
@@ -1941,7 +1941,7 @@
                 <w:noProof/>
                 <w:webHidden/>
               </w:rPr>
-              <w:instrText xml:space="preserve"> PAGEREF _Toc215492764 \h </w:instrText>
+              <w:instrText xml:space="preserve"> PAGEREF _Toc215495315 \h </w:instrText>
             </w:r>
             <w:r>
               <w:rPr>
@@ -1984,7 +1984,7 @@
               <w:lang w:eastAsia="pt-BR"/>
             </w:rPr>
           </w:pPr>
-          <w:hyperlink w:anchor="_Toc215492765" w:history="1">
+          <w:hyperlink w:anchor="_Toc215495316" w:history="1">
             <w:r>
               <w:rPr>
                 <w:rStyle w:val="Hyperlink"/>
@@ -2013,7 +2013,7 @@
                 <w:noProof/>
                 <w:webHidden/>
               </w:rPr>
-              <w:instrText xml:space="preserve"> PAGEREF _Toc215492765 \h </w:instrText>
+              <w:instrText xml:space="preserve"> PAGEREF _Toc215495316 \h </w:instrText>
             </w:r>
             <w:r>
               <w:rPr>
@@ -2056,7 +2056,7 @@
               <w:lang w:eastAsia="pt-BR"/>
             </w:rPr>
           </w:pPr>
-          <w:hyperlink w:anchor="_Toc215492766" w:history="1">
+          <w:hyperlink w:anchor="_Toc215495317" w:history="1">
             <w:r>
               <w:rPr>
                 <w:rStyle w:val="Hyperlink"/>
@@ -2085,7 +2085,7 @@
                 <w:noProof/>
                 <w:webHidden/>
               </w:rPr>
-              <w:instrText xml:space="preserve"> PAGEREF _Toc215492766 \h </w:instrText>
+              <w:instrText xml:space="preserve"> PAGEREF _Toc215495317 \h </w:instrText>
             </w:r>
             <w:r>
               <w:rPr>
@@ -2128,7 +2128,7 @@
               <w:lang w:eastAsia="pt-BR"/>
             </w:rPr>
           </w:pPr>
-          <w:hyperlink w:anchor="_Toc215492767" w:history="1">
+          <w:hyperlink w:anchor="_Toc215495318" w:history="1">
             <w:r>
               <w:rPr>
                 <w:rStyle w:val="Hyperlink"/>
@@ -2157,7 +2157,7 @@
                 <w:noProof/>
                 <w:webHidden/>
               </w:rPr>
-              <w:instrText xml:space="preserve"> PAGEREF _Toc215492767 \h </w:instrText>
+              <w:instrText xml:space="preserve"> PAGEREF _Toc215495318 \h </w:instrText>
             </w:r>
             <w:r>
               <w:rPr>
@@ -2200,7 +2200,7 @@
               <w:lang w:eastAsia="pt-BR"/>
             </w:rPr>
           </w:pPr>
-          <w:hyperlink w:anchor="_Toc215492768" w:history="1">
+          <w:hyperlink w:anchor="_Toc215495319" w:history="1">
             <w:r>
               <w:rPr>
                 <w:rStyle w:val="Hyperlink"/>
@@ -2229,7 +2229,7 @@
                 <w:noProof/>
                 <w:webHidden/>
               </w:rPr>
-              <w:instrText xml:space="preserve"> PAGEREF _Toc215492768 \h </w:instrText>
+              <w:instrText xml:space="preserve"> PAGEREF _Toc215495319 \h </w:instrText>
             </w:r>
             <w:r>
               <w:rPr>
@@ -2272,7 +2272,7 @@
               <w:lang w:eastAsia="pt-BR"/>
             </w:rPr>
           </w:pPr>
-          <w:hyperlink w:anchor="_Toc215492769" w:history="1">
+          <w:hyperlink w:anchor="_Toc215495320" w:history="1">
             <w:r>
               <w:rPr>
                 <w:rStyle w:val="Hyperlink"/>
@@ -2301,7 +2301,7 @@
                 <w:noProof/>
                 <w:webHidden/>
               </w:rPr>
-              <w:instrText xml:space="preserve"> PAGEREF _Toc215492769 \h </w:instrText>
+              <w:instrText xml:space="preserve"> PAGEREF _Toc215495320 \h </w:instrText>
             </w:r>
             <w:r>
               <w:rPr>
@@ -2344,7 +2344,7 @@
               <w:lang w:eastAsia="pt-BR"/>
             </w:rPr>
           </w:pPr>
-          <w:hyperlink w:anchor="_Toc215492770" w:history="1">
+          <w:hyperlink w:anchor="_Toc215495321" w:history="1">
             <w:r>
               <w:rPr>
                 <w:rStyle w:val="Hyperlink"/>
@@ -2373,7 +2373,7 @@
                 <w:noProof/>
                 <w:webHidden/>
               </w:rPr>
-              <w:instrText xml:space="preserve"> PAGEREF _Toc215492770 \h </w:instrText>
+              <w:instrText xml:space="preserve"> PAGEREF _Toc215495321 \h </w:instrText>
             </w:r>
             <w:r>
               <w:rPr>
@@ -2416,7 +2416,7 @@
               <w:lang w:eastAsia="pt-BR"/>
             </w:rPr>
           </w:pPr>
-          <w:hyperlink w:anchor="_Toc215492771" w:history="1">
+          <w:hyperlink w:anchor="_Toc215495322" w:history="1">
             <w:r>
               <w:rPr>
                 <w:rStyle w:val="Hyperlink"/>
@@ -2445,7 +2445,7 @@
                 <w:noProof/>
                 <w:webHidden/>
               </w:rPr>
-              <w:instrText xml:space="preserve"> PAGEREF _Toc215492771 \h </w:instrText>
+              <w:instrText xml:space="preserve"> PAGEREF _Toc215495322 \h </w:instrText>
             </w:r>
             <w:r>
               <w:rPr>
@@ -2488,7 +2488,7 @@
               <w:lang w:eastAsia="pt-BR"/>
             </w:rPr>
           </w:pPr>
-          <w:hyperlink w:anchor="_Toc215492772" w:history="1">
+          <w:hyperlink w:anchor="_Toc215495323" w:history="1">
             <w:r>
               <w:rPr>
                 <w:rStyle w:val="Hyperlink"/>
@@ -2517,7 +2517,7 @@
                 <w:noProof/>
                 <w:webHidden/>
               </w:rPr>
-              <w:instrText xml:space="preserve"> PAGEREF _Toc215492772 \h </w:instrText>
+              <w:instrText xml:space="preserve"> PAGEREF _Toc215495323 \h </w:instrText>
             </w:r>
             <w:r>
               <w:rPr>
@@ -2560,7 +2560,7 @@
               <w:lang w:eastAsia="pt-BR"/>
             </w:rPr>
           </w:pPr>
-          <w:hyperlink w:anchor="_Toc215492773" w:history="1">
+          <w:hyperlink w:anchor="_Toc215495324" w:history="1">
             <w:r>
               <w:rPr>
                 <w:rStyle w:val="Hyperlink"/>
@@ -2589,7 +2589,7 @@
                 <w:noProof/>
                 <w:webHidden/>
               </w:rPr>
-              <w:instrText xml:space="preserve"> PAGEREF _Toc215492773 \h </w:instrText>
+              <w:instrText xml:space="preserve"> PAGEREF _Toc215495324 \h </w:instrText>
             </w:r>
             <w:r>
               <w:rPr>
@@ -2632,7 +2632,7 @@
               <w:lang w:eastAsia="pt-BR"/>
             </w:rPr>
           </w:pPr>
-          <w:hyperlink w:anchor="_Toc215492774" w:history="1">
+          <w:hyperlink w:anchor="_Toc215495325" w:history="1">
             <w:r>
               <w:rPr>
                 <w:rStyle w:val="Hyperlink"/>
@@ -2661,7 +2661,7 @@
                 <w:noProof/>
                 <w:webHidden/>
               </w:rPr>
-              <w:instrText xml:space="preserve"> PAGEREF _Toc215492774 \h </w:instrText>
+              <w:instrText xml:space="preserve"> PAGEREF _Toc215495325 \h </w:instrText>
             </w:r>
             <w:r>
               <w:rPr>
@@ -2682,6 +2682,291 @@
                 <w:webHidden/>
               </w:rPr>
               <w:t>15</w:t>
+            </w:r>
+            <w:r>
+              <w:rPr>
+                <w:noProof/>
+                <w:webHidden/>
+              </w:rPr>
+              <w:fldChar w:fldCharType="end"/>
+            </w:r>
+          </w:hyperlink>
+        </w:p>
+        <w:p>
+          <w:pPr>
+            <w:pStyle w:val="Sumrio2"/>
+            <w:tabs>
+              <w:tab w:val="right" w:leader="dot" w:pos="8494"/>
+            </w:tabs>
+            <w:rPr>
+              <w:rFonts w:eastAsiaTheme="minorEastAsia"/>
+              <w:noProof/>
+              <w:lang w:eastAsia="pt-BR"/>
+            </w:rPr>
+          </w:pPr>
+          <w:hyperlink w:anchor="_Toc215495326" w:history="1">
+            <w:r>
+              <w:rPr>
+                <w:rStyle w:val="Hyperlink"/>
+                <w:rFonts w:ascii="Times New Roman" w:hAnsi="Times New Roman" w:cs="Times New Roman"/>
+                <w:b/>
+                <w:noProof/>
+              </w:rPr>
+              <w:t>4.10 JAVASCRIPT</w:t>
+            </w:r>
+            <w:r>
+              <w:rPr>
+                <w:noProof/>
+                <w:webHidden/>
+              </w:rPr>
+              <w:tab/>
+            </w:r>
+            <w:r>
+              <w:rPr>
+                <w:noProof/>
+                <w:webHidden/>
+              </w:rPr>
+              <w:fldChar w:fldCharType="begin"/>
+            </w:r>
+            <w:r>
+              <w:rPr>
+                <w:noProof/>
+                <w:webHidden/>
+              </w:rPr>
+              <w:instrText xml:space="preserve"> PAGEREF _Toc215495326 \h </w:instrText>
+            </w:r>
+            <w:r>
+              <w:rPr>
+                <w:noProof/>
+                <w:webHidden/>
+              </w:rPr>
+            </w:r>
+            <w:r>
+              <w:rPr>
+                <w:noProof/>
+                <w:webHidden/>
+              </w:rPr>
+              <w:fldChar w:fldCharType="separate"/>
+            </w:r>
+            <w:r>
+              <w:rPr>
+                <w:noProof/>
+                <w:webHidden/>
+              </w:rPr>
+              <w:t>16</w:t>
+            </w:r>
+            <w:r>
+              <w:rPr>
+                <w:noProof/>
+                <w:webHidden/>
+              </w:rPr>
+              <w:fldChar w:fldCharType="end"/>
+            </w:r>
+          </w:hyperlink>
+        </w:p>
+        <w:p>
+          <w:pPr>
+            <w:pStyle w:val="Sumrio2"/>
+            <w:tabs>
+              <w:tab w:val="right" w:leader="dot" w:pos="8494"/>
+            </w:tabs>
+            <w:rPr>
+              <w:rFonts w:eastAsiaTheme="minorEastAsia"/>
+              <w:noProof/>
+              <w:lang w:eastAsia="pt-BR"/>
+            </w:rPr>
+          </w:pPr>
+          <w:hyperlink w:anchor="_Toc215495327" w:history="1">
+            <w:r>
+              <w:rPr>
+                <w:rStyle w:val="Hyperlink"/>
+                <w:b/>
+                <w:noProof/>
+              </w:rPr>
+              <w:t>4.11 NODE.JS</w:t>
+            </w:r>
+            <w:r>
+              <w:rPr>
+                <w:noProof/>
+                <w:webHidden/>
+              </w:rPr>
+              <w:tab/>
+            </w:r>
+            <w:r>
+              <w:rPr>
+                <w:noProof/>
+                <w:webHidden/>
+              </w:rPr>
+              <w:fldChar w:fldCharType="begin"/>
+            </w:r>
+            <w:r>
+              <w:rPr>
+                <w:noProof/>
+                <w:webHidden/>
+              </w:rPr>
+              <w:instrText xml:space="preserve"> PAGEREF _Toc215495327 \h </w:instrText>
+            </w:r>
+            <w:r>
+              <w:rPr>
+                <w:noProof/>
+                <w:webHidden/>
+              </w:rPr>
+            </w:r>
+            <w:r>
+              <w:rPr>
+                <w:noProof/>
+                <w:webHidden/>
+              </w:rPr>
+              <w:fldChar w:fldCharType="separate"/>
+            </w:r>
+            <w:r>
+              <w:rPr>
+                <w:noProof/>
+                <w:webHidden/>
+              </w:rPr>
+              <w:t>17</w:t>
+            </w:r>
+            <w:r>
+              <w:rPr>
+                <w:noProof/>
+                <w:webHidden/>
+              </w:rPr>
+              <w:fldChar w:fldCharType="end"/>
+            </w:r>
+          </w:hyperlink>
+        </w:p>
+        <w:p>
+          <w:pPr>
+            <w:pStyle w:val="Sumrio2"/>
+            <w:tabs>
+              <w:tab w:val="right" w:leader="dot" w:pos="8494"/>
+            </w:tabs>
+            <w:rPr>
+              <w:rFonts w:eastAsiaTheme="minorEastAsia"/>
+              <w:noProof/>
+              <w:lang w:eastAsia="pt-BR"/>
+            </w:rPr>
+          </w:pPr>
+          <w:hyperlink w:anchor="_Toc215495328" w:history="1">
+            <w:r>
+              <w:rPr>
+                <w:rStyle w:val="Hyperlink"/>
+                <w:b/>
+                <w:noProof/>
+              </w:rPr>
+              <w:t>4.12 API</w:t>
+            </w:r>
+            <w:r>
+              <w:rPr>
+                <w:noProof/>
+                <w:webHidden/>
+              </w:rPr>
+              <w:tab/>
+            </w:r>
+            <w:r>
+              <w:rPr>
+                <w:noProof/>
+                <w:webHidden/>
+              </w:rPr>
+              <w:fldChar w:fldCharType="begin"/>
+            </w:r>
+            <w:r>
+              <w:rPr>
+                <w:noProof/>
+                <w:webHidden/>
+              </w:rPr>
+              <w:instrText xml:space="preserve"> PAGEREF _Toc215495328 \h </w:instrText>
+            </w:r>
+            <w:r>
+              <w:rPr>
+                <w:noProof/>
+                <w:webHidden/>
+              </w:rPr>
+            </w:r>
+            <w:r>
+              <w:rPr>
+                <w:noProof/>
+                <w:webHidden/>
+              </w:rPr>
+              <w:fldChar w:fldCharType="separate"/>
+            </w:r>
+            <w:r>
+              <w:rPr>
+                <w:noProof/>
+                <w:webHidden/>
+              </w:rPr>
+              <w:t>17</w:t>
+            </w:r>
+            <w:r>
+              <w:rPr>
+                <w:noProof/>
+                <w:webHidden/>
+              </w:rPr>
+              <w:fldChar w:fldCharType="end"/>
+            </w:r>
+          </w:hyperlink>
+        </w:p>
+        <w:p>
+          <w:pPr>
+            <w:pStyle w:val="Sumrio2"/>
+            <w:tabs>
+              <w:tab w:val="right" w:leader="dot" w:pos="8494"/>
+            </w:tabs>
+            <w:rPr>
+              <w:rFonts w:eastAsiaTheme="minorEastAsia"/>
+              <w:noProof/>
+              <w:lang w:eastAsia="pt-BR"/>
+            </w:rPr>
+          </w:pPr>
+          <w:hyperlink w:anchor="_Toc215495329" w:history="1">
+            <w:r>
+              <w:rPr>
+                <w:rStyle w:val="Hyperlink"/>
+                <w:b/>
+                <w:noProof/>
+              </w:rPr>
+              <w:t>4.13 MÉTODOLOGIAS ÁGEIS</w:t>
+            </w:r>
+            <w:r>
+              <w:rPr>
+                <w:noProof/>
+                <w:webHidden/>
+              </w:rPr>
+              <w:tab/>
+            </w:r>
+            <w:r>
+              <w:rPr>
+                <w:noProof/>
+                <w:webHidden/>
+              </w:rPr>
+              <w:fldChar w:fldCharType="begin"/>
+            </w:r>
+            <w:r>
+              <w:rPr>
+                <w:noProof/>
+                <w:webHidden/>
+              </w:rPr>
+              <w:instrText xml:space="preserve"> PAGEREF _Toc215495329 \h </w:instrText>
+            </w:r>
+            <w:r>
+              <w:rPr>
+                <w:noProof/>
+                <w:webHidden/>
+              </w:rPr>
+            </w:r>
+            <w:r>
+              <w:rPr>
+                <w:noProof/>
+                <w:webHidden/>
+              </w:rPr>
+              <w:fldChar w:fldCharType="separate"/>
+            </w:r>
+            <w:r>
+              <w:rPr>
+                <w:noProof/>
+                <w:webHidden/>
+              </w:rPr>
+              <w:t>18</w:t>
             </w:r>
             <w:r>
               <w:rPr>
@@ -2704,7 +2989,7 @@
               <w:lang w:eastAsia="pt-BR"/>
             </w:rPr>
           </w:pPr>
-          <w:hyperlink w:anchor="_Toc215492775" w:history="1">
+          <w:hyperlink w:anchor="_Toc215495330" w:history="1">
             <w:r>
               <w:rPr>
                 <w:rStyle w:val="Hyperlink"/>
@@ -2733,7 +3018,7 @@
                 <w:noProof/>
                 <w:webHidden/>
               </w:rPr>
-              <w:instrText xml:space="preserve"> PAGEREF _Toc215492775 \h </w:instrText>
+              <w:instrText xml:space="preserve"> PAGEREF _Toc215495330 \h </w:instrText>
             </w:r>
             <w:r>
               <w:rPr>
@@ -2753,7 +3038,7 @@
                 <w:noProof/>
                 <w:webHidden/>
               </w:rPr>
-              <w:t>16</w:t>
+              <w:t>18</w:t>
             </w:r>
             <w:r>
               <w:rPr>
@@ -2776,7 +3061,7 @@
               <w:lang w:eastAsia="pt-BR"/>
             </w:rPr>
           </w:pPr>
-          <w:hyperlink w:anchor="_Toc215492776" w:history="1">
+          <w:hyperlink w:anchor="_Toc215495331" w:history="1">
             <w:r>
               <w:rPr>
                 <w:rStyle w:val="Hyperlink"/>
@@ -2805,7 +3090,7 @@
                 <w:noProof/>
                 <w:webHidden/>
               </w:rPr>
-              <w:instrText xml:space="preserve"> PAGEREF _Toc215492776 \h </w:instrText>
+              <w:instrText xml:space="preserve"> PAGEREF _Toc215495331 \h </w:instrText>
             </w:r>
             <w:r>
               <w:rPr>
@@ -2825,7 +3110,7 @@
                 <w:noProof/>
                 <w:webHidden/>
               </w:rPr>
-              <w:t>17</w:t>
+              <w:t>19</w:t>
             </w:r>
             <w:r>
               <w:rPr>
@@ -2848,7 +3133,7 @@
               <w:lang w:eastAsia="pt-BR"/>
             </w:rPr>
           </w:pPr>
-          <w:hyperlink w:anchor="_Toc215492777" w:history="1">
+          <w:hyperlink w:anchor="_Toc215495332" w:history="1">
             <w:r>
               <w:rPr>
                 <w:rStyle w:val="Hyperlink"/>
@@ -2877,7 +3162,7 @@
                 <w:noProof/>
                 <w:webHidden/>
               </w:rPr>
-              <w:instrText xml:space="preserve"> PAGEREF _Toc215492777 \h </w:instrText>
+              <w:instrText xml:space="preserve"> PAGEREF _Toc215495332 \h </w:instrText>
             </w:r>
             <w:r>
               <w:rPr>
@@ -2897,7 +3182,7 @@
                 <w:noProof/>
                 <w:webHidden/>
               </w:rPr>
-              <w:t>18</w:t>
+              <w:t>20</w:t>
             </w:r>
             <w:r>
               <w:rPr>
@@ -2920,7 +3205,7 @@
               <w:lang w:eastAsia="pt-BR"/>
             </w:rPr>
           </w:pPr>
-          <w:hyperlink w:anchor="_Toc215492778" w:history="1">
+          <w:hyperlink w:anchor="_Toc215495333" w:history="1">
             <w:r>
               <w:rPr>
                 <w:rStyle w:val="Hyperlink"/>
@@ -2957,7 +3242,7 @@
                 <w:noProof/>
                 <w:webHidden/>
               </w:rPr>
-              <w:instrText xml:space="preserve"> PAGEREF _Toc215492778 \h </w:instrText>
+              <w:instrText xml:space="preserve"> PAGEREF _Toc215495333 \h </w:instrText>
             </w:r>
             <w:r>
               <w:rPr>
@@ -2977,7 +3262,7 @@
                 <w:noProof/>
                 <w:webHidden/>
               </w:rPr>
-              <w:t>19</w:t>
+              <w:t>21</w:t>
             </w:r>
             <w:r>
               <w:rPr>
@@ -3000,7 +3285,7 @@
               <w:lang w:eastAsia="pt-BR"/>
             </w:rPr>
           </w:pPr>
-          <w:hyperlink w:anchor="_Toc215492779" w:history="1">
+          <w:hyperlink w:anchor="_Toc215495334" w:history="1">
             <w:r>
               <w:rPr>
                 <w:rStyle w:val="Hyperlink"/>
@@ -3037,7 +3322,7 @@
                 <w:noProof/>
                 <w:webHidden/>
               </w:rPr>
-              <w:instrText xml:space="preserve"> PAGEREF _Toc215492779 \h </w:instrText>
+              <w:instrText xml:space="preserve"> PAGEREF _Toc215495334 \h </w:instrText>
             </w:r>
             <w:r>
               <w:rPr>
@@ -3057,7 +3342,7 @@
                 <w:noProof/>
                 <w:webHidden/>
               </w:rPr>
-              <w:t>19</w:t>
+              <w:t>21</w:t>
             </w:r>
             <w:r>
               <w:rPr>
@@ -3080,7 +3365,70 @@
               <w:lang w:eastAsia="pt-BR"/>
             </w:rPr>
           </w:pPr>
-          <w:hyperlink w:anchor="_Toc215492780" w:history="1">
+          <w:hyperlink w:anchor="_Toc215495335" w:history="1">
+            <w:r>
+              <w:rPr>
+                <w:noProof/>
+                <w:webHidden/>
+              </w:rPr>
+              <w:tab/>
+            </w:r>
+            <w:r>
+              <w:rPr>
+                <w:noProof/>
+                <w:webHidden/>
+              </w:rPr>
+              <w:fldChar w:fldCharType="begin"/>
+            </w:r>
+            <w:r>
+              <w:rPr>
+                <w:noProof/>
+                <w:webHidden/>
+              </w:rPr>
+              <w:instrText xml:space="preserve"> PAGEREF _Toc215495335 \h </w:instrText>
+            </w:r>
+            <w:r>
+              <w:rPr>
+                <w:noProof/>
+                <w:webHidden/>
+              </w:rPr>
+            </w:r>
+            <w:r>
+              <w:rPr>
+                <w:noProof/>
+                <w:webHidden/>
+              </w:rPr>
+              <w:fldChar w:fldCharType="separate"/>
+            </w:r>
+            <w:r>
+              <w:rPr>
+                <w:noProof/>
+                <w:webHidden/>
+              </w:rPr>
+              <w:t>21</w:t>
+            </w:r>
+            <w:r>
+              <w:rPr>
+                <w:noProof/>
+                <w:webHidden/>
+              </w:rPr>
+              <w:fldChar w:fldCharType="end"/>
+            </w:r>
+          </w:hyperlink>
+        </w:p>
+        <w:p>
+          <w:pPr>
+            <w:pStyle w:val="Sumrio1"/>
+            <w:tabs>
+              <w:tab w:val="right" w:leader="dot" w:pos="8494"/>
+            </w:tabs>
+            <w:rPr>
+              <w:rFonts w:eastAsiaTheme="minorEastAsia"/>
+              <w:noProof/>
+              <w:lang w:eastAsia="pt-BR"/>
+            </w:rPr>
+          </w:pPr>
+          <w:hyperlink w:anchor="_Toc215495336" w:history="1">
             <w:r>
               <w:rPr>
                 <w:rStyle w:val="Hyperlink"/>
@@ -3117,7 +3465,7 @@
                 <w:noProof/>
                 <w:webHidden/>
               </w:rPr>
-              <w:instrText xml:space="preserve"> PAGEREF _Toc215492780 \h </w:instrText>
+              <w:instrText xml:space="preserve"> PAGEREF _Toc215495336 \h </w:instrText>
             </w:r>
             <w:r>
               <w:rPr>
@@ -3137,7 +3485,7 @@
                 <w:noProof/>
                 <w:webHidden/>
               </w:rPr>
-              <w:t>20</w:t>
+              <w:t>22</w:t>
             </w:r>
             <w:r>
               <w:rPr>
@@ -3222,66 +3570,6 @@
     <w:p>
       <w:pPr>
         <w:spacing w:after="0" w:line="360" w:lineRule="auto"/>
-        <w:jc w:val="center"/>
-        <w:rPr>
-          <w:rFonts w:ascii="Times New Roman" w:hAnsi="Times New Roman" w:cs="Times New Roman"/>
-          <w:b/>
-          <w:sz w:val="24"/>
-          <w:szCs w:val="24"/>
-        </w:rPr>
-      </w:pPr>
-    </w:p>
-    <w:p>
-      <w:pPr>
-        <w:spacing w:after="0" w:line="360" w:lineRule="auto"/>
-        <w:jc w:val="center"/>
-        <w:rPr>
-          <w:rFonts w:ascii="Times New Roman" w:hAnsi="Times New Roman" w:cs="Times New Roman"/>
-          <w:b/>
-          <w:sz w:val="24"/>
-          <w:szCs w:val="24"/>
-        </w:rPr>
-      </w:pPr>
-    </w:p>
-    <w:p>
-      <w:pPr>
-        <w:spacing w:after="0" w:line="360" w:lineRule="auto"/>
-        <w:jc w:val="center"/>
-        <w:rPr>
-          <w:rFonts w:ascii="Times New Roman" w:hAnsi="Times New Roman" w:cs="Times New Roman"/>
-          <w:b/>
-          <w:sz w:val="24"/>
-          <w:szCs w:val="24"/>
-        </w:rPr>
-      </w:pPr>
-    </w:p>
-    <w:p>
-      <w:pPr>
-        <w:spacing w:after="0" w:line="360" w:lineRule="auto"/>
-        <w:jc w:val="center"/>
-        <w:rPr>
-          <w:rFonts w:ascii="Times New Roman" w:hAnsi="Times New Roman" w:cs="Times New Roman"/>
-          <w:b/>
-          <w:sz w:val="24"/>
-          <w:szCs w:val="24"/>
-        </w:rPr>
-      </w:pPr>
-    </w:p>
-    <w:p>
-      <w:pPr>
-        <w:spacing w:after="0" w:line="360" w:lineRule="auto"/>
-        <w:jc w:val="center"/>
-        <w:rPr>
-          <w:rFonts w:ascii="Times New Roman" w:hAnsi="Times New Roman" w:cs="Times New Roman"/>
-          <w:b/>
-          <w:sz w:val="24"/>
-          <w:szCs w:val="24"/>
-        </w:rPr>
-      </w:pPr>
-    </w:p>
-    <w:p>
-      <w:pPr>
-        <w:spacing w:after="0" w:line="360" w:lineRule="auto"/>
         <w:outlineLvl w:val="0"/>
         <w:rPr>
           <w:rFonts w:ascii="Times New Roman" w:hAnsi="Times New Roman" w:cs="Times New Roman"/>
@@ -3302,19 +3590,7 @@
           <w:szCs w:val="24"/>
         </w:rPr>
       </w:pPr>
-    </w:p>
-    <w:p>
-      <w:pPr>
-        <w:spacing w:after="0" w:line="360" w:lineRule="auto"/>
-        <w:outlineLvl w:val="0"/>
-        <w:rPr>
-          <w:rFonts w:ascii="Times New Roman" w:hAnsi="Times New Roman" w:cs="Times New Roman"/>
-          <w:b/>
-          <w:sz w:val="24"/>
-          <w:szCs w:val="24"/>
-        </w:rPr>
-      </w:pPr>
-      <w:bookmarkStart w:id="2" w:name="_Toc215492761"/>
+      <w:bookmarkStart w:id="2" w:name="_Toc215495312"/>
       <w:r>
         <w:rPr>
           <w:rFonts w:ascii="Times New Roman" w:hAnsi="Times New Roman" w:cs="Times New Roman"/>
@@ -3593,7 +3869,7 @@
           <w:szCs w:val="24"/>
         </w:rPr>
       </w:pPr>
-      <w:bookmarkStart w:id="3" w:name="_Toc215492762"/>
+      <w:bookmarkStart w:id="3" w:name="_Toc215495313"/>
       <w:r>
         <w:rPr>
           <w:rFonts w:ascii="Times New Roman" w:hAnsi="Times New Roman" w:cs="Times New Roman"/>
@@ -3656,7 +3932,7 @@
           <w:szCs w:val="24"/>
         </w:rPr>
       </w:pPr>
-      <w:bookmarkStart w:id="4" w:name="_Toc215492763"/>
+      <w:bookmarkStart w:id="4" w:name="_Toc215495314"/>
       <w:r>
         <w:rPr>
           <w:rFonts w:ascii="Times New Roman" w:hAnsi="Times New Roman" w:cs="Times New Roman"/>
@@ -3699,7 +3975,7 @@
           <w:szCs w:val="24"/>
         </w:rPr>
       </w:pPr>
-      <w:bookmarkStart w:id="5" w:name="_Toc215492764"/>
+      <w:bookmarkStart w:id="5" w:name="_Toc215495315"/>
       <w:r>
         <w:rPr>
           <w:rFonts w:ascii="Times New Roman" w:hAnsi="Times New Roman" w:cs="Times New Roman"/>
@@ -3852,7 +4128,6 @@
           <w:szCs w:val="24"/>
         </w:rPr>
       </w:pPr>
-      <w:bookmarkStart w:id="6" w:name="_Toc215492765"/>
     </w:p>
     <w:p>
       <w:pPr>
@@ -3868,14 +4143,59 @@
           <w:szCs w:val="24"/>
         </w:rPr>
       </w:pPr>
-      <w:r>
-        <w:rPr>
-          <w:rFonts w:ascii="Times New Roman" w:hAnsi="Times New Roman" w:cs="Times New Roman"/>
-          <w:b/>
-          <w:sz w:val="24"/>
-          <w:szCs w:val="24"/>
-        </w:rPr>
-        <w:lastRenderedPageBreak/>
+    </w:p>
+    <w:p>
+      <w:pPr>
+        <w:tabs>
+          <w:tab w:val="left" w:pos="2400"/>
+        </w:tabs>
+        <w:spacing w:after="0" w:line="360" w:lineRule="auto"/>
+        <w:outlineLvl w:val="0"/>
+        <w:rPr>
+          <w:rFonts w:ascii="Times New Roman" w:hAnsi="Times New Roman" w:cs="Times New Roman"/>
+          <w:b/>
+          <w:sz w:val="24"/>
+          <w:szCs w:val="24"/>
+        </w:rPr>
+      </w:pPr>
+    </w:p>
+    <w:p>
+      <w:pPr>
+        <w:tabs>
+          <w:tab w:val="left" w:pos="2400"/>
+        </w:tabs>
+        <w:spacing w:after="0" w:line="360" w:lineRule="auto"/>
+        <w:outlineLvl w:val="0"/>
+        <w:rPr>
+          <w:rFonts w:ascii="Times New Roman" w:hAnsi="Times New Roman" w:cs="Times New Roman"/>
+          <w:b/>
+          <w:sz w:val="24"/>
+          <w:szCs w:val="24"/>
+        </w:rPr>
+      </w:pPr>
+    </w:p>
+    <w:p>
+      <w:pPr>
+        <w:tabs>
+          <w:tab w:val="left" w:pos="2400"/>
+        </w:tabs>
+        <w:spacing w:after="0" w:line="360" w:lineRule="auto"/>
+        <w:outlineLvl w:val="0"/>
+        <w:rPr>
+          <w:rFonts w:ascii="Times New Roman" w:hAnsi="Times New Roman" w:cs="Times New Roman"/>
+          <w:b/>
+          <w:sz w:val="24"/>
+          <w:szCs w:val="24"/>
+        </w:rPr>
+      </w:pPr>
+      <w:bookmarkStart w:id="6" w:name="_Toc215495316"/>
+      <w:r>
+        <w:rPr>
+          <w:rFonts w:ascii="Times New Roman" w:hAnsi="Times New Roman" w:cs="Times New Roman"/>
+          <w:b/>
+          <w:sz w:val="24"/>
+          <w:szCs w:val="24"/>
+        </w:rPr>
         <w:t>3 METODOLOGIA OU PROCEDIMENTOS METODOLÓGICOS</w:t>
       </w:r>
       <w:bookmarkEnd w:id="6"/>
@@ -3933,7 +4253,7 @@
           <w:szCs w:val="24"/>
         </w:rPr>
       </w:pPr>
-      <w:bookmarkStart w:id="7" w:name="_Toc215492766"/>
+      <w:bookmarkStart w:id="7" w:name="_Toc215495317"/>
       <w:r>
         <w:rPr>
           <w:rFonts w:ascii="Times New Roman" w:hAnsi="Times New Roman" w:cs="Times New Roman"/>
@@ -3959,7 +4279,7 @@
           <w:szCs w:val="24"/>
         </w:rPr>
       </w:pPr>
-      <w:bookmarkStart w:id="8" w:name="_Toc215492767"/>
+      <w:bookmarkStart w:id="8" w:name="_Toc215495318"/>
       <w:r>
         <w:rPr>
           <w:rFonts w:ascii="Times New Roman" w:hAnsi="Times New Roman" w:cs="Times New Roman"/>
@@ -4326,7 +4646,6 @@
           <w:sz w:val="24"/>
           <w:szCs w:val="24"/>
         </w:rPr>
-        <w:lastRenderedPageBreak/>
         <w:t>Figura 1</w:t>
       </w:r>
       <w:r>
@@ -4450,7 +4769,6 @@
           <w:szCs w:val="24"/>
         </w:rPr>
       </w:pPr>
-      <w:bookmarkStart w:id="9" w:name="_Toc215492768"/>
     </w:p>
     <w:p>
       <w:pPr>
@@ -4466,6 +4784,7 @@
           <w:szCs w:val="24"/>
         </w:rPr>
       </w:pPr>
+      <w:bookmarkStart w:id="9" w:name="_Toc215495319"/>
       <w:r>
         <w:rPr>
           <w:rFonts w:ascii="Times New Roman" w:hAnsi="Times New Roman" w:cs="Times New Roman"/>
@@ -4658,7 +4977,7 @@
           <w:szCs w:val="24"/>
         </w:rPr>
       </w:pPr>
-      <w:bookmarkStart w:id="10" w:name="_Toc215492769"/>
+      <w:bookmarkStart w:id="10" w:name="_Toc215495320"/>
       <w:r>
         <w:rPr>
           <w:rFonts w:ascii="Times New Roman" w:hAnsi="Times New Roman" w:cs="Times New Roman"/>
@@ -4865,7 +5184,7 @@
           <w:szCs w:val="24"/>
         </w:rPr>
       </w:pPr>
-      <w:bookmarkStart w:id="11" w:name="_Toc215492770"/>
+      <w:bookmarkStart w:id="11" w:name="_Toc215495321"/>
       <w:r>
         <w:rPr>
           <w:rFonts w:ascii="Times New Roman" w:hAnsi="Times New Roman" w:cs="Times New Roman"/>
@@ -5141,7 +5460,7 @@
           <w:szCs w:val="24"/>
         </w:rPr>
       </w:pPr>
-      <w:bookmarkStart w:id="12" w:name="_Toc215492771"/>
+      <w:bookmarkStart w:id="12" w:name="_Toc215495322"/>
       <w:r>
         <w:rPr>
           <w:rFonts w:ascii="Times New Roman" w:hAnsi="Times New Roman" w:cs="Times New Roman"/>
@@ -5420,7 +5739,7 @@
           <w:szCs w:val="24"/>
         </w:rPr>
       </w:pPr>
-      <w:bookmarkStart w:id="13" w:name="_Toc215492772"/>
+      <w:bookmarkStart w:id="13" w:name="_Toc215495323"/>
       <w:r>
         <w:rPr>
           <w:rFonts w:ascii="Times New Roman" w:hAnsi="Times New Roman" w:cs="Times New Roman"/>
@@ -5789,7 +6108,7 @@
           <w:szCs w:val="24"/>
         </w:rPr>
       </w:pPr>
-      <w:bookmarkStart w:id="14" w:name="_Toc215492773"/>
+      <w:bookmarkStart w:id="14" w:name="_Toc215495324"/>
       <w:r>
         <w:rPr>
           <w:rFonts w:ascii="Times New Roman" w:hAnsi="Times New Roman" w:cs="Times New Roman"/>
@@ -6034,7 +6353,7 @@
           <w:szCs w:val="24"/>
         </w:rPr>
       </w:pPr>
-      <w:bookmarkStart w:id="15" w:name="_Toc215492774"/>
+      <w:bookmarkStart w:id="15" w:name="_Toc215495325"/>
       <w:r>
         <w:rPr>
           <w:rFonts w:ascii="Times New Roman" w:hAnsi="Times New Roman" w:cs="Times New Roman"/>
@@ -6444,11 +6763,14 @@
         <w:tabs>
           <w:tab w:val="left" w:pos="2400"/>
         </w:tabs>
-        <w:rPr>
-          <w:rFonts w:ascii="Times New Roman" w:hAnsi="Times New Roman" w:cs="Times New Roman"/>
-          <w:b/>
-        </w:rPr>
-      </w:pPr>
+        <w:spacing w:after="0" w:line="240" w:lineRule="auto"/>
+        <w:outlineLvl w:val="1"/>
+        <w:rPr>
+          <w:rFonts w:ascii="Times New Roman" w:hAnsi="Times New Roman" w:cs="Times New Roman"/>
+          <w:b/>
+        </w:rPr>
+      </w:pPr>
+      <w:bookmarkStart w:id="16" w:name="_Toc215495326"/>
       <w:r>
         <w:rPr>
           <w:rFonts w:ascii="Times New Roman" w:hAnsi="Times New Roman" w:cs="Times New Roman"/>
@@ -6456,6 +6778,7 @@
         </w:rPr>
         <w:t>4.10 JAVASCRIPT</w:t>
       </w:r>
+      <w:bookmarkEnd w:id="16"/>
     </w:p>
     <w:p>
       <w:pPr>
@@ -6463,698 +6786,311 @@
         <w:spacing w:before="0" w:beforeAutospacing="0" w:after="0" w:afterAutospacing="0" w:line="360" w:lineRule="auto"/>
         <w:ind w:firstLine="709"/>
         <w:jc w:val="both"/>
-        <w:rPr>
-          <w:u w:val="single"/>
-        </w:rPr>
       </w:pPr>
       <w:r>
         <w:t>JavaScript (JS) é uma linguagem que roda em navegadores de internet e vem ganhando cada vez mais protagonismo pela sua facilidade no uso e entendimento, mesmo tendo alguns elementos complexos; um motivo deste seu destaque recente é a sua enorme capacidade de integrar, interagir e deixar a comunicação mais fácil e rápida do site e o código. Sua diferenciação da linguagem Java é aparente pois as duas têm objetivos diferentes, já que o Java é pensado com a meta de construir aplicativos, já o JS é baseado na ideia de aprimorar web sites com seus recursos interativos e seu conteúdo dinâmico.</w:t>
       </w:r>
-      <w:r>
-        <w:br/>
-      </w:r>
-      <w:bookmarkStart w:id="16" w:name="_GoBack"/>
-      <w:bookmarkEnd w:id="16"/>
-    </w:p>
-    <w:p>
-      <w:pPr>
-        <w:tabs>
-          <w:tab w:val="left" w:pos="2400"/>
-        </w:tabs>
-        <w:rPr>
-          <w:rFonts w:ascii="Times New Roman" w:hAnsi="Times New Roman" w:cs="Times New Roman"/>
-          <w:b/>
-        </w:rPr>
-      </w:pPr>
-    </w:p>
-    <w:p>
-      <w:pPr>
-        <w:tabs>
-          <w:tab w:val="left" w:pos="2400"/>
-        </w:tabs>
-        <w:spacing w:after="0" w:line="360" w:lineRule="auto"/>
-        <w:outlineLvl w:val="0"/>
-        <w:rPr>
-          <w:rFonts w:ascii="Times New Roman" w:hAnsi="Times New Roman" w:cs="Times New Roman"/>
-          <w:b/>
-          <w:sz w:val="24"/>
-          <w:szCs w:val="24"/>
-        </w:rPr>
-      </w:pPr>
-      <w:bookmarkStart w:id="17" w:name="_Toc215492775"/>
-      <w:r>
-        <w:rPr>
-          <w:rFonts w:ascii="Times New Roman" w:hAnsi="Times New Roman" w:cs="Times New Roman"/>
-          <w:b/>
-          <w:sz w:val="24"/>
-          <w:szCs w:val="24"/>
-        </w:rPr>
-        <w:t>5</w:t>
-      </w:r>
-      <w:r>
-        <w:rPr>
-          <w:rFonts w:ascii="Times New Roman" w:hAnsi="Times New Roman" w:cs="Times New Roman"/>
-          <w:b/>
-          <w:sz w:val="24"/>
-          <w:szCs w:val="24"/>
-        </w:rPr>
-        <w:t xml:space="preserve"> </w:t>
-      </w:r>
-      <w:r>
-        <w:rPr>
-          <w:rFonts w:ascii="Times New Roman" w:hAnsi="Times New Roman" w:cs="Times New Roman"/>
-          <w:b/>
-          <w:sz w:val="24"/>
-          <w:szCs w:val="24"/>
-        </w:rPr>
-        <w:t>RESULTADOS</w:t>
+    </w:p>
+    <w:p>
+      <w:pPr>
+        <w:pStyle w:val="NormalWeb"/>
+        <w:spacing w:before="0" w:beforeAutospacing="0" w:after="0" w:afterAutospacing="0" w:line="360" w:lineRule="auto"/>
+        <w:ind w:firstLine="709"/>
+      </w:pPr>
+      <w:r>
+        <w:t xml:space="preserve">Não se discute que o JavaScript é uma das linguagens </w:t>
+      </w:r>
+      <w:r>
+        <w:t>m</w:t>
+      </w:r>
+      <w:r>
+        <w:t xml:space="preserve">ais importantes, pois os desenvolvedores e programadores conseguem reconhecer isto </w:t>
+      </w:r>
+      <w:r>
+        <w:t>quando começam sua utilização. Esta linguagem tem muita relevância pois pode realizar inúmeras aplicações em inúmeros lugares, como no desenvolvimento web, desenvolvimento mobile e até mesmo nos games.</w:t>
+      </w:r>
+    </w:p>
+    <w:p>
+      <w:pPr>
+        <w:pStyle w:val="NormalWeb"/>
+        <w:spacing w:before="0" w:beforeAutospacing="0" w:after="0" w:afterAutospacing="0" w:line="360" w:lineRule="auto"/>
+        <w:ind w:firstLine="709"/>
+      </w:pPr>
+      <w:r>
+        <w:t xml:space="preserve">As vantagens desta linguagem é algo que fica claramente perceptível, com isto, acaba que ela fica bem vista no mercado; algumas dessas vantagens são: controlar o </w:t>
+      </w:r>
+      <w:r>
+        <w:lastRenderedPageBreak/>
+        <w:t>comportamento do navegador, ser amplamente compatível, a linguagem permite efeitos diversificados (principalmente quando integrada ao HTML), interação forte gerando respostas aos usuários, faz com que as páginas fiquem mais leves e potentes e a fácil resposta aos usuários, faz com que as páginas fiquem mais leves e potentes e a fácil aprendizagem para novos usuários, visto que o JavaScript é versátil e amigável, foi utilizado na programação do site.</w:t>
+      </w:r>
+    </w:p>
+    <w:p>
+      <w:pPr>
+        <w:pStyle w:val="NormalWeb"/>
+        <w:spacing w:before="0" w:beforeAutospacing="0" w:after="0" w:afterAutospacing="0" w:line="360" w:lineRule="auto"/>
+        <w:ind w:firstLine="709"/>
+      </w:pPr>
+    </w:p>
+    <w:p>
+      <w:pPr>
+        <w:pStyle w:val="NormalWeb"/>
+        <w:spacing w:before="0" w:beforeAutospacing="0" w:after="0" w:afterAutospacing="0"/>
+        <w:outlineLvl w:val="1"/>
+        <w:rPr>
+          <w:b/>
+        </w:rPr>
+      </w:pPr>
+      <w:bookmarkStart w:id="17" w:name="_Toc215495327"/>
+      <w:r>
+        <w:rPr>
+          <w:b/>
+        </w:rPr>
+        <w:t>4.11 N</w:t>
+      </w:r>
+      <w:r>
+        <w:rPr>
+          <w:b/>
+        </w:rPr>
+        <w:t>ODE.JS</w:t>
       </w:r>
       <w:bookmarkEnd w:id="17"/>
     </w:p>
     <w:p>
       <w:pPr>
-        <w:tabs>
-          <w:tab w:val="left" w:pos="2400"/>
-        </w:tabs>
-        <w:spacing w:after="0" w:line="360" w:lineRule="auto"/>
+        <w:pStyle w:val="NormalWeb"/>
+        <w:spacing w:before="0" w:beforeAutospacing="0" w:after="0" w:afterAutospacing="0" w:line="360" w:lineRule="auto"/>
         <w:ind w:firstLine="709"/>
         <w:jc w:val="both"/>
-        <w:rPr>
-          <w:rFonts w:ascii="Times New Roman" w:hAnsi="Times New Roman" w:cs="Times New Roman"/>
-          <w:sz w:val="24"/>
-          <w:szCs w:val="24"/>
-        </w:rPr>
-      </w:pPr>
-      <w:r>
-        <w:rPr>
-          <w:rFonts w:ascii="Times New Roman" w:hAnsi="Times New Roman" w:cs="Times New Roman"/>
-          <w:sz w:val="24"/>
-          <w:szCs w:val="24"/>
-        </w:rPr>
-        <w:t xml:space="preserve">O desenvolvimento do site para vendas de produtos e atendimentos de pet shop </w:t>
-      </w:r>
-      <w:r>
-        <w:rPr>
-          <w:rFonts w:ascii="Times New Roman" w:hAnsi="Times New Roman" w:cs="Times New Roman"/>
-          <w:sz w:val="24"/>
-          <w:szCs w:val="24"/>
-        </w:rPr>
-        <w:t xml:space="preserve">focou na qualidade e eficiência do seu funcionamento. Ao integrar funcionalidades como feedback dos clientes, mensagens diretamente com os vendedores e página de </w:t>
-      </w:r>
-      <w:r>
-        <w:rPr>
-          <w:rFonts w:ascii="Times New Roman" w:hAnsi="Times New Roman" w:cs="Times New Roman"/>
-          <w:sz w:val="24"/>
-          <w:szCs w:val="24"/>
-        </w:rPr>
-        <w:lastRenderedPageBreak/>
-        <w:t>informações “Sobre nós”, foi possível otimizar a experiência do usuário, promovendo maior confiabilidade, segurança e preocupação com a opinião sobre produtos e atendimentos.</w:t>
-      </w:r>
-    </w:p>
-    <w:p>
-      <w:pPr>
-        <w:tabs>
-          <w:tab w:val="left" w:pos="2400"/>
-        </w:tabs>
-        <w:spacing w:after="0" w:line="360" w:lineRule="auto"/>
+      </w:pPr>
+      <w:r>
+        <w:t xml:space="preserve">A </w:t>
+      </w:r>
+      <w:r>
+        <w:t xml:space="preserve">plataforma </w:t>
+      </w:r>
+      <w:r>
+        <w:t>node</w:t>
+      </w:r>
+      <w:r>
+        <w:t>.Js</w:t>
+      </w:r>
+      <w:r>
+        <w:t xml:space="preserve"> utiliza o motor V8 do Google para poder entender o JavaScript. Sendo assim, cabe dizer que ele pode executar códigos JS em servidores, tornando</w:t>
+      </w:r>
+      <w:r>
+        <w:t>-</w:t>
+      </w:r>
+      <w:r>
+        <w:t>se uma ótima opção principalmente para criar sites web e APIs, além de</w:t>
+      </w:r>
+      <w:r>
+        <w:t>, ser</w:t>
+      </w:r>
+      <w:r>
+        <w:t xml:space="preserve"> construído em um modelo de programação eventual, ou seja, trazendo respostas em tempo real para o usuário e conseguindo suportar diversas conexões ao mesmo tempo. Suas enormes opções de bibliotecas disponíveis através do Node Package Manager (NPM); este NPM gerencia pacotes que uma fácil instalação de pacotes que podem ser usados em suas aplicações, economizando tempo e aumentando o</w:t>
+      </w:r>
+      <w:r>
+        <w:t>s</w:t>
+      </w:r>
+      <w:r>
+        <w:t xml:space="preserve"> níveis de produção.</w:t>
+      </w:r>
+    </w:p>
+    <w:p>
+      <w:pPr>
+        <w:pStyle w:val="NormalWeb"/>
+        <w:spacing w:before="0" w:beforeAutospacing="0" w:after="0" w:afterAutospacing="0" w:line="360" w:lineRule="auto"/>
         <w:ind w:firstLine="709"/>
         <w:jc w:val="both"/>
-        <w:rPr>
-          <w:rFonts w:ascii="Times New Roman" w:hAnsi="Times New Roman" w:cs="Times New Roman"/>
-          <w:sz w:val="24"/>
-          <w:szCs w:val="24"/>
-        </w:rPr>
-      </w:pPr>
-      <w:r>
-        <w:rPr>
-          <w:rFonts w:ascii="Times New Roman" w:hAnsi="Times New Roman" w:cs="Times New Roman"/>
-          <w:sz w:val="24"/>
-          <w:szCs w:val="24"/>
-        </w:rPr>
-        <w:t xml:space="preserve">Para a construção do software, foi utilizado as tecnologias HTML, CSS, JavaScript, </w:t>
-      </w:r>
-      <w:r>
-        <w:rPr>
-          <w:rFonts w:ascii="Times New Roman" w:hAnsi="Times New Roman" w:cs="Times New Roman"/>
-          <w:sz w:val="24"/>
-          <w:szCs w:val="24"/>
-        </w:rPr>
-        <w:t>que permiti</w:t>
-      </w:r>
-      <w:r>
-        <w:rPr>
-          <w:rFonts w:ascii="Times New Roman" w:hAnsi="Times New Roman" w:cs="Times New Roman"/>
-          <w:sz w:val="24"/>
-          <w:szCs w:val="24"/>
-        </w:rPr>
-        <w:t>ram a criação</w:t>
-      </w:r>
-      <w:r>
-        <w:rPr>
-          <w:rFonts w:ascii="Times New Roman" w:hAnsi="Times New Roman" w:cs="Times New Roman"/>
-          <w:sz w:val="24"/>
-          <w:szCs w:val="24"/>
-        </w:rPr>
-        <w:t xml:space="preserve"> uma interface e realizar o back-end das páginas, </w:t>
-      </w:r>
-      <w:r>
-        <w:rPr>
-          <w:rFonts w:ascii="Times New Roman" w:hAnsi="Times New Roman" w:cs="Times New Roman"/>
-          <w:sz w:val="24"/>
-          <w:szCs w:val="24"/>
-        </w:rPr>
-        <w:t>MySQL</w:t>
-      </w:r>
-      <w:r>
-        <w:rPr>
-          <w:rFonts w:ascii="Times New Roman" w:hAnsi="Times New Roman" w:cs="Times New Roman"/>
-          <w:sz w:val="24"/>
-          <w:szCs w:val="24"/>
-        </w:rPr>
-        <w:t>, Git e GitHub</w:t>
-      </w:r>
-      <w:r>
-        <w:rPr>
-          <w:rFonts w:ascii="Times New Roman" w:hAnsi="Times New Roman" w:cs="Times New Roman"/>
-          <w:sz w:val="24"/>
-          <w:szCs w:val="24"/>
-        </w:rPr>
-        <w:t xml:space="preserve"> para armazenar dados</w:t>
-      </w:r>
-      <w:r>
-        <w:rPr>
-          <w:rFonts w:ascii="Times New Roman" w:hAnsi="Times New Roman" w:cs="Times New Roman"/>
-          <w:sz w:val="24"/>
-          <w:szCs w:val="24"/>
-        </w:rPr>
-        <w:t xml:space="preserve"> e a</w:t>
-      </w:r>
-      <w:r>
-        <w:rPr>
-          <w:rFonts w:ascii="Times New Roman" w:hAnsi="Times New Roman" w:cs="Times New Roman"/>
-          <w:sz w:val="24"/>
-          <w:szCs w:val="24"/>
-        </w:rPr>
-        <w:t xml:space="preserve"> </w:t>
-      </w:r>
-      <w:r>
-        <w:rPr>
-          <w:rFonts w:ascii="Times New Roman" w:hAnsi="Times New Roman" w:cs="Times New Roman"/>
-          <w:sz w:val="24"/>
-          <w:szCs w:val="24"/>
-        </w:rPr>
-        <w:t xml:space="preserve">IDE VsCode para escrever, gerenciar e depurar os códigos de programação de forma eficiente. Com a implementação da API com Node.js foi possível realizar a comunicação entre o front-end e back-end, </w:t>
-      </w:r>
-      <w:r>
-        <w:rPr>
-          <w:rFonts w:ascii="Times New Roman" w:hAnsi="Times New Roman" w:cs="Times New Roman"/>
-          <w:sz w:val="24"/>
-          <w:szCs w:val="24"/>
-        </w:rPr>
-        <w:t>aprimorando o desempenho geral.</w:t>
-      </w:r>
-    </w:p>
-    <w:p>
-      <w:pPr>
-        <w:tabs>
-          <w:tab w:val="left" w:pos="2400"/>
-        </w:tabs>
-        <w:spacing w:after="0" w:line="360" w:lineRule="auto"/>
+      </w:pPr>
+      <w:r>
+        <w:t>Um outro ponto forte desta plataforma é o capacidade e eficácia de receber operações de entrada e saída de maneira assíncrona, sendo assim, estas muitas operações são executadas de forma paralela sem travar a corrente de aplicações executadas. Com isto a sua capacidade de trabalhar com diversos volumes de dados e conexões simultâneas, algo de extrema importância para as aplicações web.</w:t>
+      </w:r>
+      <w:r>
+        <w:t xml:space="preserve"> Foi utilizada em nosso site pela sua alta eficiência.</w:t>
+      </w:r>
+    </w:p>
+    <w:p>
+      <w:pPr>
+        <w:pStyle w:val="NormalWeb"/>
+        <w:spacing w:before="0" w:beforeAutospacing="0" w:after="0" w:afterAutospacing="0" w:line="360" w:lineRule="auto"/>
         <w:ind w:firstLine="709"/>
         <w:jc w:val="both"/>
-        <w:rPr>
-          <w:rFonts w:ascii="Times New Roman" w:hAnsi="Times New Roman" w:cs="Times New Roman"/>
-          <w:sz w:val="24"/>
-          <w:szCs w:val="24"/>
-        </w:rPr>
-      </w:pPr>
-      <w:r>
-        <w:rPr>
-          <w:rFonts w:ascii="Times New Roman" w:hAnsi="Times New Roman" w:cs="Times New Roman"/>
-          <w:sz w:val="24"/>
-          <w:szCs w:val="24"/>
-        </w:rPr>
-        <w:t xml:space="preserve">A organização e o desempenho da equipe foram essenciais para o sucesso do projeto. </w:t>
-      </w:r>
-      <w:r>
-        <w:rPr>
-          <w:rFonts w:ascii="Times New Roman" w:hAnsi="Times New Roman" w:cs="Times New Roman"/>
-          <w:sz w:val="24"/>
-          <w:szCs w:val="24"/>
-        </w:rPr>
-        <w:t>A divisão das tarefas foi realizada</w:t>
-      </w:r>
-      <w:r>
-        <w:rPr>
-          <w:rFonts w:ascii="Times New Roman" w:hAnsi="Times New Roman" w:cs="Times New Roman"/>
-          <w:sz w:val="24"/>
-          <w:szCs w:val="24"/>
-        </w:rPr>
-        <w:t xml:space="preserve"> com base nas habilidades individuais de cada integrante do grupo, melhorando o </w:t>
-      </w:r>
-      <w:r>
-        <w:rPr>
-          <w:rFonts w:ascii="Times New Roman" w:hAnsi="Times New Roman" w:cs="Times New Roman"/>
-          <w:sz w:val="24"/>
-          <w:szCs w:val="24"/>
-        </w:rPr>
-        <w:t>trabalho em equipe e aumentando a produtividade</w:t>
-      </w:r>
-      <w:r>
-        <w:rPr>
-          <w:rFonts w:ascii="Times New Roman" w:hAnsi="Times New Roman" w:cs="Times New Roman"/>
-          <w:sz w:val="24"/>
-          <w:szCs w:val="24"/>
-        </w:rPr>
-        <w:t xml:space="preserve">, essa colaboração resultou em uma inovação tecnológica, fortalecendo competências técnicas e ressaltando o quão importante é o trabalho coletivo. </w:t>
-      </w:r>
-    </w:p>
-    <w:p>
-      <w:pPr>
-        <w:tabs>
-          <w:tab w:val="left" w:pos="2400"/>
-        </w:tabs>
-        <w:spacing w:after="0" w:line="360" w:lineRule="auto"/>
-        <w:outlineLvl w:val="0"/>
-        <w:rPr>
-          <w:rFonts w:ascii="Times New Roman" w:hAnsi="Times New Roman" w:cs="Times New Roman"/>
-          <w:sz w:val="24"/>
-          <w:szCs w:val="24"/>
-        </w:rPr>
-      </w:pPr>
-    </w:p>
-    <w:p>
-      <w:pPr>
-        <w:tabs>
-          <w:tab w:val="left" w:pos="2400"/>
-        </w:tabs>
-        <w:spacing w:after="0" w:line="360" w:lineRule="auto"/>
-        <w:outlineLvl w:val="0"/>
-        <w:rPr>
-          <w:rFonts w:ascii="Times New Roman" w:hAnsi="Times New Roman" w:cs="Times New Roman"/>
-          <w:b/>
-          <w:sz w:val="24"/>
-          <w:szCs w:val="24"/>
-        </w:rPr>
-      </w:pPr>
-      <w:bookmarkStart w:id="18" w:name="_Toc215492776"/>
-      <w:r>
-        <w:rPr>
-          <w:rFonts w:ascii="Times New Roman" w:hAnsi="Times New Roman" w:cs="Times New Roman"/>
-          <w:b/>
-          <w:sz w:val="24"/>
-          <w:szCs w:val="24"/>
-        </w:rPr>
-        <w:t>6 CONCLUSÃO</w:t>
+      </w:pPr>
+    </w:p>
+    <w:p>
+      <w:pPr>
+        <w:pStyle w:val="NormalWeb"/>
+        <w:spacing w:before="0" w:beforeAutospacing="0" w:after="0" w:afterAutospacing="0"/>
+        <w:jc w:val="both"/>
+        <w:outlineLvl w:val="1"/>
+        <w:rPr>
+          <w:b/>
+        </w:rPr>
+      </w:pPr>
+      <w:bookmarkStart w:id="18" w:name="_Toc215495328"/>
+      <w:r>
+        <w:rPr>
+          <w:b/>
+        </w:rPr>
+        <w:t>4.12 API</w:t>
       </w:r>
       <w:bookmarkEnd w:id="18"/>
     </w:p>
     <w:p>
       <w:pPr>
-        <w:tabs>
-          <w:tab w:val="left" w:pos="2400"/>
-        </w:tabs>
-        <w:spacing w:after="0" w:line="360" w:lineRule="auto"/>
+        <w:pStyle w:val="NormalWeb"/>
+        <w:spacing w:before="0" w:beforeAutospacing="0" w:after="0" w:afterAutospacing="0" w:line="360" w:lineRule="auto"/>
         <w:ind w:firstLine="709"/>
         <w:jc w:val="both"/>
-        <w:rPr>
-          <w:rFonts w:ascii="Times New Roman" w:hAnsi="Times New Roman" w:cs="Times New Roman"/>
-          <w:sz w:val="24"/>
-          <w:szCs w:val="24"/>
-        </w:rPr>
-      </w:pPr>
-      <w:r>
-        <w:rPr>
-          <w:rFonts w:ascii="Times New Roman" w:hAnsi="Times New Roman" w:cs="Times New Roman"/>
-          <w:sz w:val="24"/>
-          <w:szCs w:val="24"/>
-        </w:rPr>
-        <w:t xml:space="preserve">O desenvolvimento </w:t>
-      </w:r>
-      <w:r>
-        <w:rPr>
-          <w:rFonts w:ascii="Times New Roman" w:hAnsi="Times New Roman" w:cs="Times New Roman"/>
-          <w:sz w:val="24"/>
-          <w:szCs w:val="24"/>
-        </w:rPr>
-        <w:t>do site “OH my dog!” destacou a importância de trabalhar em conjunto, dividir tarefas e organizar responsabilidades para realizar as entregas no certo prazo</w:t>
-      </w:r>
-      <w:r>
-        <w:rPr>
-          <w:rFonts w:ascii="Times New Roman" w:hAnsi="Times New Roman" w:cs="Times New Roman"/>
-          <w:sz w:val="24"/>
-          <w:szCs w:val="24"/>
-        </w:rPr>
-        <w:t xml:space="preserve">, </w:t>
-      </w:r>
-      <w:r>
-        <w:rPr>
-          <w:rFonts w:ascii="Times New Roman" w:hAnsi="Times New Roman" w:cs="Times New Roman"/>
-          <w:sz w:val="24"/>
-          <w:szCs w:val="24"/>
-        </w:rPr>
-        <w:t>através das metodologias ágeis, que permitiu a organização do projeto com entregas divididas por sprints, aprimorando nosso comprometimento e agilidade na execução de projetos. A comunicação entre os participantes do grupo foi fundamental para a execução do projeto e auxiliou na resolução de conflitos, favorecendo o trabalho à um ambiente de crescimento e aprendizado mútuo.</w:t>
-      </w:r>
-    </w:p>
-    <w:p>
-      <w:pPr>
-        <w:tabs>
-          <w:tab w:val="left" w:pos="2400"/>
-        </w:tabs>
-        <w:spacing w:after="0" w:line="360" w:lineRule="auto"/>
+      </w:pPr>
+      <w:r>
+        <w:t>A Application Programming Interface (API) é um mecanismo que permite dois componentes de software se comunicarem utilizando um meio de definição e protocolo, por exemplo, um sistema de dados que obtém dados diários. a API busca este sistema para se comunicar e mostrar estas atualizações diárias na API. A sua arquitetura normalmente é explicada como cliente e servidor. A aplicação de chamada é o cliente e a aplicação de resposta é o servidor, então, pode-se falar que no exemplo acima a API que busca a comunicação é o cliente, e a que traz as atualizações diárias é o servidor.</w:t>
+      </w:r>
+    </w:p>
+    <w:p>
+      <w:pPr>
+        <w:pStyle w:val="NormalWeb"/>
+        <w:spacing w:before="0" w:beforeAutospacing="0" w:after="0" w:afterAutospacing="0" w:line="360" w:lineRule="auto"/>
         <w:ind w:firstLine="709"/>
         <w:jc w:val="both"/>
-        <w:rPr>
-          <w:rFonts w:ascii="Times New Roman" w:hAnsi="Times New Roman" w:cs="Times New Roman"/>
-          <w:sz w:val="24"/>
-          <w:szCs w:val="24"/>
-        </w:rPr>
-      </w:pPr>
-      <w:r>
-        <w:rPr>
-          <w:rFonts w:ascii="Times New Roman" w:hAnsi="Times New Roman" w:cs="Times New Roman"/>
-          <w:sz w:val="24"/>
-          <w:szCs w:val="24"/>
-        </w:rPr>
-        <w:t xml:space="preserve">O processo de desenvolvimento abrangeu </w:t>
-      </w:r>
-      <w:r>
-        <w:rPr>
-          <w:rFonts w:ascii="Times New Roman" w:hAnsi="Times New Roman" w:cs="Times New Roman"/>
-          <w:sz w:val="24"/>
-          <w:szCs w:val="24"/>
-        </w:rPr>
-        <w:t xml:space="preserve">pesquisas intensivas e programação, oportunizando conhecimento técnico aprofundado e fortaleceu qualidades, trabalhou habilidades e abrangeu sabedorias sobre o mundo tecnológico, o projeto foi incentivo de perseverança e comprometimento, encarando desafios, porém, não desistindo. Ao final, podemos concluir que, a colaboração entre os membros foi um dos ensinamentos mais significativos, evidenciando a importância do trabalho coletivo para atingir um propósito.  </w:t>
-      </w:r>
-    </w:p>
-    <w:p>
-      <w:pPr>
-        <w:spacing w:after="0" w:line="240" w:lineRule="auto"/>
-        <w:rPr>
-          <w:rFonts w:ascii="Times New Roman" w:hAnsi="Times New Roman" w:cs="Times New Roman"/>
-          <w:sz w:val="24"/>
-          <w:szCs w:val="24"/>
-        </w:rPr>
-      </w:pPr>
-    </w:p>
-    <w:p>
-      <w:pPr>
-        <w:spacing w:after="0" w:line="240" w:lineRule="auto"/>
-        <w:rPr>
-          <w:rFonts w:ascii="Times New Roman" w:hAnsi="Times New Roman" w:cs="Times New Roman"/>
-          <w:b/>
-        </w:rPr>
-      </w:pPr>
-    </w:p>
-    <w:p>
-      <w:pPr>
-        <w:spacing w:after="0" w:line="240" w:lineRule="auto"/>
-        <w:rPr>
-          <w:rFonts w:ascii="Times New Roman" w:hAnsi="Times New Roman" w:cs="Times New Roman"/>
-          <w:b/>
-        </w:rPr>
-      </w:pPr>
-    </w:p>
-    <w:p>
-      <w:pPr>
-        <w:spacing w:after="0" w:line="240" w:lineRule="auto"/>
-        <w:rPr>
-          <w:rFonts w:ascii="Times New Roman" w:hAnsi="Times New Roman" w:cs="Times New Roman"/>
-          <w:b/>
-        </w:rPr>
-      </w:pPr>
-    </w:p>
-    <w:p>
-      <w:pPr>
-        <w:spacing w:after="0" w:line="240" w:lineRule="auto"/>
-        <w:rPr>
-          <w:rFonts w:ascii="Times New Roman" w:hAnsi="Times New Roman" w:cs="Times New Roman"/>
-          <w:b/>
-        </w:rPr>
-      </w:pPr>
-    </w:p>
-    <w:p>
-      <w:pPr>
-        <w:spacing w:after="0" w:line="240" w:lineRule="auto"/>
-        <w:rPr>
-          <w:rFonts w:ascii="Times New Roman" w:hAnsi="Times New Roman" w:cs="Times New Roman"/>
-          <w:b/>
-        </w:rPr>
-      </w:pPr>
-    </w:p>
-    <w:p>
-      <w:pPr>
-        <w:spacing w:after="0" w:line="240" w:lineRule="auto"/>
-        <w:rPr>
-          <w:rFonts w:ascii="Times New Roman" w:hAnsi="Times New Roman" w:cs="Times New Roman"/>
-          <w:b/>
-        </w:rPr>
-      </w:pPr>
-    </w:p>
-    <w:p>
-      <w:pPr>
-        <w:spacing w:after="0" w:line="240" w:lineRule="auto"/>
-        <w:rPr>
-          <w:rFonts w:ascii="Times New Roman" w:hAnsi="Times New Roman" w:cs="Times New Roman"/>
-          <w:b/>
-        </w:rPr>
-      </w:pPr>
-    </w:p>
-    <w:p>
-      <w:pPr>
-        <w:spacing w:after="0" w:line="240" w:lineRule="auto"/>
-        <w:rPr>
-          <w:rFonts w:ascii="Times New Roman" w:hAnsi="Times New Roman" w:cs="Times New Roman"/>
-          <w:b/>
-        </w:rPr>
-      </w:pPr>
-    </w:p>
-    <w:p>
-      <w:pPr>
-        <w:spacing w:after="0" w:line="240" w:lineRule="auto"/>
-        <w:rPr>
-          <w:rFonts w:ascii="Times New Roman" w:hAnsi="Times New Roman" w:cs="Times New Roman"/>
-          <w:b/>
-        </w:rPr>
-      </w:pPr>
-    </w:p>
-    <w:p>
-      <w:pPr>
-        <w:spacing w:after="0" w:line="240" w:lineRule="auto"/>
-        <w:rPr>
-          <w:rFonts w:ascii="Times New Roman" w:hAnsi="Times New Roman" w:cs="Times New Roman"/>
-          <w:b/>
-        </w:rPr>
-      </w:pPr>
-    </w:p>
-    <w:p>
-      <w:pPr>
-        <w:spacing w:after="0" w:line="240" w:lineRule="auto"/>
-        <w:rPr>
-          <w:rFonts w:ascii="Times New Roman" w:hAnsi="Times New Roman" w:cs="Times New Roman"/>
-          <w:b/>
-        </w:rPr>
-      </w:pPr>
-    </w:p>
-    <w:p>
-      <w:pPr>
-        <w:spacing w:after="0" w:line="240" w:lineRule="auto"/>
-        <w:rPr>
-          <w:rFonts w:ascii="Times New Roman" w:hAnsi="Times New Roman" w:cs="Times New Roman"/>
-          <w:b/>
-        </w:rPr>
-      </w:pPr>
-    </w:p>
-    <w:p>
-      <w:pPr>
-        <w:spacing w:after="0" w:line="240" w:lineRule="auto"/>
-        <w:rPr>
-          <w:rFonts w:ascii="Times New Roman" w:hAnsi="Times New Roman" w:cs="Times New Roman"/>
-          <w:b/>
-        </w:rPr>
-      </w:pPr>
-    </w:p>
-    <w:p>
-      <w:pPr>
-        <w:spacing w:after="0" w:line="240" w:lineRule="auto"/>
-        <w:rPr>
-          <w:rFonts w:ascii="Times New Roman" w:hAnsi="Times New Roman" w:cs="Times New Roman"/>
-          <w:b/>
-        </w:rPr>
-      </w:pPr>
-    </w:p>
-    <w:p>
-      <w:pPr>
-        <w:spacing w:after="0" w:line="240" w:lineRule="auto"/>
-        <w:rPr>
-          <w:rFonts w:ascii="Times New Roman" w:hAnsi="Times New Roman" w:cs="Times New Roman"/>
-          <w:b/>
-        </w:rPr>
-      </w:pPr>
-    </w:p>
-    <w:p>
-      <w:pPr>
-        <w:spacing w:after="0" w:line="240" w:lineRule="auto"/>
-        <w:rPr>
-          <w:rFonts w:ascii="Times New Roman" w:hAnsi="Times New Roman" w:cs="Times New Roman"/>
-          <w:b/>
-        </w:rPr>
-      </w:pPr>
-    </w:p>
-    <w:p>
-      <w:pPr>
-        <w:spacing w:after="0" w:line="240" w:lineRule="auto"/>
-        <w:rPr>
-          <w:rFonts w:ascii="Times New Roman" w:hAnsi="Times New Roman" w:cs="Times New Roman"/>
-          <w:b/>
-        </w:rPr>
-      </w:pPr>
-    </w:p>
-    <w:p>
-      <w:pPr>
-        <w:spacing w:after="0" w:line="240" w:lineRule="auto"/>
-        <w:rPr>
-          <w:rFonts w:ascii="Times New Roman" w:hAnsi="Times New Roman" w:cs="Times New Roman"/>
-          <w:b/>
-        </w:rPr>
-      </w:pPr>
-    </w:p>
-    <w:p>
-      <w:pPr>
-        <w:spacing w:after="0" w:line="240" w:lineRule="auto"/>
-        <w:rPr>
-          <w:rFonts w:ascii="Times New Roman" w:hAnsi="Times New Roman" w:cs="Times New Roman"/>
-          <w:b/>
-        </w:rPr>
-      </w:pPr>
-    </w:p>
-    <w:p>
-      <w:pPr>
-        <w:spacing w:after="0" w:line="240" w:lineRule="auto"/>
-        <w:rPr>
-          <w:rFonts w:ascii="Times New Roman" w:hAnsi="Times New Roman" w:cs="Times New Roman"/>
-          <w:b/>
-        </w:rPr>
-      </w:pPr>
-    </w:p>
-    <w:p>
-      <w:pPr>
-        <w:spacing w:after="0" w:line="240" w:lineRule="auto"/>
-        <w:rPr>
-          <w:rFonts w:ascii="Times New Roman" w:hAnsi="Times New Roman" w:cs="Times New Roman"/>
-          <w:b/>
-        </w:rPr>
-      </w:pPr>
-    </w:p>
-    <w:p>
-      <w:pPr>
-        <w:spacing w:after="0" w:line="240" w:lineRule="auto"/>
-        <w:outlineLvl w:val="0"/>
-        <w:rPr>
-          <w:rFonts w:ascii="Times New Roman" w:hAnsi="Times New Roman" w:cs="Times New Roman"/>
-          <w:b/>
-        </w:rPr>
-      </w:pPr>
-      <w:bookmarkStart w:id="19" w:name="_Toc215492777"/>
-      <w:r>
-        <w:rPr>
-          <w:rFonts w:ascii="Times New Roman" w:hAnsi="Times New Roman" w:cs="Times New Roman"/>
-          <w:b/>
-        </w:rPr>
-        <w:t>7 REFERÊNCIAS</w:t>
+      </w:pPr>
+      <w:r>
+        <w:t xml:space="preserve">Há algumas maneiras para o uso e execução dessas aplicações, e isso depende do porquê de sua criação, alguns exemplos de APIs que pode ser citada aqui são as APIs SOAP, APIs RPC, APIs WebSocket e também as APIs REST. A API utilizada no projeto </w:t>
+      </w:r>
+      <w:r>
+        <w:lastRenderedPageBreak/>
+        <w:t>foi a API RESTful, que consiste em dois sistemas de computadores que se comunicam de maneira segura pela web; esta API suporta a troca de informação entre o sistema interno e a aplicação interna, pois segue um padrão de interação segura, confiável e eficiente entre softwares.</w:t>
+      </w:r>
+    </w:p>
+    <w:p>
+      <w:pPr>
+        <w:pStyle w:val="NormalWeb"/>
+        <w:spacing w:before="0" w:beforeAutospacing="0" w:after="0" w:afterAutospacing="0" w:line="360" w:lineRule="auto"/>
+        <w:ind w:firstLine="709"/>
+      </w:pPr>
+    </w:p>
+    <w:p>
+      <w:pPr>
+        <w:pStyle w:val="NormalWeb"/>
+        <w:spacing w:before="0" w:beforeAutospacing="0" w:after="0" w:afterAutospacing="0"/>
+        <w:outlineLvl w:val="1"/>
+        <w:rPr>
+          <w:b/>
+        </w:rPr>
+      </w:pPr>
+      <w:bookmarkStart w:id="19" w:name="_Toc215495329"/>
+      <w:r>
+        <w:rPr>
+          <w:b/>
+        </w:rPr>
+        <w:t>4.13 MÉTODOLOGIAS ÁGEIS</w:t>
       </w:r>
       <w:bookmarkEnd w:id="19"/>
-    </w:p>
-    <w:p>
-      <w:pPr>
-        <w:tabs>
-          <w:tab w:val="left" w:pos="2400"/>
-        </w:tabs>
-        <w:spacing w:after="0" w:line="360" w:lineRule="auto"/>
+      <w:r>
+        <w:rPr>
+          <w:b/>
+        </w:rPr>
+        <w:t xml:space="preserve"> </w:t>
+      </w:r>
+    </w:p>
+    <w:p>
+      <w:pPr>
+        <w:pStyle w:val="NormalWeb"/>
+        <w:spacing w:before="0" w:beforeAutospacing="0" w:after="0" w:afterAutospacing="0" w:line="360" w:lineRule="auto"/>
         <w:ind w:firstLine="709"/>
         <w:jc w:val="both"/>
         <w:rPr>
-          <w:rFonts w:ascii="Times New Roman" w:hAnsi="Times New Roman" w:cs="Times New Roman"/>
-          <w:b/>
-          <w:sz w:val="24"/>
-          <w:szCs w:val="24"/>
-        </w:rPr>
-      </w:pPr>
-      <w:r>
-        <w:rPr>
-          <w:rFonts w:ascii="Times New Roman" w:hAnsi="Times New Roman" w:cs="Times New Roman"/>
-          <w:b/>
-          <w:sz w:val="24"/>
-          <w:szCs w:val="24"/>
-        </w:rPr>
-        <w:t>Referências:</w:t>
-      </w:r>
-    </w:p>
-    <w:p>
-      <w:pPr>
-        <w:tabs>
-          <w:tab w:val="left" w:pos="2400"/>
-        </w:tabs>
-        <w:spacing w:after="0" w:line="360" w:lineRule="auto"/>
+          <w:b/>
+        </w:rPr>
+      </w:pPr>
+    </w:p>
+    <w:p>
+      <w:pPr>
+        <w:pStyle w:val="NormalWeb"/>
+        <w:spacing w:before="0" w:beforeAutospacing="0" w:after="0" w:afterAutospacing="0" w:line="360" w:lineRule="auto"/>
         <w:ind w:firstLine="709"/>
         <w:jc w:val="both"/>
-        <w:rPr>
-          <w:rFonts w:ascii="Times New Roman" w:hAnsi="Times New Roman" w:cs="Times New Roman"/>
-          <w:b/>
-          <w:sz w:val="24"/>
-          <w:szCs w:val="24"/>
-        </w:rPr>
-      </w:pPr>
-      <w:r>
-        <w:rPr>
-          <w:rFonts w:ascii="Times New Roman" w:hAnsi="Times New Roman" w:cs="Times New Roman"/>
-          <w:b/>
-          <w:sz w:val="24"/>
-          <w:szCs w:val="24"/>
-        </w:rPr>
-        <w:t>Na seguinte ordem:</w:t>
-      </w:r>
-    </w:p>
-    <w:p>
-      <w:pPr>
-        <w:tabs>
-          <w:tab w:val="left" w:pos="2400"/>
-        </w:tabs>
-        <w:spacing w:after="0" w:line="360" w:lineRule="auto"/>
+      </w:pPr>
+      <w:r>
+        <w:t xml:space="preserve">A metodologia ágil é uma maneira de gerir projetos, planejando o mesmo em diversas fases. O seu início é com o contato entre as partes interessadas e o avanço das etapas fase por fase; quando iniciado, o trabalho passa pelo planejamento, execução e avaliação. A ajuda entre todas as partes é de extrema importância para o seu funcionamento. Com esta mentalidade nova a gestão, organização e realização de projetos </w:t>
+      </w:r>
+    </w:p>
+    <w:p>
+      <w:pPr>
+        <w:pStyle w:val="NormalWeb"/>
+        <w:spacing w:before="0" w:beforeAutospacing="0" w:after="0" w:afterAutospacing="0" w:line="360" w:lineRule="auto"/>
         <w:ind w:firstLine="709"/>
         <w:jc w:val="both"/>
-        <w:rPr>
-          <w:rFonts w:ascii="Times New Roman" w:hAnsi="Times New Roman" w:cs="Times New Roman"/>
-          <w:b/>
-          <w:sz w:val="24"/>
-          <w:szCs w:val="24"/>
-        </w:rPr>
-      </w:pPr>
-      <w:r>
-        <w:rPr>
-          <w:rFonts w:ascii="Times New Roman" w:hAnsi="Times New Roman" w:cs="Times New Roman"/>
-          <w:b/>
-          <w:sz w:val="24"/>
-          <w:szCs w:val="24"/>
-        </w:rPr>
-        <w:t>autor (es). título. local: editora, data de publicação.</w:t>
-      </w:r>
-    </w:p>
-    <w:p>
-      <w:pPr>
-        <w:tabs>
-          <w:tab w:val="left" w:pos="2400"/>
-        </w:tabs>
-        <w:spacing w:after="0" w:line="360" w:lineRule="auto"/>
+      </w:pPr>
+      <w:r>
+        <w:t>tem uma melhora significante.</w:t>
+      </w:r>
+    </w:p>
+    <w:p>
+      <w:pPr>
+        <w:pStyle w:val="NormalWeb"/>
+        <w:spacing w:before="0" w:beforeAutospacing="0" w:after="0" w:afterAutospacing="0" w:line="360" w:lineRule="auto"/>
         <w:ind w:firstLine="709"/>
         <w:jc w:val="both"/>
-        <w:rPr>
-          <w:rFonts w:ascii="Times New Roman" w:hAnsi="Times New Roman" w:cs="Times New Roman"/>
-          <w:b/>
-          <w:sz w:val="24"/>
-          <w:szCs w:val="24"/>
-        </w:rPr>
-      </w:pPr>
+      </w:pPr>
+      <w:r>
+        <w:t>O foco do Kanban é a visualização no trabalho, a maximização da eficiência e a análise do desempenho do projeto. Estas equipes consistem em se reunir para realizar a redução do tempo necessário para completar o projeto. Já as equipes Scrum se comprometem em concluir um incremento de trabalho, com um alto potencial de entrega em intervalos denominados como "Sprints". Seu objetivo é criar ciclos de aprendizados para integrar e coletar de maneira mais rápida o feedback do cliente; as equipes então se separam em funções específicas e realizando assim reuniões que mantém o progresso.</w:t>
+      </w:r>
+    </w:p>
+    <w:p>
+      <w:pPr>
+        <w:pStyle w:val="NormalWeb"/>
+        <w:spacing w:before="0" w:beforeAutospacing="0" w:after="0" w:afterAutospacing="0" w:line="360" w:lineRule="auto"/>
+        <w:ind w:firstLine="709"/>
+        <w:rPr>
+          <w:b/>
+        </w:rPr>
+      </w:pPr>
+    </w:p>
+    <w:p>
+      <w:pPr>
+        <w:tabs>
+          <w:tab w:val="left" w:pos="2400"/>
+        </w:tabs>
+        <w:spacing w:after="0" w:line="360" w:lineRule="auto"/>
+        <w:outlineLvl w:val="0"/>
+        <w:rPr>
+          <w:rFonts w:ascii="Times New Roman" w:hAnsi="Times New Roman" w:cs="Times New Roman"/>
+          <w:b/>
+          <w:sz w:val="24"/>
+          <w:szCs w:val="24"/>
+        </w:rPr>
+      </w:pPr>
+      <w:bookmarkStart w:id="20" w:name="_Toc215495330"/>
+      <w:r>
+        <w:rPr>
+          <w:rFonts w:ascii="Times New Roman" w:hAnsi="Times New Roman" w:cs="Times New Roman"/>
+          <w:b/>
+          <w:sz w:val="24"/>
+          <w:szCs w:val="24"/>
+        </w:rPr>
+        <w:t>5</w:t>
+      </w:r>
+      <w:r>
+        <w:rPr>
+          <w:rFonts w:ascii="Times New Roman" w:hAnsi="Times New Roman" w:cs="Times New Roman"/>
+          <w:b/>
+          <w:sz w:val="24"/>
+          <w:szCs w:val="24"/>
+        </w:rPr>
+        <w:t xml:space="preserve"> </w:t>
+      </w:r>
+      <w:r>
+        <w:rPr>
+          <w:rFonts w:ascii="Times New Roman" w:hAnsi="Times New Roman" w:cs="Times New Roman"/>
+          <w:b/>
+          <w:sz w:val="24"/>
+          <w:szCs w:val="24"/>
+        </w:rPr>
+        <w:t>RESULTADOS</w:t>
+      </w:r>
+      <w:bookmarkEnd w:id="20"/>
     </w:p>
     <w:p>
       <w:pPr>
@@ -7166,19 +7102,25 @@
         <w:jc w:val="both"/>
         <w:rPr>
           <w:rFonts w:ascii="Times New Roman" w:hAnsi="Times New Roman" w:cs="Times New Roman"/>
-          <w:b/>
-          <w:sz w:val="24"/>
-          <w:szCs w:val="24"/>
-        </w:rPr>
-      </w:pPr>
-      <w:r>
-        <w:rPr>
-          <w:rFonts w:ascii="Times New Roman" w:hAnsi="Times New Roman" w:cs="Times New Roman"/>
-          <w:b/>
-          <w:sz w:val="24"/>
-          <w:szCs w:val="24"/>
-        </w:rPr>
-        <w:t>Deverão ser apresentadas em ordem alfabética, independente do suporte.</w:t>
+          <w:sz w:val="24"/>
+          <w:szCs w:val="24"/>
+        </w:rPr>
+      </w:pPr>
+      <w:r>
+        <w:rPr>
+          <w:rFonts w:ascii="Times New Roman" w:hAnsi="Times New Roman" w:cs="Times New Roman"/>
+          <w:sz w:val="24"/>
+          <w:szCs w:val="24"/>
+        </w:rPr>
+        <w:t xml:space="preserve">O desenvolvimento do site para vendas de produtos e atendimentos de pet shop </w:t>
+      </w:r>
+      <w:r>
+        <w:rPr>
+          <w:rFonts w:ascii="Times New Roman" w:hAnsi="Times New Roman" w:cs="Times New Roman"/>
+          <w:sz w:val="24"/>
+          <w:szCs w:val="24"/>
+        </w:rPr>
+        <w:t>focou na qualidade e eficiência do seu funcionamento. Ao integrar funcionalidades como feedback dos clientes, mensagens diretamente com os vendedores e página de informações “Sobre nós”, foi possível otimizar a experiência do usuário, promovendo maior confiabilidade, segurança e preocupação com a opinião sobre produtos e atendimentos.</w:t>
       </w:r>
     </w:p>
     <w:p>
@@ -7191,19 +7133,97 @@
         <w:jc w:val="both"/>
         <w:rPr>
           <w:rFonts w:ascii="Times New Roman" w:hAnsi="Times New Roman" w:cs="Times New Roman"/>
-          <w:b/>
-          <w:sz w:val="24"/>
-          <w:szCs w:val="24"/>
-        </w:rPr>
-      </w:pPr>
-      <w:r>
-        <w:rPr>
-          <w:rFonts w:ascii="Times New Roman" w:hAnsi="Times New Roman" w:cs="Times New Roman"/>
-          <w:b/>
-          <w:sz w:val="24"/>
-          <w:szCs w:val="24"/>
-        </w:rPr>
-        <w:t>Devem ser alinhadas à margem esquerda, utilizando espaçamento simples e</w:t>
+          <w:sz w:val="24"/>
+          <w:szCs w:val="24"/>
+        </w:rPr>
+      </w:pPr>
+      <w:r>
+        <w:rPr>
+          <w:rFonts w:ascii="Times New Roman" w:hAnsi="Times New Roman" w:cs="Times New Roman"/>
+          <w:sz w:val="24"/>
+          <w:szCs w:val="24"/>
+        </w:rPr>
+        <w:t xml:space="preserve">Para a construção do software, foi utilizado as tecnologias HTML, CSS, JavaScript, </w:t>
+      </w:r>
+      <w:r>
+        <w:rPr>
+          <w:rFonts w:ascii="Times New Roman" w:hAnsi="Times New Roman" w:cs="Times New Roman"/>
+          <w:sz w:val="24"/>
+          <w:szCs w:val="24"/>
+        </w:rPr>
+        <w:t>que permiti</w:t>
+      </w:r>
+      <w:r>
+        <w:rPr>
+          <w:rFonts w:ascii="Times New Roman" w:hAnsi="Times New Roman" w:cs="Times New Roman"/>
+          <w:sz w:val="24"/>
+          <w:szCs w:val="24"/>
+        </w:rPr>
+        <w:t>ram a criação</w:t>
+      </w:r>
+      <w:r>
+        <w:rPr>
+          <w:rFonts w:ascii="Times New Roman" w:hAnsi="Times New Roman" w:cs="Times New Roman"/>
+          <w:sz w:val="24"/>
+          <w:szCs w:val="24"/>
+        </w:rPr>
+        <w:t xml:space="preserve"> uma interface e realizar o back-end das páginas, </w:t>
+      </w:r>
+      <w:r>
+        <w:rPr>
+          <w:rFonts w:ascii="Times New Roman" w:hAnsi="Times New Roman" w:cs="Times New Roman"/>
+          <w:sz w:val="24"/>
+          <w:szCs w:val="24"/>
+        </w:rPr>
+        <w:t>MySQL</w:t>
+      </w:r>
+      <w:r>
+        <w:rPr>
+          <w:rFonts w:ascii="Times New Roman" w:hAnsi="Times New Roman" w:cs="Times New Roman"/>
+          <w:sz w:val="24"/>
+          <w:szCs w:val="24"/>
+        </w:rPr>
+        <w:t>, Git e GitHub</w:t>
+      </w:r>
+      <w:r>
+        <w:rPr>
+          <w:rFonts w:ascii="Times New Roman" w:hAnsi="Times New Roman" w:cs="Times New Roman"/>
+          <w:sz w:val="24"/>
+          <w:szCs w:val="24"/>
+        </w:rPr>
+        <w:t xml:space="preserve"> para armazenar dados</w:t>
+      </w:r>
+      <w:r>
+        <w:rPr>
+          <w:rFonts w:ascii="Times New Roman" w:hAnsi="Times New Roman" w:cs="Times New Roman"/>
+          <w:sz w:val="24"/>
+          <w:szCs w:val="24"/>
+        </w:rPr>
+        <w:t xml:space="preserve"> e a</w:t>
+      </w:r>
+      <w:r>
+        <w:rPr>
+          <w:rFonts w:ascii="Times New Roman" w:hAnsi="Times New Roman" w:cs="Times New Roman"/>
+          <w:sz w:val="24"/>
+          <w:szCs w:val="24"/>
+        </w:rPr>
+        <w:t xml:space="preserve"> </w:t>
+      </w:r>
+      <w:r>
+        <w:rPr>
+          <w:rFonts w:ascii="Times New Roman" w:hAnsi="Times New Roman" w:cs="Times New Roman"/>
+          <w:sz w:val="24"/>
+          <w:szCs w:val="24"/>
+        </w:rPr>
+        <w:t xml:space="preserve">IDE VsCode para escrever, gerenciar e depurar os códigos de programação de forma eficiente. Com a implementação da API com Node.js foi possível realizar a comunicação entre o front-end e back-end, </w:t>
+      </w:r>
+      <w:r>
+        <w:rPr>
+          <w:rFonts w:ascii="Times New Roman" w:hAnsi="Times New Roman" w:cs="Times New Roman"/>
+          <w:sz w:val="24"/>
+          <w:szCs w:val="24"/>
+        </w:rPr>
+        <w:t>aprimorando o desempenho geral.</w:t>
       </w:r>
     </w:p>
     <w:p>
@@ -7216,20 +7236,91 @@
         <w:jc w:val="both"/>
         <w:rPr>
           <w:rFonts w:ascii="Times New Roman" w:hAnsi="Times New Roman" w:cs="Times New Roman"/>
-          <w:b/>
-          <w:sz w:val="24"/>
-          <w:szCs w:val="24"/>
-        </w:rPr>
-      </w:pPr>
-      <w:r>
-        <w:rPr>
-          <w:rFonts w:ascii="Times New Roman" w:hAnsi="Times New Roman" w:cs="Times New Roman"/>
-          <w:b/>
-          <w:sz w:val="24"/>
-          <w:szCs w:val="24"/>
-        </w:rPr>
-        <w:t>separadas entre si por espaços simples.</w:t>
-      </w:r>
+          <w:sz w:val="24"/>
+          <w:szCs w:val="24"/>
+        </w:rPr>
+      </w:pPr>
+      <w:r>
+        <w:rPr>
+          <w:rFonts w:ascii="Times New Roman" w:hAnsi="Times New Roman" w:cs="Times New Roman"/>
+          <w:sz w:val="24"/>
+          <w:szCs w:val="24"/>
+        </w:rPr>
+        <w:lastRenderedPageBreak/>
+        <w:t xml:space="preserve">A organização e o desempenho da equipe foram essenciais para o sucesso do projeto. </w:t>
+      </w:r>
+      <w:r>
+        <w:rPr>
+          <w:rFonts w:ascii="Times New Roman" w:hAnsi="Times New Roman" w:cs="Times New Roman"/>
+          <w:sz w:val="24"/>
+          <w:szCs w:val="24"/>
+        </w:rPr>
+        <w:t>A divisão das tarefas foi realizada</w:t>
+      </w:r>
+      <w:r>
+        <w:rPr>
+          <w:rFonts w:ascii="Times New Roman" w:hAnsi="Times New Roman" w:cs="Times New Roman"/>
+          <w:sz w:val="24"/>
+          <w:szCs w:val="24"/>
+        </w:rPr>
+        <w:t xml:space="preserve"> com base nas habilidades individuais de cada integrante do grupo, melhorando o </w:t>
+      </w:r>
+      <w:r>
+        <w:rPr>
+          <w:rFonts w:ascii="Times New Roman" w:hAnsi="Times New Roman" w:cs="Times New Roman"/>
+          <w:sz w:val="24"/>
+          <w:szCs w:val="24"/>
+        </w:rPr>
+        <w:t>trabalho em equipe e aumentando a produtividade</w:t>
+      </w:r>
+      <w:r>
+        <w:rPr>
+          <w:rFonts w:ascii="Times New Roman" w:hAnsi="Times New Roman" w:cs="Times New Roman"/>
+          <w:sz w:val="24"/>
+          <w:szCs w:val="24"/>
+        </w:rPr>
+        <w:t xml:space="preserve">, essa colaboração resultou em uma inovação tecnológica, fortalecendo competências técnicas e ressaltando o quão importante é o trabalho coletivo. </w:t>
+      </w:r>
+    </w:p>
+    <w:p>
+      <w:pPr>
+        <w:tabs>
+          <w:tab w:val="left" w:pos="2400"/>
+        </w:tabs>
+        <w:spacing w:after="0" w:line="360" w:lineRule="auto"/>
+        <w:outlineLvl w:val="0"/>
+        <w:rPr>
+          <w:rFonts w:ascii="Times New Roman" w:hAnsi="Times New Roman" w:cs="Times New Roman"/>
+          <w:sz w:val="24"/>
+          <w:szCs w:val="24"/>
+        </w:rPr>
+      </w:pPr>
+    </w:p>
+    <w:p>
+      <w:pPr>
+        <w:tabs>
+          <w:tab w:val="left" w:pos="2400"/>
+        </w:tabs>
+        <w:spacing w:after="0" w:line="360" w:lineRule="auto"/>
+        <w:outlineLvl w:val="0"/>
+        <w:rPr>
+          <w:rFonts w:ascii="Times New Roman" w:hAnsi="Times New Roman" w:cs="Times New Roman"/>
+          <w:b/>
+          <w:sz w:val="24"/>
+          <w:szCs w:val="24"/>
+        </w:rPr>
+      </w:pPr>
+      <w:bookmarkStart w:id="21" w:name="_Toc215495331"/>
+      <w:r>
+        <w:rPr>
+          <w:rFonts w:ascii="Times New Roman" w:hAnsi="Times New Roman" w:cs="Times New Roman"/>
+          <w:b/>
+          <w:sz w:val="24"/>
+          <w:szCs w:val="24"/>
+        </w:rPr>
+        <w:t>6 CONCLUSÃO</w:t>
+      </w:r>
+      <w:bookmarkEnd w:id="21"/>
     </w:p>
     <w:p>
       <w:pPr>
@@ -7241,39 +7332,41 @@
         <w:jc w:val="both"/>
         <w:rPr>
           <w:rFonts w:ascii="Times New Roman" w:hAnsi="Times New Roman" w:cs="Times New Roman"/>
-          <w:b/>
-          <w:sz w:val="24"/>
-          <w:szCs w:val="24"/>
-        </w:rPr>
-      </w:pPr>
-      <w:r>
-        <w:rPr>
-          <w:rFonts w:ascii="Times New Roman" w:hAnsi="Times New Roman" w:cs="Times New Roman"/>
-          <w:b/>
-          <w:sz w:val="24"/>
-          <w:szCs w:val="24"/>
-        </w:rPr>
-        <w:t xml:space="preserve">Quando não for possível determinar o local, utiliza-se a expressão </w:t>
-      </w:r>
-      <w:proofErr w:type="spellStart"/>
-      <w:r>
-        <w:rPr>
-          <w:rFonts w:ascii="Times New Roman" w:hAnsi="Times New Roman" w:cs="Times New Roman"/>
-          <w:b/>
-          <w:sz w:val="24"/>
-          <w:szCs w:val="24"/>
-        </w:rPr>
-        <w:t>sine</w:t>
-      </w:r>
-      <w:proofErr w:type="spellEnd"/>
-      <w:r>
-        <w:rPr>
-          <w:rFonts w:ascii="Times New Roman" w:hAnsi="Times New Roman" w:cs="Times New Roman"/>
-          <w:b/>
-          <w:sz w:val="24"/>
-          <w:szCs w:val="24"/>
-        </w:rPr>
-        <w:t xml:space="preserve"> loco,</w:t>
+          <w:sz w:val="24"/>
+          <w:szCs w:val="24"/>
+        </w:rPr>
+      </w:pPr>
+      <w:r>
+        <w:rPr>
+          <w:rFonts w:ascii="Times New Roman" w:hAnsi="Times New Roman" w:cs="Times New Roman"/>
+          <w:sz w:val="24"/>
+          <w:szCs w:val="24"/>
+        </w:rPr>
+        <w:t xml:space="preserve">O desenvolvimento </w:t>
+      </w:r>
+      <w:r>
+        <w:rPr>
+          <w:rFonts w:ascii="Times New Roman" w:hAnsi="Times New Roman" w:cs="Times New Roman"/>
+          <w:sz w:val="24"/>
+          <w:szCs w:val="24"/>
+        </w:rPr>
+        <w:t>do site “OH my dog!” destacou a importância de trabalhar em conjunto, dividir tarefas e organizar responsabilidades para realizar as entregas no certo prazo</w:t>
+      </w:r>
+      <w:r>
+        <w:rPr>
+          <w:rFonts w:ascii="Times New Roman" w:hAnsi="Times New Roman" w:cs="Times New Roman"/>
+          <w:sz w:val="24"/>
+          <w:szCs w:val="24"/>
+        </w:rPr>
+        <w:t xml:space="preserve">, </w:t>
+      </w:r>
+      <w:r>
+        <w:rPr>
+          <w:rFonts w:ascii="Times New Roman" w:hAnsi="Times New Roman" w:cs="Times New Roman"/>
+          <w:sz w:val="24"/>
+          <w:szCs w:val="24"/>
+        </w:rPr>
+        <w:t>através das metodologias ágeis, que permitiu a organização do projeto com entregas divididas por sprints, aprimorando nosso comprometimento e agilidade na execução de projetos. A comunicação entre os participantes do grupo foi fundamental para a execução do projeto e auxiliou na resolução de conflitos, favorecendo o trabalho à um ambiente de crescimento e aprendizado mútuo.</w:t>
       </w:r>
     </w:p>
     <w:p>
@@ -7286,110 +7379,563 @@
         <w:jc w:val="both"/>
         <w:rPr>
           <w:rFonts w:ascii="Times New Roman" w:hAnsi="Times New Roman" w:cs="Times New Roman"/>
-          <w:b/>
-          <w:sz w:val="24"/>
-          <w:szCs w:val="24"/>
-        </w:rPr>
-      </w:pPr>
-      <w:r>
-        <w:rPr>
-          <w:rFonts w:ascii="Times New Roman" w:hAnsi="Times New Roman" w:cs="Times New Roman"/>
-          <w:b/>
-          <w:sz w:val="24"/>
-          <w:szCs w:val="24"/>
-        </w:rPr>
-        <w:t>abreviada, entre colchetes [</w:t>
-      </w:r>
-      <w:proofErr w:type="spellStart"/>
-      <w:r>
-        <w:rPr>
-          <w:rFonts w:ascii="Times New Roman" w:hAnsi="Times New Roman" w:cs="Times New Roman"/>
-          <w:b/>
-          <w:sz w:val="24"/>
-          <w:szCs w:val="24"/>
-        </w:rPr>
-        <w:t>S.l</w:t>
-      </w:r>
-      <w:proofErr w:type="spellEnd"/>
-      <w:r>
-        <w:rPr>
-          <w:rFonts w:ascii="Times New Roman" w:hAnsi="Times New Roman" w:cs="Times New Roman"/>
-          <w:b/>
-          <w:sz w:val="24"/>
-          <w:szCs w:val="24"/>
-        </w:rPr>
-        <w:t>.]</w:t>
-      </w:r>
-    </w:p>
-    <w:p>
-      <w:pPr>
-        <w:tabs>
-          <w:tab w:val="left" w:pos="2400"/>
-        </w:tabs>
-        <w:spacing w:after="0" w:line="360" w:lineRule="auto"/>
-        <w:ind w:firstLine="709"/>
-        <w:jc w:val="both"/>
-        <w:rPr>
-          <w:rFonts w:ascii="Times New Roman" w:hAnsi="Times New Roman" w:cs="Times New Roman"/>
-          <w:b/>
-          <w:sz w:val="24"/>
-          <w:szCs w:val="24"/>
-        </w:rPr>
-      </w:pPr>
-      <w:r>
-        <w:rPr>
-          <w:rFonts w:ascii="Times New Roman" w:hAnsi="Times New Roman" w:cs="Times New Roman"/>
-          <w:b/>
-          <w:sz w:val="24"/>
-          <w:szCs w:val="24"/>
-        </w:rPr>
-        <w:t xml:space="preserve">Quando a editora não puder ser identificada, deve-se indicar a expressão </w:t>
-      </w:r>
-      <w:proofErr w:type="spellStart"/>
-      <w:r>
-        <w:rPr>
-          <w:rFonts w:ascii="Times New Roman" w:hAnsi="Times New Roman" w:cs="Times New Roman"/>
-          <w:b/>
-          <w:sz w:val="24"/>
-          <w:szCs w:val="24"/>
-        </w:rPr>
-        <w:t>sine</w:t>
-      </w:r>
-      <w:proofErr w:type="spellEnd"/>
-    </w:p>
-    <w:p>
-      <w:pPr>
-        <w:tabs>
-          <w:tab w:val="left" w:pos="2400"/>
-        </w:tabs>
-        <w:spacing w:after="0" w:line="360" w:lineRule="auto"/>
-        <w:ind w:firstLine="709"/>
-        <w:jc w:val="both"/>
-        <w:rPr>
-          <w:rFonts w:ascii="Times New Roman" w:hAnsi="Times New Roman" w:cs="Times New Roman"/>
-          <w:b/>
-          <w:sz w:val="24"/>
-          <w:szCs w:val="24"/>
-        </w:rPr>
-      </w:pPr>
-      <w:r>
-        <w:rPr>
-          <w:rFonts w:ascii="Times New Roman" w:hAnsi="Times New Roman" w:cs="Times New Roman"/>
-          <w:b/>
-          <w:sz w:val="24"/>
-          <w:szCs w:val="24"/>
-        </w:rPr>
-        <w:t>nomine, abreviada, entre colchetes [s.n.]</w:t>
-      </w:r>
-    </w:p>
-    <w:p>
-      <w:pPr>
-        <w:rPr>
-          <w:rFonts w:ascii="Times New Roman" w:hAnsi="Times New Roman" w:cs="Times New Roman"/>
-          <w:sz w:val="24"/>
-          <w:szCs w:val="24"/>
-        </w:rPr>
-      </w:pPr>
+          <w:sz w:val="24"/>
+          <w:szCs w:val="24"/>
+        </w:rPr>
+      </w:pPr>
+      <w:r>
+        <w:rPr>
+          <w:rFonts w:ascii="Times New Roman" w:hAnsi="Times New Roman" w:cs="Times New Roman"/>
+          <w:sz w:val="24"/>
+          <w:szCs w:val="24"/>
+        </w:rPr>
+        <w:t xml:space="preserve">O processo de desenvolvimento abrangeu </w:t>
+      </w:r>
+      <w:r>
+        <w:rPr>
+          <w:rFonts w:ascii="Times New Roman" w:hAnsi="Times New Roman" w:cs="Times New Roman"/>
+          <w:sz w:val="24"/>
+          <w:szCs w:val="24"/>
+        </w:rPr>
+        <w:t xml:space="preserve">pesquisas intensivas e programação, oportunizando conhecimento técnico aprofundado e fortaleceu qualidades, trabalhou habilidades e abrangeu sabedorias sobre o mundo tecnológico, o projeto foi incentivo de perseverança e comprometimento, encarando desafios, porém, não desistindo. Ao final, podemos concluir que, a colaboração entre os membros foi um dos ensinamentos mais significativos, evidenciando a importância do trabalho coletivo para atingir um propósito.  </w:t>
+      </w:r>
+    </w:p>
+    <w:p>
+      <w:pPr>
+        <w:spacing w:after="0" w:line="240" w:lineRule="auto"/>
+        <w:rPr>
+          <w:rFonts w:ascii="Times New Roman" w:hAnsi="Times New Roman" w:cs="Times New Roman"/>
+          <w:sz w:val="24"/>
+          <w:szCs w:val="24"/>
+        </w:rPr>
+      </w:pPr>
+    </w:p>
+    <w:p>
+      <w:pPr>
+        <w:spacing w:after="0" w:line="240" w:lineRule="auto"/>
+        <w:rPr>
+          <w:rFonts w:ascii="Times New Roman" w:hAnsi="Times New Roman" w:cs="Times New Roman"/>
+          <w:b/>
+        </w:rPr>
+      </w:pPr>
+    </w:p>
+    <w:p>
+      <w:pPr>
+        <w:spacing w:after="0" w:line="240" w:lineRule="auto"/>
+        <w:rPr>
+          <w:rFonts w:ascii="Times New Roman" w:hAnsi="Times New Roman" w:cs="Times New Roman"/>
+          <w:b/>
+        </w:rPr>
+      </w:pPr>
+    </w:p>
+    <w:p>
+      <w:pPr>
+        <w:spacing w:after="0" w:line="240" w:lineRule="auto"/>
+        <w:rPr>
+          <w:rFonts w:ascii="Times New Roman" w:hAnsi="Times New Roman" w:cs="Times New Roman"/>
+          <w:b/>
+        </w:rPr>
+      </w:pPr>
+    </w:p>
+    <w:p>
+      <w:pPr>
+        <w:spacing w:after="0" w:line="240" w:lineRule="auto"/>
+        <w:rPr>
+          <w:rFonts w:ascii="Times New Roman" w:hAnsi="Times New Roman" w:cs="Times New Roman"/>
+          <w:b/>
+        </w:rPr>
+      </w:pPr>
+    </w:p>
+    <w:p>
+      <w:pPr>
+        <w:spacing w:after="0" w:line="240" w:lineRule="auto"/>
+        <w:rPr>
+          <w:rFonts w:ascii="Times New Roman" w:hAnsi="Times New Roman" w:cs="Times New Roman"/>
+          <w:b/>
+        </w:rPr>
+      </w:pPr>
+    </w:p>
+    <w:p>
+      <w:pPr>
+        <w:spacing w:after="0" w:line="240" w:lineRule="auto"/>
+        <w:rPr>
+          <w:rFonts w:ascii="Times New Roman" w:hAnsi="Times New Roman" w:cs="Times New Roman"/>
+          <w:b/>
+        </w:rPr>
+      </w:pPr>
+    </w:p>
+    <w:p>
+      <w:pPr>
+        <w:spacing w:after="0" w:line="240" w:lineRule="auto"/>
+        <w:rPr>
+          <w:rFonts w:ascii="Times New Roman" w:hAnsi="Times New Roman" w:cs="Times New Roman"/>
+          <w:b/>
+        </w:rPr>
+      </w:pPr>
+    </w:p>
+    <w:p>
+      <w:pPr>
+        <w:spacing w:after="0" w:line="240" w:lineRule="auto"/>
+        <w:rPr>
+          <w:rFonts w:ascii="Times New Roman" w:hAnsi="Times New Roman" w:cs="Times New Roman"/>
+          <w:b/>
+        </w:rPr>
+      </w:pPr>
+    </w:p>
+    <w:p>
+      <w:pPr>
+        <w:spacing w:after="0" w:line="240" w:lineRule="auto"/>
+        <w:rPr>
+          <w:rFonts w:ascii="Times New Roman" w:hAnsi="Times New Roman" w:cs="Times New Roman"/>
+          <w:b/>
+        </w:rPr>
+      </w:pPr>
+    </w:p>
+    <w:p>
+      <w:pPr>
+        <w:spacing w:after="0" w:line="240" w:lineRule="auto"/>
+        <w:rPr>
+          <w:rFonts w:ascii="Times New Roman" w:hAnsi="Times New Roman" w:cs="Times New Roman"/>
+          <w:b/>
+        </w:rPr>
+      </w:pPr>
+    </w:p>
+    <w:p>
+      <w:pPr>
+        <w:spacing w:after="0" w:line="240" w:lineRule="auto"/>
+        <w:rPr>
+          <w:rFonts w:ascii="Times New Roman" w:hAnsi="Times New Roman" w:cs="Times New Roman"/>
+          <w:b/>
+        </w:rPr>
+      </w:pPr>
+    </w:p>
+    <w:p>
+      <w:pPr>
+        <w:spacing w:after="0" w:line="240" w:lineRule="auto"/>
+        <w:rPr>
+          <w:rFonts w:ascii="Times New Roman" w:hAnsi="Times New Roman" w:cs="Times New Roman"/>
+          <w:b/>
+        </w:rPr>
+      </w:pPr>
+    </w:p>
+    <w:p>
+      <w:pPr>
+        <w:spacing w:after="0" w:line="240" w:lineRule="auto"/>
+        <w:rPr>
+          <w:rFonts w:ascii="Times New Roman" w:hAnsi="Times New Roman" w:cs="Times New Roman"/>
+          <w:b/>
+        </w:rPr>
+      </w:pPr>
+    </w:p>
+    <w:p>
+      <w:pPr>
+        <w:spacing w:after="0" w:line="240" w:lineRule="auto"/>
+        <w:rPr>
+          <w:rFonts w:ascii="Times New Roman" w:hAnsi="Times New Roman" w:cs="Times New Roman"/>
+          <w:b/>
+        </w:rPr>
+      </w:pPr>
+    </w:p>
+    <w:p>
+      <w:pPr>
+        <w:spacing w:after="0" w:line="240" w:lineRule="auto"/>
+        <w:rPr>
+          <w:rFonts w:ascii="Times New Roman" w:hAnsi="Times New Roman" w:cs="Times New Roman"/>
+          <w:b/>
+        </w:rPr>
+      </w:pPr>
+    </w:p>
+    <w:p>
+      <w:pPr>
+        <w:spacing w:after="0" w:line="240" w:lineRule="auto"/>
+        <w:rPr>
+          <w:rFonts w:ascii="Times New Roman" w:hAnsi="Times New Roman" w:cs="Times New Roman"/>
+          <w:b/>
+        </w:rPr>
+      </w:pPr>
+    </w:p>
+    <w:p>
+      <w:pPr>
+        <w:spacing w:after="0" w:line="240" w:lineRule="auto"/>
+        <w:rPr>
+          <w:rFonts w:ascii="Times New Roman" w:hAnsi="Times New Roman" w:cs="Times New Roman"/>
+          <w:b/>
+        </w:rPr>
+      </w:pPr>
+    </w:p>
+    <w:p>
+      <w:pPr>
+        <w:spacing w:after="0" w:line="240" w:lineRule="auto"/>
+        <w:rPr>
+          <w:rFonts w:ascii="Times New Roman" w:hAnsi="Times New Roman" w:cs="Times New Roman"/>
+          <w:b/>
+        </w:rPr>
+      </w:pPr>
+    </w:p>
+    <w:p>
+      <w:pPr>
+        <w:spacing w:after="0" w:line="240" w:lineRule="auto"/>
+        <w:rPr>
+          <w:rFonts w:ascii="Times New Roman" w:hAnsi="Times New Roman" w:cs="Times New Roman"/>
+          <w:b/>
+        </w:rPr>
+      </w:pPr>
+    </w:p>
+    <w:p>
+      <w:pPr>
+        <w:spacing w:after="0" w:line="240" w:lineRule="auto"/>
+        <w:rPr>
+          <w:rFonts w:ascii="Times New Roman" w:hAnsi="Times New Roman" w:cs="Times New Roman"/>
+          <w:b/>
+        </w:rPr>
+      </w:pPr>
+    </w:p>
+    <w:p>
+      <w:pPr>
+        <w:spacing w:after="0" w:line="240" w:lineRule="auto"/>
+        <w:rPr>
+          <w:rFonts w:ascii="Times New Roman" w:hAnsi="Times New Roman" w:cs="Times New Roman"/>
+          <w:b/>
+        </w:rPr>
+      </w:pPr>
+    </w:p>
+    <w:p>
+      <w:pPr>
+        <w:spacing w:after="0" w:line="240" w:lineRule="auto"/>
+        <w:outlineLvl w:val="0"/>
+        <w:rPr>
+          <w:rFonts w:ascii="Times New Roman" w:hAnsi="Times New Roman" w:cs="Times New Roman"/>
+          <w:b/>
+        </w:rPr>
+      </w:pPr>
+      <w:bookmarkStart w:id="22" w:name="_Toc215495332"/>
+      <w:r>
+        <w:rPr>
+          <w:rFonts w:ascii="Times New Roman" w:hAnsi="Times New Roman" w:cs="Times New Roman"/>
+          <w:b/>
+        </w:rPr>
+        <w:lastRenderedPageBreak/>
+        <w:t>7 REFERÊNCIAS</w:t>
+      </w:r>
+      <w:bookmarkEnd w:id="22"/>
+    </w:p>
+    <w:p>
+      <w:pPr>
+        <w:pStyle w:val="NormalWeb"/>
+      </w:pPr>
+      <w:r>
+        <w:t>https://www.canva.com/pt_br/about/</w:t>
+      </w:r>
+    </w:p>
+    <w:p>
+      <w:pPr>
+        <w:pStyle w:val="NormalWeb"/>
+      </w:pPr>
+      <w:r>
+        <w:t xml:space="preserve">https://ebaconline.com.br/blog/como-usar-o-canva#:~:text=Primeiramente%2C o que é o Canva? </w:t>
+      </w:r>
+      <w:proofErr w:type="gramStart"/>
+      <w:r>
+        <w:t>O,designs</w:t>
+      </w:r>
+      <w:proofErr w:type="gramEnd"/>
+      <w:r>
+        <w:t xml:space="preserve"> profissionais%2C mesmo sem experiência na área.</w:t>
+      </w:r>
+    </w:p>
+    <w:p>
+      <w:pPr>
+        <w:pStyle w:val="NormalWeb"/>
+      </w:pPr>
+      <w:r>
+        <w:t xml:space="preserve">https://educador.brasilescola.uol.com.br/estrategias-ensino/como-usar-o-google-classroom.htm#:~:text=O Google Classroom ou a Sala </w:t>
+      </w:r>
+      <w:proofErr w:type="gramStart"/>
+      <w:r>
+        <w:t>de,manter</w:t>
+      </w:r>
+      <w:proofErr w:type="gramEnd"/>
+      <w:r>
+        <w:t xml:space="preserve"> as aulas a distância mais organizadas.</w:t>
+      </w:r>
+    </w:p>
+    <w:p>
+      <w:pPr>
+        <w:pStyle w:val="NormalWeb"/>
+      </w:pPr>
+      <w:r>
+        <w:t>http://tuaescola.rs.gov.br/google-classroom</w:t>
+      </w:r>
+    </w:p>
+    <w:p>
+      <w:pPr>
+        <w:pStyle w:val="NormalWeb"/>
+      </w:pPr>
+      <w:r>
+        <w:t>https://edu.gcfglobal.org/pt/google-sala-de-aula-para-alunos/o-que-e-e-para-que-serve-o-google-sala-de-aula/1/</w:t>
+      </w:r>
+    </w:p>
+    <w:p>
+      <w:pPr>
+        <w:pStyle w:val="NormalWeb"/>
+      </w:pPr>
+      <w:r>
+        <w:t>https://help.figma.com/hc/pt-br/articles/14563969806359-O-que-é-o-Figma</w:t>
+      </w:r>
+    </w:p>
+    <w:p>
+      <w:pPr>
+        <w:pStyle w:val="NormalWeb"/>
+      </w:pPr>
+      <w:r>
+        <w:t>https://www.figma.com/pt-br/design/</w:t>
+      </w:r>
+    </w:p>
+    <w:p>
+      <w:pPr>
+        <w:pStyle w:val="NormalWeb"/>
+      </w:pPr>
+      <w:r>
+        <w:t>https://docs.github.com/pt/get-started/start-your-journey/about-github-and-git</w:t>
+      </w:r>
+    </w:p>
+    <w:p>
+      <w:pPr>
+        <w:pStyle w:val="NormalWeb"/>
+      </w:pPr>
+      <w:r>
+        <w:t>https://zup.com.br/blog/git-github-e-gitlab/</w:t>
+      </w:r>
+    </w:p>
+    <w:p>
+      <w:pPr>
+        <w:pStyle w:val="NormalWeb"/>
+      </w:pPr>
+      <w:r>
+        <w:t>https://git-scm.com/</w:t>
+      </w:r>
+    </w:p>
+    <w:p>
+      <w:pPr>
+        <w:pStyle w:val="NormalWeb"/>
+      </w:pPr>
+      <w:r>
+        <w:t>https://www.educamaisbrasil.com.br/educacao/dicas/o-que-e-e-como-usar-o-trello</w:t>
+      </w:r>
+    </w:p>
+    <w:p>
+      <w:pPr>
+        <w:pStyle w:val="NormalWeb"/>
+      </w:pPr>
+      <w:r>
+        <w:t>https://trello.com/pt-BR/tour</w:t>
+      </w:r>
+    </w:p>
+    <w:p>
+      <w:pPr>
+        <w:pStyle w:val="NormalWeb"/>
+      </w:pPr>
+      <w:r>
+        <w:t xml:space="preserve">https://aws.amazon.com/pt/compare/the-difference-between-sql-and-mysql/#:~:text=A SQL é uma </w:t>
+      </w:r>
+      <w:proofErr w:type="gramStart"/>
+      <w:r>
+        <w:t>linguagem,a</w:t>
+      </w:r>
+      <w:proofErr w:type="gramEnd"/>
+      <w:r>
+        <w:t xml:space="preserve"> duas tecnologias muito diferentes.</w:t>
+      </w:r>
+    </w:p>
+    <w:p>
+      <w:pPr>
+        <w:pStyle w:val="NormalWeb"/>
+      </w:pPr>
+      <w:r>
+        <w:t>https://www.purestorage.com/br/knowledge/what-is-mysql.html</w:t>
+      </w:r>
+    </w:p>
+    <w:p>
+      <w:pPr>
+        <w:pStyle w:val="NormalWeb"/>
+      </w:pPr>
+      <w:r>
+        <w:t>https://cloud.google.com/mysql?hl=pt-BR</w:t>
+      </w:r>
+    </w:p>
+    <w:p>
+      <w:pPr>
+        <w:pStyle w:val="NormalWeb"/>
+      </w:pPr>
+      <w:r>
+        <w:t>https://www.dio.me/articles/visual-studio-code-a-importancia-de-uma-poderosa-ferramenta-de-desenvolvimento</w:t>
+      </w:r>
+    </w:p>
+    <w:p>
+      <w:pPr>
+        <w:pStyle w:val="NormalWeb"/>
+      </w:pPr>
+      <w:r>
+        <w:t>https://learn.microsoft.com/pt-br/shows/visual-studio-code/</w:t>
+      </w:r>
+    </w:p>
+    <w:p>
+      <w:pPr>
+        <w:pStyle w:val="NormalWeb"/>
+      </w:pPr>
+      <w:r>
+        <w:t>https://www.hostgator.com.br/blog/o-que-e-css/</w:t>
+      </w:r>
+    </w:p>
+    <w:p>
+      <w:pPr>
+        <w:pStyle w:val="NormalWeb"/>
+      </w:pPr>
+      <w:r>
+        <w:t>[</w:t>
+      </w:r>
+      <w:r>
+        <w:rPr>
+          <w:rStyle w:val="card"/>
+        </w:rPr>
+        <w:t>https://developer.mozilla.org/pt-BR/docs/Web/CSS#:~:text=CSS</w:t>
+      </w:r>
+      <w:r>
+        <w:t xml:space="preserve"> (Cascading Style Sheets ou Folhas de,papel%2C na fala ou em outras mídias.](</w:t>
+      </w:r>
+      <w:r>
+        <w:rPr>
+          <w:rStyle w:val="card"/>
+        </w:rPr>
+        <w:t>https://developer.mozilla.org/pt-BR/docs/Web/CSS#:~:text=CSS%20</w:t>
+      </w:r>
+      <w:r>
+        <w:t>(Cascading%20Style%20Sheets%20ou%20Folhas%20de,papel%2C%20na%20fala%20ou%20em%20outras%20m%C3%ADdias. "‌")</w:t>
+      </w:r>
+    </w:p>
+    <w:p>
+      <w:pPr>
+        <w:pStyle w:val="NormalWeb"/>
+      </w:pPr>
+      <w:r>
+        <w:lastRenderedPageBreak/>
+        <w:t>https://www.rocketseat.com.br/blog/artigos/post/como-comecar-com-html-e-css</w:t>
+      </w:r>
+    </w:p>
+    <w:p>
+      <w:pPr>
+        <w:pStyle w:val="NormalWeb"/>
+      </w:pPr>
+      <w:r>
+        <w:t>https://www.godaddy.com/resources/br/artigos/o-que-e-html</w:t>
+      </w:r>
+    </w:p>
+    <w:p>
+      <w:pPr>
+        <w:pStyle w:val="NormalWeb"/>
+      </w:pPr>
+      <w:r>
+        <w:t>https://www.hostinger.com/br/tutoriais/o-que-e-html-conceitos-basicos</w:t>
+      </w:r>
+    </w:p>
+    <w:p>
+      <w:pPr>
+        <w:pStyle w:val="NormalWeb"/>
+      </w:pPr>
+      <w:r>
+        <w:t xml:space="preserve">https://developer.mozilla.org/pt-BR/docs/Web/HTML#:~:text=HTML (Linguagem de Marcação de HiperTexto) </w:t>
+      </w:r>
+      <w:proofErr w:type="gramStart"/>
+      <w:r>
+        <w:t>é,funcionalidade</w:t>
+      </w:r>
+      <w:proofErr w:type="gramEnd"/>
+      <w:r>
+        <w:t>/comportamento (JavaScript) de uma página da web.</w:t>
+      </w:r>
+    </w:p>
+    <w:p>
+      <w:pPr>
+        <w:pStyle w:val="NormalWeb"/>
+      </w:pPr>
+      <w:r>
+        <w:t>https://www.godaddy.com/resources/br/artigos/o-que-e-javascript-2</w:t>
+      </w:r>
+    </w:p>
+    <w:p>
+      <w:pPr>
+        <w:pStyle w:val="NormalWeb"/>
+      </w:pPr>
+      <w:r>
+        <w:t xml:space="preserve">https://www.driven.com.br/blog/node-js-um-guia-completo-para-iniciantes/#:~:text=Mas%2C afinal%2C o que </w:t>
+      </w:r>
+      <w:proofErr w:type="gramStart"/>
+      <w:r>
+        <w:t>é,grandes</w:t>
+      </w:r>
+      <w:proofErr w:type="gramEnd"/>
+      <w:r>
+        <w:t xml:space="preserve"> volumes de conexões simultâneas.&amp;text=a sua vasta biblioteca de,aplicações web em tempo real.</w:t>
+      </w:r>
+    </w:p>
+    <w:p>
+      <w:pPr>
+        <w:pStyle w:val="NormalWeb"/>
+      </w:pPr>
+      <w:r>
+        <w:t xml:space="preserve">https://aws.amazon.com/pt/what-is/restful-api/#:~:text=A API RESTful é </w:t>
+      </w:r>
+      <w:proofErr w:type="gramStart"/>
+      <w:r>
+        <w:t>uma,terceiros</w:t>
+      </w:r>
+      <w:proofErr w:type="gramEnd"/>
+      <w:r>
+        <w:t xml:space="preserve"> para executar várias tarefas.</w:t>
+      </w:r>
+    </w:p>
+    <w:p>
+      <w:pPr>
+        <w:pStyle w:val="NormalWeb"/>
+      </w:pPr>
+      <w:r>
+        <w:t xml:space="preserve">https://aws.amazon.com/what-is/api/#:~:text=no seu </w:t>
+      </w:r>
+      <w:proofErr w:type="gramStart"/>
+      <w:r>
+        <w:t>celular.-</w:t>
+      </w:r>
+      <w:proofErr w:type="gramEnd"/>
+      <w:r>
+        <w:t>,O que significa API?,estruturar essas solicitações e respostas.</w:t>
+      </w:r>
+    </w:p>
+    <w:p>
+      <w:pPr>
+        <w:pStyle w:val="NormalWeb"/>
+      </w:pPr>
+      <w:r>
+        <w:rPr>
+          <w:rStyle w:val="card"/>
+        </w:rPr>
+        <w:t>https://www.randoncorp.com/pt/blog/o-que-e-metodologia-agil/</w:t>
+      </w:r>
+    </w:p>
+    <w:p>
+      <w:pPr>
+        <w:pStyle w:val="NormalWeb"/>
+      </w:pPr>
+      <w:r>
+        <w:t xml:space="preserve">https://www.atlassian.com/agile/kanban/kanban-vs-scrum#:~:text=Resumo: Kanban é uma </w:t>
+      </w:r>
+      <w:proofErr w:type="gramStart"/>
+      <w:r>
+        <w:t>estrutura,de</w:t>
+      </w:r>
+      <w:proofErr w:type="gramEnd"/>
+      <w:r>
+        <w:t xml:space="preserve"> valores%2C princípios e práticas.</w:t>
+      </w:r>
     </w:p>
     <w:p>
       <w:pPr>
@@ -7527,30 +8073,65 @@
         <w:tabs>
           <w:tab w:val="left" w:pos="1728"/>
         </w:tabs>
-        <w:rPr>
-          <w:rFonts w:ascii="Times New Roman" w:hAnsi="Times New Roman" w:cs="Times New Roman"/>
-          <w:sz w:val="24"/>
-          <w:szCs w:val="24"/>
-        </w:rPr>
-      </w:pPr>
+        <w:spacing w:after="0" w:line="240" w:lineRule="auto"/>
+        <w:outlineLvl w:val="0"/>
+        <w:rPr>
+          <w:rFonts w:ascii="Times New Roman" w:hAnsi="Times New Roman" w:cs="Times New Roman"/>
+          <w:sz w:val="24"/>
+          <w:szCs w:val="24"/>
+        </w:rPr>
+      </w:pPr>
+      <w:bookmarkStart w:id="23" w:name="_Toc215495333"/>
     </w:p>
     <w:p>
       <w:pPr>
         <w:tabs>
           <w:tab w:val="left" w:pos="1728"/>
         </w:tabs>
-        <w:rPr>
-          <w:rFonts w:ascii="Times New Roman" w:hAnsi="Times New Roman" w:cs="Times New Roman"/>
-          <w:sz w:val="24"/>
-          <w:szCs w:val="24"/>
-        </w:rPr>
-      </w:pPr>
+        <w:spacing w:after="0" w:line="240" w:lineRule="auto"/>
+        <w:outlineLvl w:val="0"/>
+        <w:rPr>
+          <w:rFonts w:ascii="Times New Roman" w:hAnsi="Times New Roman" w:cs="Times New Roman"/>
+          <w:sz w:val="24"/>
+          <w:szCs w:val="24"/>
+        </w:rPr>
+      </w:pPr>
+      <w:r>
+        <w:rPr>
+          <w:rFonts w:ascii="Times New Roman" w:hAnsi="Times New Roman" w:cs="Times New Roman"/>
+          <w:b/>
+          <w:sz w:val="24"/>
+          <w:szCs w:val="24"/>
+        </w:rPr>
+        <w:lastRenderedPageBreak/>
+        <w:t>AP</w:t>
+      </w:r>
+      <w:r>
+        <w:rPr>
+          <w:rFonts w:ascii="Times New Roman" w:hAnsi="Times New Roman" w:cs="Times New Roman"/>
+          <w:b/>
+          <w:sz w:val="24"/>
+          <w:szCs w:val="24"/>
+        </w:rPr>
+        <w:t>ÊNDICE A</w:t>
+      </w:r>
+      <w:r>
+        <w:rPr>
+          <w:rFonts w:ascii="Times New Roman" w:hAnsi="Times New Roman" w:cs="Times New Roman"/>
+          <w:sz w:val="24"/>
+          <w:szCs w:val="24"/>
+        </w:rPr>
+        <w:t xml:space="preserve"> – BIBLIOTECAS UTILIZADAS NO PROJETO</w:t>
+      </w:r>
+      <w:bookmarkEnd w:id="23"/>
     </w:p>
     <w:p>
       <w:pPr>
         <w:tabs>
           <w:tab w:val="left" w:pos="1728"/>
         </w:tabs>
+        <w:spacing w:after="0" w:line="240" w:lineRule="auto"/>
+        <w:outlineLvl w:val="0"/>
         <w:rPr>
           <w:rFonts w:ascii="Times New Roman" w:hAnsi="Times New Roman" w:cs="Times New Roman"/>
           <w:sz w:val="24"/>
@@ -7563,8 +8144,11 @@
         <w:tabs>
           <w:tab w:val="left" w:pos="1728"/>
         </w:tabs>
-        <w:rPr>
-          <w:rFonts w:ascii="Times New Roman" w:hAnsi="Times New Roman" w:cs="Times New Roman"/>
+        <w:spacing w:after="0" w:line="240" w:lineRule="auto"/>
+        <w:outlineLvl w:val="0"/>
+        <w:rPr>
+          <w:rFonts w:ascii="Times New Roman" w:hAnsi="Times New Roman" w:cs="Times New Roman"/>
+          <w:b/>
           <w:sz w:val="24"/>
           <w:szCs w:val="24"/>
         </w:rPr>
@@ -7575,8 +8159,11 @@
         <w:tabs>
           <w:tab w:val="left" w:pos="1728"/>
         </w:tabs>
-        <w:rPr>
-          <w:rFonts w:ascii="Times New Roman" w:hAnsi="Times New Roman" w:cs="Times New Roman"/>
+        <w:spacing w:after="0" w:line="240" w:lineRule="auto"/>
+        <w:outlineLvl w:val="0"/>
+        <w:rPr>
+          <w:rFonts w:ascii="Times New Roman" w:hAnsi="Times New Roman" w:cs="Times New Roman"/>
+          <w:b/>
           <w:sz w:val="24"/>
           <w:szCs w:val="24"/>
         </w:rPr>
@@ -7587,8 +8174,11 @@
         <w:tabs>
           <w:tab w:val="left" w:pos="1728"/>
         </w:tabs>
-        <w:rPr>
-          <w:rFonts w:ascii="Times New Roman" w:hAnsi="Times New Roman" w:cs="Times New Roman"/>
+        <w:spacing w:after="0" w:line="240" w:lineRule="auto"/>
+        <w:outlineLvl w:val="0"/>
+        <w:rPr>
+          <w:rFonts w:ascii="Times New Roman" w:hAnsi="Times New Roman" w:cs="Times New Roman"/>
+          <w:b/>
           <w:sz w:val="24"/>
           <w:szCs w:val="24"/>
         </w:rPr>
@@ -7603,38 +8193,11 @@
         <w:outlineLvl w:val="0"/>
         <w:rPr>
           <w:rFonts w:ascii="Times New Roman" w:hAnsi="Times New Roman" w:cs="Times New Roman"/>
-          <w:sz w:val="24"/>
-          <w:szCs w:val="24"/>
-        </w:rPr>
-      </w:pPr>
-      <w:bookmarkStart w:id="20" w:name="_Toc215492778"/>
-      <w:r>
-        <w:rPr>
-          <w:rFonts w:ascii="Times New Roman" w:hAnsi="Times New Roman" w:cs="Times New Roman"/>
-          <w:b/>
-          <w:sz w:val="24"/>
-          <w:szCs w:val="24"/>
-        </w:rPr>
-        <w:t>AP</w:t>
-      </w:r>
-      <w:r>
-        <w:rPr>
-          <w:rFonts w:ascii="Times New Roman" w:hAnsi="Times New Roman" w:cs="Times New Roman"/>
-          <w:b/>
-          <w:sz w:val="24"/>
-          <w:szCs w:val="24"/>
-        </w:rPr>
-        <w:t>ÊNDICE A</w:t>
-      </w:r>
-      <w:r>
-        <w:rPr>
-          <w:rFonts w:ascii="Times New Roman" w:hAnsi="Times New Roman" w:cs="Times New Roman"/>
-          <w:sz w:val="24"/>
-          <w:szCs w:val="24"/>
-        </w:rPr>
-        <w:t xml:space="preserve"> – BIBLIOTECAS UTILIZADAS NO PROJETO</w:t>
-      </w:r>
-      <w:bookmarkEnd w:id="20"/>
+          <w:b/>
+          <w:sz w:val="24"/>
+          <w:szCs w:val="24"/>
+        </w:rPr>
+      </w:pPr>
     </w:p>
     <w:p>
       <w:pPr>
@@ -7645,6 +8208,7 @@
         <w:outlineLvl w:val="0"/>
         <w:rPr>
           <w:rFonts w:ascii="Times New Roman" w:hAnsi="Times New Roman" w:cs="Times New Roman"/>
+          <w:b/>
           <w:sz w:val="24"/>
           <w:szCs w:val="24"/>
         </w:rPr>
@@ -7779,11 +8343,29 @@
         <w:outlineLvl w:val="0"/>
         <w:rPr>
           <w:rFonts w:ascii="Times New Roman" w:hAnsi="Times New Roman" w:cs="Times New Roman"/>
-          <w:b/>
-          <w:sz w:val="24"/>
-          <w:szCs w:val="24"/>
-        </w:rPr>
-      </w:pPr>
+          <w:sz w:val="24"/>
+          <w:szCs w:val="24"/>
+        </w:rPr>
+      </w:pPr>
+      <w:bookmarkStart w:id="24" w:name="_Toc215495334"/>
+      <w:r>
+        <w:rPr>
+          <w:rFonts w:ascii="Times New Roman" w:hAnsi="Times New Roman" w:cs="Times New Roman"/>
+          <w:b/>
+          <w:sz w:val="24"/>
+          <w:szCs w:val="24"/>
+        </w:rPr>
+        <w:t>APÊNDICE B</w:t>
+      </w:r>
+      <w:r>
+        <w:rPr>
+          <w:rFonts w:ascii="Times New Roman" w:hAnsi="Times New Roman" w:cs="Times New Roman"/>
+          <w:sz w:val="24"/>
+          <w:szCs w:val="24"/>
+        </w:rPr>
+        <w:t xml:space="preserve"> – DIAGRAMA DO BANCO DE DADOS</w:t>
+      </w:r>
+      <w:bookmarkEnd w:id="24"/>
     </w:p>
     <w:p>
       <w:pPr>
@@ -7794,7 +8376,6 @@
         <w:outlineLvl w:val="0"/>
         <w:rPr>
           <w:rFonts w:ascii="Times New Roman" w:hAnsi="Times New Roman" w:cs="Times New Roman"/>
-          <w:b/>
           <w:sz w:val="24"/>
           <w:szCs w:val="24"/>
         </w:rPr>
@@ -7806,209 +8387,44 @@
           <w:tab w:val="left" w:pos="1728"/>
         </w:tabs>
         <w:spacing w:after="0" w:line="240" w:lineRule="auto"/>
+        <w:rPr>
+          <w:rFonts w:ascii="Times New Roman" w:hAnsi="Times New Roman" w:cs="Times New Roman"/>
+          <w:sz w:val="24"/>
+          <w:szCs w:val="24"/>
+        </w:rPr>
+      </w:pPr>
+      <w:r>
+        <w:rPr>
+          <w:rFonts w:ascii="Times New Roman" w:hAnsi="Times New Roman" w:cs="Times New Roman"/>
+          <w:b/>
+          <w:sz w:val="24"/>
+          <w:szCs w:val="24"/>
+        </w:rPr>
+        <w:t>Figura 10</w:t>
+      </w:r>
+      <w:r>
+        <w:rPr>
+          <w:rFonts w:ascii="Times New Roman" w:hAnsi="Times New Roman" w:cs="Times New Roman"/>
+          <w:sz w:val="24"/>
+          <w:szCs w:val="24"/>
+        </w:rPr>
+        <w:t xml:space="preserve"> – Diagrama do bando de dados</w:t>
+      </w:r>
+    </w:p>
+    <w:p>
+      <w:pPr>
+        <w:tabs>
+          <w:tab w:val="left" w:pos="1728"/>
+        </w:tabs>
+        <w:spacing w:after="0" w:line="240" w:lineRule="auto"/>
         <w:outlineLvl w:val="0"/>
         <w:rPr>
           <w:rFonts w:ascii="Times New Roman" w:hAnsi="Times New Roman" w:cs="Times New Roman"/>
-          <w:b/>
-          <w:sz w:val="24"/>
-          <w:szCs w:val="24"/>
-        </w:rPr>
-      </w:pPr>
-    </w:p>
-    <w:p>
-      <w:pPr>
-        <w:tabs>
-          <w:tab w:val="left" w:pos="1728"/>
-        </w:tabs>
-        <w:spacing w:after="0" w:line="240" w:lineRule="auto"/>
-        <w:outlineLvl w:val="0"/>
-        <w:rPr>
-          <w:rFonts w:ascii="Times New Roman" w:hAnsi="Times New Roman" w:cs="Times New Roman"/>
-          <w:b/>
-          <w:sz w:val="24"/>
-          <w:szCs w:val="24"/>
-        </w:rPr>
-      </w:pPr>
-    </w:p>
-    <w:p>
-      <w:pPr>
-        <w:tabs>
-          <w:tab w:val="left" w:pos="1728"/>
-        </w:tabs>
-        <w:spacing w:after="0" w:line="240" w:lineRule="auto"/>
-        <w:outlineLvl w:val="0"/>
-        <w:rPr>
-          <w:rFonts w:ascii="Times New Roman" w:hAnsi="Times New Roman" w:cs="Times New Roman"/>
-          <w:b/>
-          <w:sz w:val="24"/>
-          <w:szCs w:val="24"/>
-        </w:rPr>
-      </w:pPr>
-    </w:p>
-    <w:p>
-      <w:pPr>
-        <w:tabs>
-          <w:tab w:val="left" w:pos="1728"/>
-        </w:tabs>
-        <w:spacing w:after="0" w:line="240" w:lineRule="auto"/>
-        <w:outlineLvl w:val="0"/>
-        <w:rPr>
-          <w:rFonts w:ascii="Times New Roman" w:hAnsi="Times New Roman" w:cs="Times New Roman"/>
-          <w:b/>
-          <w:sz w:val="24"/>
-          <w:szCs w:val="24"/>
-        </w:rPr>
-      </w:pPr>
-    </w:p>
-    <w:p>
-      <w:pPr>
-        <w:tabs>
-          <w:tab w:val="left" w:pos="1728"/>
-        </w:tabs>
-        <w:spacing w:after="0" w:line="240" w:lineRule="auto"/>
-        <w:outlineLvl w:val="0"/>
-        <w:rPr>
-          <w:rFonts w:ascii="Times New Roman" w:hAnsi="Times New Roman" w:cs="Times New Roman"/>
-          <w:b/>
-          <w:sz w:val="24"/>
-          <w:szCs w:val="24"/>
-        </w:rPr>
-      </w:pPr>
-    </w:p>
-    <w:p>
-      <w:pPr>
-        <w:tabs>
-          <w:tab w:val="left" w:pos="1728"/>
-        </w:tabs>
-        <w:spacing w:after="0" w:line="240" w:lineRule="auto"/>
-        <w:outlineLvl w:val="0"/>
-        <w:rPr>
-          <w:rFonts w:ascii="Times New Roman" w:hAnsi="Times New Roman" w:cs="Times New Roman"/>
-          <w:b/>
-          <w:sz w:val="24"/>
-          <w:szCs w:val="24"/>
-        </w:rPr>
-      </w:pPr>
-    </w:p>
-    <w:p>
-      <w:pPr>
-        <w:tabs>
-          <w:tab w:val="left" w:pos="1728"/>
-        </w:tabs>
-        <w:spacing w:after="0" w:line="240" w:lineRule="auto"/>
-        <w:outlineLvl w:val="0"/>
-        <w:rPr>
-          <w:rFonts w:ascii="Times New Roman" w:hAnsi="Times New Roman" w:cs="Times New Roman"/>
-          <w:b/>
-          <w:sz w:val="24"/>
-          <w:szCs w:val="24"/>
-        </w:rPr>
-      </w:pPr>
-    </w:p>
-    <w:p>
-      <w:pPr>
-        <w:tabs>
-          <w:tab w:val="left" w:pos="1728"/>
-        </w:tabs>
-        <w:spacing w:after="0" w:line="240" w:lineRule="auto"/>
-        <w:outlineLvl w:val="0"/>
-        <w:rPr>
-          <w:rFonts w:ascii="Times New Roman" w:hAnsi="Times New Roman" w:cs="Times New Roman"/>
-          <w:b/>
-          <w:sz w:val="24"/>
-          <w:szCs w:val="24"/>
-        </w:rPr>
-      </w:pPr>
-    </w:p>
-    <w:p>
-      <w:pPr>
-        <w:tabs>
-          <w:tab w:val="left" w:pos="1728"/>
-        </w:tabs>
-        <w:spacing w:after="0" w:line="240" w:lineRule="auto"/>
-        <w:outlineLvl w:val="0"/>
-        <w:rPr>
-          <w:rFonts w:ascii="Times New Roman" w:hAnsi="Times New Roman" w:cs="Times New Roman"/>
-          <w:b/>
-          <w:sz w:val="24"/>
-          <w:szCs w:val="24"/>
-        </w:rPr>
-      </w:pPr>
-    </w:p>
-    <w:p>
-      <w:pPr>
-        <w:tabs>
-          <w:tab w:val="left" w:pos="1728"/>
-        </w:tabs>
-        <w:spacing w:after="0" w:line="240" w:lineRule="auto"/>
-        <w:outlineLvl w:val="0"/>
-        <w:rPr>
-          <w:rFonts w:ascii="Times New Roman" w:hAnsi="Times New Roman" w:cs="Times New Roman"/>
-          <w:b/>
-          <w:sz w:val="24"/>
-          <w:szCs w:val="24"/>
-        </w:rPr>
-      </w:pPr>
-    </w:p>
-    <w:p>
-      <w:pPr>
-        <w:tabs>
-          <w:tab w:val="left" w:pos="1728"/>
-        </w:tabs>
-        <w:spacing w:after="0" w:line="240" w:lineRule="auto"/>
-        <w:outlineLvl w:val="0"/>
-        <w:rPr>
-          <w:rFonts w:ascii="Times New Roman" w:hAnsi="Times New Roman" w:cs="Times New Roman"/>
-          <w:sz w:val="24"/>
-          <w:szCs w:val="24"/>
-        </w:rPr>
-      </w:pPr>
-      <w:bookmarkStart w:id="21" w:name="_Toc215492779"/>
-      <w:r>
-        <w:rPr>
-          <w:rFonts w:ascii="Times New Roman" w:hAnsi="Times New Roman" w:cs="Times New Roman"/>
-          <w:b/>
-          <w:sz w:val="24"/>
-          <w:szCs w:val="24"/>
-        </w:rPr>
-        <w:t>APÊNDICE B</w:t>
-      </w:r>
-      <w:r>
-        <w:rPr>
-          <w:rFonts w:ascii="Times New Roman" w:hAnsi="Times New Roman" w:cs="Times New Roman"/>
-          <w:sz w:val="24"/>
-          <w:szCs w:val="24"/>
-        </w:rPr>
-        <w:t xml:space="preserve"> – DIAGRAMA DO BANCO DE DADOS</w:t>
-      </w:r>
-      <w:bookmarkEnd w:id="21"/>
-    </w:p>
-    <w:p>
-      <w:pPr>
-        <w:tabs>
-          <w:tab w:val="left" w:pos="1728"/>
-        </w:tabs>
-        <w:spacing w:after="0" w:line="240" w:lineRule="auto"/>
-        <w:outlineLvl w:val="0"/>
-        <w:rPr>
-          <w:rFonts w:ascii="Times New Roman" w:hAnsi="Times New Roman" w:cs="Times New Roman"/>
-          <w:sz w:val="24"/>
-          <w:szCs w:val="24"/>
-        </w:rPr>
-      </w:pPr>
-    </w:p>
-    <w:p>
-      <w:pPr>
-        <w:tabs>
-          <w:tab w:val="left" w:pos="1728"/>
-        </w:tabs>
-        <w:spacing w:after="0" w:line="240" w:lineRule="auto"/>
-        <w:rPr>
-          <w:rFonts w:ascii="Times New Roman" w:hAnsi="Times New Roman" w:cs="Times New Roman"/>
-          <w:sz w:val="24"/>
-          <w:szCs w:val="24"/>
-        </w:rPr>
-      </w:pPr>
+          <w:sz w:val="24"/>
+          <w:szCs w:val="24"/>
+        </w:rPr>
+      </w:pPr>
+      <w:bookmarkStart w:id="25" w:name="_Toc215495335"/>
       <w:r>
         <w:rPr>
           <w:rFonts w:ascii="Times New Roman" w:hAnsi="Times New Roman" w:cs="Times New Roman"/>
@@ -8021,10 +8437,10 @@
           <wp:anchor distT="0" distB="0" distL="114300" distR="114300" simplePos="0" relativeHeight="251676672" behindDoc="1" locked="0" layoutInCell="1" allowOverlap="1">
             <wp:simplePos x="0" y="0"/>
             <wp:positionH relativeFrom="margin">
-              <wp:posOffset>-142875</wp:posOffset>
+              <wp:posOffset>64770</wp:posOffset>
             </wp:positionH>
             <wp:positionV relativeFrom="page">
-              <wp:posOffset>5387340</wp:posOffset>
+              <wp:posOffset>4175760</wp:posOffset>
             </wp:positionV>
             <wp:extent cx="4693920" cy="2751455"/>
             <wp:effectExtent l="19050" t="19050" r="11430" b="10795"/>
@@ -8086,23 +8502,7 @@
           </wp:anchor>
         </w:drawing>
       </w:r>
-      <w:r>
-        <w:rPr>
-          <w:rFonts w:ascii="Times New Roman" w:hAnsi="Times New Roman" w:cs="Times New Roman"/>
-          <w:b/>
-          <w:sz w:val="24"/>
-          <w:szCs w:val="24"/>
-        </w:rPr>
-        <w:t>Figura 10</w:t>
-      </w:r>
-      <w:r>
-        <w:rPr>
-          <w:rFonts w:ascii="Times New Roman" w:hAnsi="Times New Roman" w:cs="Times New Roman"/>
-          <w:sz w:val="24"/>
-          <w:szCs w:val="24"/>
-        </w:rPr>
-        <w:t xml:space="preserve"> – Diagrama do bando de dados</w:t>
-      </w:r>
+      <w:bookmarkEnd w:id="25"/>
     </w:p>
     <w:p>
       <w:pPr>
@@ -8169,6 +8569,7 @@
         <w:outlineLvl w:val="0"/>
         <w:rPr>
           <w:rFonts w:ascii="Times New Roman" w:hAnsi="Times New Roman" w:cs="Times New Roman"/>
+          <w:b/>
           <w:sz w:val="24"/>
           <w:szCs w:val="24"/>
         </w:rPr>
@@ -8315,57 +8716,55 @@
           <w:tab w:val="left" w:pos="1728"/>
         </w:tabs>
         <w:spacing w:after="0" w:line="240" w:lineRule="auto"/>
-        <w:outlineLvl w:val="0"/>
-        <w:rPr>
-          <w:rFonts w:ascii="Times New Roman" w:hAnsi="Times New Roman" w:cs="Times New Roman"/>
-          <w:b/>
-          <w:sz w:val="24"/>
-          <w:szCs w:val="24"/>
-        </w:rPr>
-      </w:pPr>
-    </w:p>
-    <w:p>
-      <w:pPr>
-        <w:tabs>
-          <w:tab w:val="left" w:pos="1728"/>
-        </w:tabs>
-        <w:spacing w:after="0" w:line="240" w:lineRule="auto"/>
-        <w:outlineLvl w:val="0"/>
-        <w:rPr>
-          <w:rFonts w:ascii="Times New Roman" w:hAnsi="Times New Roman" w:cs="Times New Roman"/>
-          <w:b/>
-          <w:sz w:val="24"/>
-          <w:szCs w:val="24"/>
-        </w:rPr>
-      </w:pPr>
-    </w:p>
-    <w:p>
-      <w:pPr>
-        <w:tabs>
-          <w:tab w:val="left" w:pos="1728"/>
-        </w:tabs>
-        <w:spacing w:after="0" w:line="240" w:lineRule="auto"/>
-        <w:rPr>
-          <w:rFonts w:ascii="Times New Roman" w:hAnsi="Times New Roman" w:cs="Times New Roman"/>
-          <w:sz w:val="24"/>
-          <w:szCs w:val="24"/>
-        </w:rPr>
-      </w:pPr>
-      <w:r>
         <w:rPr>
           <w:rFonts w:ascii="Times New Roman" w:hAnsi="Times New Roman" w:cs="Times New Roman"/>
           <w:b/>
           <w:sz w:val="20"/>
           <w:szCs w:val="20"/>
         </w:rPr>
-        <w:t xml:space="preserve">Fonte: </w:t>
-      </w:r>
-      <w:r>
-        <w:rPr>
-          <w:rFonts w:ascii="Times New Roman" w:hAnsi="Times New Roman" w:cs="Times New Roman"/>
+      </w:pPr>
+    </w:p>
+    <w:p>
+      <w:pPr>
+        <w:tabs>
+          <w:tab w:val="left" w:pos="1728"/>
+        </w:tabs>
+        <w:spacing w:after="0" w:line="240" w:lineRule="auto"/>
+        <w:rPr>
+          <w:rFonts w:ascii="Times New Roman" w:hAnsi="Times New Roman" w:cs="Times New Roman"/>
+          <w:b/>
           <w:sz w:val="20"/>
           <w:szCs w:val="20"/>
         </w:rPr>
+      </w:pPr>
+    </w:p>
+    <w:p>
+      <w:pPr>
+        <w:tabs>
+          <w:tab w:val="left" w:pos="1728"/>
+        </w:tabs>
+        <w:spacing w:after="0" w:line="240" w:lineRule="auto"/>
+        <w:rPr>
+          <w:rFonts w:ascii="Times New Roman" w:hAnsi="Times New Roman" w:cs="Times New Roman"/>
+          <w:sz w:val="24"/>
+          <w:szCs w:val="24"/>
+        </w:rPr>
+      </w:pPr>
+      <w:r>
+        <w:rPr>
+          <w:rFonts w:ascii="Times New Roman" w:hAnsi="Times New Roman" w:cs="Times New Roman"/>
+          <w:b/>
+          <w:sz w:val="20"/>
+          <w:szCs w:val="20"/>
+        </w:rPr>
+        <w:t xml:space="preserve">Fonte: </w:t>
+      </w:r>
+      <w:r>
+        <w:rPr>
+          <w:rFonts w:ascii="Times New Roman" w:hAnsi="Times New Roman" w:cs="Times New Roman"/>
+          <w:sz w:val="20"/>
+          <w:szCs w:val="20"/>
+        </w:rPr>
         <w:t>Os Autores</w:t>
       </w:r>
     </w:p>
@@ -8528,11 +8927,118 @@
         <w:outlineLvl w:val="0"/>
         <w:rPr>
           <w:rFonts w:ascii="Times New Roman" w:hAnsi="Times New Roman" w:cs="Times New Roman"/>
-          <w:sz w:val="24"/>
-          <w:szCs w:val="24"/>
-        </w:rPr>
-      </w:pPr>
-      <w:bookmarkStart w:id="22" w:name="_Toc215492780"/>
+          <w:b/>
+          <w:sz w:val="24"/>
+          <w:szCs w:val="24"/>
+        </w:rPr>
+      </w:pPr>
+      <w:bookmarkStart w:id="26" w:name="_Toc215495336"/>
+    </w:p>
+    <w:p>
+      <w:pPr>
+        <w:tabs>
+          <w:tab w:val="left" w:pos="1728"/>
+        </w:tabs>
+        <w:spacing w:after="0" w:line="240" w:lineRule="auto"/>
+        <w:outlineLvl w:val="0"/>
+        <w:rPr>
+          <w:rFonts w:ascii="Times New Roman" w:hAnsi="Times New Roman" w:cs="Times New Roman"/>
+          <w:b/>
+          <w:sz w:val="24"/>
+          <w:szCs w:val="24"/>
+        </w:rPr>
+      </w:pPr>
+    </w:p>
+    <w:p>
+      <w:pPr>
+        <w:tabs>
+          <w:tab w:val="left" w:pos="1728"/>
+        </w:tabs>
+        <w:spacing w:after="0" w:line="240" w:lineRule="auto"/>
+        <w:outlineLvl w:val="0"/>
+        <w:rPr>
+          <w:rFonts w:ascii="Times New Roman" w:hAnsi="Times New Roman" w:cs="Times New Roman"/>
+          <w:b/>
+          <w:sz w:val="24"/>
+          <w:szCs w:val="24"/>
+        </w:rPr>
+      </w:pPr>
+    </w:p>
+    <w:p>
+      <w:pPr>
+        <w:tabs>
+          <w:tab w:val="left" w:pos="1728"/>
+        </w:tabs>
+        <w:spacing w:after="0" w:line="240" w:lineRule="auto"/>
+        <w:outlineLvl w:val="0"/>
+        <w:rPr>
+          <w:rFonts w:ascii="Times New Roman" w:hAnsi="Times New Roman" w:cs="Times New Roman"/>
+          <w:b/>
+          <w:sz w:val="24"/>
+          <w:szCs w:val="24"/>
+        </w:rPr>
+      </w:pPr>
+    </w:p>
+    <w:p>
+      <w:pPr>
+        <w:tabs>
+          <w:tab w:val="left" w:pos="1728"/>
+        </w:tabs>
+        <w:spacing w:after="0" w:line="240" w:lineRule="auto"/>
+        <w:outlineLvl w:val="0"/>
+        <w:rPr>
+          <w:rFonts w:ascii="Times New Roman" w:hAnsi="Times New Roman" w:cs="Times New Roman"/>
+          <w:b/>
+          <w:sz w:val="24"/>
+          <w:szCs w:val="24"/>
+        </w:rPr>
+      </w:pPr>
+    </w:p>
+    <w:p>
+      <w:pPr>
+        <w:tabs>
+          <w:tab w:val="left" w:pos="1728"/>
+        </w:tabs>
+        <w:spacing w:after="0" w:line="240" w:lineRule="auto"/>
+        <w:outlineLvl w:val="0"/>
+        <w:rPr>
+          <w:rFonts w:ascii="Times New Roman" w:hAnsi="Times New Roman" w:cs="Times New Roman"/>
+          <w:b/>
+          <w:sz w:val="24"/>
+          <w:szCs w:val="24"/>
+        </w:rPr>
+      </w:pPr>
+    </w:p>
+    <w:p>
+      <w:pPr>
+        <w:tabs>
+          <w:tab w:val="left" w:pos="1728"/>
+        </w:tabs>
+        <w:spacing w:after="0" w:line="240" w:lineRule="auto"/>
+        <w:outlineLvl w:val="0"/>
+        <w:rPr>
+          <w:rFonts w:ascii="Times New Roman" w:hAnsi="Times New Roman" w:cs="Times New Roman"/>
+          <w:b/>
+          <w:sz w:val="24"/>
+          <w:szCs w:val="24"/>
+        </w:rPr>
+      </w:pPr>
+    </w:p>
+    <w:p>
+      <w:pPr>
+        <w:tabs>
+          <w:tab w:val="left" w:pos="1728"/>
+        </w:tabs>
+        <w:spacing w:after="0" w:line="240" w:lineRule="auto"/>
+        <w:outlineLvl w:val="0"/>
+        <w:rPr>
+          <w:rFonts w:ascii="Times New Roman" w:hAnsi="Times New Roman" w:cs="Times New Roman"/>
+          <w:sz w:val="24"/>
+          <w:szCs w:val="24"/>
+        </w:rPr>
+      </w:pPr>
+      <w:bookmarkStart w:id="27" w:name="_GoBack"/>
+      <w:bookmarkEnd w:id="27"/>
       <w:r>
         <w:rPr>
           <w:rFonts w:ascii="Times New Roman" w:hAnsi="Times New Roman" w:cs="Times New Roman"/>
@@ -8550,7 +9056,7 @@
         </w:rPr>
         <w:t xml:space="preserve"> – PROTOTIPAÇÃO DAS TELAS DO APP</w:t>
       </w:r>
-      <w:bookmarkEnd w:id="22"/>
+      <w:bookmarkEnd w:id="26"/>
     </w:p>
     <w:p>
       <w:pPr>
@@ -8589,11 +9095,11 @@
         <w:drawing>
           <wp:anchor distT="0" distB="0" distL="114300" distR="114300" simplePos="0" relativeHeight="251675648" behindDoc="0" locked="0" layoutInCell="1" allowOverlap="1">
             <wp:simplePos x="0" y="0"/>
-            <wp:positionH relativeFrom="column">
-              <wp:posOffset>-188595</wp:posOffset>
+            <wp:positionH relativeFrom="margin">
+              <wp:align>left</wp:align>
             </wp:positionH>
             <wp:positionV relativeFrom="page">
-              <wp:posOffset>1897380</wp:posOffset>
+              <wp:posOffset>2049780</wp:posOffset>
             </wp:positionV>
             <wp:extent cx="5400040" cy="2141220"/>
             <wp:effectExtent l="0" t="0" r="0" b="0"/>
@@ -9506,7 +10012,6 @@
     <w:name w:val="Normal (Web)"/>
     <w:basedOn w:val="Normal"/>
     <w:uiPriority w:val="99"/>
-    <w:semiHidden/>
     <w:unhideWhenUsed/>
     <w:rsid w:val="00AB726B"/>
     <w:pPr>
@@ -9517,6 +10022,23 @@
       <w:sz w:val="24"/>
       <w:szCs w:val="24"/>
       <w:lang w:eastAsia="pt-BR"/>
+    </w:rPr>
+  </w:style>
+  <w:style w:type="character" w:customStyle="1" w:styleId="card">
+    <w:name w:val="card"/>
+    <w:basedOn w:val="Fontepargpadro"/>
+    <w:rsid w:val="00120ACA"/>
+  </w:style>
+  <w:style w:type="character" w:styleId="MenoPendente">
+    <w:name w:val="Unresolved Mention"/>
+    <w:basedOn w:val="Fontepargpadro"/>
+    <w:uiPriority w:val="99"/>
+    <w:semiHidden/>
+    <w:unhideWhenUsed/>
+    <w:rsid w:val="00120ACA"/>
+    <w:rPr>
+      <w:color w:val="605E5C"/>
+      <w:shd w:val="clear" w:color="auto" w:fill="E1DFDD"/>
     </w:rPr>
   </w:style>
 </w:styles>
@@ -9783,7 +10305,7 @@
 </file>
 
 <file path=customXml/itemProps1.xml><?xml version="1.0" encoding="utf-8"?>
-<ds:datastoreItem xmlns:ds="http://schemas.openxmlformats.org/officeDocument/2006/customXml" ds:itemID="{0DB868D2-431D-4F0B-AC47-83F2753643DE}">
+<ds:datastoreItem xmlns:ds="http://schemas.openxmlformats.org/officeDocument/2006/customXml" ds:itemID="{16EB1C75-77A8-4A7B-8D4B-D5EE0AD5BF32}">
   <ds:schemaRefs>
     <ds:schemaRef ds:uri="http://schemas.openxmlformats.org/officeDocument/2006/bibliography"/>
   </ds:schemaRefs>

--- a/documentacao/Documentação do projeto.docx
+++ b/documentacao/Documentação do projeto.docx
@@ -64,78 +64,240 @@
       <w:pPr>
         <w:jc w:val="center"/>
         <w:rPr>
-          <w:rFonts w:ascii="Arial" w:hAnsi="Arial" w:cs="Arial"/>
+          <w:rFonts w:ascii="Times New Roman" w:hAnsi="Times New Roman" w:cs="Times New Roman"/>
+          <w:sz w:val="24"/>
+          <w:szCs w:val="24"/>
+        </w:rPr>
+      </w:pPr>
+      <w:r>
+        <w:rPr>
+          <w:rFonts w:ascii="Times New Roman" w:hAnsi="Times New Roman" w:cs="Times New Roman"/>
+          <w:sz w:val="24"/>
+          <w:szCs w:val="24"/>
+        </w:rPr>
+        <w:t>ESCOLA SENAI “José Polizotto”</w:t>
+      </w:r>
+    </w:p>
+    <w:p>
+      <w:pPr>
+        <w:jc w:val="center"/>
+        <w:rPr>
+          <w:rFonts w:ascii="Times New Roman" w:hAnsi="Times New Roman" w:cs="Times New Roman"/>
+          <w:sz w:val="24"/>
+          <w:szCs w:val="24"/>
+        </w:rPr>
+      </w:pPr>
+      <w:r>
+        <w:rPr>
+          <w:rFonts w:ascii="Times New Roman" w:hAnsi="Times New Roman" w:cs="Times New Roman"/>
+          <w:sz w:val="24"/>
+          <w:szCs w:val="24"/>
+        </w:rPr>
+        <w:t>CURSO TÉCNICO EM</w:t>
+      </w:r>
+    </w:p>
+    <w:p>
+      <w:pPr>
+        <w:jc w:val="center"/>
+        <w:rPr>
+          <w:rFonts w:ascii="Times New Roman" w:hAnsi="Times New Roman" w:cs="Times New Roman"/>
+          <w:sz w:val="24"/>
+          <w:szCs w:val="24"/>
+        </w:rPr>
+      </w:pPr>
+      <w:r>
+        <w:rPr>
+          <w:rFonts w:ascii="Times New Roman" w:hAnsi="Times New Roman" w:cs="Times New Roman"/>
+          <w:sz w:val="24"/>
+          <w:szCs w:val="24"/>
+        </w:rPr>
+        <w:t>DESENVOLVIMENTO DE SISTEMAS</w:t>
+      </w:r>
+    </w:p>
+    <w:p>
+      <w:pPr>
+        <w:rPr>
+          <w:rFonts w:ascii="Times New Roman" w:hAnsi="Times New Roman" w:cs="Times New Roman"/>
+          <w:sz w:val="24"/>
+          <w:szCs w:val="24"/>
+        </w:rPr>
+      </w:pPr>
+    </w:p>
+    <w:p>
+      <w:pPr>
+        <w:rPr>
+          <w:rFonts w:ascii="Times New Roman" w:hAnsi="Times New Roman" w:cs="Times New Roman"/>
+          <w:sz w:val="24"/>
+          <w:szCs w:val="24"/>
+        </w:rPr>
+      </w:pPr>
+    </w:p>
+    <w:p>
+      <w:pPr>
+        <w:rPr>
+          <w:rFonts w:ascii="Times New Roman" w:hAnsi="Times New Roman" w:cs="Times New Roman"/>
+          <w:sz w:val="24"/>
+          <w:szCs w:val="24"/>
+        </w:rPr>
+      </w:pPr>
+    </w:p>
+    <w:p>
+      <w:pPr>
+        <w:jc w:val="center"/>
+        <w:rPr>
+          <w:rFonts w:ascii="Times New Roman" w:hAnsi="Times New Roman" w:cs="Times New Roman"/>
+          <w:sz w:val="24"/>
+          <w:szCs w:val="24"/>
+        </w:rPr>
+      </w:pPr>
+      <w:r>
+        <w:rPr>
+          <w:rFonts w:ascii="Times New Roman" w:hAnsi="Times New Roman" w:cs="Times New Roman"/>
+          <w:sz w:val="24"/>
+          <w:szCs w:val="24"/>
+        </w:rPr>
+        <w:t>ANNELIZE ROCHA TEIXEIRA</w:t>
+      </w:r>
+    </w:p>
+    <w:p>
+      <w:pPr>
+        <w:jc w:val="center"/>
+        <w:rPr>
+          <w:rFonts w:ascii="Times New Roman" w:hAnsi="Times New Roman" w:cs="Times New Roman"/>
+          <w:sz w:val="24"/>
+          <w:szCs w:val="24"/>
+        </w:rPr>
+      </w:pPr>
+      <w:r>
+        <w:rPr>
+          <w:rFonts w:ascii="Times New Roman" w:hAnsi="Times New Roman" w:cs="Times New Roman"/>
+          <w:sz w:val="24"/>
+          <w:szCs w:val="24"/>
+        </w:rPr>
+        <w:t>HENRIQUE DA SILVA GUIMARÃES</w:t>
+      </w:r>
+    </w:p>
+    <w:p>
+      <w:pPr>
+        <w:jc w:val="center"/>
+        <w:rPr>
+          <w:rFonts w:ascii="Times New Roman" w:hAnsi="Times New Roman" w:cs="Times New Roman"/>
+          <w:sz w:val="24"/>
+          <w:szCs w:val="24"/>
+        </w:rPr>
+      </w:pPr>
+      <w:r>
+        <w:rPr>
+          <w:rFonts w:ascii="Times New Roman" w:hAnsi="Times New Roman" w:cs="Times New Roman"/>
+          <w:sz w:val="24"/>
+          <w:szCs w:val="24"/>
+        </w:rPr>
+        <w:t>MURILO RAMOS DA SILVA</w:t>
+      </w:r>
+    </w:p>
+    <w:p>
+      <w:pPr>
+        <w:jc w:val="center"/>
+        <w:rPr>
+          <w:rFonts w:ascii="Times New Roman" w:hAnsi="Times New Roman" w:cs="Times New Roman"/>
+          <w:sz w:val="24"/>
+          <w:szCs w:val="24"/>
+        </w:rPr>
+      </w:pPr>
+      <w:r>
+        <w:rPr>
+          <w:rFonts w:ascii="Times New Roman" w:hAnsi="Times New Roman" w:cs="Times New Roman"/>
+          <w:sz w:val="24"/>
+          <w:szCs w:val="24"/>
+        </w:rPr>
+        <w:t>PEDRO HENRIQUE VIEIRA DA SILVA</w:t>
+      </w:r>
+    </w:p>
+    <w:p>
+      <w:pPr>
+        <w:jc w:val="center"/>
+        <w:rPr>
+          <w:rFonts w:ascii="Times New Roman" w:hAnsi="Times New Roman" w:cs="Times New Roman"/>
           <w:sz w:val="28"/>
           <w:szCs w:val="28"/>
         </w:rPr>
       </w:pPr>
-      <w:r>
-        <w:rPr>
-          <w:rFonts w:ascii="Arial" w:hAnsi="Arial" w:cs="Arial"/>
+    </w:p>
+    <w:p>
+      <w:pPr>
+        <w:jc w:val="center"/>
+        <w:rPr>
+          <w:rFonts w:ascii="Times New Roman" w:hAnsi="Times New Roman" w:cs="Times New Roman"/>
           <w:sz w:val="28"/>
           <w:szCs w:val="28"/>
         </w:rPr>
-        <w:t>ESCOLA SENAI “José Polizotto”</w:t>
-      </w:r>
+      </w:pPr>
     </w:p>
     <w:p>
       <w:pPr>
         <w:jc w:val="center"/>
         <w:rPr>
-          <w:rFonts w:ascii="Arial" w:hAnsi="Arial" w:cs="Arial"/>
+          <w:rFonts w:ascii="Times New Roman" w:hAnsi="Times New Roman" w:cs="Times New Roman"/>
           <w:sz w:val="28"/>
           <w:szCs w:val="28"/>
         </w:rPr>
       </w:pPr>
-      <w:r>
-        <w:rPr>
-          <w:rFonts w:ascii="Arial" w:hAnsi="Arial" w:cs="Arial"/>
+    </w:p>
+    <w:p>
+      <w:pPr>
+        <w:jc w:val="center"/>
+        <w:rPr>
+          <w:rFonts w:ascii="Times New Roman" w:hAnsi="Times New Roman" w:cs="Times New Roman"/>
           <w:sz w:val="28"/>
           <w:szCs w:val="28"/>
         </w:rPr>
-        <w:t>CURSO TÉCNICO EM</w:t>
-      </w:r>
+      </w:pPr>
     </w:p>
     <w:p>
       <w:pPr>
         <w:jc w:val="center"/>
         <w:rPr>
-          <w:rFonts w:ascii="Arial" w:hAnsi="Arial" w:cs="Arial"/>
+          <w:rFonts w:ascii="Times New Roman" w:hAnsi="Times New Roman" w:cs="Times New Roman"/>
           <w:sz w:val="28"/>
           <w:szCs w:val="28"/>
         </w:rPr>
       </w:pPr>
-      <w:r>
-        <w:rPr>
-          <w:rFonts w:ascii="Arial" w:hAnsi="Arial" w:cs="Arial"/>
+    </w:p>
+    <w:p>
+      <w:pPr>
+        <w:jc w:val="center"/>
+        <w:rPr>
+          <w:rFonts w:ascii="Times New Roman" w:hAnsi="Times New Roman" w:cs="Times New Roman"/>
           <w:sz w:val="28"/>
           <w:szCs w:val="28"/>
         </w:rPr>
-        <w:t>DESENVOLVIMENTO DE SISTEMAS</w:t>
-      </w:r>
-    </w:p>
-    <w:p>
-      <w:pPr>
-        <w:rPr>
-          <w:rFonts w:ascii="Arial" w:hAnsi="Arial" w:cs="Arial"/>
+      </w:pPr>
+    </w:p>
+    <w:p>
+      <w:pPr>
+        <w:jc w:val="center"/>
+        <w:rPr>
+          <w:rFonts w:ascii="Times New Roman" w:hAnsi="Times New Roman" w:cs="Times New Roman"/>
+          <w:b/>
           <w:sz w:val="28"/>
           <w:szCs w:val="28"/>
         </w:rPr>
       </w:pPr>
-    </w:p>
-    <w:p>
-      <w:pPr>
-        <w:rPr>
-          <w:rFonts w:ascii="Arial" w:hAnsi="Arial" w:cs="Arial"/>
+      <w:r>
+        <w:rPr>
+          <w:rFonts w:ascii="Times New Roman" w:hAnsi="Times New Roman" w:cs="Times New Roman"/>
+          <w:b/>
           <w:sz w:val="28"/>
           <w:szCs w:val="28"/>
         </w:rPr>
-      </w:pPr>
-    </w:p>
-    <w:p>
-      <w:pPr>
-        <w:rPr>
-          <w:rFonts w:ascii="Arial" w:hAnsi="Arial" w:cs="Arial"/>
+        <w:t>OH MY DOG! PET SHOP</w:t>
+      </w:r>
+    </w:p>
+    <w:p>
+      <w:pPr>
+        <w:jc w:val="center"/>
+        <w:rPr>
+          <w:rFonts w:ascii="Times New Roman" w:hAnsi="Times New Roman" w:cs="Times New Roman"/>
           <w:sz w:val="28"/>
           <w:szCs w:val="28"/>
         </w:rPr>
@@ -145,79 +307,7 @@
       <w:pPr>
         <w:jc w:val="center"/>
         <w:rPr>
-          <w:rFonts w:ascii="Arial" w:hAnsi="Arial" w:cs="Arial"/>
-          <w:sz w:val="24"/>
-          <w:szCs w:val="24"/>
-        </w:rPr>
-      </w:pPr>
-      <w:r>
-        <w:rPr>
-          <w:rFonts w:ascii="Arial" w:hAnsi="Arial" w:cs="Arial"/>
-          <w:sz w:val="24"/>
-          <w:szCs w:val="24"/>
-        </w:rPr>
-        <w:t>ANNELIZE ROCHA TEIXEIRA</w:t>
-      </w:r>
-    </w:p>
-    <w:p>
-      <w:pPr>
-        <w:jc w:val="center"/>
-        <w:rPr>
-          <w:rFonts w:ascii="Arial" w:hAnsi="Arial" w:cs="Arial"/>
-          <w:sz w:val="24"/>
-          <w:szCs w:val="24"/>
-        </w:rPr>
-      </w:pPr>
-      <w:r>
-        <w:rPr>
-          <w:rFonts w:ascii="Arial" w:hAnsi="Arial" w:cs="Arial"/>
-          <w:sz w:val="24"/>
-          <w:szCs w:val="24"/>
-        </w:rPr>
-        <w:t>HENRIQUE DA SILVA GUIMARÃES</w:t>
-      </w:r>
-    </w:p>
-    <w:p>
-      <w:pPr>
-        <w:jc w:val="center"/>
-        <w:rPr>
-          <w:rFonts w:ascii="Arial" w:hAnsi="Arial" w:cs="Arial"/>
-          <w:sz w:val="24"/>
-          <w:szCs w:val="24"/>
-        </w:rPr>
-      </w:pPr>
-      <w:r>
-        <w:rPr>
-          <w:rFonts w:ascii="Arial" w:hAnsi="Arial" w:cs="Arial"/>
-          <w:sz w:val="24"/>
-          <w:szCs w:val="24"/>
-        </w:rPr>
-        <w:t>MURILO RAMOS DA SILVA</w:t>
-      </w:r>
-    </w:p>
-    <w:p>
-      <w:pPr>
-        <w:jc w:val="center"/>
-        <w:rPr>
-          <w:rFonts w:ascii="Arial" w:hAnsi="Arial" w:cs="Arial"/>
-          <w:sz w:val="24"/>
-          <w:szCs w:val="24"/>
-        </w:rPr>
-      </w:pPr>
-      <w:r>
-        <w:rPr>
-          <w:rFonts w:ascii="Arial" w:hAnsi="Arial" w:cs="Arial"/>
-          <w:sz w:val="24"/>
-          <w:szCs w:val="24"/>
-        </w:rPr>
-        <w:t>PEDRO HENRIQUE VIEIRA DA SILVA</w:t>
-      </w:r>
-    </w:p>
-    <w:p>
-      <w:pPr>
-        <w:jc w:val="center"/>
-        <w:rPr>
-          <w:rFonts w:ascii="Arial" w:hAnsi="Arial" w:cs="Arial"/>
+          <w:rFonts w:ascii="Times New Roman" w:hAnsi="Times New Roman" w:cs="Times New Roman"/>
           <w:sz w:val="28"/>
           <w:szCs w:val="28"/>
         </w:rPr>
@@ -225,9 +315,8 @@
     </w:p>
     <w:p>
       <w:pPr>
-        <w:jc w:val="center"/>
-        <w:rPr>
-          <w:rFonts w:ascii="Arial" w:hAnsi="Arial" w:cs="Arial"/>
+        <w:rPr>
+          <w:rFonts w:ascii="Times New Roman" w:hAnsi="Times New Roman" w:cs="Times New Roman"/>
           <w:sz w:val="28"/>
           <w:szCs w:val="28"/>
         </w:rPr>
@@ -237,9 +326,9 @@
       <w:pPr>
         <w:jc w:val="center"/>
         <w:rPr>
-          <w:rFonts w:ascii="Arial" w:hAnsi="Arial" w:cs="Arial"/>
-          <w:sz w:val="28"/>
-          <w:szCs w:val="28"/>
+          <w:rFonts w:ascii="Times New Roman" w:hAnsi="Times New Roman" w:cs="Times New Roman"/>
+          <w:sz w:val="24"/>
+          <w:szCs w:val="24"/>
         </w:rPr>
       </w:pPr>
     </w:p>
@@ -247,9 +336,9 @@
       <w:pPr>
         <w:jc w:val="center"/>
         <w:rPr>
-          <w:rFonts w:ascii="Arial" w:hAnsi="Arial" w:cs="Arial"/>
-          <w:sz w:val="28"/>
-          <w:szCs w:val="28"/>
+          <w:rFonts w:ascii="Times New Roman" w:hAnsi="Times New Roman" w:cs="Times New Roman"/>
+          <w:sz w:val="24"/>
+          <w:szCs w:val="24"/>
         </w:rPr>
       </w:pPr>
     </w:p>
@@ -257,131 +346,52 @@
       <w:pPr>
         <w:jc w:val="center"/>
         <w:rPr>
-          <w:rFonts w:ascii="Arial" w:hAnsi="Arial" w:cs="Arial"/>
-          <w:sz w:val="28"/>
-          <w:szCs w:val="28"/>
-        </w:rPr>
-      </w:pPr>
+          <w:rFonts w:ascii="Times New Roman" w:hAnsi="Times New Roman" w:cs="Times New Roman"/>
+          <w:sz w:val="24"/>
+          <w:szCs w:val="24"/>
+        </w:rPr>
+      </w:pPr>
+      <w:r>
+        <w:rPr>
+          <w:rFonts w:ascii="Times New Roman" w:hAnsi="Times New Roman" w:cs="Times New Roman"/>
+          <w:sz w:val="24"/>
+          <w:szCs w:val="24"/>
+        </w:rPr>
+        <w:t>GARÇA</w:t>
+      </w:r>
     </w:p>
     <w:p>
       <w:pPr>
         <w:jc w:val="center"/>
         <w:rPr>
-          <w:rFonts w:ascii="Arial" w:hAnsi="Arial" w:cs="Arial"/>
-          <w:sz w:val="28"/>
-          <w:szCs w:val="28"/>
-        </w:rPr>
-      </w:pPr>
+          <w:rFonts w:ascii="Times New Roman" w:hAnsi="Times New Roman" w:cs="Times New Roman"/>
+          <w:sz w:val="24"/>
+          <w:szCs w:val="24"/>
+        </w:rPr>
+      </w:pPr>
+      <w:r>
+        <w:rPr>
+          <w:rFonts w:ascii="Times New Roman" w:hAnsi="Times New Roman" w:cs="Times New Roman"/>
+          <w:sz w:val="24"/>
+          <w:szCs w:val="24"/>
+        </w:rPr>
+        <w:t>2025</w:t>
+      </w:r>
     </w:p>
     <w:p>
       <w:pPr>
         <w:jc w:val="center"/>
         <w:rPr>
-          <w:rFonts w:ascii="Arial" w:hAnsi="Arial" w:cs="Arial"/>
-          <w:b/>
-          <w:sz w:val="28"/>
-          <w:szCs w:val="28"/>
-        </w:rPr>
-      </w:pPr>
-      <w:r>
-        <w:rPr>
-          <w:rFonts w:ascii="Arial" w:hAnsi="Arial" w:cs="Arial"/>
-          <w:b/>
-          <w:sz w:val="28"/>
-          <w:szCs w:val="28"/>
-        </w:rPr>
-        <w:t>OH MY DOG! PET SHOP</w:t>
-      </w:r>
-    </w:p>
-    <w:p>
-      <w:pPr>
-        <w:jc w:val="center"/>
-        <w:rPr>
-          <w:rFonts w:ascii="Arial" w:hAnsi="Arial" w:cs="Arial"/>
-          <w:sz w:val="28"/>
-          <w:szCs w:val="28"/>
-        </w:rPr>
-      </w:pPr>
-    </w:p>
-    <w:p>
-      <w:pPr>
-        <w:jc w:val="center"/>
-        <w:rPr>
-          <w:rFonts w:ascii="Arial" w:hAnsi="Arial" w:cs="Arial"/>
-          <w:sz w:val="28"/>
-          <w:szCs w:val="28"/>
-        </w:rPr>
-      </w:pPr>
-    </w:p>
-    <w:p>
-      <w:pPr>
-        <w:rPr>
-          <w:rFonts w:ascii="Arial" w:hAnsi="Arial" w:cs="Arial"/>
-          <w:sz w:val="24"/>
-          <w:szCs w:val="24"/>
-        </w:rPr>
-      </w:pPr>
-    </w:p>
-    <w:p>
-      <w:pPr>
-        <w:jc w:val="center"/>
-        <w:rPr>
-          <w:rFonts w:ascii="Arial" w:hAnsi="Arial" w:cs="Arial"/>
-          <w:sz w:val="24"/>
-          <w:szCs w:val="24"/>
-        </w:rPr>
-      </w:pPr>
-    </w:p>
-    <w:p>
-      <w:pPr>
-        <w:jc w:val="center"/>
-        <w:rPr>
-          <w:rFonts w:ascii="Arial" w:hAnsi="Arial" w:cs="Arial"/>
-          <w:sz w:val="24"/>
-          <w:szCs w:val="24"/>
-        </w:rPr>
-      </w:pPr>
-      <w:r>
-        <w:rPr>
-          <w:rFonts w:ascii="Arial" w:hAnsi="Arial" w:cs="Arial"/>
-          <w:sz w:val="24"/>
-          <w:szCs w:val="24"/>
-        </w:rPr>
-        <w:t>GARÇA</w:t>
-      </w:r>
-    </w:p>
-    <w:p>
-      <w:pPr>
-        <w:jc w:val="center"/>
-        <w:rPr>
-          <w:rFonts w:ascii="Arial" w:hAnsi="Arial" w:cs="Arial"/>
-          <w:sz w:val="24"/>
-          <w:szCs w:val="24"/>
-        </w:rPr>
-      </w:pPr>
-      <w:r>
-        <w:rPr>
-          <w:rFonts w:ascii="Arial" w:hAnsi="Arial" w:cs="Arial"/>
-          <w:sz w:val="24"/>
-          <w:szCs w:val="24"/>
-        </w:rPr>
-        <w:t>2025</w:t>
-      </w:r>
-    </w:p>
-    <w:p>
-      <w:pPr>
-        <w:jc w:val="center"/>
-        <w:rPr>
-          <w:rFonts w:ascii="Arial" w:hAnsi="Arial" w:cs="Arial"/>
-          <w:sz w:val="28"/>
-          <w:szCs w:val="28"/>
-        </w:rPr>
-      </w:pPr>
-      <w:r>
-        <w:rPr>
-          <w:rFonts w:ascii="Arial" w:hAnsi="Arial" w:cs="Arial"/>
-          <w:sz w:val="28"/>
-          <w:szCs w:val="28"/>
+          <w:rFonts w:ascii="Times New Roman" w:hAnsi="Times New Roman" w:cs="Times New Roman"/>
+          <w:sz w:val="24"/>
+          <w:szCs w:val="24"/>
+        </w:rPr>
+      </w:pPr>
+      <w:r>
+        <w:rPr>
+          <w:rFonts w:ascii="Times New Roman" w:hAnsi="Times New Roman" w:cs="Times New Roman"/>
+          <w:sz w:val="24"/>
+          <w:szCs w:val="24"/>
         </w:rPr>
         <w:lastRenderedPageBreak/>
         <w:t>ESCOLA SENAI “José Polizotto”</w:t>
@@ -391,16 +401,16 @@
       <w:pPr>
         <w:jc w:val="center"/>
         <w:rPr>
-          <w:rFonts w:ascii="Arial" w:hAnsi="Arial" w:cs="Arial"/>
-          <w:sz w:val="28"/>
-          <w:szCs w:val="28"/>
-        </w:rPr>
-      </w:pPr>
-      <w:r>
-        <w:rPr>
-          <w:rFonts w:ascii="Arial" w:hAnsi="Arial" w:cs="Arial"/>
-          <w:sz w:val="28"/>
-          <w:szCs w:val="28"/>
+          <w:rFonts w:ascii="Times New Roman" w:hAnsi="Times New Roman" w:cs="Times New Roman"/>
+          <w:sz w:val="24"/>
+          <w:szCs w:val="24"/>
+        </w:rPr>
+      </w:pPr>
+      <w:r>
+        <w:rPr>
+          <w:rFonts w:ascii="Times New Roman" w:hAnsi="Times New Roman" w:cs="Times New Roman"/>
+          <w:sz w:val="24"/>
+          <w:szCs w:val="24"/>
         </w:rPr>
         <w:t>CURSO TÉCNICO EM DESENVOLVIMENTO DE SISTEMAS</w:t>
       </w:r>
@@ -408,9 +418,9 @@
     <w:p>
       <w:pPr>
         <w:rPr>
-          <w:rFonts w:ascii="Arial" w:hAnsi="Arial" w:cs="Arial"/>
-          <w:sz w:val="28"/>
-          <w:szCs w:val="28"/>
+          <w:rFonts w:ascii="Times New Roman" w:hAnsi="Times New Roman" w:cs="Times New Roman"/>
+          <w:sz w:val="24"/>
+          <w:szCs w:val="24"/>
         </w:rPr>
       </w:pPr>
     </w:p>
@@ -418,14 +428,14 @@
       <w:pPr>
         <w:jc w:val="center"/>
         <w:rPr>
-          <w:rFonts w:ascii="Arial" w:hAnsi="Arial" w:cs="Arial"/>
-          <w:sz w:val="24"/>
-          <w:szCs w:val="24"/>
-        </w:rPr>
-      </w:pPr>
-      <w:r>
-        <w:rPr>
-          <w:rFonts w:ascii="Arial" w:hAnsi="Arial" w:cs="Arial"/>
+          <w:rFonts w:ascii="Times New Roman" w:hAnsi="Times New Roman" w:cs="Times New Roman"/>
+          <w:sz w:val="24"/>
+          <w:szCs w:val="24"/>
+        </w:rPr>
+      </w:pPr>
+      <w:r>
+        <w:rPr>
+          <w:rFonts w:ascii="Times New Roman" w:hAnsi="Times New Roman" w:cs="Times New Roman"/>
           <w:sz w:val="24"/>
           <w:szCs w:val="24"/>
         </w:rPr>
@@ -436,14 +446,14 @@
       <w:pPr>
         <w:jc w:val="center"/>
         <w:rPr>
-          <w:rFonts w:ascii="Arial" w:hAnsi="Arial" w:cs="Arial"/>
-          <w:sz w:val="24"/>
-          <w:szCs w:val="24"/>
-        </w:rPr>
-      </w:pPr>
-      <w:r>
-        <w:rPr>
-          <w:rFonts w:ascii="Arial" w:hAnsi="Arial" w:cs="Arial"/>
+          <w:rFonts w:ascii="Times New Roman" w:hAnsi="Times New Roman" w:cs="Times New Roman"/>
+          <w:sz w:val="24"/>
+          <w:szCs w:val="24"/>
+        </w:rPr>
+      </w:pPr>
+      <w:r>
+        <w:rPr>
+          <w:rFonts w:ascii="Times New Roman" w:hAnsi="Times New Roman" w:cs="Times New Roman"/>
           <w:sz w:val="24"/>
           <w:szCs w:val="24"/>
         </w:rPr>
@@ -454,14 +464,14 @@
       <w:pPr>
         <w:jc w:val="center"/>
         <w:rPr>
-          <w:rFonts w:ascii="Arial" w:hAnsi="Arial" w:cs="Arial"/>
-          <w:sz w:val="24"/>
-          <w:szCs w:val="24"/>
-        </w:rPr>
-      </w:pPr>
-      <w:r>
-        <w:rPr>
-          <w:rFonts w:ascii="Arial" w:hAnsi="Arial" w:cs="Arial"/>
+          <w:rFonts w:ascii="Times New Roman" w:hAnsi="Times New Roman" w:cs="Times New Roman"/>
+          <w:sz w:val="24"/>
+          <w:szCs w:val="24"/>
+        </w:rPr>
+      </w:pPr>
+      <w:r>
+        <w:rPr>
+          <w:rFonts w:ascii="Times New Roman" w:hAnsi="Times New Roman" w:cs="Times New Roman"/>
           <w:sz w:val="24"/>
           <w:szCs w:val="24"/>
         </w:rPr>
@@ -472,14 +482,14 @@
       <w:pPr>
         <w:jc w:val="center"/>
         <w:rPr>
-          <w:rFonts w:ascii="Arial" w:hAnsi="Arial" w:cs="Arial"/>
-          <w:sz w:val="24"/>
-          <w:szCs w:val="24"/>
-        </w:rPr>
-      </w:pPr>
-      <w:r>
-        <w:rPr>
-          <w:rFonts w:ascii="Arial" w:hAnsi="Arial" w:cs="Arial"/>
+          <w:rFonts w:ascii="Times New Roman" w:hAnsi="Times New Roman" w:cs="Times New Roman"/>
+          <w:sz w:val="24"/>
+          <w:szCs w:val="24"/>
+        </w:rPr>
+      </w:pPr>
+      <w:r>
+        <w:rPr>
+          <w:rFonts w:ascii="Times New Roman" w:hAnsi="Times New Roman" w:cs="Times New Roman"/>
           <w:sz w:val="24"/>
           <w:szCs w:val="24"/>
         </w:rPr>
@@ -490,9 +500,9 @@
       <w:pPr>
         <w:jc w:val="center"/>
         <w:rPr>
-          <w:rFonts w:ascii="Arial" w:hAnsi="Arial" w:cs="Arial"/>
-          <w:sz w:val="28"/>
-          <w:szCs w:val="28"/>
+          <w:rFonts w:ascii="Times New Roman" w:hAnsi="Times New Roman" w:cs="Times New Roman"/>
+          <w:sz w:val="24"/>
+          <w:szCs w:val="24"/>
         </w:rPr>
       </w:pPr>
     </w:p>
@@ -500,9 +510,9 @@
       <w:pPr>
         <w:jc w:val="center"/>
         <w:rPr>
-          <w:rFonts w:ascii="Arial" w:hAnsi="Arial" w:cs="Arial"/>
-          <w:sz w:val="28"/>
-          <w:szCs w:val="28"/>
+          <w:rFonts w:ascii="Times New Roman" w:hAnsi="Times New Roman" w:cs="Times New Roman"/>
+          <w:sz w:val="24"/>
+          <w:szCs w:val="24"/>
         </w:rPr>
       </w:pPr>
     </w:p>
@@ -510,18 +520,18 @@
       <w:pPr>
         <w:jc w:val="center"/>
         <w:rPr>
-          <w:rFonts w:ascii="Arial" w:hAnsi="Arial" w:cs="Arial"/>
-          <w:b/>
-          <w:sz w:val="28"/>
-          <w:szCs w:val="28"/>
-        </w:rPr>
-      </w:pPr>
-      <w:r>
-        <w:rPr>
-          <w:rFonts w:ascii="Arial" w:hAnsi="Arial" w:cs="Arial"/>
-          <w:b/>
-          <w:sz w:val="28"/>
-          <w:szCs w:val="28"/>
+          <w:rFonts w:ascii="Times New Roman" w:hAnsi="Times New Roman" w:cs="Times New Roman"/>
+          <w:b/>
+          <w:sz w:val="24"/>
+          <w:szCs w:val="24"/>
+        </w:rPr>
+      </w:pPr>
+      <w:r>
+        <w:rPr>
+          <w:rFonts w:ascii="Times New Roman" w:hAnsi="Times New Roman" w:cs="Times New Roman"/>
+          <w:b/>
+          <w:sz w:val="24"/>
+          <w:szCs w:val="24"/>
         </w:rPr>
         <w:t>OH MY DOG! PET SHOP</w:t>
       </w:r>
@@ -532,14 +542,14 @@
         <w:ind w:left="3969"/>
         <w:jc w:val="both"/>
         <w:rPr>
-          <w:rFonts w:ascii="Arial" w:hAnsi="Arial" w:cs="Arial"/>
-          <w:sz w:val="24"/>
-          <w:szCs w:val="24"/>
-        </w:rPr>
-      </w:pPr>
-      <w:r>
-        <w:rPr>
-          <w:rFonts w:ascii="Arial" w:hAnsi="Arial" w:cs="Arial"/>
+          <w:rFonts w:ascii="Times New Roman" w:hAnsi="Times New Roman" w:cs="Times New Roman"/>
+          <w:sz w:val="24"/>
+          <w:szCs w:val="24"/>
+        </w:rPr>
+      </w:pPr>
+      <w:r>
+        <w:rPr>
+          <w:rFonts w:ascii="Times New Roman" w:hAnsi="Times New Roman" w:cs="Times New Roman"/>
           <w:sz w:val="24"/>
           <w:szCs w:val="24"/>
         </w:rPr>
@@ -552,14 +562,14 @@
         <w:ind w:left="3969"/>
         <w:jc w:val="both"/>
         <w:rPr>
-          <w:rFonts w:ascii="Arial" w:hAnsi="Arial" w:cs="Arial"/>
-          <w:sz w:val="24"/>
-          <w:szCs w:val="24"/>
-        </w:rPr>
-      </w:pPr>
-      <w:r>
-        <w:rPr>
-          <w:rFonts w:ascii="Arial" w:hAnsi="Arial" w:cs="Arial"/>
+          <w:rFonts w:ascii="Times New Roman" w:hAnsi="Times New Roman" w:cs="Times New Roman"/>
+          <w:sz w:val="24"/>
+          <w:szCs w:val="24"/>
+        </w:rPr>
+      </w:pPr>
+      <w:r>
+        <w:rPr>
+          <w:rFonts w:ascii="Times New Roman" w:hAnsi="Times New Roman" w:cs="Times New Roman"/>
           <w:sz w:val="24"/>
           <w:szCs w:val="24"/>
         </w:rPr>
@@ -572,14 +582,14 @@
         <w:ind w:left="3969"/>
         <w:jc w:val="both"/>
         <w:rPr>
-          <w:rFonts w:ascii="Arial" w:hAnsi="Arial" w:cs="Arial"/>
-          <w:sz w:val="24"/>
-          <w:szCs w:val="24"/>
-        </w:rPr>
-      </w:pPr>
-      <w:r>
-        <w:rPr>
-          <w:rFonts w:ascii="Arial" w:hAnsi="Arial" w:cs="Arial"/>
+          <w:rFonts w:ascii="Times New Roman" w:hAnsi="Times New Roman" w:cs="Times New Roman"/>
+          <w:sz w:val="24"/>
+          <w:szCs w:val="24"/>
+        </w:rPr>
+      </w:pPr>
+      <w:r>
+        <w:rPr>
+          <w:rFonts w:ascii="Times New Roman" w:hAnsi="Times New Roman" w:cs="Times New Roman"/>
           <w:sz w:val="24"/>
           <w:szCs w:val="24"/>
         </w:rPr>
@@ -587,7 +597,7 @@
       </w:r>
       <w:r>
         <w:rPr>
-          <w:rFonts w:ascii="Arial" w:hAnsi="Arial" w:cs="Arial"/>
+          <w:rFonts w:ascii="Times New Roman" w:hAnsi="Times New Roman" w:cs="Times New Roman"/>
           <w:sz w:val="24"/>
           <w:szCs w:val="24"/>
         </w:rPr>
@@ -601,14 +611,14 @@
         <w:ind w:left="3969"/>
         <w:jc w:val="both"/>
         <w:rPr>
-          <w:rFonts w:ascii="Arial" w:hAnsi="Arial" w:cs="Arial"/>
-          <w:sz w:val="24"/>
-          <w:szCs w:val="24"/>
-        </w:rPr>
-      </w:pPr>
-      <w:r>
-        <w:rPr>
-          <w:rFonts w:ascii="Arial" w:hAnsi="Arial" w:cs="Arial"/>
+          <w:rFonts w:ascii="Times New Roman" w:hAnsi="Times New Roman" w:cs="Times New Roman"/>
+          <w:sz w:val="24"/>
+          <w:szCs w:val="24"/>
+        </w:rPr>
+      </w:pPr>
+      <w:r>
+        <w:rPr>
+          <w:rFonts w:ascii="Times New Roman" w:hAnsi="Times New Roman" w:cs="Times New Roman"/>
           <w:sz w:val="24"/>
           <w:szCs w:val="24"/>
         </w:rPr>
@@ -621,7 +631,7 @@
         <w:ind w:left="3969"/>
         <w:jc w:val="both"/>
         <w:rPr>
-          <w:rFonts w:ascii="Arial" w:hAnsi="Arial" w:cs="Arial"/>
+          <w:rFonts w:ascii="Times New Roman" w:hAnsi="Times New Roman" w:cs="Times New Roman"/>
           <w:sz w:val="24"/>
           <w:szCs w:val="24"/>
         </w:rPr>
@@ -633,7 +643,7 @@
         <w:ind w:left="3969"/>
         <w:jc w:val="both"/>
         <w:rPr>
-          <w:rFonts w:ascii="Arial" w:hAnsi="Arial" w:cs="Arial"/>
+          <w:rFonts w:ascii="Times New Roman" w:hAnsi="Times New Roman" w:cs="Times New Roman"/>
           <w:sz w:val="24"/>
           <w:szCs w:val="24"/>
         </w:rPr>
@@ -645,7 +655,7 @@
         <w:ind w:left="3969"/>
         <w:jc w:val="both"/>
         <w:rPr>
-          <w:rFonts w:ascii="Arial" w:hAnsi="Arial" w:cs="Arial"/>
+          <w:rFonts w:ascii="Times New Roman" w:hAnsi="Times New Roman" w:cs="Times New Roman"/>
           <w:sz w:val="24"/>
           <w:szCs w:val="24"/>
         </w:rPr>
@@ -657,7 +667,7 @@
         <w:ind w:left="3969"/>
         <w:jc w:val="both"/>
         <w:rPr>
-          <w:rFonts w:ascii="Arial" w:hAnsi="Arial" w:cs="Arial"/>
+          <w:rFonts w:ascii="Times New Roman" w:hAnsi="Times New Roman" w:cs="Times New Roman"/>
           <w:sz w:val="24"/>
           <w:szCs w:val="24"/>
         </w:rPr>
@@ -669,7 +679,7 @@
         <w:ind w:left="3969"/>
         <w:jc w:val="both"/>
         <w:rPr>
-          <w:rFonts w:ascii="Arial" w:hAnsi="Arial" w:cs="Arial"/>
+          <w:rFonts w:ascii="Times New Roman" w:hAnsi="Times New Roman" w:cs="Times New Roman"/>
           <w:sz w:val="24"/>
           <w:szCs w:val="24"/>
         </w:rPr>
@@ -681,7 +691,7 @@
         <w:ind w:left="3969"/>
         <w:jc w:val="both"/>
         <w:rPr>
-          <w:rFonts w:ascii="Arial" w:hAnsi="Arial" w:cs="Arial"/>
+          <w:rFonts w:ascii="Times New Roman" w:hAnsi="Times New Roman" w:cs="Times New Roman"/>
           <w:sz w:val="24"/>
           <w:szCs w:val="24"/>
         </w:rPr>
@@ -692,7 +702,7 @@
         <w:spacing w:line="240" w:lineRule="auto"/>
         <w:jc w:val="center"/>
         <w:rPr>
-          <w:rFonts w:ascii="Arial" w:hAnsi="Arial" w:cs="Arial"/>
+          <w:rFonts w:ascii="Times New Roman" w:hAnsi="Times New Roman" w:cs="Times New Roman"/>
           <w:sz w:val="24"/>
           <w:szCs w:val="24"/>
         </w:rPr>
@@ -703,7 +713,7 @@
         <w:spacing w:line="240" w:lineRule="auto"/>
         <w:jc w:val="center"/>
         <w:rPr>
-          <w:rFonts w:ascii="Arial" w:hAnsi="Arial" w:cs="Arial"/>
+          <w:rFonts w:ascii="Times New Roman" w:hAnsi="Times New Roman" w:cs="Times New Roman"/>
           <w:sz w:val="24"/>
           <w:szCs w:val="24"/>
         </w:rPr>
@@ -714,7 +724,7 @@
         <w:spacing w:line="240" w:lineRule="auto"/>
         <w:jc w:val="center"/>
         <w:rPr>
-          <w:rFonts w:ascii="Arial" w:hAnsi="Arial" w:cs="Arial"/>
+          <w:rFonts w:ascii="Times New Roman" w:hAnsi="Times New Roman" w:cs="Times New Roman"/>
           <w:sz w:val="24"/>
           <w:szCs w:val="24"/>
         </w:rPr>
@@ -725,7 +735,7 @@
         <w:spacing w:line="240" w:lineRule="auto"/>
         <w:jc w:val="center"/>
         <w:rPr>
-          <w:rFonts w:ascii="Arial" w:hAnsi="Arial" w:cs="Arial"/>
+          <w:rFonts w:ascii="Times New Roman" w:hAnsi="Times New Roman" w:cs="Times New Roman"/>
           <w:sz w:val="24"/>
           <w:szCs w:val="24"/>
         </w:rPr>
@@ -736,7 +746,7 @@
         <w:spacing w:line="240" w:lineRule="auto"/>
         <w:jc w:val="center"/>
         <w:rPr>
-          <w:rFonts w:ascii="Arial" w:hAnsi="Arial" w:cs="Arial"/>
+          <w:rFonts w:ascii="Times New Roman" w:hAnsi="Times New Roman" w:cs="Times New Roman"/>
           <w:sz w:val="24"/>
           <w:szCs w:val="24"/>
         </w:rPr>
@@ -747,7 +757,7 @@
         <w:spacing w:line="240" w:lineRule="auto"/>
         <w:jc w:val="center"/>
         <w:rPr>
-          <w:rFonts w:ascii="Arial" w:hAnsi="Arial" w:cs="Arial"/>
+          <w:rFonts w:ascii="Times New Roman" w:hAnsi="Times New Roman" w:cs="Times New Roman"/>
           <w:sz w:val="24"/>
           <w:szCs w:val="24"/>
         </w:rPr>
@@ -758,7 +768,7 @@
         <w:spacing w:line="240" w:lineRule="auto"/>
         <w:jc w:val="center"/>
         <w:rPr>
-          <w:rFonts w:ascii="Arial" w:hAnsi="Arial" w:cs="Arial"/>
+          <w:rFonts w:ascii="Times New Roman" w:hAnsi="Times New Roman" w:cs="Times New Roman"/>
           <w:sz w:val="24"/>
           <w:szCs w:val="24"/>
         </w:rPr>
@@ -769,33 +779,55 @@
         <w:spacing w:line="240" w:lineRule="auto"/>
         <w:jc w:val="center"/>
         <w:rPr>
-          <w:rFonts w:ascii="Arial" w:hAnsi="Arial" w:cs="Arial"/>
-          <w:sz w:val="24"/>
-          <w:szCs w:val="24"/>
-        </w:rPr>
-      </w:pPr>
-      <w:r>
-        <w:rPr>
-          <w:rFonts w:ascii="Arial" w:hAnsi="Arial" w:cs="Arial"/>
-          <w:sz w:val="24"/>
-          <w:szCs w:val="24"/>
-        </w:rPr>
-        <w:t>GARÇA</w:t>
-      </w:r>
+          <w:rFonts w:ascii="Times New Roman" w:hAnsi="Times New Roman" w:cs="Times New Roman"/>
+          <w:sz w:val="24"/>
+          <w:szCs w:val="24"/>
+        </w:rPr>
+      </w:pPr>
     </w:p>
     <w:p>
       <w:pPr>
         <w:spacing w:line="240" w:lineRule="auto"/>
         <w:jc w:val="center"/>
         <w:rPr>
-          <w:rFonts w:ascii="Arial" w:hAnsi="Arial" w:cs="Arial"/>
-          <w:sz w:val="24"/>
-          <w:szCs w:val="24"/>
-        </w:rPr>
-      </w:pPr>
-      <w:r>
-        <w:rPr>
-          <w:rFonts w:ascii="Arial" w:hAnsi="Arial" w:cs="Arial"/>
+          <w:rFonts w:ascii="Times New Roman" w:hAnsi="Times New Roman" w:cs="Times New Roman"/>
+          <w:sz w:val="24"/>
+          <w:szCs w:val="24"/>
+        </w:rPr>
+      </w:pPr>
+    </w:p>
+    <w:p>
+      <w:pPr>
+        <w:spacing w:line="240" w:lineRule="auto"/>
+        <w:jc w:val="center"/>
+        <w:rPr>
+          <w:rFonts w:ascii="Times New Roman" w:hAnsi="Times New Roman" w:cs="Times New Roman"/>
+          <w:sz w:val="24"/>
+          <w:szCs w:val="24"/>
+        </w:rPr>
+      </w:pPr>
+      <w:r>
+        <w:rPr>
+          <w:rFonts w:ascii="Times New Roman" w:hAnsi="Times New Roman" w:cs="Times New Roman"/>
+          <w:sz w:val="24"/>
+          <w:szCs w:val="24"/>
+        </w:rPr>
+        <w:t>GARÇA</w:t>
+      </w:r>
+    </w:p>
+    <w:p>
+      <w:pPr>
+        <w:spacing w:line="240" w:lineRule="auto"/>
+        <w:jc w:val="center"/>
+        <w:rPr>
+          <w:rFonts w:ascii="Times New Roman" w:hAnsi="Times New Roman" w:cs="Times New Roman"/>
+          <w:sz w:val="24"/>
+          <w:szCs w:val="24"/>
+        </w:rPr>
+      </w:pPr>
+      <w:r>
+        <w:rPr>
+          <w:rFonts w:ascii="Times New Roman" w:hAnsi="Times New Roman" w:cs="Times New Roman"/>
           <w:sz w:val="24"/>
           <w:szCs w:val="24"/>
         </w:rPr>
@@ -809,11 +841,12 @@
         <w:outlineLvl w:val="0"/>
         <w:rPr>
           <w:rFonts w:ascii="Times New Roman" w:hAnsi="Times New Roman" w:cs="Times New Roman"/>
-          <w:sz w:val="24"/>
-          <w:szCs w:val="24"/>
-        </w:rPr>
-      </w:pPr>
-      <w:bookmarkStart w:id="0" w:name="_Toc215495310"/>
+          <w:b/>
+          <w:sz w:val="24"/>
+          <w:szCs w:val="24"/>
+        </w:rPr>
+      </w:pPr>
+      <w:bookmarkStart w:id="0" w:name="_Toc216074207"/>
       <w:r>
         <w:rPr>
           <w:rFonts w:ascii="Times New Roman" w:hAnsi="Times New Roman" w:cs="Times New Roman"/>
@@ -825,6 +858,18 @@
         <w:t>RESUMO</w:t>
       </w:r>
       <w:bookmarkEnd w:id="0"/>
+    </w:p>
+    <w:p>
+      <w:pPr>
+        <w:spacing w:after="0" w:line="240" w:lineRule="auto"/>
+        <w:jc w:val="center"/>
+        <w:outlineLvl w:val="0"/>
+        <w:rPr>
+          <w:rFonts w:ascii="Times New Roman" w:hAnsi="Times New Roman" w:cs="Times New Roman"/>
+          <w:sz w:val="24"/>
+          <w:szCs w:val="24"/>
+        </w:rPr>
+      </w:pPr>
     </w:p>
     <w:p>
       <w:pPr>
@@ -1048,228 +1093,6 @@
     </w:p>
     <w:p>
       <w:pPr>
-        <w:spacing w:line="240" w:lineRule="auto"/>
-        <w:rPr>
-          <w:rFonts w:ascii="Times New Roman" w:hAnsi="Times New Roman" w:cs="Times New Roman"/>
-          <w:sz w:val="24"/>
-          <w:szCs w:val="24"/>
-        </w:rPr>
-      </w:pPr>
-    </w:p>
-    <w:p>
-      <w:pPr>
-        <w:spacing w:line="240" w:lineRule="auto"/>
-        <w:jc w:val="center"/>
-        <w:rPr>
-          <w:rFonts w:ascii="Times New Roman" w:hAnsi="Times New Roman" w:cs="Times New Roman"/>
-          <w:sz w:val="24"/>
-          <w:szCs w:val="24"/>
-          <w:u w:val="single"/>
-        </w:rPr>
-      </w:pPr>
-    </w:p>
-    <w:p>
-      <w:pPr>
-        <w:spacing w:line="240" w:lineRule="auto"/>
-        <w:jc w:val="center"/>
-        <w:rPr>
-          <w:rFonts w:ascii="Times New Roman" w:hAnsi="Times New Roman" w:cs="Times New Roman"/>
-          <w:sz w:val="24"/>
-          <w:szCs w:val="24"/>
-        </w:rPr>
-      </w:pPr>
-    </w:p>
-    <w:p>
-      <w:pPr>
-        <w:spacing w:line="240" w:lineRule="auto"/>
-        <w:jc w:val="center"/>
-        <w:rPr>
-          <w:rFonts w:ascii="Times New Roman" w:hAnsi="Times New Roman" w:cs="Times New Roman"/>
-          <w:sz w:val="24"/>
-          <w:szCs w:val="24"/>
-        </w:rPr>
-      </w:pPr>
-    </w:p>
-    <w:p>
-      <w:pPr>
-        <w:spacing w:line="240" w:lineRule="auto"/>
-        <w:jc w:val="center"/>
-        <w:rPr>
-          <w:rFonts w:ascii="Times New Roman" w:hAnsi="Times New Roman" w:cs="Times New Roman"/>
-          <w:sz w:val="24"/>
-          <w:szCs w:val="24"/>
-        </w:rPr>
-      </w:pPr>
-    </w:p>
-    <w:p>
-      <w:pPr>
-        <w:spacing w:line="240" w:lineRule="auto"/>
-        <w:jc w:val="center"/>
-        <w:rPr>
-          <w:rFonts w:ascii="Times New Roman" w:hAnsi="Times New Roman" w:cs="Times New Roman"/>
-          <w:sz w:val="24"/>
-          <w:szCs w:val="24"/>
-        </w:rPr>
-      </w:pPr>
-    </w:p>
-    <w:p>
-      <w:pPr>
-        <w:spacing w:line="240" w:lineRule="auto"/>
-        <w:jc w:val="center"/>
-        <w:rPr>
-          <w:rFonts w:ascii="Times New Roman" w:hAnsi="Times New Roman" w:cs="Times New Roman"/>
-          <w:sz w:val="24"/>
-          <w:szCs w:val="24"/>
-        </w:rPr>
-      </w:pPr>
-    </w:p>
-    <w:p>
-      <w:pPr>
-        <w:spacing w:line="240" w:lineRule="auto"/>
-        <w:jc w:val="center"/>
-        <w:rPr>
-          <w:rFonts w:ascii="Times New Roman" w:hAnsi="Times New Roman" w:cs="Times New Roman"/>
-          <w:sz w:val="24"/>
-          <w:szCs w:val="24"/>
-        </w:rPr>
-      </w:pPr>
-    </w:p>
-    <w:p>
-      <w:pPr>
-        <w:spacing w:line="240" w:lineRule="auto"/>
-        <w:jc w:val="center"/>
-        <w:rPr>
-          <w:rFonts w:ascii="Times New Roman" w:hAnsi="Times New Roman" w:cs="Times New Roman"/>
-          <w:sz w:val="24"/>
-          <w:szCs w:val="24"/>
-        </w:rPr>
-      </w:pPr>
-    </w:p>
-    <w:p>
-      <w:pPr>
-        <w:spacing w:line="240" w:lineRule="auto"/>
-        <w:jc w:val="center"/>
-        <w:rPr>
-          <w:rFonts w:ascii="Times New Roman" w:hAnsi="Times New Roman" w:cs="Times New Roman"/>
-          <w:sz w:val="24"/>
-          <w:szCs w:val="24"/>
-        </w:rPr>
-      </w:pPr>
-    </w:p>
-    <w:p>
-      <w:pPr>
-        <w:spacing w:line="240" w:lineRule="auto"/>
-        <w:jc w:val="center"/>
-        <w:rPr>
-          <w:rFonts w:ascii="Times New Roman" w:hAnsi="Times New Roman" w:cs="Times New Roman"/>
-          <w:sz w:val="24"/>
-          <w:szCs w:val="24"/>
-        </w:rPr>
-      </w:pPr>
-    </w:p>
-    <w:p>
-      <w:pPr>
-        <w:spacing w:line="240" w:lineRule="auto"/>
-        <w:jc w:val="center"/>
-        <w:rPr>
-          <w:rFonts w:ascii="Times New Roman" w:hAnsi="Times New Roman" w:cs="Times New Roman"/>
-          <w:sz w:val="24"/>
-          <w:szCs w:val="24"/>
-        </w:rPr>
-      </w:pPr>
-    </w:p>
-    <w:p>
-      <w:pPr>
-        <w:spacing w:line="240" w:lineRule="auto"/>
-        <w:jc w:val="center"/>
-        <w:rPr>
-          <w:rFonts w:ascii="Times New Roman" w:hAnsi="Times New Roman" w:cs="Times New Roman"/>
-          <w:sz w:val="24"/>
-          <w:szCs w:val="24"/>
-        </w:rPr>
-      </w:pPr>
-    </w:p>
-    <w:p>
-      <w:pPr>
-        <w:spacing w:line="240" w:lineRule="auto"/>
-        <w:jc w:val="center"/>
-        <w:rPr>
-          <w:rFonts w:ascii="Times New Roman" w:hAnsi="Times New Roman" w:cs="Times New Roman"/>
-          <w:sz w:val="24"/>
-          <w:szCs w:val="24"/>
-        </w:rPr>
-      </w:pPr>
-    </w:p>
-    <w:p>
-      <w:pPr>
-        <w:spacing w:line="240" w:lineRule="auto"/>
-        <w:jc w:val="center"/>
-        <w:rPr>
-          <w:rFonts w:ascii="Times New Roman" w:hAnsi="Times New Roman" w:cs="Times New Roman"/>
-          <w:sz w:val="24"/>
-          <w:szCs w:val="24"/>
-        </w:rPr>
-      </w:pPr>
-    </w:p>
-    <w:p>
-      <w:pPr>
-        <w:spacing w:line="240" w:lineRule="auto"/>
-        <w:jc w:val="center"/>
-        <w:rPr>
-          <w:rFonts w:ascii="Times New Roman" w:hAnsi="Times New Roman" w:cs="Times New Roman"/>
-          <w:sz w:val="24"/>
-          <w:szCs w:val="24"/>
-        </w:rPr>
-      </w:pPr>
-    </w:p>
-    <w:p>
-      <w:pPr>
-        <w:spacing w:line="360" w:lineRule="auto"/>
-        <w:rPr>
-          <w:rFonts w:ascii="Times New Roman" w:hAnsi="Times New Roman" w:cs="Times New Roman"/>
-          <w:b/>
-          <w:sz w:val="24"/>
-          <w:szCs w:val="24"/>
-        </w:rPr>
-      </w:pPr>
-    </w:p>
-    <w:p>
-      <w:pPr>
-        <w:spacing w:line="360" w:lineRule="auto"/>
-        <w:rPr>
-          <w:rFonts w:ascii="Times New Roman" w:hAnsi="Times New Roman" w:cs="Times New Roman"/>
-          <w:sz w:val="24"/>
-          <w:szCs w:val="24"/>
-        </w:rPr>
-      </w:pPr>
-    </w:p>
-    <w:p>
-      <w:pPr>
-        <w:spacing w:after="0" w:line="240" w:lineRule="auto"/>
-        <w:jc w:val="center"/>
-        <w:outlineLvl w:val="0"/>
-        <w:rPr>
-          <w:rFonts w:ascii="Times New Roman" w:hAnsi="Times New Roman" w:cs="Times New Roman"/>
-          <w:b/>
-          <w:sz w:val="24"/>
-          <w:szCs w:val="24"/>
-        </w:rPr>
-      </w:pPr>
-      <w:bookmarkStart w:id="1" w:name="_Toc215495311"/>
-      <w:r>
-        <w:rPr>
-          <w:rFonts w:ascii="Times New Roman" w:hAnsi="Times New Roman" w:cs="Times New Roman"/>
-          <w:b/>
-          <w:sz w:val="24"/>
-          <w:szCs w:val="24"/>
-        </w:rPr>
-        <w:lastRenderedPageBreak/>
-        <w:t>ABSTRACT</w:t>
-      </w:r>
-      <w:bookmarkEnd w:id="1"/>
-    </w:p>
-    <w:p>
-      <w:pPr>
         <w:spacing w:after="0" w:line="360" w:lineRule="auto"/>
         <w:ind w:firstLine="709"/>
         <w:jc w:val="both"/>
@@ -1282,6 +1105,279 @@
       <w:r>
         <w:rPr>
           <w:rFonts w:ascii="Times New Roman" w:hAnsi="Times New Roman" w:cs="Times New Roman"/>
+          <w:b/>
+          <w:sz w:val="24"/>
+          <w:szCs w:val="24"/>
+        </w:rPr>
+        <w:t>Palavras-chave:</w:t>
+      </w:r>
+      <w:r>
+        <w:rPr>
+          <w:rFonts w:ascii="Times New Roman" w:hAnsi="Times New Roman" w:cs="Times New Roman"/>
+          <w:sz w:val="24"/>
+          <w:szCs w:val="24"/>
+        </w:rPr>
+        <w:t xml:space="preserve"> </w:t>
+      </w:r>
+      <w:r>
+        <w:rPr>
+          <w:rFonts w:ascii="Times New Roman" w:hAnsi="Times New Roman" w:cs="Times New Roman"/>
+          <w:sz w:val="24"/>
+          <w:szCs w:val="24"/>
+        </w:rPr>
+        <w:t>Inovações; site; produtos; pet; eficiência.</w:t>
+      </w:r>
+    </w:p>
+    <w:p>
+      <w:pPr>
+        <w:spacing w:after="0" w:line="360" w:lineRule="auto"/>
+        <w:ind w:firstLine="709"/>
+        <w:jc w:val="both"/>
+        <w:rPr>
+          <w:rFonts w:ascii="Times New Roman" w:hAnsi="Times New Roman" w:cs="Times New Roman"/>
+          <w:sz w:val="24"/>
+          <w:szCs w:val="24"/>
+        </w:rPr>
+      </w:pPr>
+    </w:p>
+    <w:p>
+      <w:pPr>
+        <w:spacing w:line="240" w:lineRule="auto"/>
+        <w:jc w:val="center"/>
+        <w:rPr>
+          <w:rFonts w:ascii="Times New Roman" w:hAnsi="Times New Roman" w:cs="Times New Roman"/>
+          <w:sz w:val="24"/>
+          <w:szCs w:val="24"/>
+          <w:u w:val="single"/>
+        </w:rPr>
+      </w:pPr>
+    </w:p>
+    <w:p>
+      <w:pPr>
+        <w:spacing w:line="240" w:lineRule="auto"/>
+        <w:jc w:val="center"/>
+        <w:rPr>
+          <w:rFonts w:ascii="Times New Roman" w:hAnsi="Times New Roman" w:cs="Times New Roman"/>
+          <w:sz w:val="24"/>
+          <w:szCs w:val="24"/>
+        </w:rPr>
+      </w:pPr>
+    </w:p>
+    <w:p>
+      <w:pPr>
+        <w:spacing w:line="240" w:lineRule="auto"/>
+        <w:jc w:val="center"/>
+        <w:rPr>
+          <w:rFonts w:ascii="Times New Roman" w:hAnsi="Times New Roman" w:cs="Times New Roman"/>
+          <w:sz w:val="24"/>
+          <w:szCs w:val="24"/>
+        </w:rPr>
+      </w:pPr>
+    </w:p>
+    <w:p>
+      <w:pPr>
+        <w:spacing w:line="240" w:lineRule="auto"/>
+        <w:jc w:val="center"/>
+        <w:rPr>
+          <w:rFonts w:ascii="Times New Roman" w:hAnsi="Times New Roman" w:cs="Times New Roman"/>
+          <w:sz w:val="24"/>
+          <w:szCs w:val="24"/>
+        </w:rPr>
+      </w:pPr>
+    </w:p>
+    <w:p>
+      <w:pPr>
+        <w:spacing w:line="240" w:lineRule="auto"/>
+        <w:jc w:val="center"/>
+        <w:rPr>
+          <w:rFonts w:ascii="Times New Roman" w:hAnsi="Times New Roman" w:cs="Times New Roman"/>
+          <w:sz w:val="24"/>
+          <w:szCs w:val="24"/>
+        </w:rPr>
+      </w:pPr>
+    </w:p>
+    <w:p>
+      <w:pPr>
+        <w:spacing w:line="240" w:lineRule="auto"/>
+        <w:jc w:val="center"/>
+        <w:rPr>
+          <w:rFonts w:ascii="Times New Roman" w:hAnsi="Times New Roman" w:cs="Times New Roman"/>
+          <w:sz w:val="24"/>
+          <w:szCs w:val="24"/>
+        </w:rPr>
+      </w:pPr>
+    </w:p>
+    <w:p>
+      <w:pPr>
+        <w:spacing w:line="240" w:lineRule="auto"/>
+        <w:jc w:val="center"/>
+        <w:rPr>
+          <w:rFonts w:ascii="Times New Roman" w:hAnsi="Times New Roman" w:cs="Times New Roman"/>
+          <w:sz w:val="24"/>
+          <w:szCs w:val="24"/>
+        </w:rPr>
+      </w:pPr>
+    </w:p>
+    <w:p>
+      <w:pPr>
+        <w:spacing w:line="240" w:lineRule="auto"/>
+        <w:jc w:val="center"/>
+        <w:rPr>
+          <w:rFonts w:ascii="Times New Roman" w:hAnsi="Times New Roman" w:cs="Times New Roman"/>
+          <w:sz w:val="24"/>
+          <w:szCs w:val="24"/>
+        </w:rPr>
+      </w:pPr>
+    </w:p>
+    <w:p>
+      <w:pPr>
+        <w:spacing w:line="240" w:lineRule="auto"/>
+        <w:jc w:val="center"/>
+        <w:rPr>
+          <w:rFonts w:ascii="Times New Roman" w:hAnsi="Times New Roman" w:cs="Times New Roman"/>
+          <w:sz w:val="24"/>
+          <w:szCs w:val="24"/>
+        </w:rPr>
+      </w:pPr>
+    </w:p>
+    <w:p>
+      <w:pPr>
+        <w:spacing w:line="240" w:lineRule="auto"/>
+        <w:jc w:val="center"/>
+        <w:rPr>
+          <w:rFonts w:ascii="Times New Roman" w:hAnsi="Times New Roman" w:cs="Times New Roman"/>
+          <w:sz w:val="24"/>
+          <w:szCs w:val="24"/>
+        </w:rPr>
+      </w:pPr>
+    </w:p>
+    <w:p>
+      <w:pPr>
+        <w:spacing w:line="240" w:lineRule="auto"/>
+        <w:jc w:val="center"/>
+        <w:rPr>
+          <w:rFonts w:ascii="Times New Roman" w:hAnsi="Times New Roman" w:cs="Times New Roman"/>
+          <w:sz w:val="24"/>
+          <w:szCs w:val="24"/>
+        </w:rPr>
+      </w:pPr>
+    </w:p>
+    <w:p>
+      <w:pPr>
+        <w:spacing w:line="240" w:lineRule="auto"/>
+        <w:jc w:val="center"/>
+        <w:rPr>
+          <w:rFonts w:ascii="Times New Roman" w:hAnsi="Times New Roman" w:cs="Times New Roman"/>
+          <w:sz w:val="24"/>
+          <w:szCs w:val="24"/>
+        </w:rPr>
+      </w:pPr>
+    </w:p>
+    <w:p>
+      <w:pPr>
+        <w:spacing w:line="240" w:lineRule="auto"/>
+        <w:jc w:val="center"/>
+        <w:rPr>
+          <w:rFonts w:ascii="Times New Roman" w:hAnsi="Times New Roman" w:cs="Times New Roman"/>
+          <w:sz w:val="24"/>
+          <w:szCs w:val="24"/>
+        </w:rPr>
+      </w:pPr>
+    </w:p>
+    <w:p>
+      <w:pPr>
+        <w:spacing w:line="240" w:lineRule="auto"/>
+        <w:jc w:val="center"/>
+        <w:rPr>
+          <w:rFonts w:ascii="Times New Roman" w:hAnsi="Times New Roman" w:cs="Times New Roman"/>
+          <w:sz w:val="24"/>
+          <w:szCs w:val="24"/>
+        </w:rPr>
+      </w:pPr>
+    </w:p>
+    <w:p>
+      <w:pPr>
+        <w:spacing w:line="240" w:lineRule="auto"/>
+        <w:jc w:val="center"/>
+        <w:rPr>
+          <w:rFonts w:ascii="Times New Roman" w:hAnsi="Times New Roman" w:cs="Times New Roman"/>
+          <w:sz w:val="24"/>
+          <w:szCs w:val="24"/>
+        </w:rPr>
+      </w:pPr>
+    </w:p>
+    <w:p>
+      <w:pPr>
+        <w:spacing w:line="360" w:lineRule="auto"/>
+        <w:rPr>
+          <w:rFonts w:ascii="Times New Roman" w:hAnsi="Times New Roman" w:cs="Times New Roman"/>
+          <w:b/>
+          <w:sz w:val="24"/>
+          <w:szCs w:val="24"/>
+        </w:rPr>
+      </w:pPr>
+    </w:p>
+    <w:p>
+      <w:pPr>
+        <w:spacing w:line="360" w:lineRule="auto"/>
+        <w:rPr>
+          <w:rFonts w:ascii="Times New Roman" w:hAnsi="Times New Roman" w:cs="Times New Roman"/>
+          <w:sz w:val="24"/>
+          <w:szCs w:val="24"/>
+        </w:rPr>
+      </w:pPr>
+    </w:p>
+    <w:p>
+      <w:pPr>
+        <w:spacing w:after="0" w:line="240" w:lineRule="auto"/>
+        <w:jc w:val="center"/>
+        <w:outlineLvl w:val="0"/>
+        <w:rPr>
+          <w:rFonts w:ascii="Times New Roman" w:hAnsi="Times New Roman" w:cs="Times New Roman"/>
+          <w:b/>
+          <w:sz w:val="24"/>
+          <w:szCs w:val="24"/>
+        </w:rPr>
+      </w:pPr>
+      <w:bookmarkStart w:id="1" w:name="_Toc216074208"/>
+      <w:r>
+        <w:rPr>
+          <w:rFonts w:ascii="Times New Roman" w:hAnsi="Times New Roman" w:cs="Times New Roman"/>
+          <w:b/>
+          <w:sz w:val="24"/>
+          <w:szCs w:val="24"/>
+        </w:rPr>
+        <w:t>ABSTRACT</w:t>
+      </w:r>
+      <w:bookmarkEnd w:id="1"/>
+    </w:p>
+    <w:p>
+      <w:pPr>
+        <w:spacing w:after="0" w:line="240" w:lineRule="auto"/>
+        <w:jc w:val="center"/>
+        <w:outlineLvl w:val="0"/>
+        <w:rPr>
+          <w:rFonts w:ascii="Times New Roman" w:hAnsi="Times New Roman" w:cs="Times New Roman"/>
+          <w:b/>
+          <w:sz w:val="24"/>
+          <w:szCs w:val="24"/>
+        </w:rPr>
+      </w:pPr>
+    </w:p>
+    <w:p>
+      <w:pPr>
+        <w:spacing w:after="0" w:line="360" w:lineRule="auto"/>
+        <w:ind w:firstLine="709"/>
+        <w:jc w:val="both"/>
+        <w:rPr>
+          <w:rFonts w:ascii="Times New Roman" w:hAnsi="Times New Roman" w:cs="Times New Roman"/>
+          <w:sz w:val="24"/>
+          <w:szCs w:val="24"/>
+        </w:rPr>
+      </w:pPr>
+      <w:r>
+        <w:rPr>
+          <w:rFonts w:ascii="Times New Roman" w:hAnsi="Times New Roman" w:cs="Times New Roman"/>
           <w:sz w:val="24"/>
           <w:szCs w:val="24"/>
         </w:rPr>
@@ -1294,6 +1390,35 @@
           <w:szCs w:val="24"/>
         </w:rPr>
         <w:t>.</w:t>
+      </w:r>
+    </w:p>
+    <w:p>
+      <w:pPr>
+        <w:spacing w:after="0" w:line="360" w:lineRule="auto"/>
+        <w:ind w:firstLine="709"/>
+        <w:jc w:val="both"/>
+        <w:rPr>
+          <w:rFonts w:ascii="Times New Roman" w:hAnsi="Times New Roman" w:cs="Times New Roman"/>
+          <w:sz w:val="24"/>
+          <w:szCs w:val="24"/>
+        </w:rPr>
+      </w:pPr>
+      <w:r>
+        <w:rPr>
+          <w:rFonts w:ascii="Times New Roman" w:hAnsi="Times New Roman" w:cs="Times New Roman"/>
+          <w:b/>
+          <w:sz w:val="24"/>
+          <w:szCs w:val="24"/>
+        </w:rPr>
+        <w:t>Keywords:</w:t>
+      </w:r>
+      <w:r>
+        <w:rPr>
+          <w:rFonts w:ascii="Times New Roman" w:hAnsi="Times New Roman" w:cs="Times New Roman"/>
+          <w:sz w:val="24"/>
+          <w:szCs w:val="24"/>
+        </w:rPr>
+        <w:t xml:space="preserve"> Innovations; website; products; pet; efficiency.</w:t>
       </w:r>
     </w:p>
     <w:p>
@@ -1500,7 +1625,6 @@
           <w:sz w:val="24"/>
           <w:szCs w:val="24"/>
         </w:rPr>
-        <w:lastRenderedPageBreak/>
         <w:t>SUMÁRIO</w:t>
       </w:r>
     </w:p>
@@ -1552,7 +1676,7 @@
           <w:r>
             <w:fldChar w:fldCharType="separate"/>
           </w:r>
-          <w:hyperlink w:anchor="_Toc215495310" w:history="1">
+          <w:hyperlink w:anchor="_Toc216074207" w:history="1">
             <w:r>
               <w:rPr>
                 <w:rStyle w:val="Hyperlink"/>
@@ -1581,7 +1705,7 @@
                 <w:noProof/>
                 <w:webHidden/>
               </w:rPr>
-              <w:instrText xml:space="preserve"> PAGEREF _Toc215495310 \h </w:instrText>
+              <w:instrText xml:space="preserve"> PAGEREF _Toc216074207 \h </w:instrText>
             </w:r>
             <w:r>
               <w:rPr>
@@ -1624,7 +1748,7 @@
               <w:lang w:eastAsia="pt-BR"/>
             </w:rPr>
           </w:pPr>
-          <w:hyperlink w:anchor="_Toc215495311" w:history="1">
+          <w:hyperlink w:anchor="_Toc216074208" w:history="1">
             <w:r>
               <w:rPr>
                 <w:rStyle w:val="Hyperlink"/>
@@ -1653,7 +1777,7 @@
                 <w:noProof/>
                 <w:webHidden/>
               </w:rPr>
-              <w:instrText xml:space="preserve"> PAGEREF _Toc215495311 \h </w:instrText>
+              <w:instrText xml:space="preserve"> PAGEREF _Toc216074208 \h </w:instrText>
             </w:r>
             <w:r>
               <w:rPr>
@@ -1696,7 +1820,7 @@
               <w:lang w:eastAsia="pt-BR"/>
             </w:rPr>
           </w:pPr>
-          <w:hyperlink w:anchor="_Toc215495312" w:history="1">
+          <w:hyperlink w:anchor="_Toc216074209" w:history="1">
             <w:r>
               <w:rPr>
                 <w:rStyle w:val="Hyperlink"/>
@@ -1725,7 +1849,7 @@
                 <w:noProof/>
                 <w:webHidden/>
               </w:rPr>
-              <w:instrText xml:space="preserve"> PAGEREF _Toc215495312 \h </w:instrText>
+              <w:instrText xml:space="preserve"> PAGEREF _Toc216074209 \h </w:instrText>
             </w:r>
             <w:r>
               <w:rPr>
@@ -1768,7 +1892,7 @@
               <w:lang w:eastAsia="pt-BR"/>
             </w:rPr>
           </w:pPr>
-          <w:hyperlink w:anchor="_Toc215495313" w:history="1">
+          <w:hyperlink w:anchor="_Toc216074210" w:history="1">
             <w:r>
               <w:rPr>
                 <w:rStyle w:val="Hyperlink"/>
@@ -1797,7 +1921,7 @@
                 <w:noProof/>
                 <w:webHidden/>
               </w:rPr>
-              <w:instrText xml:space="preserve"> PAGEREF _Toc215495313 \h </w:instrText>
+              <w:instrText xml:space="preserve"> PAGEREF _Toc216074210 \h </w:instrText>
             </w:r>
             <w:r>
               <w:rPr>
@@ -1840,7 +1964,7 @@
               <w:lang w:eastAsia="pt-BR"/>
             </w:rPr>
           </w:pPr>
-          <w:hyperlink w:anchor="_Toc215495314" w:history="1">
+          <w:hyperlink w:anchor="_Toc216074211" w:history="1">
             <w:r>
               <w:rPr>
                 <w:rStyle w:val="Hyperlink"/>
@@ -1869,7 +1993,7 @@
                 <w:noProof/>
                 <w:webHidden/>
               </w:rPr>
-              <w:instrText xml:space="preserve"> PAGEREF _Toc215495314 \h </w:instrText>
+              <w:instrText xml:space="preserve"> PAGEREF _Toc216074211 \h </w:instrText>
             </w:r>
             <w:r>
               <w:rPr>
@@ -1912,7 +2036,7 @@
               <w:lang w:eastAsia="pt-BR"/>
             </w:rPr>
           </w:pPr>
-          <w:hyperlink w:anchor="_Toc215495315" w:history="1">
+          <w:hyperlink w:anchor="_Toc216074212" w:history="1">
             <w:r>
               <w:rPr>
                 <w:rStyle w:val="Hyperlink"/>
@@ -1941,7 +2065,7 @@
                 <w:noProof/>
                 <w:webHidden/>
               </w:rPr>
-              <w:instrText xml:space="preserve"> PAGEREF _Toc215495315 \h </w:instrText>
+              <w:instrText xml:space="preserve"> PAGEREF _Toc216074212 \h </w:instrText>
             </w:r>
             <w:r>
               <w:rPr>
@@ -1984,7 +2108,7 @@
               <w:lang w:eastAsia="pt-BR"/>
             </w:rPr>
           </w:pPr>
-          <w:hyperlink w:anchor="_Toc215495316" w:history="1">
+          <w:hyperlink w:anchor="_Toc216074213" w:history="1">
             <w:r>
               <w:rPr>
                 <w:rStyle w:val="Hyperlink"/>
@@ -2013,7 +2137,7 @@
                 <w:noProof/>
                 <w:webHidden/>
               </w:rPr>
-              <w:instrText xml:space="preserve"> PAGEREF _Toc215495316 \h </w:instrText>
+              <w:instrText xml:space="preserve"> PAGEREF _Toc216074213 \h </w:instrText>
             </w:r>
             <w:r>
               <w:rPr>
@@ -2056,7 +2180,7 @@
               <w:lang w:eastAsia="pt-BR"/>
             </w:rPr>
           </w:pPr>
-          <w:hyperlink w:anchor="_Toc215495317" w:history="1">
+          <w:hyperlink w:anchor="_Toc216074214" w:history="1">
             <w:r>
               <w:rPr>
                 <w:rStyle w:val="Hyperlink"/>
@@ -2085,7 +2209,7 @@
                 <w:noProof/>
                 <w:webHidden/>
               </w:rPr>
-              <w:instrText xml:space="preserve"> PAGEREF _Toc215495317 \h </w:instrText>
+              <w:instrText xml:space="preserve"> PAGEREF _Toc216074214 \h </w:instrText>
             </w:r>
             <w:r>
               <w:rPr>
@@ -2128,7 +2252,7 @@
               <w:lang w:eastAsia="pt-BR"/>
             </w:rPr>
           </w:pPr>
-          <w:hyperlink w:anchor="_Toc215495318" w:history="1">
+          <w:hyperlink w:anchor="_Toc216074215" w:history="1">
             <w:r>
               <w:rPr>
                 <w:rStyle w:val="Hyperlink"/>
@@ -2157,7 +2281,7 @@
                 <w:noProof/>
                 <w:webHidden/>
               </w:rPr>
-              <w:instrText xml:space="preserve"> PAGEREF _Toc215495318 \h </w:instrText>
+              <w:instrText xml:space="preserve"> PAGEREF _Toc216074215 \h </w:instrText>
             </w:r>
             <w:r>
               <w:rPr>
@@ -2200,7 +2324,7 @@
               <w:lang w:eastAsia="pt-BR"/>
             </w:rPr>
           </w:pPr>
-          <w:hyperlink w:anchor="_Toc215495319" w:history="1">
+          <w:hyperlink w:anchor="_Toc216074216" w:history="1">
             <w:r>
               <w:rPr>
                 <w:rStyle w:val="Hyperlink"/>
@@ -2229,7 +2353,7 @@
                 <w:noProof/>
                 <w:webHidden/>
               </w:rPr>
-              <w:instrText xml:space="preserve"> PAGEREF _Toc215495319 \h </w:instrText>
+              <w:instrText xml:space="preserve"> PAGEREF _Toc216074216 \h </w:instrText>
             </w:r>
             <w:r>
               <w:rPr>
@@ -2272,7 +2396,7 @@
               <w:lang w:eastAsia="pt-BR"/>
             </w:rPr>
           </w:pPr>
-          <w:hyperlink w:anchor="_Toc215495320" w:history="1">
+          <w:hyperlink w:anchor="_Toc216074217" w:history="1">
             <w:r>
               <w:rPr>
                 <w:rStyle w:val="Hyperlink"/>
@@ -2301,7 +2425,7 @@
                 <w:noProof/>
                 <w:webHidden/>
               </w:rPr>
-              <w:instrText xml:space="preserve"> PAGEREF _Toc215495320 \h </w:instrText>
+              <w:instrText xml:space="preserve"> PAGEREF _Toc216074217 \h </w:instrText>
             </w:r>
             <w:r>
               <w:rPr>
@@ -2344,7 +2468,7 @@
               <w:lang w:eastAsia="pt-BR"/>
             </w:rPr>
           </w:pPr>
-          <w:hyperlink w:anchor="_Toc215495321" w:history="1">
+          <w:hyperlink w:anchor="_Toc216074218" w:history="1">
             <w:r>
               <w:rPr>
                 <w:rStyle w:val="Hyperlink"/>
@@ -2373,7 +2497,7 @@
                 <w:noProof/>
                 <w:webHidden/>
               </w:rPr>
-              <w:instrText xml:space="preserve"> PAGEREF _Toc215495321 \h </w:instrText>
+              <w:instrText xml:space="preserve"> PAGEREF _Toc216074218 \h </w:instrText>
             </w:r>
             <w:r>
               <w:rPr>
@@ -2416,7 +2540,7 @@
               <w:lang w:eastAsia="pt-BR"/>
             </w:rPr>
           </w:pPr>
-          <w:hyperlink w:anchor="_Toc215495322" w:history="1">
+          <w:hyperlink w:anchor="_Toc216074219" w:history="1">
             <w:r>
               <w:rPr>
                 <w:rStyle w:val="Hyperlink"/>
@@ -2445,7 +2569,7 @@
                 <w:noProof/>
                 <w:webHidden/>
               </w:rPr>
-              <w:instrText xml:space="preserve"> PAGEREF _Toc215495322 \h </w:instrText>
+              <w:instrText xml:space="preserve"> PAGEREF _Toc216074219 \h </w:instrText>
             </w:r>
             <w:r>
               <w:rPr>
@@ -2488,7 +2612,7 @@
               <w:lang w:eastAsia="pt-BR"/>
             </w:rPr>
           </w:pPr>
-          <w:hyperlink w:anchor="_Toc215495323" w:history="1">
+          <w:hyperlink w:anchor="_Toc216074220" w:history="1">
             <w:r>
               <w:rPr>
                 <w:rStyle w:val="Hyperlink"/>
@@ -2517,7 +2641,7 @@
                 <w:noProof/>
                 <w:webHidden/>
               </w:rPr>
-              <w:instrText xml:space="preserve"> PAGEREF _Toc215495323 \h </w:instrText>
+              <w:instrText xml:space="preserve"> PAGEREF _Toc216074220 \h </w:instrText>
             </w:r>
             <w:r>
               <w:rPr>
@@ -2560,7 +2684,7 @@
               <w:lang w:eastAsia="pt-BR"/>
             </w:rPr>
           </w:pPr>
-          <w:hyperlink w:anchor="_Toc215495324" w:history="1">
+          <w:hyperlink w:anchor="_Toc216074221" w:history="1">
             <w:r>
               <w:rPr>
                 <w:rStyle w:val="Hyperlink"/>
@@ -2589,7 +2713,7 @@
                 <w:noProof/>
                 <w:webHidden/>
               </w:rPr>
-              <w:instrText xml:space="preserve"> PAGEREF _Toc215495324 \h </w:instrText>
+              <w:instrText xml:space="preserve"> PAGEREF _Toc216074221 \h </w:instrText>
             </w:r>
             <w:r>
               <w:rPr>
@@ -2632,7 +2756,7 @@
               <w:lang w:eastAsia="pt-BR"/>
             </w:rPr>
           </w:pPr>
-          <w:hyperlink w:anchor="_Toc215495325" w:history="1">
+          <w:hyperlink w:anchor="_Toc216074222" w:history="1">
             <w:r>
               <w:rPr>
                 <w:rStyle w:val="Hyperlink"/>
@@ -2640,7 +2764,7 @@
                 <w:b/>
                 <w:noProof/>
               </w:rPr>
-              <w:t>4.8 CLASROOM</w:t>
+              <w:t>4.9 JAVASCRIPT</w:t>
             </w:r>
             <w:r>
               <w:rPr>
@@ -2661,7 +2785,7 @@
                 <w:noProof/>
                 <w:webHidden/>
               </w:rPr>
-              <w:instrText xml:space="preserve"> PAGEREF _Toc215495325 \h </w:instrText>
+              <w:instrText xml:space="preserve"> PAGEREF _Toc216074222 \h </w:instrText>
             </w:r>
             <w:r>
               <w:rPr>
@@ -2681,7 +2805,7 @@
                 <w:noProof/>
                 <w:webHidden/>
               </w:rPr>
-              <w:t>15</w:t>
+              <w:t>16</w:t>
             </w:r>
             <w:r>
               <w:rPr>
@@ -2704,15 +2828,14 @@
               <w:lang w:eastAsia="pt-BR"/>
             </w:rPr>
           </w:pPr>
-          <w:hyperlink w:anchor="_Toc215495326" w:history="1">
+          <w:hyperlink w:anchor="_Toc216074223" w:history="1">
             <w:r>
               <w:rPr>
                 <w:rStyle w:val="Hyperlink"/>
-                <w:rFonts w:ascii="Times New Roman" w:hAnsi="Times New Roman" w:cs="Times New Roman"/>
                 <w:b/>
                 <w:noProof/>
               </w:rPr>
-              <w:t>4.10 JAVASCRIPT</w:t>
+              <w:t>4.10 NODE.JS</w:t>
             </w:r>
             <w:r>
               <w:rPr>
@@ -2733,7 +2856,7 @@
                 <w:noProof/>
                 <w:webHidden/>
               </w:rPr>
-              <w:instrText xml:space="preserve"> PAGEREF _Toc215495326 \h </w:instrText>
+              <w:instrText xml:space="preserve"> PAGEREF _Toc216074223 \h </w:instrText>
             </w:r>
             <w:r>
               <w:rPr>
@@ -2776,14 +2899,14 @@
               <w:lang w:eastAsia="pt-BR"/>
             </w:rPr>
           </w:pPr>
-          <w:hyperlink w:anchor="_Toc215495327" w:history="1">
+          <w:hyperlink w:anchor="_Toc216074224" w:history="1">
             <w:r>
               <w:rPr>
                 <w:rStyle w:val="Hyperlink"/>
                 <w:b/>
                 <w:noProof/>
               </w:rPr>
-              <w:t>4.11 NODE.JS</w:t>
+              <w:t>4.11 API</w:t>
             </w:r>
             <w:r>
               <w:rPr>
@@ -2804,7 +2927,7 @@
                 <w:noProof/>
                 <w:webHidden/>
               </w:rPr>
-              <w:instrText xml:space="preserve"> PAGEREF _Toc215495327 \h </w:instrText>
+              <w:instrText xml:space="preserve"> PAGEREF _Toc216074224 \h </w:instrText>
             </w:r>
             <w:r>
               <w:rPr>
@@ -2847,14 +2970,14 @@
               <w:lang w:eastAsia="pt-BR"/>
             </w:rPr>
           </w:pPr>
-          <w:hyperlink w:anchor="_Toc215495328" w:history="1">
+          <w:hyperlink w:anchor="_Toc216074225" w:history="1">
             <w:r>
               <w:rPr>
                 <w:rStyle w:val="Hyperlink"/>
                 <w:b/>
                 <w:noProof/>
               </w:rPr>
-              <w:t>4.12 API</w:t>
+              <w:t>4.12 METODOLOGIAS ÁGEIS</w:t>
             </w:r>
             <w:r>
               <w:rPr>
@@ -2875,7 +2998,7 @@
                 <w:noProof/>
                 <w:webHidden/>
               </w:rPr>
-              <w:instrText xml:space="preserve"> PAGEREF _Toc215495328 \h </w:instrText>
+              <w:instrText xml:space="preserve"> PAGEREF _Toc216074225 \h </w:instrText>
             </w:r>
             <w:r>
               <w:rPr>
@@ -2896,77 +3019,6 @@
                 <w:webHidden/>
               </w:rPr>
               <w:t>17</w:t>
-            </w:r>
-            <w:r>
-              <w:rPr>
-                <w:noProof/>
-                <w:webHidden/>
-              </w:rPr>
-              <w:fldChar w:fldCharType="end"/>
-            </w:r>
-          </w:hyperlink>
-        </w:p>
-        <w:p>
-          <w:pPr>
-            <w:pStyle w:val="Sumrio2"/>
-            <w:tabs>
-              <w:tab w:val="right" w:leader="dot" w:pos="8494"/>
-            </w:tabs>
-            <w:rPr>
-              <w:rFonts w:eastAsiaTheme="minorEastAsia"/>
-              <w:noProof/>
-              <w:lang w:eastAsia="pt-BR"/>
-            </w:rPr>
-          </w:pPr>
-          <w:hyperlink w:anchor="_Toc215495329" w:history="1">
-            <w:r>
-              <w:rPr>
-                <w:rStyle w:val="Hyperlink"/>
-                <w:b/>
-                <w:noProof/>
-              </w:rPr>
-              <w:t>4.13 MÉTODOLOGIAS ÁGEIS</w:t>
-            </w:r>
-            <w:r>
-              <w:rPr>
-                <w:noProof/>
-                <w:webHidden/>
-              </w:rPr>
-              <w:tab/>
-            </w:r>
-            <w:r>
-              <w:rPr>
-                <w:noProof/>
-                <w:webHidden/>
-              </w:rPr>
-              <w:fldChar w:fldCharType="begin"/>
-            </w:r>
-            <w:r>
-              <w:rPr>
-                <w:noProof/>
-                <w:webHidden/>
-              </w:rPr>
-              <w:instrText xml:space="preserve"> PAGEREF _Toc215495329 \h </w:instrText>
-            </w:r>
-            <w:r>
-              <w:rPr>
-                <w:noProof/>
-                <w:webHidden/>
-              </w:rPr>
-            </w:r>
-            <w:r>
-              <w:rPr>
-                <w:noProof/>
-                <w:webHidden/>
-              </w:rPr>
-              <w:fldChar w:fldCharType="separate"/>
-            </w:r>
-            <w:r>
-              <w:rPr>
-                <w:noProof/>
-                <w:webHidden/>
-              </w:rPr>
-              <w:t>18</w:t>
             </w:r>
             <w:r>
               <w:rPr>
@@ -2989,11 +3041,10 @@
               <w:lang w:eastAsia="pt-BR"/>
             </w:rPr>
           </w:pPr>
-          <w:hyperlink w:anchor="_Toc215495330" w:history="1">
+          <w:hyperlink w:anchor="_Toc216074226" w:history="1">
             <w:r>
               <w:rPr>
                 <w:rStyle w:val="Hyperlink"/>
-                <w:rFonts w:ascii="Times New Roman" w:hAnsi="Times New Roman" w:cs="Times New Roman"/>
                 <w:b/>
                 <w:noProof/>
               </w:rPr>
@@ -3018,7 +3069,7 @@
                 <w:noProof/>
                 <w:webHidden/>
               </w:rPr>
-              <w:instrText xml:space="preserve"> PAGEREF _Toc215495330 \h </w:instrText>
+              <w:instrText xml:space="preserve"> PAGEREF _Toc216074226 \h </w:instrText>
             </w:r>
             <w:r>
               <w:rPr>
@@ -3061,7 +3112,7 @@
               <w:lang w:eastAsia="pt-BR"/>
             </w:rPr>
           </w:pPr>
-          <w:hyperlink w:anchor="_Toc215495331" w:history="1">
+          <w:hyperlink w:anchor="_Toc216074227" w:history="1">
             <w:r>
               <w:rPr>
                 <w:rStyle w:val="Hyperlink"/>
@@ -3090,7 +3141,7 @@
                 <w:noProof/>
                 <w:webHidden/>
               </w:rPr>
-              <w:instrText xml:space="preserve"> PAGEREF _Toc215495331 \h </w:instrText>
+              <w:instrText xml:space="preserve"> PAGEREF _Toc216074227 \h </w:instrText>
             </w:r>
             <w:r>
               <w:rPr>
@@ -3110,7 +3161,7 @@
                 <w:noProof/>
                 <w:webHidden/>
               </w:rPr>
-              <w:t>19</w:t>
+              <w:t>18</w:t>
             </w:r>
             <w:r>
               <w:rPr>
@@ -3133,7 +3184,7 @@
               <w:lang w:eastAsia="pt-BR"/>
             </w:rPr>
           </w:pPr>
-          <w:hyperlink w:anchor="_Toc215495332" w:history="1">
+          <w:hyperlink w:anchor="_Toc216074228" w:history="1">
             <w:r>
               <w:rPr>
                 <w:rStyle w:val="Hyperlink"/>
@@ -3162,7 +3213,7 @@
                 <w:noProof/>
                 <w:webHidden/>
               </w:rPr>
-              <w:instrText xml:space="preserve"> PAGEREF _Toc215495332 \h </w:instrText>
+              <w:instrText xml:space="preserve"> PAGEREF _Toc216074228 \h </w:instrText>
             </w:r>
             <w:r>
               <w:rPr>
@@ -3182,7 +3233,7 @@
                 <w:noProof/>
                 <w:webHidden/>
               </w:rPr>
-              <w:t>20</w:t>
+              <w:t>19</w:t>
             </w:r>
             <w:r>
               <w:rPr>
@@ -3205,7 +3256,7 @@
               <w:lang w:eastAsia="pt-BR"/>
             </w:rPr>
           </w:pPr>
-          <w:hyperlink w:anchor="_Toc215495333" w:history="1">
+          <w:hyperlink w:anchor="_Toc216074229" w:history="1">
             <w:r>
               <w:rPr>
                 <w:rStyle w:val="Hyperlink"/>
@@ -3242,7 +3293,7 @@
                 <w:noProof/>
                 <w:webHidden/>
               </w:rPr>
-              <w:instrText xml:space="preserve"> PAGEREF _Toc215495333 \h </w:instrText>
+              <w:instrText xml:space="preserve"> PAGEREF _Toc216074229 \h </w:instrText>
             </w:r>
             <w:r>
               <w:rPr>
@@ -3285,7 +3336,7 @@
               <w:lang w:eastAsia="pt-BR"/>
             </w:rPr>
           </w:pPr>
-          <w:hyperlink w:anchor="_Toc215495334" w:history="1">
+          <w:hyperlink w:anchor="_Toc216074230" w:history="1">
             <w:r>
               <w:rPr>
                 <w:rStyle w:val="Hyperlink"/>
@@ -3322,7 +3373,7 @@
                 <w:noProof/>
                 <w:webHidden/>
               </w:rPr>
-              <w:instrText xml:space="preserve"> PAGEREF _Toc215495334 \h </w:instrText>
+              <w:instrText xml:space="preserve"> PAGEREF _Toc216074230 \h </w:instrText>
             </w:r>
             <w:r>
               <w:rPr>
@@ -3365,7 +3416,7 @@
               <w:lang w:eastAsia="pt-BR"/>
             </w:rPr>
           </w:pPr>
-          <w:hyperlink w:anchor="_Toc215495335" w:history="1">
+          <w:hyperlink w:anchor="_Toc216074231" w:history="1">
             <w:r>
               <w:rPr>
                 <w:noProof/>
@@ -3385,7 +3436,7 @@
                 <w:noProof/>
                 <w:webHidden/>
               </w:rPr>
-              <w:instrText xml:space="preserve"> PAGEREF _Toc215495335 \h </w:instrText>
+              <w:instrText xml:space="preserve"> PAGEREF _Toc216074231 \h </w:instrText>
             </w:r>
             <w:r>
               <w:rPr>
@@ -3428,7 +3479,7 @@
               <w:lang w:eastAsia="pt-BR"/>
             </w:rPr>
           </w:pPr>
-          <w:hyperlink w:anchor="_Toc215495336" w:history="1">
+          <w:hyperlink w:anchor="_Toc216074232" w:history="1">
             <w:r>
               <w:rPr>
                 <w:rStyle w:val="Hyperlink"/>
@@ -3465,7 +3516,7 @@
                 <w:noProof/>
                 <w:webHidden/>
               </w:rPr>
-              <w:instrText xml:space="preserve"> PAGEREF _Toc215495336 \h </w:instrText>
+              <w:instrText xml:space="preserve"> PAGEREF _Toc216074232 \h </w:instrText>
             </w:r>
             <w:r>
               <w:rPr>
@@ -3546,19 +3597,7 @@
     <w:p>
       <w:pPr>
         <w:spacing w:after="0" w:line="360" w:lineRule="auto"/>
-        <w:jc w:val="center"/>
-        <w:rPr>
-          <w:rFonts w:ascii="Times New Roman" w:hAnsi="Times New Roman" w:cs="Times New Roman"/>
-          <w:b/>
-          <w:sz w:val="24"/>
-          <w:szCs w:val="24"/>
-        </w:rPr>
-      </w:pPr>
-    </w:p>
-    <w:p>
-      <w:pPr>
-        <w:spacing w:after="0" w:line="360" w:lineRule="auto"/>
-        <w:jc w:val="center"/>
+        <w:outlineLvl w:val="0"/>
         <w:rPr>
           <w:rFonts w:ascii="Times New Roman" w:hAnsi="Times New Roman" w:cs="Times New Roman"/>
           <w:b/>
@@ -3578,19 +3617,7 @@
           <w:szCs w:val="24"/>
         </w:rPr>
       </w:pPr>
-    </w:p>
-    <w:p>
-      <w:pPr>
-        <w:spacing w:after="0" w:line="360" w:lineRule="auto"/>
-        <w:outlineLvl w:val="0"/>
-        <w:rPr>
-          <w:rFonts w:ascii="Times New Roman" w:hAnsi="Times New Roman" w:cs="Times New Roman"/>
-          <w:b/>
-          <w:sz w:val="24"/>
-          <w:szCs w:val="24"/>
-        </w:rPr>
-      </w:pPr>
-      <w:bookmarkStart w:id="2" w:name="_Toc215495312"/>
+      <w:bookmarkStart w:id="2" w:name="_Toc216074209"/>
       <w:r>
         <w:rPr>
           <w:rFonts w:ascii="Times New Roman" w:hAnsi="Times New Roman" w:cs="Times New Roman"/>
@@ -3699,7 +3726,23 @@
           <w:sz w:val="24"/>
           <w:szCs w:val="24"/>
         </w:rPr>
-        <w:t>Dessa forma, garantimos uma experiência positiva ao usuário, alinhada com design de alta qualidade, de um site bem posicionado, acessível e comunicativo.</w:t>
+        <w:t xml:space="preserve">Dessa forma, </w:t>
+      </w:r>
+      <w:r>
+        <w:rPr>
+          <w:rFonts w:ascii="Times New Roman" w:hAnsi="Times New Roman" w:cs="Times New Roman"/>
+          <w:sz w:val="24"/>
+          <w:szCs w:val="24"/>
+        </w:rPr>
+        <w:t xml:space="preserve">pode-se garantir </w:t>
+      </w:r>
+      <w:r>
+        <w:rPr>
+          <w:rFonts w:ascii="Times New Roman" w:hAnsi="Times New Roman" w:cs="Times New Roman"/>
+          <w:sz w:val="24"/>
+          <w:szCs w:val="24"/>
+        </w:rPr>
+        <w:t>uma experiência positiva ao usuário, alinhada com design de alta qualidade, de um site bem posicionado, acessível e comunicativo.</w:t>
       </w:r>
     </w:p>
     <w:p>
@@ -3869,7 +3912,7 @@
           <w:szCs w:val="24"/>
         </w:rPr>
       </w:pPr>
-      <w:bookmarkStart w:id="3" w:name="_Toc215495313"/>
+      <w:bookmarkStart w:id="3" w:name="_Toc216074210"/>
       <w:r>
         <w:rPr>
           <w:rFonts w:ascii="Times New Roman" w:hAnsi="Times New Roman" w:cs="Times New Roman"/>
@@ -3932,7 +3975,7 @@
           <w:szCs w:val="24"/>
         </w:rPr>
       </w:pPr>
-      <w:bookmarkStart w:id="4" w:name="_Toc215495314"/>
+      <w:bookmarkStart w:id="4" w:name="_Toc216074211"/>
       <w:r>
         <w:rPr>
           <w:rFonts w:ascii="Times New Roman" w:hAnsi="Times New Roman" w:cs="Times New Roman"/>
@@ -3975,7 +4018,7 @@
           <w:szCs w:val="24"/>
         </w:rPr>
       </w:pPr>
-      <w:bookmarkStart w:id="5" w:name="_Toc215495315"/>
+      <w:bookmarkStart w:id="5" w:name="_Toc216074212"/>
       <w:r>
         <w:rPr>
           <w:rFonts w:ascii="Times New Roman" w:hAnsi="Times New Roman" w:cs="Times New Roman"/>
@@ -4158,44 +4201,15 @@
           <w:szCs w:val="24"/>
         </w:rPr>
       </w:pPr>
-    </w:p>
-    <w:p>
-      <w:pPr>
-        <w:tabs>
-          <w:tab w:val="left" w:pos="2400"/>
-        </w:tabs>
-        <w:spacing w:after="0" w:line="360" w:lineRule="auto"/>
-        <w:outlineLvl w:val="0"/>
-        <w:rPr>
-          <w:rFonts w:ascii="Times New Roman" w:hAnsi="Times New Roman" w:cs="Times New Roman"/>
-          <w:b/>
-          <w:sz w:val="24"/>
-          <w:szCs w:val="24"/>
-        </w:rPr>
-      </w:pPr>
-    </w:p>
-    <w:p>
-      <w:pPr>
-        <w:tabs>
-          <w:tab w:val="left" w:pos="2400"/>
-        </w:tabs>
-        <w:spacing w:after="0" w:line="360" w:lineRule="auto"/>
-        <w:outlineLvl w:val="0"/>
-        <w:rPr>
-          <w:rFonts w:ascii="Times New Roman" w:hAnsi="Times New Roman" w:cs="Times New Roman"/>
-          <w:b/>
-          <w:sz w:val="24"/>
-          <w:szCs w:val="24"/>
-        </w:rPr>
-      </w:pPr>
-      <w:bookmarkStart w:id="6" w:name="_Toc215495316"/>
-      <w:r>
-        <w:rPr>
-          <w:rFonts w:ascii="Times New Roman" w:hAnsi="Times New Roman" w:cs="Times New Roman"/>
-          <w:b/>
-          <w:sz w:val="24"/>
-          <w:szCs w:val="24"/>
-        </w:rPr>
+      <w:bookmarkStart w:id="6" w:name="_Toc216074213"/>
+      <w:r>
+        <w:rPr>
+          <w:rFonts w:ascii="Times New Roman" w:hAnsi="Times New Roman" w:cs="Times New Roman"/>
+          <w:b/>
+          <w:sz w:val="24"/>
+          <w:szCs w:val="24"/>
+        </w:rPr>
+        <w:lastRenderedPageBreak/>
         <w:t>3 METODOLOGIA OU PROCEDIMENTOS METODOLÓGICOS</w:t>
       </w:r>
       <w:bookmarkEnd w:id="6"/>
@@ -4253,7 +4267,7 @@
           <w:szCs w:val="24"/>
         </w:rPr>
       </w:pPr>
-      <w:bookmarkStart w:id="7" w:name="_Toc215495317"/>
+      <w:bookmarkStart w:id="7" w:name="_Toc216074214"/>
       <w:r>
         <w:rPr>
           <w:rFonts w:ascii="Times New Roman" w:hAnsi="Times New Roman" w:cs="Times New Roman"/>
@@ -4279,7 +4293,7 @@
           <w:szCs w:val="24"/>
         </w:rPr>
       </w:pPr>
-      <w:bookmarkStart w:id="8" w:name="_Toc215495318"/>
+      <w:bookmarkStart w:id="8" w:name="_Toc216074215"/>
       <w:r>
         <w:rPr>
           <w:rFonts w:ascii="Times New Roman" w:hAnsi="Times New Roman" w:cs="Times New Roman"/>
@@ -4343,7 +4357,15 @@
           <w:sz w:val="24"/>
           <w:szCs w:val="24"/>
         </w:rPr>
-        <w:t>Utilizamos a linguagem HTML em nosso projeto devido a sua fácil usabilidade e compreendimento, acessibilidade e a estruturação do projeto, além de, sua alta compatibilidade com diversos navegadores webs, possibilitando acessos rápidos e suporte. A linguagem permitiu a organização de elementos no site de maneira coerente, tornando a navegação do usuário agradável e intuitiva.</w:t>
+        <w:t xml:space="preserve">Foi utilizado para a estruturação das páginas do site </w:t>
+      </w:r>
+      <w:r>
+        <w:rPr>
+          <w:rFonts w:ascii="Times New Roman" w:hAnsi="Times New Roman" w:cs="Times New Roman"/>
+          <w:sz w:val="24"/>
+          <w:szCs w:val="24"/>
+        </w:rPr>
+        <w:t>a linguagem HTML devido a sua fácil usabilidade e compreendimento, acessibilidade e a estruturação do projeto, além de, sua alta compatibilidade com diversos navegadores webs, possibilitando acessos rápidos e suporte. A linguagem permitiu a organização de elementos no site de maneira coerente, tornando a navegação do usuário agradável e intuitiva.</w:t>
       </w:r>
     </w:p>
     <w:p>
@@ -4642,54 +4664,31 @@
       <w:r>
         <w:rPr>
           <w:rFonts w:ascii="Times New Roman" w:hAnsi="Times New Roman" w:cs="Times New Roman"/>
-          <w:b/>
-          <w:sz w:val="24"/>
-          <w:szCs w:val="24"/>
-        </w:rPr>
-        <w:t>Figura 1</w:t>
-      </w:r>
-      <w:r>
-        <w:rPr>
-          <w:rFonts w:ascii="Times New Roman" w:hAnsi="Times New Roman" w:cs="Times New Roman"/>
-          <w:sz w:val="24"/>
-          <w:szCs w:val="24"/>
-        </w:rPr>
-        <w:t>-</w:t>
-      </w:r>
-      <w:r>
-        <w:rPr>
-          <w:rFonts w:ascii="Times New Roman" w:hAnsi="Times New Roman" w:cs="Times New Roman"/>
-          <w:sz w:val="24"/>
-          <w:szCs w:val="24"/>
-        </w:rPr>
-        <w:t>HTML</w:t>
-      </w:r>
-    </w:p>
-    <w:p>
-      <w:pPr>
-        <w:tabs>
-          <w:tab w:val="left" w:pos="2400"/>
-        </w:tabs>
-        <w:spacing w:after="0" w:line="360" w:lineRule="auto"/>
-        <w:ind w:firstLine="709"/>
-        <w:jc w:val="both"/>
-        <w:rPr>
-          <w:rFonts w:ascii="Times New Roman" w:hAnsi="Times New Roman" w:cs="Times New Roman"/>
-          <w:sz w:val="24"/>
-          <w:szCs w:val="24"/>
-        </w:rPr>
-      </w:pPr>
-      <w:r>
-        <w:rPr>
-          <w:rFonts w:ascii="Times New Roman" w:hAnsi="Times New Roman" w:cs="Times New Roman"/>
           <w:noProof/>
           <w:sz w:val="24"/>
           <w:szCs w:val="24"/>
         </w:rPr>
+        <w:lastRenderedPageBreak/>
         <w:drawing>
-          <wp:inline distT="0" distB="0" distL="114300" distR="114300">
+          <wp:anchor distT="0" distB="0" distL="114300" distR="114300" simplePos="0" relativeHeight="251683840" behindDoc="1" locked="0" layoutInCell="1" allowOverlap="1">
+            <wp:simplePos x="0" y="0"/>
+            <wp:positionH relativeFrom="margin">
+              <wp:align>center</wp:align>
+            </wp:positionH>
+            <wp:positionV relativeFrom="page">
+              <wp:posOffset>1203960</wp:posOffset>
+            </wp:positionV>
             <wp:extent cx="5384800" cy="2830830"/>
             <wp:effectExtent l="0" t="0" r="6350" b="7620"/>
+            <wp:wrapTight wrapText="bothSides">
+              <wp:wrapPolygon edited="0">
+                <wp:start x="0" y="0"/>
+                <wp:lineTo x="0" y="21513"/>
+                <wp:lineTo x="21549" y="21513"/>
+                <wp:lineTo x="21549" y="0"/>
+                <wp:lineTo x="0" y="0"/>
+              </wp:wrapPolygon>
+            </wp:wrapTight>
             <wp:docPr id="17" name="Imagem 17" descr="html"/>
             <wp:cNvGraphicFramePr>
               <a:graphicFrameLocks xmlns:a="http://schemas.openxmlformats.org/drawingml/2006/main" noChangeAspect="1"/>
@@ -4704,7 +4703,13 @@
                     </pic:cNvPicPr>
                   </pic:nvPicPr>
                   <pic:blipFill>
-                    <a:blip r:embed="rId8"/>
+                    <a:blip r:embed="rId8" cstate="print">
+                      <a:extLst>
+                        <a:ext uri="{28A0092B-C50C-407E-A947-70E740481C1C}">
+                          <a14:useLocalDpi xmlns:a14="http://schemas.microsoft.com/office/drawing/2010/main" val="0"/>
+                        </a:ext>
+                      </a:extLst>
+                    </a:blip>
                     <a:stretch>
                       <a:fillRect/>
                     </a:stretch>
@@ -4721,37 +4726,70 @@
                 </pic:pic>
               </a:graphicData>
             </a:graphic>
-          </wp:inline>
+          </wp:anchor>
         </w:drawing>
       </w:r>
-    </w:p>
-    <w:p>
-      <w:pPr>
-        <w:tabs>
-          <w:tab w:val="left" w:pos="2400"/>
-        </w:tabs>
-        <w:spacing w:after="0" w:line="240" w:lineRule="auto"/>
-        <w:rPr>
-          <w:rFonts w:ascii="Times New Roman" w:hAnsi="Times New Roman" w:cs="Times New Roman"/>
+      <w:r>
+        <w:rPr>
+          <w:rFonts w:ascii="Times New Roman" w:hAnsi="Times New Roman" w:cs="Times New Roman"/>
+          <w:b/>
+          <w:sz w:val="24"/>
+          <w:szCs w:val="24"/>
+        </w:rPr>
+        <w:t>Figura 1</w:t>
+      </w:r>
+      <w:r>
+        <w:rPr>
+          <w:rFonts w:ascii="Times New Roman" w:hAnsi="Times New Roman" w:cs="Times New Roman"/>
+          <w:sz w:val="24"/>
+          <w:szCs w:val="24"/>
+        </w:rPr>
+        <w:t>-</w:t>
+      </w:r>
+      <w:r>
+        <w:rPr>
+          <w:rFonts w:ascii="Times New Roman" w:hAnsi="Times New Roman" w:cs="Times New Roman"/>
+          <w:sz w:val="24"/>
+          <w:szCs w:val="24"/>
+        </w:rPr>
+        <w:t xml:space="preserve"> ESTRUTURA DO CÓDIGO </w:t>
+      </w:r>
+      <w:r>
+        <w:rPr>
+          <w:rFonts w:ascii="Times New Roman" w:hAnsi="Times New Roman" w:cs="Times New Roman"/>
+          <w:sz w:val="24"/>
+          <w:szCs w:val="24"/>
+        </w:rPr>
+        <w:t>HTML</w:t>
+      </w:r>
+    </w:p>
+    <w:p>
+      <w:pPr>
+        <w:tabs>
+          <w:tab w:val="left" w:pos="2400"/>
+        </w:tabs>
+        <w:spacing w:after="0" w:line="360" w:lineRule="auto"/>
+        <w:rPr>
+          <w:rFonts w:ascii="Times New Roman" w:hAnsi="Times New Roman" w:cs="Times New Roman"/>
+          <w:sz w:val="24"/>
+          <w:szCs w:val="24"/>
+        </w:rPr>
+      </w:pPr>
+      <w:r>
+        <w:rPr>
+          <w:rFonts w:ascii="Times New Roman" w:hAnsi="Times New Roman" w:cs="Times New Roman"/>
+          <w:b/>
           <w:sz w:val="20"/>
           <w:szCs w:val="20"/>
         </w:rPr>
-      </w:pPr>
-      <w:r>
-        <w:rPr>
-          <w:rFonts w:ascii="Times New Roman" w:hAnsi="Times New Roman" w:cs="Times New Roman"/>
-          <w:b/>
+        <w:t xml:space="preserve">Fonte: </w:t>
+      </w:r>
+      <w:r>
+        <w:rPr>
+          <w:rFonts w:ascii="Times New Roman" w:hAnsi="Times New Roman" w:cs="Times New Roman"/>
           <w:sz w:val="20"/>
           <w:szCs w:val="20"/>
         </w:rPr>
-        <w:t xml:space="preserve">Fonte: </w:t>
-      </w:r>
-      <w:r>
-        <w:rPr>
-          <w:rFonts w:ascii="Times New Roman" w:hAnsi="Times New Roman" w:cs="Times New Roman"/>
-          <w:sz w:val="20"/>
-          <w:szCs w:val="20"/>
-        </w:rPr>
         <w:t>Os Autores</w:t>
       </w:r>
     </w:p>
@@ -4784,7 +4822,7 @@
           <w:szCs w:val="24"/>
         </w:rPr>
       </w:pPr>
-      <w:bookmarkStart w:id="9" w:name="_Toc215495319"/>
+      <w:bookmarkStart w:id="9" w:name="_Toc216074216"/>
       <w:r>
         <w:rPr>
           <w:rFonts w:ascii="Times New Roman" w:hAnsi="Times New Roman" w:cs="Times New Roman"/>
@@ -4839,39 +4877,254 @@
           <w:sz w:val="24"/>
           <w:szCs w:val="24"/>
         </w:rPr>
-        <w:t>Utilizamos na programação do nosso site a linguagem CSS para estilizar e tornar o visual das páginas agradável, deixando a experiencia e o trabalho mais confortável para o usuário.</w:t>
-      </w:r>
-    </w:p>
-    <w:p>
-      <w:pPr>
-        <w:tabs>
-          <w:tab w:val="left" w:pos="2400"/>
-        </w:tabs>
-        <w:spacing w:after="0" w:line="240" w:lineRule="auto"/>
+        <w:t xml:space="preserve">Foi utilizado no site </w:t>
+      </w:r>
+      <w:r>
         <w:rPr>
           <w:rFonts w:ascii="Times New Roman" w:eastAsia="Malgun Gothic" w:hAnsi="Times New Roman" w:cs="Malgun Gothic"/>
           <w:sz w:val="24"/>
           <w:szCs w:val="24"/>
         </w:rPr>
-      </w:pPr>
-      <w:r>
+        <w:t>a linguagem CSS para estilizar e tornar o visual das páginas agradável, deixando a experiencia e o trabalho mais confortável para o usuário.</w:t>
+      </w:r>
+    </w:p>
+    <w:p>
+      <w:pPr>
+        <w:tabs>
+          <w:tab w:val="left" w:pos="2400"/>
+        </w:tabs>
+        <w:spacing w:after="0" w:line="240" w:lineRule="auto"/>
+        <w:jc w:val="center"/>
         <w:rPr>
           <w:rFonts w:ascii="Times New Roman" w:eastAsia="Malgun Gothic" w:hAnsi="Times New Roman" w:cs="Malgun Gothic"/>
           <w:b/>
           <w:sz w:val="24"/>
           <w:szCs w:val="24"/>
         </w:rPr>
-        <w:lastRenderedPageBreak/>
-        <w:t>Figura 2</w:t>
-      </w:r>
-      <w:r>
+      </w:pPr>
+    </w:p>
+    <w:p>
+      <w:pPr>
+        <w:tabs>
+          <w:tab w:val="left" w:pos="2400"/>
+        </w:tabs>
+        <w:spacing w:after="0" w:line="240" w:lineRule="auto"/>
         <w:rPr>
           <w:rFonts w:ascii="Times New Roman" w:eastAsia="Malgun Gothic" w:hAnsi="Times New Roman" w:cs="Malgun Gothic"/>
-          <w:sz w:val="24"/>
-          <w:szCs w:val="24"/>
-        </w:rPr>
-        <w:t xml:space="preserve"> -CSS</w:t>
-      </w:r>
+          <w:b/>
+          <w:sz w:val="24"/>
+          <w:szCs w:val="24"/>
+        </w:rPr>
+      </w:pPr>
+    </w:p>
+    <w:p>
+      <w:pPr>
+        <w:tabs>
+          <w:tab w:val="left" w:pos="2400"/>
+        </w:tabs>
+        <w:spacing w:after="0" w:line="240" w:lineRule="auto"/>
+        <w:rPr>
+          <w:rFonts w:ascii="Times New Roman" w:eastAsia="Malgun Gothic" w:hAnsi="Times New Roman" w:cs="Malgun Gothic"/>
+          <w:b/>
+          <w:sz w:val="24"/>
+          <w:szCs w:val="24"/>
+        </w:rPr>
+      </w:pPr>
+    </w:p>
+    <w:p>
+      <w:pPr>
+        <w:tabs>
+          <w:tab w:val="left" w:pos="2400"/>
+        </w:tabs>
+        <w:spacing w:after="0" w:line="240" w:lineRule="auto"/>
+        <w:rPr>
+          <w:rFonts w:ascii="Times New Roman" w:eastAsia="Malgun Gothic" w:hAnsi="Times New Roman" w:cs="Malgun Gothic"/>
+          <w:b/>
+          <w:sz w:val="24"/>
+          <w:szCs w:val="24"/>
+        </w:rPr>
+      </w:pPr>
+    </w:p>
+    <w:p>
+      <w:pPr>
+        <w:tabs>
+          <w:tab w:val="left" w:pos="2400"/>
+        </w:tabs>
+        <w:spacing w:after="0" w:line="240" w:lineRule="auto"/>
+        <w:rPr>
+          <w:rFonts w:ascii="Times New Roman" w:eastAsia="Malgun Gothic" w:hAnsi="Times New Roman" w:cs="Malgun Gothic"/>
+          <w:b/>
+          <w:sz w:val="24"/>
+          <w:szCs w:val="24"/>
+        </w:rPr>
+      </w:pPr>
+    </w:p>
+    <w:p>
+      <w:pPr>
+        <w:tabs>
+          <w:tab w:val="left" w:pos="2400"/>
+        </w:tabs>
+        <w:spacing w:after="0" w:line="240" w:lineRule="auto"/>
+        <w:rPr>
+          <w:rFonts w:ascii="Times New Roman" w:eastAsia="Malgun Gothic" w:hAnsi="Times New Roman" w:cs="Malgun Gothic"/>
+          <w:b/>
+          <w:sz w:val="24"/>
+          <w:szCs w:val="24"/>
+        </w:rPr>
+      </w:pPr>
+    </w:p>
+    <w:p>
+      <w:pPr>
+        <w:tabs>
+          <w:tab w:val="left" w:pos="2400"/>
+        </w:tabs>
+        <w:spacing w:after="0" w:line="240" w:lineRule="auto"/>
+        <w:rPr>
+          <w:rFonts w:ascii="Times New Roman" w:eastAsia="Malgun Gothic" w:hAnsi="Times New Roman" w:cs="Malgun Gothic"/>
+          <w:b/>
+          <w:sz w:val="24"/>
+          <w:szCs w:val="24"/>
+        </w:rPr>
+      </w:pPr>
+    </w:p>
+    <w:p>
+      <w:pPr>
+        <w:tabs>
+          <w:tab w:val="left" w:pos="2400"/>
+        </w:tabs>
+        <w:spacing w:after="0" w:line="240" w:lineRule="auto"/>
+        <w:rPr>
+          <w:rFonts w:ascii="Times New Roman" w:eastAsia="Malgun Gothic" w:hAnsi="Times New Roman" w:cs="Malgun Gothic"/>
+          <w:b/>
+          <w:sz w:val="24"/>
+          <w:szCs w:val="24"/>
+        </w:rPr>
+      </w:pPr>
+    </w:p>
+    <w:p>
+      <w:pPr>
+        <w:tabs>
+          <w:tab w:val="left" w:pos="2400"/>
+        </w:tabs>
+        <w:spacing w:after="0" w:line="240" w:lineRule="auto"/>
+        <w:rPr>
+          <w:rFonts w:ascii="Times New Roman" w:eastAsia="Malgun Gothic" w:hAnsi="Times New Roman" w:cs="Malgun Gothic"/>
+          <w:b/>
+          <w:sz w:val="24"/>
+          <w:szCs w:val="24"/>
+        </w:rPr>
+      </w:pPr>
+    </w:p>
+    <w:p>
+      <w:pPr>
+        <w:tabs>
+          <w:tab w:val="left" w:pos="2400"/>
+        </w:tabs>
+        <w:spacing w:after="0" w:line="240" w:lineRule="auto"/>
+        <w:rPr>
+          <w:rFonts w:ascii="Times New Roman" w:eastAsia="Malgun Gothic" w:hAnsi="Times New Roman" w:cs="Malgun Gothic"/>
+          <w:b/>
+          <w:sz w:val="24"/>
+          <w:szCs w:val="24"/>
+        </w:rPr>
+      </w:pPr>
+    </w:p>
+    <w:p>
+      <w:pPr>
+        <w:tabs>
+          <w:tab w:val="left" w:pos="2400"/>
+        </w:tabs>
+        <w:spacing w:after="0" w:line="240" w:lineRule="auto"/>
+        <w:rPr>
+          <w:rFonts w:ascii="Times New Roman" w:eastAsia="Malgun Gothic" w:hAnsi="Times New Roman" w:cs="Malgun Gothic"/>
+          <w:b/>
+          <w:sz w:val="24"/>
+          <w:szCs w:val="24"/>
+        </w:rPr>
+      </w:pPr>
+    </w:p>
+    <w:p>
+      <w:pPr>
+        <w:tabs>
+          <w:tab w:val="left" w:pos="2400"/>
+        </w:tabs>
+        <w:spacing w:after="0" w:line="240" w:lineRule="auto"/>
+        <w:rPr>
+          <w:rFonts w:ascii="Times New Roman" w:eastAsia="Malgun Gothic" w:hAnsi="Times New Roman" w:cs="Malgun Gothic"/>
+          <w:b/>
+          <w:sz w:val="24"/>
+          <w:szCs w:val="24"/>
+        </w:rPr>
+      </w:pPr>
+    </w:p>
+    <w:p>
+      <w:pPr>
+        <w:tabs>
+          <w:tab w:val="left" w:pos="2400"/>
+        </w:tabs>
+        <w:spacing w:after="0" w:line="240" w:lineRule="auto"/>
+        <w:rPr>
+          <w:rFonts w:ascii="Times New Roman" w:eastAsia="Malgun Gothic" w:hAnsi="Times New Roman" w:cs="Malgun Gothic"/>
+          <w:b/>
+          <w:sz w:val="24"/>
+          <w:szCs w:val="24"/>
+        </w:rPr>
+      </w:pPr>
+    </w:p>
+    <w:p>
+      <w:pPr>
+        <w:tabs>
+          <w:tab w:val="left" w:pos="2400"/>
+        </w:tabs>
+        <w:spacing w:after="0" w:line="240" w:lineRule="auto"/>
+        <w:rPr>
+          <w:rFonts w:ascii="Times New Roman" w:eastAsia="Malgun Gothic" w:hAnsi="Times New Roman" w:cs="Malgun Gothic"/>
+          <w:b/>
+          <w:sz w:val="24"/>
+          <w:szCs w:val="24"/>
+        </w:rPr>
+      </w:pPr>
+    </w:p>
+    <w:p>
+      <w:pPr>
+        <w:tabs>
+          <w:tab w:val="left" w:pos="2400"/>
+        </w:tabs>
+        <w:spacing w:after="0" w:line="240" w:lineRule="auto"/>
+        <w:rPr>
+          <w:rFonts w:ascii="Times New Roman" w:eastAsia="Malgun Gothic" w:hAnsi="Times New Roman" w:cs="Malgun Gothic"/>
+          <w:b/>
+          <w:sz w:val="24"/>
+          <w:szCs w:val="24"/>
+        </w:rPr>
+      </w:pPr>
+    </w:p>
+    <w:p>
+      <w:pPr>
+        <w:tabs>
+          <w:tab w:val="left" w:pos="2400"/>
+        </w:tabs>
+        <w:spacing w:after="0" w:line="240" w:lineRule="auto"/>
+        <w:rPr>
+          <w:rFonts w:ascii="Times New Roman" w:eastAsia="Malgun Gothic" w:hAnsi="Times New Roman" w:cs="Malgun Gothic"/>
+          <w:b/>
+          <w:sz w:val="24"/>
+          <w:szCs w:val="24"/>
+        </w:rPr>
+      </w:pPr>
+    </w:p>
+    <w:p>
+      <w:pPr>
+        <w:tabs>
+          <w:tab w:val="left" w:pos="2400"/>
+        </w:tabs>
+        <w:spacing w:after="0" w:line="240" w:lineRule="auto"/>
+        <w:rPr>
+          <w:rFonts w:ascii="Times New Roman" w:eastAsia="Malgun Gothic" w:hAnsi="Times New Roman" w:cs="Malgun Gothic"/>
+          <w:sz w:val="24"/>
+          <w:szCs w:val="24"/>
+        </w:rPr>
+      </w:pPr>
       <w:r>
         <w:rPr>
           <w:rFonts w:ascii="Times New Roman" w:eastAsia="Malgun Gothic" w:hAnsi="Times New Roman" w:cs="Malgun Gothic"/>
@@ -4879,10 +5132,27 @@
           <w:sz w:val="24"/>
           <w:szCs w:val="24"/>
         </w:rPr>
+        <w:lastRenderedPageBreak/>
         <w:drawing>
-          <wp:inline distT="0" distB="0" distL="114300" distR="114300" wp14:anchorId="127CBA71" wp14:editId="56093340">
+          <wp:anchor distT="0" distB="0" distL="114300" distR="114300" simplePos="0" relativeHeight="251682816" behindDoc="1" locked="0" layoutInCell="1" allowOverlap="1" wp14:anchorId="127CBA71">
+            <wp:simplePos x="0" y="0"/>
+            <wp:positionH relativeFrom="margin">
+              <wp:align>center</wp:align>
+            </wp:positionH>
+            <wp:positionV relativeFrom="page">
+              <wp:posOffset>1356360</wp:posOffset>
+            </wp:positionV>
             <wp:extent cx="5398135" cy="2783840"/>
-            <wp:effectExtent l="0" t="0" r="12065" b="16510"/>
+            <wp:effectExtent l="0" t="0" r="0" b="0"/>
+            <wp:wrapTight wrapText="bothSides">
+              <wp:wrapPolygon edited="0">
+                <wp:start x="0" y="0"/>
+                <wp:lineTo x="0" y="21432"/>
+                <wp:lineTo x="21496" y="21432"/>
+                <wp:lineTo x="21496" y="0"/>
+                <wp:lineTo x="0" y="0"/>
+              </wp:wrapPolygon>
+            </wp:wrapTight>
             <wp:docPr id="16" name="Imagem 16" descr="css"/>
             <wp:cNvGraphicFramePr>
               <a:graphicFrameLocks xmlns:a="http://schemas.openxmlformats.org/drawingml/2006/main" noChangeAspect="1"/>
@@ -4897,7 +5167,13 @@
                     </pic:cNvPicPr>
                   </pic:nvPicPr>
                   <pic:blipFill>
-                    <a:blip r:embed="rId9"/>
+                    <a:blip r:embed="rId9" cstate="print">
+                      <a:extLst>
+                        <a:ext uri="{28A0092B-C50C-407E-A947-70E740481C1C}">
+                          <a14:useLocalDpi xmlns:a14="http://schemas.microsoft.com/office/drawing/2010/main" val="0"/>
+                        </a:ext>
+                      </a:extLst>
+                    </a:blip>
                     <a:stretch>
                       <a:fillRect/>
                     </a:stretch>
@@ -4914,22 +5190,69 @@
                 </pic:pic>
               </a:graphicData>
             </a:graphic>
-          </wp:inline>
+          </wp:anchor>
         </w:drawing>
       </w:r>
-    </w:p>
-    <w:p>
-      <w:pPr>
-        <w:tabs>
-          <w:tab w:val="left" w:pos="2400"/>
-        </w:tabs>
-        <w:spacing w:after="0" w:line="240" w:lineRule="auto"/>
-        <w:rPr>
-          <w:rFonts w:ascii="Times New Roman" w:hAnsi="Times New Roman" w:cs="Times New Roman"/>
+      <w:r>
+        <w:rPr>
+          <w:rFonts w:ascii="Times New Roman" w:eastAsia="Malgun Gothic" w:hAnsi="Times New Roman" w:cs="Malgun Gothic"/>
+          <w:b/>
+          <w:sz w:val="24"/>
+          <w:szCs w:val="24"/>
+        </w:rPr>
+        <w:t>Figura 2</w:t>
+      </w:r>
+      <w:r>
+        <w:rPr>
+          <w:rFonts w:ascii="Times New Roman" w:eastAsia="Malgun Gothic" w:hAnsi="Times New Roman" w:cs="Malgun Gothic"/>
+          <w:sz w:val="24"/>
+          <w:szCs w:val="24"/>
+        </w:rPr>
+        <w:t xml:space="preserve"> </w:t>
+      </w:r>
+      <w:r>
+        <w:rPr>
+          <w:rFonts w:ascii="Times New Roman" w:eastAsia="Malgun Gothic" w:hAnsi="Times New Roman" w:cs="Malgun Gothic"/>
+          <w:sz w:val="24"/>
+          <w:szCs w:val="24"/>
+        </w:rPr>
+        <w:t xml:space="preserve">– ESTRUTURA DO CÓDIGO </w:t>
+      </w:r>
+      <w:r>
+        <w:rPr>
+          <w:rFonts w:ascii="Times New Roman" w:eastAsia="Malgun Gothic" w:hAnsi="Times New Roman" w:cs="Malgun Gothic"/>
+          <w:sz w:val="24"/>
+          <w:szCs w:val="24"/>
+        </w:rPr>
+        <w:t>CSS</w:t>
+      </w:r>
+    </w:p>
+    <w:p>
+      <w:pPr>
+        <w:tabs>
+          <w:tab w:val="left" w:pos="2400"/>
+        </w:tabs>
+        <w:spacing w:after="0" w:line="240" w:lineRule="auto"/>
+        <w:rPr>
+          <w:rFonts w:ascii="Times New Roman" w:hAnsi="Times New Roman" w:cs="Times New Roman"/>
+          <w:b/>
           <w:sz w:val="20"/>
           <w:szCs w:val="20"/>
         </w:rPr>
       </w:pPr>
+    </w:p>
+    <w:p>
+      <w:pPr>
+        <w:tabs>
+          <w:tab w:val="left" w:pos="2400"/>
+        </w:tabs>
+        <w:spacing w:after="0" w:line="240" w:lineRule="auto"/>
+        <w:rPr>
+          <w:rFonts w:ascii="Times New Roman" w:eastAsia="Malgun Gothic" w:hAnsi="Times New Roman" w:cs="Malgun Gothic"/>
+          <w:sz w:val="24"/>
+          <w:szCs w:val="24"/>
+        </w:rPr>
+      </w:pPr>
       <w:r>
         <w:rPr>
           <w:rFonts w:ascii="Times New Roman" w:hAnsi="Times New Roman" w:cs="Times New Roman"/>
@@ -4977,7 +5300,22 @@
           <w:szCs w:val="24"/>
         </w:rPr>
       </w:pPr>
-      <w:bookmarkStart w:id="10" w:name="_Toc215495320"/>
+    </w:p>
+    <w:p>
+      <w:pPr>
+        <w:tabs>
+          <w:tab w:val="left" w:pos="2400"/>
+        </w:tabs>
+        <w:spacing w:after="0" w:line="360" w:lineRule="auto"/>
+        <w:outlineLvl w:val="1"/>
+        <w:rPr>
+          <w:rFonts w:ascii="Times New Roman" w:hAnsi="Times New Roman" w:cs="Times New Roman"/>
+          <w:b/>
+          <w:sz w:val="24"/>
+          <w:szCs w:val="24"/>
+        </w:rPr>
+      </w:pPr>
+      <w:bookmarkStart w:id="10" w:name="_Toc216074217"/>
       <w:r>
         <w:rPr>
           <w:rFonts w:ascii="Times New Roman" w:hAnsi="Times New Roman" w:cs="Times New Roman"/>
@@ -5020,36 +5358,242 @@
         <w:spacing w:after="0" w:line="240" w:lineRule="auto"/>
         <w:rPr>
           <w:rFonts w:ascii="Times New Roman" w:hAnsi="Times New Roman" w:cs="Times New Roman"/>
-          <w:sz w:val="24"/>
-          <w:szCs w:val="24"/>
-        </w:rPr>
-      </w:pPr>
-      <w:r>
-        <w:rPr>
-          <w:rFonts w:ascii="Times New Roman" w:hAnsi="Times New Roman" w:cs="Times New Roman"/>
-          <w:b/>
-          <w:sz w:val="24"/>
-          <w:szCs w:val="24"/>
-        </w:rPr>
-        <w:t>Figura 3 -</w:t>
-      </w:r>
-      <w:r>
-        <w:rPr>
-          <w:rFonts w:ascii="Times New Roman" w:hAnsi="Times New Roman" w:cs="Times New Roman"/>
-          <w:sz w:val="24"/>
-          <w:szCs w:val="24"/>
-        </w:rPr>
-        <w:t>IDE VsCode</w:t>
-      </w:r>
-    </w:p>
-    <w:p>
-      <w:pPr>
-        <w:tabs>
-          <w:tab w:val="left" w:pos="2400"/>
-        </w:tabs>
-        <w:spacing w:after="0" w:line="360" w:lineRule="auto"/>
-        <w:ind w:firstLine="709"/>
-        <w:jc w:val="center"/>
+          <w:b/>
+          <w:sz w:val="24"/>
+          <w:szCs w:val="24"/>
+        </w:rPr>
+      </w:pPr>
+    </w:p>
+    <w:p>
+      <w:pPr>
+        <w:tabs>
+          <w:tab w:val="left" w:pos="2400"/>
+        </w:tabs>
+        <w:spacing w:after="0" w:line="240" w:lineRule="auto"/>
+        <w:rPr>
+          <w:rFonts w:ascii="Times New Roman" w:hAnsi="Times New Roman" w:cs="Times New Roman"/>
+          <w:b/>
+          <w:sz w:val="24"/>
+          <w:szCs w:val="24"/>
+        </w:rPr>
+      </w:pPr>
+    </w:p>
+    <w:p>
+      <w:pPr>
+        <w:tabs>
+          <w:tab w:val="left" w:pos="2400"/>
+        </w:tabs>
+        <w:spacing w:after="0" w:line="240" w:lineRule="auto"/>
+        <w:rPr>
+          <w:rFonts w:ascii="Times New Roman" w:hAnsi="Times New Roman" w:cs="Times New Roman"/>
+          <w:b/>
+          <w:sz w:val="24"/>
+          <w:szCs w:val="24"/>
+        </w:rPr>
+      </w:pPr>
+    </w:p>
+    <w:p>
+      <w:pPr>
+        <w:tabs>
+          <w:tab w:val="left" w:pos="2400"/>
+        </w:tabs>
+        <w:spacing w:after="0" w:line="240" w:lineRule="auto"/>
+        <w:rPr>
+          <w:rFonts w:ascii="Times New Roman" w:hAnsi="Times New Roman" w:cs="Times New Roman"/>
+          <w:b/>
+          <w:sz w:val="24"/>
+          <w:szCs w:val="24"/>
+        </w:rPr>
+      </w:pPr>
+    </w:p>
+    <w:p>
+      <w:pPr>
+        <w:tabs>
+          <w:tab w:val="left" w:pos="2400"/>
+        </w:tabs>
+        <w:spacing w:after="0" w:line="240" w:lineRule="auto"/>
+        <w:rPr>
+          <w:rFonts w:ascii="Times New Roman" w:hAnsi="Times New Roman" w:cs="Times New Roman"/>
+          <w:b/>
+          <w:sz w:val="24"/>
+          <w:szCs w:val="24"/>
+        </w:rPr>
+      </w:pPr>
+    </w:p>
+    <w:p>
+      <w:pPr>
+        <w:tabs>
+          <w:tab w:val="left" w:pos="2400"/>
+        </w:tabs>
+        <w:spacing w:after="0" w:line="240" w:lineRule="auto"/>
+        <w:rPr>
+          <w:rFonts w:ascii="Times New Roman" w:hAnsi="Times New Roman" w:cs="Times New Roman"/>
+          <w:b/>
+          <w:sz w:val="24"/>
+          <w:szCs w:val="24"/>
+        </w:rPr>
+      </w:pPr>
+    </w:p>
+    <w:p>
+      <w:pPr>
+        <w:tabs>
+          <w:tab w:val="left" w:pos="2400"/>
+        </w:tabs>
+        <w:spacing w:after="0" w:line="240" w:lineRule="auto"/>
+        <w:rPr>
+          <w:rFonts w:ascii="Times New Roman" w:hAnsi="Times New Roman" w:cs="Times New Roman"/>
+          <w:b/>
+          <w:sz w:val="24"/>
+          <w:szCs w:val="24"/>
+        </w:rPr>
+      </w:pPr>
+    </w:p>
+    <w:p>
+      <w:pPr>
+        <w:tabs>
+          <w:tab w:val="left" w:pos="2400"/>
+        </w:tabs>
+        <w:spacing w:after="0" w:line="240" w:lineRule="auto"/>
+        <w:rPr>
+          <w:rFonts w:ascii="Times New Roman" w:hAnsi="Times New Roman" w:cs="Times New Roman"/>
+          <w:b/>
+          <w:sz w:val="24"/>
+          <w:szCs w:val="24"/>
+        </w:rPr>
+      </w:pPr>
+    </w:p>
+    <w:p>
+      <w:pPr>
+        <w:tabs>
+          <w:tab w:val="left" w:pos="2400"/>
+        </w:tabs>
+        <w:spacing w:after="0" w:line="240" w:lineRule="auto"/>
+        <w:rPr>
+          <w:rFonts w:ascii="Times New Roman" w:hAnsi="Times New Roman" w:cs="Times New Roman"/>
+          <w:b/>
+          <w:sz w:val="24"/>
+          <w:szCs w:val="24"/>
+        </w:rPr>
+      </w:pPr>
+    </w:p>
+    <w:p>
+      <w:pPr>
+        <w:tabs>
+          <w:tab w:val="left" w:pos="2400"/>
+        </w:tabs>
+        <w:spacing w:after="0" w:line="240" w:lineRule="auto"/>
+        <w:rPr>
+          <w:rFonts w:ascii="Times New Roman" w:hAnsi="Times New Roman" w:cs="Times New Roman"/>
+          <w:b/>
+          <w:sz w:val="24"/>
+          <w:szCs w:val="24"/>
+        </w:rPr>
+      </w:pPr>
+    </w:p>
+    <w:p>
+      <w:pPr>
+        <w:tabs>
+          <w:tab w:val="left" w:pos="2400"/>
+        </w:tabs>
+        <w:spacing w:after="0" w:line="240" w:lineRule="auto"/>
+        <w:rPr>
+          <w:rFonts w:ascii="Times New Roman" w:hAnsi="Times New Roman" w:cs="Times New Roman"/>
+          <w:b/>
+          <w:sz w:val="24"/>
+          <w:szCs w:val="24"/>
+        </w:rPr>
+      </w:pPr>
+    </w:p>
+    <w:p>
+      <w:pPr>
+        <w:tabs>
+          <w:tab w:val="left" w:pos="2400"/>
+        </w:tabs>
+        <w:spacing w:after="0" w:line="240" w:lineRule="auto"/>
+        <w:rPr>
+          <w:rFonts w:ascii="Times New Roman" w:hAnsi="Times New Roman" w:cs="Times New Roman"/>
+          <w:b/>
+          <w:sz w:val="24"/>
+          <w:szCs w:val="24"/>
+        </w:rPr>
+      </w:pPr>
+    </w:p>
+    <w:p>
+      <w:pPr>
+        <w:tabs>
+          <w:tab w:val="left" w:pos="2400"/>
+        </w:tabs>
+        <w:spacing w:after="0" w:line="240" w:lineRule="auto"/>
+        <w:rPr>
+          <w:rFonts w:ascii="Times New Roman" w:hAnsi="Times New Roman" w:cs="Times New Roman"/>
+          <w:b/>
+          <w:sz w:val="24"/>
+          <w:szCs w:val="24"/>
+        </w:rPr>
+      </w:pPr>
+    </w:p>
+    <w:p>
+      <w:pPr>
+        <w:tabs>
+          <w:tab w:val="left" w:pos="2400"/>
+        </w:tabs>
+        <w:spacing w:after="0" w:line="240" w:lineRule="auto"/>
+        <w:rPr>
+          <w:rFonts w:ascii="Times New Roman" w:hAnsi="Times New Roman" w:cs="Times New Roman"/>
+          <w:b/>
+          <w:sz w:val="24"/>
+          <w:szCs w:val="24"/>
+        </w:rPr>
+      </w:pPr>
+    </w:p>
+    <w:p>
+      <w:pPr>
+        <w:tabs>
+          <w:tab w:val="left" w:pos="2400"/>
+        </w:tabs>
+        <w:spacing w:after="0" w:line="240" w:lineRule="auto"/>
+        <w:rPr>
+          <w:rFonts w:ascii="Times New Roman" w:hAnsi="Times New Roman" w:cs="Times New Roman"/>
+          <w:b/>
+          <w:sz w:val="24"/>
+          <w:szCs w:val="24"/>
+        </w:rPr>
+      </w:pPr>
+    </w:p>
+    <w:p>
+      <w:pPr>
+        <w:tabs>
+          <w:tab w:val="left" w:pos="2400"/>
+        </w:tabs>
+        <w:spacing w:after="0" w:line="240" w:lineRule="auto"/>
+        <w:rPr>
+          <w:rFonts w:ascii="Times New Roman" w:hAnsi="Times New Roman" w:cs="Times New Roman"/>
+          <w:b/>
+          <w:sz w:val="24"/>
+          <w:szCs w:val="24"/>
+        </w:rPr>
+      </w:pPr>
+    </w:p>
+    <w:p>
+      <w:pPr>
+        <w:tabs>
+          <w:tab w:val="left" w:pos="2400"/>
+        </w:tabs>
+        <w:spacing w:after="0" w:line="240" w:lineRule="auto"/>
+        <w:rPr>
+          <w:rFonts w:ascii="Times New Roman" w:hAnsi="Times New Roman" w:cs="Times New Roman"/>
+          <w:b/>
+          <w:sz w:val="24"/>
+          <w:szCs w:val="24"/>
+        </w:rPr>
+      </w:pPr>
+    </w:p>
+    <w:p>
+      <w:pPr>
+        <w:tabs>
+          <w:tab w:val="left" w:pos="2400"/>
+        </w:tabs>
+        <w:spacing w:after="0" w:line="240" w:lineRule="auto"/>
         <w:rPr>
           <w:rFonts w:ascii="Times New Roman" w:hAnsi="Times New Roman" w:cs="Times New Roman"/>
           <w:sz w:val="24"/>
@@ -5064,13 +5608,13 @@
           <w:szCs w:val="24"/>
         </w:rPr>
         <w:drawing>
-          <wp:anchor distT="0" distB="0" distL="114300" distR="114300" simplePos="0" relativeHeight="251677696" behindDoc="1" locked="0" layoutInCell="1" allowOverlap="1">
+          <wp:anchor distT="0" distB="0" distL="114300" distR="114300" simplePos="0" relativeHeight="251681792" behindDoc="1" locked="0" layoutInCell="1" allowOverlap="1">
             <wp:simplePos x="0" y="0"/>
             <wp:positionH relativeFrom="margin">
-              <wp:align>right</wp:align>
+              <wp:align>center</wp:align>
             </wp:positionH>
-            <wp:positionV relativeFrom="paragraph">
-              <wp:posOffset>196215</wp:posOffset>
+            <wp:positionV relativeFrom="page">
+              <wp:posOffset>1516380</wp:posOffset>
             </wp:positionV>
             <wp:extent cx="5392420" cy="2868930"/>
             <wp:effectExtent l="0" t="0" r="0" b="7620"/>
@@ -5123,19 +5667,50 @@
           </wp:anchor>
         </w:drawing>
       </w:r>
-    </w:p>
-    <w:p>
-      <w:pPr>
-        <w:tabs>
-          <w:tab w:val="left" w:pos="2400"/>
-        </w:tabs>
-        <w:spacing w:after="0" w:line="240" w:lineRule="auto"/>
-        <w:rPr>
-          <w:rFonts w:ascii="Times New Roman" w:hAnsi="Times New Roman" w:cs="Times New Roman"/>
+      <w:r>
+        <w:rPr>
+          <w:rFonts w:ascii="Times New Roman" w:hAnsi="Times New Roman" w:cs="Times New Roman"/>
+          <w:b/>
+          <w:sz w:val="24"/>
+          <w:szCs w:val="24"/>
+        </w:rPr>
+        <w:t>Figura 3 -</w:t>
+      </w:r>
+      <w:r>
+        <w:rPr>
+          <w:rFonts w:ascii="Times New Roman" w:hAnsi="Times New Roman" w:cs="Times New Roman"/>
+          <w:sz w:val="24"/>
+          <w:szCs w:val="24"/>
+        </w:rPr>
+        <w:t>IDE VsCode</w:t>
+      </w:r>
+    </w:p>
+    <w:p>
+      <w:pPr>
+        <w:tabs>
+          <w:tab w:val="left" w:pos="2400"/>
+        </w:tabs>
+        <w:spacing w:after="0" w:line="360" w:lineRule="auto"/>
+        <w:rPr>
+          <w:rFonts w:ascii="Times New Roman" w:hAnsi="Times New Roman" w:cs="Times New Roman"/>
+          <w:b/>
           <w:sz w:val="20"/>
           <w:szCs w:val="20"/>
         </w:rPr>
       </w:pPr>
+    </w:p>
+    <w:p>
+      <w:pPr>
+        <w:tabs>
+          <w:tab w:val="left" w:pos="2400"/>
+        </w:tabs>
+        <w:spacing w:after="0" w:line="360" w:lineRule="auto"/>
+        <w:rPr>
+          <w:rFonts w:ascii="Times New Roman" w:hAnsi="Times New Roman" w:cs="Times New Roman"/>
+          <w:sz w:val="24"/>
+          <w:szCs w:val="24"/>
+        </w:rPr>
+      </w:pPr>
       <w:r>
         <w:rPr>
           <w:rFonts w:ascii="Times New Roman" w:hAnsi="Times New Roman" w:cs="Times New Roman"/>
@@ -5143,7 +5718,6 @@
           <w:sz w:val="20"/>
           <w:szCs w:val="20"/>
         </w:rPr>
-        <w:lastRenderedPageBreak/>
         <w:t xml:space="preserve">Fonte: </w:t>
       </w:r>
       <w:r>
@@ -5161,6 +5735,7 @@
           <w:tab w:val="left" w:pos="2400"/>
         </w:tabs>
         <w:spacing w:after="0" w:line="360" w:lineRule="auto"/>
+        <w:jc w:val="center"/>
         <w:outlineLvl w:val="1"/>
         <w:rPr>
           <w:rFonts w:ascii="Times New Roman" w:hAnsi="Times New Roman" w:cs="Times New Roman"/>
@@ -5184,7 +5759,7 @@
           <w:szCs w:val="24"/>
         </w:rPr>
       </w:pPr>
-      <w:bookmarkStart w:id="11" w:name="_Toc215495321"/>
+      <w:bookmarkStart w:id="11" w:name="_Toc216074218"/>
       <w:r>
         <w:rPr>
           <w:rFonts w:ascii="Times New Roman" w:hAnsi="Times New Roman" w:cs="Times New Roman"/>
@@ -5239,8 +5814,31 @@
           <w:sz w:val="24"/>
           <w:szCs w:val="24"/>
         </w:rPr>
-        <w:t xml:space="preserve">Utilizamos um banco de dados em nosso projeto para que fosse possível realizar o armazenamento de dados dos clientes que fizessem login em nossa página, manipular, organizar e otimizar os processos empresariais. </w:t>
-      </w:r>
+        <w:t xml:space="preserve">Foi utilizado no projeto </w:t>
+      </w:r>
+      <w:r>
+        <w:rPr>
+          <w:rFonts w:ascii="Times New Roman" w:hAnsi="Times New Roman" w:cs="Times New Roman"/>
+          <w:sz w:val="24"/>
+          <w:szCs w:val="24"/>
+        </w:rPr>
+        <w:t xml:space="preserve">para que fosse possível realizar o armazenamento de dados dos clientes que fizessem login em nossa página, manipular, organizar e otimizar os processos empresariais. </w:t>
+      </w:r>
+    </w:p>
+    <w:p>
+      <w:pPr>
+        <w:tabs>
+          <w:tab w:val="left" w:pos="2400"/>
+        </w:tabs>
+        <w:spacing w:after="0" w:line="360" w:lineRule="auto"/>
+        <w:ind w:firstLine="709"/>
+        <w:jc w:val="both"/>
+        <w:rPr>
+          <w:rFonts w:ascii="Times New Roman" w:hAnsi="Times New Roman" w:cs="Times New Roman"/>
+          <w:sz w:val="24"/>
+          <w:szCs w:val="24"/>
+        </w:rPr>
+      </w:pPr>
     </w:p>
     <w:p>
       <w:pPr>
@@ -5266,10 +5864,10 @@
           <wp:anchor distT="0" distB="0" distL="114300" distR="114300" simplePos="0" relativeHeight="251680768" behindDoc="0" locked="0" layoutInCell="1" allowOverlap="1" wp14:anchorId="265CA9CA" wp14:editId="4BEA72C3">
             <wp:simplePos x="0" y="0"/>
             <wp:positionH relativeFrom="margin">
-              <wp:align>right</wp:align>
+              <wp:align>center</wp:align>
             </wp:positionH>
             <wp:positionV relativeFrom="page">
-              <wp:posOffset>4160520</wp:posOffset>
+              <wp:posOffset>4351020</wp:posOffset>
             </wp:positionV>
             <wp:extent cx="5393055" cy="2550160"/>
             <wp:effectExtent l="19050" t="19050" r="17145" b="21590"/>
@@ -5330,10 +5928,10 @@
           <wp:anchor distT="0" distB="0" distL="114300" distR="114300" simplePos="0" relativeHeight="251679744" behindDoc="0" locked="0" layoutInCell="1" allowOverlap="1" wp14:anchorId="7C418E82" wp14:editId="7A05121A">
             <wp:simplePos x="0" y="0"/>
             <wp:positionH relativeFrom="margin">
-              <wp:align>left</wp:align>
+              <wp:posOffset>-1905</wp:posOffset>
             </wp:positionH>
             <wp:positionV relativeFrom="margin">
-              <wp:posOffset>213360</wp:posOffset>
+              <wp:posOffset>396240</wp:posOffset>
             </wp:positionV>
             <wp:extent cx="5399405" cy="2878455"/>
             <wp:effectExtent l="19050" t="19050" r="10795" b="17145"/>
@@ -5390,16 +5988,63 @@
           <w:sz w:val="24"/>
           <w:szCs w:val="24"/>
         </w:rPr>
-        <w:t>Figura 4 -</w:t>
-      </w:r>
-      <w:r>
-        <w:rPr>
-          <w:rFonts w:ascii="Times New Roman" w:hAnsi="Times New Roman" w:cs="Times New Roman"/>
-          <w:sz w:val="24"/>
-          <w:szCs w:val="24"/>
-        </w:rPr>
-        <w:t xml:space="preserve">Banco de Dados </w:t>
-      </w:r>
+        <w:t xml:space="preserve">Figura 4 </w:t>
+      </w:r>
+      <w:r>
+        <w:rPr>
+          <w:rFonts w:ascii="Times New Roman" w:hAnsi="Times New Roman" w:cs="Times New Roman"/>
+          <w:b/>
+          <w:sz w:val="24"/>
+          <w:szCs w:val="24"/>
+        </w:rPr>
+        <w:t>–</w:t>
+      </w:r>
+      <w:r>
+        <w:rPr>
+          <w:rFonts w:ascii="Times New Roman" w:hAnsi="Times New Roman" w:cs="Times New Roman"/>
+          <w:sz w:val="24"/>
+          <w:szCs w:val="24"/>
+        </w:rPr>
+        <w:t xml:space="preserve"> </w:t>
+      </w:r>
+      <w:r>
+        <w:rPr>
+          <w:rFonts w:ascii="Times New Roman" w:hAnsi="Times New Roman" w:cs="Times New Roman"/>
+          <w:sz w:val="24"/>
+          <w:szCs w:val="24"/>
+        </w:rPr>
+        <w:t xml:space="preserve">DIAGRAMA DE </w:t>
+      </w:r>
+      <w:r>
+        <w:rPr>
+          <w:rFonts w:ascii="Times New Roman" w:hAnsi="Times New Roman" w:cs="Times New Roman"/>
+          <w:sz w:val="24"/>
+          <w:szCs w:val="24"/>
+        </w:rPr>
+        <w:t>ENTIDADE-RELACIONAMENTO</w:t>
+      </w:r>
+      <w:r>
+        <w:rPr>
+          <w:rFonts w:ascii="Times New Roman" w:hAnsi="Times New Roman" w:cs="Times New Roman"/>
+          <w:sz w:val="24"/>
+          <w:szCs w:val="24"/>
+        </w:rPr>
+        <w:t xml:space="preserve"> DO BANCO DE DADOS</w:t>
+      </w:r>
+    </w:p>
+    <w:p>
+      <w:pPr>
+        <w:tabs>
+          <w:tab w:val="left" w:pos="2400"/>
+        </w:tabs>
+        <w:spacing w:after="0" w:line="240" w:lineRule="auto"/>
+        <w:rPr>
+          <w:rFonts w:ascii="Times New Roman" w:hAnsi="Times New Roman" w:cs="Times New Roman"/>
+          <w:b/>
+          <w:sz w:val="20"/>
+          <w:szCs w:val="20"/>
+        </w:rPr>
+      </w:pPr>
     </w:p>
     <w:p>
       <w:pPr>
@@ -5460,7 +6105,7 @@
           <w:szCs w:val="24"/>
         </w:rPr>
       </w:pPr>
-      <w:bookmarkStart w:id="12" w:name="_Toc215495322"/>
+      <w:bookmarkStart w:id="12" w:name="_Toc216074219"/>
       <w:r>
         <w:rPr>
           <w:rFonts w:ascii="Times New Roman" w:hAnsi="Times New Roman" w:cs="Times New Roman"/>
@@ -5524,7 +6169,32 @@
           <w:sz w:val="24"/>
           <w:szCs w:val="24"/>
         </w:rPr>
-        <w:t>Utilizamos a ferramenta Trello com o objetivo de organizar cada entrega das sprints, definidas por cartões e incluindo em cada um as atividades e projetos a sere</w:t>
+        <w:t xml:space="preserve">Foi feita a utilização </w:t>
+      </w:r>
+      <w:r>
+        <w:rPr>
+          <w:rFonts w:ascii="Times New Roman" w:hAnsi="Times New Roman" w:cs="Times New Roman"/>
+          <w:sz w:val="24"/>
+          <w:szCs w:val="24"/>
+        </w:rPr>
+        <w:t>da ferramenta</w:t>
+      </w:r>
+      <w:r>
+        <w:rPr>
+          <w:rFonts w:ascii="Times New Roman" w:hAnsi="Times New Roman" w:cs="Times New Roman"/>
+          <w:sz w:val="24"/>
+          <w:szCs w:val="24"/>
+        </w:rPr>
+        <w:t xml:space="preserve"> Trello com o objetivo de organizar cada entrega das sprints, definidas por cartões e incluindo em cada um as atividades e projetos </w:t>
+      </w:r>
+      <w:r>
+        <w:rPr>
+          <w:rFonts w:ascii="Times New Roman" w:hAnsi="Times New Roman" w:cs="Times New Roman"/>
+          <w:sz w:val="24"/>
+          <w:szCs w:val="24"/>
+        </w:rPr>
+        <w:lastRenderedPageBreak/>
+        <w:t>a sere</w:t>
       </w:r>
       <w:r>
         <w:rPr>
@@ -5609,7 +6279,7 @@
               <wp:align>left</wp:align>
             </wp:positionH>
             <wp:positionV relativeFrom="margin">
-              <wp:posOffset>487680</wp:posOffset>
+              <wp:posOffset>998220</wp:posOffset>
             </wp:positionV>
             <wp:extent cx="5400040" cy="3184525"/>
             <wp:effectExtent l="0" t="0" r="0" b="0"/>
@@ -5669,15 +6339,32 @@
           <w:sz w:val="24"/>
           <w:szCs w:val="24"/>
         </w:rPr>
-        <w:t>Figura 5 -</w:t>
-      </w:r>
-      <w:r>
-        <w:rPr>
-          <w:rFonts w:ascii="Times New Roman" w:hAnsi="Times New Roman" w:cs="Times New Roman"/>
-          <w:sz w:val="24"/>
-          <w:szCs w:val="24"/>
-        </w:rPr>
-        <w:t>Trello</w:t>
+        <w:t xml:space="preserve">Figura 5 </w:t>
+      </w:r>
+      <w:r>
+        <w:rPr>
+          <w:rFonts w:ascii="Times New Roman" w:hAnsi="Times New Roman" w:cs="Times New Roman"/>
+          <w:b/>
+          <w:sz w:val="24"/>
+          <w:szCs w:val="24"/>
+        </w:rPr>
+        <w:t>–</w:t>
+      </w:r>
+      <w:r>
+        <w:rPr>
+          <w:rFonts w:ascii="Times New Roman" w:hAnsi="Times New Roman" w:cs="Times New Roman"/>
+          <w:sz w:val="24"/>
+          <w:szCs w:val="24"/>
+        </w:rPr>
+        <w:t xml:space="preserve"> QUADRO</w:t>
+      </w:r>
+      <w:r>
+        <w:rPr>
+          <w:rFonts w:ascii="Times New Roman" w:hAnsi="Times New Roman" w:cs="Times New Roman"/>
+          <w:sz w:val="24"/>
+          <w:szCs w:val="24"/>
+        </w:rPr>
+        <w:t xml:space="preserve"> KANBAN DO TRELLO</w:t>
       </w:r>
     </w:p>
     <w:p>
@@ -5739,7 +6426,7 @@
           <w:szCs w:val="24"/>
         </w:rPr>
       </w:pPr>
-      <w:bookmarkStart w:id="13" w:name="_Toc215495323"/>
+      <w:bookmarkStart w:id="13" w:name="_Toc216074220"/>
       <w:r>
         <w:rPr>
           <w:rFonts w:ascii="Times New Roman" w:hAnsi="Times New Roman" w:cs="Times New Roman"/>
@@ -5794,7 +6481,7 @@
           <w:sz w:val="24"/>
           <w:szCs w:val="24"/>
         </w:rPr>
-        <w:t>A utilização do Git e GitHub nos proporcionou estruturar toda a parte de codificação do site, além das alterações feitas durante o projeto tanto nos códigos quanto na documentação.</w:t>
+        <w:t>A utilização do Git e GitHub proporcionou estruturar toda a parte de codificação do site, além das alterações feitas durante o projeto tanto nos códigos quanto na documentação.</w:t>
       </w:r>
     </w:p>
     <w:p>
@@ -5902,19 +6589,82 @@
       <w:r>
         <w:rPr>
           <w:rFonts w:ascii="Times New Roman" w:hAnsi="Times New Roman" w:cs="Times New Roman"/>
+          <w:b/>
+          <w:sz w:val="24"/>
+          <w:szCs w:val="24"/>
+        </w:rPr>
+        <w:lastRenderedPageBreak/>
+        <w:t xml:space="preserve">Figura 6 </w:t>
+      </w:r>
+      <w:r>
+        <w:rPr>
+          <w:rFonts w:ascii="Times New Roman" w:hAnsi="Times New Roman" w:cs="Times New Roman"/>
+          <w:b/>
+          <w:sz w:val="24"/>
+          <w:szCs w:val="24"/>
+        </w:rPr>
+        <w:t xml:space="preserve">– </w:t>
+      </w:r>
+      <w:r>
+        <w:rPr>
+          <w:rFonts w:ascii="Times New Roman" w:hAnsi="Times New Roman" w:cs="Times New Roman"/>
+          <w:sz w:val="24"/>
+          <w:szCs w:val="24"/>
+        </w:rPr>
+        <w:t xml:space="preserve">INTERFACE DO REPOSITÓRIO E DIAGRAMA DO FLUXO </w:t>
+      </w:r>
+      <w:r>
+        <w:rPr>
+          <w:rFonts w:ascii="Times New Roman" w:hAnsi="Times New Roman" w:cs="Times New Roman"/>
+          <w:sz w:val="24"/>
+          <w:szCs w:val="24"/>
+        </w:rPr>
+        <w:t xml:space="preserve">GIT </w:t>
+      </w:r>
+      <w:r>
+        <w:rPr>
+          <w:rFonts w:ascii="Times New Roman" w:hAnsi="Times New Roman" w:cs="Times New Roman"/>
+          <w:sz w:val="24"/>
+          <w:szCs w:val="24"/>
+        </w:rPr>
+        <w:t xml:space="preserve">E </w:t>
+      </w:r>
+      <w:r>
+        <w:rPr>
+          <w:rFonts w:ascii="Times New Roman" w:hAnsi="Times New Roman" w:cs="Times New Roman"/>
+          <w:sz w:val="24"/>
+          <w:szCs w:val="24"/>
+        </w:rPr>
+        <w:t>GITHUB</w:t>
+      </w:r>
+    </w:p>
+    <w:p>
+      <w:pPr>
+        <w:tabs>
+          <w:tab w:val="left" w:pos="2400"/>
+        </w:tabs>
+        <w:spacing w:after="0" w:line="240" w:lineRule="auto"/>
+        <w:rPr>
+          <w:rFonts w:ascii="Times New Roman" w:hAnsi="Times New Roman" w:cs="Times New Roman"/>
+          <w:sz w:val="24"/>
+          <w:szCs w:val="24"/>
+        </w:rPr>
+      </w:pPr>
+      <w:r>
+        <w:rPr>
+          <w:rFonts w:ascii="Times New Roman" w:hAnsi="Times New Roman" w:cs="Times New Roman"/>
           <w:noProof/>
           <w:sz w:val="24"/>
           <w:szCs w:val="24"/>
         </w:rPr>
-        <w:lastRenderedPageBreak/>
         <w:drawing>
           <wp:anchor distT="0" distB="0" distL="114300" distR="114300" simplePos="0" relativeHeight="251669504" behindDoc="0" locked="0" layoutInCell="1" allowOverlap="1">
             <wp:simplePos x="0" y="0"/>
             <wp:positionH relativeFrom="margin">
-              <wp:align>left</wp:align>
+              <wp:align>center</wp:align>
             </wp:positionH>
             <wp:positionV relativeFrom="page">
-              <wp:posOffset>4084320</wp:posOffset>
+              <wp:posOffset>4236720</wp:posOffset>
             </wp:positionV>
             <wp:extent cx="5067300" cy="2772410"/>
             <wp:effectExtent l="0" t="0" r="0" b="8890"/>
@@ -5969,11 +6719,11 @@
         <w:drawing>
           <wp:anchor distT="0" distB="0" distL="114300" distR="114300" simplePos="0" relativeHeight="251661312" behindDoc="0" locked="0" layoutInCell="1" allowOverlap="1">
             <wp:simplePos x="0" y="0"/>
-            <wp:positionH relativeFrom="column">
-              <wp:posOffset>-123825</wp:posOffset>
+            <wp:positionH relativeFrom="margin">
+              <wp:align>center</wp:align>
             </wp:positionH>
             <wp:positionV relativeFrom="page">
-              <wp:posOffset>1240155</wp:posOffset>
+              <wp:posOffset>1514475</wp:posOffset>
             </wp:positionV>
             <wp:extent cx="5394960" cy="2677795"/>
             <wp:effectExtent l="0" t="0" r="0" b="8255"/>
@@ -6018,64 +6768,48 @@
           </wp:anchor>
         </w:drawing>
       </w:r>
-      <w:r>
-        <w:rPr>
-          <w:rFonts w:ascii="Times New Roman" w:hAnsi="Times New Roman" w:cs="Times New Roman"/>
-          <w:b/>
-          <w:sz w:val="24"/>
-          <w:szCs w:val="24"/>
-        </w:rPr>
-        <w:t>Figura 6 -</w:t>
-      </w:r>
-      <w:r>
-        <w:rPr>
-          <w:rFonts w:ascii="Times New Roman" w:hAnsi="Times New Roman" w:cs="Times New Roman"/>
-          <w:sz w:val="24"/>
-          <w:szCs w:val="24"/>
-        </w:rPr>
-        <w:t>GIT e GITHUB</w:t>
-      </w:r>
-    </w:p>
-    <w:p>
-      <w:pPr>
-        <w:tabs>
-          <w:tab w:val="left" w:pos="2400"/>
-        </w:tabs>
-        <w:spacing w:after="0" w:line="240" w:lineRule="auto"/>
-        <w:rPr>
-          <w:rFonts w:ascii="Times New Roman" w:hAnsi="Times New Roman" w:cs="Times New Roman"/>
-          <w:sz w:val="24"/>
-          <w:szCs w:val="24"/>
-        </w:rPr>
-      </w:pPr>
-    </w:p>
-    <w:p>
-      <w:pPr>
-        <w:tabs>
-          <w:tab w:val="left" w:pos="2400"/>
-        </w:tabs>
-        <w:spacing w:after="0" w:line="240" w:lineRule="auto"/>
-        <w:rPr>
-          <w:rFonts w:ascii="Times New Roman" w:hAnsi="Times New Roman" w:cs="Times New Roman"/>
+    </w:p>
+    <w:p>
+      <w:pPr>
+        <w:tabs>
+          <w:tab w:val="left" w:pos="2400"/>
+        </w:tabs>
+        <w:spacing w:after="0" w:line="240" w:lineRule="auto"/>
+        <w:rPr>
+          <w:rFonts w:ascii="Times New Roman" w:hAnsi="Times New Roman" w:cs="Times New Roman"/>
+          <w:b/>
           <w:sz w:val="20"/>
           <w:szCs w:val="20"/>
         </w:rPr>
       </w:pPr>
-      <w:r>
-        <w:rPr>
-          <w:rFonts w:ascii="Times New Roman" w:hAnsi="Times New Roman" w:cs="Times New Roman"/>
-          <w:b/>
+    </w:p>
+    <w:p>
+      <w:pPr>
+        <w:tabs>
+          <w:tab w:val="left" w:pos="2400"/>
+        </w:tabs>
+        <w:spacing w:after="0" w:line="240" w:lineRule="auto"/>
+        <w:rPr>
+          <w:rFonts w:ascii="Times New Roman" w:hAnsi="Times New Roman" w:cs="Times New Roman"/>
           <w:sz w:val="20"/>
           <w:szCs w:val="20"/>
         </w:rPr>
-        <w:t xml:space="preserve">Fonte: </w:t>
-      </w:r>
-      <w:r>
-        <w:rPr>
-          <w:rFonts w:ascii="Times New Roman" w:hAnsi="Times New Roman" w:cs="Times New Roman"/>
+      </w:pPr>
+      <w:r>
+        <w:rPr>
+          <w:rFonts w:ascii="Times New Roman" w:hAnsi="Times New Roman" w:cs="Times New Roman"/>
+          <w:b/>
           <w:sz w:val="20"/>
           <w:szCs w:val="20"/>
         </w:rPr>
+        <w:t xml:space="preserve">Fonte: </w:t>
+      </w:r>
+      <w:r>
+        <w:rPr>
+          <w:rFonts w:ascii="Times New Roman" w:hAnsi="Times New Roman" w:cs="Times New Roman"/>
+          <w:sz w:val="20"/>
+          <w:szCs w:val="20"/>
+        </w:rPr>
         <w:t>Os Autores</w:t>
       </w:r>
     </w:p>
@@ -6108,7 +6842,7 @@
           <w:szCs w:val="24"/>
         </w:rPr>
       </w:pPr>
-      <w:bookmarkStart w:id="14" w:name="_Toc215495324"/>
+      <w:bookmarkStart w:id="14" w:name="_Toc216074221"/>
       <w:r>
         <w:rPr>
           <w:rFonts w:ascii="Times New Roman" w:hAnsi="Times New Roman" w:cs="Times New Roman"/>
@@ -6162,7 +6896,39 @@
           <w:sz w:val="24"/>
           <w:szCs w:val="24"/>
         </w:rPr>
-        <w:t xml:space="preserve">desenvolvedores para criar interfaces digitais e designs gráficos, foi criado por Dylan Field e Evan Wallace lançado em 2016. Utilizamos essa ferramenta para criar o protótipo da interface de cada página do site, uma forma de visualizar com clareza o projeto antes de colocá-lo em prática, utilizamos as ferramentas disponíveis no site para elaborar e a partir desse protótipo, criar o seu design na programação. </w:t>
+        <w:t xml:space="preserve">desenvolvedores para criar interfaces digitais e designs gráficos, foi criado por Dylan Field e Evan Wallace lançado em 2016. </w:t>
+      </w:r>
+      <w:r>
+        <w:rPr>
+          <w:rFonts w:ascii="Times New Roman" w:hAnsi="Times New Roman" w:cs="Times New Roman"/>
+          <w:sz w:val="24"/>
+          <w:szCs w:val="24"/>
+        </w:rPr>
+        <w:t>Foi utilizado no site</w:t>
+      </w:r>
+      <w:r>
+        <w:rPr>
+          <w:rFonts w:ascii="Times New Roman" w:hAnsi="Times New Roman" w:cs="Times New Roman"/>
+          <w:sz w:val="24"/>
+          <w:szCs w:val="24"/>
+        </w:rPr>
+        <w:t xml:space="preserve"> essa ferramenta para </w:t>
+      </w:r>
+      <w:r>
+        <w:rPr>
+          <w:rFonts w:ascii="Times New Roman" w:hAnsi="Times New Roman" w:cs="Times New Roman"/>
+          <w:sz w:val="24"/>
+          <w:szCs w:val="24"/>
+        </w:rPr>
+        <w:t xml:space="preserve">realizar </w:t>
+      </w:r>
+      <w:r>
+        <w:rPr>
+          <w:rFonts w:ascii="Times New Roman" w:hAnsi="Times New Roman" w:cs="Times New Roman"/>
+          <w:sz w:val="24"/>
+          <w:szCs w:val="24"/>
+        </w:rPr>
+        <w:t xml:space="preserve">o protótipo da interface de cada página do site, uma forma de visualizar com clareza o projeto antes de colocá-lo em prática, utilizamos as ferramentas disponíveis no site para elaborar e a partir desse protótipo, criar o seu design na programação. </w:t>
       </w:r>
     </w:p>
     <w:p>
@@ -6184,58 +6950,63 @@
         <w:tabs>
           <w:tab w:val="left" w:pos="2400"/>
         </w:tabs>
-        <w:spacing w:after="0" w:line="360" w:lineRule="auto"/>
-        <w:jc w:val="both"/>
-        <w:rPr>
-          <w:rFonts w:ascii="Times New Roman" w:hAnsi="Times New Roman" w:cs="Times New Roman"/>
-          <w:sz w:val="24"/>
-          <w:szCs w:val="24"/>
-        </w:rPr>
-      </w:pPr>
-    </w:p>
-    <w:p>
-      <w:pPr>
-        <w:tabs>
-          <w:tab w:val="left" w:pos="2400"/>
-        </w:tabs>
-        <w:spacing w:after="0" w:line="240" w:lineRule="auto"/>
-        <w:rPr>
-          <w:rFonts w:ascii="Times New Roman" w:hAnsi="Times New Roman" w:cs="Times New Roman"/>
-          <w:b/>
-          <w:sz w:val="24"/>
-          <w:szCs w:val="24"/>
-        </w:rPr>
-      </w:pPr>
-    </w:p>
-    <w:p>
-      <w:pPr>
-        <w:tabs>
-          <w:tab w:val="left" w:pos="2400"/>
-        </w:tabs>
-        <w:spacing w:after="0" w:line="240" w:lineRule="auto"/>
-        <w:rPr>
-          <w:rFonts w:ascii="Times New Roman" w:hAnsi="Times New Roman" w:cs="Times New Roman"/>
-          <w:sz w:val="24"/>
-          <w:szCs w:val="24"/>
-        </w:rPr>
-      </w:pPr>
-      <w:r>
-        <w:rPr>
-          <w:rFonts w:ascii="Times New Roman" w:hAnsi="Times New Roman" w:cs="Times New Roman"/>
-          <w:b/>
-          <w:sz w:val="24"/>
-          <w:szCs w:val="24"/>
-        </w:rPr>
-        <w:t>Figura 7 -</w:t>
-      </w:r>
-      <w:r>
-        <w:rPr>
-          <w:rFonts w:ascii="Times New Roman" w:hAnsi="Times New Roman" w:cs="Times New Roman"/>
-          <w:sz w:val="24"/>
-          <w:szCs w:val="24"/>
-        </w:rPr>
-        <w:t>Figma</w:t>
-      </w:r>
+        <w:spacing w:after="0" w:line="240" w:lineRule="auto"/>
+        <w:rPr>
+          <w:rFonts w:ascii="Times New Roman" w:hAnsi="Times New Roman" w:cs="Times New Roman"/>
+          <w:sz w:val="24"/>
+          <w:szCs w:val="24"/>
+        </w:rPr>
+      </w:pPr>
+      <w:r>
+        <w:rPr>
+          <w:rFonts w:ascii="Times New Roman" w:hAnsi="Times New Roman" w:cs="Times New Roman"/>
+          <w:b/>
+          <w:sz w:val="24"/>
+          <w:szCs w:val="24"/>
+        </w:rPr>
+        <w:lastRenderedPageBreak/>
+        <w:t xml:space="preserve">Figura 7 </w:t>
+      </w:r>
+      <w:r>
+        <w:rPr>
+          <w:rFonts w:ascii="Times New Roman" w:hAnsi="Times New Roman" w:cs="Times New Roman"/>
+          <w:b/>
+          <w:sz w:val="24"/>
+          <w:szCs w:val="24"/>
+        </w:rPr>
+        <w:t>–</w:t>
+      </w:r>
+      <w:r>
+        <w:rPr>
+          <w:rFonts w:ascii="Times New Roman" w:hAnsi="Times New Roman" w:cs="Times New Roman"/>
+          <w:sz w:val="24"/>
+          <w:szCs w:val="24"/>
+        </w:rPr>
+        <w:t xml:space="preserve"> </w:t>
+      </w:r>
+      <w:r>
+        <w:rPr>
+          <w:rFonts w:ascii="Times New Roman" w:hAnsi="Times New Roman" w:cs="Times New Roman"/>
+          <w:color w:val="1F1F1F"/>
+          <w:sz w:val="24"/>
+          <w:szCs w:val="24"/>
+          <w:shd w:val="clear" w:color="auto" w:fill="FFFFFF"/>
+        </w:rPr>
+        <w:t>EXEMPLO DA PROTOTIPAÇÃO DO PROJETO NO FIGMA</w:t>
+      </w:r>
+    </w:p>
+    <w:p>
+      <w:pPr>
+        <w:tabs>
+          <w:tab w:val="left" w:pos="2400"/>
+        </w:tabs>
+        <w:spacing w:after="0" w:line="240" w:lineRule="auto"/>
+        <w:rPr>
+          <w:rFonts w:ascii="Times New Roman" w:hAnsi="Times New Roman" w:cs="Times New Roman"/>
+          <w:sz w:val="20"/>
+          <w:szCs w:val="20"/>
+        </w:rPr>
+      </w:pPr>
       <w:r>
         <w:rPr>
           <w:rFonts w:ascii="Times New Roman" w:hAnsi="Times New Roman" w:cs="Times New Roman"/>
@@ -6246,11 +7017,11 @@
         <w:drawing>
           <wp:anchor distT="0" distB="0" distL="114300" distR="114300" simplePos="0" relativeHeight="251671552" behindDoc="0" locked="0" layoutInCell="1" allowOverlap="1">
             <wp:simplePos x="0" y="0"/>
-            <wp:positionH relativeFrom="column">
-              <wp:posOffset>1905</wp:posOffset>
+            <wp:positionH relativeFrom="margin">
+              <wp:align>center</wp:align>
             </wp:positionH>
             <wp:positionV relativeFrom="page">
-              <wp:posOffset>1318260</wp:posOffset>
+              <wp:posOffset>1280160</wp:posOffset>
             </wp:positionV>
             <wp:extent cx="5400040" cy="2141220"/>
             <wp:effectExtent l="0" t="0" r="0" b="0"/>
@@ -6293,34 +7064,21 @@
           </wp:anchor>
         </w:drawing>
       </w:r>
-    </w:p>
-    <w:p>
-      <w:pPr>
-        <w:tabs>
-          <w:tab w:val="left" w:pos="2400"/>
-        </w:tabs>
-        <w:spacing w:after="0" w:line="240" w:lineRule="auto"/>
-        <w:rPr>
-          <w:rFonts w:ascii="Times New Roman" w:hAnsi="Times New Roman" w:cs="Times New Roman"/>
+      <w:r>
+        <w:rPr>
+          <w:rFonts w:ascii="Times New Roman" w:hAnsi="Times New Roman" w:cs="Times New Roman"/>
+          <w:b/>
           <w:sz w:val="20"/>
           <w:szCs w:val="20"/>
         </w:rPr>
-      </w:pPr>
-      <w:r>
-        <w:rPr>
-          <w:rFonts w:ascii="Times New Roman" w:hAnsi="Times New Roman" w:cs="Times New Roman"/>
-          <w:b/>
+        <w:t xml:space="preserve">Fonte: </w:t>
+      </w:r>
+      <w:r>
+        <w:rPr>
+          <w:rFonts w:ascii="Times New Roman" w:hAnsi="Times New Roman" w:cs="Times New Roman"/>
           <w:sz w:val="20"/>
           <w:szCs w:val="20"/>
         </w:rPr>
-        <w:t xml:space="preserve">Fonte: </w:t>
-      </w:r>
-      <w:r>
-        <w:rPr>
-          <w:rFonts w:ascii="Times New Roman" w:hAnsi="Times New Roman" w:cs="Times New Roman"/>
-          <w:sz w:val="20"/>
-          <w:szCs w:val="20"/>
-        </w:rPr>
         <w:t>Os Autores</w:t>
       </w:r>
     </w:p>
@@ -6329,41 +7087,63 @@
         <w:tabs>
           <w:tab w:val="left" w:pos="2400"/>
         </w:tabs>
-        <w:spacing w:after="0" w:line="360" w:lineRule="auto"/>
-        <w:outlineLvl w:val="1"/>
-        <w:rPr>
-          <w:rFonts w:ascii="Times New Roman" w:hAnsi="Times New Roman" w:cs="Times New Roman"/>
-          <w:b/>
-          <w:sz w:val="24"/>
-          <w:szCs w:val="24"/>
-        </w:rPr>
-      </w:pPr>
-    </w:p>
-    <w:p>
-      <w:pPr>
-        <w:tabs>
-          <w:tab w:val="left" w:pos="2400"/>
-        </w:tabs>
-        <w:spacing w:after="0" w:line="360" w:lineRule="auto"/>
-        <w:outlineLvl w:val="1"/>
-        <w:rPr>
-          <w:rFonts w:ascii="Times New Roman" w:hAnsi="Times New Roman" w:cs="Times New Roman"/>
-          <w:b/>
-          <w:sz w:val="24"/>
-          <w:szCs w:val="24"/>
-        </w:rPr>
-      </w:pPr>
-      <w:bookmarkStart w:id="15" w:name="_Toc215495325"/>
-      <w:r>
-        <w:rPr>
-          <w:rFonts w:ascii="Times New Roman" w:hAnsi="Times New Roman" w:cs="Times New Roman"/>
-          <w:b/>
-          <w:sz w:val="24"/>
-          <w:szCs w:val="24"/>
-        </w:rPr>
-        <w:t>4.8 CLASROOM</w:t>
-      </w:r>
-      <w:bookmarkEnd w:id="15"/>
+        <w:spacing w:after="0" w:line="240" w:lineRule="auto"/>
+        <w:rPr>
+          <w:rFonts w:ascii="Times New Roman" w:hAnsi="Times New Roman" w:cs="Times New Roman"/>
+          <w:b/>
+          <w:sz w:val="24"/>
+          <w:szCs w:val="24"/>
+        </w:rPr>
+      </w:pPr>
+    </w:p>
+    <w:p>
+      <w:pPr>
+        <w:tabs>
+          <w:tab w:val="left" w:pos="2400"/>
+        </w:tabs>
+        <w:spacing w:after="0" w:line="240" w:lineRule="auto"/>
+        <w:rPr>
+          <w:rFonts w:ascii="Times New Roman" w:hAnsi="Times New Roman" w:cs="Times New Roman"/>
+          <w:sz w:val="24"/>
+          <w:szCs w:val="24"/>
+        </w:rPr>
+      </w:pPr>
+      <w:r>
+        <w:rPr>
+          <w:rFonts w:ascii="Times New Roman" w:hAnsi="Times New Roman" w:cs="Times New Roman"/>
+          <w:b/>
+          <w:sz w:val="24"/>
+          <w:szCs w:val="24"/>
+        </w:rPr>
+        <w:t>4.</w:t>
+      </w:r>
+      <w:r>
+        <w:rPr>
+          <w:rFonts w:ascii="Times New Roman" w:hAnsi="Times New Roman" w:cs="Times New Roman"/>
+          <w:b/>
+          <w:sz w:val="24"/>
+          <w:szCs w:val="24"/>
+        </w:rPr>
+        <w:t>8</w:t>
+      </w:r>
+      <w:r>
+        <w:rPr>
+          <w:rFonts w:ascii="Times New Roman" w:hAnsi="Times New Roman" w:cs="Times New Roman"/>
+          <w:b/>
+          <w:sz w:val="24"/>
+          <w:szCs w:val="24"/>
+        </w:rPr>
+        <w:t xml:space="preserve"> </w:t>
+      </w:r>
+      <w:r>
+        <w:rPr>
+          <w:rFonts w:ascii="Times New Roman" w:hAnsi="Times New Roman" w:cs="Times New Roman"/>
+          <w:b/>
+          <w:sz w:val="24"/>
+          <w:szCs w:val="24"/>
+        </w:rPr>
+        <w:t>CANVA</w:t>
+      </w:r>
     </w:p>
     <w:p>
       <w:pPr>
@@ -6385,7 +7165,23 @@
           <w:sz w:val="24"/>
           <w:szCs w:val="24"/>
         </w:rPr>
-        <w:t>O Google Classroom é uma plataforma online gratuita desenvolvida para simplificar e organizar o aprendizado, tanto em ambientes virtuais quanto presenciais, foi criado pelo Google em 2014 e faz parte do conjunto de ferramentas do Google for Education.</w:t>
+        <w:t xml:space="preserve">O Canva foi criado por Melanie Perkins, Cliff Obrecht e Cameron Adams, essa plataforma foi criada para criar diversos </w:t>
+      </w:r>
+      <w:r>
+        <w:rPr>
+          <w:rFonts w:ascii="Times New Roman" w:hAnsi="Times New Roman" w:cs="Times New Roman"/>
+          <w:sz w:val="24"/>
+          <w:szCs w:val="24"/>
+        </w:rPr>
+        <w:t>tipos</w:t>
+      </w:r>
+      <w:r>
+        <w:rPr>
+          <w:rFonts w:ascii="Times New Roman" w:hAnsi="Times New Roman" w:cs="Times New Roman"/>
+          <w:sz w:val="24"/>
+          <w:szCs w:val="24"/>
+        </w:rPr>
+        <w:t xml:space="preserve"> de materiais visuais, como posts para redes sociais, apresentações, cartões de visita, convites, flyers e até vídeos, oferece milhares de modelos pré-prontos para agilizar o processo de criação. </w:t>
       </w:r>
     </w:p>
     <w:p>
@@ -6408,182 +7204,7 @@
           <w:sz w:val="24"/>
           <w:szCs w:val="24"/>
         </w:rPr>
-        <w:t>Foi através dessa plataforma que os planos de aula, atividades, avaliações e entregas das atividades foram realizados, a plataforma Classroom também foi suporte de estudo e revisões, colaborando para o aprendizado disponibilizado pelos professores no mural da plataforma.</w:t>
-      </w:r>
-    </w:p>
-    <w:p>
-      <w:pPr>
-        <w:tabs>
-          <w:tab w:val="left" w:pos="2400"/>
-        </w:tabs>
-        <w:spacing w:after="0" w:line="240" w:lineRule="auto"/>
-        <w:rPr>
-          <w:rFonts w:ascii="Times New Roman" w:hAnsi="Times New Roman" w:cs="Times New Roman"/>
-          <w:sz w:val="24"/>
-          <w:szCs w:val="24"/>
-        </w:rPr>
-      </w:pPr>
-      <w:r>
-        <w:rPr>
-          <w:rFonts w:ascii="Times New Roman" w:hAnsi="Times New Roman" w:cs="Times New Roman"/>
-          <w:b/>
-          <w:noProof/>
-          <w:sz w:val="24"/>
-          <w:szCs w:val="24"/>
-        </w:rPr>
-        <w:drawing>
-          <wp:anchor distT="0" distB="0" distL="114300" distR="114300" simplePos="0" relativeHeight="251663360" behindDoc="1" locked="0" layoutInCell="1" allowOverlap="1" wp14:anchorId="7FD46385" wp14:editId="11FAEB4B">
-            <wp:simplePos x="0" y="0"/>
-            <wp:positionH relativeFrom="margin">
-              <wp:posOffset>-110490</wp:posOffset>
-            </wp:positionH>
-            <wp:positionV relativeFrom="page">
-              <wp:posOffset>6477000</wp:posOffset>
-            </wp:positionV>
-            <wp:extent cx="5400040" cy="2883535"/>
-            <wp:effectExtent l="19050" t="19050" r="10160" b="12065"/>
-            <wp:wrapTight wrapText="bothSides">
-              <wp:wrapPolygon edited="0">
-                <wp:start x="-76" y="-143"/>
-                <wp:lineTo x="-76" y="21548"/>
-                <wp:lineTo x="21564" y="21548"/>
-                <wp:lineTo x="21564" y="-143"/>
-                <wp:lineTo x="-76" y="-143"/>
-              </wp:wrapPolygon>
-            </wp:wrapTight>
-            <wp:docPr id="3" name="Imagem 3"/>
-            <wp:cNvGraphicFramePr>
-              <a:graphicFrameLocks xmlns:a="http://schemas.openxmlformats.org/drawingml/2006/main" noChangeAspect="1"/>
-            </wp:cNvGraphicFramePr>
-            <a:graphic xmlns:a="http://schemas.openxmlformats.org/drawingml/2006/main">
-              <a:graphicData uri="http://schemas.openxmlformats.org/drawingml/2006/picture">
-                <pic:pic xmlns:pic="http://schemas.openxmlformats.org/drawingml/2006/picture">
-                  <pic:nvPicPr>
-                    <pic:cNvPr id="3" name="Imagem 3"/>
-                    <pic:cNvPicPr>
-                      <a:picLocks noChangeAspect="1"/>
-                    </pic:cNvPicPr>
-                  </pic:nvPicPr>
-                  <pic:blipFill>
-                    <a:blip r:embed="rId17" cstate="print">
-                      <a:extLst>
-                        <a:ext uri="{28A0092B-C50C-407E-A947-70E740481C1C}">
-                          <a14:useLocalDpi xmlns:a14="http://schemas.microsoft.com/office/drawing/2010/main" val="0"/>
-                        </a:ext>
-                      </a:extLst>
-                    </a:blip>
-                    <a:stretch>
-                      <a:fillRect/>
-                    </a:stretch>
-                  </pic:blipFill>
-                  <pic:spPr>
-                    <a:xfrm>
-                      <a:off x="0" y="0"/>
-                      <a:ext cx="5400040" cy="2883535"/>
-                    </a:xfrm>
-                    <a:prstGeom prst="rect">
-                      <a:avLst/>
-                    </a:prstGeom>
-                    <a:ln>
-                      <a:solidFill>
-                        <a:schemeClr val="tx1"/>
-                      </a:solidFill>
-                    </a:ln>
-                    <a:effectLst>
-                      <a:softEdge rad="0"/>
-                    </a:effectLst>
-                  </pic:spPr>
-                </pic:pic>
-              </a:graphicData>
-            </a:graphic>
-          </wp:anchor>
-        </w:drawing>
-      </w:r>
-      <w:r>
-        <w:rPr>
-          <w:rFonts w:ascii="Times New Roman" w:hAnsi="Times New Roman" w:cs="Times New Roman"/>
-          <w:b/>
-          <w:sz w:val="24"/>
-          <w:szCs w:val="24"/>
-        </w:rPr>
-        <w:t>Figura 8 -</w:t>
-      </w:r>
-      <w:r>
-        <w:rPr>
-          <w:rFonts w:ascii="Times New Roman" w:hAnsi="Times New Roman" w:cs="Times New Roman"/>
-          <w:sz w:val="24"/>
-          <w:szCs w:val="24"/>
-        </w:rPr>
-        <w:t>Classroom</w:t>
-      </w:r>
-    </w:p>
-    <w:p>
-      <w:pPr>
-        <w:tabs>
-          <w:tab w:val="left" w:pos="2400"/>
-        </w:tabs>
-        <w:spacing w:after="0" w:line="240" w:lineRule="auto"/>
-        <w:rPr>
-          <w:rFonts w:ascii="Times New Roman" w:hAnsi="Times New Roman" w:cs="Times New Roman"/>
-          <w:b/>
-          <w:sz w:val="24"/>
-          <w:szCs w:val="24"/>
-        </w:rPr>
-      </w:pPr>
-    </w:p>
-    <w:p>
-      <w:pPr>
-        <w:tabs>
-          <w:tab w:val="left" w:pos="2400"/>
-        </w:tabs>
-        <w:spacing w:after="0" w:line="240" w:lineRule="auto"/>
-        <w:rPr>
-          <w:rFonts w:ascii="Times New Roman" w:hAnsi="Times New Roman" w:cs="Times New Roman"/>
-          <w:b/>
-          <w:sz w:val="24"/>
-          <w:szCs w:val="24"/>
-        </w:rPr>
-      </w:pPr>
-    </w:p>
-    <w:p>
-      <w:pPr>
-        <w:tabs>
-          <w:tab w:val="left" w:pos="2400"/>
-        </w:tabs>
-        <w:spacing w:after="0" w:line="240" w:lineRule="auto"/>
-        <w:rPr>
-          <w:rFonts w:ascii="Times New Roman" w:hAnsi="Times New Roman" w:cs="Times New Roman"/>
-          <w:sz w:val="24"/>
-          <w:szCs w:val="24"/>
-        </w:rPr>
-      </w:pPr>
-      <w:r>
-        <w:rPr>
-          <w:rFonts w:ascii="Times New Roman" w:hAnsi="Times New Roman" w:cs="Times New Roman"/>
-          <w:b/>
-          <w:sz w:val="24"/>
-          <w:szCs w:val="24"/>
-        </w:rPr>
-        <w:lastRenderedPageBreak/>
-        <w:t>4.9</w:t>
-      </w:r>
-      <w:r>
-        <w:rPr>
-          <w:rFonts w:ascii="Times New Roman" w:hAnsi="Times New Roman" w:cs="Times New Roman"/>
-          <w:b/>
-          <w:sz w:val="24"/>
-          <w:szCs w:val="24"/>
-        </w:rPr>
-        <w:t xml:space="preserve"> </w:t>
-      </w:r>
-      <w:r>
-        <w:rPr>
-          <w:rFonts w:ascii="Times New Roman" w:hAnsi="Times New Roman" w:cs="Times New Roman"/>
-          <w:b/>
-          <w:sz w:val="24"/>
-          <w:szCs w:val="24"/>
-        </w:rPr>
-        <w:t>CANVA</w:t>
+        <w:t xml:space="preserve">Sua principal utilidade é tornar o design acessível e intuitivo, a utilização do Canva foi essencial principalmente para a criação de fotos e elementos que estilizam as páginas do site. </w:t>
       </w:r>
     </w:p>
     <w:p>
@@ -6596,66 +7217,18 @@
         <w:jc w:val="both"/>
         <w:rPr>
           <w:rFonts w:ascii="Times New Roman" w:hAnsi="Times New Roman" w:cs="Times New Roman"/>
-          <w:sz w:val="24"/>
-          <w:szCs w:val="24"/>
-        </w:rPr>
-      </w:pPr>
-      <w:r>
-        <w:rPr>
-          <w:rFonts w:ascii="Times New Roman" w:hAnsi="Times New Roman" w:cs="Times New Roman"/>
-          <w:sz w:val="24"/>
-          <w:szCs w:val="24"/>
-        </w:rPr>
-        <w:t xml:space="preserve">O Canva foi criado por Melanie Perkins, Cliff Obrecht e Cameron Adams, essa plataforma foi criada para criar diversos </w:t>
-      </w:r>
-      <w:r>
-        <w:rPr>
-          <w:rFonts w:ascii="Times New Roman" w:hAnsi="Times New Roman" w:cs="Times New Roman"/>
-          <w:sz w:val="24"/>
-          <w:szCs w:val="24"/>
-        </w:rPr>
-        <w:t>tipos</w:t>
-      </w:r>
-      <w:r>
-        <w:rPr>
-          <w:rFonts w:ascii="Times New Roman" w:hAnsi="Times New Roman" w:cs="Times New Roman"/>
-          <w:sz w:val="24"/>
-          <w:szCs w:val="24"/>
-        </w:rPr>
-        <w:t xml:space="preserve"> de materiais visuais, como posts para redes sociais, apresentações, cartões de visita, convites, flyers e até vídeos, oferece milhares de modelos pré-prontos para agilizar o processo de criação. </w:t>
-      </w:r>
-    </w:p>
-    <w:p>
-      <w:pPr>
-        <w:tabs>
-          <w:tab w:val="left" w:pos="2400"/>
-        </w:tabs>
-        <w:spacing w:after="0" w:line="360" w:lineRule="auto"/>
-        <w:ind w:firstLine="709"/>
-        <w:jc w:val="both"/>
-        <w:rPr>
-          <w:rFonts w:ascii="Times New Roman" w:hAnsi="Times New Roman" w:cs="Times New Roman"/>
-          <w:sz w:val="24"/>
-          <w:szCs w:val="24"/>
-        </w:rPr>
-      </w:pPr>
-      <w:r>
-        <w:rPr>
-          <w:rFonts w:ascii="Times New Roman" w:hAnsi="Times New Roman" w:cs="Times New Roman"/>
-          <w:sz w:val="24"/>
-          <w:szCs w:val="24"/>
-        </w:rPr>
-        <w:t xml:space="preserve">Sua principal utilidade é tornar o design acessível e intuitivo, a utilização do Canva foi essencial principalmente para a criação de fotos e elementos que estilizam as páginas do site. </w:t>
-      </w:r>
-    </w:p>
-    <w:p>
-      <w:pPr>
-        <w:tabs>
-          <w:tab w:val="left" w:pos="2400"/>
-        </w:tabs>
-        <w:spacing w:after="0" w:line="360" w:lineRule="auto"/>
-        <w:ind w:firstLine="709"/>
-        <w:jc w:val="both"/>
+          <w:b/>
+          <w:sz w:val="24"/>
+          <w:szCs w:val="24"/>
+        </w:rPr>
+      </w:pPr>
+    </w:p>
+    <w:p>
+      <w:pPr>
+        <w:tabs>
+          <w:tab w:val="left" w:pos="2400"/>
+        </w:tabs>
+        <w:spacing w:after="0" w:line="240" w:lineRule="auto"/>
         <w:rPr>
           <w:rFonts w:ascii="Times New Roman" w:hAnsi="Times New Roman" w:cs="Times New Roman"/>
           <w:sz w:val="24"/>
@@ -6670,17 +7243,25 @@
           <w:szCs w:val="24"/>
         </w:rPr>
         <w:drawing>
-          <wp:anchor distT="0" distB="0" distL="114300" distR="114300" simplePos="0" relativeHeight="251670528" behindDoc="0" locked="0" layoutInCell="1" allowOverlap="1">
+          <wp:anchor distT="0" distB="0" distL="114300" distR="114300" simplePos="0" relativeHeight="251670528" behindDoc="1" locked="0" layoutInCell="1" allowOverlap="1">
             <wp:simplePos x="0" y="0"/>
             <wp:positionH relativeFrom="margin">
               <wp:align>center</wp:align>
             </wp:positionH>
             <wp:positionV relativeFrom="page">
-              <wp:posOffset>3223260</wp:posOffset>
+              <wp:posOffset>6629400</wp:posOffset>
             </wp:positionV>
             <wp:extent cx="4871720" cy="2413000"/>
             <wp:effectExtent l="19050" t="19050" r="24130" b="25400"/>
-            <wp:wrapTopAndBottom/>
+            <wp:wrapTight wrapText="bothSides">
+              <wp:wrapPolygon edited="0">
+                <wp:start x="-84" y="-171"/>
+                <wp:lineTo x="-84" y="21657"/>
+                <wp:lineTo x="21623" y="21657"/>
+                <wp:lineTo x="21623" y="-171"/>
+                <wp:lineTo x="-84" y="-171"/>
+              </wp:wrapPolygon>
+            </wp:wrapTight>
             <wp:docPr id="14" name="Imagem 14" descr="canva"/>
             <wp:cNvGraphicFramePr>
               <a:graphicFrameLocks xmlns:a="http://schemas.openxmlformats.org/drawingml/2006/main" noChangeAspect="1"/>
@@ -6695,7 +7276,7 @@
                     </pic:cNvPicPr>
                   </pic:nvPicPr>
                   <pic:blipFill>
-                    <a:blip r:embed="rId18" cstate="print">
+                    <a:blip r:embed="rId17" cstate="print">
                       <a:extLst>
                         <a:ext uri="{28A0092B-C50C-407E-A947-70E740481C1C}">
                           <a14:useLocalDpi xmlns:a14="http://schemas.microsoft.com/office/drawing/2010/main" val="0"/>
@@ -6733,15 +7314,24 @@
           <w:sz w:val="24"/>
           <w:szCs w:val="24"/>
         </w:rPr>
-        <w:t>Figura 9 -</w:t>
-      </w:r>
-      <w:r>
-        <w:rPr>
-          <w:rFonts w:ascii="Times New Roman" w:hAnsi="Times New Roman" w:cs="Times New Roman"/>
-          <w:sz w:val="24"/>
-          <w:szCs w:val="24"/>
-        </w:rPr>
-        <w:t>Canva</w:t>
+        <w:t xml:space="preserve">Figura 9 </w:t>
+      </w:r>
+      <w:r>
+        <w:rPr>
+          <w:rFonts w:ascii="Times New Roman" w:hAnsi="Times New Roman" w:cs="Times New Roman"/>
+          <w:b/>
+          <w:sz w:val="24"/>
+          <w:szCs w:val="24"/>
+        </w:rPr>
+        <w:t>–</w:t>
+      </w:r>
+      <w:r>
+        <w:rPr>
+          <w:rFonts w:ascii="Times New Roman" w:hAnsi="Times New Roman" w:cs="Times New Roman"/>
+          <w:sz w:val="24"/>
+          <w:szCs w:val="24"/>
+        </w:rPr>
+        <w:t xml:space="preserve"> CAPTURA DE TELA DA INTERFACE INICIAL DO CANVA</w:t>
       </w:r>
     </w:p>
     <w:p>
@@ -6770,15 +7360,89 @@
           <w:b/>
         </w:rPr>
       </w:pPr>
-      <w:bookmarkStart w:id="16" w:name="_Toc215495326"/>
-      <w:r>
-        <w:rPr>
-          <w:rFonts w:ascii="Times New Roman" w:hAnsi="Times New Roman" w:cs="Times New Roman"/>
-          <w:b/>
-        </w:rPr>
-        <w:t>4.10 JAVASCRIPT</w:t>
-      </w:r>
-      <w:bookmarkEnd w:id="16"/>
+    </w:p>
+    <w:p>
+      <w:pPr>
+        <w:tabs>
+          <w:tab w:val="left" w:pos="2400"/>
+        </w:tabs>
+        <w:spacing w:after="0" w:line="240" w:lineRule="auto"/>
+        <w:outlineLvl w:val="1"/>
+        <w:rPr>
+          <w:rFonts w:ascii="Times New Roman" w:hAnsi="Times New Roman" w:cs="Times New Roman"/>
+          <w:b/>
+        </w:rPr>
+      </w:pPr>
+    </w:p>
+    <w:p>
+      <w:pPr>
+        <w:tabs>
+          <w:tab w:val="left" w:pos="2400"/>
+        </w:tabs>
+        <w:spacing w:after="0" w:line="240" w:lineRule="auto"/>
+        <w:outlineLvl w:val="1"/>
+        <w:rPr>
+          <w:rFonts w:ascii="Times New Roman" w:hAnsi="Times New Roman" w:cs="Times New Roman"/>
+          <w:b/>
+        </w:rPr>
+      </w:pPr>
+    </w:p>
+    <w:p>
+      <w:pPr>
+        <w:tabs>
+          <w:tab w:val="left" w:pos="2400"/>
+        </w:tabs>
+        <w:spacing w:after="0" w:line="240" w:lineRule="auto"/>
+        <w:outlineLvl w:val="1"/>
+        <w:rPr>
+          <w:rFonts w:ascii="Times New Roman" w:hAnsi="Times New Roman" w:cs="Times New Roman"/>
+          <w:b/>
+        </w:rPr>
+      </w:pPr>
+    </w:p>
+    <w:p>
+      <w:pPr>
+        <w:tabs>
+          <w:tab w:val="left" w:pos="2400"/>
+        </w:tabs>
+        <w:spacing w:after="0" w:line="240" w:lineRule="auto"/>
+        <w:outlineLvl w:val="1"/>
+        <w:rPr>
+          <w:rFonts w:ascii="Times New Roman" w:hAnsi="Times New Roman" w:cs="Times New Roman"/>
+          <w:b/>
+          <w:sz w:val="24"/>
+          <w:szCs w:val="24"/>
+        </w:rPr>
+      </w:pPr>
+      <w:bookmarkStart w:id="15" w:name="_Toc216074222"/>
+      <w:r>
+        <w:rPr>
+          <w:rFonts w:ascii="Times New Roman" w:hAnsi="Times New Roman" w:cs="Times New Roman"/>
+          <w:b/>
+          <w:sz w:val="24"/>
+          <w:szCs w:val="24"/>
+        </w:rPr>
+        <w:t>4.</w:t>
+      </w:r>
+      <w:r>
+        <w:rPr>
+          <w:rFonts w:ascii="Times New Roman" w:hAnsi="Times New Roman" w:cs="Times New Roman"/>
+          <w:b/>
+          <w:sz w:val="24"/>
+          <w:szCs w:val="24"/>
+        </w:rPr>
+        <w:t>9</w:t>
+      </w:r>
+      <w:r>
+        <w:rPr>
+          <w:rFonts w:ascii="Times New Roman" w:hAnsi="Times New Roman" w:cs="Times New Roman"/>
+          <w:b/>
+          <w:sz w:val="24"/>
+          <w:szCs w:val="24"/>
+        </w:rPr>
+        <w:t xml:space="preserve"> JAVASCRIPT</w:t>
+      </w:r>
+      <w:bookmarkEnd w:id="15"/>
     </w:p>
     <w:p>
       <w:pPr>
@@ -6817,11 +7481,7 @@
         <w:ind w:firstLine="709"/>
       </w:pPr>
       <w:r>
-        <w:t xml:space="preserve">As vantagens desta linguagem é algo que fica claramente perceptível, com isto, acaba que ela fica bem vista no mercado; algumas dessas vantagens são: controlar o </w:t>
-      </w:r>
-      <w:r>
-        <w:lastRenderedPageBreak/>
-        <w:t>comportamento do navegador, ser amplamente compatível, a linguagem permite efeitos diversificados (principalmente quando integrada ao HTML), interação forte gerando respostas aos usuários, faz com que as páginas fiquem mais leves e potentes e a fácil resposta aos usuários, faz com que as páginas fiquem mais leves e potentes e a fácil aprendizagem para novos usuários, visto que o JavaScript é versátil e amigável, foi utilizado na programação do site.</w:t>
+        <w:t>As vantagens desta linguagem é algo que fica claramente perceptível, com isto, acaba que ela fica bem vista no mercado; algumas dessas vantagens são: controlar o comportamento do navegador, ser amplamente compatível, a linguagem permite efeitos diversificados (principalmente quando integrada ao HTML), interação forte gerando respostas aos usuários, faz com que as páginas fiquem mais leves e potentes e a fácil resposta aos usuários, faz com que as páginas fiquem mais leves e potentes e a fácil aprendizagem para novos usuários, visto que o JavaScript é versátil e amigável, foi utilizado na programação do site.</w:t>
       </w:r>
     </w:p>
     <w:p>
@@ -6840,20 +7500,14 @@
           <w:b/>
         </w:rPr>
       </w:pPr>
-      <w:bookmarkStart w:id="17" w:name="_Toc215495327"/>
-      <w:r>
-        <w:rPr>
-          <w:b/>
-        </w:rPr>
-        <w:t>4.11 N</w:t>
-      </w:r>
-      <w:r>
-        <w:rPr>
-          <w:b/>
-        </w:rPr>
-        <w:t>ODE.JS</w:t>
-      </w:r>
-      <w:bookmarkEnd w:id="17"/>
+      <w:bookmarkStart w:id="16" w:name="_Toc216074223"/>
+      <w:r>
+        <w:rPr>
+          <w:b/>
+        </w:rPr>
+        <w:t>4.10 NODE.JS</w:t>
+      </w:r>
+      <w:bookmarkEnd w:id="16"/>
     </w:p>
     <w:p>
       <w:pPr>
@@ -6863,10 +7517,7 @@
         <w:jc w:val="both"/>
       </w:pPr>
       <w:r>
-        <w:t xml:space="preserve">A </w:t>
-      </w:r>
-      <w:r>
-        <w:t xml:space="preserve">plataforma </w:t>
+        <w:t xml:space="preserve">A plataforma </w:t>
       </w:r>
       <w:r>
         <w:t>node</w:t>
@@ -6904,10 +7555,20 @@
         <w:jc w:val="both"/>
       </w:pPr>
       <w:r>
-        <w:t>Um outro ponto forte desta plataforma é o capacidade e eficácia de receber operações de entrada e saída de maneira assíncrona, sendo assim, estas muitas operações são executadas de forma paralela sem travar a corrente de aplicações executadas. Com isto a sua capacidade de trabalhar com diversos volumes de dados e conexões simultâneas, algo de extrema importância para as aplicações web.</w:t>
-      </w:r>
-      <w:r>
-        <w:t xml:space="preserve"> Foi utilizada em nosso site pela sua alta eficiência.</w:t>
+        <w:t xml:space="preserve">Um outro ponto forte desta plataforma é o capacidade e eficácia de receber operações de entrada e saída de maneira assíncrona, sendo assim, estas muitas operações </w:t>
+      </w:r>
+      <w:r>
+        <w:lastRenderedPageBreak/>
+        <w:t>são executadas de forma paralela sem travar a corrente de aplicações executadas. Com isto a sua capacidade de trabalhar com diversos volumes de dados e conexões simultâneas, algo de extrema importância para as aplicações web.</w:t>
+      </w:r>
+      <w:r>
+        <w:t xml:space="preserve"> Foi utilizada </w:t>
+      </w:r>
+      <w:r>
+        <w:t xml:space="preserve">no </w:t>
+      </w:r>
+      <w:r>
+        <w:t>site pela sua alta eficiência.</w:t>
       </w:r>
     </w:p>
     <w:p>
@@ -6922,20 +7583,19 @@
       <w:pPr>
         <w:pStyle w:val="NormalWeb"/>
         <w:spacing w:before="0" w:beforeAutospacing="0" w:after="0" w:afterAutospacing="0"/>
-        <w:jc w:val="both"/>
         <w:outlineLvl w:val="1"/>
         <w:rPr>
           <w:b/>
         </w:rPr>
       </w:pPr>
-      <w:bookmarkStart w:id="18" w:name="_Toc215495328"/>
-      <w:r>
-        <w:rPr>
-          <w:b/>
-        </w:rPr>
-        <w:t>4.12 API</w:t>
-      </w:r>
-      <w:bookmarkEnd w:id="18"/>
+      <w:bookmarkStart w:id="17" w:name="_Toc216074224"/>
+      <w:r>
+        <w:rPr>
+          <w:b/>
+        </w:rPr>
+        <w:t>4.11 API</w:t>
+      </w:r>
+      <w:bookmarkEnd w:id="17"/>
     </w:p>
     <w:p>
       <w:pPr>
@@ -6956,11 +7616,7 @@
         <w:jc w:val="both"/>
       </w:pPr>
       <w:r>
-        <w:t xml:space="preserve">Há algumas maneiras para o uso e execução dessas aplicações, e isso depende do porquê de sua criação, alguns exemplos de APIs que pode ser citada aqui são as APIs SOAP, APIs RPC, APIs WebSocket e também as APIs REST. A API utilizada no projeto </w:t>
-      </w:r>
-      <w:r>
-        <w:lastRenderedPageBreak/>
-        <w:t>foi a API RESTful, que consiste em dois sistemas de computadores que se comunicam de maneira segura pela web; esta API suporta a troca de informação entre o sistema interno e a aplicação interna, pois segue um padrão de interação segura, confiável e eficiente entre softwares.</w:t>
+        <w:t>Há algumas maneiras para o uso e execução dessas aplicações, e isso depende do porquê de sua criação, alguns exemplos de APIs que pode ser citada aqui são as APIs SOAP, APIs RPC, APIs WebSocket e também as APIs REST. A API utilizada no projeto foi a API RESTful, que consiste em dois sistemas de computadores que se comunicam de maneira segura pela web; esta API suporta a troca de informação entre o sistema interno e a aplicação interna, pois segue um padrão de interação segura, confiável e eficiente entre softwares.</w:t>
       </w:r>
     </w:p>
     <w:p>
@@ -6979,14 +7635,14 @@
           <w:b/>
         </w:rPr>
       </w:pPr>
-      <w:bookmarkStart w:id="19" w:name="_Toc215495329"/>
-      <w:r>
-        <w:rPr>
-          <w:b/>
-        </w:rPr>
-        <w:t>4.13 MÉTODOLOGIAS ÁGEIS</w:t>
-      </w:r>
-      <w:bookmarkEnd w:id="19"/>
+      <w:bookmarkStart w:id="18" w:name="_Toc216074225"/>
+      <w:r>
+        <w:rPr>
+          <w:b/>
+        </w:rPr>
+        <w:t>4.12 METODOLOGIAS ÁGEIS</w:t>
+      </w:r>
+      <w:bookmarkEnd w:id="18"/>
       <w:r>
         <w:rPr>
           <w:b/>
@@ -7000,10 +7656,10 @@
         <w:spacing w:before="0" w:beforeAutospacing="0" w:after="0" w:afterAutospacing="0" w:line="360" w:lineRule="auto"/>
         <w:ind w:firstLine="709"/>
         <w:jc w:val="both"/>
-        <w:rPr>
-          <w:b/>
-        </w:rPr>
-      </w:pPr>
+      </w:pPr>
+      <w:r>
+        <w:t xml:space="preserve">A metodologia ágil é uma maneira de gerir projetos, planejando o mesmo em diversas fases. O seu início é com o contato entre as partes interessadas e o avanço das etapas fase por fase; quando iniciado, o trabalho passa pelo planejamento, execução e avaliação. A ajuda entre todas as partes é de extrema importância para o seu funcionamento. Com esta mentalidade nova a gestão, organização e realização de projetos </w:t>
+      </w:r>
     </w:p>
     <w:p>
       <w:pPr>
@@ -7013,7 +7669,7 @@
         <w:jc w:val="both"/>
       </w:pPr>
       <w:r>
-        <w:t xml:space="preserve">A metodologia ágil é uma maneira de gerir projetos, planejando o mesmo em diversas fases. O seu início é com o contato entre as partes interessadas e o avanço das etapas fase por fase; quando iniciado, o trabalho passa pelo planejamento, execução e avaliação. A ajuda entre todas as partes é de extrema importância para o seu funcionamento. Com esta mentalidade nova a gestão, organização e realização de projetos </w:t>
+        <w:t>tem uma melhora significante.</w:t>
       </w:r>
     </w:p>
     <w:p>
@@ -7024,73 +7680,49 @@
         <w:jc w:val="both"/>
       </w:pPr>
       <w:r>
-        <w:t>tem uma melhora significante.</w:t>
+        <w:t xml:space="preserve">O foco do Kanban é a visualização no trabalho, a maximização da eficiência e a análise do desempenho do projeto. Estas equipes consistem em se reunir para realizar a redução do tempo necessário para completar o projeto. Já as equipes Scrum se comprometem em concluir um incremento de trabalho, com um alto potencial de entrega em intervalos denominados como "Sprints". Seu objetivo é criar ciclos de aprendizados </w:t>
+      </w:r>
+      <w:r>
+        <w:lastRenderedPageBreak/>
+        <w:t>para integrar e coletar de maneira mais rápida o feedback do cliente; as equipes então se separam em funções específicas e realizando assim reuniões que mantém o progresso.</w:t>
       </w:r>
     </w:p>
     <w:p>
       <w:pPr>
         <w:pStyle w:val="NormalWeb"/>
-        <w:spacing w:before="0" w:beforeAutospacing="0" w:after="0" w:afterAutospacing="0" w:line="360" w:lineRule="auto"/>
-        <w:ind w:firstLine="709"/>
-        <w:jc w:val="both"/>
-      </w:pPr>
-      <w:r>
-        <w:t>O foco do Kanban é a visualização no trabalho, a maximização da eficiência e a análise do desempenho do projeto. Estas equipes consistem em se reunir para realizar a redução do tempo necessário para completar o projeto. Já as equipes Scrum se comprometem em concluir um incremento de trabalho, com um alto potencial de entrega em intervalos denominados como "Sprints". Seu objetivo é criar ciclos de aprendizados para integrar e coletar de maneira mais rápida o feedback do cliente; as equipes então se separam em funções específicas e realizando assim reuniões que mantém o progresso.</w:t>
-      </w:r>
+        <w:spacing w:before="0" w:beforeAutospacing="0" w:after="0" w:afterAutospacing="0"/>
+        <w:outlineLvl w:val="0"/>
+        <w:rPr>
+          <w:b/>
+        </w:rPr>
+      </w:pPr>
+      <w:bookmarkStart w:id="19" w:name="_Toc216074226"/>
     </w:p>
     <w:p>
       <w:pPr>
         <w:pStyle w:val="NormalWeb"/>
-        <w:spacing w:before="0" w:beforeAutospacing="0" w:after="0" w:afterAutospacing="0" w:line="360" w:lineRule="auto"/>
-        <w:ind w:firstLine="709"/>
-        <w:rPr>
-          <w:b/>
-        </w:rPr>
-      </w:pPr>
-    </w:p>
-    <w:p>
-      <w:pPr>
-        <w:tabs>
-          <w:tab w:val="left" w:pos="2400"/>
-        </w:tabs>
-        <w:spacing w:after="0" w:line="360" w:lineRule="auto"/>
+        <w:spacing w:before="0" w:beforeAutospacing="0" w:after="0" w:afterAutospacing="0"/>
         <w:outlineLvl w:val="0"/>
-        <w:rPr>
-          <w:rFonts w:ascii="Times New Roman" w:hAnsi="Times New Roman" w:cs="Times New Roman"/>
-          <w:b/>
-          <w:sz w:val="24"/>
-          <w:szCs w:val="24"/>
-        </w:rPr>
-      </w:pPr>
-      <w:bookmarkStart w:id="20" w:name="_Toc215495330"/>
-      <w:r>
-        <w:rPr>
-          <w:rFonts w:ascii="Times New Roman" w:hAnsi="Times New Roman" w:cs="Times New Roman"/>
-          <w:b/>
-          <w:sz w:val="24"/>
-          <w:szCs w:val="24"/>
+      </w:pPr>
+      <w:r>
+        <w:rPr>
+          <w:b/>
         </w:rPr>
         <w:t>5</w:t>
       </w:r>
       <w:r>
         <w:rPr>
-          <w:rFonts w:ascii="Times New Roman" w:hAnsi="Times New Roman" w:cs="Times New Roman"/>
-          <w:b/>
-          <w:sz w:val="24"/>
-          <w:szCs w:val="24"/>
+          <w:b/>
         </w:rPr>
         <w:t xml:space="preserve"> </w:t>
       </w:r>
       <w:r>
         <w:rPr>
-          <w:rFonts w:ascii="Times New Roman" w:hAnsi="Times New Roman" w:cs="Times New Roman"/>
-          <w:b/>
-          <w:sz w:val="24"/>
-          <w:szCs w:val="24"/>
+          <w:b/>
         </w:rPr>
         <w:t>RESULTADOS</w:t>
       </w:r>
-      <w:bookmarkEnd w:id="20"/>
+      <w:bookmarkEnd w:id="19"/>
     </w:p>
     <w:p>
       <w:pPr>
@@ -7246,7 +7878,6 @@
           <w:sz w:val="24"/>
           <w:szCs w:val="24"/>
         </w:rPr>
-        <w:lastRenderedPageBreak/>
         <w:t xml:space="preserve">A organização e o desempenho da equipe foram essenciais para o sucesso do projeto. </w:t>
       </w:r>
       <w:r>
@@ -7287,7 +7918,7 @@
         <w:tabs>
           <w:tab w:val="left" w:pos="2400"/>
         </w:tabs>
-        <w:spacing w:after="0" w:line="360" w:lineRule="auto"/>
+        <w:spacing w:after="0" w:line="240" w:lineRule="auto"/>
         <w:outlineLvl w:val="0"/>
         <w:rPr>
           <w:rFonts w:ascii="Times New Roman" w:hAnsi="Times New Roman" w:cs="Times New Roman"/>
@@ -7301,7 +7932,7 @@
         <w:tabs>
           <w:tab w:val="left" w:pos="2400"/>
         </w:tabs>
-        <w:spacing w:after="0" w:line="360" w:lineRule="auto"/>
+        <w:spacing w:after="0" w:line="240" w:lineRule="auto"/>
         <w:outlineLvl w:val="0"/>
         <w:rPr>
           <w:rFonts w:ascii="Times New Roman" w:hAnsi="Times New Roman" w:cs="Times New Roman"/>
@@ -7310,7 +7941,7 @@
           <w:szCs w:val="24"/>
         </w:rPr>
       </w:pPr>
-      <w:bookmarkStart w:id="21" w:name="_Toc215495331"/>
+      <w:bookmarkStart w:id="20" w:name="_Toc216074227"/>
       <w:r>
         <w:rPr>
           <w:rFonts w:ascii="Times New Roman" w:hAnsi="Times New Roman" w:cs="Times New Roman"/>
@@ -7320,7 +7951,7 @@
         </w:rPr>
         <w:t>6 CONCLUSÃO</w:t>
       </w:r>
-      <w:bookmarkEnd w:id="21"/>
+      <w:bookmarkEnd w:id="20"/>
     </w:p>
     <w:p>
       <w:pPr>
@@ -7397,187 +8028,25 @@
           <w:sz w:val="24"/>
           <w:szCs w:val="24"/>
         </w:rPr>
-        <w:t xml:space="preserve">pesquisas intensivas e programação, oportunizando conhecimento técnico aprofundado e fortaleceu qualidades, trabalhou habilidades e abrangeu sabedorias sobre o mundo tecnológico, o projeto foi incentivo de perseverança e comprometimento, encarando desafios, porém, não desistindo. Ao final, podemos concluir que, a colaboração entre os membros foi um dos ensinamentos mais significativos, evidenciando a importância do trabalho coletivo para atingir um propósito.  </w:t>
-      </w:r>
-    </w:p>
-    <w:p>
-      <w:pPr>
-        <w:spacing w:after="0" w:line="240" w:lineRule="auto"/>
-        <w:rPr>
-          <w:rFonts w:ascii="Times New Roman" w:hAnsi="Times New Roman" w:cs="Times New Roman"/>
-          <w:sz w:val="24"/>
-          <w:szCs w:val="24"/>
-        </w:rPr>
-      </w:pPr>
-    </w:p>
-    <w:p>
-      <w:pPr>
-        <w:spacing w:after="0" w:line="240" w:lineRule="auto"/>
-        <w:rPr>
-          <w:rFonts w:ascii="Times New Roman" w:hAnsi="Times New Roman" w:cs="Times New Roman"/>
-          <w:b/>
-        </w:rPr>
-      </w:pPr>
-    </w:p>
-    <w:p>
-      <w:pPr>
-        <w:spacing w:after="0" w:line="240" w:lineRule="auto"/>
-        <w:rPr>
-          <w:rFonts w:ascii="Times New Roman" w:hAnsi="Times New Roman" w:cs="Times New Roman"/>
-          <w:b/>
-        </w:rPr>
-      </w:pPr>
-    </w:p>
-    <w:p>
-      <w:pPr>
-        <w:spacing w:after="0" w:line="240" w:lineRule="auto"/>
-        <w:rPr>
-          <w:rFonts w:ascii="Times New Roman" w:hAnsi="Times New Roman" w:cs="Times New Roman"/>
-          <w:b/>
-        </w:rPr>
-      </w:pPr>
-    </w:p>
-    <w:p>
-      <w:pPr>
-        <w:spacing w:after="0" w:line="240" w:lineRule="auto"/>
-        <w:rPr>
-          <w:rFonts w:ascii="Times New Roman" w:hAnsi="Times New Roman" w:cs="Times New Roman"/>
-          <w:b/>
-        </w:rPr>
-      </w:pPr>
-    </w:p>
-    <w:p>
-      <w:pPr>
-        <w:spacing w:after="0" w:line="240" w:lineRule="auto"/>
-        <w:rPr>
-          <w:rFonts w:ascii="Times New Roman" w:hAnsi="Times New Roman" w:cs="Times New Roman"/>
-          <w:b/>
-        </w:rPr>
-      </w:pPr>
-    </w:p>
-    <w:p>
-      <w:pPr>
-        <w:spacing w:after="0" w:line="240" w:lineRule="auto"/>
-        <w:rPr>
-          <w:rFonts w:ascii="Times New Roman" w:hAnsi="Times New Roman" w:cs="Times New Roman"/>
-          <w:b/>
-        </w:rPr>
-      </w:pPr>
-    </w:p>
-    <w:p>
-      <w:pPr>
-        <w:spacing w:after="0" w:line="240" w:lineRule="auto"/>
-        <w:rPr>
-          <w:rFonts w:ascii="Times New Roman" w:hAnsi="Times New Roman" w:cs="Times New Roman"/>
-          <w:b/>
-        </w:rPr>
-      </w:pPr>
-    </w:p>
-    <w:p>
-      <w:pPr>
-        <w:spacing w:after="0" w:line="240" w:lineRule="auto"/>
-        <w:rPr>
-          <w:rFonts w:ascii="Times New Roman" w:hAnsi="Times New Roman" w:cs="Times New Roman"/>
-          <w:b/>
-        </w:rPr>
-      </w:pPr>
-    </w:p>
-    <w:p>
-      <w:pPr>
-        <w:spacing w:after="0" w:line="240" w:lineRule="auto"/>
-        <w:rPr>
-          <w:rFonts w:ascii="Times New Roman" w:hAnsi="Times New Roman" w:cs="Times New Roman"/>
-          <w:b/>
-        </w:rPr>
-      </w:pPr>
-    </w:p>
-    <w:p>
-      <w:pPr>
-        <w:spacing w:after="0" w:line="240" w:lineRule="auto"/>
-        <w:rPr>
-          <w:rFonts w:ascii="Times New Roman" w:hAnsi="Times New Roman" w:cs="Times New Roman"/>
-          <w:b/>
-        </w:rPr>
-      </w:pPr>
-    </w:p>
-    <w:p>
-      <w:pPr>
-        <w:spacing w:after="0" w:line="240" w:lineRule="auto"/>
-        <w:rPr>
-          <w:rFonts w:ascii="Times New Roman" w:hAnsi="Times New Roman" w:cs="Times New Roman"/>
-          <w:b/>
-        </w:rPr>
-      </w:pPr>
-    </w:p>
-    <w:p>
-      <w:pPr>
-        <w:spacing w:after="0" w:line="240" w:lineRule="auto"/>
-        <w:rPr>
-          <w:rFonts w:ascii="Times New Roman" w:hAnsi="Times New Roman" w:cs="Times New Roman"/>
-          <w:b/>
-        </w:rPr>
-      </w:pPr>
-    </w:p>
-    <w:p>
-      <w:pPr>
-        <w:spacing w:after="0" w:line="240" w:lineRule="auto"/>
-        <w:rPr>
-          <w:rFonts w:ascii="Times New Roman" w:hAnsi="Times New Roman" w:cs="Times New Roman"/>
-          <w:b/>
-        </w:rPr>
-      </w:pPr>
-    </w:p>
-    <w:p>
-      <w:pPr>
-        <w:spacing w:after="0" w:line="240" w:lineRule="auto"/>
-        <w:rPr>
-          <w:rFonts w:ascii="Times New Roman" w:hAnsi="Times New Roman" w:cs="Times New Roman"/>
-          <w:b/>
-        </w:rPr>
-      </w:pPr>
-    </w:p>
-    <w:p>
-      <w:pPr>
-        <w:spacing w:after="0" w:line="240" w:lineRule="auto"/>
-        <w:rPr>
-          <w:rFonts w:ascii="Times New Roman" w:hAnsi="Times New Roman" w:cs="Times New Roman"/>
-          <w:b/>
-        </w:rPr>
-      </w:pPr>
-    </w:p>
-    <w:p>
-      <w:pPr>
-        <w:spacing w:after="0" w:line="240" w:lineRule="auto"/>
-        <w:rPr>
-          <w:rFonts w:ascii="Times New Roman" w:hAnsi="Times New Roman" w:cs="Times New Roman"/>
-          <w:b/>
-        </w:rPr>
-      </w:pPr>
-    </w:p>
-    <w:p>
-      <w:pPr>
-        <w:spacing w:after="0" w:line="240" w:lineRule="auto"/>
-        <w:rPr>
-          <w:rFonts w:ascii="Times New Roman" w:hAnsi="Times New Roman" w:cs="Times New Roman"/>
-          <w:b/>
-        </w:rPr>
-      </w:pPr>
-    </w:p>
-    <w:p>
-      <w:pPr>
-        <w:spacing w:after="0" w:line="240" w:lineRule="auto"/>
-        <w:rPr>
-          <w:rFonts w:ascii="Times New Roman" w:hAnsi="Times New Roman" w:cs="Times New Roman"/>
-          <w:b/>
-        </w:rPr>
-      </w:pPr>
-    </w:p>
-    <w:p>
-      <w:pPr>
-        <w:spacing w:after="0" w:line="240" w:lineRule="auto"/>
-        <w:rPr>
-          <w:rFonts w:ascii="Times New Roman" w:hAnsi="Times New Roman" w:cs="Times New Roman"/>
-          <w:b/>
+        <w:t xml:space="preserve">pesquisas intensivas e programação, oportunizando conhecimento técnico aprofundado e fortaleceu qualidades, trabalhou habilidades e abrangeu sabedorias sobre o mundo tecnológico, o projeto foi incentivo de perseverança e comprometimento, encarando desafios, porém, não desistindo. Ao final, </w:t>
+      </w:r>
+      <w:r>
+        <w:rPr>
+          <w:rFonts w:ascii="Times New Roman" w:hAnsi="Times New Roman" w:cs="Times New Roman"/>
+          <w:sz w:val="24"/>
+          <w:szCs w:val="24"/>
+        </w:rPr>
+        <w:lastRenderedPageBreak/>
+        <w:t xml:space="preserve">podemos concluir que, a colaboração entre os membros foi um dos ensinamentos mais significativos, evidenciando a importância do trabalho coletivo para atingir um propósito.  </w:t>
+      </w:r>
+    </w:p>
+    <w:p>
+      <w:pPr>
+        <w:spacing w:after="0" w:line="240" w:lineRule="auto"/>
+        <w:rPr>
+          <w:rFonts w:ascii="Times New Roman" w:hAnsi="Times New Roman" w:cs="Times New Roman"/>
+          <w:sz w:val="24"/>
+          <w:szCs w:val="24"/>
         </w:rPr>
       </w:pPr>
     </w:p>
@@ -7608,429 +8077,719 @@
           <w:b/>
         </w:rPr>
       </w:pPr>
-      <w:bookmarkStart w:id="22" w:name="_Toc215495332"/>
-      <w:r>
-        <w:rPr>
-          <w:rFonts w:ascii="Times New Roman" w:hAnsi="Times New Roman" w:cs="Times New Roman"/>
-          <w:b/>
-        </w:rPr>
-        <w:lastRenderedPageBreak/>
+      <w:bookmarkStart w:id="21" w:name="_Toc216074228"/>
+      <w:r>
+        <w:rPr>
+          <w:rFonts w:ascii="Times New Roman" w:hAnsi="Times New Roman" w:cs="Times New Roman"/>
+          <w:b/>
+        </w:rPr>
         <w:t>7 REFERÊNCIAS</w:t>
       </w:r>
-      <w:bookmarkEnd w:id="22"/>
+      <w:bookmarkEnd w:id="21"/>
     </w:p>
     <w:p>
       <w:pPr>
         <w:pStyle w:val="NormalWeb"/>
-      </w:pPr>
-      <w:r>
-        <w:t>https://www.canva.com/pt_br/about/</w:t>
+        <w:shd w:val="clear" w:color="auto" w:fill="FFFFFF"/>
+        <w:rPr>
+          <w:color w:val="222222"/>
+        </w:rPr>
+      </w:pPr>
+      <w:r>
+        <w:rPr>
+          <w:rStyle w:val="Forte"/>
+          <w:color w:val="222222"/>
+        </w:rPr>
+        <w:t>ATLASSIAN.</w:t>
+      </w:r>
+      <w:r>
+        <w:rPr>
+          <w:color w:val="222222"/>
+        </w:rPr>
+        <w:t> Kanban vs Scrum. s.d. Disponível em: </w:t>
+      </w:r>
+      <w:r>
+        <w:rPr>
+          <w:color w:val="222222"/>
+        </w:rPr>
+        <w:t>&lt;</w:t>
+      </w:r>
+      <w:r>
+        <w:rPr>
+          <w:color w:val="222222"/>
+        </w:rPr>
+        <w:t>https://www.atlassian.com/</w:t>
+      </w:r>
+      <w:proofErr w:type="spellStart"/>
+      <w:r>
+        <w:rPr>
+          <w:color w:val="222222"/>
+        </w:rPr>
+        <w:t>agile</w:t>
+      </w:r>
+      <w:proofErr w:type="spellEnd"/>
+      <w:r>
+        <w:rPr>
+          <w:color w:val="222222"/>
+        </w:rPr>
+        <w:t>/</w:t>
+      </w:r>
+      <w:proofErr w:type="spellStart"/>
+      <w:r>
+        <w:rPr>
+          <w:color w:val="222222"/>
+        </w:rPr>
+        <w:t>kanban</w:t>
+      </w:r>
+      <w:proofErr w:type="spellEnd"/>
+      <w:r>
+        <w:rPr>
+          <w:color w:val="222222"/>
+        </w:rPr>
+        <w:t>/</w:t>
+      </w:r>
+      <w:proofErr w:type="spellStart"/>
+      <w:r>
+        <w:rPr>
+          <w:color w:val="222222"/>
+        </w:rPr>
+        <w:t>kanban</w:t>
+      </w:r>
+      <w:proofErr w:type="spellEnd"/>
+      <w:r>
+        <w:rPr>
+          <w:color w:val="222222"/>
+        </w:rPr>
+        <w:t>-vs-</w:t>
+      </w:r>
+      <w:proofErr w:type="spellStart"/>
+      <w:r>
+        <w:rPr>
+          <w:color w:val="222222"/>
+        </w:rPr>
+        <w:t>scrum</w:t>
+      </w:r>
+      <w:proofErr w:type="spellEnd"/>
+      <w:r>
+        <w:rPr>
+          <w:color w:val="222222"/>
+        </w:rPr>
+        <w:t>&gt;</w:t>
+      </w:r>
+      <w:r>
+        <w:rPr>
+          <w:color w:val="222222"/>
+        </w:rPr>
+        <w:t>.</w:t>
+      </w:r>
+      <w:r>
+        <w:rPr>
+          <w:color w:val="222222"/>
+        </w:rPr>
+        <w:br/>
+        <w:t>Acesso em:</w:t>
+      </w:r>
+      <w:r>
+        <w:rPr>
+          <w:rStyle w:val="Forte"/>
+          <w:color w:val="222222"/>
+        </w:rPr>
+        <w:t xml:space="preserve"> 08 jan. 2025</w:t>
+      </w:r>
+      <w:r>
+        <w:rPr>
+          <w:color w:val="222222"/>
+        </w:rPr>
+        <w:t>.</w:t>
       </w:r>
     </w:p>
     <w:p>
       <w:pPr>
         <w:pStyle w:val="NormalWeb"/>
-      </w:pPr>
-      <w:r>
-        <w:t xml:space="preserve">https://ebaconline.com.br/blog/como-usar-o-canva#:~:text=Primeiramente%2C o que é o Canva? </w:t>
-      </w:r>
-      <w:proofErr w:type="gramStart"/>
-      <w:r>
-        <w:t>O,designs</w:t>
-      </w:r>
-      <w:proofErr w:type="gramEnd"/>
-      <w:r>
-        <w:t xml:space="preserve"> profissionais%2C mesmo sem experiência na área.</w:t>
+        <w:shd w:val="clear" w:color="auto" w:fill="FFFFFF"/>
+        <w:rPr>
+          <w:color w:val="222222"/>
+        </w:rPr>
+      </w:pPr>
+      <w:r>
+        <w:rPr>
+          <w:rStyle w:val="Forte"/>
+          <w:color w:val="222222"/>
+        </w:rPr>
+        <w:t>AWS.</w:t>
+      </w:r>
+      <w:r>
+        <w:rPr>
+          <w:color w:val="222222"/>
+        </w:rPr>
+        <w:t> O que é API? s.d. Disponível em: https://www.aws.amazon.com/what-is/api.</w:t>
+      </w:r>
+      <w:r>
+        <w:rPr>
+          <w:color w:val="222222"/>
+        </w:rPr>
+        <w:br/>
+        <w:t>Acesso em: </w:t>
+      </w:r>
+      <w:r>
+        <w:rPr>
+          <w:rStyle w:val="Forte"/>
+          <w:color w:val="222222"/>
+        </w:rPr>
+        <w:t>seg., 13 jan. 2025</w:t>
+      </w:r>
+      <w:r>
+        <w:rPr>
+          <w:color w:val="222222"/>
+        </w:rPr>
+        <w:t>.</w:t>
       </w:r>
     </w:p>
     <w:p>
       <w:pPr>
         <w:pStyle w:val="NormalWeb"/>
-      </w:pPr>
-      <w:r>
-        <w:t xml:space="preserve">https://educador.brasilescola.uol.com.br/estrategias-ensino/como-usar-o-google-classroom.htm#:~:text=O Google Classroom ou a Sala </w:t>
-      </w:r>
-      <w:proofErr w:type="gramStart"/>
-      <w:r>
-        <w:t>de,manter</w:t>
-      </w:r>
-      <w:proofErr w:type="gramEnd"/>
-      <w:r>
-        <w:t xml:space="preserve"> as aulas a distância mais organizadas.</w:t>
+        <w:shd w:val="clear" w:color="auto" w:fill="FFFFFF"/>
+        <w:rPr>
+          <w:color w:val="222222"/>
+        </w:rPr>
+      </w:pPr>
+      <w:r>
+        <w:rPr>
+          <w:rStyle w:val="Forte"/>
+          <w:color w:val="222222"/>
+        </w:rPr>
+        <w:t>AWS.</w:t>
+      </w:r>
+      <w:r>
+        <w:rPr>
+          <w:color w:val="222222"/>
+        </w:rPr>
+        <w:t> O que é RESTful API? s.d. Disponível em: https://www.aws.amazon.com/pt/what-is/restful-api.</w:t>
+      </w:r>
+      <w:r>
+        <w:rPr>
+          <w:color w:val="222222"/>
+        </w:rPr>
+        <w:br/>
+        <w:t>Acesso em:</w:t>
+      </w:r>
+      <w:r>
+        <w:rPr>
+          <w:rStyle w:val="Forte"/>
+          <w:color w:val="222222"/>
+        </w:rPr>
+        <w:t xml:space="preserve"> 15 jan. 2025</w:t>
+      </w:r>
+      <w:r>
+        <w:rPr>
+          <w:color w:val="222222"/>
+        </w:rPr>
+        <w:t>.</w:t>
       </w:r>
     </w:p>
     <w:p>
       <w:pPr>
         <w:pStyle w:val="NormalWeb"/>
-      </w:pPr>
-      <w:r>
-        <w:t>http://tuaescola.rs.gov.br/google-classroom</w:t>
+        <w:shd w:val="clear" w:color="auto" w:fill="FFFFFF"/>
+        <w:rPr>
+          <w:color w:val="222222"/>
+        </w:rPr>
+      </w:pPr>
+      <w:r>
+        <w:rPr>
+          <w:rStyle w:val="Forte"/>
+          <w:color w:val="222222"/>
+        </w:rPr>
+        <w:t>DRIVEN.</w:t>
+      </w:r>
+      <w:r>
+        <w:rPr>
+          <w:color w:val="222222"/>
+        </w:rPr>
+        <w:t> Node.js: um guia completo para iniciantes. s.d. Disponível em: </w:t>
+      </w:r>
+      <w:r>
+        <w:rPr>
+          <w:color w:val="222222"/>
+        </w:rPr>
+        <w:t>&lt;</w:t>
+      </w:r>
+      <w:r>
+        <w:rPr>
+          <w:color w:val="222222"/>
+        </w:rPr>
+        <w:t>https://www.driven.com.br/blog/node-js-um-guia-completo-para-iniciantes/</w:t>
+      </w:r>
+      <w:r>
+        <w:rPr>
+          <w:color w:val="222222"/>
+        </w:rPr>
+        <w:t>&gt;</w:t>
+      </w:r>
+      <w:r>
+        <w:rPr>
+          <w:color w:val="222222"/>
+        </w:rPr>
+        <w:t>.</w:t>
+      </w:r>
+      <w:r>
+        <w:rPr>
+          <w:color w:val="222222"/>
+        </w:rPr>
+        <w:br/>
+        <w:t>Acesso em: </w:t>
+      </w:r>
+      <w:r>
+        <w:rPr>
+          <w:rStyle w:val="Forte"/>
+          <w:color w:val="222222"/>
+        </w:rPr>
+        <w:t>seg., 20 jan. 2025</w:t>
+      </w:r>
+      <w:r>
+        <w:rPr>
+          <w:color w:val="222222"/>
+        </w:rPr>
+        <w:t>.</w:t>
       </w:r>
     </w:p>
     <w:p>
       <w:pPr>
         <w:pStyle w:val="NormalWeb"/>
-      </w:pPr>
-      <w:r>
-        <w:t>https://edu.gcfglobal.org/pt/google-sala-de-aula-para-alunos/o-que-e-e-para-que-serve-o-google-sala-de-aula/1/</w:t>
+        <w:shd w:val="clear" w:color="auto" w:fill="FFFFFF"/>
+        <w:rPr>
+          <w:color w:val="222222"/>
+        </w:rPr>
+      </w:pPr>
+      <w:r>
+        <w:rPr>
+          <w:rStyle w:val="Forte"/>
+          <w:color w:val="222222"/>
+        </w:rPr>
+        <w:t>GODADDY.</w:t>
+      </w:r>
+      <w:r>
+        <w:rPr>
+          <w:color w:val="222222"/>
+        </w:rPr>
+        <w:t> O que é HTML? s.d. Disponível em: </w:t>
+      </w:r>
+      <w:r>
+        <w:rPr>
+          <w:color w:val="222222"/>
+        </w:rPr>
+        <w:t>&lt;</w:t>
+      </w:r>
+      <w:r>
+        <w:rPr>
+          <w:color w:val="222222"/>
+        </w:rPr>
+        <w:t>https://www.godaddy.com/</w:t>
+      </w:r>
+      <w:proofErr w:type="spellStart"/>
+      <w:r>
+        <w:rPr>
+          <w:color w:val="222222"/>
+        </w:rPr>
+        <w:t>resources</w:t>
+      </w:r>
+      <w:proofErr w:type="spellEnd"/>
+      <w:r>
+        <w:rPr>
+          <w:color w:val="222222"/>
+        </w:rPr>
+        <w:t>/</w:t>
+      </w:r>
+      <w:proofErr w:type="spellStart"/>
+      <w:r>
+        <w:rPr>
+          <w:color w:val="222222"/>
+        </w:rPr>
+        <w:t>br</w:t>
+      </w:r>
+      <w:proofErr w:type="spellEnd"/>
+      <w:r>
+        <w:rPr>
+          <w:color w:val="222222"/>
+        </w:rPr>
+        <w:t>/artigos/o-que-e-</w:t>
+      </w:r>
+      <w:proofErr w:type="spellStart"/>
+      <w:r>
+        <w:rPr>
+          <w:color w:val="222222"/>
+        </w:rPr>
+        <w:t>html</w:t>
+      </w:r>
+      <w:proofErr w:type="spellEnd"/>
+      <w:r>
+        <w:rPr>
+          <w:color w:val="222222"/>
+        </w:rPr>
+        <w:t>&gt;</w:t>
+      </w:r>
+      <w:r>
+        <w:rPr>
+          <w:color w:val="222222"/>
+        </w:rPr>
+        <w:t>.</w:t>
+      </w:r>
+      <w:r>
+        <w:rPr>
+          <w:color w:val="222222"/>
+        </w:rPr>
+        <w:br/>
+        <w:t>Acesso em: </w:t>
+      </w:r>
+      <w:r>
+        <w:rPr>
+          <w:rStyle w:val="Forte"/>
+          <w:color w:val="222222"/>
+        </w:rPr>
+        <w:t>22 jan. 2025</w:t>
+      </w:r>
+      <w:r>
+        <w:rPr>
+          <w:color w:val="222222"/>
+        </w:rPr>
+        <w:t>.</w:t>
       </w:r>
     </w:p>
     <w:p>
       <w:pPr>
         <w:pStyle w:val="NormalWeb"/>
-      </w:pPr>
-      <w:r>
-        <w:t>https://help.figma.com/hc/pt-br/articles/14563969806359-O-que-é-o-Figma</w:t>
+        <w:shd w:val="clear" w:color="auto" w:fill="FFFFFF"/>
+        <w:rPr>
+          <w:color w:val="222222"/>
+        </w:rPr>
+      </w:pPr>
+      <w:r>
+        <w:rPr>
+          <w:rStyle w:val="Forte"/>
+          <w:color w:val="222222"/>
+        </w:rPr>
+        <w:t>GODADDY.</w:t>
+      </w:r>
+      <w:r>
+        <w:rPr>
+          <w:color w:val="222222"/>
+        </w:rPr>
+        <w:t> O que é JavaScript? s.d. Disponível em: </w:t>
+      </w:r>
+      <w:r>
+        <w:rPr>
+          <w:color w:val="222222"/>
+        </w:rPr>
+        <w:t>&lt;</w:t>
+      </w:r>
+      <w:r>
+        <w:rPr>
+          <w:color w:val="222222"/>
+        </w:rPr>
+        <w:t>https://www.godaddy.com/resources/br/artigos/o-que-e-javascript-2</w:t>
+      </w:r>
+      <w:r>
+        <w:rPr>
+          <w:color w:val="222222"/>
+        </w:rPr>
+        <w:t>&gt;</w:t>
+      </w:r>
+      <w:r>
+        <w:rPr>
+          <w:color w:val="222222"/>
+        </w:rPr>
+        <w:t>.</w:t>
+      </w:r>
+      <w:r>
+        <w:rPr>
+          <w:color w:val="222222"/>
+        </w:rPr>
+        <w:br/>
+        <w:t>Acesso em: </w:t>
+      </w:r>
+      <w:r>
+        <w:rPr>
+          <w:rStyle w:val="Forte"/>
+          <w:color w:val="222222"/>
+        </w:rPr>
+        <w:t>27 jan. 2025</w:t>
+      </w:r>
+      <w:r>
+        <w:rPr>
+          <w:color w:val="222222"/>
+        </w:rPr>
+        <w:t>.</w:t>
       </w:r>
     </w:p>
     <w:p>
       <w:pPr>
         <w:pStyle w:val="NormalWeb"/>
-      </w:pPr>
-      <w:r>
-        <w:t>https://www.figma.com/pt-br/design/</w:t>
+        <w:shd w:val="clear" w:color="auto" w:fill="FFFFFF"/>
+        <w:rPr>
+          <w:color w:val="222222"/>
+        </w:rPr>
+      </w:pPr>
+      <w:r>
+        <w:rPr>
+          <w:rStyle w:val="Forte"/>
+          <w:color w:val="222222"/>
+        </w:rPr>
+        <w:t>HOSTINGER.</w:t>
+      </w:r>
+      <w:r>
+        <w:rPr>
+          <w:color w:val="222222"/>
+        </w:rPr>
+        <w:t> O que é HTML: conceitos básicos. s.d. Disponível em: </w:t>
+      </w:r>
+      <w:r>
+        <w:rPr>
+          <w:color w:val="222222"/>
+        </w:rPr>
+        <w:t>&lt;</w:t>
+      </w:r>
+      <w:r>
+        <w:rPr>
+          <w:color w:val="222222"/>
+        </w:rPr>
+        <w:t>https://www.hostinger.com/br/tutoriais/o-que-e-html-conceitos-basicos</w:t>
+      </w:r>
+      <w:r>
+        <w:rPr>
+          <w:color w:val="222222"/>
+        </w:rPr>
+        <w:t>&gt;</w:t>
+      </w:r>
+      <w:r>
+        <w:rPr>
+          <w:color w:val="222222"/>
+        </w:rPr>
+        <w:t>.</w:t>
+      </w:r>
+      <w:r>
+        <w:rPr>
+          <w:color w:val="222222"/>
+        </w:rPr>
+        <w:br/>
+        <w:t>Acesso em:</w:t>
+      </w:r>
+      <w:r>
+        <w:rPr>
+          <w:rStyle w:val="Forte"/>
+          <w:color w:val="222222"/>
+        </w:rPr>
+        <w:t xml:space="preserve"> 29 jan. 2025</w:t>
+      </w:r>
+      <w:r>
+        <w:rPr>
+          <w:color w:val="222222"/>
+        </w:rPr>
+        <w:t>.</w:t>
       </w:r>
     </w:p>
     <w:p>
       <w:pPr>
         <w:pStyle w:val="NormalWeb"/>
-      </w:pPr>
-      <w:r>
-        <w:t>https://docs.github.com/pt/get-started/start-your-journey/about-github-and-git</w:t>
+        <w:shd w:val="clear" w:color="auto" w:fill="FFFFFF"/>
+        <w:rPr>
+          <w:color w:val="222222"/>
+        </w:rPr>
+      </w:pPr>
+      <w:r>
+        <w:rPr>
+          <w:rStyle w:val="Forte"/>
+          <w:color w:val="222222"/>
+        </w:rPr>
+        <w:t>MDN WEB DOCS.</w:t>
+      </w:r>
+      <w:r>
+        <w:rPr>
+          <w:color w:val="222222"/>
+        </w:rPr>
+        <w:t> HTML. s.d. Disponível em: </w:t>
+      </w:r>
+      <w:r>
+        <w:rPr>
+          <w:color w:val="222222"/>
+        </w:rPr>
+        <w:t>&lt;</w:t>
+      </w:r>
+      <w:r>
+        <w:rPr>
+          <w:color w:val="222222"/>
+        </w:rPr>
+        <w:t>https://developer.mozilla.org/pt-BR/docs/Web/HTML</w:t>
+      </w:r>
+      <w:r>
+        <w:rPr>
+          <w:color w:val="222222"/>
+        </w:rPr>
+        <w:t>&gt;</w:t>
+      </w:r>
+      <w:r>
+        <w:rPr>
+          <w:color w:val="222222"/>
+        </w:rPr>
+        <w:t>.</w:t>
+      </w:r>
+      <w:r>
+        <w:rPr>
+          <w:color w:val="222222"/>
+        </w:rPr>
+        <w:br/>
+        <w:t>Acesso em:</w:t>
+      </w:r>
+      <w:r>
+        <w:rPr>
+          <w:rStyle w:val="Forte"/>
+          <w:color w:val="222222"/>
+        </w:rPr>
+        <w:t xml:space="preserve"> 03 fev. 2025</w:t>
+      </w:r>
+      <w:r>
+        <w:rPr>
+          <w:color w:val="222222"/>
+        </w:rPr>
+        <w:t>.</w:t>
       </w:r>
     </w:p>
     <w:p>
       <w:pPr>
         <w:pStyle w:val="NormalWeb"/>
-      </w:pPr>
-      <w:r>
-        <w:t>https://zup.com.br/blog/git-github-e-gitlab/</w:t>
+        <w:shd w:val="clear" w:color="auto" w:fill="FFFFFF"/>
+        <w:rPr>
+          <w:color w:val="222222"/>
+        </w:rPr>
+      </w:pPr>
+      <w:r>
+        <w:rPr>
+          <w:rStyle w:val="Forte"/>
+          <w:color w:val="222222"/>
+        </w:rPr>
+        <w:t>RANDONCORP.</w:t>
+      </w:r>
+      <w:r>
+        <w:rPr>
+          <w:color w:val="222222"/>
+        </w:rPr>
+        <w:t> O que é metodologia ágil? s.d. Disponível em: </w:t>
+      </w:r>
+      <w:r>
+        <w:rPr>
+          <w:color w:val="222222"/>
+        </w:rPr>
+        <w:t>&lt;</w:t>
+      </w:r>
+      <w:r>
+        <w:rPr>
+          <w:color w:val="222222"/>
+        </w:rPr>
+        <w:t>https://www.randoncorp.com/pt/blog/o-que-e-metodologia-agil/</w:t>
+      </w:r>
+      <w:r>
+        <w:rPr>
+          <w:color w:val="222222"/>
+        </w:rPr>
+        <w:t>&gt;</w:t>
+      </w:r>
+      <w:r>
+        <w:rPr>
+          <w:color w:val="222222"/>
+        </w:rPr>
+        <w:t>.</w:t>
+      </w:r>
+      <w:r>
+        <w:rPr>
+          <w:color w:val="222222"/>
+        </w:rPr>
+        <w:br/>
+        <w:t>Acesso em: </w:t>
+      </w:r>
+      <w:r>
+        <w:rPr>
+          <w:rStyle w:val="Forte"/>
+          <w:color w:val="222222"/>
+        </w:rPr>
+        <w:t>05 fev. 2025</w:t>
+      </w:r>
+      <w:r>
+        <w:rPr>
+          <w:color w:val="222222"/>
+        </w:rPr>
+        <w:t>.</w:t>
       </w:r>
     </w:p>
     <w:p>
       <w:pPr>
         <w:pStyle w:val="NormalWeb"/>
-      </w:pPr>
-      <w:r>
-        <w:t>https://git-scm.com/</w:t>
-      </w:r>
-    </w:p>
-    <w:p>
-      <w:pPr>
-        <w:pStyle w:val="NormalWeb"/>
-      </w:pPr>
-      <w:r>
-        <w:t>https://www.educamaisbrasil.com.br/educacao/dicas/o-que-e-e-como-usar-o-trello</w:t>
-      </w:r>
-    </w:p>
-    <w:p>
-      <w:pPr>
-        <w:pStyle w:val="NormalWeb"/>
-      </w:pPr>
-      <w:r>
-        <w:t>https://trello.com/pt-BR/tour</w:t>
-      </w:r>
-    </w:p>
-    <w:p>
-      <w:pPr>
-        <w:pStyle w:val="NormalWeb"/>
-      </w:pPr>
-      <w:r>
-        <w:t xml:space="preserve">https://aws.amazon.com/pt/compare/the-difference-between-sql-and-mysql/#:~:text=A SQL é uma </w:t>
-      </w:r>
-      <w:proofErr w:type="gramStart"/>
-      <w:r>
-        <w:t>linguagem,a</w:t>
-      </w:r>
-      <w:proofErr w:type="gramEnd"/>
-      <w:r>
-        <w:t xml:space="preserve"> duas tecnologias muito diferentes.</w:t>
-      </w:r>
-    </w:p>
-    <w:p>
-      <w:pPr>
-        <w:pStyle w:val="NormalWeb"/>
-      </w:pPr>
-      <w:r>
-        <w:t>https://www.purestorage.com/br/knowledge/what-is-mysql.html</w:t>
-      </w:r>
-    </w:p>
-    <w:p>
-      <w:pPr>
-        <w:pStyle w:val="NormalWeb"/>
-      </w:pPr>
-      <w:r>
-        <w:t>https://cloud.google.com/mysql?hl=pt-BR</w:t>
-      </w:r>
-    </w:p>
-    <w:p>
-      <w:pPr>
-        <w:pStyle w:val="NormalWeb"/>
-      </w:pPr>
-      <w:r>
-        <w:t>https://www.dio.me/articles/visual-studio-code-a-importancia-de-uma-poderosa-ferramenta-de-desenvolvimento</w:t>
-      </w:r>
-    </w:p>
-    <w:p>
-      <w:pPr>
-        <w:pStyle w:val="NormalWeb"/>
-      </w:pPr>
-      <w:r>
-        <w:t>https://learn.microsoft.com/pt-br/shows/visual-studio-code/</w:t>
-      </w:r>
-    </w:p>
-    <w:p>
-      <w:pPr>
-        <w:pStyle w:val="NormalWeb"/>
-      </w:pPr>
-      <w:r>
-        <w:t>https://www.hostgator.com.br/blog/o-que-e-css/</w:t>
-      </w:r>
-    </w:p>
-    <w:p>
-      <w:pPr>
-        <w:pStyle w:val="NormalWeb"/>
-      </w:pPr>
-      <w:r>
-        <w:t>[</w:t>
-      </w:r>
-      <w:r>
-        <w:rPr>
-          <w:rStyle w:val="card"/>
-        </w:rPr>
-        <w:t>https://developer.mozilla.org/pt-BR/docs/Web/CSS#:~:text=CSS</w:t>
-      </w:r>
-      <w:r>
-        <w:t xml:space="preserve"> (Cascading Style Sheets ou Folhas de,papel%2C na fala ou em outras mídias.](</w:t>
-      </w:r>
-      <w:r>
-        <w:rPr>
-          <w:rStyle w:val="card"/>
-        </w:rPr>
-        <w:t>https://developer.mozilla.org/pt-BR/docs/Web/CSS#:~:text=CSS%20</w:t>
-      </w:r>
-      <w:r>
-        <w:t>(Cascading%20Style%20Sheets%20ou%20Folhas%20de,papel%2C%20na%20fala%20ou%20em%20outras%20m%C3%ADdias. "‌")</w:t>
-      </w:r>
-    </w:p>
-    <w:p>
-      <w:pPr>
-        <w:pStyle w:val="NormalWeb"/>
-      </w:pPr>
-      <w:r>
-        <w:lastRenderedPageBreak/>
+        <w:shd w:val="clear" w:color="auto" w:fill="FFFFFF"/>
+        <w:rPr>
+          <w:color w:val="222222"/>
+        </w:rPr>
+      </w:pPr>
+      <w:r>
+        <w:rPr>
+          <w:rStyle w:val="Forte"/>
+          <w:color w:val="222222"/>
+        </w:rPr>
+        <w:t>ROCKETSEAT.</w:t>
+      </w:r>
+      <w:r>
+        <w:rPr>
+          <w:color w:val="222222"/>
+        </w:rPr>
+        <w:t> Como começar com HTML e CSS. s.d. Disponível em: </w:t>
+      </w:r>
+      <w:r>
+        <w:rPr>
+          <w:color w:val="222222"/>
+        </w:rPr>
+        <w:t>&lt;</w:t>
+      </w:r>
+      <w:r>
+        <w:rPr>
+          <w:color w:val="222222"/>
+        </w:rPr>
         <w:t>https://www.rocketseat.com.br/blog/artigos/post/como-comecar-com-html-e-css</w:t>
       </w:r>
-    </w:p>
-    <w:p>
-      <w:pPr>
-        <w:pStyle w:val="NormalWeb"/>
-      </w:pPr>
-      <w:r>
-        <w:t>https://www.godaddy.com/resources/br/artigos/o-que-e-html</w:t>
-      </w:r>
-    </w:p>
-    <w:p>
-      <w:pPr>
-        <w:pStyle w:val="NormalWeb"/>
-      </w:pPr>
-      <w:r>
-        <w:t>https://www.hostinger.com/br/tutoriais/o-que-e-html-conceitos-basicos</w:t>
-      </w:r>
-    </w:p>
-    <w:p>
-      <w:pPr>
-        <w:pStyle w:val="NormalWeb"/>
-      </w:pPr>
-      <w:r>
-        <w:t xml:space="preserve">https://developer.mozilla.org/pt-BR/docs/Web/HTML#:~:text=HTML (Linguagem de Marcação de HiperTexto) </w:t>
-      </w:r>
-      <w:proofErr w:type="gramStart"/>
-      <w:r>
-        <w:t>é,funcionalidade</w:t>
-      </w:r>
-      <w:proofErr w:type="gramEnd"/>
-      <w:r>
-        <w:t>/comportamento (JavaScript) de uma página da web.</w:t>
-      </w:r>
-    </w:p>
-    <w:p>
-      <w:pPr>
-        <w:pStyle w:val="NormalWeb"/>
-      </w:pPr>
-      <w:r>
-        <w:t>https://www.godaddy.com/resources/br/artigos/o-que-e-javascript-2</w:t>
-      </w:r>
-    </w:p>
-    <w:p>
-      <w:pPr>
-        <w:pStyle w:val="NormalWeb"/>
-      </w:pPr>
-      <w:r>
-        <w:t xml:space="preserve">https://www.driven.com.br/blog/node-js-um-guia-completo-para-iniciantes/#:~:text=Mas%2C afinal%2C o que </w:t>
-      </w:r>
-      <w:proofErr w:type="gramStart"/>
-      <w:r>
-        <w:t>é,grandes</w:t>
-      </w:r>
-      <w:proofErr w:type="gramEnd"/>
-      <w:r>
-        <w:t xml:space="preserve"> volumes de conexões simultâneas.&amp;text=a sua vasta biblioteca de,aplicações web em tempo real.</w:t>
-      </w:r>
-    </w:p>
-    <w:p>
-      <w:pPr>
-        <w:pStyle w:val="NormalWeb"/>
-      </w:pPr>
-      <w:r>
-        <w:t xml:space="preserve">https://aws.amazon.com/pt/what-is/restful-api/#:~:text=A API RESTful é </w:t>
-      </w:r>
-      <w:proofErr w:type="gramStart"/>
-      <w:r>
-        <w:t>uma,terceiros</w:t>
-      </w:r>
-      <w:proofErr w:type="gramEnd"/>
-      <w:r>
-        <w:t xml:space="preserve"> para executar várias tarefas.</w:t>
-      </w:r>
-    </w:p>
-    <w:p>
-      <w:pPr>
-        <w:pStyle w:val="NormalWeb"/>
-      </w:pPr>
-      <w:r>
-        <w:t xml:space="preserve">https://aws.amazon.com/what-is/api/#:~:text=no seu </w:t>
-      </w:r>
-      <w:proofErr w:type="gramStart"/>
-      <w:r>
-        <w:t>celular.-</w:t>
-      </w:r>
-      <w:proofErr w:type="gramEnd"/>
-      <w:r>
-        <w:t>,O que significa API?,estruturar essas solicitações e respostas.</w:t>
-      </w:r>
-    </w:p>
-    <w:p>
-      <w:pPr>
-        <w:pStyle w:val="NormalWeb"/>
-      </w:pPr>
-      <w:r>
-        <w:rPr>
-          <w:rStyle w:val="card"/>
-        </w:rPr>
-        <w:t>https://www.randoncorp.com/pt/blog/o-que-e-metodologia-agil/</w:t>
-      </w:r>
-    </w:p>
-    <w:p>
-      <w:pPr>
-        <w:pStyle w:val="NormalWeb"/>
-      </w:pPr>
-      <w:r>
-        <w:t xml:space="preserve">https://www.atlassian.com/agile/kanban/kanban-vs-scrum#:~:text=Resumo: Kanban é uma </w:t>
-      </w:r>
-      <w:proofErr w:type="gramStart"/>
-      <w:r>
-        <w:t>estrutura,de</w:t>
-      </w:r>
-      <w:proofErr w:type="gramEnd"/>
-      <w:r>
-        <w:t xml:space="preserve"> valores%2C princípios e práticas.</w:t>
-      </w:r>
-    </w:p>
-    <w:p>
-      <w:pPr>
-        <w:rPr>
-          <w:rFonts w:ascii="Times New Roman" w:hAnsi="Times New Roman" w:cs="Times New Roman"/>
-          <w:sz w:val="24"/>
-          <w:szCs w:val="24"/>
-        </w:rPr>
-      </w:pPr>
-    </w:p>
-    <w:p>
-      <w:pPr>
-        <w:rPr>
-          <w:rFonts w:ascii="Times New Roman" w:hAnsi="Times New Roman" w:cs="Times New Roman"/>
-          <w:sz w:val="24"/>
-          <w:szCs w:val="24"/>
-        </w:rPr>
-      </w:pPr>
-    </w:p>
-    <w:p>
-      <w:pPr>
-        <w:rPr>
-          <w:rFonts w:ascii="Times New Roman" w:hAnsi="Times New Roman" w:cs="Times New Roman"/>
-          <w:sz w:val="24"/>
-          <w:szCs w:val="24"/>
-        </w:rPr>
-      </w:pPr>
-    </w:p>
-    <w:p>
-      <w:pPr>
-        <w:rPr>
-          <w:rFonts w:ascii="Times New Roman" w:hAnsi="Times New Roman" w:cs="Times New Roman"/>
-          <w:sz w:val="24"/>
-          <w:szCs w:val="24"/>
-        </w:rPr>
-      </w:pPr>
-    </w:p>
-    <w:p>
-      <w:pPr>
-        <w:rPr>
-          <w:rFonts w:ascii="Times New Roman" w:hAnsi="Times New Roman" w:cs="Times New Roman"/>
-          <w:sz w:val="24"/>
-          <w:szCs w:val="24"/>
-        </w:rPr>
-      </w:pPr>
-    </w:p>
-    <w:p>
-      <w:pPr>
-        <w:rPr>
-          <w:rFonts w:ascii="Times New Roman" w:hAnsi="Times New Roman" w:cs="Times New Roman"/>
-          <w:sz w:val="24"/>
-          <w:szCs w:val="24"/>
-        </w:rPr>
-      </w:pPr>
-    </w:p>
-    <w:p>
-      <w:pPr>
-        <w:rPr>
-          <w:rFonts w:ascii="Times New Roman" w:hAnsi="Times New Roman" w:cs="Times New Roman"/>
-          <w:sz w:val="24"/>
-          <w:szCs w:val="24"/>
-        </w:rPr>
-      </w:pPr>
-    </w:p>
-    <w:p>
-      <w:pPr>
-        <w:rPr>
-          <w:rFonts w:ascii="Times New Roman" w:hAnsi="Times New Roman" w:cs="Times New Roman"/>
-          <w:sz w:val="24"/>
-          <w:szCs w:val="24"/>
-        </w:rPr>
-      </w:pPr>
-    </w:p>
-    <w:p>
-      <w:pPr>
-        <w:rPr>
-          <w:rFonts w:ascii="Times New Roman" w:hAnsi="Times New Roman" w:cs="Times New Roman"/>
-          <w:sz w:val="24"/>
-          <w:szCs w:val="24"/>
-        </w:rPr>
-      </w:pPr>
-    </w:p>
-    <w:p>
-      <w:pPr>
-        <w:rPr>
-          <w:rFonts w:ascii="Times New Roman" w:hAnsi="Times New Roman" w:cs="Times New Roman"/>
-          <w:sz w:val="24"/>
-          <w:szCs w:val="24"/>
-        </w:rPr>
-      </w:pPr>
-    </w:p>
-    <w:p>
-      <w:pPr>
-        <w:rPr>
-          <w:rFonts w:ascii="Times New Roman" w:hAnsi="Times New Roman" w:cs="Times New Roman"/>
+      <w:r>
+        <w:rPr>
+          <w:color w:val="222222"/>
+        </w:rPr>
+        <w:t>&gt;</w:t>
+      </w:r>
+      <w:r>
+        <w:rPr>
+          <w:color w:val="222222"/>
+        </w:rPr>
+        <w:t>.</w:t>
+      </w:r>
+      <w:r>
+        <w:rPr>
+          <w:color w:val="222222"/>
+        </w:rPr>
+        <w:br/>
+        <w:t>Acesso em: </w:t>
+      </w:r>
+      <w:r>
+        <w:rPr>
+          <w:rStyle w:val="Forte"/>
+          <w:color w:val="222222"/>
+        </w:rPr>
+        <w:t>10 fev. 2025</w:t>
+      </w:r>
+      <w:r>
+        <w:rPr>
+          <w:color w:val="222222"/>
+        </w:rPr>
+        <w:t>.</w:t>
+      </w:r>
+    </w:p>
+    <w:p>
+      <w:pPr>
+        <w:rPr>
+          <w:rFonts w:ascii="Times New Roman" w:hAnsi="Times New Roman" w:cs="Times New Roman"/>
+          <w:b/>
           <w:sz w:val="24"/>
           <w:szCs w:val="24"/>
         </w:rPr>
@@ -8047,14 +8806,7 @@
           <w:szCs w:val="24"/>
         </w:rPr>
       </w:pPr>
-      <w:r>
-        <w:rPr>
-          <w:rFonts w:ascii="Times New Roman" w:hAnsi="Times New Roman" w:cs="Times New Roman"/>
-          <w:sz w:val="24"/>
-          <w:szCs w:val="24"/>
-        </w:rPr>
-        <w:tab/>
-      </w:r>
+      <w:bookmarkStart w:id="22" w:name="_Toc216074229"/>
     </w:p>
     <w:p>
       <w:pPr>
@@ -8067,35 +8819,8 @@
           <w:szCs w:val="24"/>
         </w:rPr>
       </w:pPr>
-    </w:p>
-    <w:p>
-      <w:pPr>
-        <w:tabs>
-          <w:tab w:val="left" w:pos="1728"/>
-        </w:tabs>
-        <w:spacing w:after="0" w:line="240" w:lineRule="auto"/>
-        <w:outlineLvl w:val="0"/>
-        <w:rPr>
-          <w:rFonts w:ascii="Times New Roman" w:hAnsi="Times New Roman" w:cs="Times New Roman"/>
-          <w:sz w:val="24"/>
-          <w:szCs w:val="24"/>
-        </w:rPr>
-      </w:pPr>
-      <w:bookmarkStart w:id="23" w:name="_Toc215495333"/>
-    </w:p>
-    <w:p>
-      <w:pPr>
-        <w:tabs>
-          <w:tab w:val="left" w:pos="1728"/>
-        </w:tabs>
-        <w:spacing w:after="0" w:line="240" w:lineRule="auto"/>
-        <w:outlineLvl w:val="0"/>
-        <w:rPr>
-          <w:rFonts w:ascii="Times New Roman" w:hAnsi="Times New Roman" w:cs="Times New Roman"/>
-          <w:sz w:val="24"/>
-          <w:szCs w:val="24"/>
-        </w:rPr>
-      </w:pPr>
+      <w:bookmarkStart w:id="23" w:name="_GoBack"/>
+      <w:bookmarkEnd w:id="23"/>
       <w:r>
         <w:rPr>
           <w:rFonts w:ascii="Times New Roman" w:hAnsi="Times New Roman" w:cs="Times New Roman"/>
@@ -8123,7 +8848,7 @@
         </w:rPr>
         <w:t xml:space="preserve"> – BIBLIOTECAS UTILIZADAS NO PROJETO</w:t>
       </w:r>
-      <w:bookmarkEnd w:id="23"/>
+      <w:bookmarkEnd w:id="22"/>
     </w:p>
     <w:p>
       <w:pPr>
@@ -8138,6 +8863,14 @@
           <w:szCs w:val="24"/>
         </w:rPr>
       </w:pPr>
+      <w:r>
+        <w:rPr>
+          <w:rFonts w:ascii="Times New Roman" w:hAnsi="Times New Roman" w:cs="Times New Roman"/>
+          <w:sz w:val="24"/>
+          <w:szCs w:val="24"/>
+        </w:rPr>
+        <w:t>},</w:t>
+      </w:r>
     </w:p>
     <w:p>
       <w:pPr>
@@ -8148,11 +8881,18 @@
         <w:outlineLvl w:val="0"/>
         <w:rPr>
           <w:rFonts w:ascii="Times New Roman" w:hAnsi="Times New Roman" w:cs="Times New Roman"/>
-          <w:b/>
-          <w:sz w:val="24"/>
-          <w:szCs w:val="24"/>
-        </w:rPr>
-      </w:pPr>
+          <w:sz w:val="24"/>
+          <w:szCs w:val="24"/>
+        </w:rPr>
+      </w:pPr>
+      <w:r>
+        <w:rPr>
+          <w:rFonts w:ascii="Times New Roman" w:hAnsi="Times New Roman" w:cs="Times New Roman"/>
+          <w:sz w:val="24"/>
+          <w:szCs w:val="24"/>
+        </w:rPr>
+        <w:t xml:space="preserve">  "author": "",</w:t>
+      </w:r>
     </w:p>
     <w:p>
       <w:pPr>
@@ -8163,11 +8903,18 @@
         <w:outlineLvl w:val="0"/>
         <w:rPr>
           <w:rFonts w:ascii="Times New Roman" w:hAnsi="Times New Roman" w:cs="Times New Roman"/>
-          <w:b/>
-          <w:sz w:val="24"/>
-          <w:szCs w:val="24"/>
-        </w:rPr>
-      </w:pPr>
+          <w:sz w:val="24"/>
+          <w:szCs w:val="24"/>
+        </w:rPr>
+      </w:pPr>
+      <w:r>
+        <w:rPr>
+          <w:rFonts w:ascii="Times New Roman" w:hAnsi="Times New Roman" w:cs="Times New Roman"/>
+          <w:sz w:val="24"/>
+          <w:szCs w:val="24"/>
+        </w:rPr>
+        <w:t xml:space="preserve">  "license": "ISC",</w:t>
+      </w:r>
     </w:p>
     <w:p>
       <w:pPr>
@@ -8178,11 +8925,18 @@
         <w:outlineLvl w:val="0"/>
         <w:rPr>
           <w:rFonts w:ascii="Times New Roman" w:hAnsi="Times New Roman" w:cs="Times New Roman"/>
-          <w:b/>
-          <w:sz w:val="24"/>
-          <w:szCs w:val="24"/>
-        </w:rPr>
-      </w:pPr>
+          <w:sz w:val="24"/>
+          <w:szCs w:val="24"/>
+        </w:rPr>
+      </w:pPr>
+      <w:r>
+        <w:rPr>
+          <w:rFonts w:ascii="Times New Roman" w:hAnsi="Times New Roman" w:cs="Times New Roman"/>
+          <w:sz w:val="24"/>
+          <w:szCs w:val="24"/>
+        </w:rPr>
+        <w:t xml:space="preserve">  "dependencies": {</w:t>
+      </w:r>
     </w:p>
     <w:p>
       <w:pPr>
@@ -8193,11 +8947,18 @@
         <w:outlineLvl w:val="0"/>
         <w:rPr>
           <w:rFonts w:ascii="Times New Roman" w:hAnsi="Times New Roman" w:cs="Times New Roman"/>
-          <w:b/>
-          <w:sz w:val="24"/>
-          <w:szCs w:val="24"/>
-        </w:rPr>
-      </w:pPr>
+          <w:sz w:val="24"/>
+          <w:szCs w:val="24"/>
+        </w:rPr>
+      </w:pPr>
+      <w:r>
+        <w:rPr>
+          <w:rFonts w:ascii="Times New Roman" w:hAnsi="Times New Roman" w:cs="Times New Roman"/>
+          <w:sz w:val="24"/>
+          <w:szCs w:val="24"/>
+        </w:rPr>
+        <w:t xml:space="preserve">    "axios": "^1.5.1",</w:t>
+      </w:r>
     </w:p>
     <w:p>
       <w:pPr>
@@ -8208,11 +8969,18 @@
         <w:outlineLvl w:val="0"/>
         <w:rPr>
           <w:rFonts w:ascii="Times New Roman" w:hAnsi="Times New Roman" w:cs="Times New Roman"/>
-          <w:b/>
-          <w:sz w:val="24"/>
-          <w:szCs w:val="24"/>
-        </w:rPr>
-      </w:pPr>
+          <w:sz w:val="24"/>
+          <w:szCs w:val="24"/>
+        </w:rPr>
+      </w:pPr>
+      <w:r>
+        <w:rPr>
+          <w:rFonts w:ascii="Times New Roman" w:hAnsi="Times New Roman" w:cs="Times New Roman"/>
+          <w:sz w:val="24"/>
+          <w:szCs w:val="24"/>
+        </w:rPr>
+        <w:t xml:space="preserve">    "cors": "^2.8.5",</w:t>
+      </w:r>
     </w:p>
     <w:p>
       <w:pPr>
@@ -8223,11 +8991,18 @@
         <w:outlineLvl w:val="0"/>
         <w:rPr>
           <w:rFonts w:ascii="Times New Roman" w:hAnsi="Times New Roman" w:cs="Times New Roman"/>
-          <w:b/>
-          <w:sz w:val="24"/>
-          <w:szCs w:val="24"/>
-        </w:rPr>
-      </w:pPr>
+          <w:sz w:val="24"/>
+          <w:szCs w:val="24"/>
+        </w:rPr>
+      </w:pPr>
+      <w:r>
+        <w:rPr>
+          <w:rFonts w:ascii="Times New Roman" w:hAnsi="Times New Roman" w:cs="Times New Roman"/>
+          <w:sz w:val="24"/>
+          <w:szCs w:val="24"/>
+        </w:rPr>
+        <w:t xml:space="preserve">    "express": "^4.18.2",</w:t>
+      </w:r>
     </w:p>
     <w:p>
       <w:pPr>
@@ -8238,11 +9013,18 @@
         <w:outlineLvl w:val="0"/>
         <w:rPr>
           <w:rFonts w:ascii="Times New Roman" w:hAnsi="Times New Roman" w:cs="Times New Roman"/>
-          <w:b/>
-          <w:sz w:val="24"/>
-          <w:szCs w:val="24"/>
-        </w:rPr>
-      </w:pPr>
+          <w:sz w:val="24"/>
+          <w:szCs w:val="24"/>
+        </w:rPr>
+      </w:pPr>
+      <w:r>
+        <w:rPr>
+          <w:rFonts w:ascii="Times New Roman" w:hAnsi="Times New Roman" w:cs="Times New Roman"/>
+          <w:sz w:val="24"/>
+          <w:szCs w:val="24"/>
+        </w:rPr>
+        <w:t xml:space="preserve">    "mysql2": "^3.6.1"</w:t>
+      </w:r>
     </w:p>
     <w:p>
       <w:pPr>
@@ -8253,11 +9035,18 @@
         <w:outlineLvl w:val="0"/>
         <w:rPr>
           <w:rFonts w:ascii="Times New Roman" w:hAnsi="Times New Roman" w:cs="Times New Roman"/>
-          <w:b/>
-          <w:sz w:val="24"/>
-          <w:szCs w:val="24"/>
-        </w:rPr>
-      </w:pPr>
+          <w:sz w:val="24"/>
+          <w:szCs w:val="24"/>
+        </w:rPr>
+      </w:pPr>
+      <w:r>
+        <w:rPr>
+          <w:rFonts w:ascii="Times New Roman" w:hAnsi="Times New Roman" w:cs="Times New Roman"/>
+          <w:sz w:val="24"/>
+          <w:szCs w:val="24"/>
+        </w:rPr>
+        <w:t xml:space="preserve">  },</w:t>
+      </w:r>
     </w:p>
     <w:p>
       <w:pPr>
@@ -8313,11 +9102,29 @@
         <w:outlineLvl w:val="0"/>
         <w:rPr>
           <w:rFonts w:ascii="Times New Roman" w:hAnsi="Times New Roman" w:cs="Times New Roman"/>
-          <w:b/>
-          <w:sz w:val="24"/>
-          <w:szCs w:val="24"/>
-        </w:rPr>
-      </w:pPr>
+          <w:sz w:val="24"/>
+          <w:szCs w:val="24"/>
+        </w:rPr>
+      </w:pPr>
+      <w:bookmarkStart w:id="24" w:name="_Toc216074230"/>
+      <w:r>
+        <w:rPr>
+          <w:rFonts w:ascii="Times New Roman" w:hAnsi="Times New Roman" w:cs="Times New Roman"/>
+          <w:b/>
+          <w:sz w:val="24"/>
+          <w:szCs w:val="24"/>
+        </w:rPr>
+        <w:t>APÊNDICE B</w:t>
+      </w:r>
+      <w:r>
+        <w:rPr>
+          <w:rFonts w:ascii="Times New Roman" w:hAnsi="Times New Roman" w:cs="Times New Roman"/>
+          <w:sz w:val="24"/>
+          <w:szCs w:val="24"/>
+        </w:rPr>
+        <w:t xml:space="preserve"> – DIAGRAMA DO BANCO DE DADOS</w:t>
+      </w:r>
+      <w:bookmarkEnd w:id="24"/>
     </w:p>
     <w:p>
       <w:pPr>
@@ -8325,135 +9132,78 @@
           <w:tab w:val="left" w:pos="1728"/>
         </w:tabs>
         <w:spacing w:after="0" w:line="240" w:lineRule="auto"/>
+        <w:rPr>
+          <w:rFonts w:ascii="Times New Roman" w:hAnsi="Times New Roman" w:cs="Times New Roman"/>
+          <w:sz w:val="24"/>
+          <w:szCs w:val="24"/>
+        </w:rPr>
+      </w:pPr>
+      <w:r>
+        <w:rPr>
+          <w:rFonts w:ascii="Times New Roman" w:hAnsi="Times New Roman" w:cs="Times New Roman"/>
+          <w:b/>
+          <w:sz w:val="24"/>
+          <w:szCs w:val="24"/>
+        </w:rPr>
+        <w:t>Figura 10</w:t>
+      </w:r>
+      <w:r>
+        <w:rPr>
+          <w:rFonts w:ascii="Times New Roman" w:hAnsi="Times New Roman" w:cs="Times New Roman"/>
+          <w:sz w:val="24"/>
+          <w:szCs w:val="24"/>
+        </w:rPr>
+        <w:t xml:space="preserve"> – </w:t>
+      </w:r>
+    </w:p>
+    <w:p>
+      <w:pPr>
+        <w:tabs>
+          <w:tab w:val="left" w:pos="1728"/>
+        </w:tabs>
+        <w:spacing w:after="0" w:line="240" w:lineRule="auto"/>
         <w:outlineLvl w:val="0"/>
         <w:rPr>
           <w:rFonts w:ascii="Times New Roman" w:hAnsi="Times New Roman" w:cs="Times New Roman"/>
-          <w:b/>
-          <w:sz w:val="24"/>
-          <w:szCs w:val="24"/>
-        </w:rPr>
-      </w:pPr>
-    </w:p>
-    <w:p>
-      <w:pPr>
-        <w:tabs>
-          <w:tab w:val="left" w:pos="1728"/>
-        </w:tabs>
-        <w:spacing w:after="0" w:line="240" w:lineRule="auto"/>
-        <w:outlineLvl w:val="0"/>
-        <w:rPr>
-          <w:rFonts w:ascii="Times New Roman" w:hAnsi="Times New Roman" w:cs="Times New Roman"/>
-          <w:sz w:val="24"/>
-          <w:szCs w:val="24"/>
-        </w:rPr>
-      </w:pPr>
-      <w:bookmarkStart w:id="24" w:name="_Toc215495334"/>
-      <w:r>
-        <w:rPr>
-          <w:rFonts w:ascii="Times New Roman" w:hAnsi="Times New Roman" w:cs="Times New Roman"/>
-          <w:b/>
-          <w:sz w:val="24"/>
-          <w:szCs w:val="24"/>
-        </w:rPr>
-        <w:t>APÊNDICE B</w:t>
-      </w:r>
-      <w:r>
-        <w:rPr>
-          <w:rFonts w:ascii="Times New Roman" w:hAnsi="Times New Roman" w:cs="Times New Roman"/>
-          <w:sz w:val="24"/>
-          <w:szCs w:val="24"/>
-        </w:rPr>
-        <w:t xml:space="preserve"> – DIAGRAMA DO BANCO DE DADOS</w:t>
-      </w:r>
-      <w:bookmarkEnd w:id="24"/>
-    </w:p>
-    <w:p>
-      <w:pPr>
-        <w:tabs>
-          <w:tab w:val="left" w:pos="1728"/>
-        </w:tabs>
-        <w:spacing w:after="0" w:line="240" w:lineRule="auto"/>
-        <w:outlineLvl w:val="0"/>
-        <w:rPr>
-          <w:rFonts w:ascii="Times New Roman" w:hAnsi="Times New Roman" w:cs="Times New Roman"/>
-          <w:sz w:val="24"/>
-          <w:szCs w:val="24"/>
-        </w:rPr>
-      </w:pPr>
-    </w:p>
-    <w:p>
-      <w:pPr>
-        <w:tabs>
-          <w:tab w:val="left" w:pos="1728"/>
-        </w:tabs>
-        <w:spacing w:after="0" w:line="240" w:lineRule="auto"/>
-        <w:rPr>
-          <w:rFonts w:ascii="Times New Roman" w:hAnsi="Times New Roman" w:cs="Times New Roman"/>
-          <w:sz w:val="24"/>
-          <w:szCs w:val="24"/>
-        </w:rPr>
-      </w:pPr>
-      <w:r>
-        <w:rPr>
-          <w:rFonts w:ascii="Times New Roman" w:hAnsi="Times New Roman" w:cs="Times New Roman"/>
-          <w:b/>
-          <w:sz w:val="24"/>
-          <w:szCs w:val="24"/>
-        </w:rPr>
-        <w:t>Figura 10</w:t>
-      </w:r>
-      <w:r>
-        <w:rPr>
-          <w:rFonts w:ascii="Times New Roman" w:hAnsi="Times New Roman" w:cs="Times New Roman"/>
-          <w:sz w:val="24"/>
-          <w:szCs w:val="24"/>
-        </w:rPr>
-        <w:t xml:space="preserve"> – Diagrama do bando de dados</w:t>
-      </w:r>
-    </w:p>
-    <w:p>
-      <w:pPr>
-        <w:tabs>
-          <w:tab w:val="left" w:pos="1728"/>
-        </w:tabs>
-        <w:spacing w:after="0" w:line="240" w:lineRule="auto"/>
-        <w:outlineLvl w:val="0"/>
-        <w:rPr>
-          <w:rFonts w:ascii="Times New Roman" w:hAnsi="Times New Roman" w:cs="Times New Roman"/>
-          <w:sz w:val="24"/>
-          <w:szCs w:val="24"/>
-        </w:rPr>
-      </w:pPr>
-      <w:bookmarkStart w:id="25" w:name="_Toc215495335"/>
-      <w:r>
-        <w:rPr>
-          <w:rFonts w:ascii="Times New Roman" w:hAnsi="Times New Roman" w:cs="Times New Roman"/>
-          <w:b/>
+          <w:sz w:val="24"/>
+          <w:szCs w:val="24"/>
+          <w14:textOutline w14:w="9525" w14:cap="sq" w14:cmpd="sng" w14:algn="ctr">
+            <w14:solidFill>
+              <w14:schemeClr w14:val="tx1"/>
+            </w14:solidFill>
+            <w14:prstDash w14:val="solid"/>
+            <w14:bevel/>
+          </w14:textOutline>
+        </w:rPr>
+      </w:pPr>
+      <w:r>
+        <w:rPr>
+          <w:rFonts w:ascii="Times New Roman" w:hAnsi="Times New Roman" w:cs="Times New Roman"/>
           <w:noProof/>
           <w:sz w:val="24"/>
           <w:szCs w:val="24"/>
         </w:rPr>
         <w:drawing>
-          <wp:anchor distT="0" distB="0" distL="114300" distR="114300" simplePos="0" relativeHeight="251676672" behindDoc="1" locked="0" layoutInCell="1" allowOverlap="1">
+          <wp:anchor distT="0" distB="0" distL="114300" distR="114300" simplePos="0" relativeHeight="251684864" behindDoc="1" locked="0" layoutInCell="1" allowOverlap="1">
             <wp:simplePos x="0" y="0"/>
             <wp:positionH relativeFrom="margin">
-              <wp:posOffset>64770</wp:posOffset>
+              <wp:align>center</wp:align>
             </wp:positionH>
-            <wp:positionV relativeFrom="page">
-              <wp:posOffset>4175760</wp:posOffset>
+            <wp:positionV relativeFrom="paragraph">
+              <wp:posOffset>23495</wp:posOffset>
             </wp:positionV>
-            <wp:extent cx="4693920" cy="2751455"/>
-            <wp:effectExtent l="19050" t="19050" r="11430" b="10795"/>
+            <wp:extent cx="5400040" cy="2710180"/>
+            <wp:effectExtent l="19050" t="19050" r="10160" b="13970"/>
             <wp:wrapTight wrapText="bothSides">
               <wp:wrapPolygon edited="0">
-                <wp:start x="-88" y="-150"/>
-                <wp:lineTo x="-88" y="21535"/>
-                <wp:lineTo x="21565" y="21535"/>
-                <wp:lineTo x="21565" y="-150"/>
-                <wp:lineTo x="-88" y="-150"/>
+                <wp:start x="-76" y="-152"/>
+                <wp:lineTo x="-76" y="21560"/>
+                <wp:lineTo x="21564" y="21560"/>
+                <wp:lineTo x="21564" y="-152"/>
+                <wp:lineTo x="-76" y="-152"/>
               </wp:wrapPolygon>
             </wp:wrapTight>
-            <wp:docPr id="28" name="Imagem 28"/>
+            <wp:docPr id="7" name="Imagem 7"/>
             <wp:cNvGraphicFramePr>
               <a:graphicFrameLocks xmlns:a="http://schemas.openxmlformats.org/drawingml/2006/main" noChangeAspect="1"/>
             </wp:cNvGraphicFramePr>
@@ -8461,11 +9211,11 @@
               <a:graphicData uri="http://schemas.openxmlformats.org/drawingml/2006/picture">
                 <pic:pic xmlns:pic="http://schemas.openxmlformats.org/drawingml/2006/picture">
                   <pic:nvPicPr>
-                    <pic:cNvPr id="28" name="diagrama-do-projeto.png"/>
+                    <pic:cNvPr id="7" name="conexao_banco_de_dados.png"/>
                     <pic:cNvPicPr/>
                   </pic:nvPicPr>
                   <pic:blipFill>
-                    <a:blip r:embed="rId19" cstate="print">
+                    <a:blip r:embed="rId18" cstate="print">
                       <a:extLst>
                         <a:ext uri="{28A0092B-C50C-407E-A947-70E740481C1C}">
                           <a14:useLocalDpi xmlns:a14="http://schemas.microsoft.com/office/drawing/2010/main" val="0"/>
@@ -8479,7 +9229,7 @@
                   <pic:spPr>
                     <a:xfrm>
                       <a:off x="0" y="0"/>
-                      <a:ext cx="4693920" cy="2751455"/>
+                      <a:ext cx="5400040" cy="2710180"/>
                     </a:xfrm>
                     <a:prstGeom prst="rect">
                       <a:avLst/>
@@ -8493,222 +9243,9 @@
                 </pic:pic>
               </a:graphicData>
             </a:graphic>
-            <wp14:sizeRelH relativeFrom="margin">
-              <wp14:pctWidth>0</wp14:pctWidth>
-            </wp14:sizeRelH>
-            <wp14:sizeRelV relativeFrom="margin">
-              <wp14:pctHeight>0</wp14:pctHeight>
-            </wp14:sizeRelV>
           </wp:anchor>
         </w:drawing>
       </w:r>
-      <w:bookmarkEnd w:id="25"/>
-    </w:p>
-    <w:p>
-      <w:pPr>
-        <w:tabs>
-          <w:tab w:val="left" w:pos="1728"/>
-        </w:tabs>
-        <w:spacing w:after="0" w:line="240" w:lineRule="auto"/>
-        <w:outlineLvl w:val="0"/>
-        <w:rPr>
-          <w:rFonts w:ascii="Times New Roman" w:hAnsi="Times New Roman" w:cs="Times New Roman"/>
-          <w:sz w:val="24"/>
-          <w:szCs w:val="24"/>
-        </w:rPr>
-      </w:pPr>
-    </w:p>
-    <w:p>
-      <w:pPr>
-        <w:tabs>
-          <w:tab w:val="left" w:pos="1728"/>
-        </w:tabs>
-        <w:spacing w:after="0" w:line="240" w:lineRule="auto"/>
-        <w:outlineLvl w:val="0"/>
-        <w:rPr>
-          <w:rFonts w:ascii="Times New Roman" w:hAnsi="Times New Roman" w:cs="Times New Roman"/>
-          <w:sz w:val="24"/>
-          <w:szCs w:val="24"/>
-        </w:rPr>
-      </w:pPr>
-    </w:p>
-    <w:p>
-      <w:pPr>
-        <w:tabs>
-          <w:tab w:val="left" w:pos="1728"/>
-        </w:tabs>
-        <w:spacing w:after="0" w:line="240" w:lineRule="auto"/>
-        <w:outlineLvl w:val="0"/>
-        <w:rPr>
-          <w:rFonts w:ascii="Times New Roman" w:hAnsi="Times New Roman" w:cs="Times New Roman"/>
-          <w:sz w:val="24"/>
-          <w:szCs w:val="24"/>
-        </w:rPr>
-      </w:pPr>
-    </w:p>
-    <w:p>
-      <w:pPr>
-        <w:tabs>
-          <w:tab w:val="left" w:pos="1728"/>
-        </w:tabs>
-        <w:spacing w:after="0" w:line="240" w:lineRule="auto"/>
-        <w:outlineLvl w:val="0"/>
-        <w:rPr>
-          <w:rFonts w:ascii="Times New Roman" w:hAnsi="Times New Roman" w:cs="Times New Roman"/>
-          <w:sz w:val="24"/>
-          <w:szCs w:val="24"/>
-        </w:rPr>
-      </w:pPr>
-    </w:p>
-    <w:p>
-      <w:pPr>
-        <w:tabs>
-          <w:tab w:val="left" w:pos="1728"/>
-        </w:tabs>
-        <w:spacing w:after="0" w:line="240" w:lineRule="auto"/>
-        <w:outlineLvl w:val="0"/>
-        <w:rPr>
-          <w:rFonts w:ascii="Times New Roman" w:hAnsi="Times New Roman" w:cs="Times New Roman"/>
-          <w:b/>
-          <w:sz w:val="24"/>
-          <w:szCs w:val="24"/>
-        </w:rPr>
-      </w:pPr>
-    </w:p>
-    <w:p>
-      <w:pPr>
-        <w:tabs>
-          <w:tab w:val="left" w:pos="1728"/>
-        </w:tabs>
-        <w:spacing w:after="0" w:line="240" w:lineRule="auto"/>
-        <w:outlineLvl w:val="0"/>
-        <w:rPr>
-          <w:rFonts w:ascii="Times New Roman" w:hAnsi="Times New Roman" w:cs="Times New Roman"/>
-          <w:b/>
-          <w:sz w:val="24"/>
-          <w:szCs w:val="24"/>
-        </w:rPr>
-      </w:pPr>
-    </w:p>
-    <w:p>
-      <w:pPr>
-        <w:tabs>
-          <w:tab w:val="left" w:pos="1728"/>
-        </w:tabs>
-        <w:spacing w:after="0" w:line="240" w:lineRule="auto"/>
-        <w:outlineLvl w:val="0"/>
-        <w:rPr>
-          <w:rFonts w:ascii="Times New Roman" w:hAnsi="Times New Roman" w:cs="Times New Roman"/>
-          <w:b/>
-          <w:sz w:val="24"/>
-          <w:szCs w:val="24"/>
-        </w:rPr>
-      </w:pPr>
-    </w:p>
-    <w:p>
-      <w:pPr>
-        <w:tabs>
-          <w:tab w:val="left" w:pos="1728"/>
-        </w:tabs>
-        <w:spacing w:after="0" w:line="240" w:lineRule="auto"/>
-        <w:outlineLvl w:val="0"/>
-        <w:rPr>
-          <w:rFonts w:ascii="Times New Roman" w:hAnsi="Times New Roman" w:cs="Times New Roman"/>
-          <w:b/>
-          <w:sz w:val="24"/>
-          <w:szCs w:val="24"/>
-        </w:rPr>
-      </w:pPr>
-    </w:p>
-    <w:p>
-      <w:pPr>
-        <w:tabs>
-          <w:tab w:val="left" w:pos="1728"/>
-        </w:tabs>
-        <w:spacing w:after="0" w:line="240" w:lineRule="auto"/>
-        <w:outlineLvl w:val="0"/>
-        <w:rPr>
-          <w:rFonts w:ascii="Times New Roman" w:hAnsi="Times New Roman" w:cs="Times New Roman"/>
-          <w:b/>
-          <w:sz w:val="24"/>
-          <w:szCs w:val="24"/>
-        </w:rPr>
-      </w:pPr>
-    </w:p>
-    <w:p>
-      <w:pPr>
-        <w:tabs>
-          <w:tab w:val="left" w:pos="1728"/>
-        </w:tabs>
-        <w:spacing w:after="0" w:line="240" w:lineRule="auto"/>
-        <w:outlineLvl w:val="0"/>
-        <w:rPr>
-          <w:rFonts w:ascii="Times New Roman" w:hAnsi="Times New Roman" w:cs="Times New Roman"/>
-          <w:b/>
-          <w:sz w:val="24"/>
-          <w:szCs w:val="24"/>
-        </w:rPr>
-      </w:pPr>
-    </w:p>
-    <w:p>
-      <w:pPr>
-        <w:tabs>
-          <w:tab w:val="left" w:pos="1728"/>
-        </w:tabs>
-        <w:spacing w:after="0" w:line="240" w:lineRule="auto"/>
-        <w:outlineLvl w:val="0"/>
-        <w:rPr>
-          <w:rFonts w:ascii="Times New Roman" w:hAnsi="Times New Roman" w:cs="Times New Roman"/>
-          <w:b/>
-          <w:sz w:val="24"/>
-          <w:szCs w:val="24"/>
-        </w:rPr>
-      </w:pPr>
-    </w:p>
-    <w:p>
-      <w:pPr>
-        <w:tabs>
-          <w:tab w:val="left" w:pos="1728"/>
-        </w:tabs>
-        <w:spacing w:after="0" w:line="240" w:lineRule="auto"/>
-        <w:outlineLvl w:val="0"/>
-        <w:rPr>
-          <w:rFonts w:ascii="Times New Roman" w:hAnsi="Times New Roman" w:cs="Times New Roman"/>
-          <w:b/>
-          <w:sz w:val="24"/>
-          <w:szCs w:val="24"/>
-        </w:rPr>
-      </w:pPr>
-    </w:p>
-    <w:p>
-      <w:pPr>
-        <w:tabs>
-          <w:tab w:val="left" w:pos="1728"/>
-        </w:tabs>
-        <w:spacing w:after="0" w:line="240" w:lineRule="auto"/>
-        <w:outlineLvl w:val="0"/>
-        <w:rPr>
-          <w:rFonts w:ascii="Times New Roman" w:hAnsi="Times New Roman" w:cs="Times New Roman"/>
-          <w:b/>
-          <w:sz w:val="24"/>
-          <w:szCs w:val="24"/>
-        </w:rPr>
-      </w:pPr>
-    </w:p>
-    <w:p>
-      <w:pPr>
-        <w:tabs>
-          <w:tab w:val="left" w:pos="1728"/>
-        </w:tabs>
-        <w:spacing w:after="0" w:line="240" w:lineRule="auto"/>
-        <w:outlineLvl w:val="0"/>
-        <w:rPr>
-          <w:rFonts w:ascii="Times New Roman" w:hAnsi="Times New Roman" w:cs="Times New Roman"/>
-          <w:b/>
-          <w:sz w:val="24"/>
-          <w:szCs w:val="24"/>
-        </w:rPr>
-      </w:pPr>
     </w:p>
     <w:p>
       <w:pPr>
@@ -8732,39 +9269,25 @@
         <w:spacing w:after="0" w:line="240" w:lineRule="auto"/>
         <w:rPr>
           <w:rFonts w:ascii="Times New Roman" w:hAnsi="Times New Roman" w:cs="Times New Roman"/>
+          <w:sz w:val="24"/>
+          <w:szCs w:val="24"/>
+        </w:rPr>
+      </w:pPr>
+      <w:r>
+        <w:rPr>
+          <w:rFonts w:ascii="Times New Roman" w:hAnsi="Times New Roman" w:cs="Times New Roman"/>
           <w:b/>
           <w:sz w:val="20"/>
           <w:szCs w:val="20"/>
         </w:rPr>
-      </w:pPr>
-    </w:p>
-    <w:p>
-      <w:pPr>
-        <w:tabs>
-          <w:tab w:val="left" w:pos="1728"/>
-        </w:tabs>
-        <w:spacing w:after="0" w:line="240" w:lineRule="auto"/>
-        <w:rPr>
-          <w:rFonts w:ascii="Times New Roman" w:hAnsi="Times New Roman" w:cs="Times New Roman"/>
-          <w:sz w:val="24"/>
-          <w:szCs w:val="24"/>
-        </w:rPr>
-      </w:pPr>
-      <w:r>
-        <w:rPr>
-          <w:rFonts w:ascii="Times New Roman" w:hAnsi="Times New Roman" w:cs="Times New Roman"/>
-          <w:b/>
+        <w:t xml:space="preserve">Fonte: </w:t>
+      </w:r>
+      <w:r>
+        <w:rPr>
+          <w:rFonts w:ascii="Times New Roman" w:hAnsi="Times New Roman" w:cs="Times New Roman"/>
           <w:sz w:val="20"/>
           <w:szCs w:val="20"/>
         </w:rPr>
-        <w:t xml:space="preserve">Fonte: </w:t>
-      </w:r>
-      <w:r>
-        <w:rPr>
-          <w:rFonts w:ascii="Times New Roman" w:hAnsi="Times New Roman" w:cs="Times New Roman"/>
-          <w:sz w:val="20"/>
-          <w:szCs w:val="20"/>
-        </w:rPr>
         <w:t>Os Autores</w:t>
       </w:r>
     </w:p>
@@ -8812,6 +9335,7 @@
           <w:szCs w:val="24"/>
         </w:rPr>
       </w:pPr>
+      <w:bookmarkStart w:id="25" w:name="_Toc216074232"/>
     </w:p>
     <w:p>
       <w:pPr>
@@ -8932,7 +9456,6 @@
           <w:szCs w:val="24"/>
         </w:rPr>
       </w:pPr>
-      <w:bookmarkStart w:id="26" w:name="_Toc215495336"/>
     </w:p>
     <w:p>
       <w:pPr>
@@ -9018,34 +9541,18 @@
         <w:outlineLvl w:val="0"/>
         <w:rPr>
           <w:rFonts w:ascii="Times New Roman" w:hAnsi="Times New Roman" w:cs="Times New Roman"/>
-          <w:b/>
-          <w:sz w:val="24"/>
-          <w:szCs w:val="24"/>
-        </w:rPr>
-      </w:pPr>
-    </w:p>
-    <w:p>
-      <w:pPr>
-        <w:tabs>
-          <w:tab w:val="left" w:pos="1728"/>
-        </w:tabs>
-        <w:spacing w:after="0" w:line="240" w:lineRule="auto"/>
-        <w:outlineLvl w:val="0"/>
-        <w:rPr>
-          <w:rFonts w:ascii="Times New Roman" w:hAnsi="Times New Roman" w:cs="Times New Roman"/>
-          <w:sz w:val="24"/>
-          <w:szCs w:val="24"/>
-        </w:rPr>
-      </w:pPr>
-      <w:bookmarkStart w:id="27" w:name="_GoBack"/>
-      <w:bookmarkEnd w:id="27"/>
-      <w:r>
-        <w:rPr>
-          <w:rFonts w:ascii="Times New Roman" w:hAnsi="Times New Roman" w:cs="Times New Roman"/>
-          <w:b/>
-          <w:sz w:val="24"/>
-          <w:szCs w:val="24"/>
-        </w:rPr>
+          <w:sz w:val="24"/>
+          <w:szCs w:val="24"/>
+        </w:rPr>
+      </w:pPr>
+      <w:r>
+        <w:rPr>
+          <w:rFonts w:ascii="Times New Roman" w:hAnsi="Times New Roman" w:cs="Times New Roman"/>
+          <w:b/>
+          <w:sz w:val="24"/>
+          <w:szCs w:val="24"/>
+        </w:rPr>
+        <w:lastRenderedPageBreak/>
         <w:t>APÊNDICE C</w:t>
       </w:r>
       <w:r>
@@ -9056,7 +9563,7 @@
         </w:rPr>
         <w:t xml:space="preserve"> – PROTOTIPAÇÃO DAS TELAS DO APP</w:t>
       </w:r>
-      <w:bookmarkEnd w:id="26"/>
+      <w:bookmarkEnd w:id="25"/>
     </w:p>
     <w:p>
       <w:pPr>
@@ -9096,10 +9603,10 @@
           <wp:anchor distT="0" distB="0" distL="114300" distR="114300" simplePos="0" relativeHeight="251675648" behindDoc="0" locked="0" layoutInCell="1" allowOverlap="1">
             <wp:simplePos x="0" y="0"/>
             <wp:positionH relativeFrom="margin">
-              <wp:align>left</wp:align>
+              <wp:align>center</wp:align>
             </wp:positionH>
             <wp:positionV relativeFrom="page">
-              <wp:posOffset>2049780</wp:posOffset>
+              <wp:posOffset>1562100</wp:posOffset>
             </wp:positionV>
             <wp:extent cx="5400040" cy="2141220"/>
             <wp:effectExtent l="0" t="0" r="0" b="0"/>
@@ -9166,7 +9673,15 @@
           <w:sz w:val="24"/>
           <w:szCs w:val="24"/>
         </w:rPr>
-        <w:t xml:space="preserve"> -Prototipação das telas do app</w:t>
+        <w:t xml:space="preserve"> -Prototipação das telas </w:t>
+      </w:r>
+      <w:r>
+        <w:rPr>
+          <w:rFonts w:ascii="Times New Roman" w:hAnsi="Times New Roman" w:cs="Times New Roman"/>
+          <w:sz w:val="24"/>
+          <w:szCs w:val="24"/>
+        </w:rPr>
+        <w:t>do site no figma</w:t>
       </w:r>
     </w:p>
     <w:p>
@@ -9271,7 +9786,7 @@
       </w:pPr>
     </w:p>
     <w:sectPr>
-      <w:headerReference w:type="default" r:id="rId20"/>
+      <w:headerReference w:type="default" r:id="rId19"/>
       <w:pgSz w:w="11906" w:h="16838"/>
       <w:pgMar w:top="1417" w:right="1701" w:bottom="1417" w:left="1701" w:header="850" w:footer="850" w:gutter="0"/>
       <w:cols w:space="708"/>
@@ -10305,7 +10820,7 @@
 </file>
 
 <file path=customXml/itemProps1.xml><?xml version="1.0" encoding="utf-8"?>
-<ds:datastoreItem xmlns:ds="http://schemas.openxmlformats.org/officeDocument/2006/customXml" ds:itemID="{16EB1C75-77A8-4A7B-8D4B-D5EE0AD5BF32}">
+<ds:datastoreItem xmlns:ds="http://schemas.openxmlformats.org/officeDocument/2006/customXml" ds:itemID="{88971454-79DF-4ABF-AEA3-BDA74823EE07}">
   <ds:schemaRefs>
     <ds:schemaRef ds:uri="http://schemas.openxmlformats.org/officeDocument/2006/bibliography"/>
   </ds:schemaRefs>
